--- a/Suivi-des-bugs.docx
+++ b/Suivi-des-bugs.docx
@@ -29,7 +29,7 @@
           <w:sz w:val="22"/>
           <w:szCs w:val="22"/>
         </w:rPr>
-        <w:t xml:space="preserve">État au 10 octobre 2026, à partir du commit f385d2b du dépôt. Les numéros de points sont stables : ils renvoient à l'ancien suivi du README.</w:t>
+        <w:t>État au 11 octobre 2026, à partir du commit 6a32dca du dépôt. Les numéros de points sont stables : ils renvoient à l'ancien suivi du README.</w:t>
       </w:r>
     </w:p>
     <w:p>
@@ -844,7 +844,7 @@
                 <w:sz w:val="18"/>
                 <w:szCs w:val="18"/>
               </w:rPr>
-              <w:t xml:space="preserve">8</w:t>
+              <w:t>4</w:t>
             </w:r>
           </w:p>
         </w:tc>
@@ -1220,7 +1220,7 @@
                 <w:sz w:val="18"/>
                 <w:szCs w:val="18"/>
               </w:rPr>
-              <w:t xml:space="preserve">53</w:t>
+              <w:t>56</w:t>
             </w:r>
           </w:p>
         </w:tc>
@@ -9048,7 +9048,7 @@
                 <w:sz w:val="18"/>
                 <w:szCs w:val="18"/>
               </w:rPr>
-              <w:t xml:space="preserve">70</w:t>
+              <w:t xml:space="preserve">Accueil</w:t>
             </w:r>
           </w:p>
         </w:tc>
@@ -9081,7 +9081,7 @@
                 <w:sz w:val="18"/>
                 <w:szCs w:val="18"/>
               </w:rPr>
-              <w:t xml:space="preserve">wedging.css</w:t>
+              <w:t xml:space="preserve">HomePage.css</w:t>
             </w:r>
           </w:p>
         </w:tc>
@@ -9114,27 +9114,7 @@
                 <w:sz w:val="18"/>
                 <w:szCs w:val="18"/>
               </w:rPr>
-              <w:t xml:space="preserve">Wedging sur les écrans de 360 px (Android courant) : les cartes Parcours et Exercices s'empilaient et les distances sélectionnables passaient sur 2 colonnes au lieu de 4. Cause : une règle </w:t>
-            </w:r>
-            <w:r>
-              <w:rPr>
-                <w:rFonts w:ascii="Consolas" w:cs="Consolas" w:eastAsia="Consolas" w:hAnsi="Consolas"/>
-                <w:b w:val="false"/>
-                <w:bCs w:val="false"/>
-                <w:sz w:val="17"/>
-                <w:szCs w:val="17"/>
-              </w:rPr>
-              <w:t xml:space="preserve">@media (max-width:360px)</w:t>
-            </w:r>
-            <w:r>
-              <w:rPr>
-                <w:rFonts w:ascii="Calibri" w:cs="Calibri" w:eastAsia="Calibri" w:hAnsi="Calibri"/>
-                <w:b w:val="false"/>
-                <w:bCs w:val="false"/>
-                <w:sz w:val="18"/>
-                <w:szCs w:val="18"/>
-              </w:rPr>
-              <w:t xml:space="preserve">, désormais limitée à 330 px.</w:t>
+              <w:t>Boutons orbitaux ramenés de 104 à 94 px (jugés trop gros) : icône 18 px, marge interne 5 px, interligne du sous-titre réduit. Taille estimée par calcul, aucun rendu vu.</w:t>
             </w:r>
           </w:p>
         </w:tc>
@@ -9236,7 +9216,7 @@
                 <w:sz w:val="18"/>
                 <w:szCs w:val="18"/>
               </w:rPr>
-              <w:t xml:space="preserve">Tester sur Android : cartes côte à côte, 4 colonnes de distances, aucun libellé coupé (ex. "105-110m").</w:t>
+              <w:t>Tester : boutons plus petits, six boutons complets dans le cercle (icône, titre, sous-titre, chevron), bouton central séparé des cinq autres, titre et sous-titre de l'en-tête non recouverts par Putting.</w:t>
             </w:r>
           </w:p>
         </w:tc>
@@ -9274,7 +9254,7 @@
                 <w:sz w:val="18"/>
                 <w:szCs w:val="18"/>
               </w:rPr>
-              <w:t xml:space="preserve">Accueil</w:t>
+              <w:t xml:space="preserve">55, 57</w:t>
             </w:r>
           </w:p>
         </w:tc>
@@ -9307,7 +9287,7 @@
                 <w:sz w:val="18"/>
                 <w:szCs w:val="18"/>
               </w:rPr>
-              <w:t xml:space="preserve">HomePage.css</w:t>
+              <w:t xml:space="preserve">menu.js, menu.css</w:t>
             </w:r>
           </w:p>
         </w:tc>
@@ -9340,7 +9320,7 @@
                 <w:sz w:val="18"/>
                 <w:szCs w:val="18"/>
               </w:rPr>
-              <w:t xml:space="preserve">Boutons orbitaux portés à 104 px : l'icône et le chevron de Parcours, Gym et Wedging sortaient du cercle. Taille estimée par calcul, aucun rendu vu.</w:t>
+              <w:t xml:space="preserve">Menu : en-tête avec encoche en mode installé, boutons Valider / Enregistrer / Envoyer au support, pavé numérique.</w:t>
             </w:r>
           </w:p>
         </w:tc>
@@ -9442,831 +9422,7 @@
                 <w:sz w:val="18"/>
                 <w:szCs w:val="18"/>
               </w:rPr>
-              <w:t xml:space="preserve">Tester : six boutons complets dans le cercle, bouton central séparé des cinq autres, titre et sous-titre de l'en-tête non recouverts par Putting.</w:t>
-            </w:r>
-          </w:p>
-        </w:tc>
-      </w:tr>
-      <w:tr>
-        <w:trPr>
-          <w:cantSplit/>
-        </w:trPr>
-        <w:tc>
-          <w:tcPr>
-            <w:tcW w:type="dxa" w:w="1500"/>
-            <w:tcBorders>
-              <w:top w:val="single" w:color="BFBFBF" w:sz="4"/>
-              <w:left w:val="single" w:color="BFBFBF" w:sz="4"/>
-              <w:bottom w:val="single" w:color="BFBFBF" w:sz="4"/>
-              <w:right w:val="single" w:color="BFBFBF" w:sz="4"/>
-            </w:tcBorders>
-            <w:tcMar>
-              <w:top w:type="dxa" w:w="70"/>
-              <w:left w:type="dxa" w:w="100"/>
-              <w:bottom w:type="dxa" w:w="70"/>
-              <w:right w:type="dxa" w:w="100"/>
-            </w:tcMar>
-            <w:vAlign w:val="top"/>
-          </w:tcPr>
-          <w:p>
-            <w:pPr>
-              <w:spacing w:after="0"/>
-            </w:pPr>
-            <w:r>
-              <w:rPr>
-                <w:rFonts w:ascii="Calibri" w:cs="Calibri" w:eastAsia="Calibri" w:hAnsi="Calibri"/>
-                <w:b/>
-                <w:bCs/>
-                <w:sz w:val="18"/>
-                <w:szCs w:val="18"/>
-              </w:rPr>
-              <w:t xml:space="preserve">36, 43, 49, 54</w:t>
-            </w:r>
-          </w:p>
-        </w:tc>
-        <w:tc>
-          <w:tcPr>
-            <w:tcW w:type="dxa" w:w="2100"/>
-            <w:tcBorders>
-              <w:top w:val="single" w:color="BFBFBF" w:sz="4"/>
-              <w:left w:val="single" w:color="BFBFBF" w:sz="4"/>
-              <w:bottom w:val="single" w:color="BFBFBF" w:sz="4"/>
-              <w:right w:val="single" w:color="BFBFBF" w:sz="4"/>
-            </w:tcBorders>
-            <w:tcMar>
-              <w:top w:type="dxa" w:w="70"/>
-              <w:left w:type="dxa" w:w="100"/>
-              <w:bottom w:type="dxa" w:w="70"/>
-              <w:right w:type="dxa" w:w="100"/>
-            </w:tcMar>
-            <w:vAlign w:val="top"/>
-          </w:tcPr>
-          <w:p>
-            <w:pPr>
-              <w:spacing w:after="0"/>
-            </w:pPr>
-            <w:r>
-              <w:rPr>
-                <w:rFonts w:ascii="Calibri" w:cs="Calibri" w:eastAsia="Calibri" w:hAnsi="Calibri"/>
-                <w:b w:val="false"/>
-                <w:bCs w:val="false"/>
-                <w:sz w:val="18"/>
-                <w:szCs w:val="18"/>
-              </w:rPr>
-              <w:t xml:space="preserve">gym.js, gym.css</w:t>
-            </w:r>
-          </w:p>
-        </w:tc>
-        <w:tc>
-          <w:tcPr>
-            <w:tcW w:type="dxa" w:w="5600"/>
-            <w:tcBorders>
-              <w:top w:val="single" w:color="BFBFBF" w:sz="4"/>
-              <w:left w:val="single" w:color="BFBFBF" w:sz="4"/>
-              <w:bottom w:val="single" w:color="BFBFBF" w:sz="4"/>
-              <w:right w:val="single" w:color="BFBFBF" w:sz="4"/>
-            </w:tcBorders>
-            <w:tcMar>
-              <w:top w:type="dxa" w:w="70"/>
-              <w:left w:type="dxa" w:w="100"/>
-              <w:bottom w:type="dxa" w:w="70"/>
-              <w:right w:type="dxa" w:w="100"/>
-            </w:tcMar>
-            <w:vAlign w:val="top"/>
-          </w:tcPr>
-          <w:p>
-            <w:pPr>
-              <w:spacing w:after="0"/>
-            </w:pPr>
-            <w:r>
-              <w:rPr>
-                <w:rFonts w:ascii="Calibri" w:cs="Calibri" w:eastAsia="Calibri" w:hAnsi="Calibri"/>
-                <w:b w:val="false"/>
-                <w:bCs w:val="false"/>
-                <w:sz w:val="18"/>
-                <w:szCs w:val="18"/>
-              </w:rPr>
-              <w:t xml:space="preserve">Gym : reprise d'une séance après rechargement, lien "Voir tous" des objectifs, bottom sheets avec safe-area, étiquettes plus larges (11 px).</w:t>
-            </w:r>
-          </w:p>
-        </w:tc>
-        <w:tc>
-          <w:tcPr>
-            <w:tcW w:type="dxa" w:w="1100"/>
-            <w:tcBorders>
-              <w:top w:val="single" w:color="BFBFBF" w:sz="4"/>
-              <w:left w:val="single" w:color="BFBFBF" w:sz="4"/>
-              <w:bottom w:val="single" w:color="BFBFBF" w:sz="4"/>
-              <w:right w:val="single" w:color="BFBFBF" w:sz="4"/>
-            </w:tcBorders>
-            <w:shd w:fill="FFEB9C" w:color="auto" w:val="clear"/>
-            <w:tcMar>
-              <w:top w:type="dxa" w:w="70"/>
-              <w:left w:type="dxa" w:w="100"/>
-              <w:bottom w:type="dxa" w:w="70"/>
-              <w:right w:type="dxa" w:w="100"/>
-            </w:tcMar>
-            <w:vAlign w:val="center"/>
-          </w:tcPr>
-          <w:p>
-            <w:pPr>
-              <w:spacing w:after="0"/>
-              <w:jc w:val="center"/>
-            </w:pPr>
-            <w:r>
-              <w:rPr>
-                <w:rFonts w:ascii="Calibri" w:cs="Calibri" w:eastAsia="Calibri" w:hAnsi="Calibri"/>
-                <w:b/>
-                <w:bCs/>
-                <w:color w:val="7A4A00"/>
-                <w:sz w:val="18"/>
-                <w:szCs w:val="18"/>
-              </w:rPr>
-              <w:t xml:space="preserve">En cours</w:t>
-            </w:r>
-          </w:p>
-        </w:tc>
-        <w:tc>
-          <w:tcPr>
-            <w:tcW w:type="dxa" w:w="1700"/>
-            <w:tcBorders>
-              <w:top w:val="single" w:color="BFBFBF" w:sz="4"/>
-              <w:left w:val="single" w:color="BFBFBF" w:sz="4"/>
-              <w:bottom w:val="single" w:color="BFBFBF" w:sz="4"/>
-              <w:right w:val="single" w:color="BFBFBF" w:sz="4"/>
-            </w:tcBorders>
-            <w:tcMar>
-              <w:top w:type="dxa" w:w="70"/>
-              <w:left w:type="dxa" w:w="100"/>
-              <w:bottom w:type="dxa" w:w="70"/>
-              <w:right w:type="dxa" w:w="100"/>
-            </w:tcMar>
-            <w:vAlign w:val="top"/>
-          </w:tcPr>
-          <w:p>
-            <w:pPr>
-              <w:spacing w:after="0"/>
-            </w:pPr>
-            <w:r>
-              <w:rPr>
-                <w:rFonts w:ascii="Calibri" w:cs="Calibri" w:eastAsia="Calibri" w:hAnsi="Calibri"/>
-                <w:b w:val="false"/>
-                <w:bCs w:val="false"/>
-                <w:sz w:val="18"/>
-                <w:szCs w:val="18"/>
-              </w:rPr>
-              <w:t xml:space="preserve">Propriétaire</w:t>
-            </w:r>
-          </w:p>
-        </w:tc>
-        <w:tc>
-          <w:tcPr>
-            <w:tcW w:type="dxa" w:w="3398"/>
-            <w:tcBorders>
-              <w:top w:val="single" w:color="BFBFBF" w:sz="4"/>
-              <w:left w:val="single" w:color="BFBFBF" w:sz="4"/>
-              <w:bottom w:val="single" w:color="BFBFBF" w:sz="4"/>
-              <w:right w:val="single" w:color="BFBFBF" w:sz="4"/>
-            </w:tcBorders>
-            <w:tcMar>
-              <w:top w:type="dxa" w:w="70"/>
-              <w:left w:type="dxa" w:w="100"/>
-              <w:bottom w:type="dxa" w:w="70"/>
-              <w:right w:type="dxa" w:w="100"/>
-            </w:tcMar>
-            <w:vAlign w:val="top"/>
-          </w:tcPr>
-          <w:p>
-            <w:pPr>
-              <w:spacing w:after="0"/>
-            </w:pPr>
-            <w:r>
-              <w:rPr>
-                <w:rFonts w:ascii="Calibri" w:cs="Calibri" w:eastAsia="Calibri" w:hAnsi="Calibri"/>
-                <w:b w:val="false"/>
-                <w:bCs w:val="false"/>
-                <w:sz w:val="18"/>
-                <w:szCs w:val="18"/>
-              </w:rPr>
-              <w:t xml:space="preserve">Tester : recharger en pleine séance ; ouvrir une sheet sur iPhone ; vérifier qu'aucune étiquette ne déborde.</w:t>
-            </w:r>
-          </w:p>
-        </w:tc>
-      </w:tr>
-      <w:tr>
-        <w:trPr>
-          <w:cantSplit/>
-        </w:trPr>
-        <w:tc>
-          <w:tcPr>
-            <w:tcW w:type="dxa" w:w="1500"/>
-            <w:tcBorders>
-              <w:top w:val="single" w:color="BFBFBF" w:sz="4"/>
-              <w:left w:val="single" w:color="BFBFBF" w:sz="4"/>
-              <w:bottom w:val="single" w:color="BFBFBF" w:sz="4"/>
-              <w:right w:val="single" w:color="BFBFBF" w:sz="4"/>
-            </w:tcBorders>
-            <w:tcMar>
-              <w:top w:type="dxa" w:w="70"/>
-              <w:left w:type="dxa" w:w="100"/>
-              <w:bottom w:type="dxa" w:w="70"/>
-              <w:right w:type="dxa" w:w="100"/>
-            </w:tcMar>
-            <w:vAlign w:val="top"/>
-          </w:tcPr>
-          <w:p>
-            <w:pPr>
-              <w:spacing w:after="0"/>
-            </w:pPr>
-            <w:r>
-              <w:rPr>
-                <w:rFonts w:ascii="Calibri" w:cs="Calibri" w:eastAsia="Calibri" w:hAnsi="Calibri"/>
-                <w:b/>
-                <w:bCs/>
-                <w:sz w:val="18"/>
-                <w:szCs w:val="18"/>
-              </w:rPr>
-              <w:t xml:space="preserve">44, 51</w:t>
-            </w:r>
-          </w:p>
-        </w:tc>
-        <w:tc>
-          <w:tcPr>
-            <w:tcW w:type="dxa" w:w="2100"/>
-            <w:tcBorders>
-              <w:top w:val="single" w:color="BFBFBF" w:sz="4"/>
-              <w:left w:val="single" w:color="BFBFBF" w:sz="4"/>
-              <w:bottom w:val="single" w:color="BFBFBF" w:sz="4"/>
-              <w:right w:val="single" w:color="BFBFBF" w:sz="4"/>
-            </w:tcBorders>
-            <w:tcMar>
-              <w:top w:type="dxa" w:w="70"/>
-              <w:left w:type="dxa" w:w="100"/>
-              <w:bottom w:type="dxa" w:w="70"/>
-              <w:right w:type="dxa" w:w="100"/>
-            </w:tcMar>
-            <w:vAlign w:val="top"/>
-          </w:tcPr>
-          <w:p>
-            <w:pPr>
-              <w:spacing w:after="0"/>
-            </w:pPr>
-            <w:r>
-              <w:rPr>
-                <w:rFonts w:ascii="Calibri" w:cs="Calibri" w:eastAsia="Calibri" w:hAnsi="Calibri"/>
-                <w:b w:val="false"/>
-                <w:bCs w:val="false"/>
-                <w:sz w:val="18"/>
-                <w:szCs w:val="18"/>
-              </w:rPr>
-              <w:t xml:space="preserve">wedging.js, wedging.css</w:t>
-            </w:r>
-          </w:p>
-        </w:tc>
-        <w:tc>
-          <w:tcPr>
-            <w:tcW w:type="dxa" w:w="5600"/>
-            <w:tcBorders>
-              <w:top w:val="single" w:color="BFBFBF" w:sz="4"/>
-              <w:left w:val="single" w:color="BFBFBF" w:sz="4"/>
-              <w:bottom w:val="single" w:color="BFBFBF" w:sz="4"/>
-              <w:right w:val="single" w:color="BFBFBF" w:sz="4"/>
-            </w:tcBorders>
-            <w:tcMar>
-              <w:top w:type="dxa" w:w="70"/>
-              <w:left w:type="dxa" w:w="100"/>
-              <w:bottom w:type="dxa" w:w="70"/>
-              <w:right w:type="dxa" w:w="100"/>
-            </w:tcMar>
-            <w:vAlign w:val="top"/>
-          </w:tcPr>
-          <w:p>
-            <w:pPr>
-              <w:spacing w:after="0"/>
-            </w:pPr>
-            <w:r>
-              <w:rPr>
-                <w:rFonts w:ascii="Calibri" w:cs="Calibri" w:eastAsia="Calibri" w:hAnsi="Calibri"/>
-                <w:b w:val="false"/>
-                <w:bCs w:val="false"/>
-                <w:sz w:val="18"/>
-                <w:szCs w:val="18"/>
-              </w:rPr>
-              <w:t xml:space="preserve">Wedging : toast dans la modale de création d'exercice, boutons modifier / dupliquer / supprimer, aucun style disparu après la suppression de 82 règles.</w:t>
-            </w:r>
-          </w:p>
-        </w:tc>
-        <w:tc>
-          <w:tcPr>
-            <w:tcW w:type="dxa" w:w="1100"/>
-            <w:tcBorders>
-              <w:top w:val="single" w:color="BFBFBF" w:sz="4"/>
-              <w:left w:val="single" w:color="BFBFBF" w:sz="4"/>
-              <w:bottom w:val="single" w:color="BFBFBF" w:sz="4"/>
-              <w:right w:val="single" w:color="BFBFBF" w:sz="4"/>
-            </w:tcBorders>
-            <w:shd w:fill="FFEB9C" w:color="auto" w:val="clear"/>
-            <w:tcMar>
-              <w:top w:type="dxa" w:w="70"/>
-              <w:left w:type="dxa" w:w="100"/>
-              <w:bottom w:type="dxa" w:w="70"/>
-              <w:right w:type="dxa" w:w="100"/>
-            </w:tcMar>
-            <w:vAlign w:val="center"/>
-          </w:tcPr>
-          <w:p>
-            <w:pPr>
-              <w:spacing w:after="0"/>
-              <w:jc w:val="center"/>
-            </w:pPr>
-            <w:r>
-              <w:rPr>
-                <w:rFonts w:ascii="Calibri" w:cs="Calibri" w:eastAsia="Calibri" w:hAnsi="Calibri"/>
-                <w:b/>
-                <w:bCs/>
-                <w:color w:val="7A4A00"/>
-                <w:sz w:val="18"/>
-                <w:szCs w:val="18"/>
-              </w:rPr>
-              <w:t xml:space="preserve">En cours</w:t>
-            </w:r>
-          </w:p>
-        </w:tc>
-        <w:tc>
-          <w:tcPr>
-            <w:tcW w:type="dxa" w:w="1700"/>
-            <w:tcBorders>
-              <w:top w:val="single" w:color="BFBFBF" w:sz="4"/>
-              <w:left w:val="single" w:color="BFBFBF" w:sz="4"/>
-              <w:bottom w:val="single" w:color="BFBFBF" w:sz="4"/>
-              <w:right w:val="single" w:color="BFBFBF" w:sz="4"/>
-            </w:tcBorders>
-            <w:tcMar>
-              <w:top w:type="dxa" w:w="70"/>
-              <w:left w:type="dxa" w:w="100"/>
-              <w:bottom w:type="dxa" w:w="70"/>
-              <w:right w:type="dxa" w:w="100"/>
-            </w:tcMar>
-            <w:vAlign w:val="top"/>
-          </w:tcPr>
-          <w:p>
-            <w:pPr>
-              <w:spacing w:after="0"/>
-            </w:pPr>
-            <w:r>
-              <w:rPr>
-                <w:rFonts w:ascii="Calibri" w:cs="Calibri" w:eastAsia="Calibri" w:hAnsi="Calibri"/>
-                <w:b w:val="false"/>
-                <w:bCs w:val="false"/>
-                <w:sz w:val="18"/>
-                <w:szCs w:val="18"/>
-              </w:rPr>
-              <w:t xml:space="preserve">Propriétaire</w:t>
-            </w:r>
-          </w:p>
-        </w:tc>
-        <w:tc>
-          <w:tcPr>
-            <w:tcW w:type="dxa" w:w="3398"/>
-            <w:tcBorders>
-              <w:top w:val="single" w:color="BFBFBF" w:sz="4"/>
-              <w:left w:val="single" w:color="BFBFBF" w:sz="4"/>
-              <w:bottom w:val="single" w:color="BFBFBF" w:sz="4"/>
-              <w:right w:val="single" w:color="BFBFBF" w:sz="4"/>
-            </w:tcBorders>
-            <w:tcMar>
-              <w:top w:type="dxa" w:w="70"/>
-              <w:left w:type="dxa" w:w="100"/>
-              <w:bottom w:type="dxa" w:w="70"/>
-              <w:right w:type="dxa" w:w="100"/>
-            </w:tcMar>
-            <w:vAlign w:val="top"/>
-          </w:tcPr>
-          <w:p>
-            <w:pPr>
-              <w:spacing w:after="0"/>
-            </w:pPr>
-            <w:r>
-              <w:rPr>
-                <w:rFonts w:ascii="Calibri" w:cs="Calibri" w:eastAsia="Calibri" w:hAnsi="Calibri"/>
-                <w:b w:val="false"/>
-                <w:bCs w:val="false"/>
-                <w:sz w:val="18"/>
-                <w:szCs w:val="18"/>
-              </w:rPr>
-              <w:t xml:space="preserve">Tester la création, la modification, la duplication et la suppression d'un exercice.</w:t>
-            </w:r>
-          </w:p>
-        </w:tc>
-      </w:tr>
-      <w:tr>
-        <w:trPr>
-          <w:cantSplit/>
-        </w:trPr>
-        <w:tc>
-          <w:tcPr>
-            <w:tcW w:type="dxa" w:w="1500"/>
-            <w:tcBorders>
-              <w:top w:val="single" w:color="BFBFBF" w:sz="4"/>
-              <w:left w:val="single" w:color="BFBFBF" w:sz="4"/>
-              <w:bottom w:val="single" w:color="BFBFBF" w:sz="4"/>
-              <w:right w:val="single" w:color="BFBFBF" w:sz="4"/>
-            </w:tcBorders>
-            <w:tcMar>
-              <w:top w:type="dxa" w:w="70"/>
-              <w:left w:type="dxa" w:w="100"/>
-              <w:bottom w:type="dxa" w:w="70"/>
-              <w:right w:type="dxa" w:w="100"/>
-            </w:tcMar>
-            <w:vAlign w:val="top"/>
-          </w:tcPr>
-          <w:p>
-            <w:pPr>
-              <w:spacing w:after="0"/>
-            </w:pPr>
-            <w:r>
-              <w:rPr>
-                <w:rFonts w:ascii="Calibri" w:cs="Calibri" w:eastAsia="Calibri" w:hAnsi="Calibri"/>
-                <w:b/>
-                <w:bCs/>
-                <w:sz w:val="18"/>
-                <w:szCs w:val="18"/>
-              </w:rPr>
-              <w:t xml:space="preserve">55, 57</w:t>
-            </w:r>
-          </w:p>
-        </w:tc>
-        <w:tc>
-          <w:tcPr>
-            <w:tcW w:type="dxa" w:w="2100"/>
-            <w:tcBorders>
-              <w:top w:val="single" w:color="BFBFBF" w:sz="4"/>
-              <w:left w:val="single" w:color="BFBFBF" w:sz="4"/>
-              <w:bottom w:val="single" w:color="BFBFBF" w:sz="4"/>
-              <w:right w:val="single" w:color="BFBFBF" w:sz="4"/>
-            </w:tcBorders>
-            <w:tcMar>
-              <w:top w:type="dxa" w:w="70"/>
-              <w:left w:type="dxa" w:w="100"/>
-              <w:bottom w:type="dxa" w:w="70"/>
-              <w:right w:type="dxa" w:w="100"/>
-            </w:tcMar>
-            <w:vAlign w:val="top"/>
-          </w:tcPr>
-          <w:p>
-            <w:pPr>
-              <w:spacing w:after="0"/>
-            </w:pPr>
-            <w:r>
-              <w:rPr>
-                <w:rFonts w:ascii="Calibri" w:cs="Calibri" w:eastAsia="Calibri" w:hAnsi="Calibri"/>
-                <w:b w:val="false"/>
-                <w:bCs w:val="false"/>
-                <w:sz w:val="18"/>
-                <w:szCs w:val="18"/>
-              </w:rPr>
-              <w:t xml:space="preserve">menu.js, menu.css</w:t>
-            </w:r>
-          </w:p>
-        </w:tc>
-        <w:tc>
-          <w:tcPr>
-            <w:tcW w:type="dxa" w:w="5600"/>
-            <w:tcBorders>
-              <w:top w:val="single" w:color="BFBFBF" w:sz="4"/>
-              <w:left w:val="single" w:color="BFBFBF" w:sz="4"/>
-              <w:bottom w:val="single" w:color="BFBFBF" w:sz="4"/>
-              <w:right w:val="single" w:color="BFBFBF" w:sz="4"/>
-            </w:tcBorders>
-            <w:tcMar>
-              <w:top w:type="dxa" w:w="70"/>
-              <w:left w:type="dxa" w:w="100"/>
-              <w:bottom w:type="dxa" w:w="70"/>
-              <w:right w:type="dxa" w:w="100"/>
-            </w:tcMar>
-            <w:vAlign w:val="top"/>
-          </w:tcPr>
-          <w:p>
-            <w:pPr>
-              <w:spacing w:after="0"/>
-            </w:pPr>
-            <w:r>
-              <w:rPr>
-                <w:rFonts w:ascii="Calibri" w:cs="Calibri" w:eastAsia="Calibri" w:hAnsi="Calibri"/>
-                <w:b w:val="false"/>
-                <w:bCs w:val="false"/>
-                <w:sz w:val="18"/>
-                <w:szCs w:val="18"/>
-              </w:rPr>
-              <w:t xml:space="preserve">Menu : en-tête avec encoche en mode installé, boutons Valider / Enregistrer / Envoyer au support, pavé numérique.</w:t>
-            </w:r>
-          </w:p>
-        </w:tc>
-        <w:tc>
-          <w:tcPr>
-            <w:tcW w:type="dxa" w:w="1100"/>
-            <w:tcBorders>
-              <w:top w:val="single" w:color="BFBFBF" w:sz="4"/>
-              <w:left w:val="single" w:color="BFBFBF" w:sz="4"/>
-              <w:bottom w:val="single" w:color="BFBFBF" w:sz="4"/>
-              <w:right w:val="single" w:color="BFBFBF" w:sz="4"/>
-            </w:tcBorders>
-            <w:shd w:fill="FFEB9C" w:color="auto" w:val="clear"/>
-            <w:tcMar>
-              <w:top w:type="dxa" w:w="70"/>
-              <w:left w:type="dxa" w:w="100"/>
-              <w:bottom w:type="dxa" w:w="70"/>
-              <w:right w:type="dxa" w:w="100"/>
-            </w:tcMar>
-            <w:vAlign w:val="center"/>
-          </w:tcPr>
-          <w:p>
-            <w:pPr>
-              <w:spacing w:after="0"/>
-              <w:jc w:val="center"/>
-            </w:pPr>
-            <w:r>
-              <w:rPr>
-                <w:rFonts w:ascii="Calibri" w:cs="Calibri" w:eastAsia="Calibri" w:hAnsi="Calibri"/>
-                <w:b/>
-                <w:bCs/>
-                <w:color w:val="7A4A00"/>
-                <w:sz w:val="18"/>
-                <w:szCs w:val="18"/>
-              </w:rPr>
-              <w:t xml:space="preserve">En cours</w:t>
-            </w:r>
-          </w:p>
-        </w:tc>
-        <w:tc>
-          <w:tcPr>
-            <w:tcW w:type="dxa" w:w="1700"/>
-            <w:tcBorders>
-              <w:top w:val="single" w:color="BFBFBF" w:sz="4"/>
-              <w:left w:val="single" w:color="BFBFBF" w:sz="4"/>
-              <w:bottom w:val="single" w:color="BFBFBF" w:sz="4"/>
-              <w:right w:val="single" w:color="BFBFBF" w:sz="4"/>
-            </w:tcBorders>
-            <w:tcMar>
-              <w:top w:type="dxa" w:w="70"/>
-              <w:left w:type="dxa" w:w="100"/>
-              <w:bottom w:type="dxa" w:w="70"/>
-              <w:right w:type="dxa" w:w="100"/>
-            </w:tcMar>
-            <w:vAlign w:val="top"/>
-          </w:tcPr>
-          <w:p>
-            <w:pPr>
-              <w:spacing w:after="0"/>
-            </w:pPr>
-            <w:r>
-              <w:rPr>
-                <w:rFonts w:ascii="Calibri" w:cs="Calibri" w:eastAsia="Calibri" w:hAnsi="Calibri"/>
-                <w:b w:val="false"/>
-                <w:bCs w:val="false"/>
-                <w:sz w:val="18"/>
-                <w:szCs w:val="18"/>
-              </w:rPr>
-              <w:t xml:space="preserve">Propriétaire</w:t>
-            </w:r>
-          </w:p>
-        </w:tc>
-        <w:tc>
-          <w:tcPr>
-            <w:tcW w:type="dxa" w:w="3398"/>
-            <w:tcBorders>
-              <w:top w:val="single" w:color="BFBFBF" w:sz="4"/>
-              <w:left w:val="single" w:color="BFBFBF" w:sz="4"/>
-              <w:bottom w:val="single" w:color="BFBFBF" w:sz="4"/>
-              <w:right w:val="single" w:color="BFBFBF" w:sz="4"/>
-            </w:tcBorders>
-            <w:tcMar>
-              <w:top w:type="dxa" w:w="70"/>
-              <w:left w:type="dxa" w:w="100"/>
-              <w:bottom w:type="dxa" w:w="70"/>
-              <w:right w:type="dxa" w:w="100"/>
-            </w:tcMar>
-            <w:vAlign w:val="top"/>
-          </w:tcPr>
-          <w:p>
-            <w:pPr>
-              <w:spacing w:after="0"/>
-            </w:pPr>
-            <w:r>
-              <w:rPr>
-                <w:rFonts w:ascii="Calibri" w:cs="Calibri" w:eastAsia="Calibri" w:hAnsi="Calibri"/>
-                <w:b w:val="false"/>
-                <w:bCs w:val="false"/>
-                <w:sz w:val="18"/>
-                <w:szCs w:val="18"/>
-              </w:rPr>
-              <w:t xml:space="preserve">Tester sur un iPhone à encoche, appli installée.</w:t>
-            </w:r>
-          </w:p>
-        </w:tc>
-      </w:tr>
-      <w:tr>
-        <w:trPr>
-          <w:cantSplit/>
-        </w:trPr>
-        <w:tc>
-          <w:tcPr>
-            <w:tcW w:type="dxa" w:w="1500"/>
-            <w:tcBorders>
-              <w:top w:val="single" w:color="BFBFBF" w:sz="4"/>
-              <w:left w:val="single" w:color="BFBFBF" w:sz="4"/>
-              <w:bottom w:val="single" w:color="BFBFBF" w:sz="4"/>
-              <w:right w:val="single" w:color="BFBFBF" w:sz="4"/>
-            </w:tcBorders>
-            <w:tcMar>
-              <w:top w:type="dxa" w:w="70"/>
-              <w:left w:type="dxa" w:w="100"/>
-              <w:bottom w:type="dxa" w:w="70"/>
-              <w:right w:type="dxa" w:w="100"/>
-            </w:tcMar>
-            <w:vAlign w:val="top"/>
-          </w:tcPr>
-          <w:p>
-            <w:pPr>
-              <w:spacing w:after="0"/>
-            </w:pPr>
-            <w:r>
-              <w:rPr>
-                <w:rFonts w:ascii="Calibri" w:cs="Calibri" w:eastAsia="Calibri" w:hAnsi="Calibri"/>
-                <w:b/>
-                <w:bCs/>
-                <w:sz w:val="18"/>
-                <w:szCs w:val="18"/>
-              </w:rPr>
-              <w:t xml:space="preserve">27</w:t>
-            </w:r>
-          </w:p>
-        </w:tc>
-        <w:tc>
-          <w:tcPr>
-            <w:tcW w:type="dxa" w:w="2100"/>
-            <w:tcBorders>
-              <w:top w:val="single" w:color="BFBFBF" w:sz="4"/>
-              <w:left w:val="single" w:color="BFBFBF" w:sz="4"/>
-              <w:bottom w:val="single" w:color="BFBFBF" w:sz="4"/>
-              <w:right w:val="single" w:color="BFBFBF" w:sz="4"/>
-            </w:tcBorders>
-            <w:tcMar>
-              <w:top w:type="dxa" w:w="70"/>
-              <w:left w:type="dxa" w:w="100"/>
-              <w:bottom w:type="dxa" w:w="70"/>
-              <w:right w:type="dxa" w:w="100"/>
-            </w:tcMar>
-            <w:vAlign w:val="top"/>
-          </w:tcPr>
-          <w:p>
-            <w:pPr>
-              <w:spacing w:after="0"/>
-            </w:pPr>
-            <w:r>
-              <w:rPr>
-                <w:rFonts w:ascii="Calibri" w:cs="Calibri" w:eastAsia="Calibri" w:hAnsi="Calibri"/>
-                <w:b w:val="false"/>
-                <w:bCs w:val="false"/>
-                <w:sz w:val="18"/>
-                <w:szCs w:val="18"/>
-              </w:rPr>
-              <w:t xml:space="preserve">commun.js, putting.js, gym.js, parcours-ui.js</w:t>
-            </w:r>
-          </w:p>
-        </w:tc>
-        <w:tc>
-          <w:tcPr>
-            <w:tcW w:type="dxa" w:w="5600"/>
-            <w:tcBorders>
-              <w:top w:val="single" w:color="BFBFBF" w:sz="4"/>
-              <w:left w:val="single" w:color="BFBFBF" w:sz="4"/>
-              <w:bottom w:val="single" w:color="BFBFBF" w:sz="4"/>
-              <w:right w:val="single" w:color="BFBFBF" w:sz="4"/>
-            </w:tcBorders>
-            <w:tcMar>
-              <w:top w:type="dxa" w:w="70"/>
-              <w:left w:type="dxa" w:w="100"/>
-              <w:bottom w:type="dxa" w:w="70"/>
-              <w:right w:type="dxa" w:w="100"/>
-            </w:tcMar>
-            <w:vAlign w:val="top"/>
-          </w:tcPr>
-          <w:p>
-            <w:pPr>
-              <w:spacing w:after="0"/>
-            </w:pPr>
-            <w:r>
-              <w:rPr>
-                <w:rFonts w:ascii="Calibri" w:cs="Calibri" w:eastAsia="Calibri" w:hAnsi="Calibri"/>
-                <w:b w:val="false"/>
-                <w:bCs w:val="false"/>
-                <w:sz w:val="18"/>
-                <w:szCs w:val="18"/>
-              </w:rPr>
-              <w:t xml:space="preserve">Les 15 anciens dialogues natifs sont remplacés par des popups de l'appli.</w:t>
-            </w:r>
-          </w:p>
-        </w:tc>
-        <w:tc>
-          <w:tcPr>
-            <w:tcW w:type="dxa" w:w="1100"/>
-            <w:tcBorders>
-              <w:top w:val="single" w:color="BFBFBF" w:sz="4"/>
-              <w:left w:val="single" w:color="BFBFBF" w:sz="4"/>
-              <w:bottom w:val="single" w:color="BFBFBF" w:sz="4"/>
-              <w:right w:val="single" w:color="BFBFBF" w:sz="4"/>
-            </w:tcBorders>
-            <w:shd w:fill="FFEB9C" w:color="auto" w:val="clear"/>
-            <w:tcMar>
-              <w:top w:type="dxa" w:w="70"/>
-              <w:left w:type="dxa" w:w="100"/>
-              <w:bottom w:type="dxa" w:w="70"/>
-              <w:right w:type="dxa" w:w="100"/>
-            </w:tcMar>
-            <w:vAlign w:val="center"/>
-          </w:tcPr>
-          <w:p>
-            <w:pPr>
-              <w:spacing w:after="0"/>
-              <w:jc w:val="center"/>
-            </w:pPr>
-            <w:r>
-              <w:rPr>
-                <w:rFonts w:ascii="Calibri" w:cs="Calibri" w:eastAsia="Calibri" w:hAnsi="Calibri"/>
-                <w:b/>
-                <w:bCs/>
-                <w:color w:val="7A4A00"/>
-                <w:sz w:val="18"/>
-                <w:szCs w:val="18"/>
-              </w:rPr>
-              <w:t xml:space="preserve">En cours</w:t>
-            </w:r>
-          </w:p>
-        </w:tc>
-        <w:tc>
-          <w:tcPr>
-            <w:tcW w:type="dxa" w:w="1700"/>
-            <w:tcBorders>
-              <w:top w:val="single" w:color="BFBFBF" w:sz="4"/>
-              <w:left w:val="single" w:color="BFBFBF" w:sz="4"/>
-              <w:bottom w:val="single" w:color="BFBFBF" w:sz="4"/>
-              <w:right w:val="single" w:color="BFBFBF" w:sz="4"/>
-            </w:tcBorders>
-            <w:tcMar>
-              <w:top w:type="dxa" w:w="70"/>
-              <w:left w:type="dxa" w:w="100"/>
-              <w:bottom w:type="dxa" w:w="70"/>
-              <w:right w:type="dxa" w:w="100"/>
-            </w:tcMar>
-            <w:vAlign w:val="top"/>
-          </w:tcPr>
-          <w:p>
-            <w:pPr>
-              <w:spacing w:after="0"/>
-            </w:pPr>
-            <w:r>
-              <w:rPr>
-                <w:rFonts w:ascii="Calibri" w:cs="Calibri" w:eastAsia="Calibri" w:hAnsi="Calibri"/>
-                <w:b w:val="false"/>
-                <w:bCs w:val="false"/>
-                <w:sz w:val="18"/>
-                <w:szCs w:val="18"/>
-              </w:rPr>
-              <w:t xml:space="preserve">Propriétaire</w:t>
-            </w:r>
-          </w:p>
-        </w:tc>
-        <w:tc>
-          <w:tcPr>
-            <w:tcW w:type="dxa" w:w="3398"/>
-            <w:tcBorders>
-              <w:top w:val="single" w:color="BFBFBF" w:sz="4"/>
-              <w:left w:val="single" w:color="BFBFBF" w:sz="4"/>
-              <w:bottom w:val="single" w:color="BFBFBF" w:sz="4"/>
-              <w:right w:val="single" w:color="BFBFBF" w:sz="4"/>
-            </w:tcBorders>
-            <w:tcMar>
-              <w:top w:type="dxa" w:w="70"/>
-              <w:left w:type="dxa" w:w="100"/>
-              <w:bottom w:type="dxa" w:w="70"/>
-              <w:right w:type="dxa" w:w="100"/>
-            </w:tcMar>
-            <w:vAlign w:val="top"/>
-          </w:tcPr>
-          <w:p>
-            <w:pPr>
-              <w:spacing w:after="0"/>
-            </w:pPr>
-            <w:r>
-              <w:rPr>
-                <w:rFonts w:ascii="Calibri" w:cs="Calibri" w:eastAsia="Calibri" w:hAnsi="Calibri"/>
-                <w:b w:val="false"/>
-                <w:bCs w:val="false"/>
-                <w:sz w:val="18"/>
-                <w:szCs w:val="18"/>
-              </w:rPr>
-              <w:t xml:space="preserve">Tester : supprimer un exercice, une séance, un programme ; quitter une séance Putting sans enregistrer ; réduire le nombre de trous ; terminer une séance Gym avec des séries non validées ; effacer Fairway / Green. Popup centrée, au-dessus de la modale, Échap ou fond = annuler.</w:t>
+              <w:t>Accueil &gt; bouton profil (rond en haut à droite) &gt; Menu. 55 : en-tête du Menu, le bouton retour ne passe pas sous l'encoche (iPhone à encoche, appli installée sur l'écran d'accueil). 57 : toucher Index (pavé numérique, bouton Valider), ouvrir Sac de golf ou Distances (bouton Enregistrer), Aide &gt; Contact (bouton Envoyer) : boutons arrondis, pleine largeur, couleur d'accent, texte lisible.</w:t>
             </w:r>
           </w:p>
         </w:tc>
@@ -13251,7 +12407,7 @@
                 <w:sz w:val="18"/>
                 <w:szCs w:val="18"/>
               </w:rPr>
-              <w:t xml:space="preserve">Cartes Parcours / Exercices empilées et distances sur 2 colonnes à 360 px : seuil du repli passé de 360 à 330 px (voir ligne jaune 70).</w:t>
+              <w:t>Cartes Parcours / Exercices empilées et distances sur 2 colonnes à 360 px : seuil du repli passé de 360 à 330 px.</w:t>
             </w:r>
           </w:p>
         </w:tc>
@@ -13320,7 +12476,7 @@
                 <w:sz w:val="18"/>
                 <w:szCs w:val="18"/>
               </w:rPr>
-              <w:t xml:space="preserve">Lecture du code</w:t>
+              <w:t>Lecture du code. Testé sur téléphone par le propriétaire.</w:t>
             </w:r>
           </w:p>
         </w:tc>
@@ -13424,27 +12580,7 @@
                 <w:sz w:val="18"/>
                 <w:szCs w:val="18"/>
               </w:rPr>
-              <w:t xml:space="preserve">Boutons orbitaux de l'accueil : diamètre </w:t>
-            </w:r>
-            <w:r>
-              <w:rPr>
-                <w:rFonts w:ascii="Consolas" w:cs="Consolas" w:eastAsia="Consolas" w:hAnsi="Consolas"/>
-                <w:b w:val="false"/>
-                <w:bCs w:val="false"/>
-                <w:sz w:val="17"/>
-                <w:szCs w:val="17"/>
-              </w:rPr>
-              <w:t xml:space="preserve">min(104px, 28cqw)</w:t>
-            </w:r>
-            <w:r>
-              <w:rPr>
-                <w:rFonts w:ascii="Calibri" w:cs="Calibri" w:eastAsia="Calibri" w:hAnsi="Calibri"/>
-                <w:b w:val="false"/>
-                <w:bCs w:val="false"/>
-                <w:sz w:val="18"/>
-                <w:szCs w:val="18"/>
-              </w:rPr>
-              <w:t xml:space="preserve">, marge interne 8 px, sous-titre borné, icône et chevron non compressibles (voir ligne jaune "Accueil").</w:t>
+              <w:t>Boutons orbitaux de l'accueil : diamètre min(94px, 25cqw) (104 px jugés trop gros), marge interne 5 px, icône 18 px, interligne du sous-titre réduit (voir ligne jaune "Accueil").</w:t>
             </w:r>
           </w:p>
         </w:tc>
@@ -13513,7 +12649,7 @@
                 <w:sz w:val="18"/>
                 <w:szCs w:val="18"/>
               </w:rPr>
-              <w:t xml:space="preserve">Calcul</w:t>
+              <w:t>Calcul</w:t>
             </w:r>
           </w:p>
         </w:tc>
@@ -17437,67 +16573,7 @@
                 <w:sz w:val="18"/>
                 <w:szCs w:val="18"/>
               </w:rPr>
-              <w:t xml:space="preserve">Dates figées (</w:t>
-            </w:r>
-            <w:r>
-              <w:rPr>
-                <w:rFonts w:ascii="Consolas" w:cs="Consolas" w:eastAsia="Consolas" w:hAnsi="Consolas"/>
-                <w:b w:val="false"/>
-                <w:bCs w:val="false"/>
-                <w:sz w:val="17"/>
-                <w:szCs w:val="17"/>
-              </w:rPr>
-              <w:t xml:space="preserve">gymToday()</w:t>
-            </w:r>
-            <w:r>
-              <w:rPr>
-                <w:rFonts w:ascii="Calibri" w:cs="Calibri" w:eastAsia="Calibri" w:hAnsi="Calibri"/>
-                <w:b w:val="false"/>
-                <w:bCs w:val="false"/>
-                <w:sz w:val="18"/>
-                <w:szCs w:val="18"/>
-              </w:rPr>
-              <w:t xml:space="preserve">), image Force (</w:t>
-            </w:r>
-            <w:r>
-              <w:rPr>
-                <w:rFonts w:ascii="Consolas" w:cs="Consolas" w:eastAsia="Consolas" w:hAnsi="Consolas"/>
-                <w:b w:val="false"/>
-                <w:bCs w:val="false"/>
-                <w:sz w:val="17"/>
-                <w:szCs w:val="17"/>
-              </w:rPr>
-              <w:t xml:space="preserve">ProgrammeForce-1.webp</w:t>
-            </w:r>
-            <w:r>
-              <w:rPr>
-                <w:rFonts w:ascii="Calibri" w:cs="Calibri" w:eastAsia="Calibri" w:hAnsi="Calibri"/>
-                <w:b w:val="false"/>
-                <w:bCs w:val="false"/>
-                <w:sz w:val="18"/>
-                <w:szCs w:val="18"/>
-              </w:rPr>
-              <w:t xml:space="preserve">), séance perdue au rechargement (</w:t>
-            </w:r>
-            <w:r>
-              <w:rPr>
-                <w:rFonts w:ascii="Consolas" w:cs="Consolas" w:eastAsia="Consolas" w:hAnsi="Consolas"/>
-                <w:b w:val="false"/>
-                <w:bCs w:val="false"/>
-                <w:sz w:val="17"/>
-                <w:szCs w:val="17"/>
-              </w:rPr>
-              <w:t xml:space="preserve">gym-session-draft</w:t>
-            </w:r>
-            <w:r>
-              <w:rPr>
-                <w:rFonts w:ascii="Calibri" w:cs="Calibri" w:eastAsia="Calibri" w:hAnsi="Calibri"/>
-                <w:b w:val="false"/>
-                <w:bCs w:val="false"/>
-                <w:sz w:val="18"/>
-                <w:szCs w:val="18"/>
-              </w:rPr>
-              <w:t xml:space="preserve">), lien "Voir tous" des objectifs (voir ligne jaune Gym).</w:t>
+              <w:t>Dates figées (gymToday()), image Force (ProgrammeForce-1.webp), séance perdue au rechargement (gym-session-draft), lien "Voir tous" des objectifs.</w:t>
             </w:r>
           </w:p>
         </w:tc>
@@ -17566,7 +16642,7 @@
                 <w:sz w:val="18"/>
                 <w:szCs w:val="18"/>
               </w:rPr>
-              <w:t xml:space="preserve">Simulation (rechargement de séance)</w:t>
+              <w:t>Simulation (rechargement de séance). Testé sur téléphone par le propriétaire.</w:t>
             </w:r>
           </w:p>
         </w:tc>
@@ -17863,127 +16939,7 @@
                 <w:sz w:val="18"/>
                 <w:szCs w:val="18"/>
               </w:rPr>
-              <w:t xml:space="preserve">15 appels </w:t>
-            </w:r>
-            <w:r>
-              <w:rPr>
-                <w:rFonts w:ascii="Consolas" w:cs="Consolas" w:eastAsia="Consolas" w:hAnsi="Consolas"/>
-                <w:b w:val="false"/>
-                <w:bCs w:val="false"/>
-                <w:sz w:val="17"/>
-                <w:szCs w:val="17"/>
-              </w:rPr>
-              <w:t xml:space="preserve">confirm()</w:t>
-            </w:r>
-            <w:r>
-              <w:rPr>
-                <w:rFonts w:ascii="Calibri" w:cs="Calibri" w:eastAsia="Calibri" w:hAnsi="Calibri"/>
-                <w:b w:val="false"/>
-                <w:bCs w:val="false"/>
-                <w:sz w:val="18"/>
-                <w:szCs w:val="18"/>
-              </w:rPr>
-              <w:t xml:space="preserve">, </w:t>
-            </w:r>
-            <w:r>
-              <w:rPr>
-                <w:rFonts w:ascii="Consolas" w:cs="Consolas" w:eastAsia="Consolas" w:hAnsi="Consolas"/>
-                <w:b w:val="false"/>
-                <w:bCs w:val="false"/>
-                <w:sz w:val="17"/>
-                <w:szCs w:val="17"/>
-              </w:rPr>
-              <w:t xml:space="preserve">alert()</w:t>
-            </w:r>
-            <w:r>
-              <w:rPr>
-                <w:rFonts w:ascii="Calibri" w:cs="Calibri" w:eastAsia="Calibri" w:hAnsi="Calibri"/>
-                <w:b w:val="false"/>
-                <w:bCs w:val="false"/>
-                <w:sz w:val="18"/>
-                <w:szCs w:val="18"/>
-              </w:rPr>
-              <w:t xml:space="preserve"> et </w:t>
-            </w:r>
-            <w:r>
-              <w:rPr>
-                <w:rFonts w:ascii="Consolas" w:cs="Consolas" w:eastAsia="Consolas" w:hAnsi="Consolas"/>
-                <w:b w:val="false"/>
-                <w:bCs w:val="false"/>
-                <w:sz w:val="17"/>
-                <w:szCs w:val="17"/>
-              </w:rPr>
-              <w:t xml:space="preserve">prompt()</w:t>
-            </w:r>
-            <w:r>
-              <w:rPr>
-                <w:rFonts w:ascii="Calibri" w:cs="Calibri" w:eastAsia="Calibri" w:hAnsi="Calibri"/>
-                <w:b w:val="false"/>
-                <w:bCs w:val="false"/>
-                <w:sz w:val="18"/>
-                <w:szCs w:val="18"/>
-              </w:rPr>
-              <w:t xml:space="preserve"> remplacés par </w:t>
-            </w:r>
-            <w:r>
-              <w:rPr>
-                <w:rFonts w:ascii="Consolas" w:cs="Consolas" w:eastAsia="Consolas" w:hAnsi="Consolas"/>
-                <w:b w:val="false"/>
-                <w:bCs w:val="false"/>
-                <w:sz w:val="17"/>
-                <w:szCs w:val="17"/>
-              </w:rPr>
-              <w:t xml:space="preserve">appConfirm</w:t>
-            </w:r>
-            <w:r>
-              <w:rPr>
-                <w:rFonts w:ascii="Calibri" w:cs="Calibri" w:eastAsia="Calibri" w:hAnsi="Calibri"/>
-                <w:b w:val="false"/>
-                <w:bCs w:val="false"/>
-                <w:sz w:val="18"/>
-                <w:szCs w:val="18"/>
-              </w:rPr>
-              <w:t xml:space="preserve">, </w:t>
-            </w:r>
-            <w:r>
-              <w:rPr>
-                <w:rFonts w:ascii="Consolas" w:cs="Consolas" w:eastAsia="Consolas" w:hAnsi="Consolas"/>
-                <w:b w:val="false"/>
-                <w:bCs w:val="false"/>
-                <w:sz w:val="17"/>
-                <w:szCs w:val="17"/>
-              </w:rPr>
-              <w:t xml:space="preserve">appAlert</w:t>
-            </w:r>
-            <w:r>
-              <w:rPr>
-                <w:rFonts w:ascii="Calibri" w:cs="Calibri" w:eastAsia="Calibri" w:hAnsi="Calibri"/>
-                <w:b w:val="false"/>
-                <w:bCs w:val="false"/>
-                <w:sz w:val="18"/>
-                <w:szCs w:val="18"/>
-              </w:rPr>
-              <w:t xml:space="preserve">, </w:t>
-            </w:r>
-            <w:r>
-              <w:rPr>
-                <w:rFonts w:ascii="Consolas" w:cs="Consolas" w:eastAsia="Consolas" w:hAnsi="Consolas"/>
-                <w:b w:val="false"/>
-                <w:bCs w:val="false"/>
-                <w:sz w:val="17"/>
-                <w:szCs w:val="17"/>
-              </w:rPr>
-              <w:t xml:space="preserve">appPrompt</w:t>
-            </w:r>
-            <w:r>
-              <w:rPr>
-                <w:rFonts w:ascii="Calibri" w:cs="Calibri" w:eastAsia="Calibri" w:hAnsi="Calibri"/>
-                <w:b w:val="false"/>
-                <w:bCs w:val="false"/>
-                <w:sz w:val="18"/>
-                <w:szCs w:val="18"/>
-              </w:rPr>
-              <w:t xml:space="preserve"> (voir ligne jaune 27).</w:t>
+              <w:t>15 appels confirm(), alert() et prompt() remplacés par appConfirm, appAlert, appPrompt.</w:t>
             </w:r>
           </w:p>
         </w:tc>
@@ -18052,7 +17008,7 @@
                 <w:sz w:val="18"/>
                 <w:szCs w:val="18"/>
               </w:rPr>
-              <w:t xml:space="preserve">Simulation</w:t>
+              <w:t>Simulation. Testé sur téléphone par le propriétaire.</w:t>
             </w:r>
           </w:p>
         </w:tc>
@@ -19117,7 +18073,7 @@
                 <w:sz w:val="18"/>
                 <w:szCs w:val="18"/>
               </w:rPr>
-              <w:t xml:space="preserve">Lecture du code</w:t>
+              <w:t>Lecture du code. Testé sur téléphone par le propriétaire (44, 51).</w:t>
             </w:r>
           </w:p>
         </w:tc>
@@ -20405,7 +19361,7 @@
                 <w:sz w:val="18"/>
                 <w:szCs w:val="18"/>
               </w:rPr>
-              <w:t xml:space="preserve">Lecture du code</w:t>
+              <w:t>Lecture du code. Testé sur téléphone par le propriétaire (49, 54).</w:t>
             </w:r>
           </w:p>
         </w:tc>
@@ -21897,6 +20853,525 @@
                 <w:szCs w:val="18"/>
               </w:rPr>
               <w:t xml:space="preserve">Contrôle</w:t>
+            </w:r>
+          </w:p>
+        </w:tc>
+      </w:tr>
+      <w:tr>
+        <w:trPr>
+          <w:cantSplit/>
+        </w:trPr>
+        <w:tc>
+          <w:tcPr>
+            <w:tcW w:type="dxa" w:w="1700"/>
+            <w:tcBorders>
+              <w:top w:val="single" w:color="BFBFBF" w:sz="4"/>
+              <w:left w:val="single" w:color="BFBFBF" w:sz="4"/>
+              <w:bottom w:val="single" w:color="BFBFBF" w:sz="4"/>
+              <w:right w:val="single" w:color="BFBFBF" w:sz="4"/>
+            </w:tcBorders>
+            <w:tcMar>
+              <w:top w:type="dxa" w:w="70"/>
+              <w:left w:type="dxa" w:w="100"/>
+              <w:bottom w:type="dxa" w:w="70"/>
+              <w:right w:type="dxa" w:w="100"/>
+            </w:tcMar>
+            <w:vAlign w:val="top"/>
+          </w:tcPr>
+          <w:p>
+            <w:pPr>
+              <w:spacing w:after="0"/>
+            </w:pPr>
+            <w:r>
+              <w:rPr>
+                <w:rFonts w:ascii="Calibri" w:cs="Calibri" w:eastAsia="Calibri" w:hAnsi="Calibri"/>
+                <w:b/>
+                <w:bCs/>
+                <w:sz w:val="18"/>
+                <w:szCs w:val="18"/>
+              </w:rPr>
+              <w:t>—</w:t>
+            </w:r>
+          </w:p>
+        </w:tc>
+        <w:tc>
+          <w:tcPr>
+            <w:tcW w:type="dxa" w:w="2400"/>
+            <w:tcBorders>
+              <w:top w:val="single" w:color="BFBFBF" w:sz="4"/>
+              <w:left w:val="single" w:color="BFBFBF" w:sz="4"/>
+              <w:bottom w:val="single" w:color="BFBFBF" w:sz="4"/>
+              <w:right w:val="single" w:color="BFBFBF" w:sz="4"/>
+            </w:tcBorders>
+            <w:tcMar>
+              <w:top w:type="dxa" w:w="70"/>
+              <w:left w:type="dxa" w:w="100"/>
+              <w:bottom w:type="dxa" w:w="70"/>
+              <w:right w:type="dxa" w:w="100"/>
+            </w:tcMar>
+            <w:vAlign w:val="top"/>
+          </w:tcPr>
+          <w:p>
+            <w:pPr>
+              <w:spacing w:after="0"/>
+            </w:pPr>
+            <w:r>
+              <w:rPr>
+                <w:rFonts w:ascii="Calibri" w:cs="Calibri" w:eastAsia="Calibri" w:hAnsi="Calibri"/>
+                <w:b w:val="false"/>
+                <w:bCs w:val="false"/>
+                <w:sz w:val="18"/>
+                <w:szCs w:val="18"/>
+              </w:rPr>
+              <w:t>gym.css</w:t>
+            </w:r>
+          </w:p>
+        </w:tc>
+        <w:tc>
+          <w:tcPr>
+            <w:tcW w:type="dxa" w:w="8000"/>
+            <w:tcBorders>
+              <w:top w:val="single" w:color="BFBFBF" w:sz="4"/>
+              <w:left w:val="single" w:color="BFBFBF" w:sz="4"/>
+              <w:bottom w:val="single" w:color="BFBFBF" w:sz="4"/>
+              <w:right w:val="single" w:color="BFBFBF" w:sz="4"/>
+            </w:tcBorders>
+            <w:tcMar>
+              <w:top w:type="dxa" w:w="70"/>
+              <w:left w:type="dxa" w:w="100"/>
+              <w:bottom w:type="dxa" w:w="70"/>
+              <w:right w:type="dxa" w:w="100"/>
+            </w:tcMar>
+            <w:vAlign w:val="top"/>
+          </w:tcPr>
+          <w:p>
+            <w:pPr>
+              <w:spacing w:after="0"/>
+            </w:pPr>
+            <w:r>
+              <w:rPr>
+                <w:rFonts w:ascii="Calibri" w:cs="Calibri" w:eastAsia="Calibri" w:hAnsi="Calibri"/>
+                <w:b w:val="false"/>
+                <w:bCs w:val="false"/>
+                <w:sz w:val="18"/>
+                <w:szCs w:val="18"/>
+              </w:rPr>
+              <w:t>Gym, séance en cours : le rectangle vert autour d'une série validée est retiré (carte et champs Poids, Répétitions, Durée gardent leur cadre neutre). La série terminée se repère à sa pastille numérotée pleine, au libellé "Terminée" et à l'icône de validation.</w:t>
+            </w:r>
+          </w:p>
+        </w:tc>
+        <w:tc>
+          <w:tcPr>
+            <w:tcW w:type="dxa" w:w="1100"/>
+            <w:tcBorders>
+              <w:top w:val="single" w:color="BFBFBF" w:sz="4"/>
+              <w:left w:val="single" w:color="BFBFBF" w:sz="4"/>
+              <w:bottom w:val="single" w:color="BFBFBF" w:sz="4"/>
+              <w:right w:val="single" w:color="BFBFBF" w:sz="4"/>
+            </w:tcBorders>
+            <w:shd w:fill="C6EFCE" w:color="auto" w:val="clear"/>
+            <w:tcMar>
+              <w:top w:type="dxa" w:w="70"/>
+              <w:left w:type="dxa" w:w="100"/>
+              <w:bottom w:type="dxa" w:w="70"/>
+              <w:right w:type="dxa" w:w="100"/>
+            </w:tcMar>
+            <w:vAlign w:val="center"/>
+          </w:tcPr>
+          <w:p>
+            <w:pPr>
+              <w:spacing w:after="0"/>
+              <w:jc w:val="center"/>
+            </w:pPr>
+            <w:r>
+              <w:rPr>
+                <w:rFonts w:ascii="Calibri" w:cs="Calibri" w:eastAsia="Calibri" w:hAnsi="Calibri"/>
+                <w:b/>
+                <w:bCs/>
+                <w:color w:val="1E5E2A"/>
+                <w:sz w:val="18"/>
+                <w:szCs w:val="18"/>
+              </w:rPr>
+              <w:t xml:space="preserve">Terminé</w:t>
+            </w:r>
+          </w:p>
+        </w:tc>
+        <w:tc>
+          <w:tcPr>
+            <w:tcW w:type="dxa" w:w="2198"/>
+            <w:tcBorders>
+              <w:top w:val="single" w:color="BFBFBF" w:sz="4"/>
+              <w:left w:val="single" w:color="BFBFBF" w:sz="4"/>
+              <w:bottom w:val="single" w:color="BFBFBF" w:sz="4"/>
+              <w:right w:val="single" w:color="BFBFBF" w:sz="4"/>
+            </w:tcBorders>
+            <w:tcMar>
+              <w:top w:type="dxa" w:w="70"/>
+              <w:left w:type="dxa" w:w="100"/>
+              <w:bottom w:type="dxa" w:w="70"/>
+              <w:right w:type="dxa" w:w="100"/>
+            </w:tcMar>
+            <w:vAlign w:val="top"/>
+          </w:tcPr>
+          <w:p>
+            <w:pPr>
+              <w:spacing w:after="0"/>
+            </w:pPr>
+            <w:r>
+              <w:rPr>
+                <w:rFonts w:ascii="Calibri" w:cs="Calibri" w:eastAsia="Calibri" w:hAnsi="Calibri"/>
+                <w:b w:val="false"/>
+                <w:bCs w:val="false"/>
+                <w:sz w:val="18"/>
+                <w:szCs w:val="18"/>
+              </w:rPr>
+              <w:t>Lecture du code</w:t>
+            </w:r>
+          </w:p>
+        </w:tc>
+      </w:tr>
+      <w:tr>
+        <w:trPr>
+          <w:cantSplit/>
+        </w:trPr>
+        <w:tc>
+          <w:tcPr>
+            <w:tcW w:type="dxa" w:w="1700"/>
+            <w:tcBorders>
+              <w:top w:val="single" w:color="BFBFBF" w:sz="4"/>
+              <w:left w:val="single" w:color="BFBFBF" w:sz="4"/>
+              <w:bottom w:val="single" w:color="BFBFBF" w:sz="4"/>
+              <w:right w:val="single" w:color="BFBFBF" w:sz="4"/>
+            </w:tcBorders>
+            <w:tcMar>
+              <w:top w:type="dxa" w:w="70"/>
+              <w:left w:type="dxa" w:w="100"/>
+              <w:bottom w:type="dxa" w:w="70"/>
+              <w:right w:type="dxa" w:w="100"/>
+            </w:tcMar>
+            <w:vAlign w:val="top"/>
+          </w:tcPr>
+          <w:p>
+            <w:pPr>
+              <w:spacing w:after="0"/>
+            </w:pPr>
+            <w:r>
+              <w:rPr>
+                <w:rFonts w:ascii="Calibri" w:cs="Calibri" w:eastAsia="Calibri" w:hAnsi="Calibri"/>
+                <w:b/>
+                <w:bCs/>
+                <w:sz w:val="18"/>
+                <w:szCs w:val="18"/>
+              </w:rPr>
+              <w:t>—</w:t>
+            </w:r>
+          </w:p>
+        </w:tc>
+        <w:tc>
+          <w:tcPr>
+            <w:tcW w:type="dxa" w:w="2400"/>
+            <w:tcBorders>
+              <w:top w:val="single" w:color="BFBFBF" w:sz="4"/>
+              <w:left w:val="single" w:color="BFBFBF" w:sz="4"/>
+              <w:bottom w:val="single" w:color="BFBFBF" w:sz="4"/>
+              <w:right w:val="single" w:color="BFBFBF" w:sz="4"/>
+            </w:tcBorders>
+            <w:tcMar>
+              <w:top w:type="dxa" w:w="70"/>
+              <w:left w:type="dxa" w:w="100"/>
+              <w:bottom w:type="dxa" w:w="70"/>
+              <w:right w:type="dxa" w:w="100"/>
+            </w:tcMar>
+            <w:vAlign w:val="top"/>
+          </w:tcPr>
+          <w:p>
+            <w:pPr>
+              <w:spacing w:after="0"/>
+            </w:pPr>
+            <w:r>
+              <w:rPr>
+                <w:rFonts w:ascii="Calibri" w:cs="Calibri" w:eastAsia="Calibri" w:hAnsi="Calibri"/>
+                <w:b w:val="false"/>
+                <w:bCs w:val="false"/>
+                <w:sz w:val="18"/>
+                <w:szCs w:val="18"/>
+              </w:rPr>
+              <w:t>wedging.css</w:t>
+            </w:r>
+          </w:p>
+        </w:tc>
+        <w:tc>
+          <w:tcPr>
+            <w:tcW w:type="dxa" w:w="8000"/>
+            <w:tcBorders>
+              <w:top w:val="single" w:color="BFBFBF" w:sz="4"/>
+              <w:left w:val="single" w:color="BFBFBF" w:sz="4"/>
+              <w:bottom w:val="single" w:color="BFBFBF" w:sz="4"/>
+              <w:right w:val="single" w:color="BFBFBF" w:sz="4"/>
+            </w:tcBorders>
+            <w:tcMar>
+              <w:top w:type="dxa" w:w="70"/>
+              <w:left w:type="dxa" w:w="100"/>
+              <w:bottom w:type="dxa" w:w="70"/>
+              <w:right w:type="dxa" w:w="100"/>
+            </w:tcMar>
+            <w:vAlign w:val="top"/>
+          </w:tcPr>
+          <w:p>
+            <w:pPr>
+              <w:spacing w:after="0"/>
+            </w:pPr>
+            <w:r>
+              <w:rPr>
+                <w:rFonts w:ascii="Calibri" w:cs="Calibri" w:eastAsia="Calibri" w:hAnsi="Calibri"/>
+                <w:b w:val="false"/>
+                <w:bCs w:val="false"/>
+                <w:sz w:val="18"/>
+                <w:szCs w:val="18"/>
+              </w:rPr>
+              <w:t>Wedging, liste des exercices : le bouton de suppression (croix) a les mêmes dimensions que celui de Putting (padding: 0 ajouté, l'icône n'est plus décalée par la marge par défaut du bouton).</w:t>
+            </w:r>
+          </w:p>
+        </w:tc>
+        <w:tc>
+          <w:tcPr>
+            <w:tcW w:type="dxa" w:w="1100"/>
+            <w:tcBorders>
+              <w:top w:val="single" w:color="BFBFBF" w:sz="4"/>
+              <w:left w:val="single" w:color="BFBFBF" w:sz="4"/>
+              <w:bottom w:val="single" w:color="BFBFBF" w:sz="4"/>
+              <w:right w:val="single" w:color="BFBFBF" w:sz="4"/>
+            </w:tcBorders>
+            <w:shd w:fill="C6EFCE" w:color="auto" w:val="clear"/>
+            <w:tcMar>
+              <w:top w:type="dxa" w:w="70"/>
+              <w:left w:type="dxa" w:w="100"/>
+              <w:bottom w:type="dxa" w:w="70"/>
+              <w:right w:type="dxa" w:w="100"/>
+            </w:tcMar>
+            <w:vAlign w:val="center"/>
+          </w:tcPr>
+          <w:p>
+            <w:pPr>
+              <w:spacing w:after="0"/>
+              <w:jc w:val="center"/>
+            </w:pPr>
+            <w:r>
+              <w:rPr>
+                <w:rFonts w:ascii="Calibri" w:cs="Calibri" w:eastAsia="Calibri" w:hAnsi="Calibri"/>
+                <w:b/>
+                <w:bCs/>
+                <w:color w:val="1E5E2A"/>
+                <w:sz w:val="18"/>
+                <w:szCs w:val="18"/>
+              </w:rPr>
+              <w:t xml:space="preserve">Terminé</w:t>
+            </w:r>
+          </w:p>
+        </w:tc>
+        <w:tc>
+          <w:tcPr>
+            <w:tcW w:type="dxa" w:w="2198"/>
+            <w:tcBorders>
+              <w:top w:val="single" w:color="BFBFBF" w:sz="4"/>
+              <w:left w:val="single" w:color="BFBFBF" w:sz="4"/>
+              <w:bottom w:val="single" w:color="BFBFBF" w:sz="4"/>
+              <w:right w:val="single" w:color="BFBFBF" w:sz="4"/>
+            </w:tcBorders>
+            <w:tcMar>
+              <w:top w:type="dxa" w:w="70"/>
+              <w:left w:type="dxa" w:w="100"/>
+              <w:bottom w:type="dxa" w:w="70"/>
+              <w:right w:type="dxa" w:w="100"/>
+            </w:tcMar>
+            <w:vAlign w:val="top"/>
+          </w:tcPr>
+          <w:p>
+            <w:pPr>
+              <w:spacing w:after="0"/>
+            </w:pPr>
+            <w:r>
+              <w:rPr>
+                <w:rFonts w:ascii="Calibri" w:cs="Calibri" w:eastAsia="Calibri" w:hAnsi="Calibri"/>
+                <w:b w:val="false"/>
+                <w:bCs w:val="false"/>
+                <w:sz w:val="18"/>
+                <w:szCs w:val="18"/>
+              </w:rPr>
+              <w:t>Lecture du code</w:t>
+            </w:r>
+          </w:p>
+        </w:tc>
+      </w:tr>
+      <w:tr>
+        <w:trPr>
+          <w:cantSplit/>
+        </w:trPr>
+        <w:tc>
+          <w:tcPr>
+            <w:tcW w:type="dxa" w:w="1700"/>
+            <w:tcBorders>
+              <w:top w:val="single" w:color="BFBFBF" w:sz="4"/>
+              <w:left w:val="single" w:color="BFBFBF" w:sz="4"/>
+              <w:bottom w:val="single" w:color="BFBFBF" w:sz="4"/>
+              <w:right w:val="single" w:color="BFBFBF" w:sz="4"/>
+            </w:tcBorders>
+            <w:tcMar>
+              <w:top w:type="dxa" w:w="70"/>
+              <w:left w:type="dxa" w:w="100"/>
+              <w:bottom w:type="dxa" w:w="70"/>
+              <w:right w:type="dxa" w:w="100"/>
+            </w:tcMar>
+            <w:vAlign w:val="top"/>
+          </w:tcPr>
+          <w:p>
+            <w:pPr>
+              <w:spacing w:after="0"/>
+            </w:pPr>
+            <w:r>
+              <w:rPr>
+                <w:rFonts w:ascii="Calibri" w:cs="Calibri" w:eastAsia="Calibri" w:hAnsi="Calibri"/>
+                <w:b/>
+                <w:bCs/>
+                <w:sz w:val="18"/>
+                <w:szCs w:val="18"/>
+              </w:rPr>
+              <w:t>13 (partie)</w:t>
+            </w:r>
+          </w:p>
+        </w:tc>
+        <w:tc>
+          <w:tcPr>
+            <w:tcW w:type="dxa" w:w="2400"/>
+            <w:tcBorders>
+              <w:top w:val="single" w:color="BFBFBF" w:sz="4"/>
+              <w:left w:val="single" w:color="BFBFBF" w:sz="4"/>
+              <w:bottom w:val="single" w:color="BFBFBF" w:sz="4"/>
+              <w:right w:val="single" w:color="BFBFBF" w:sz="4"/>
+            </w:tcBorders>
+            <w:tcMar>
+              <w:top w:type="dxa" w:w="70"/>
+              <w:left w:type="dxa" w:w="100"/>
+              <w:bottom w:type="dxa" w:w="70"/>
+              <w:right w:type="dxa" w:w="100"/>
+            </w:tcMar>
+            <w:vAlign w:val="top"/>
+          </w:tcPr>
+          <w:p>
+            <w:pPr>
+              <w:spacing w:after="0"/>
+            </w:pPr>
+            <w:r>
+              <w:rPr>
+                <w:rFonts w:ascii="Calibri" w:cs="Calibri" w:eastAsia="Calibri" w:hAnsi="Calibri"/>
+                <w:b w:val="false"/>
+                <w:bCs w:val="false"/>
+                <w:sz w:val="18"/>
+                <w:szCs w:val="18"/>
+              </w:rPr>
+              <w:t>index.html</w:t>
+            </w:r>
+          </w:p>
+        </w:tc>
+        <w:tc>
+          <w:tcPr>
+            <w:tcW w:type="dxa" w:w="8000"/>
+            <w:tcBorders>
+              <w:top w:val="single" w:color="BFBFBF" w:sz="4"/>
+              <w:left w:val="single" w:color="BFBFBF" w:sz="4"/>
+              <w:bottom w:val="single" w:color="BFBFBF" w:sz="4"/>
+              <w:right w:val="single" w:color="BFBFBF" w:sz="4"/>
+            </w:tcBorders>
+            <w:tcMar>
+              <w:top w:type="dxa" w:w="70"/>
+              <w:left w:type="dxa" w:w="100"/>
+              <w:bottom w:type="dxa" w:w="70"/>
+              <w:right w:type="dxa" w:w="100"/>
+            </w:tcMar>
+            <w:vAlign w:val="top"/>
+          </w:tcPr>
+          <w:p>
+            <w:pPr>
+              <w:spacing w:after="0"/>
+            </w:pPr>
+            <w:r>
+              <w:rPr>
+                <w:rFonts w:ascii="Calibri" w:cs="Calibri" w:eastAsia="Calibri" w:hAnsi="Calibri"/>
+                <w:b w:val="false"/>
+                <w:bCs w:val="false"/>
+                <w:sz w:val="18"/>
+                <w:szCs w:val="18"/>
+              </w:rPr>
+              <w:t>Version des fichiers passée de ?v=37 à ?v=38 dans les 25 balises, pour forcer le rechargement des CSS modifiés.</w:t>
+            </w:r>
+          </w:p>
+        </w:tc>
+        <w:tc>
+          <w:tcPr>
+            <w:tcW w:type="dxa" w:w="1100"/>
+            <w:tcBorders>
+              <w:top w:val="single" w:color="BFBFBF" w:sz="4"/>
+              <w:left w:val="single" w:color="BFBFBF" w:sz="4"/>
+              <w:bottom w:val="single" w:color="BFBFBF" w:sz="4"/>
+              <w:right w:val="single" w:color="BFBFBF" w:sz="4"/>
+            </w:tcBorders>
+            <w:shd w:fill="C6EFCE" w:color="auto" w:val="clear"/>
+            <w:tcMar>
+              <w:top w:type="dxa" w:w="70"/>
+              <w:left w:type="dxa" w:w="100"/>
+              <w:bottom w:type="dxa" w:w="70"/>
+              <w:right w:type="dxa" w:w="100"/>
+            </w:tcMar>
+            <w:vAlign w:val="center"/>
+          </w:tcPr>
+          <w:p>
+            <w:pPr>
+              <w:spacing w:after="0"/>
+              <w:jc w:val="center"/>
+            </w:pPr>
+            <w:r>
+              <w:rPr>
+                <w:rFonts w:ascii="Calibri" w:cs="Calibri" w:eastAsia="Calibri" w:hAnsi="Calibri"/>
+                <w:b/>
+                <w:bCs/>
+                <w:color w:val="1E5E2A"/>
+                <w:sz w:val="18"/>
+                <w:szCs w:val="18"/>
+              </w:rPr>
+              <w:t xml:space="preserve">Terminé</w:t>
+            </w:r>
+          </w:p>
+        </w:tc>
+        <w:tc>
+          <w:tcPr>
+            <w:tcW w:type="dxa" w:w="2198"/>
+            <w:tcBorders>
+              <w:top w:val="single" w:color="BFBFBF" w:sz="4"/>
+              <w:left w:val="single" w:color="BFBFBF" w:sz="4"/>
+              <w:bottom w:val="single" w:color="BFBFBF" w:sz="4"/>
+              <w:right w:val="single" w:color="BFBFBF" w:sz="4"/>
+            </w:tcBorders>
+            <w:tcMar>
+              <w:top w:type="dxa" w:w="70"/>
+              <w:left w:type="dxa" w:w="100"/>
+              <w:bottom w:type="dxa" w:w="70"/>
+              <w:right w:type="dxa" w:w="100"/>
+            </w:tcMar>
+            <w:vAlign w:val="top"/>
+          </w:tcPr>
+          <w:p>
+            <w:pPr>
+              <w:spacing w:after="0"/>
+            </w:pPr>
+            <w:r>
+              <w:rPr>
+                <w:rFonts w:ascii="Calibri" w:cs="Calibri" w:eastAsia="Calibri" w:hAnsi="Calibri"/>
+                <w:b w:val="false"/>
+                <w:bCs w:val="false"/>
+                <w:sz w:val="18"/>
+                <w:szCs w:val="18"/>
+              </w:rPr>
+              <w:t>Contrôle</w:t>
             </w:r>
           </w:p>
         </w:tc>

--- a/Suivi-des-bugs.docx
+++ b/Suivi-des-bugs.docx
@@ -844,7 +844,7 @@
                 <w:sz w:val="18"/>
                 <w:szCs w:val="18"/>
               </w:rPr>
-              <w:t>4</w:t>
+              <w:t>2</w:t>
             </w:r>
           </w:p>
         </w:tc>
@@ -1220,7 +1220,7 @@
                 <w:sz w:val="18"/>
                 <w:szCs w:val="18"/>
               </w:rPr>
-              <w:t>56</w:t>
+              <w:t>58</w:t>
             </w:r>
           </w:p>
         </w:tc>
@@ -9048,7 +9048,7 @@
                 <w:sz w:val="18"/>
                 <w:szCs w:val="18"/>
               </w:rPr>
-              <w:t xml:space="preserve">Accueil</w:t>
+              <w:t xml:space="preserve">53, 54, 60</w:t>
             </w:r>
           </w:p>
         </w:tc>
@@ -9081,7 +9081,7 @@
                 <w:sz w:val="18"/>
                 <w:szCs w:val="18"/>
               </w:rPr>
-              <w:t xml:space="preserve">HomePage.css</w:t>
+              <w:t xml:space="preserve">putting.css, wedging.css, menu.css, parcours-ui.css</w:t>
             </w:r>
           </w:p>
         </w:tc>
@@ -9114,7 +9114,7 @@
                 <w:sz w:val="18"/>
                 <w:szCs w:val="18"/>
               </w:rPr>
-              <w:t>Boutons orbitaux ramenés de 104 à 94 px (jugés trop gros) : icône 18 px, marge interne 5 px, interligne du sous-titre réduit. Taille estimée par calcul, aucun rendu vu.</w:t>
+              <w:t>Champs à 16 px (plus de zoom iOS), textes passés à 11 px (accueil, barre du bas de Wedging, jauges, pastilles de Parcours), zones d'appui de 44 px (croix et ± du pavé du Menu, bouton "i", remise à zéro de Parcours). Défaut constaté : dans Parcours &gt; Green, le bouton Skip ne répondait pas (la zone d'appui du "i" le recouvrait) ; corrigé.</w:t>
             </w:r>
           </w:p>
         </w:tc>
@@ -9216,7 +9216,7 @@
                 <w:sz w:val="18"/>
                 <w:szCs w:val="18"/>
               </w:rPr>
-              <w:t>Tester : boutons plus petits, six boutons complets dans le cercle (icône, titre, sous-titre, chevron), bouton central séparé des cinq autres, titre et sous-titre de l'en-tête non recouverts par Putting.</w:t>
+              <w:t>Tester : aucun zoom au focus, aucun débordement, pas de tap pris par un bouton voisin. Parcours &gt; Green : Skip passe au trou suivant, le "i" ouvre toujours l'aide.</w:t>
             </w:r>
           </w:p>
         </w:tc>
@@ -9254,7 +9254,7 @@
                 <w:sz w:val="18"/>
                 <w:szCs w:val="18"/>
               </w:rPr>
-              <w:t xml:space="preserve">55, 57</w:t>
+              <w:t xml:space="preserve">59, 60 (Stats et Putting)</w:t>
             </w:r>
           </w:p>
         </w:tc>
@@ -9287,7 +9287,7 @@
                 <w:sz w:val="18"/>
                 <w:szCs w:val="18"/>
               </w:rPr>
-              <w:t xml:space="preserve">menu.js, menu.css</w:t>
+              <w:t xml:space="preserve">stats.css, putting.css</w:t>
             </w:r>
           </w:p>
         </w:tc>
@@ -9320,7 +9320,7 @@
                 <w:sz w:val="18"/>
                 <w:szCs w:val="18"/>
               </w:rPr>
-              <w:t xml:space="preserve">Menu : en-tête avec encoche en mode installé, boutons Valider / Enregistrer / Envoyer au support, pavé numérique.</w:t>
+              <w:t>Cartes Stats et lignes d'historique Putting sans bordure ni scale(0.99) hérités de Parcours, champs à 16 px, zones d'appui de 44 px. Boutons ronds "Nouveau parcours" / "Exercice rapide" de Putting (64 px, libellé 8,5 px) et de Stats (80 px) normalisés : 80 px, libellé 11 px, icône 20 px, définis une seule fois dans commun.css.</w:t>
             </w:r>
           </w:p>
         </w:tc>
@@ -9422,439 +9422,7 @@
                 <w:sz w:val="18"/>
                 <w:szCs w:val="18"/>
               </w:rPr>
-              <w:t>Accueil &gt; bouton profil (rond en haut à droite) &gt; Menu. 55 : en-tête du Menu, le bouton retour ne passe pas sous l'encoche (iPhone à encoche, appli installée sur l'écran d'accueil). 57 : toucher Index (pavé numérique, bouton Valider), ouvrir Sac de golf ou Distances (bouton Enregistrer), Aide &gt; Contact (bouton Envoyer) : boutons arrondis, pleine largeur, couleur d'accent, texte lisible.</w:t>
-            </w:r>
-          </w:p>
-        </w:tc>
-      </w:tr>
-      <w:tr>
-        <w:trPr>
-          <w:cantSplit/>
-        </w:trPr>
-        <w:tc>
-          <w:tcPr>
-            <w:tcW w:type="dxa" w:w="1500"/>
-            <w:tcBorders>
-              <w:top w:val="single" w:color="BFBFBF" w:sz="4"/>
-              <w:left w:val="single" w:color="BFBFBF" w:sz="4"/>
-              <w:bottom w:val="single" w:color="BFBFBF" w:sz="4"/>
-              <w:right w:val="single" w:color="BFBFBF" w:sz="4"/>
-            </w:tcBorders>
-            <w:tcMar>
-              <w:top w:type="dxa" w:w="70"/>
-              <w:left w:type="dxa" w:w="100"/>
-              <w:bottom w:type="dxa" w:w="70"/>
-              <w:right w:type="dxa" w:w="100"/>
-            </w:tcMar>
-            <w:vAlign w:val="top"/>
-          </w:tcPr>
-          <w:p>
-            <w:pPr>
-              <w:spacing w:after="0"/>
-            </w:pPr>
-            <w:r>
-              <w:rPr>
-                <w:rFonts w:ascii="Calibri" w:cs="Calibri" w:eastAsia="Calibri" w:hAnsi="Calibri"/>
-                <w:b/>
-                <w:bCs/>
-                <w:sz w:val="18"/>
-                <w:szCs w:val="18"/>
-              </w:rPr>
-              <w:t xml:space="preserve">53, 54, 60</w:t>
-            </w:r>
-          </w:p>
-        </w:tc>
-        <w:tc>
-          <w:tcPr>
-            <w:tcW w:type="dxa" w:w="2100"/>
-            <w:tcBorders>
-              <w:top w:val="single" w:color="BFBFBF" w:sz="4"/>
-              <w:left w:val="single" w:color="BFBFBF" w:sz="4"/>
-              <w:bottom w:val="single" w:color="BFBFBF" w:sz="4"/>
-              <w:right w:val="single" w:color="BFBFBF" w:sz="4"/>
-            </w:tcBorders>
-            <w:tcMar>
-              <w:top w:type="dxa" w:w="70"/>
-              <w:left w:type="dxa" w:w="100"/>
-              <w:bottom w:type="dxa" w:w="70"/>
-              <w:right w:type="dxa" w:w="100"/>
-            </w:tcMar>
-            <w:vAlign w:val="top"/>
-          </w:tcPr>
-          <w:p>
-            <w:pPr>
-              <w:spacing w:after="0"/>
-            </w:pPr>
-            <w:r>
-              <w:rPr>
-                <w:rFonts w:ascii="Calibri" w:cs="Calibri" w:eastAsia="Calibri" w:hAnsi="Calibri"/>
-                <w:b w:val="false"/>
-                <w:bCs w:val="false"/>
-                <w:sz w:val="18"/>
-                <w:szCs w:val="18"/>
-              </w:rPr>
-              <w:t xml:space="preserve">putting.css, wedging.css, menu.css, parcours-ui.css</w:t>
-            </w:r>
-          </w:p>
-        </w:tc>
-        <w:tc>
-          <w:tcPr>
-            <w:tcW w:type="dxa" w:w="5600"/>
-            <w:tcBorders>
-              <w:top w:val="single" w:color="BFBFBF" w:sz="4"/>
-              <w:left w:val="single" w:color="BFBFBF" w:sz="4"/>
-              <w:bottom w:val="single" w:color="BFBFBF" w:sz="4"/>
-              <w:right w:val="single" w:color="BFBFBF" w:sz="4"/>
-            </w:tcBorders>
-            <w:tcMar>
-              <w:top w:type="dxa" w:w="70"/>
-              <w:left w:type="dxa" w:w="100"/>
-              <w:bottom w:type="dxa" w:w="70"/>
-              <w:right w:type="dxa" w:w="100"/>
-            </w:tcMar>
-            <w:vAlign w:val="top"/>
-          </w:tcPr>
-          <w:p>
-            <w:pPr>
-              <w:spacing w:after="0"/>
-            </w:pPr>
-            <w:r>
-              <w:rPr>
-                <w:rFonts w:ascii="Calibri" w:cs="Calibri" w:eastAsia="Calibri" w:hAnsi="Calibri"/>
-                <w:b w:val="false"/>
-                <w:bCs w:val="false"/>
-                <w:sz w:val="18"/>
-                <w:szCs w:val="18"/>
-              </w:rPr>
-              <w:t xml:space="preserve">Champs à 16 px (plus de zoom iOS), textes passés à 11 px (accueil, barre du bas de Wedging, jauges, pastilles de Parcours), zones d'appui de 44 px (croix et ± du pavé du Menu, bouton "i", remise à zéro de Parcours).</w:t>
-            </w:r>
-          </w:p>
-        </w:tc>
-        <w:tc>
-          <w:tcPr>
-            <w:tcW w:type="dxa" w:w="1100"/>
-            <w:tcBorders>
-              <w:top w:val="single" w:color="BFBFBF" w:sz="4"/>
-              <w:left w:val="single" w:color="BFBFBF" w:sz="4"/>
-              <w:bottom w:val="single" w:color="BFBFBF" w:sz="4"/>
-              <w:right w:val="single" w:color="BFBFBF" w:sz="4"/>
-            </w:tcBorders>
-            <w:shd w:fill="FFEB9C" w:color="auto" w:val="clear"/>
-            <w:tcMar>
-              <w:top w:type="dxa" w:w="70"/>
-              <w:left w:type="dxa" w:w="100"/>
-              <w:bottom w:type="dxa" w:w="70"/>
-              <w:right w:type="dxa" w:w="100"/>
-            </w:tcMar>
-            <w:vAlign w:val="center"/>
-          </w:tcPr>
-          <w:p>
-            <w:pPr>
-              <w:spacing w:after="0"/>
-              <w:jc w:val="center"/>
-            </w:pPr>
-            <w:r>
-              <w:rPr>
-                <w:rFonts w:ascii="Calibri" w:cs="Calibri" w:eastAsia="Calibri" w:hAnsi="Calibri"/>
-                <w:b/>
-                <w:bCs/>
-                <w:color w:val="7A4A00"/>
-                <w:sz w:val="18"/>
-                <w:szCs w:val="18"/>
-              </w:rPr>
-              <w:t xml:space="preserve">En cours</w:t>
-            </w:r>
-          </w:p>
-        </w:tc>
-        <w:tc>
-          <w:tcPr>
-            <w:tcW w:type="dxa" w:w="1700"/>
-            <w:tcBorders>
-              <w:top w:val="single" w:color="BFBFBF" w:sz="4"/>
-              <w:left w:val="single" w:color="BFBFBF" w:sz="4"/>
-              <w:bottom w:val="single" w:color="BFBFBF" w:sz="4"/>
-              <w:right w:val="single" w:color="BFBFBF" w:sz="4"/>
-            </w:tcBorders>
-            <w:tcMar>
-              <w:top w:type="dxa" w:w="70"/>
-              <w:left w:type="dxa" w:w="100"/>
-              <w:bottom w:type="dxa" w:w="70"/>
-              <w:right w:type="dxa" w:w="100"/>
-            </w:tcMar>
-            <w:vAlign w:val="top"/>
-          </w:tcPr>
-          <w:p>
-            <w:pPr>
-              <w:spacing w:after="0"/>
-            </w:pPr>
-            <w:r>
-              <w:rPr>
-                <w:rFonts w:ascii="Calibri" w:cs="Calibri" w:eastAsia="Calibri" w:hAnsi="Calibri"/>
-                <w:b w:val="false"/>
-                <w:bCs w:val="false"/>
-                <w:sz w:val="18"/>
-                <w:szCs w:val="18"/>
-              </w:rPr>
-              <w:t xml:space="preserve">Propriétaire</w:t>
-            </w:r>
-          </w:p>
-        </w:tc>
-        <w:tc>
-          <w:tcPr>
-            <w:tcW w:type="dxa" w:w="3398"/>
-            <w:tcBorders>
-              <w:top w:val="single" w:color="BFBFBF" w:sz="4"/>
-              <w:left w:val="single" w:color="BFBFBF" w:sz="4"/>
-              <w:bottom w:val="single" w:color="BFBFBF" w:sz="4"/>
-              <w:right w:val="single" w:color="BFBFBF" w:sz="4"/>
-            </w:tcBorders>
-            <w:tcMar>
-              <w:top w:type="dxa" w:w="70"/>
-              <w:left w:type="dxa" w:w="100"/>
-              <w:bottom w:type="dxa" w:w="70"/>
-              <w:right w:type="dxa" w:w="100"/>
-            </w:tcMar>
-            <w:vAlign w:val="top"/>
-          </w:tcPr>
-          <w:p>
-            <w:pPr>
-              <w:spacing w:after="0"/>
-            </w:pPr>
-            <w:r>
-              <w:rPr>
-                <w:rFonts w:ascii="Calibri" w:cs="Calibri" w:eastAsia="Calibri" w:hAnsi="Calibri"/>
-                <w:b w:val="false"/>
-                <w:bCs w:val="false"/>
-                <w:sz w:val="18"/>
-                <w:szCs w:val="18"/>
-              </w:rPr>
-              <w:t xml:space="preserve">Tester : aucun zoom au focus, aucun débordement, pas de tap pris par un bouton voisin.</w:t>
-            </w:r>
-          </w:p>
-        </w:tc>
-      </w:tr>
-      <w:tr>
-        <w:trPr>
-          <w:cantSplit/>
-        </w:trPr>
-        <w:tc>
-          <w:tcPr>
-            <w:tcW w:type="dxa" w:w="1500"/>
-            <w:tcBorders>
-              <w:top w:val="single" w:color="BFBFBF" w:sz="4"/>
-              <w:left w:val="single" w:color="BFBFBF" w:sz="4"/>
-              <w:bottom w:val="single" w:color="BFBFBF" w:sz="4"/>
-              <w:right w:val="single" w:color="BFBFBF" w:sz="4"/>
-            </w:tcBorders>
-            <w:tcMar>
-              <w:top w:type="dxa" w:w="70"/>
-              <w:left w:type="dxa" w:w="100"/>
-              <w:bottom w:type="dxa" w:w="70"/>
-              <w:right w:type="dxa" w:w="100"/>
-            </w:tcMar>
-            <w:vAlign w:val="top"/>
-          </w:tcPr>
-          <w:p>
-            <w:pPr>
-              <w:spacing w:after="0"/>
-            </w:pPr>
-            <w:r>
-              <w:rPr>
-                <w:rFonts w:ascii="Calibri" w:cs="Calibri" w:eastAsia="Calibri" w:hAnsi="Calibri"/>
-                <w:b/>
-                <w:bCs/>
-                <w:sz w:val="18"/>
-                <w:szCs w:val="18"/>
-              </w:rPr>
-              <w:t xml:space="preserve">59, 60 (Stats et Putting)</w:t>
-            </w:r>
-          </w:p>
-        </w:tc>
-        <w:tc>
-          <w:tcPr>
-            <w:tcW w:type="dxa" w:w="2100"/>
-            <w:tcBorders>
-              <w:top w:val="single" w:color="BFBFBF" w:sz="4"/>
-              <w:left w:val="single" w:color="BFBFBF" w:sz="4"/>
-              <w:bottom w:val="single" w:color="BFBFBF" w:sz="4"/>
-              <w:right w:val="single" w:color="BFBFBF" w:sz="4"/>
-            </w:tcBorders>
-            <w:tcMar>
-              <w:top w:type="dxa" w:w="70"/>
-              <w:left w:type="dxa" w:w="100"/>
-              <w:bottom w:type="dxa" w:w="70"/>
-              <w:right w:type="dxa" w:w="100"/>
-            </w:tcMar>
-            <w:vAlign w:val="top"/>
-          </w:tcPr>
-          <w:p>
-            <w:pPr>
-              <w:spacing w:after="0"/>
-            </w:pPr>
-            <w:r>
-              <w:rPr>
-                <w:rFonts w:ascii="Calibri" w:cs="Calibri" w:eastAsia="Calibri" w:hAnsi="Calibri"/>
-                <w:b w:val="false"/>
-                <w:bCs w:val="false"/>
-                <w:sz w:val="18"/>
-                <w:szCs w:val="18"/>
-              </w:rPr>
-              <w:t xml:space="preserve">stats.css, putting.css</w:t>
-            </w:r>
-          </w:p>
-        </w:tc>
-        <w:tc>
-          <w:tcPr>
-            <w:tcW w:type="dxa" w:w="5600"/>
-            <w:tcBorders>
-              <w:top w:val="single" w:color="BFBFBF" w:sz="4"/>
-              <w:left w:val="single" w:color="BFBFBF" w:sz="4"/>
-              <w:bottom w:val="single" w:color="BFBFBF" w:sz="4"/>
-              <w:right w:val="single" w:color="BFBFBF" w:sz="4"/>
-            </w:tcBorders>
-            <w:tcMar>
-              <w:top w:type="dxa" w:w="70"/>
-              <w:left w:type="dxa" w:w="100"/>
-              <w:bottom w:type="dxa" w:w="70"/>
-              <w:right w:type="dxa" w:w="100"/>
-            </w:tcMar>
-            <w:vAlign w:val="top"/>
-          </w:tcPr>
-          <w:p>
-            <w:pPr>
-              <w:spacing w:after="0"/>
-            </w:pPr>
-            <w:r>
-              <w:rPr>
-                <w:rFonts w:ascii="Calibri" w:cs="Calibri" w:eastAsia="Calibri" w:hAnsi="Calibri"/>
-                <w:b w:val="false"/>
-                <w:bCs w:val="false"/>
-                <w:sz w:val="18"/>
-                <w:szCs w:val="18"/>
-              </w:rPr>
-              <w:t xml:space="preserve">Cartes Stats et lignes d'historique Putting sans bordure ni </w:t>
-            </w:r>
-            <w:r>
-              <w:rPr>
-                <w:rFonts w:ascii="Consolas" w:cs="Consolas" w:eastAsia="Consolas" w:hAnsi="Consolas"/>
-                <w:b w:val="false"/>
-                <w:bCs w:val="false"/>
-                <w:sz w:val="17"/>
-                <w:szCs w:val="17"/>
-              </w:rPr>
-              <w:t xml:space="preserve">scale(0.99)</w:t>
-            </w:r>
-            <w:r>
-              <w:rPr>
-                <w:rFonts w:ascii="Calibri" w:cs="Calibri" w:eastAsia="Calibri" w:hAnsi="Calibri"/>
-                <w:b w:val="false"/>
-                <w:bCs w:val="false"/>
-                <w:sz w:val="18"/>
-                <w:szCs w:val="18"/>
-              </w:rPr>
-              <w:t xml:space="preserve"> hérités de Parcours, champs à 16 px, zones d'appui de 44 px. Bouton rond "Nouveau parcours" du dashboard Stats passé à 80 px, libellé à 11 px.</w:t>
-            </w:r>
-          </w:p>
-        </w:tc>
-        <w:tc>
-          <w:tcPr>
-            <w:tcW w:type="dxa" w:w="1100"/>
-            <w:tcBorders>
-              <w:top w:val="single" w:color="BFBFBF" w:sz="4"/>
-              <w:left w:val="single" w:color="BFBFBF" w:sz="4"/>
-              <w:bottom w:val="single" w:color="BFBFBF" w:sz="4"/>
-              <w:right w:val="single" w:color="BFBFBF" w:sz="4"/>
-            </w:tcBorders>
-            <w:shd w:fill="FFEB9C" w:color="auto" w:val="clear"/>
-            <w:tcMar>
-              <w:top w:type="dxa" w:w="70"/>
-              <w:left w:type="dxa" w:w="100"/>
-              <w:bottom w:type="dxa" w:w="70"/>
-              <w:right w:type="dxa" w:w="100"/>
-            </w:tcMar>
-            <w:vAlign w:val="center"/>
-          </w:tcPr>
-          <w:p>
-            <w:pPr>
-              <w:spacing w:after="0"/>
-              <w:jc w:val="center"/>
-            </w:pPr>
-            <w:r>
-              <w:rPr>
-                <w:rFonts w:ascii="Calibri" w:cs="Calibri" w:eastAsia="Calibri" w:hAnsi="Calibri"/>
-                <w:b/>
-                <w:bCs/>
-                <w:color w:val="7A4A00"/>
-                <w:sz w:val="18"/>
-                <w:szCs w:val="18"/>
-              </w:rPr>
-              <w:t xml:space="preserve">En cours</w:t>
-            </w:r>
-          </w:p>
-        </w:tc>
-        <w:tc>
-          <w:tcPr>
-            <w:tcW w:type="dxa" w:w="1700"/>
-            <w:tcBorders>
-              <w:top w:val="single" w:color="BFBFBF" w:sz="4"/>
-              <w:left w:val="single" w:color="BFBFBF" w:sz="4"/>
-              <w:bottom w:val="single" w:color="BFBFBF" w:sz="4"/>
-              <w:right w:val="single" w:color="BFBFBF" w:sz="4"/>
-            </w:tcBorders>
-            <w:tcMar>
-              <w:top w:type="dxa" w:w="70"/>
-              <w:left w:type="dxa" w:w="100"/>
-              <w:bottom w:type="dxa" w:w="70"/>
-              <w:right w:type="dxa" w:w="100"/>
-            </w:tcMar>
-            <w:vAlign w:val="top"/>
-          </w:tcPr>
-          <w:p>
-            <w:pPr>
-              <w:spacing w:after="0"/>
-            </w:pPr>
-            <w:r>
-              <w:rPr>
-                <w:rFonts w:ascii="Calibri" w:cs="Calibri" w:eastAsia="Calibri" w:hAnsi="Calibri"/>
-                <w:b w:val="false"/>
-                <w:bCs w:val="false"/>
-                <w:sz w:val="18"/>
-                <w:szCs w:val="18"/>
-              </w:rPr>
-              <w:t xml:space="preserve">Propriétaire</w:t>
-            </w:r>
-          </w:p>
-        </w:tc>
-        <w:tc>
-          <w:tcPr>
-            <w:tcW w:type="dxa" w:w="3398"/>
-            <w:tcBorders>
-              <w:top w:val="single" w:color="BFBFBF" w:sz="4"/>
-              <w:left w:val="single" w:color="BFBFBF" w:sz="4"/>
-              <w:bottom w:val="single" w:color="BFBFBF" w:sz="4"/>
-              <w:right w:val="single" w:color="BFBFBF" w:sz="4"/>
-            </w:tcBorders>
-            <w:tcMar>
-              <w:top w:type="dxa" w:w="70"/>
-              <w:left w:type="dxa" w:w="100"/>
-              <w:bottom w:type="dxa" w:w="70"/>
-              <w:right w:type="dxa" w:w="100"/>
-            </w:tcMar>
-            <w:vAlign w:val="top"/>
-          </w:tcPr>
-          <w:p>
-            <w:pPr>
-              <w:spacing w:after="0"/>
-            </w:pPr>
-            <w:r>
-              <w:rPr>
-                <w:rFonts w:ascii="Calibri" w:cs="Calibri" w:eastAsia="Calibri" w:hAnsi="Calibri"/>
-                <w:b w:val="false"/>
-                <w:bCs w:val="false"/>
-                <w:sz w:val="18"/>
-                <w:szCs w:val="18"/>
-              </w:rPr>
-              <w:t xml:space="preserve">Tester : "PARCOURS" reste dans le cercle et le bouton ne masque pas le dernier bloc.</w:t>
+              <w:t>Tester : boutons ronds identiques dans Putting (onglet parcours) et Stats ; "PARCOURS" et "RAPIDE" restent dans le cercle ; le bouton ne masque pas le dernier bloc. Parcours inchangé.</w:t>
             </w:r>
           </w:p>
         </w:tc>
@@ -12580,7 +12148,7 @@
                 <w:sz w:val="18"/>
                 <w:szCs w:val="18"/>
               </w:rPr>
-              <w:t>Boutons orbitaux de l'accueil : diamètre min(94px, 25cqw) (104 px jugés trop gros), marge interne 5 px, icône 18 px, interligne du sous-titre réduit (voir ligne jaune "Accueil").</w:t>
+              <w:t>Boutons orbitaux de l'accueil : diamètre min(94px, 25cqw) (104 px jugés trop gros), marge interne 5 px, icône 18 px, interligne du sous-titre réduit.</w:t>
             </w:r>
           </w:p>
         </w:tc>
@@ -12649,7 +12217,7 @@
                 <w:sz w:val="18"/>
                 <w:szCs w:val="18"/>
               </w:rPr>
-              <w:t>Calcul</w:t>
+              <w:t>Calcul. Testé sur téléphone par le propriétaire.</w:t>
             </w:r>
           </w:p>
         </w:tc>
@@ -18559,7 +18127,7 @@
                 <w:sz w:val="18"/>
                 <w:szCs w:val="18"/>
               </w:rPr>
-              <w:t xml:space="preserve">Lecture du code</w:t>
+              <w:t>Lecture du code. Testé sur téléphone par le propriétaire (55, 57).</w:t>
             </w:r>
           </w:p>
         </w:tc>
@@ -21236,6 +20804,352 @@
                 <w:sz w:val="18"/>
                 <w:szCs w:val="18"/>
               </w:rPr>
+              <w:t>53, 60</w:t>
+            </w:r>
+          </w:p>
+        </w:tc>
+        <w:tc>
+          <w:tcPr>
+            <w:tcW w:type="dxa" w:w="2400"/>
+            <w:tcBorders>
+              <w:top w:val="single" w:color="BFBFBF" w:sz="4"/>
+              <w:left w:val="single" w:color="BFBFBF" w:sz="4"/>
+              <w:bottom w:val="single" w:color="BFBFBF" w:sz="4"/>
+              <w:right w:val="single" w:color="BFBFBF" w:sz="4"/>
+            </w:tcBorders>
+            <w:tcMar>
+              <w:top w:type="dxa" w:w="70"/>
+              <w:left w:type="dxa" w:w="100"/>
+              <w:bottom w:type="dxa" w:w="70"/>
+              <w:right w:type="dxa" w:w="100"/>
+            </w:tcMar>
+            <w:vAlign w:val="top"/>
+          </w:tcPr>
+          <w:p>
+            <w:pPr>
+              <w:spacing w:after="0"/>
+            </w:pPr>
+            <w:r>
+              <w:rPr>
+                <w:rFonts w:ascii="Calibri" w:cs="Calibri" w:eastAsia="Calibri" w:hAnsi="Calibri"/>
+                <w:b w:val="false"/>
+                <w:bCs w:val="false"/>
+                <w:sz w:val="18"/>
+                <w:szCs w:val="18"/>
+              </w:rPr>
+              <w:t>parcours-ui.css</w:t>
+            </w:r>
+          </w:p>
+        </w:tc>
+        <w:tc>
+          <w:tcPr>
+            <w:tcW w:type="dxa" w:w="8000"/>
+            <w:tcBorders>
+              <w:top w:val="single" w:color="BFBFBF" w:sz="4"/>
+              <w:left w:val="single" w:color="BFBFBF" w:sz="4"/>
+              <w:bottom w:val="single" w:color="BFBFBF" w:sz="4"/>
+              <w:right w:val="single" w:color="BFBFBF" w:sz="4"/>
+            </w:tcBorders>
+            <w:tcMar>
+              <w:top w:type="dxa" w:w="70"/>
+              <w:left w:type="dxa" w:w="100"/>
+              <w:bottom w:type="dxa" w:w="70"/>
+              <w:right w:type="dxa" w:w="100"/>
+            </w:tcMar>
+            <w:vAlign w:val="top"/>
+          </w:tcPr>
+          <w:p>
+            <w:pPr>
+              <w:spacing w:after="0"/>
+            </w:pPr>
+            <w:r>
+              <w:rPr>
+                <w:rFonts w:ascii="Calibri" w:cs="Calibri" w:eastAsia="Calibri" w:hAnsi="Calibri"/>
+                <w:b w:val="false"/>
+                <w:bCs w:val="false"/>
+                <w:sz w:val="18"/>
+                <w:szCs w:val="18"/>
+              </w:rPr>
+              <w:t>Parcours &gt; Green : le bouton Skip ne répondait pas. Cause : la zone d'appui (::after) du "i", en position absolue, se calait sur tout le coin bas-droit (le "i" était en position static) et passait au-dessus de Skip. Le "i" est maintenant en position relative, sa zone ne descend plus que de 3 px, et Skip est placé au-dessus (z-index).</w:t>
+            </w:r>
+          </w:p>
+        </w:tc>
+        <w:tc>
+          <w:tcPr>
+            <w:tcW w:type="dxa" w:w="1100"/>
+            <w:tcBorders>
+              <w:top w:val="single" w:color="BFBFBF" w:sz="4"/>
+              <w:left w:val="single" w:color="BFBFBF" w:sz="4"/>
+              <w:bottom w:val="single" w:color="BFBFBF" w:sz="4"/>
+              <w:right w:val="single" w:color="BFBFBF" w:sz="4"/>
+            </w:tcBorders>
+            <w:shd w:fill="C6EFCE" w:color="auto" w:val="clear"/>
+            <w:tcMar>
+              <w:top w:type="dxa" w:w="70"/>
+              <w:left w:type="dxa" w:w="100"/>
+              <w:bottom w:type="dxa" w:w="70"/>
+              <w:right w:type="dxa" w:w="100"/>
+            </w:tcMar>
+            <w:vAlign w:val="center"/>
+          </w:tcPr>
+          <w:p>
+            <w:pPr>
+              <w:spacing w:after="0"/>
+              <w:jc w:val="center"/>
+            </w:pPr>
+            <w:r>
+              <w:rPr>
+                <w:rFonts w:ascii="Calibri" w:cs="Calibri" w:eastAsia="Calibri" w:hAnsi="Calibri"/>
+                <w:b/>
+                <w:bCs/>
+                <w:color w:val="1E5E2A"/>
+                <w:sz w:val="18"/>
+                <w:szCs w:val="18"/>
+              </w:rPr>
+              <w:t xml:space="preserve">Terminé</w:t>
+            </w:r>
+          </w:p>
+        </w:tc>
+        <w:tc>
+          <w:tcPr>
+            <w:tcW w:type="dxa" w:w="2198"/>
+            <w:tcBorders>
+              <w:top w:val="single" w:color="BFBFBF" w:sz="4"/>
+              <w:left w:val="single" w:color="BFBFBF" w:sz="4"/>
+              <w:bottom w:val="single" w:color="BFBFBF" w:sz="4"/>
+              <w:right w:val="single" w:color="BFBFBF" w:sz="4"/>
+            </w:tcBorders>
+            <w:tcMar>
+              <w:top w:type="dxa" w:w="70"/>
+              <w:left w:type="dxa" w:w="100"/>
+              <w:bottom w:type="dxa" w:w="70"/>
+              <w:right w:type="dxa" w:w="100"/>
+            </w:tcMar>
+            <w:vAlign w:val="top"/>
+          </w:tcPr>
+          <w:p>
+            <w:pPr>
+              <w:spacing w:after="0"/>
+            </w:pPr>
+            <w:r>
+              <w:rPr>
+                <w:rFonts w:ascii="Calibri" w:cs="Calibri" w:eastAsia="Calibri" w:hAnsi="Calibri"/>
+                <w:b w:val="false"/>
+                <w:bCs w:val="false"/>
+                <w:sz w:val="18"/>
+                <w:szCs w:val="18"/>
+              </w:rPr>
+              <w:t>Lecture du code</w:t>
+            </w:r>
+          </w:p>
+        </w:tc>
+      </w:tr>
+      <w:tr>
+        <w:trPr>
+          <w:cantSplit/>
+        </w:trPr>
+        <w:tc>
+          <w:tcPr>
+            <w:tcW w:type="dxa" w:w="1700"/>
+            <w:tcBorders>
+              <w:top w:val="single" w:color="BFBFBF" w:sz="4"/>
+              <w:left w:val="single" w:color="BFBFBF" w:sz="4"/>
+              <w:bottom w:val="single" w:color="BFBFBF" w:sz="4"/>
+              <w:right w:val="single" w:color="BFBFBF" w:sz="4"/>
+            </w:tcBorders>
+            <w:tcMar>
+              <w:top w:type="dxa" w:w="70"/>
+              <w:left w:type="dxa" w:w="100"/>
+              <w:bottom w:type="dxa" w:w="70"/>
+              <w:right w:type="dxa" w:w="100"/>
+            </w:tcMar>
+            <w:vAlign w:val="top"/>
+          </w:tcPr>
+          <w:p>
+            <w:pPr>
+              <w:spacing w:after="0"/>
+            </w:pPr>
+            <w:r>
+              <w:rPr>
+                <w:rFonts w:ascii="Calibri" w:cs="Calibri" w:eastAsia="Calibri" w:hAnsi="Calibri"/>
+                <w:b/>
+                <w:bCs/>
+                <w:sz w:val="18"/>
+                <w:szCs w:val="18"/>
+              </w:rPr>
+              <w:t>59, 60</w:t>
+            </w:r>
+          </w:p>
+        </w:tc>
+        <w:tc>
+          <w:tcPr>
+            <w:tcW w:type="dxa" w:w="2400"/>
+            <w:tcBorders>
+              <w:top w:val="single" w:color="BFBFBF" w:sz="4"/>
+              <w:left w:val="single" w:color="BFBFBF" w:sz="4"/>
+              <w:bottom w:val="single" w:color="BFBFBF" w:sz="4"/>
+              <w:right w:val="single" w:color="BFBFBF" w:sz="4"/>
+            </w:tcBorders>
+            <w:tcMar>
+              <w:top w:type="dxa" w:w="70"/>
+              <w:left w:type="dxa" w:w="100"/>
+              <w:bottom w:type="dxa" w:w="70"/>
+              <w:right w:type="dxa" w:w="100"/>
+            </w:tcMar>
+            <w:vAlign w:val="top"/>
+          </w:tcPr>
+          <w:p>
+            <w:pPr>
+              <w:spacing w:after="0"/>
+            </w:pPr>
+            <w:r>
+              <w:rPr>
+                <w:rFonts w:ascii="Calibri" w:cs="Calibri" w:eastAsia="Calibri" w:hAnsi="Calibri"/>
+                <w:b w:val="false"/>
+                <w:bCs w:val="false"/>
+                <w:sz w:val="18"/>
+                <w:szCs w:val="18"/>
+              </w:rPr>
+              <w:t>commun.css, stats.css</w:t>
+            </w:r>
+          </w:p>
+        </w:tc>
+        <w:tc>
+          <w:tcPr>
+            <w:tcW w:type="dxa" w:w="8000"/>
+            <w:tcBorders>
+              <w:top w:val="single" w:color="BFBFBF" w:sz="4"/>
+              <w:left w:val="single" w:color="BFBFBF" w:sz="4"/>
+              <w:bottom w:val="single" w:color="BFBFBF" w:sz="4"/>
+              <w:right w:val="single" w:color="BFBFBF" w:sz="4"/>
+            </w:tcBorders>
+            <w:tcMar>
+              <w:top w:type="dxa" w:w="70"/>
+              <w:left w:type="dxa" w:w="100"/>
+              <w:bottom w:type="dxa" w:w="70"/>
+              <w:right w:type="dxa" w:w="100"/>
+            </w:tcMar>
+            <w:vAlign w:val="top"/>
+          </w:tcPr>
+          <w:p>
+            <w:pPr>
+              <w:spacing w:after="0"/>
+            </w:pPr>
+            <w:r>
+              <w:rPr>
+                <w:rFonts w:ascii="Calibri" w:cs="Calibri" w:eastAsia="Calibri" w:hAnsi="Calibri"/>
+                <w:b w:val="false"/>
+                <w:bCs w:val="false"/>
+                <w:sz w:val="18"/>
+                <w:szCs w:val="18"/>
+              </w:rPr>
+              <w:t>Boutons ronds de Putting et de Stats : un seul style dans commun.css (80 px, libellé 11 px, icône 20 px, écart 3 px) ; surcharge de 80 px retirée de stats.css ; réserve basse de Stats portée de 100 à 112 px (Putting réserve déjà 200 px).</w:t>
+            </w:r>
+          </w:p>
+        </w:tc>
+        <w:tc>
+          <w:tcPr>
+            <w:tcW w:type="dxa" w:w="1100"/>
+            <w:tcBorders>
+              <w:top w:val="single" w:color="BFBFBF" w:sz="4"/>
+              <w:left w:val="single" w:color="BFBFBF" w:sz="4"/>
+              <w:bottom w:val="single" w:color="BFBFBF" w:sz="4"/>
+              <w:right w:val="single" w:color="BFBFBF" w:sz="4"/>
+            </w:tcBorders>
+            <w:shd w:fill="C6EFCE" w:color="auto" w:val="clear"/>
+            <w:tcMar>
+              <w:top w:type="dxa" w:w="70"/>
+              <w:left w:type="dxa" w:w="100"/>
+              <w:bottom w:type="dxa" w:w="70"/>
+              <w:right w:type="dxa" w:w="100"/>
+            </w:tcMar>
+            <w:vAlign w:val="center"/>
+          </w:tcPr>
+          <w:p>
+            <w:pPr>
+              <w:spacing w:after="0"/>
+              <w:jc w:val="center"/>
+            </w:pPr>
+            <w:r>
+              <w:rPr>
+                <w:rFonts w:ascii="Calibri" w:cs="Calibri" w:eastAsia="Calibri" w:hAnsi="Calibri"/>
+                <w:b/>
+                <w:bCs/>
+                <w:color w:val="1E5E2A"/>
+                <w:sz w:val="18"/>
+                <w:szCs w:val="18"/>
+              </w:rPr>
+              <w:t xml:space="preserve">Terminé</w:t>
+            </w:r>
+          </w:p>
+        </w:tc>
+        <w:tc>
+          <w:tcPr>
+            <w:tcW w:type="dxa" w:w="2198"/>
+            <w:tcBorders>
+              <w:top w:val="single" w:color="BFBFBF" w:sz="4"/>
+              <w:left w:val="single" w:color="BFBFBF" w:sz="4"/>
+              <w:bottom w:val="single" w:color="BFBFBF" w:sz="4"/>
+              <w:right w:val="single" w:color="BFBFBF" w:sz="4"/>
+            </w:tcBorders>
+            <w:tcMar>
+              <w:top w:type="dxa" w:w="70"/>
+              <w:left w:type="dxa" w:w="100"/>
+              <w:bottom w:type="dxa" w:w="70"/>
+              <w:right w:type="dxa" w:w="100"/>
+            </w:tcMar>
+            <w:vAlign w:val="top"/>
+          </w:tcPr>
+          <w:p>
+            <w:pPr>
+              <w:spacing w:after="0"/>
+            </w:pPr>
+            <w:r>
+              <w:rPr>
+                <w:rFonts w:ascii="Calibri" w:cs="Calibri" w:eastAsia="Calibri" w:hAnsi="Calibri"/>
+                <w:b w:val="false"/>
+                <w:bCs w:val="false"/>
+                <w:sz w:val="18"/>
+                <w:szCs w:val="18"/>
+              </w:rPr>
+              <w:t>Lecture du code</w:t>
+            </w:r>
+          </w:p>
+        </w:tc>
+      </w:tr>
+      <w:tr>
+        <w:trPr>
+          <w:cantSplit/>
+        </w:trPr>
+        <w:tc>
+          <w:tcPr>
+            <w:tcW w:type="dxa" w:w="1700"/>
+            <w:tcBorders>
+              <w:top w:val="single" w:color="BFBFBF" w:sz="4"/>
+              <w:left w:val="single" w:color="BFBFBF" w:sz="4"/>
+              <w:bottom w:val="single" w:color="BFBFBF" w:sz="4"/>
+              <w:right w:val="single" w:color="BFBFBF" w:sz="4"/>
+            </w:tcBorders>
+            <w:tcMar>
+              <w:top w:type="dxa" w:w="70"/>
+              <w:left w:type="dxa" w:w="100"/>
+              <w:bottom w:type="dxa" w:w="70"/>
+              <w:right w:type="dxa" w:w="100"/>
+            </w:tcMar>
+            <w:vAlign w:val="top"/>
+          </w:tcPr>
+          <w:p>
+            <w:pPr>
+              <w:spacing w:after="0"/>
+            </w:pPr>
+            <w:r>
+              <w:rPr>
+                <w:rFonts w:ascii="Calibri" w:cs="Calibri" w:eastAsia="Calibri" w:hAnsi="Calibri"/>
+                <w:b/>
+                <w:bCs/>
+                <w:sz w:val="18"/>
+                <w:szCs w:val="18"/>
+              </w:rPr>
               <w:t>13 (partie)</w:t>
             </w:r>
           </w:p>
@@ -21302,7 +21216,7 @@
                 <w:sz w:val="18"/>
                 <w:szCs w:val="18"/>
               </w:rPr>
-              <w:t>Version des fichiers passée de ?v=37 à ?v=38 dans les 25 balises, pour forcer le rechargement des CSS modifiés.</w:t>
+              <w:t>Version des fichiers passée de ?v=37 à ?v=39 dans les 25 balises, pour forcer le rechargement des CSS modifiés.</w:t>
             </w:r>
           </w:p>
         </w:tc>

--- a/Suivi-des-bugs.docx
+++ b/Suivi-des-bugs.docx
@@ -1220,7 +1220,7 @@
                 <w:sz w:val="18"/>
                 <w:szCs w:val="18"/>
               </w:rPr>
-              <w:t>58</w:t>
+              <w:t>61</w:t>
             </w:r>
           </w:p>
         </w:tc>
@@ -9048,7 +9048,7 @@
                 <w:sz w:val="18"/>
                 <w:szCs w:val="18"/>
               </w:rPr>
-              <w:t xml:space="preserve">53, 54, 60</w:t>
+              <w:t>Mode clair</w:t>
             </w:r>
           </w:p>
         </w:tc>
@@ -9081,7 +9081,7 @@
                 <w:sz w:val="18"/>
                 <w:szCs w:val="18"/>
               </w:rPr>
-              <w:t xml:space="preserve">putting.css, wedging.css, menu.css, parcours-ui.css</w:t>
+              <w:t>theme-light.css, commun.js, menu.js, index.html</w:t>
             </w:r>
           </w:p>
         </w:tc>
@@ -9114,7 +9114,7 @@
                 <w:sz w:val="18"/>
                 <w:szCs w:val="18"/>
               </w:rPr>
-              <w:t>Champs à 16 px (plus de zoom iOS), textes passés à 11 px (accueil, barre du bas de Wedging, jauges, pastilles de Parcours), zones d'appui de 44 px (croix et ± du pavé du Menu, bouton "i", remise à zéro de Parcours). Défaut constaté : dans Parcours &gt; Green, le bouton Skip ne répondait pas (la zone d'appui du "i" le recouvrait) ; corrigé.</w:t>
+              <w:t>Nouveau réglage Menu &gt; Apparence &gt; Thème (Sombre / Clair). Le thème clair redéfinit les couleurs de chaque module. L'accueil garde sa photo (boutons et panneau en blanc), la carte de Parcours et l'écran de connexion restent sombres. Basculement, mémorisation après rechargement et couleur de la barre du navigateur vérifiés par simulation ; pages principales contrôlées en capture.</w:t>
             </w:r>
           </w:p>
         </w:tc>
@@ -9216,7 +9216,7 @@
                 <w:sz w:val="18"/>
                 <w:szCs w:val="18"/>
               </w:rPr>
-              <w:t>Tester : aucun zoom au focus, aucun débordement, pas de tap pris par un bouton voisin. Parcours &gt; Green : Skip passe au trou suivant, le "i" ouvre toujours l'aide.</w:t>
+              <w:t>Tester sur téléphone en mode clair : lisibilité de tous les écrans, y compris les sous-écrans (séance Gym en cours, Stats &gt; Par club / Par distance, Putting &gt; Exercices, Wedging &gt; Exercices, Menu). En appli installée sur iPhone : bande sombre sous l'heure et la batterie, icônes lisibles. Signaler tout texte clair sur fond clair ou tout fond resté sombre.</w:t>
             </w:r>
           </w:p>
         </w:tc>
@@ -9254,7 +9254,7 @@
                 <w:sz w:val="18"/>
                 <w:szCs w:val="18"/>
               </w:rPr>
-              <w:t xml:space="preserve">59, 60 (Stats et Putting)</w:t>
+              <w:t>Symboles</w:t>
             </w:r>
           </w:p>
         </w:tc>
@@ -9287,7 +9287,7 @@
                 <w:sz w:val="18"/>
                 <w:szCs w:val="18"/>
               </w:rPr>
-              <w:t xml:space="preserve">stats.css, putting.css</w:t>
+              <w:t>index.html, stats.js, putting.js</w:t>
             </w:r>
           </w:p>
         </w:tc>
@@ -9320,7 +9320,7 @@
                 <w:sz w:val="18"/>
                 <w:szCs w:val="18"/>
               </w:rPr>
-              <w:t>Cartes Stats et lignes d'historique Putting sans bordure ni scale(0.99) hérités de Parcours, champs à 16 px, zones d'appui de 44 px. Boutons ronds "Nouveau parcours" / "Exercice rapide" de Putting (64 px, libellé 8,5 px) et de Stats (80 px) normalisés : 80 px, libellé 11 px, icône 20 px, définis une seule fois dans commun.css.</w:t>
+              <w:t>Nouveaux symboles : wedge (bouton Wedging de l'accueil et Stats), sac (Stats &gt; Par club), driver (tous les symboles de club de Stats), fer (saisie détaillée de Stats), distance "balle vers drapeau" (Stats &gt; Par distance, A.G., proximité). Drapeau du bouton Parcours de Putting identique à celui de Wedging. Point vert du bouton profil de l'accueil supprimé.</w:t>
             </w:r>
           </w:p>
         </w:tc>
@@ -9422,7 +9422,7 @@
                 <w:sz w:val="18"/>
                 <w:szCs w:val="18"/>
               </w:rPr>
-              <w:t>Tester : boutons ronds identiques dans Putting (onglet parcours) et Stats ; "PARCOURS" et "RAPIDE" restent dans le cercle ; le bouton ne masque pas le dernier bloc. Parcours inchangé.</w:t>
+              <w:t>Tester : symboles lisibles et reconnaissables à petite taille dans Stats, accueil et Putting ; plus de point vert sur le bouton profil. Dire lesquels sont à redessiner.</w:t>
             </w:r>
           </w:p>
         </w:tc>
@@ -20265,7 +20265,7 @@
                 <w:sz w:val="18"/>
                 <w:szCs w:val="18"/>
               </w:rPr>
-              <w:t xml:space="preserve">13 (partie)</w:t>
+              <w:t>—</w:t>
             </w:r>
           </w:p>
         </w:tc>
@@ -20298,7 +20298,7 @@
                 <w:sz w:val="18"/>
                 <w:szCs w:val="18"/>
               </w:rPr>
-              <w:t xml:space="preserve">index.html</w:t>
+              <w:t>gym.css</w:t>
             </w:r>
           </w:p>
         </w:tc>
@@ -20331,27 +20331,7 @@
                 <w:sz w:val="18"/>
                 <w:szCs w:val="18"/>
               </w:rPr>
-              <w:t xml:space="preserve">Version des fichiers : </w:t>
-            </w:r>
-            <w:r>
-              <w:rPr>
-                <w:rFonts w:ascii="Consolas" w:cs="Consolas" w:eastAsia="Consolas" w:hAnsi="Consolas"/>
-                <w:b w:val="false"/>
-                <w:bCs w:val="false"/>
-                <w:sz w:val="17"/>
-                <w:szCs w:val="17"/>
-              </w:rPr>
-              <w:t xml:space="preserve">?v=37</w:t>
-            </w:r>
-            <w:r>
-              <w:rPr>
-                <w:rFonts w:ascii="Calibri" w:cs="Calibri" w:eastAsia="Calibri" w:hAnsi="Calibri"/>
-                <w:b w:val="false"/>
-                <w:bCs w:val="false"/>
-                <w:sz w:val="18"/>
-                <w:szCs w:val="18"/>
-              </w:rPr>
-              <w:t xml:space="preserve"> dans les 25 balises.</w:t>
+              <w:t>Gym, séance en cours : le rectangle vert autour d'une série validée est retiré (carte et champs Poids, Répétitions, Durée gardent leur cadre neutre). La série terminée se repère à sa pastille numérotée pleine, au libellé "Terminée" et à l'icône de validation.</w:t>
             </w:r>
           </w:p>
         </w:tc>
@@ -20420,7 +20400,7 @@
                 <w:sz w:val="18"/>
                 <w:szCs w:val="18"/>
               </w:rPr>
-              <w:t xml:space="preserve">Contrôle</w:t>
+              <w:t>Lecture du code</w:t>
             </w:r>
           </w:p>
         </w:tc>
@@ -20491,7 +20471,7 @@
                 <w:sz w:val="18"/>
                 <w:szCs w:val="18"/>
               </w:rPr>
-              <w:t>gym.css</w:t>
+              <w:t>wedging.css</w:t>
             </w:r>
           </w:p>
         </w:tc>
@@ -20524,7 +20504,7 @@
                 <w:sz w:val="18"/>
                 <w:szCs w:val="18"/>
               </w:rPr>
-              <w:t>Gym, séance en cours : le rectangle vert autour d'une série validée est retiré (carte et champs Poids, Répétitions, Durée gardent leur cadre neutre). La série terminée se repère à sa pastille numérotée pleine, au libellé "Terminée" et à l'icône de validation.</w:t>
+              <w:t>Wedging, liste des exercices : le bouton de suppression (croix) a les mêmes dimensions que celui de Putting (padding: 0 ajouté, l'icône n'est plus décalée par la marge par défaut du bouton).</w:t>
             </w:r>
           </w:p>
         </w:tc>
@@ -20631,7 +20611,7 @@
                 <w:sz w:val="18"/>
                 <w:szCs w:val="18"/>
               </w:rPr>
-              <w:t>—</w:t>
+              <w:t>53, 60</w:t>
             </w:r>
           </w:p>
         </w:tc>
@@ -20664,7 +20644,7 @@
                 <w:sz w:val="18"/>
                 <w:szCs w:val="18"/>
               </w:rPr>
-              <w:t>wedging.css</w:t>
+              <w:t>parcours-ui.css</w:t>
             </w:r>
           </w:p>
         </w:tc>
@@ -20697,7 +20677,7 @@
                 <w:sz w:val="18"/>
                 <w:szCs w:val="18"/>
               </w:rPr>
-              <w:t>Wedging, liste des exercices : le bouton de suppression (croix) a les mêmes dimensions que celui de Putting (padding: 0 ajouté, l'icône n'est plus décalée par la marge par défaut du bouton).</w:t>
+              <w:t>Parcours &gt; Green : le bouton Skip ne répondait pas. Cause : la zone d'appui (::after) du "i", en position absolue, se calait sur tout le coin bas-droit (le "i" était en position static) et passait au-dessus de Skip. Le "i" est maintenant en position relative, sa zone ne descend plus que de 3 px, et Skip est placé au-dessus (z-index).</w:t>
             </w:r>
           </w:p>
         </w:tc>
@@ -20766,7 +20746,7 @@
                 <w:sz w:val="18"/>
                 <w:szCs w:val="18"/>
               </w:rPr>
-              <w:t>Lecture du code</w:t>
+              <w:t>Lecture du code. Testé sur téléphone par le propriétaire.</w:t>
             </w:r>
           </w:p>
         </w:tc>
@@ -20804,7 +20784,7 @@
                 <w:sz w:val="18"/>
                 <w:szCs w:val="18"/>
               </w:rPr>
-              <w:t>53, 60</w:t>
+              <w:t>59, 60</w:t>
             </w:r>
           </w:p>
         </w:tc>
@@ -20837,7 +20817,7 @@
                 <w:sz w:val="18"/>
                 <w:szCs w:val="18"/>
               </w:rPr>
-              <w:t>parcours-ui.css</w:t>
+              <w:t>commun.css, stats.css</w:t>
             </w:r>
           </w:p>
         </w:tc>
@@ -20870,7 +20850,7 @@
                 <w:sz w:val="18"/>
                 <w:szCs w:val="18"/>
               </w:rPr>
-              <w:t>Parcours &gt; Green : le bouton Skip ne répondait pas. Cause : la zone d'appui (::after) du "i", en position absolue, se calait sur tout le coin bas-droit (le "i" était en position static) et passait au-dessus de Skip. Le "i" est maintenant en position relative, sa zone ne descend plus que de 3 px, et Skip est placé au-dessus (z-index).</w:t>
+              <w:t>Boutons ronds de Putting et de Stats : un seul style dans commun.css (80 px, libellé 11 px, icône 20 px, écart 3 px) ; surcharge de 80 px retirée de stats.css ; réserve basse de Stats portée de 100 à 112 px (Putting réserve déjà 200 px).</w:t>
             </w:r>
           </w:p>
         </w:tc>
@@ -20939,7 +20919,7 @@
                 <w:sz w:val="18"/>
                 <w:szCs w:val="18"/>
               </w:rPr>
-              <w:t>Lecture du code</w:t>
+              <w:t>Lecture du code. Testé sur téléphone par le propriétaire.</w:t>
             </w:r>
           </w:p>
         </w:tc>
@@ -20977,7 +20957,7 @@
                 <w:sz w:val="18"/>
                 <w:szCs w:val="18"/>
               </w:rPr>
-              <w:t>59, 60</w:t>
+              <w:t>13 (partie)</w:t>
             </w:r>
           </w:p>
         </w:tc>
@@ -21010,7 +20990,7 @@
                 <w:sz w:val="18"/>
                 <w:szCs w:val="18"/>
               </w:rPr>
-              <w:t>commun.css, stats.css</w:t>
+              <w:t>index.html</w:t>
             </w:r>
           </w:p>
         </w:tc>
@@ -21043,7 +21023,7 @@
                 <w:sz w:val="18"/>
                 <w:szCs w:val="18"/>
               </w:rPr>
-              <w:t>Boutons ronds de Putting et de Stats : un seul style dans commun.css (80 px, libellé 11 px, icône 20 px, écart 3 px) ; surcharge de 80 px retirée de stats.css ; réserve basse de Stats portée de 100 à 112 px (Putting réserve déjà 200 px).</w:t>
+              <w:t>Version des fichiers passée de ?v=37 à ?v=39 dans les 25 balises, pour forcer le rechargement des CSS modifiés.</w:t>
             </w:r>
           </w:p>
         </w:tc>
@@ -21112,7 +21092,7 @@
                 <w:sz w:val="18"/>
                 <w:szCs w:val="18"/>
               </w:rPr>
-              <w:t>Lecture du code</w:t>
+              <w:t>Contrôle</w:t>
             </w:r>
           </w:p>
         </w:tc>
@@ -21150,7 +21130,7 @@
                 <w:sz w:val="18"/>
                 <w:szCs w:val="18"/>
               </w:rPr>
-              <w:t>13 (partie)</w:t>
+              <w:t>—</w:t>
             </w:r>
           </w:p>
         </w:tc>
@@ -21183,7 +21163,7 @@
                 <w:sz w:val="18"/>
                 <w:szCs w:val="18"/>
               </w:rPr>
-              <w:t>index.html</w:t>
+              <w:t>index.html, HomePage.css</w:t>
             </w:r>
           </w:p>
         </w:tc>
@@ -21216,7 +21196,7 @@
                 <w:sz w:val="18"/>
                 <w:szCs w:val="18"/>
               </w:rPr>
-              <w:t>Version des fichiers passée de ?v=37 à ?v=39 dans les 25 balises, pour forcer le rechargement des CSS modifiés.</w:t>
+              <w:t>Accueil : point vert (profile_indicator) du bouton profil supprimé, balise et règle CSS retirées.</w:t>
             </w:r>
           </w:p>
         </w:tc>
@@ -21285,7 +21265,526 @@
                 <w:sz w:val="18"/>
                 <w:szCs w:val="18"/>
               </w:rPr>
-              <w:t>Contrôle</w:t>
+              <w:t>Lecture du code</w:t>
+            </w:r>
+          </w:p>
+        </w:tc>
+      </w:tr>
+      <w:tr>
+        <w:trPr>
+          <w:cantSplit/>
+        </w:trPr>
+        <w:tc>
+          <w:tcPr>
+            <w:tcW w:type="dxa" w:w="1700"/>
+            <w:tcBorders>
+              <w:top w:val="single" w:color="BFBFBF" w:sz="4"/>
+              <w:left w:val="single" w:color="BFBFBF" w:sz="4"/>
+              <w:bottom w:val="single" w:color="BFBFBF" w:sz="4"/>
+              <w:right w:val="single" w:color="BFBFBF" w:sz="4"/>
+            </w:tcBorders>
+            <w:tcMar>
+              <w:top w:type="dxa" w:w="70"/>
+              <w:left w:type="dxa" w:w="100"/>
+              <w:bottom w:type="dxa" w:w="70"/>
+              <w:right w:type="dxa" w:w="100"/>
+            </w:tcMar>
+            <w:vAlign w:val="top"/>
+          </w:tcPr>
+          <w:p>
+            <w:pPr>
+              <w:spacing w:after="0"/>
+            </w:pPr>
+            <w:r>
+              <w:rPr>
+                <w:rFonts w:ascii="Calibri" w:cs="Calibri" w:eastAsia="Calibri" w:hAnsi="Calibri"/>
+                <w:b/>
+                <w:bCs/>
+                <w:sz w:val="18"/>
+                <w:szCs w:val="18"/>
+              </w:rPr>
+              <w:t>—</w:t>
+            </w:r>
+          </w:p>
+        </w:tc>
+        <w:tc>
+          <w:tcPr>
+            <w:tcW w:type="dxa" w:w="2400"/>
+            <w:tcBorders>
+              <w:top w:val="single" w:color="BFBFBF" w:sz="4"/>
+              <w:left w:val="single" w:color="BFBFBF" w:sz="4"/>
+              <w:bottom w:val="single" w:color="BFBFBF" w:sz="4"/>
+              <w:right w:val="single" w:color="BFBFBF" w:sz="4"/>
+            </w:tcBorders>
+            <w:tcMar>
+              <w:top w:type="dxa" w:w="70"/>
+              <w:left w:type="dxa" w:w="100"/>
+              <w:bottom w:type="dxa" w:w="70"/>
+              <w:right w:type="dxa" w:w="100"/>
+            </w:tcMar>
+            <w:vAlign w:val="top"/>
+          </w:tcPr>
+          <w:p>
+            <w:pPr>
+              <w:spacing w:after="0"/>
+            </w:pPr>
+            <w:r>
+              <w:rPr>
+                <w:rFonts w:ascii="Calibri" w:cs="Calibri" w:eastAsia="Calibri" w:hAnsi="Calibri"/>
+                <w:b w:val="false"/>
+                <w:bCs w:val="false"/>
+                <w:sz w:val="18"/>
+                <w:szCs w:val="18"/>
+              </w:rPr>
+              <w:t>index.html, stats.js, putting.js</w:t>
+            </w:r>
+          </w:p>
+        </w:tc>
+        <w:tc>
+          <w:tcPr>
+            <w:tcW w:type="dxa" w:w="8000"/>
+            <w:tcBorders>
+              <w:top w:val="single" w:color="BFBFBF" w:sz="4"/>
+              <w:left w:val="single" w:color="BFBFBF" w:sz="4"/>
+              <w:bottom w:val="single" w:color="BFBFBF" w:sz="4"/>
+              <w:right w:val="single" w:color="BFBFBF" w:sz="4"/>
+            </w:tcBorders>
+            <w:tcMar>
+              <w:top w:type="dxa" w:w="70"/>
+              <w:left w:type="dxa" w:w="100"/>
+              <w:bottom w:type="dxa" w:w="70"/>
+              <w:right w:type="dxa" w:w="100"/>
+            </w:tcMar>
+            <w:vAlign w:val="top"/>
+          </w:tcPr>
+          <w:p>
+            <w:pPr>
+              <w:spacing w:after="0"/>
+            </w:pPr>
+            <w:r>
+              <w:rPr>
+                <w:rFonts w:ascii="Calibri" w:cs="Calibri" w:eastAsia="Calibri" w:hAnsi="Calibri"/>
+                <w:b w:val="false"/>
+                <w:bCs w:val="false"/>
+                <w:sz w:val="18"/>
+                <w:szCs w:val="18"/>
+              </w:rPr>
+              <w:t>Symboles redessinés : wedge, sac, driver, fer, distance (balle, drapeau, flèche de mesure) ; drapeau Putting aligné sur Wedging (4 occurrences).</w:t>
+            </w:r>
+          </w:p>
+        </w:tc>
+        <w:tc>
+          <w:tcPr>
+            <w:tcW w:type="dxa" w:w="1100"/>
+            <w:tcBorders>
+              <w:top w:val="single" w:color="BFBFBF" w:sz="4"/>
+              <w:left w:val="single" w:color="BFBFBF" w:sz="4"/>
+              <w:bottom w:val="single" w:color="BFBFBF" w:sz="4"/>
+              <w:right w:val="single" w:color="BFBFBF" w:sz="4"/>
+            </w:tcBorders>
+            <w:shd w:fill="C6EFCE" w:color="auto" w:val="clear"/>
+            <w:tcMar>
+              <w:top w:type="dxa" w:w="70"/>
+              <w:left w:type="dxa" w:w="100"/>
+              <w:bottom w:type="dxa" w:w="70"/>
+              <w:right w:type="dxa" w:w="100"/>
+            </w:tcMar>
+            <w:vAlign w:val="center"/>
+          </w:tcPr>
+          <w:p>
+            <w:pPr>
+              <w:spacing w:after="0"/>
+              <w:jc w:val="center"/>
+            </w:pPr>
+            <w:r>
+              <w:rPr>
+                <w:rFonts w:ascii="Calibri" w:cs="Calibri" w:eastAsia="Calibri" w:hAnsi="Calibri"/>
+                <w:b/>
+                <w:bCs/>
+                <w:color w:val="1E5E2A"/>
+                <w:sz w:val="18"/>
+                <w:szCs w:val="18"/>
+              </w:rPr>
+              <w:t xml:space="preserve">Terminé</w:t>
+            </w:r>
+          </w:p>
+        </w:tc>
+        <w:tc>
+          <w:tcPr>
+            <w:tcW w:type="dxa" w:w="2198"/>
+            <w:tcBorders>
+              <w:top w:val="single" w:color="BFBFBF" w:sz="4"/>
+              <w:left w:val="single" w:color="BFBFBF" w:sz="4"/>
+              <w:bottom w:val="single" w:color="BFBFBF" w:sz="4"/>
+              <w:right w:val="single" w:color="BFBFBF" w:sz="4"/>
+            </w:tcBorders>
+            <w:tcMar>
+              <w:top w:type="dxa" w:w="70"/>
+              <w:left w:type="dxa" w:w="100"/>
+              <w:bottom w:type="dxa" w:w="70"/>
+              <w:right w:type="dxa" w:w="100"/>
+            </w:tcMar>
+            <w:vAlign w:val="top"/>
+          </w:tcPr>
+          <w:p>
+            <w:pPr>
+              <w:spacing w:after="0"/>
+            </w:pPr>
+            <w:r>
+              <w:rPr>
+                <w:rFonts w:ascii="Calibri" w:cs="Calibri" w:eastAsia="Calibri" w:hAnsi="Calibri"/>
+                <w:b w:val="false"/>
+                <w:bCs w:val="false"/>
+                <w:sz w:val="18"/>
+                <w:szCs w:val="18"/>
+              </w:rPr>
+              <w:t>Aperçu rendu (planche d'icônes) et capture de l'accueil et de Stats</w:t>
+            </w:r>
+          </w:p>
+        </w:tc>
+      </w:tr>
+      <w:tr>
+        <w:trPr>
+          <w:cantSplit/>
+        </w:trPr>
+        <w:tc>
+          <w:tcPr>
+            <w:tcW w:type="dxa" w:w="1700"/>
+            <w:tcBorders>
+              <w:top w:val="single" w:color="BFBFBF" w:sz="4"/>
+              <w:left w:val="single" w:color="BFBFBF" w:sz="4"/>
+              <w:bottom w:val="single" w:color="BFBFBF" w:sz="4"/>
+              <w:right w:val="single" w:color="BFBFBF" w:sz="4"/>
+            </w:tcBorders>
+            <w:tcMar>
+              <w:top w:type="dxa" w:w="70"/>
+              <w:left w:type="dxa" w:w="100"/>
+              <w:bottom w:type="dxa" w:w="70"/>
+              <w:right w:type="dxa" w:w="100"/>
+            </w:tcMar>
+            <w:vAlign w:val="top"/>
+          </w:tcPr>
+          <w:p>
+            <w:pPr>
+              <w:spacing w:after="0"/>
+            </w:pPr>
+            <w:r>
+              <w:rPr>
+                <w:rFonts w:ascii="Calibri" w:cs="Calibri" w:eastAsia="Calibri" w:hAnsi="Calibri"/>
+                <w:b/>
+                <w:bCs/>
+                <w:sz w:val="18"/>
+                <w:szCs w:val="18"/>
+              </w:rPr>
+              <w:t>—</w:t>
+            </w:r>
+          </w:p>
+        </w:tc>
+        <w:tc>
+          <w:tcPr>
+            <w:tcW w:type="dxa" w:w="2400"/>
+            <w:tcBorders>
+              <w:top w:val="single" w:color="BFBFBF" w:sz="4"/>
+              <w:left w:val="single" w:color="BFBFBF" w:sz="4"/>
+              <w:bottom w:val="single" w:color="BFBFBF" w:sz="4"/>
+              <w:right w:val="single" w:color="BFBFBF" w:sz="4"/>
+            </w:tcBorders>
+            <w:tcMar>
+              <w:top w:type="dxa" w:w="70"/>
+              <w:left w:type="dxa" w:w="100"/>
+              <w:bottom w:type="dxa" w:w="70"/>
+              <w:right w:type="dxa" w:w="100"/>
+            </w:tcMar>
+            <w:vAlign w:val="top"/>
+          </w:tcPr>
+          <w:p>
+            <w:pPr>
+              <w:spacing w:after="0"/>
+            </w:pPr>
+            <w:r>
+              <w:rPr>
+                <w:rFonts w:ascii="Calibri" w:cs="Calibri" w:eastAsia="Calibri" w:hAnsi="Calibri"/>
+                <w:b w:val="false"/>
+                <w:bCs w:val="false"/>
+                <w:sz w:val="18"/>
+                <w:szCs w:val="18"/>
+              </w:rPr>
+              <w:t>theme-light.css, commun.js, menu.js, index.html</w:t>
+            </w:r>
+          </w:p>
+        </w:tc>
+        <w:tc>
+          <w:tcPr>
+            <w:tcW w:type="dxa" w:w="8000"/>
+            <w:tcBorders>
+              <w:top w:val="single" w:color="BFBFBF" w:sz="4"/>
+              <w:left w:val="single" w:color="BFBFBF" w:sz="4"/>
+              <w:bottom w:val="single" w:color="BFBFBF" w:sz="4"/>
+              <w:right w:val="single" w:color="BFBFBF" w:sz="4"/>
+            </w:tcBorders>
+            <w:tcMar>
+              <w:top w:type="dxa" w:w="70"/>
+              <w:left w:type="dxa" w:w="100"/>
+              <w:bottom w:type="dxa" w:w="70"/>
+              <w:right w:type="dxa" w:w="100"/>
+            </w:tcMar>
+            <w:vAlign w:val="top"/>
+          </w:tcPr>
+          <w:p>
+            <w:pPr>
+              <w:spacing w:after="0"/>
+            </w:pPr>
+            <w:r>
+              <w:rPr>
+                <w:rFonts w:ascii="Calibri" w:cs="Calibri" w:eastAsia="Calibri" w:hAnsi="Calibri"/>
+                <w:b w:val="false"/>
+                <w:bCs w:val="false"/>
+                <w:sz w:val="18"/>
+                <w:szCs w:val="18"/>
+              </w:rPr>
+              <w:t>Mode clair : variables de chaque module redéfinies sous html[data-theme="light"], applyAppTheme() dans commun.js, réglage "theme" dans menu.js, script anti-flash dans le head d'index.html, couleurs en dur de Wedging, Gym, Stats, Putting, Accueil et Menu adaptées.</w:t>
+            </w:r>
+          </w:p>
+        </w:tc>
+        <w:tc>
+          <w:tcPr>
+            <w:tcW w:type="dxa" w:w="1100"/>
+            <w:tcBorders>
+              <w:top w:val="single" w:color="BFBFBF" w:sz="4"/>
+              <w:left w:val="single" w:color="BFBFBF" w:sz="4"/>
+              <w:bottom w:val="single" w:color="BFBFBF" w:sz="4"/>
+              <w:right w:val="single" w:color="BFBFBF" w:sz="4"/>
+            </w:tcBorders>
+            <w:shd w:fill="C6EFCE" w:color="auto" w:val="clear"/>
+            <w:tcMar>
+              <w:top w:type="dxa" w:w="70"/>
+              <w:left w:type="dxa" w:w="100"/>
+              <w:bottom w:type="dxa" w:w="70"/>
+              <w:right w:type="dxa" w:w="100"/>
+            </w:tcMar>
+            <w:vAlign w:val="center"/>
+          </w:tcPr>
+          <w:p>
+            <w:pPr>
+              <w:spacing w:after="0"/>
+              <w:jc w:val="center"/>
+            </w:pPr>
+            <w:r>
+              <w:rPr>
+                <w:rFonts w:ascii="Calibri" w:cs="Calibri" w:eastAsia="Calibri" w:hAnsi="Calibri"/>
+                <w:b/>
+                <w:bCs/>
+                <w:color w:val="1E5E2A"/>
+                <w:sz w:val="18"/>
+                <w:szCs w:val="18"/>
+              </w:rPr>
+              <w:t xml:space="preserve">Terminé</w:t>
+            </w:r>
+          </w:p>
+        </w:tc>
+        <w:tc>
+          <w:tcPr>
+            <w:tcW w:type="dxa" w:w="2198"/>
+            <w:tcBorders>
+              <w:top w:val="single" w:color="BFBFBF" w:sz="4"/>
+              <w:left w:val="single" w:color="BFBFBF" w:sz="4"/>
+              <w:bottom w:val="single" w:color="BFBFBF" w:sz="4"/>
+              <w:right w:val="single" w:color="BFBFBF" w:sz="4"/>
+            </w:tcBorders>
+            <w:tcMar>
+              <w:top w:type="dxa" w:w="70"/>
+              <w:left w:type="dxa" w:w="100"/>
+              <w:bottom w:type="dxa" w:w="70"/>
+              <w:right w:type="dxa" w:w="100"/>
+            </w:tcMar>
+            <w:vAlign w:val="top"/>
+          </w:tcPr>
+          <w:p>
+            <w:pPr>
+              <w:spacing w:after="0"/>
+            </w:pPr>
+            <w:r>
+              <w:rPr>
+                <w:rFonts w:ascii="Calibri" w:cs="Calibri" w:eastAsia="Calibri" w:hAnsi="Calibri"/>
+                <w:b w:val="false"/>
+                <w:bCs w:val="false"/>
+                <w:sz w:val="18"/>
+                <w:szCs w:val="18"/>
+              </w:rPr>
+              <w:t>Simulation (bascule, rechargement, retour au sombre) et captures des 8 pages</w:t>
+            </w:r>
+          </w:p>
+        </w:tc>
+      </w:tr>
+      <w:tr>
+        <w:trPr>
+          <w:cantSplit/>
+        </w:trPr>
+        <w:tc>
+          <w:tcPr>
+            <w:tcW w:type="dxa" w:w="1700"/>
+            <w:tcBorders>
+              <w:top w:val="single" w:color="BFBFBF" w:sz="4"/>
+              <w:left w:val="single" w:color="BFBFBF" w:sz="4"/>
+              <w:bottom w:val="single" w:color="BFBFBF" w:sz="4"/>
+              <w:right w:val="single" w:color="BFBFBF" w:sz="4"/>
+            </w:tcBorders>
+            <w:tcMar>
+              <w:top w:type="dxa" w:w="70"/>
+              <w:left w:type="dxa" w:w="100"/>
+              <w:bottom w:type="dxa" w:w="70"/>
+              <w:right w:type="dxa" w:w="100"/>
+            </w:tcMar>
+            <w:vAlign w:val="top"/>
+          </w:tcPr>
+          <w:p>
+            <w:pPr>
+              <w:spacing w:after="0"/>
+            </w:pPr>
+            <w:r>
+              <w:rPr>
+                <w:rFonts w:ascii="Calibri" w:cs="Calibri" w:eastAsia="Calibri" w:hAnsi="Calibri"/>
+                <w:b/>
+                <w:bCs/>
+                <w:sz w:val="18"/>
+                <w:szCs w:val="18"/>
+              </w:rPr>
+              <w:t xml:space="preserve">13 (partie)</w:t>
+            </w:r>
+          </w:p>
+        </w:tc>
+        <w:tc>
+          <w:tcPr>
+            <w:tcW w:type="dxa" w:w="2400"/>
+            <w:tcBorders>
+              <w:top w:val="single" w:color="BFBFBF" w:sz="4"/>
+              <w:left w:val="single" w:color="BFBFBF" w:sz="4"/>
+              <w:bottom w:val="single" w:color="BFBFBF" w:sz="4"/>
+              <w:right w:val="single" w:color="BFBFBF" w:sz="4"/>
+            </w:tcBorders>
+            <w:tcMar>
+              <w:top w:type="dxa" w:w="70"/>
+              <w:left w:type="dxa" w:w="100"/>
+              <w:bottom w:type="dxa" w:w="70"/>
+              <w:right w:type="dxa" w:w="100"/>
+            </w:tcMar>
+            <w:vAlign w:val="top"/>
+          </w:tcPr>
+          <w:p>
+            <w:pPr>
+              <w:spacing w:after="0"/>
+            </w:pPr>
+            <w:r>
+              <w:rPr>
+                <w:rFonts w:ascii="Calibri" w:cs="Calibri" w:eastAsia="Calibri" w:hAnsi="Calibri"/>
+                <w:b w:val="false"/>
+                <w:bCs w:val="false"/>
+                <w:sz w:val="18"/>
+                <w:szCs w:val="18"/>
+              </w:rPr>
+              <w:t xml:space="preserve">index.html</w:t>
+            </w:r>
+          </w:p>
+        </w:tc>
+        <w:tc>
+          <w:tcPr>
+            <w:tcW w:type="dxa" w:w="8000"/>
+            <w:tcBorders>
+              <w:top w:val="single" w:color="BFBFBF" w:sz="4"/>
+              <w:left w:val="single" w:color="BFBFBF" w:sz="4"/>
+              <w:bottom w:val="single" w:color="BFBFBF" w:sz="4"/>
+              <w:right w:val="single" w:color="BFBFBF" w:sz="4"/>
+            </w:tcBorders>
+            <w:tcMar>
+              <w:top w:type="dxa" w:w="70"/>
+              <w:left w:type="dxa" w:w="100"/>
+              <w:bottom w:type="dxa" w:w="70"/>
+              <w:right w:type="dxa" w:w="100"/>
+            </w:tcMar>
+            <w:vAlign w:val="top"/>
+          </w:tcPr>
+          <w:p>
+            <w:pPr>
+              <w:spacing w:after="0"/>
+            </w:pPr>
+            <w:r>
+              <w:rPr>
+                <w:rFonts w:ascii="Calibri" w:cs="Calibri" w:eastAsia="Calibri" w:hAnsi="Calibri"/>
+                <w:b w:val="false"/>
+                <w:bCs w:val="false"/>
+                <w:sz w:val="18"/>
+                <w:szCs w:val="18"/>
+              </w:rPr>
+              <w:t>Version des fichiers passée de ?v=37 à ?v=40 dans les 26 balises (dont theme-light.css), pour forcer le rechargement des fichiers modifiés.</w:t>
+            </w:r>
+          </w:p>
+        </w:tc>
+        <w:tc>
+          <w:tcPr>
+            <w:tcW w:type="dxa" w:w="1100"/>
+            <w:tcBorders>
+              <w:top w:val="single" w:color="BFBFBF" w:sz="4"/>
+              <w:left w:val="single" w:color="BFBFBF" w:sz="4"/>
+              <w:bottom w:val="single" w:color="BFBFBF" w:sz="4"/>
+              <w:right w:val="single" w:color="BFBFBF" w:sz="4"/>
+            </w:tcBorders>
+            <w:shd w:fill="C6EFCE" w:color="auto" w:val="clear"/>
+            <w:tcMar>
+              <w:top w:type="dxa" w:w="70"/>
+              <w:left w:type="dxa" w:w="100"/>
+              <w:bottom w:type="dxa" w:w="70"/>
+              <w:right w:type="dxa" w:w="100"/>
+            </w:tcMar>
+            <w:vAlign w:val="center"/>
+          </w:tcPr>
+          <w:p>
+            <w:pPr>
+              <w:spacing w:after="0"/>
+              <w:jc w:val="center"/>
+            </w:pPr>
+            <w:r>
+              <w:rPr>
+                <w:rFonts w:ascii="Calibri" w:cs="Calibri" w:eastAsia="Calibri" w:hAnsi="Calibri"/>
+                <w:b/>
+                <w:bCs/>
+                <w:color w:val="1E5E2A"/>
+                <w:sz w:val="18"/>
+                <w:szCs w:val="18"/>
+              </w:rPr>
+              <w:t xml:space="preserve">Terminé</w:t>
+            </w:r>
+          </w:p>
+        </w:tc>
+        <w:tc>
+          <w:tcPr>
+            <w:tcW w:type="dxa" w:w="2198"/>
+            <w:tcBorders>
+              <w:top w:val="single" w:color="BFBFBF" w:sz="4"/>
+              <w:left w:val="single" w:color="BFBFBF" w:sz="4"/>
+              <w:bottom w:val="single" w:color="BFBFBF" w:sz="4"/>
+              <w:right w:val="single" w:color="BFBFBF" w:sz="4"/>
+            </w:tcBorders>
+            <w:tcMar>
+              <w:top w:type="dxa" w:w="70"/>
+              <w:left w:type="dxa" w:w="100"/>
+              <w:bottom w:type="dxa" w:w="70"/>
+              <w:right w:type="dxa" w:w="100"/>
+            </w:tcMar>
+            <w:vAlign w:val="top"/>
+          </w:tcPr>
+          <w:p>
+            <w:pPr>
+              <w:spacing w:after="0"/>
+            </w:pPr>
+            <w:r>
+              <w:rPr>
+                <w:rFonts w:ascii="Calibri" w:cs="Calibri" w:eastAsia="Calibri" w:hAnsi="Calibri"/>
+                <w:b w:val="false"/>
+                <w:bCs w:val="false"/>
+                <w:sz w:val="18"/>
+                <w:szCs w:val="18"/>
+              </w:rPr>
+              <w:t xml:space="preserve">Contrôle</w:t>
             </w:r>
           </w:p>
         </w:tc>

--- a/Suivi-des-bugs.docx
+++ b/Suivi-des-bugs.docx
@@ -844,7 +844,7 @@
                 <w:sz w:val="18"/>
                 <w:szCs w:val="18"/>
               </w:rPr>
-              <w:t xml:space="preserve">8</w:t>
+              <w:t xml:space="preserve">10</w:t>
             </w:r>
           </w:p>
         </w:tc>
@@ -1220,7 +1220,7 @@
                 <w:sz w:val="18"/>
                 <w:szCs w:val="18"/>
               </w:rPr>
-              <w:t xml:space="preserve">71</w:t>
+              <w:t xml:space="preserve">74</w:t>
             </w:r>
           </w:p>
         </w:tc>
@@ -10357,6 +10357,418 @@
           </w:p>
         </w:tc>
       </w:tr>
+      <w:tr>
+        <w:trPr>
+          <w:cantSplit/>
+        </w:trPr>
+        <w:tc>
+          <w:tcPr>
+            <w:tcW w:type="dxa" w:w="1500"/>
+            <w:tcBorders>
+              <w:top w:val="single" w:color="BFBFBF" w:sz="4"/>
+              <w:left w:val="single" w:color="BFBFBF" w:sz="4"/>
+              <w:bottom w:val="single" w:color="BFBFBF" w:sz="4"/>
+              <w:right w:val="single" w:color="BFBFBF" w:sz="4"/>
+            </w:tcBorders>
+            <w:tcMar>
+              <w:top w:type="dxa" w:w="70"/>
+              <w:left w:type="dxa" w:w="100"/>
+              <w:bottom w:type="dxa" w:w="70"/>
+              <w:right w:type="dxa" w:w="100"/>
+            </w:tcMar>
+            <w:vAlign w:val="top"/>
+          </w:tcPr>
+          <w:p>
+            <w:pPr>
+              <w:spacing w:after="0"/>
+            </w:pPr>
+            <w:r>
+              <w:rPr>
+                <w:rFonts w:ascii="Calibri" w:cs="Calibri" w:eastAsia="Calibri" w:hAnsi="Calibri"/>
+                <w:b/>
+                <w:bCs/>
+                <w:sz w:val="18"/>
+                <w:szCs w:val="18"/>
+              </w:rPr>
+              <w:t xml:space="preserve">Wedging : header des séances</w:t>
+            </w:r>
+          </w:p>
+        </w:tc>
+        <w:tc>
+          <w:tcPr>
+            <w:tcW w:type="dxa" w:w="2100"/>
+            <w:tcBorders>
+              <w:top w:val="single" w:color="BFBFBF" w:sz="4"/>
+              <w:left w:val="single" w:color="BFBFBF" w:sz="4"/>
+              <w:bottom w:val="single" w:color="BFBFBF" w:sz="4"/>
+              <w:right w:val="single" w:color="BFBFBF" w:sz="4"/>
+            </w:tcBorders>
+            <w:tcMar>
+              <w:top w:type="dxa" w:w="70"/>
+              <w:left w:type="dxa" w:w="100"/>
+              <w:bottom w:type="dxa" w:w="70"/>
+              <w:right w:type="dxa" w:w="100"/>
+            </w:tcMar>
+            <w:vAlign w:val="top"/>
+          </w:tcPr>
+          <w:p>
+            <w:pPr>
+              <w:spacing w:after="0"/>
+            </w:pPr>
+            <w:r>
+              <w:rPr>
+                <w:rFonts w:ascii="Calibri" w:cs="Calibri" w:eastAsia="Calibri" w:hAnsi="Calibri"/>
+                <w:b w:val="false"/>
+                <w:bCs w:val="false"/>
+                <w:sz w:val="18"/>
+                <w:szCs w:val="18"/>
+              </w:rPr>
+              <w:t xml:space="preserve">wedging.css, wedging.js</w:t>
+            </w:r>
+          </w:p>
+        </w:tc>
+        <w:tc>
+          <w:tcPr>
+            <w:tcW w:type="dxa" w:w="5600"/>
+            <w:tcBorders>
+              <w:top w:val="single" w:color="BFBFBF" w:sz="4"/>
+              <w:left w:val="single" w:color="BFBFBF" w:sz="4"/>
+              <w:bottom w:val="single" w:color="BFBFBF" w:sz="4"/>
+              <w:right w:val="single" w:color="BFBFBF" w:sz="4"/>
+            </w:tcBorders>
+            <w:tcMar>
+              <w:top w:type="dxa" w:w="70"/>
+              <w:left w:type="dxa" w:w="100"/>
+              <w:bottom w:type="dxa" w:w="70"/>
+              <w:right w:type="dxa" w:w="100"/>
+            </w:tcMar>
+            <w:vAlign w:val="top"/>
+          </w:tcPr>
+          <w:p>
+            <w:pPr>
+              <w:spacing w:after="0"/>
+            </w:pPr>
+            <w:r>
+              <w:rPr>
+                <w:rFonts w:ascii="Calibri" w:cs="Calibri" w:eastAsia="Calibri" w:hAnsi="Calibri"/>
+                <w:b w:val="false"/>
+                <w:bCs w:val="false"/>
+                <w:sz w:val="18"/>
+                <w:szCs w:val="18"/>
+              </w:rPr>
+              <w:t xml:space="preserve">Le header des exercices en cours (Quitter / Annuler) avait un décalage de 20 px sans zone de sécurité iOS : il se plaçait trop haut. Il utilise maintenant la même zone que les headers fixes (zone de sécurité + 10 px).</w:t>
+            </w:r>
+          </w:p>
+        </w:tc>
+        <w:tc>
+          <w:tcPr>
+            <w:tcW w:type="dxa" w:w="1100"/>
+            <w:tcBorders>
+              <w:top w:val="single" w:color="BFBFBF" w:sz="4"/>
+              <w:left w:val="single" w:color="BFBFBF" w:sz="4"/>
+              <w:bottom w:val="single" w:color="BFBFBF" w:sz="4"/>
+              <w:right w:val="single" w:color="BFBFBF" w:sz="4"/>
+            </w:tcBorders>
+            <w:shd w:fill="FFEB9C" w:color="auto" w:val="clear"/>
+            <w:tcMar>
+              <w:top w:type="dxa" w:w="70"/>
+              <w:left w:type="dxa" w:w="100"/>
+              <w:bottom w:type="dxa" w:w="70"/>
+              <w:right w:type="dxa" w:w="100"/>
+            </w:tcMar>
+            <w:vAlign w:val="center"/>
+          </w:tcPr>
+          <w:p>
+            <w:pPr>
+              <w:spacing w:after="0"/>
+              <w:jc w:val="center"/>
+            </w:pPr>
+            <w:r>
+              <w:rPr>
+                <w:rFonts w:ascii="Calibri" w:cs="Calibri" w:eastAsia="Calibri" w:hAnsi="Calibri"/>
+                <w:b/>
+                <w:bCs/>
+                <w:color w:val="7A4A00"/>
+                <w:sz w:val="18"/>
+                <w:szCs w:val="18"/>
+              </w:rPr>
+              <w:t xml:space="preserve">En cours</w:t>
+            </w:r>
+          </w:p>
+        </w:tc>
+        <w:tc>
+          <w:tcPr>
+            <w:tcW w:type="dxa" w:w="1700"/>
+            <w:tcBorders>
+              <w:top w:val="single" w:color="BFBFBF" w:sz="4"/>
+              <w:left w:val="single" w:color="BFBFBF" w:sz="4"/>
+              <w:bottom w:val="single" w:color="BFBFBF" w:sz="4"/>
+              <w:right w:val="single" w:color="BFBFBF" w:sz="4"/>
+            </w:tcBorders>
+            <w:tcMar>
+              <w:top w:type="dxa" w:w="70"/>
+              <w:left w:type="dxa" w:w="100"/>
+              <w:bottom w:type="dxa" w:w="70"/>
+              <w:right w:type="dxa" w:w="100"/>
+            </w:tcMar>
+            <w:vAlign w:val="top"/>
+          </w:tcPr>
+          <w:p>
+            <w:pPr>
+              <w:spacing w:after="0"/>
+            </w:pPr>
+            <w:r>
+              <w:rPr>
+                <w:rFonts w:ascii="Calibri" w:cs="Calibri" w:eastAsia="Calibri" w:hAnsi="Calibri"/>
+                <w:b w:val="false"/>
+                <w:bCs w:val="false"/>
+                <w:sz w:val="18"/>
+                <w:szCs w:val="18"/>
+              </w:rPr>
+              <w:t xml:space="preserve">Propriétaire</w:t>
+            </w:r>
+          </w:p>
+        </w:tc>
+        <w:tc>
+          <w:tcPr>
+            <w:tcW w:type="dxa" w:w="3398"/>
+            <w:tcBorders>
+              <w:top w:val="single" w:color="BFBFBF" w:sz="4"/>
+              <w:left w:val="single" w:color="BFBFBF" w:sz="4"/>
+              <w:bottom w:val="single" w:color="BFBFBF" w:sz="4"/>
+              <w:right w:val="single" w:color="BFBFBF" w:sz="4"/>
+            </w:tcBorders>
+            <w:tcMar>
+              <w:top w:type="dxa" w:w="70"/>
+              <w:left w:type="dxa" w:w="100"/>
+              <w:bottom w:type="dxa" w:w="70"/>
+              <w:right w:type="dxa" w:w="100"/>
+            </w:tcMar>
+            <w:vAlign w:val="top"/>
+          </w:tcPr>
+          <w:p>
+            <w:pPr>
+              <w:spacing w:after="0"/>
+            </w:pPr>
+            <w:r>
+              <w:rPr>
+                <w:rFonts w:ascii="Calibri" w:cs="Calibri" w:eastAsia="Calibri" w:hAnsi="Calibri"/>
+                <w:b w:val="false"/>
+                <w:bCs w:val="false"/>
+                <w:sz w:val="18"/>
+                <w:szCs w:val="18"/>
+              </w:rPr>
+              <w:t xml:space="preserve">Toi : sur iPhone, lancer un exercice (séance, ascenseur) puis ouvrir le récapitulatif : le bouton retour doit être à la même hauteur que dans les autres pages. Dire si c'est encore trop haut ou trop bas.</w:t>
+            </w:r>
+          </w:p>
+        </w:tc>
+      </w:tr>
+      <w:tr>
+        <w:trPr>
+          <w:cantSplit/>
+        </w:trPr>
+        <w:tc>
+          <w:tcPr>
+            <w:tcW w:type="dxa" w:w="1500"/>
+            <w:tcBorders>
+              <w:top w:val="single" w:color="BFBFBF" w:sz="4"/>
+              <w:left w:val="single" w:color="BFBFBF" w:sz="4"/>
+              <w:bottom w:val="single" w:color="BFBFBF" w:sz="4"/>
+              <w:right w:val="single" w:color="BFBFBF" w:sz="4"/>
+            </w:tcBorders>
+            <w:tcMar>
+              <w:top w:type="dxa" w:w="70"/>
+              <w:left w:type="dxa" w:w="100"/>
+              <w:bottom w:type="dxa" w:w="70"/>
+              <w:right w:type="dxa" w:w="100"/>
+            </w:tcMar>
+            <w:vAlign w:val="top"/>
+          </w:tcPr>
+          <w:p>
+            <w:pPr>
+              <w:spacing w:after="0"/>
+            </w:pPr>
+            <w:r>
+              <w:rPr>
+                <w:rFonts w:ascii="Calibri" w:cs="Calibri" w:eastAsia="Calibri" w:hAnsi="Calibri"/>
+                <w:b/>
+                <w:bCs/>
+                <w:sz w:val="18"/>
+                <w:szCs w:val="18"/>
+              </w:rPr>
+              <w:t xml:space="preserve">Wedging : pile de coups par date</w:t>
+            </w:r>
+          </w:p>
+        </w:tc>
+        <w:tc>
+          <w:tcPr>
+            <w:tcW w:type="dxa" w:w="2100"/>
+            <w:tcBorders>
+              <w:top w:val="single" w:color="BFBFBF" w:sz="4"/>
+              <w:left w:val="single" w:color="BFBFBF" w:sz="4"/>
+              <w:bottom w:val="single" w:color="BFBFBF" w:sz="4"/>
+              <w:right w:val="single" w:color="BFBFBF" w:sz="4"/>
+            </w:tcBorders>
+            <w:tcMar>
+              <w:top w:type="dxa" w:w="70"/>
+              <w:left w:type="dxa" w:w="100"/>
+              <w:bottom w:type="dxa" w:w="70"/>
+              <w:right w:type="dxa" w:w="100"/>
+            </w:tcMar>
+            <w:vAlign w:val="top"/>
+          </w:tcPr>
+          <w:p>
+            <w:pPr>
+              <w:spacing w:after="0"/>
+            </w:pPr>
+            <w:r>
+              <w:rPr>
+                <w:rFonts w:ascii="Calibri" w:cs="Calibri" w:eastAsia="Calibri" w:hAnsi="Calibri"/>
+                <w:b w:val="false"/>
+                <w:bCs w:val="false"/>
+                <w:sz w:val="18"/>
+                <w:szCs w:val="18"/>
+              </w:rPr>
+              <w:t xml:space="preserve">wedging.js, wedging.css</w:t>
+            </w:r>
+          </w:p>
+        </w:tc>
+        <w:tc>
+          <w:tcPr>
+            <w:tcW w:type="dxa" w:w="5600"/>
+            <w:tcBorders>
+              <w:top w:val="single" w:color="BFBFBF" w:sz="4"/>
+              <w:left w:val="single" w:color="BFBFBF" w:sz="4"/>
+              <w:bottom w:val="single" w:color="BFBFBF" w:sz="4"/>
+              <w:right w:val="single" w:color="BFBFBF" w:sz="4"/>
+            </w:tcBorders>
+            <w:tcMar>
+              <w:top w:type="dxa" w:w="70"/>
+              <w:left w:type="dxa" w:w="100"/>
+              <w:bottom w:type="dxa" w:w="70"/>
+              <w:right w:type="dxa" w:w="100"/>
+            </w:tcMar>
+            <w:vAlign w:val="top"/>
+          </w:tcPr>
+          <w:p>
+            <w:pPr>
+              <w:spacing w:after="0"/>
+            </w:pPr>
+            <w:r>
+              <w:rPr>
+                <w:rFonts w:ascii="Calibri" w:cs="Calibri" w:eastAsia="Calibri" w:hAnsi="Calibri"/>
+                <w:b w:val="false"/>
+                <w:bCs w:val="false"/>
+                <w:sz w:val="18"/>
+                <w:szCs w:val="18"/>
+              </w:rPr>
+              <w:t xml:space="preserve">Parcours &gt; Historique : les coups d'un même jour sont empilés façon notifications iPhone (le plus récent devant, 3 cartes visibles). Un appui sur la pile ou sur l'en-tête du jour la déplie, un nouvel appui sur l'en-tête la replie. Un jour à un seul coup reste une carte simple.</w:t>
+            </w:r>
+          </w:p>
+        </w:tc>
+        <w:tc>
+          <w:tcPr>
+            <w:tcW w:type="dxa" w:w="1100"/>
+            <w:tcBorders>
+              <w:top w:val="single" w:color="BFBFBF" w:sz="4"/>
+              <w:left w:val="single" w:color="BFBFBF" w:sz="4"/>
+              <w:bottom w:val="single" w:color="BFBFBF" w:sz="4"/>
+              <w:right w:val="single" w:color="BFBFBF" w:sz="4"/>
+            </w:tcBorders>
+            <w:shd w:fill="FFEB9C" w:color="auto" w:val="clear"/>
+            <w:tcMar>
+              <w:top w:type="dxa" w:w="70"/>
+              <w:left w:type="dxa" w:w="100"/>
+              <w:bottom w:type="dxa" w:w="70"/>
+              <w:right w:type="dxa" w:w="100"/>
+            </w:tcMar>
+            <w:vAlign w:val="center"/>
+          </w:tcPr>
+          <w:p>
+            <w:pPr>
+              <w:spacing w:after="0"/>
+              <w:jc w:val="center"/>
+            </w:pPr>
+            <w:r>
+              <w:rPr>
+                <w:rFonts w:ascii="Calibri" w:cs="Calibri" w:eastAsia="Calibri" w:hAnsi="Calibri"/>
+                <w:b/>
+                <w:bCs/>
+                <w:color w:val="7A4A00"/>
+                <w:sz w:val="18"/>
+                <w:szCs w:val="18"/>
+              </w:rPr>
+              <w:t xml:space="preserve">En cours</w:t>
+            </w:r>
+          </w:p>
+        </w:tc>
+        <w:tc>
+          <w:tcPr>
+            <w:tcW w:type="dxa" w:w="1700"/>
+            <w:tcBorders>
+              <w:top w:val="single" w:color="BFBFBF" w:sz="4"/>
+              <w:left w:val="single" w:color="BFBFBF" w:sz="4"/>
+              <w:bottom w:val="single" w:color="BFBFBF" w:sz="4"/>
+              <w:right w:val="single" w:color="BFBFBF" w:sz="4"/>
+            </w:tcBorders>
+            <w:tcMar>
+              <w:top w:type="dxa" w:w="70"/>
+              <w:left w:type="dxa" w:w="100"/>
+              <w:bottom w:type="dxa" w:w="70"/>
+              <w:right w:type="dxa" w:w="100"/>
+            </w:tcMar>
+            <w:vAlign w:val="top"/>
+          </w:tcPr>
+          <w:p>
+            <w:pPr>
+              <w:spacing w:after="0"/>
+            </w:pPr>
+            <w:r>
+              <w:rPr>
+                <w:rFonts w:ascii="Calibri" w:cs="Calibri" w:eastAsia="Calibri" w:hAnsi="Calibri"/>
+                <w:b w:val="false"/>
+                <w:bCs w:val="false"/>
+                <w:sz w:val="18"/>
+                <w:szCs w:val="18"/>
+              </w:rPr>
+              <w:t xml:space="preserve">Propriétaire</w:t>
+            </w:r>
+          </w:p>
+        </w:tc>
+        <w:tc>
+          <w:tcPr>
+            <w:tcW w:type="dxa" w:w="3398"/>
+            <w:tcBorders>
+              <w:top w:val="single" w:color="BFBFBF" w:sz="4"/>
+              <w:left w:val="single" w:color="BFBFBF" w:sz="4"/>
+              <w:bottom w:val="single" w:color="BFBFBF" w:sz="4"/>
+              <w:right w:val="single" w:color="BFBFBF" w:sz="4"/>
+            </w:tcBorders>
+            <w:tcMar>
+              <w:top w:type="dxa" w:w="70"/>
+              <w:left w:type="dxa" w:w="100"/>
+              <w:bottom w:type="dxa" w:w="70"/>
+              <w:right w:type="dxa" w:w="100"/>
+            </w:tcMar>
+            <w:vAlign w:val="top"/>
+          </w:tcPr>
+          <w:p>
+            <w:pPr>
+              <w:spacing w:after="0"/>
+            </w:pPr>
+            <w:r>
+              <w:rPr>
+                <w:rFonts w:ascii="Calibri" w:cs="Calibri" w:eastAsia="Calibri" w:hAnsi="Calibri"/>
+                <w:b w:val="false"/>
+                <w:bCs w:val="false"/>
+                <w:sz w:val="18"/>
+                <w:szCs w:val="18"/>
+              </w:rPr>
+              <w:t xml:space="preserve">Toi : tester sur téléphone avec plusieurs coups le même jour : fluidité de l'animation, lisibilité des cartes en arrière, suppression d'un coup une fois la pile dépliée (le bouton est inactif pile repliée).</w:t>
+            </w:r>
+          </w:p>
+        </w:tc>
+      </w:tr>
     </w:tbl>
     <w:p>
       <w:pPr>
@@ -24445,6 +24857,525 @@
                 <w:szCs w:val="18"/>
               </w:rPr>
               <w:t xml:space="preserve">Résolution d'URL vérifiée (node), node --check</w:t>
+            </w:r>
+          </w:p>
+        </w:tc>
+      </w:tr>
+      <w:tr>
+        <w:trPr>
+          <w:cantSplit/>
+        </w:trPr>
+        <w:tc>
+          <w:tcPr>
+            <w:tcW w:type="dxa" w:w="1700"/>
+            <w:tcBorders>
+              <w:top w:val="single" w:color="BFBFBF" w:sz="4"/>
+              <w:left w:val="single" w:color="BFBFBF" w:sz="4"/>
+              <w:bottom w:val="single" w:color="BFBFBF" w:sz="4"/>
+              <w:right w:val="single" w:color="BFBFBF" w:sz="4"/>
+            </w:tcBorders>
+            <w:tcMar>
+              <w:top w:type="dxa" w:w="70"/>
+              <w:left w:type="dxa" w:w="100"/>
+              <w:bottom w:type="dxa" w:w="70"/>
+              <w:right w:type="dxa" w:w="100"/>
+            </w:tcMar>
+            <w:vAlign w:val="top"/>
+          </w:tcPr>
+          <w:p>
+            <w:pPr>
+              <w:spacing w:after="0"/>
+            </w:pPr>
+            <w:r>
+              <w:rPr>
+                <w:rFonts w:ascii="Calibri" w:cs="Calibri" w:eastAsia="Calibri" w:hAnsi="Calibri"/>
+                <w:b/>
+                <w:bCs/>
+                <w:sz w:val="18"/>
+                <w:szCs w:val="18"/>
+              </w:rPr>
+              <w:t xml:space="preserve">—</w:t>
+            </w:r>
+          </w:p>
+        </w:tc>
+        <w:tc>
+          <w:tcPr>
+            <w:tcW w:type="dxa" w:w="2400"/>
+            <w:tcBorders>
+              <w:top w:val="single" w:color="BFBFBF" w:sz="4"/>
+              <w:left w:val="single" w:color="BFBFBF" w:sz="4"/>
+              <w:bottom w:val="single" w:color="BFBFBF" w:sz="4"/>
+              <w:right w:val="single" w:color="BFBFBF" w:sz="4"/>
+            </w:tcBorders>
+            <w:tcMar>
+              <w:top w:type="dxa" w:w="70"/>
+              <w:left w:type="dxa" w:w="100"/>
+              <w:bottom w:type="dxa" w:w="70"/>
+              <w:right w:type="dxa" w:w="100"/>
+            </w:tcMar>
+            <w:vAlign w:val="top"/>
+          </w:tcPr>
+          <w:p>
+            <w:pPr>
+              <w:spacing w:after="0"/>
+            </w:pPr>
+            <w:r>
+              <w:rPr>
+                <w:rFonts w:ascii="Calibri" w:cs="Calibri" w:eastAsia="Calibri" w:hAnsi="Calibri"/>
+                <w:b w:val="false"/>
+                <w:bCs w:val="false"/>
+                <w:sz w:val="18"/>
+                <w:szCs w:val="18"/>
+              </w:rPr>
+              <w:t xml:space="preserve">putting.js, index.html</w:t>
+            </w:r>
+          </w:p>
+        </w:tc>
+        <w:tc>
+          <w:tcPr>
+            <w:tcW w:type="dxa" w:w="8000"/>
+            <w:tcBorders>
+              <w:top w:val="single" w:color="BFBFBF" w:sz="4"/>
+              <w:left w:val="single" w:color="BFBFBF" w:sz="4"/>
+              <w:bottom w:val="single" w:color="BFBFBF" w:sz="4"/>
+              <w:right w:val="single" w:color="BFBFBF" w:sz="4"/>
+            </w:tcBorders>
+            <w:tcMar>
+              <w:top w:type="dxa" w:w="70"/>
+              <w:left w:type="dxa" w:w="100"/>
+              <w:bottom w:type="dxa" w:w="70"/>
+              <w:right w:type="dxa" w:w="100"/>
+            </w:tcMar>
+            <w:vAlign w:val="top"/>
+          </w:tcPr>
+          <w:p>
+            <w:pPr>
+              <w:spacing w:after="0"/>
+            </w:pPr>
+            <w:r>
+              <w:rPr>
+                <w:rFonts w:ascii="Calibri" w:cs="Calibri" w:eastAsia="Calibri" w:hAnsi="Calibri"/>
+                <w:b w:val="false"/>
+                <w:bCs w:val="false"/>
+                <w:sz w:val="18"/>
+                <w:szCs w:val="18"/>
+              </w:rPr>
+              <w:t xml:space="preserve">Putting : le titre du header de l'exercice rapide passe de « Exercice rapide » à « Rapide » (fonction flowTitleOf, aussi à la reprise ; le nom interne et l'historique restent inchangés). putting.js passe en ?v=47.</w:t>
+            </w:r>
+          </w:p>
+        </w:tc>
+        <w:tc>
+          <w:tcPr>
+            <w:tcW w:type="dxa" w:w="1100"/>
+            <w:tcBorders>
+              <w:top w:val="single" w:color="BFBFBF" w:sz="4"/>
+              <w:left w:val="single" w:color="BFBFBF" w:sz="4"/>
+              <w:bottom w:val="single" w:color="BFBFBF" w:sz="4"/>
+              <w:right w:val="single" w:color="BFBFBF" w:sz="4"/>
+            </w:tcBorders>
+            <w:shd w:fill="C6EFCE" w:color="auto" w:val="clear"/>
+            <w:tcMar>
+              <w:top w:type="dxa" w:w="70"/>
+              <w:left w:type="dxa" w:w="100"/>
+              <w:bottom w:type="dxa" w:w="70"/>
+              <w:right w:type="dxa" w:w="100"/>
+            </w:tcMar>
+            <w:vAlign w:val="center"/>
+          </w:tcPr>
+          <w:p>
+            <w:pPr>
+              <w:spacing w:after="0"/>
+              <w:jc w:val="center"/>
+            </w:pPr>
+            <w:r>
+              <w:rPr>
+                <w:rFonts w:ascii="Calibri" w:cs="Calibri" w:eastAsia="Calibri" w:hAnsi="Calibri"/>
+                <w:b/>
+                <w:bCs/>
+                <w:color w:val="1E5E2A"/>
+                <w:sz w:val="18"/>
+                <w:szCs w:val="18"/>
+              </w:rPr>
+              <w:t xml:space="preserve">Terminé</w:t>
+            </w:r>
+          </w:p>
+        </w:tc>
+        <w:tc>
+          <w:tcPr>
+            <w:tcW w:type="dxa" w:w="2198"/>
+            <w:tcBorders>
+              <w:top w:val="single" w:color="BFBFBF" w:sz="4"/>
+              <w:left w:val="single" w:color="BFBFBF" w:sz="4"/>
+              <w:bottom w:val="single" w:color="BFBFBF" w:sz="4"/>
+              <w:right w:val="single" w:color="BFBFBF" w:sz="4"/>
+            </w:tcBorders>
+            <w:tcMar>
+              <w:top w:type="dxa" w:w="70"/>
+              <w:left w:type="dxa" w:w="100"/>
+              <w:bottom w:type="dxa" w:w="70"/>
+              <w:right w:type="dxa" w:w="100"/>
+            </w:tcMar>
+            <w:vAlign w:val="top"/>
+          </w:tcPr>
+          <w:p>
+            <w:pPr>
+              <w:spacing w:after="0"/>
+            </w:pPr>
+            <w:r>
+              <w:rPr>
+                <w:rFonts w:ascii="Calibri" w:cs="Calibri" w:eastAsia="Calibri" w:hAnsi="Calibri"/>
+                <w:b w:val="false"/>
+                <w:bCs w:val="false"/>
+                <w:sz w:val="18"/>
+                <w:szCs w:val="18"/>
+              </w:rPr>
+              <w:t xml:space="preserve">node --check</w:t>
+            </w:r>
+          </w:p>
+        </w:tc>
+      </w:tr>
+      <w:tr>
+        <w:trPr>
+          <w:cantSplit/>
+        </w:trPr>
+        <w:tc>
+          <w:tcPr>
+            <w:tcW w:type="dxa" w:w="1700"/>
+            <w:tcBorders>
+              <w:top w:val="single" w:color="BFBFBF" w:sz="4"/>
+              <w:left w:val="single" w:color="BFBFBF" w:sz="4"/>
+              <w:bottom w:val="single" w:color="BFBFBF" w:sz="4"/>
+              <w:right w:val="single" w:color="BFBFBF" w:sz="4"/>
+            </w:tcBorders>
+            <w:tcMar>
+              <w:top w:type="dxa" w:w="70"/>
+              <w:left w:type="dxa" w:w="100"/>
+              <w:bottom w:type="dxa" w:w="70"/>
+              <w:right w:type="dxa" w:w="100"/>
+            </w:tcMar>
+            <w:vAlign w:val="top"/>
+          </w:tcPr>
+          <w:p>
+            <w:pPr>
+              <w:spacing w:after="0"/>
+            </w:pPr>
+            <w:r>
+              <w:rPr>
+                <w:rFonts w:ascii="Calibri" w:cs="Calibri" w:eastAsia="Calibri" w:hAnsi="Calibri"/>
+                <w:b/>
+                <w:bCs/>
+                <w:sz w:val="18"/>
+                <w:szCs w:val="18"/>
+              </w:rPr>
+              <w:t xml:space="preserve">—</w:t>
+            </w:r>
+          </w:p>
+        </w:tc>
+        <w:tc>
+          <w:tcPr>
+            <w:tcW w:type="dxa" w:w="2400"/>
+            <w:tcBorders>
+              <w:top w:val="single" w:color="BFBFBF" w:sz="4"/>
+              <w:left w:val="single" w:color="BFBFBF" w:sz="4"/>
+              <w:bottom w:val="single" w:color="BFBFBF" w:sz="4"/>
+              <w:right w:val="single" w:color="BFBFBF" w:sz="4"/>
+            </w:tcBorders>
+            <w:tcMar>
+              <w:top w:type="dxa" w:w="70"/>
+              <w:left w:type="dxa" w:w="100"/>
+              <w:bottom w:type="dxa" w:w="70"/>
+              <w:right w:type="dxa" w:w="100"/>
+            </w:tcMar>
+            <w:vAlign w:val="top"/>
+          </w:tcPr>
+          <w:p>
+            <w:pPr>
+              <w:spacing w:after="0"/>
+            </w:pPr>
+            <w:r>
+              <w:rPr>
+                <w:rFonts w:ascii="Calibri" w:cs="Calibri" w:eastAsia="Calibri" w:hAnsi="Calibri"/>
+                <w:b w:val="false"/>
+                <w:bCs w:val="false"/>
+                <w:sz w:val="18"/>
+                <w:szCs w:val="18"/>
+              </w:rPr>
+              <w:t xml:space="preserve">wedging.css, wedging.js, index.html</w:t>
+            </w:r>
+          </w:p>
+        </w:tc>
+        <w:tc>
+          <w:tcPr>
+            <w:tcW w:type="dxa" w:w="8000"/>
+            <w:tcBorders>
+              <w:top w:val="single" w:color="BFBFBF" w:sz="4"/>
+              <w:left w:val="single" w:color="BFBFBF" w:sz="4"/>
+              <w:bottom w:val="single" w:color="BFBFBF" w:sz="4"/>
+              <w:right w:val="single" w:color="BFBFBF" w:sz="4"/>
+            </w:tcBorders>
+            <w:tcMar>
+              <w:top w:type="dxa" w:w="70"/>
+              <w:left w:type="dxa" w:w="100"/>
+              <w:bottom w:type="dxa" w:w="70"/>
+              <w:right w:type="dxa" w:w="100"/>
+            </w:tcMar>
+            <w:vAlign w:val="top"/>
+          </w:tcPr>
+          <w:p>
+            <w:pPr>
+              <w:spacing w:after="0"/>
+            </w:pPr>
+            <w:r>
+              <w:rPr>
+                <w:rFonts w:ascii="Calibri" w:cs="Calibri" w:eastAsia="Calibri" w:hAnsi="Calibri"/>
+                <w:b w:val="false"/>
+                <w:bCs w:val="false"/>
+                <w:sz w:val="18"/>
+                <w:szCs w:val="18"/>
+              </w:rPr>
+              <w:t xml:space="preserve">Wedging, séances d'exercice : classe .wg-topbar.is-session (padding-top = zone de sécurité + 10 px) sur les écrans Séance, Ascenseur et Récapitulatif. Règle vérifiée dans Chromium (10 px au lieu de 20 px) ; la zone de sécurité iOS n'est pas simulable hors appareil.</w:t>
+            </w:r>
+          </w:p>
+        </w:tc>
+        <w:tc>
+          <w:tcPr>
+            <w:tcW w:type="dxa" w:w="1100"/>
+            <w:tcBorders>
+              <w:top w:val="single" w:color="BFBFBF" w:sz="4"/>
+              <w:left w:val="single" w:color="BFBFBF" w:sz="4"/>
+              <w:bottom w:val="single" w:color="BFBFBF" w:sz="4"/>
+              <w:right w:val="single" w:color="BFBFBF" w:sz="4"/>
+            </w:tcBorders>
+            <w:shd w:fill="C6EFCE" w:color="auto" w:val="clear"/>
+            <w:tcMar>
+              <w:top w:type="dxa" w:w="70"/>
+              <w:left w:type="dxa" w:w="100"/>
+              <w:bottom w:type="dxa" w:w="70"/>
+              <w:right w:type="dxa" w:w="100"/>
+            </w:tcMar>
+            <w:vAlign w:val="center"/>
+          </w:tcPr>
+          <w:p>
+            <w:pPr>
+              <w:spacing w:after="0"/>
+              <w:jc w:val="center"/>
+            </w:pPr>
+            <w:r>
+              <w:rPr>
+                <w:rFonts w:ascii="Calibri" w:cs="Calibri" w:eastAsia="Calibri" w:hAnsi="Calibri"/>
+                <w:b/>
+                <w:bCs/>
+                <w:color w:val="1E5E2A"/>
+                <w:sz w:val="18"/>
+                <w:szCs w:val="18"/>
+              </w:rPr>
+              <w:t xml:space="preserve">Terminé</w:t>
+            </w:r>
+          </w:p>
+        </w:tc>
+        <w:tc>
+          <w:tcPr>
+            <w:tcW w:type="dxa" w:w="2198"/>
+            <w:tcBorders>
+              <w:top w:val="single" w:color="BFBFBF" w:sz="4"/>
+              <w:left w:val="single" w:color="BFBFBF" w:sz="4"/>
+              <w:bottom w:val="single" w:color="BFBFBF" w:sz="4"/>
+              <w:right w:val="single" w:color="BFBFBF" w:sz="4"/>
+            </w:tcBorders>
+            <w:tcMar>
+              <w:top w:type="dxa" w:w="70"/>
+              <w:left w:type="dxa" w:w="100"/>
+              <w:bottom w:type="dxa" w:w="70"/>
+              <w:right w:type="dxa" w:w="100"/>
+            </w:tcMar>
+            <w:vAlign w:val="top"/>
+          </w:tcPr>
+          <w:p>
+            <w:pPr>
+              <w:spacing w:after="0"/>
+            </w:pPr>
+            <w:r>
+              <w:rPr>
+                <w:rFonts w:ascii="Calibri" w:cs="Calibri" w:eastAsia="Calibri" w:hAnsi="Calibri"/>
+                <w:b w:val="false"/>
+                <w:bCs w:val="false"/>
+                <w:sz w:val="18"/>
+                <w:szCs w:val="18"/>
+              </w:rPr>
+              <w:t xml:space="preserve">Calcul de style (Chromium headless)</w:t>
+            </w:r>
+          </w:p>
+        </w:tc>
+      </w:tr>
+      <w:tr>
+        <w:trPr>
+          <w:cantSplit/>
+        </w:trPr>
+        <w:tc>
+          <w:tcPr>
+            <w:tcW w:type="dxa" w:w="1700"/>
+            <w:tcBorders>
+              <w:top w:val="single" w:color="BFBFBF" w:sz="4"/>
+              <w:left w:val="single" w:color="BFBFBF" w:sz="4"/>
+              <w:bottom w:val="single" w:color="BFBFBF" w:sz="4"/>
+              <w:right w:val="single" w:color="BFBFBF" w:sz="4"/>
+            </w:tcBorders>
+            <w:tcMar>
+              <w:top w:type="dxa" w:w="70"/>
+              <w:left w:type="dxa" w:w="100"/>
+              <w:bottom w:type="dxa" w:w="70"/>
+              <w:right w:type="dxa" w:w="100"/>
+            </w:tcMar>
+            <w:vAlign w:val="top"/>
+          </w:tcPr>
+          <w:p>
+            <w:pPr>
+              <w:spacing w:after="0"/>
+            </w:pPr>
+            <w:r>
+              <w:rPr>
+                <w:rFonts w:ascii="Calibri" w:cs="Calibri" w:eastAsia="Calibri" w:hAnsi="Calibri"/>
+                <w:b/>
+                <w:bCs/>
+                <w:sz w:val="18"/>
+                <w:szCs w:val="18"/>
+              </w:rPr>
+              <w:t xml:space="preserve">—</w:t>
+            </w:r>
+          </w:p>
+        </w:tc>
+        <w:tc>
+          <w:tcPr>
+            <w:tcW w:type="dxa" w:w="2400"/>
+            <w:tcBorders>
+              <w:top w:val="single" w:color="BFBFBF" w:sz="4"/>
+              <w:left w:val="single" w:color="BFBFBF" w:sz="4"/>
+              <w:bottom w:val="single" w:color="BFBFBF" w:sz="4"/>
+              <w:right w:val="single" w:color="BFBFBF" w:sz="4"/>
+            </w:tcBorders>
+            <w:tcMar>
+              <w:top w:type="dxa" w:w="70"/>
+              <w:left w:type="dxa" w:w="100"/>
+              <w:bottom w:type="dxa" w:w="70"/>
+              <w:right w:type="dxa" w:w="100"/>
+            </w:tcMar>
+            <w:vAlign w:val="top"/>
+          </w:tcPr>
+          <w:p>
+            <w:pPr>
+              <w:spacing w:after="0"/>
+            </w:pPr>
+            <w:r>
+              <w:rPr>
+                <w:rFonts w:ascii="Calibri" w:cs="Calibri" w:eastAsia="Calibri" w:hAnsi="Calibri"/>
+                <w:b w:val="false"/>
+                <w:bCs w:val="false"/>
+                <w:sz w:val="18"/>
+                <w:szCs w:val="18"/>
+              </w:rPr>
+              <w:t xml:space="preserve">wedging.js, wedging.css, index.html</w:t>
+            </w:r>
+          </w:p>
+        </w:tc>
+        <w:tc>
+          <w:tcPr>
+            <w:tcW w:type="dxa" w:w="8000"/>
+            <w:tcBorders>
+              <w:top w:val="single" w:color="BFBFBF" w:sz="4"/>
+              <w:left w:val="single" w:color="BFBFBF" w:sz="4"/>
+              <w:bottom w:val="single" w:color="BFBFBF" w:sz="4"/>
+              <w:right w:val="single" w:color="BFBFBF" w:sz="4"/>
+            </w:tcBorders>
+            <w:tcMar>
+              <w:top w:type="dxa" w:w="70"/>
+              <w:left w:type="dxa" w:w="100"/>
+              <w:bottom w:type="dxa" w:w="70"/>
+              <w:right w:type="dxa" w:w="100"/>
+            </w:tcMar>
+            <w:vAlign w:val="top"/>
+          </w:tcPr>
+          <w:p>
+            <w:pPr>
+              <w:spacing w:after="0"/>
+            </w:pPr>
+            <w:r>
+              <w:rPr>
+                <w:rFonts w:ascii="Calibri" w:cs="Calibri" w:eastAsia="Calibri" w:hAnsi="Calibri"/>
+                <w:b w:val="false"/>
+                <w:bCs w:val="false"/>
+                <w:sz w:val="18"/>
+                <w:szCs w:val="18"/>
+              </w:rPr>
+              <w:t xml:space="preserve">Wedging &gt; Parcours &gt; Historique : pile par jour (wedgeHistoryGroupedHtml, wedgeLayoutStack, toggleWedgeStack). Cartes en position absolue, 3 visibles décalées de 10 px, hauteur et transformations calculées en JS, transitions désactivées au rendu puis actives pour les dépliages, prefers-reduced-motion respecté. Jours dépliés conservés d'un rendu à l'autre (wedgeOpenStacks). Recalcul par ResizeObserver quand la page devient visible.</w:t>
+            </w:r>
+          </w:p>
+        </w:tc>
+        <w:tc>
+          <w:tcPr>
+            <w:tcW w:type="dxa" w:w="1100"/>
+            <w:tcBorders>
+              <w:top w:val="single" w:color="BFBFBF" w:sz="4"/>
+              <w:left w:val="single" w:color="BFBFBF" w:sz="4"/>
+              <w:bottom w:val="single" w:color="BFBFBF" w:sz="4"/>
+              <w:right w:val="single" w:color="BFBFBF" w:sz="4"/>
+            </w:tcBorders>
+            <w:shd w:fill="C6EFCE" w:color="auto" w:val="clear"/>
+            <w:tcMar>
+              <w:top w:type="dxa" w:w="70"/>
+              <w:left w:type="dxa" w:w="100"/>
+              <w:bottom w:type="dxa" w:w="70"/>
+              <w:right w:type="dxa" w:w="100"/>
+            </w:tcMar>
+            <w:vAlign w:val="center"/>
+          </w:tcPr>
+          <w:p>
+            <w:pPr>
+              <w:spacing w:after="0"/>
+              <w:jc w:val="center"/>
+            </w:pPr>
+            <w:r>
+              <w:rPr>
+                <w:rFonts w:ascii="Calibri" w:cs="Calibri" w:eastAsia="Calibri" w:hAnsi="Calibri"/>
+                <w:b/>
+                <w:bCs/>
+                <w:color w:val="1E5E2A"/>
+                <w:sz w:val="18"/>
+                <w:szCs w:val="18"/>
+              </w:rPr>
+              <w:t xml:space="preserve">Terminé</w:t>
+            </w:r>
+          </w:p>
+        </w:tc>
+        <w:tc>
+          <w:tcPr>
+            <w:tcW w:type="dxa" w:w="2198"/>
+            <w:tcBorders>
+              <w:top w:val="single" w:color="BFBFBF" w:sz="4"/>
+              <w:left w:val="single" w:color="BFBFBF" w:sz="4"/>
+              <w:bottom w:val="single" w:color="BFBFBF" w:sz="4"/>
+              <w:right w:val="single" w:color="BFBFBF" w:sz="4"/>
+            </w:tcBorders>
+            <w:tcMar>
+              <w:top w:type="dxa" w:w="70"/>
+              <w:left w:type="dxa" w:w="100"/>
+              <w:bottom w:type="dxa" w:w="70"/>
+              <w:right w:type="dxa" w:w="100"/>
+            </w:tcMar>
+            <w:vAlign w:val="top"/>
+          </w:tcPr>
+          <w:p>
+            <w:pPr>
+              <w:spacing w:after="0"/>
+            </w:pPr>
+            <w:r>
+              <w:rPr>
+                <w:rFonts w:ascii="Calibri" w:cs="Calibri" w:eastAsia="Calibri" w:hAnsi="Calibri"/>
+                <w:b w:val="false"/>
+                <w:bCs w:val="false"/>
+                <w:sz w:val="18"/>
+                <w:szCs w:val="18"/>
+              </w:rPr>
+              <w:t xml:space="preserve">Chromium headless (390x844) : empilement, dépliage, repli, suppression pile repliée (refusée) et dépliée (OK), aucune erreur JS</w:t>
             </w:r>
           </w:p>
         </w:tc>

--- a/Suivi-des-bugs.docx
+++ b/Suivi-des-bugs.docx
@@ -638,7 +638,7 @@
                 <w:sz w:val="18"/>
                 <w:szCs w:val="18"/>
               </w:rPr>
-              <w:t xml:space="preserve">3</w:t>
+              <w:t xml:space="preserve">0</w:t>
             </w:r>
           </w:p>
         </w:tc>
@@ -1220,7 +1220,7 @@
                 <w:sz w:val="18"/>
                 <w:szCs w:val="18"/>
               </w:rPr>
-              <w:t xml:space="preserve">74</w:t>
+              <w:t xml:space="preserve">77</w:t>
             </w:r>
           </w:p>
         </w:tc>
@@ -1556,7 +1556,7 @@
                 <w:sz w:val="18"/>
                 <w:szCs w:val="18"/>
               </w:rPr>
-              <w:t xml:space="preserve">5</w:t>
+              <w:t xml:space="preserve">—</w:t>
             </w:r>
           </w:p>
         </w:tc>
@@ -1589,7 +1589,7 @@
                 <w:sz w:val="18"/>
                 <w:szCs w:val="18"/>
               </w:rPr>
-              <w:t xml:space="preserve">wedging.js, putting.js, menu.js</w:t>
+              <w:t xml:space="preserve">—</w:t>
             </w:r>
           </w:p>
         </w:tc>
@@ -1622,7 +1622,7 @@
                 <w:sz w:val="18"/>
                 <w:szCs w:val="18"/>
               </w:rPr>
-              <w:t xml:space="preserve">Noms globaux génériques (</w:t>
+              <w:t xml:space="preserve">Aucun point en attente : les trois refactorisations (5, 38, 40) sont terminées, voir la section 4.</w:t>
             </w:r>
             <w:r>
               <w:rPr>
@@ -1632,17 +1632,17 @@
                 <w:sz w:val="17"/>
                 <w:szCs w:val="17"/>
               </w:rPr>
-              <w:t xml:space="preserve">root</w:t>
-            </w:r>
-            <w:r>
-              <w:rPr>
-                <w:rFonts w:ascii="Calibri" w:cs="Calibri" w:eastAsia="Calibri" w:hAnsi="Calibri"/>
-                <w:b w:val="false"/>
-                <w:bCs w:val="false"/>
-                <w:sz w:val="18"/>
-                <w:szCs w:val="18"/>
-              </w:rPr>
-              <w:t xml:space="preserve">, </w:t>
+              <w:t/>
+            </w:r>
+            <w:r>
+              <w:rPr>
+                <w:rFonts w:ascii="Calibri" w:cs="Calibri" w:eastAsia="Calibri" w:hAnsi="Calibri"/>
+                <w:b w:val="false"/>
+                <w:bCs w:val="false"/>
+                <w:sz w:val="18"/>
+                <w:szCs w:val="18"/>
+              </w:rPr>
+              <w:t/>
             </w:r>
             <w:r>
               <w:rPr>
@@ -1652,17 +1652,17 @@
                 <w:sz w:val="17"/>
                 <w:szCs w:val="17"/>
               </w:rPr>
-              <w:t xml:space="preserve">Analytics</w:t>
-            </w:r>
-            <w:r>
-              <w:rPr>
-                <w:rFonts w:ascii="Calibri" w:cs="Calibri" w:eastAsia="Calibri" w:hAnsi="Calibri"/>
-                <w:b w:val="false"/>
-                <w:bCs w:val="false"/>
-                <w:sz w:val="18"/>
-                <w:szCs w:val="18"/>
-              </w:rPr>
-              <w:t xml:space="preserve">, </w:t>
+              <w:t/>
+            </w:r>
+            <w:r>
+              <w:rPr>
+                <w:rFonts w:ascii="Calibri" w:cs="Calibri" w:eastAsia="Calibri" w:hAnsi="Calibri"/>
+                <w:b w:val="false"/>
+                <w:bCs w:val="false"/>
+                <w:sz w:val="18"/>
+                <w:szCs w:val="18"/>
+              </w:rPr>
+              <w:t/>
             </w:r>
             <w:r>
               <w:rPr>
@@ -1672,17 +1672,17 @@
                 <w:sz w:val="17"/>
                 <w:szCs w:val="17"/>
               </w:rPr>
-              <w:t xml:space="preserve">Router</w:t>
-            </w:r>
-            <w:r>
-              <w:rPr>
-                <w:rFonts w:ascii="Calibri" w:cs="Calibri" w:eastAsia="Calibri" w:hAnsi="Calibri"/>
-                <w:b w:val="false"/>
-                <w:bCs w:val="false"/>
-                <w:sz w:val="18"/>
-                <w:szCs w:val="18"/>
-              </w:rPr>
-              <w:t xml:space="preserve">, </w:t>
+              <w:t/>
+            </w:r>
+            <w:r>
+              <w:rPr>
+                <w:rFonts w:ascii="Calibri" w:cs="Calibri" w:eastAsia="Calibri" w:hAnsi="Calibri"/>
+                <w:b w:val="false"/>
+                <w:bCs w:val="false"/>
+                <w:sz w:val="18"/>
+                <w:szCs w:val="18"/>
+              </w:rPr>
+              <w:t/>
             </w:r>
             <w:r>
               <w:rPr>
@@ -1692,17 +1692,17 @@
                 <w:sz w:val="17"/>
                 <w:szCs w:val="17"/>
               </w:rPr>
-              <w:t xml:space="preserve">UI</w:t>
-            </w:r>
-            <w:r>
-              <w:rPr>
-                <w:rFonts w:ascii="Calibri" w:cs="Calibri" w:eastAsia="Calibri" w:hAnsi="Calibri"/>
-                <w:b w:val="false"/>
-                <w:bCs w:val="false"/>
-                <w:sz w:val="18"/>
-                <w:szCs w:val="18"/>
-              </w:rPr>
-              <w:t xml:space="preserve">, </w:t>
+              <w:t/>
+            </w:r>
+            <w:r>
+              <w:rPr>
+                <w:rFonts w:ascii="Calibri" w:cs="Calibri" w:eastAsia="Calibri" w:hAnsi="Calibri"/>
+                <w:b w:val="false"/>
+                <w:bCs w:val="false"/>
+                <w:sz w:val="18"/>
+                <w:szCs w:val="18"/>
+              </w:rPr>
+              <w:t/>
             </w:r>
             <w:r>
               <w:rPr>
@@ -1712,17 +1712,17 @@
                 <w:sz w:val="17"/>
                 <w:szCs w:val="17"/>
               </w:rPr>
-              <w:t xml:space="preserve">Views</w:t>
-            </w:r>
-            <w:r>
-              <w:rPr>
-                <w:rFonts w:ascii="Calibri" w:cs="Calibri" w:eastAsia="Calibri" w:hAnsi="Calibri"/>
-                <w:b w:val="false"/>
-                <w:bCs w:val="false"/>
-                <w:sz w:val="18"/>
-                <w:szCs w:val="18"/>
-              </w:rPr>
-              <w:t xml:space="preserve">, </w:t>
+              <w:t/>
+            </w:r>
+            <w:r>
+              <w:rPr>
+                <w:rFonts w:ascii="Calibri" w:cs="Calibri" w:eastAsia="Calibri" w:hAnsi="Calibri"/>
+                <w:b w:val="false"/>
+                <w:bCs w:val="false"/>
+                <w:sz w:val="18"/>
+                <w:szCs w:val="18"/>
+              </w:rPr>
+              <w:t/>
             </w:r>
             <w:r>
               <w:rPr>
@@ -1732,17 +1732,17 @@
                 <w:sz w:val="17"/>
                 <w:szCs w:val="17"/>
               </w:rPr>
-              <w:t xml:space="preserve">backBtn</w:t>
-            </w:r>
-            <w:r>
-              <w:rPr>
-                <w:rFonts w:ascii="Calibri" w:cs="Calibri" w:eastAsia="Calibri" w:hAnsi="Calibri"/>
-                <w:b w:val="false"/>
-                <w:bCs w:val="false"/>
-                <w:sz w:val="18"/>
-                <w:szCs w:val="18"/>
-              </w:rPr>
-              <w:t xml:space="preserve">, </w:t>
+              <w:t/>
+            </w:r>
+            <w:r>
+              <w:rPr>
+                <w:rFonts w:ascii="Calibri" w:cs="Calibri" w:eastAsia="Calibri" w:hAnsi="Calibri"/>
+                <w:b w:val="false"/>
+                <w:bCs w:val="false"/>
+                <w:sz w:val="18"/>
+                <w:szCs w:val="18"/>
+              </w:rPr>
+              <w:t/>
             </w:r>
             <w:r>
               <w:rPr>
@@ -1752,17 +1752,17 @@
                 <w:sz w:val="17"/>
                 <w:szCs w:val="17"/>
               </w:rPr>
-              <w:t xml:space="preserve">headerTitle</w:t>
-            </w:r>
-            <w:r>
-              <w:rPr>
-                <w:rFonts w:ascii="Calibri" w:cs="Calibri" w:eastAsia="Calibri" w:hAnsi="Calibri"/>
-                <w:b w:val="false"/>
-                <w:bCs w:val="false"/>
-                <w:sz w:val="18"/>
-                <w:szCs w:val="18"/>
-              </w:rPr>
-              <w:t xml:space="preserve">, </w:t>
+              <w:t/>
+            </w:r>
+            <w:r>
+              <w:rPr>
+                <w:rFonts w:ascii="Calibri" w:cs="Calibri" w:eastAsia="Calibri" w:hAnsi="Calibri"/>
+                <w:b w:val="false"/>
+                <w:bCs w:val="false"/>
+                <w:sz w:val="18"/>
+                <w:szCs w:val="18"/>
+              </w:rPr>
+              <w:t/>
             </w:r>
             <w:r>
               <w:rPr>
@@ -1772,17 +1772,17 @@
                 <w:sz w:val="17"/>
                 <w:szCs w:val="17"/>
               </w:rPr>
-              <w:t xml:space="preserve">STORAGE_KEY</w:t>
-            </w:r>
-            <w:r>
-              <w:rPr>
-                <w:rFonts w:ascii="Calibri" w:cs="Calibri" w:eastAsia="Calibri" w:hAnsi="Calibri"/>
-                <w:b w:val="false"/>
-                <w:bCs w:val="false"/>
-                <w:sz w:val="18"/>
-                <w:szCs w:val="18"/>
-              </w:rPr>
-              <w:t xml:space="preserve">) et </w:t>
+              <w:t/>
+            </w:r>
+            <w:r>
+              <w:rPr>
+                <w:rFonts w:ascii="Calibri" w:cs="Calibri" w:eastAsia="Calibri" w:hAnsi="Calibri"/>
+                <w:b w:val="false"/>
+                <w:bCs w:val="false"/>
+                <w:sz w:val="18"/>
+                <w:szCs w:val="18"/>
+              </w:rPr>
+              <w:t/>
             </w:r>
             <w:r>
               <w:rPr>
@@ -1792,17 +1792,17 @@
                 <w:sz w:val="17"/>
                 <w:szCs w:val="17"/>
               </w:rPr>
-              <w:t xml:space="preserve">id="headerRightBtn"</w:t>
-            </w:r>
-            <w:r>
-              <w:rPr>
-                <w:rFonts w:ascii="Calibri" w:cs="Calibri" w:eastAsia="Calibri" w:hAnsi="Calibri"/>
-                <w:b w:val="false"/>
-                <w:bCs w:val="false"/>
-                <w:sz w:val="18"/>
-                <w:szCs w:val="18"/>
-              </w:rPr>
-              <w:t xml:space="preserve"> présent deux fois. Aucune collision aujourd'hui.</w:t>
+              <w:t/>
+            </w:r>
+            <w:r>
+              <w:rPr>
+                <w:rFonts w:ascii="Calibri" w:cs="Calibri" w:eastAsia="Calibri" w:hAnsi="Calibri"/>
+                <w:b w:val="false"/>
+                <w:bCs w:val="false"/>
+                <w:sz w:val="18"/>
+                <w:szCs w:val="18"/>
+              </w:rPr>
+              <w:t/>
             </w:r>
           </w:p>
         </w:tc>
@@ -1815,7 +1815,6 @@
               <w:bottom w:val="single" w:color="BFBFBF" w:sz="4"/>
               <w:right w:val="single" w:color="BFBFBF" w:sz="4"/>
             </w:tcBorders>
-            <w:shd w:fill="FFC7CE" w:color="auto" w:val="clear"/>
             <w:tcMar>
               <w:top w:type="dxa" w:w="70"/>
               <w:left w:type="dxa" w:w="100"/>
@@ -1838,7 +1837,7 @@
                 <w:sz w:val="18"/>
                 <w:szCs w:val="18"/>
               </w:rPr>
-              <w:t xml:space="preserve">À faire</w:t>
+              <w:t xml:space="preserve">—</w:t>
             </w:r>
           </w:p>
         </w:tc>
@@ -1871,7 +1870,7 @@
                 <w:sz w:val="18"/>
                 <w:szCs w:val="18"/>
               </w:rPr>
-              <w:t xml:space="preserve">Claude</w:t>
+              <w:t xml:space="preserve">—</w:t>
             </w:r>
           </w:p>
         </w:tc>
@@ -1904,7 +1903,7 @@
                 <w:sz w:val="18"/>
                 <w:szCs w:val="18"/>
               </w:rPr>
-              <w:t xml:space="preserve">Préfixer par module, contrôle </w:t>
+              <w:t xml:space="preserve">—</w:t>
             </w:r>
             <w:r>
               <w:rPr>
@@ -1914,709 +1913,17 @@
                 <w:sz w:val="17"/>
                 <w:szCs w:val="17"/>
               </w:rPr>
-              <w:t xml:space="preserve">node --check</w:t>
-            </w:r>
-            <w:r>
-              <w:rPr>
-                <w:rFonts w:ascii="Calibri" w:cs="Calibri" w:eastAsia="Calibri" w:hAnsi="Calibri"/>
-                <w:b w:val="false"/>
-                <w:bCs w:val="false"/>
-                <w:sz w:val="18"/>
-                <w:szCs w:val="18"/>
-              </w:rPr>
-              <w:t xml:space="preserve"> et chargement des 10 pages en simulation.</w:t>
-            </w:r>
-          </w:p>
-        </w:tc>
-      </w:tr>
-      <w:tr>
-        <w:trPr>
-          <w:cantSplit/>
-        </w:trPr>
-        <w:tc>
-          <w:tcPr>
-            <w:tcW w:type="dxa" w:w="1500"/>
-            <w:tcBorders>
-              <w:top w:val="single" w:color="BFBFBF" w:sz="4"/>
-              <w:left w:val="single" w:color="BFBFBF" w:sz="4"/>
-              <w:bottom w:val="single" w:color="BFBFBF" w:sz="4"/>
-              <w:right w:val="single" w:color="BFBFBF" w:sz="4"/>
-            </w:tcBorders>
-            <w:tcMar>
-              <w:top w:type="dxa" w:w="70"/>
-              <w:left w:type="dxa" w:w="100"/>
-              <w:bottom w:type="dxa" w:w="70"/>
-              <w:right w:type="dxa" w:w="100"/>
-            </w:tcMar>
-            <w:vAlign w:val="top"/>
-          </w:tcPr>
-          <w:p>
-            <w:pPr>
-              <w:spacing w:after="0"/>
-            </w:pPr>
-            <w:r>
-              <w:rPr>
-                <w:rFonts w:ascii="Calibri" w:cs="Calibri" w:eastAsia="Calibri" w:hAnsi="Calibri"/>
-                <w:b/>
-                <w:bCs/>
-                <w:sz w:val="18"/>
-                <w:szCs w:val="18"/>
-              </w:rPr>
-              <w:t xml:space="preserve">40</w:t>
-            </w:r>
-          </w:p>
-        </w:tc>
-        <w:tc>
-          <w:tcPr>
-            <w:tcW w:type="dxa" w:w="2100"/>
-            <w:tcBorders>
-              <w:top w:val="single" w:color="BFBFBF" w:sz="4"/>
-              <w:left w:val="single" w:color="BFBFBF" w:sz="4"/>
-              <w:bottom w:val="single" w:color="BFBFBF" w:sz="4"/>
-              <w:right w:val="single" w:color="BFBFBF" w:sz="4"/>
-            </w:tcBorders>
-            <w:tcMar>
-              <w:top w:type="dxa" w:w="70"/>
-              <w:left w:type="dxa" w:w="100"/>
-              <w:bottom w:type="dxa" w:w="70"/>
-              <w:right w:type="dxa" w:w="100"/>
-            </w:tcMar>
-            <w:vAlign w:val="top"/>
-          </w:tcPr>
-          <w:p>
-            <w:pPr>
-              <w:spacing w:after="0"/>
-            </w:pPr>
-            <w:r>
-              <w:rPr>
-                <w:rFonts w:ascii="Calibri" w:cs="Calibri" w:eastAsia="Calibri" w:hAnsi="Calibri"/>
-                <w:b w:val="false"/>
-                <w:bCs w:val="false"/>
-                <w:sz w:val="18"/>
-                <w:szCs w:val="18"/>
-              </w:rPr>
-              <w:t xml:space="preserve">gym.js, wedging.js, menu.js</w:t>
-            </w:r>
-          </w:p>
-        </w:tc>
-        <w:tc>
-          <w:tcPr>
-            <w:tcW w:type="dxa" w:w="5600"/>
-            <w:tcBorders>
-              <w:top w:val="single" w:color="BFBFBF" w:sz="4"/>
-              <w:left w:val="single" w:color="BFBFBF" w:sz="4"/>
-              <w:bottom w:val="single" w:color="BFBFBF" w:sz="4"/>
-              <w:right w:val="single" w:color="BFBFBF" w:sz="4"/>
-            </w:tcBorders>
-            <w:tcMar>
-              <w:top w:type="dxa" w:w="70"/>
-              <w:left w:type="dxa" w:w="100"/>
-              <w:bottom w:type="dxa" w:w="70"/>
-              <w:right w:type="dxa" w:w="100"/>
-            </w:tcMar>
-            <w:vAlign w:val="top"/>
-          </w:tcPr>
-          <w:p>
-            <w:pPr>
-              <w:spacing w:after="0"/>
-            </w:pPr>
-            <w:r>
-              <w:rPr>
-                <w:rFonts w:ascii="Calibri" w:cs="Calibri" w:eastAsia="Calibri" w:hAnsi="Calibri"/>
-                <w:b w:val="false"/>
-                <w:bCs w:val="false"/>
-                <w:sz w:val="18"/>
-                <w:szCs w:val="18"/>
-              </w:rPr>
-              <w:t xml:space="preserve">Sélecteurs non préfixés par page (</w:t>
-            </w:r>
-            <w:r>
-              <w:rPr>
-                <w:rFonts w:ascii="Consolas" w:cs="Consolas" w:eastAsia="Consolas" w:hAnsi="Consolas"/>
-                <w:b w:val="false"/>
-                <w:bCs w:val="false"/>
-                <w:sz w:val="17"/>
-                <w:szCs w:val="17"/>
-              </w:rPr>
-              <w:t xml:space="preserve">.gym-view</w:t>
-            </w:r>
-            <w:r>
-              <w:rPr>
-                <w:rFonts w:ascii="Calibri" w:cs="Calibri" w:eastAsia="Calibri" w:hAnsi="Calibri"/>
-                <w:b w:val="false"/>
-                <w:bCs w:val="false"/>
-                <w:sz w:val="18"/>
-                <w:szCs w:val="18"/>
-              </w:rPr>
-              <w:t xml:space="preserve">, </w:t>
-            </w:r>
-            <w:r>
-              <w:rPr>
-                <w:rFonts w:ascii="Consolas" w:cs="Consolas" w:eastAsia="Consolas" w:hAnsi="Consolas"/>
-                <w:b w:val="false"/>
-                <w:bCs w:val="false"/>
-                <w:sz w:val="17"/>
-                <w:szCs w:val="17"/>
-              </w:rPr>
-              <w:t xml:space="preserve">.sheet.is-open</w:t>
-            </w:r>
-            <w:r>
-              <w:rPr>
-                <w:rFonts w:ascii="Calibri" w:cs="Calibri" w:eastAsia="Calibri" w:hAnsi="Calibri"/>
-                <w:b w:val="false"/>
-                <w:bCs w:val="false"/>
-                <w:sz w:val="18"/>
-                <w:szCs w:val="18"/>
-              </w:rPr>
-              <w:t xml:space="preserve">, </w:t>
-            </w:r>
-            <w:r>
-              <w:rPr>
-                <w:rFonts w:ascii="Consolas" w:cs="Consolas" w:eastAsia="Consolas" w:hAnsi="Consolas"/>
-                <w:b w:val="false"/>
-                <w:bCs w:val="false"/>
-                <w:sz w:val="17"/>
-                <w:szCs w:val="17"/>
-              </w:rPr>
-              <w:t xml:space="preserve">#sheet-overlay</w:t>
-            </w:r>
-            <w:r>
-              <w:rPr>
-                <w:rFonts w:ascii="Calibri" w:cs="Calibri" w:eastAsia="Calibri" w:hAnsi="Calibri"/>
-                <w:b w:val="false"/>
-                <w:bCs w:val="false"/>
-                <w:sz w:val="18"/>
-                <w:szCs w:val="18"/>
-              </w:rPr>
-              <w:t xml:space="preserve">, </w:t>
-            </w:r>
-            <w:r>
-              <w:rPr>
-                <w:rFonts w:ascii="Consolas" w:cs="Consolas" w:eastAsia="Consolas" w:hAnsi="Consolas"/>
-                <w:b w:val="false"/>
-                <w:bCs w:val="false"/>
-                <w:sz w:val="17"/>
-                <w:szCs w:val="17"/>
-              </w:rPr>
-              <w:t xml:space="preserve">#app</w:t>
-            </w:r>
-            <w:r>
-              <w:rPr>
-                <w:rFonts w:ascii="Calibri" w:cs="Calibri" w:eastAsia="Calibri" w:hAnsi="Calibri"/>
-                <w:b w:val="false"/>
-                <w:bCs w:val="false"/>
-                <w:sz w:val="18"/>
-                <w:szCs w:val="18"/>
-              </w:rPr>
-              <w:t xml:space="preserve">, </w:t>
-            </w:r>
-            <w:r>
-              <w:rPr>
-                <w:rFonts w:ascii="Consolas" w:cs="Consolas" w:eastAsia="Consolas" w:hAnsi="Consolas"/>
-                <w:b w:val="false"/>
-                <w:bCs w:val="false"/>
-                <w:sz w:val="17"/>
-                <w:szCs w:val="17"/>
-              </w:rPr>
-              <w:t xml:space="preserve">.wg-toast</w:t>
-            </w:r>
-            <w:r>
-              <w:rPr>
-                <w:rFonts w:ascii="Calibri" w:cs="Calibri" w:eastAsia="Calibri" w:hAnsi="Calibri"/>
-                <w:b w:val="false"/>
-                <w:bCs w:val="false"/>
-                <w:sz w:val="18"/>
-                <w:szCs w:val="18"/>
-              </w:rPr>
-              <w:t xml:space="preserve">, </w:t>
-            </w:r>
-            <w:r>
-              <w:rPr>
-                <w:rFonts w:ascii="Consolas" w:cs="Consolas" w:eastAsia="Consolas" w:hAnsi="Consolas"/>
-                <w:b w:val="false"/>
-                <w:bCs w:val="false"/>
-                <w:sz w:val="17"/>
-                <w:szCs w:val="17"/>
-              </w:rPr>
-              <w:t xml:space="preserve">#backBtn</w:t>
-            </w:r>
-            <w:r>
-              <w:rPr>
-                <w:rFonts w:ascii="Calibri" w:cs="Calibri" w:eastAsia="Calibri" w:hAnsi="Calibri"/>
-                <w:b w:val="false"/>
-                <w:bCs w:val="false"/>
-                <w:sz w:val="18"/>
-                <w:szCs w:val="18"/>
-              </w:rPr>
-              <w:t xml:space="preserve">, </w:t>
-            </w:r>
-            <w:r>
-              <w:rPr>
-                <w:rFonts w:ascii="Consolas" w:cs="Consolas" w:eastAsia="Consolas" w:hAnsi="Consolas"/>
-                <w:b w:val="false"/>
-                <w:bCs w:val="false"/>
-                <w:sz w:val="17"/>
-                <w:szCs w:val="17"/>
-              </w:rPr>
-              <w:t xml:space="preserve">.nav_back-label</w:t>
-            </w:r>
-            <w:r>
-              <w:rPr>
-                <w:rFonts w:ascii="Calibri" w:cs="Calibri" w:eastAsia="Calibri" w:hAnsi="Calibri"/>
-                <w:b w:val="false"/>
-                <w:bCs w:val="false"/>
-                <w:sz w:val="18"/>
-                <w:szCs w:val="18"/>
-              </w:rPr>
-              <w:t xml:space="preserve">...). Aucune collision aujourd'hui.</w:t>
-            </w:r>
-          </w:p>
-        </w:tc>
-        <w:tc>
-          <w:tcPr>
-            <w:tcW w:type="dxa" w:w="1100"/>
-            <w:tcBorders>
-              <w:top w:val="single" w:color="BFBFBF" w:sz="4"/>
-              <w:left w:val="single" w:color="BFBFBF" w:sz="4"/>
-              <w:bottom w:val="single" w:color="BFBFBF" w:sz="4"/>
-              <w:right w:val="single" w:color="BFBFBF" w:sz="4"/>
-            </w:tcBorders>
-            <w:shd w:fill="FFC7CE" w:color="auto" w:val="clear"/>
-            <w:tcMar>
-              <w:top w:type="dxa" w:w="70"/>
-              <w:left w:type="dxa" w:w="100"/>
-              <w:bottom w:type="dxa" w:w="70"/>
-              <w:right w:type="dxa" w:w="100"/>
-            </w:tcMar>
-            <w:vAlign w:val="center"/>
-          </w:tcPr>
-          <w:p>
-            <w:pPr>
-              <w:spacing w:after="0"/>
-              <w:jc w:val="center"/>
-            </w:pPr>
-            <w:r>
-              <w:rPr>
-                <w:rFonts w:ascii="Calibri" w:cs="Calibri" w:eastAsia="Calibri" w:hAnsi="Calibri"/>
-                <w:b/>
-                <w:bCs/>
-                <w:color w:val="9C0006"/>
-                <w:sz w:val="18"/>
-                <w:szCs w:val="18"/>
-              </w:rPr>
-              <w:t xml:space="preserve">À faire</w:t>
-            </w:r>
-          </w:p>
-        </w:tc>
-        <w:tc>
-          <w:tcPr>
-            <w:tcW w:type="dxa" w:w="1700"/>
-            <w:tcBorders>
-              <w:top w:val="single" w:color="BFBFBF" w:sz="4"/>
-              <w:left w:val="single" w:color="BFBFBF" w:sz="4"/>
-              <w:bottom w:val="single" w:color="BFBFBF" w:sz="4"/>
-              <w:right w:val="single" w:color="BFBFBF" w:sz="4"/>
-            </w:tcBorders>
-            <w:tcMar>
-              <w:top w:type="dxa" w:w="70"/>
-              <w:left w:type="dxa" w:w="100"/>
-              <w:bottom w:type="dxa" w:w="70"/>
-              <w:right w:type="dxa" w:w="100"/>
-            </w:tcMar>
-            <w:vAlign w:val="top"/>
-          </w:tcPr>
-          <w:p>
-            <w:pPr>
-              <w:spacing w:after="0"/>
-            </w:pPr>
-            <w:r>
-              <w:rPr>
-                <w:rFonts w:ascii="Calibri" w:cs="Calibri" w:eastAsia="Calibri" w:hAnsi="Calibri"/>
-                <w:b w:val="false"/>
-                <w:bCs w:val="false"/>
-                <w:sz w:val="18"/>
-                <w:szCs w:val="18"/>
-              </w:rPr>
-              <w:t xml:space="preserve">Claude</w:t>
-            </w:r>
-          </w:p>
-        </w:tc>
-        <w:tc>
-          <w:tcPr>
-            <w:tcW w:type="dxa" w:w="3398"/>
-            <w:tcBorders>
-              <w:top w:val="single" w:color="BFBFBF" w:sz="4"/>
-              <w:left w:val="single" w:color="BFBFBF" w:sz="4"/>
-              <w:bottom w:val="single" w:color="BFBFBF" w:sz="4"/>
-              <w:right w:val="single" w:color="BFBFBF" w:sz="4"/>
-            </w:tcBorders>
-            <w:tcMar>
-              <w:top w:type="dxa" w:w="70"/>
-              <w:left w:type="dxa" w:w="100"/>
-              <w:bottom w:type="dxa" w:w="70"/>
-              <w:right w:type="dxa" w:w="100"/>
-            </w:tcMar>
-            <w:vAlign w:val="top"/>
-          </w:tcPr>
-          <w:p>
-            <w:pPr>
-              <w:spacing w:after="0"/>
-            </w:pPr>
-            <w:r>
-              <w:rPr>
-                <w:rFonts w:ascii="Calibri" w:cs="Calibri" w:eastAsia="Calibri" w:hAnsi="Calibri"/>
-                <w:b w:val="false"/>
-                <w:bCs w:val="false"/>
-                <w:sz w:val="18"/>
-                <w:szCs w:val="18"/>
-              </w:rPr>
-              <w:t xml:space="preserve">Préfixer par page dans le JS, le CSS et </w:t>
-            </w:r>
-            <w:r>
-              <w:rPr>
-                <w:rFonts w:ascii="Consolas" w:cs="Consolas" w:eastAsia="Consolas" w:hAnsi="Consolas"/>
-                <w:b w:val="false"/>
-                <w:bCs w:val="false"/>
-                <w:sz w:val="17"/>
-                <w:szCs w:val="17"/>
-              </w:rPr>
-              <w:t xml:space="preserve">index.html</w:t>
-            </w:r>
-            <w:r>
-              <w:rPr>
-                <w:rFonts w:ascii="Calibri" w:cs="Calibri" w:eastAsia="Calibri" w:hAnsi="Calibri"/>
-                <w:b w:val="false"/>
-                <w:bCs w:val="false"/>
-                <w:sz w:val="18"/>
-                <w:szCs w:val="18"/>
-              </w:rPr>
-              <w:t xml:space="preserve">, puis test de rendu des pages concernées.</w:t>
-            </w:r>
-          </w:p>
-        </w:tc>
-      </w:tr>
-      <w:tr>
-        <w:trPr>
-          <w:cantSplit/>
-        </w:trPr>
-        <w:tc>
-          <w:tcPr>
-            <w:tcW w:type="dxa" w:w="1500"/>
-            <w:tcBorders>
-              <w:top w:val="single" w:color="BFBFBF" w:sz="4"/>
-              <w:left w:val="single" w:color="BFBFBF" w:sz="4"/>
-              <w:bottom w:val="single" w:color="BFBFBF" w:sz="4"/>
-              <w:right w:val="single" w:color="BFBFBF" w:sz="4"/>
-            </w:tcBorders>
-            <w:tcMar>
-              <w:top w:type="dxa" w:w="70"/>
-              <w:left w:type="dxa" w:w="100"/>
-              <w:bottom w:type="dxa" w:w="70"/>
-              <w:right w:type="dxa" w:w="100"/>
-            </w:tcMar>
-            <w:vAlign w:val="top"/>
-          </w:tcPr>
-          <w:p>
-            <w:pPr>
-              <w:spacing w:after="0"/>
-            </w:pPr>
-            <w:r>
-              <w:rPr>
-                <w:rFonts w:ascii="Calibri" w:cs="Calibri" w:eastAsia="Calibri" w:hAnsi="Calibri"/>
-                <w:b/>
-                <w:bCs/>
-                <w:sz w:val="18"/>
-                <w:szCs w:val="18"/>
-              </w:rPr>
-              <w:t xml:space="preserve">38</w:t>
-            </w:r>
-          </w:p>
-        </w:tc>
-        <w:tc>
-          <w:tcPr>
-            <w:tcW w:type="dxa" w:w="2100"/>
-            <w:tcBorders>
-              <w:top w:val="single" w:color="BFBFBF" w:sz="4"/>
-              <w:left w:val="single" w:color="BFBFBF" w:sz="4"/>
-              <w:bottom w:val="single" w:color="BFBFBF" w:sz="4"/>
-              <w:right w:val="single" w:color="BFBFBF" w:sz="4"/>
-            </w:tcBorders>
-            <w:tcMar>
-              <w:top w:type="dxa" w:w="70"/>
-              <w:left w:type="dxa" w:w="100"/>
-              <w:bottom w:type="dxa" w:w="70"/>
-              <w:right w:type="dxa" w:w="100"/>
-            </w:tcMar>
-            <w:vAlign w:val="top"/>
-          </w:tcPr>
-          <w:p>
-            <w:pPr>
-              <w:spacing w:after="0"/>
-            </w:pPr>
-            <w:r>
-              <w:rPr>
-                <w:rFonts w:ascii="Calibri" w:cs="Calibri" w:eastAsia="Calibri" w:hAnsi="Calibri"/>
-                <w:b w:val="false"/>
-                <w:bCs w:val="false"/>
-                <w:sz w:val="18"/>
-                <w:szCs w:val="18"/>
-              </w:rPr>
-              <w:t xml:space="preserve">gym.js, parcours-ui.js, app-shell.js</w:t>
-            </w:r>
-          </w:p>
-        </w:tc>
-        <w:tc>
-          <w:tcPr>
-            <w:tcW w:type="dxa" w:w="5600"/>
-            <w:tcBorders>
-              <w:top w:val="single" w:color="BFBFBF" w:sz="4"/>
-              <w:left w:val="single" w:color="BFBFBF" w:sz="4"/>
-              <w:bottom w:val="single" w:color="BFBFBF" w:sz="4"/>
-              <w:right w:val="single" w:color="BFBFBF" w:sz="4"/>
-            </w:tcBorders>
-            <w:tcMar>
-              <w:top w:type="dxa" w:w="70"/>
-              <w:left w:type="dxa" w:w="100"/>
-              <w:bottom w:type="dxa" w:w="70"/>
-              <w:right w:type="dxa" w:w="100"/>
-            </w:tcMar>
-            <w:vAlign w:val="top"/>
-          </w:tcPr>
-          <w:p>
-            <w:pPr>
-              <w:spacing w:after="0"/>
-            </w:pPr>
-            <w:r>
-              <w:rPr>
-                <w:rFonts w:ascii="Calibri" w:cs="Calibri" w:eastAsia="Calibri" w:hAnsi="Calibri"/>
-                <w:b w:val="false"/>
-                <w:bCs w:val="false"/>
-                <w:sz w:val="18"/>
-                <w:szCs w:val="18"/>
-              </w:rPr>
-              <w:t xml:space="preserve">Verrous de scroll (</w:t>
-            </w:r>
-            <w:r>
-              <w:rPr>
-                <w:rFonts w:ascii="Consolas" w:cs="Consolas" w:eastAsia="Consolas" w:hAnsi="Consolas"/>
-                <w:b w:val="false"/>
-                <w:bCs w:val="false"/>
-                <w:sz w:val="17"/>
-                <w:szCs w:val="17"/>
-              </w:rPr>
-              <w:t xml:space="preserve">gym-home-locked</w:t>
-            </w:r>
-            <w:r>
-              <w:rPr>
-                <w:rFonts w:ascii="Calibri" w:cs="Calibri" w:eastAsia="Calibri" w:hAnsi="Calibri"/>
-                <w:b w:val="false"/>
-                <w:bCs w:val="false"/>
-                <w:sz w:val="18"/>
-                <w:szCs w:val="18"/>
-              </w:rPr>
-              <w:t xml:space="preserve">, </w:t>
-            </w:r>
-            <w:r>
-              <w:rPr>
-                <w:rFonts w:ascii="Consolas" w:cs="Consolas" w:eastAsia="Consolas" w:hAnsi="Consolas"/>
-                <w:b w:val="false"/>
-                <w:bCs w:val="false"/>
-                <w:sz w:val="17"/>
-                <w:szCs w:val="17"/>
-              </w:rPr>
-              <w:t xml:space="preserve">gym-view-fit</w:t>
-            </w:r>
-            <w:r>
-              <w:rPr>
-                <w:rFonts w:ascii="Calibri" w:cs="Calibri" w:eastAsia="Calibri" w:hAnsi="Calibri"/>
-                <w:b w:val="false"/>
-                <w:bCs w:val="false"/>
-                <w:sz w:val="18"/>
-                <w:szCs w:val="18"/>
-              </w:rPr>
-              <w:t xml:space="preserve">, </w:t>
-            </w:r>
-            <w:r>
-              <w:rPr>
-                <w:rFonts w:ascii="Consolas" w:cs="Consolas" w:eastAsia="Consolas" w:hAnsi="Consolas"/>
-                <w:b w:val="false"/>
-                <w:bCs w:val="false"/>
-                <w:sz w:val="17"/>
-                <w:szCs w:val="17"/>
-              </w:rPr>
-              <w:t xml:space="preserve">no-scroll</w:t>
-            </w:r>
-            <w:r>
-              <w:rPr>
-                <w:rFonts w:ascii="Calibri" w:cs="Calibri" w:eastAsia="Calibri" w:hAnsi="Calibri"/>
-                <w:b w:val="false"/>
-                <w:bCs w:val="false"/>
-                <w:sz w:val="18"/>
-                <w:szCs w:val="18"/>
-              </w:rPr>
-              <w:t xml:space="preserve">) posés par un module et retirés par </w:t>
-            </w:r>
-            <w:r>
-              <w:rPr>
-                <w:rFonts w:ascii="Consolas" w:cs="Consolas" w:eastAsia="Consolas" w:hAnsi="Consolas"/>
-                <w:b w:val="false"/>
-                <w:bCs w:val="false"/>
-                <w:sz w:val="17"/>
-                <w:szCs w:val="17"/>
-              </w:rPr>
-              <w:t xml:space="preserve">app-shell.js</w:t>
-            </w:r>
-            <w:r>
-              <w:rPr>
-                <w:rFonts w:ascii="Calibri" w:cs="Calibri" w:eastAsia="Calibri" w:hAnsi="Calibri"/>
-                <w:b w:val="false"/>
-                <w:bCs w:val="false"/>
-                <w:sz w:val="18"/>
-                <w:szCs w:val="18"/>
-              </w:rPr>
-              <w:t xml:space="preserve"> : un module qui verrouille doit se retirer lui-même en quittant sa page.</w:t>
-            </w:r>
-          </w:p>
-        </w:tc>
-        <w:tc>
-          <w:tcPr>
-            <w:tcW w:type="dxa" w:w="1100"/>
-            <w:tcBorders>
-              <w:top w:val="single" w:color="BFBFBF" w:sz="4"/>
-              <w:left w:val="single" w:color="BFBFBF" w:sz="4"/>
-              <w:bottom w:val="single" w:color="BFBFBF" w:sz="4"/>
-              <w:right w:val="single" w:color="BFBFBF" w:sz="4"/>
-            </w:tcBorders>
-            <w:shd w:fill="FFC7CE" w:color="auto" w:val="clear"/>
-            <w:tcMar>
-              <w:top w:type="dxa" w:w="70"/>
-              <w:left w:type="dxa" w:w="100"/>
-              <w:bottom w:type="dxa" w:w="70"/>
-              <w:right w:type="dxa" w:w="100"/>
-            </w:tcMar>
-            <w:vAlign w:val="center"/>
-          </w:tcPr>
-          <w:p>
-            <w:pPr>
-              <w:spacing w:after="0"/>
-              <w:jc w:val="center"/>
-            </w:pPr>
-            <w:r>
-              <w:rPr>
-                <w:rFonts w:ascii="Calibri" w:cs="Calibri" w:eastAsia="Calibri" w:hAnsi="Calibri"/>
-                <w:b/>
-                <w:bCs/>
-                <w:color w:val="9C0006"/>
-                <w:sz w:val="18"/>
-                <w:szCs w:val="18"/>
-              </w:rPr>
-              <w:t xml:space="preserve">À faire</w:t>
-            </w:r>
-          </w:p>
-        </w:tc>
-        <w:tc>
-          <w:tcPr>
-            <w:tcW w:type="dxa" w:w="1700"/>
-            <w:tcBorders>
-              <w:top w:val="single" w:color="BFBFBF" w:sz="4"/>
-              <w:left w:val="single" w:color="BFBFBF" w:sz="4"/>
-              <w:bottom w:val="single" w:color="BFBFBF" w:sz="4"/>
-              <w:right w:val="single" w:color="BFBFBF" w:sz="4"/>
-            </w:tcBorders>
-            <w:tcMar>
-              <w:top w:type="dxa" w:w="70"/>
-              <w:left w:type="dxa" w:w="100"/>
-              <w:bottom w:type="dxa" w:w="70"/>
-              <w:right w:type="dxa" w:w="100"/>
-            </w:tcMar>
-            <w:vAlign w:val="top"/>
-          </w:tcPr>
-          <w:p>
-            <w:pPr>
-              <w:spacing w:after="0"/>
-            </w:pPr>
-            <w:r>
-              <w:rPr>
-                <w:rFonts w:ascii="Calibri" w:cs="Calibri" w:eastAsia="Calibri" w:hAnsi="Calibri"/>
-                <w:b w:val="false"/>
-                <w:bCs w:val="false"/>
-                <w:sz w:val="18"/>
-                <w:szCs w:val="18"/>
-              </w:rPr>
-              <w:t xml:space="preserve">Claude</w:t>
-            </w:r>
-          </w:p>
-        </w:tc>
-        <w:tc>
-          <w:tcPr>
-            <w:tcW w:type="dxa" w:w="3398"/>
-            <w:tcBorders>
-              <w:top w:val="single" w:color="BFBFBF" w:sz="4"/>
-              <w:left w:val="single" w:color="BFBFBF" w:sz="4"/>
-              <w:bottom w:val="single" w:color="BFBFBF" w:sz="4"/>
-              <w:right w:val="single" w:color="BFBFBF" w:sz="4"/>
-            </w:tcBorders>
-            <w:tcMar>
-              <w:top w:type="dxa" w:w="70"/>
-              <w:left w:type="dxa" w:w="100"/>
-              <w:bottom w:type="dxa" w:w="70"/>
-              <w:right w:type="dxa" w:w="100"/>
-            </w:tcMar>
-            <w:vAlign w:val="top"/>
-          </w:tcPr>
-          <w:p>
-            <w:pPr>
-              <w:spacing w:after="0"/>
-            </w:pPr>
-            <w:r>
-              <w:rPr>
-                <w:rFonts w:ascii="Calibri" w:cs="Calibri" w:eastAsia="Calibri" w:hAnsi="Calibri"/>
-                <w:b w:val="false"/>
-                <w:bCs w:val="false"/>
-                <w:sz w:val="18"/>
-                <w:szCs w:val="18"/>
-              </w:rPr>
-              <w:t xml:space="preserve">Faire retirer chaque verrou par son module quand sa page se masque (modèle : </w:t>
-            </w:r>
-            <w:r>
-              <w:rPr>
-                <w:rFonts w:ascii="Consolas" w:cs="Consolas" w:eastAsia="Consolas" w:hAnsi="Consolas"/>
-                <w:b w:val="false"/>
-                <w:bCs w:val="false"/>
-                <w:sz w:val="17"/>
-                <w:szCs w:val="17"/>
-              </w:rPr>
-              <w:t xml:space="preserve">lockScroll</w:t>
-            </w:r>
-            <w:r>
-              <w:rPr>
-                <w:rFonts w:ascii="Calibri" w:cs="Calibri" w:eastAsia="Calibri" w:hAnsi="Calibri"/>
-                <w:b w:val="false"/>
-                <w:bCs w:val="false"/>
-                <w:sz w:val="18"/>
-                <w:szCs w:val="18"/>
-              </w:rPr>
-              <w:t xml:space="preserve"> / </w:t>
-            </w:r>
-            <w:r>
-              <w:rPr>
-                <w:rFonts w:ascii="Consolas" w:cs="Consolas" w:eastAsia="Consolas" w:hAnsi="Consolas"/>
-                <w:b w:val="false"/>
-                <w:bCs w:val="false"/>
-                <w:sz w:val="17"/>
-                <w:szCs w:val="17"/>
-              </w:rPr>
-              <w:t xml:space="preserve">unlockScroll</w:t>
-            </w:r>
-            <w:r>
-              <w:rPr>
-                <w:rFonts w:ascii="Calibri" w:cs="Calibri" w:eastAsia="Calibri" w:hAnsi="Calibri"/>
-                <w:b w:val="false"/>
-                <w:bCs w:val="false"/>
-                <w:sz w:val="18"/>
-                <w:szCs w:val="18"/>
-              </w:rPr>
-              <w:t xml:space="preserve"> de Stats).</w:t>
+              <w:t/>
+            </w:r>
+            <w:r>
+              <w:rPr>
+                <w:rFonts w:ascii="Calibri" w:cs="Calibri" w:eastAsia="Calibri" w:hAnsi="Calibri"/>
+                <w:b w:val="false"/>
+                <w:bCs w:val="false"/>
+                <w:sz w:val="18"/>
+                <w:szCs w:val="18"/>
+              </w:rPr>
+              <w:t/>
             </w:r>
           </w:p>
         </w:tc>
@@ -25376,6 +24683,525 @@
                 <w:szCs w:val="18"/>
               </w:rPr>
               <w:t xml:space="preserve">Chromium headless (390x844) : empilement, dépliage, repli, suppression pile repliée (refusée) et dépliée (OK), aucune erreur JS</w:t>
+            </w:r>
+          </w:p>
+        </w:tc>
+      </w:tr>
+      <w:tr>
+        <w:trPr>
+          <w:cantSplit/>
+        </w:trPr>
+        <w:tc>
+          <w:tcPr>
+            <w:tcW w:type="dxa" w:w="1700"/>
+            <w:tcBorders>
+              <w:top w:val="single" w:color="BFBFBF" w:sz="4"/>
+              <w:left w:val="single" w:color="BFBFBF" w:sz="4"/>
+              <w:bottom w:val="single" w:color="BFBFBF" w:sz="4"/>
+              <w:right w:val="single" w:color="BFBFBF" w:sz="4"/>
+            </w:tcBorders>
+            <w:tcMar>
+              <w:top w:type="dxa" w:w="70"/>
+              <w:left w:type="dxa" w:w="100"/>
+              <w:bottom w:type="dxa" w:w="70"/>
+              <w:right w:type="dxa" w:w="100"/>
+            </w:tcMar>
+            <w:vAlign w:val="top"/>
+          </w:tcPr>
+          <w:p>
+            <w:pPr>
+              <w:spacing w:after="0"/>
+            </w:pPr>
+            <w:r>
+              <w:rPr>
+                <w:rFonts w:ascii="Calibri" w:cs="Calibri" w:eastAsia="Calibri" w:hAnsi="Calibri"/>
+                <w:b/>
+                <w:bCs/>
+                <w:sz w:val="18"/>
+                <w:szCs w:val="18"/>
+              </w:rPr>
+              <w:t xml:space="preserve">5</w:t>
+            </w:r>
+          </w:p>
+        </w:tc>
+        <w:tc>
+          <w:tcPr>
+            <w:tcW w:type="dxa" w:w="2400"/>
+            <w:tcBorders>
+              <w:top w:val="single" w:color="BFBFBF" w:sz="4"/>
+              <w:left w:val="single" w:color="BFBFBF" w:sz="4"/>
+              <w:bottom w:val="single" w:color="BFBFBF" w:sz="4"/>
+              <w:right w:val="single" w:color="BFBFBF" w:sz="4"/>
+            </w:tcBorders>
+            <w:tcMar>
+              <w:top w:type="dxa" w:w="70"/>
+              <w:left w:type="dxa" w:w="100"/>
+              <w:bottom w:type="dxa" w:w="70"/>
+              <w:right w:type="dxa" w:w="100"/>
+            </w:tcMar>
+            <w:vAlign w:val="top"/>
+          </w:tcPr>
+          <w:p>
+            <w:pPr>
+              <w:spacing w:after="0"/>
+            </w:pPr>
+            <w:r>
+              <w:rPr>
+                <w:rFonts w:ascii="Calibri" w:cs="Calibri" w:eastAsia="Calibri" w:hAnsi="Calibri"/>
+                <w:b w:val="false"/>
+                <w:bCs w:val="false"/>
+                <w:sz w:val="18"/>
+                <w:szCs w:val="18"/>
+              </w:rPr>
+              <w:t xml:space="preserve">wedging.js, putting.js, menu.js, index.html</w:t>
+            </w:r>
+          </w:p>
+        </w:tc>
+        <w:tc>
+          <w:tcPr>
+            <w:tcW w:type="dxa" w:w="8000"/>
+            <w:tcBorders>
+              <w:top w:val="single" w:color="BFBFBF" w:sz="4"/>
+              <w:left w:val="single" w:color="BFBFBF" w:sz="4"/>
+              <w:bottom w:val="single" w:color="BFBFBF" w:sz="4"/>
+              <w:right w:val="single" w:color="BFBFBF" w:sz="4"/>
+            </w:tcBorders>
+            <w:tcMar>
+              <w:top w:type="dxa" w:w="70"/>
+              <w:left w:type="dxa" w:w="100"/>
+              <w:bottom w:type="dxa" w:w="70"/>
+              <w:right w:type="dxa" w:w="100"/>
+            </w:tcMar>
+            <w:vAlign w:val="top"/>
+          </w:tcPr>
+          <w:p>
+            <w:pPr>
+              <w:spacing w:after="0"/>
+            </w:pPr>
+            <w:r>
+              <w:rPr>
+                <w:rFonts w:ascii="Calibri" w:cs="Calibri" w:eastAsia="Calibri" w:hAnsi="Calibri"/>
+                <w:b w:val="false"/>
+                <w:bCs w:val="false"/>
+                <w:sz w:val="18"/>
+                <w:szCs w:val="18"/>
+              </w:rPr>
+              <w:t xml:space="preserve">Noms globaux génériques préfixés par module : wedging.js (Analytics, Router, UI, Views deviennent WedgeAnalytics, WedgeRouter, WedgeUI, WedgeViews), putting.js (root devient puttingRoot), menu.js (backLabel devient menuBackLabel ; backBtn et headerTitle étaient déjà menuBackBtn et menuHeaderTitle ; STORAGE_KEY n'existe plus). Les deux id="headerRightBtn" en double deviennent puttingMenuBtn et wedgingMenuBtn.</w:t>
+            </w:r>
+          </w:p>
+        </w:tc>
+        <w:tc>
+          <w:tcPr>
+            <w:tcW w:type="dxa" w:w="1100"/>
+            <w:tcBorders>
+              <w:top w:val="single" w:color="BFBFBF" w:sz="4"/>
+              <w:left w:val="single" w:color="BFBFBF" w:sz="4"/>
+              <w:bottom w:val="single" w:color="BFBFBF" w:sz="4"/>
+              <w:right w:val="single" w:color="BFBFBF" w:sz="4"/>
+            </w:tcBorders>
+            <w:shd w:fill="C6EFCE" w:color="auto" w:val="clear"/>
+            <w:tcMar>
+              <w:top w:type="dxa" w:w="70"/>
+              <w:left w:type="dxa" w:w="100"/>
+              <w:bottom w:type="dxa" w:w="70"/>
+              <w:right w:type="dxa" w:w="100"/>
+            </w:tcMar>
+            <w:vAlign w:val="center"/>
+          </w:tcPr>
+          <w:p>
+            <w:pPr>
+              <w:spacing w:after="0"/>
+              <w:jc w:val="center"/>
+            </w:pPr>
+            <w:r>
+              <w:rPr>
+                <w:rFonts w:ascii="Calibri" w:cs="Calibri" w:eastAsia="Calibri" w:hAnsi="Calibri"/>
+                <w:b/>
+                <w:bCs/>
+                <w:color w:val="1E5E2A"/>
+                <w:sz w:val="18"/>
+                <w:szCs w:val="18"/>
+              </w:rPr>
+              <w:t xml:space="preserve">Terminé</w:t>
+            </w:r>
+          </w:p>
+        </w:tc>
+        <w:tc>
+          <w:tcPr>
+            <w:tcW w:type="dxa" w:w="2198"/>
+            <w:tcBorders>
+              <w:top w:val="single" w:color="BFBFBF" w:sz="4"/>
+              <w:left w:val="single" w:color="BFBFBF" w:sz="4"/>
+              <w:bottom w:val="single" w:color="BFBFBF" w:sz="4"/>
+              <w:right w:val="single" w:color="BFBFBF" w:sz="4"/>
+            </w:tcBorders>
+            <w:tcMar>
+              <w:top w:type="dxa" w:w="70"/>
+              <w:left w:type="dxa" w:w="100"/>
+              <w:bottom w:type="dxa" w:w="70"/>
+              <w:right w:type="dxa" w:w="100"/>
+            </w:tcMar>
+            <w:vAlign w:val="top"/>
+          </w:tcPr>
+          <w:p>
+            <w:pPr>
+              <w:spacing w:after="0"/>
+            </w:pPr>
+            <w:r>
+              <w:rPr>
+                <w:rFonts w:ascii="Calibri" w:cs="Calibri" w:eastAsia="Calibri" w:hAnsi="Calibri"/>
+                <w:b w:val="false"/>
+                <w:bCs w:val="false"/>
+                <w:sz w:val="18"/>
+                <w:szCs w:val="18"/>
+              </w:rPr>
+              <w:t xml:space="preserve">node --check sur les 3 fichiers ; chargement des 8 pages (Home, Parcours, Putting, Stats, Gym, Wedging, Vitesse, Menu) et des 5 routes Wedging sans erreur JS ; doublon d'id supprimé</w:t>
+            </w:r>
+          </w:p>
+        </w:tc>
+      </w:tr>
+      <w:tr>
+        <w:trPr>
+          <w:cantSplit/>
+        </w:trPr>
+        <w:tc>
+          <w:tcPr>
+            <w:tcW w:type="dxa" w:w="1700"/>
+            <w:tcBorders>
+              <w:top w:val="single" w:color="BFBFBF" w:sz="4"/>
+              <w:left w:val="single" w:color="BFBFBF" w:sz="4"/>
+              <w:bottom w:val="single" w:color="BFBFBF" w:sz="4"/>
+              <w:right w:val="single" w:color="BFBFBF" w:sz="4"/>
+            </w:tcBorders>
+            <w:tcMar>
+              <w:top w:type="dxa" w:w="70"/>
+              <w:left w:type="dxa" w:w="100"/>
+              <w:bottom w:type="dxa" w:w="70"/>
+              <w:right w:type="dxa" w:w="100"/>
+            </w:tcMar>
+            <w:vAlign w:val="top"/>
+          </w:tcPr>
+          <w:p>
+            <w:pPr>
+              <w:spacing w:after="0"/>
+            </w:pPr>
+            <w:r>
+              <w:rPr>
+                <w:rFonts w:ascii="Calibri" w:cs="Calibri" w:eastAsia="Calibri" w:hAnsi="Calibri"/>
+                <w:b/>
+                <w:bCs/>
+                <w:sz w:val="18"/>
+                <w:szCs w:val="18"/>
+              </w:rPr>
+              <w:t xml:space="preserve">40</w:t>
+            </w:r>
+          </w:p>
+        </w:tc>
+        <w:tc>
+          <w:tcPr>
+            <w:tcW w:type="dxa" w:w="2400"/>
+            <w:tcBorders>
+              <w:top w:val="single" w:color="BFBFBF" w:sz="4"/>
+              <w:left w:val="single" w:color="BFBFBF" w:sz="4"/>
+              <w:bottom w:val="single" w:color="BFBFBF" w:sz="4"/>
+              <w:right w:val="single" w:color="BFBFBF" w:sz="4"/>
+            </w:tcBorders>
+            <w:tcMar>
+              <w:top w:type="dxa" w:w="70"/>
+              <w:left w:type="dxa" w:w="100"/>
+              <w:bottom w:type="dxa" w:w="70"/>
+              <w:right w:type="dxa" w:w="100"/>
+            </w:tcMar>
+            <w:vAlign w:val="top"/>
+          </w:tcPr>
+          <w:p>
+            <w:pPr>
+              <w:spacing w:after="0"/>
+            </w:pPr>
+            <w:r>
+              <w:rPr>
+                <w:rFonts w:ascii="Calibri" w:cs="Calibri" w:eastAsia="Calibri" w:hAnsi="Calibri"/>
+                <w:b w:val="false"/>
+                <w:bCs w:val="false"/>
+                <w:sz w:val="18"/>
+                <w:szCs w:val="18"/>
+              </w:rPr>
+              <w:t xml:space="preserve">gym.js, gym.css, wedging.js, wedging.css, menu.js, index.html</w:t>
+            </w:r>
+          </w:p>
+        </w:tc>
+        <w:tc>
+          <w:tcPr>
+            <w:tcW w:type="dxa" w:w="8000"/>
+            <w:tcBorders>
+              <w:top w:val="single" w:color="BFBFBF" w:sz="4"/>
+              <w:left w:val="single" w:color="BFBFBF" w:sz="4"/>
+              <w:bottom w:val="single" w:color="BFBFBF" w:sz="4"/>
+              <w:right w:val="single" w:color="BFBFBF" w:sz="4"/>
+            </w:tcBorders>
+            <w:tcMar>
+              <w:top w:type="dxa" w:w="70"/>
+              <w:left w:type="dxa" w:w="100"/>
+              <w:bottom w:type="dxa" w:w="70"/>
+              <w:right w:type="dxa" w:w="100"/>
+            </w:tcMar>
+            <w:vAlign w:val="top"/>
+          </w:tcPr>
+          <w:p>
+            <w:pPr>
+              <w:spacing w:after="0"/>
+            </w:pPr>
+            <w:r>
+              <w:rPr>
+                <w:rFonts w:ascii="Calibri" w:cs="Calibri" w:eastAsia="Calibri" w:hAnsi="Calibri"/>
+                <w:b w:val="false"/>
+                <w:bCs w:val="false"/>
+                <w:sz w:val="18"/>
+                <w:szCs w:val="18"/>
+              </w:rPr>
+              <w:t xml:space="preserve">Sélecteurs préfixés par page. Gym : les 172 ids deviennent gym-xxx (gym-sheet-overlay, gym-view-programmes...) dans gym.js et gym.css, et les requêtes sur .gym-view, .sheet.is-open et .sheet-overlay.is-open sont limitées à #page-gym. Wedging : #app devient #wedging-app (index.html, wedging.js, wedging.css). Menu : #root, #backBtn, #headerTitle deviennent menu-root, menu-back-btn, menu-header-title ; .nav_back-label est limité à #page-menu ; bag-count, contactError, dataFeedback deviennent menu-bag-count, menu-contact-error, menu-data-feedback. .wg-toast garde son nom (déjà préfixé wg-).</w:t>
+            </w:r>
+          </w:p>
+        </w:tc>
+        <w:tc>
+          <w:tcPr>
+            <w:tcW w:type="dxa" w:w="1100"/>
+            <w:tcBorders>
+              <w:top w:val="single" w:color="BFBFBF" w:sz="4"/>
+              <w:left w:val="single" w:color="BFBFBF" w:sz="4"/>
+              <w:bottom w:val="single" w:color="BFBFBF" w:sz="4"/>
+              <w:right w:val="single" w:color="BFBFBF" w:sz="4"/>
+            </w:tcBorders>
+            <w:shd w:fill="C6EFCE" w:color="auto" w:val="clear"/>
+            <w:tcMar>
+              <w:top w:type="dxa" w:w="70"/>
+              <w:left w:type="dxa" w:w="100"/>
+              <w:bottom w:type="dxa" w:w="70"/>
+              <w:right w:type="dxa" w:w="100"/>
+            </w:tcMar>
+            <w:vAlign w:val="center"/>
+          </w:tcPr>
+          <w:p>
+            <w:pPr>
+              <w:spacing w:after="0"/>
+              <w:jc w:val="center"/>
+            </w:pPr>
+            <w:r>
+              <w:rPr>
+                <w:rFonts w:ascii="Calibri" w:cs="Calibri" w:eastAsia="Calibri" w:hAnsi="Calibri"/>
+                <w:b/>
+                <w:bCs/>
+                <w:color w:val="1E5E2A"/>
+                <w:sz w:val="18"/>
+                <w:szCs w:val="18"/>
+              </w:rPr>
+              <w:t xml:space="preserve">Terminé</w:t>
+            </w:r>
+          </w:p>
+        </w:tc>
+        <w:tc>
+          <w:tcPr>
+            <w:tcW w:type="dxa" w:w="2198"/>
+            <w:tcBorders>
+              <w:top w:val="single" w:color="BFBFBF" w:sz="4"/>
+              <w:left w:val="single" w:color="BFBFBF" w:sz="4"/>
+              <w:bottom w:val="single" w:color="BFBFBF" w:sz="4"/>
+              <w:right w:val="single" w:color="BFBFBF" w:sz="4"/>
+            </w:tcBorders>
+            <w:tcMar>
+              <w:top w:type="dxa" w:w="70"/>
+              <w:left w:type="dxa" w:w="100"/>
+              <w:bottom w:type="dxa" w:w="70"/>
+              <w:right w:type="dxa" w:w="100"/>
+            </w:tcMar>
+            <w:vAlign w:val="top"/>
+          </w:tcPr>
+          <w:p>
+            <w:pPr>
+              <w:spacing w:after="0"/>
+            </w:pPr>
+            <w:r>
+              <w:rPr>
+                <w:rFonts w:ascii="Calibri" w:cs="Calibri" w:eastAsia="Calibri" w:hAnsi="Calibri"/>
+                <w:b w:val="false"/>
+                <w:bCs w:val="false"/>
+                <w:sz w:val="18"/>
+                <w:szCs w:val="18"/>
+              </w:rPr>
+              <w:t xml:space="preserve">Chromium headless : les 11 vues de Gym et 78 clics sur leurs boutons donnent un DOM identique avant/après (hors préfixe), 0 erreur JS ; écrans Menu (Sac, Contact, Données, retour) et 5 routes Wedging vérifiés</w:t>
+            </w:r>
+          </w:p>
+        </w:tc>
+      </w:tr>
+      <w:tr>
+        <w:trPr>
+          <w:cantSplit/>
+        </w:trPr>
+        <w:tc>
+          <w:tcPr>
+            <w:tcW w:type="dxa" w:w="1700"/>
+            <w:tcBorders>
+              <w:top w:val="single" w:color="BFBFBF" w:sz="4"/>
+              <w:left w:val="single" w:color="BFBFBF" w:sz="4"/>
+              <w:bottom w:val="single" w:color="BFBFBF" w:sz="4"/>
+              <w:right w:val="single" w:color="BFBFBF" w:sz="4"/>
+            </w:tcBorders>
+            <w:tcMar>
+              <w:top w:type="dxa" w:w="70"/>
+              <w:left w:type="dxa" w:w="100"/>
+              <w:bottom w:type="dxa" w:w="70"/>
+              <w:right w:type="dxa" w:w="100"/>
+            </w:tcMar>
+            <w:vAlign w:val="top"/>
+          </w:tcPr>
+          <w:p>
+            <w:pPr>
+              <w:spacing w:after="0"/>
+            </w:pPr>
+            <w:r>
+              <w:rPr>
+                <w:rFonts w:ascii="Calibri" w:cs="Calibri" w:eastAsia="Calibri" w:hAnsi="Calibri"/>
+                <w:b/>
+                <w:bCs/>
+                <w:sz w:val="18"/>
+                <w:szCs w:val="18"/>
+              </w:rPr>
+              <w:t xml:space="preserve">38</w:t>
+            </w:r>
+          </w:p>
+        </w:tc>
+        <w:tc>
+          <w:tcPr>
+            <w:tcW w:type="dxa" w:w="2400"/>
+            <w:tcBorders>
+              <w:top w:val="single" w:color="BFBFBF" w:sz="4"/>
+              <w:left w:val="single" w:color="BFBFBF" w:sz="4"/>
+              <w:bottom w:val="single" w:color="BFBFBF" w:sz="4"/>
+              <w:right w:val="single" w:color="BFBFBF" w:sz="4"/>
+            </w:tcBorders>
+            <w:tcMar>
+              <w:top w:type="dxa" w:w="70"/>
+              <w:left w:type="dxa" w:w="100"/>
+              <w:bottom w:type="dxa" w:w="70"/>
+              <w:right w:type="dxa" w:w="100"/>
+            </w:tcMar>
+            <w:vAlign w:val="top"/>
+          </w:tcPr>
+          <w:p>
+            <w:pPr>
+              <w:spacing w:after="0"/>
+            </w:pPr>
+            <w:r>
+              <w:rPr>
+                <w:rFonts w:ascii="Calibri" w:cs="Calibri" w:eastAsia="Calibri" w:hAnsi="Calibri"/>
+                <w:b w:val="false"/>
+                <w:bCs w:val="false"/>
+                <w:sz w:val="18"/>
+                <w:szCs w:val="18"/>
+              </w:rPr>
+              <w:t xml:space="preserve">gym.js, app-shell.js, wedging.js</w:t>
+            </w:r>
+          </w:p>
+        </w:tc>
+        <w:tc>
+          <w:tcPr>
+            <w:tcW w:type="dxa" w:w="8000"/>
+            <w:tcBorders>
+              <w:top w:val="single" w:color="BFBFBF" w:sz="4"/>
+              <w:left w:val="single" w:color="BFBFBF" w:sz="4"/>
+              <w:bottom w:val="single" w:color="BFBFBF" w:sz="4"/>
+              <w:right w:val="single" w:color="BFBFBF" w:sz="4"/>
+            </w:tcBorders>
+            <w:tcMar>
+              <w:top w:type="dxa" w:w="70"/>
+              <w:left w:type="dxa" w:w="100"/>
+              <w:bottom w:type="dxa" w:w="70"/>
+              <w:right w:type="dxa" w:w="100"/>
+            </w:tcMar>
+            <w:vAlign w:val="top"/>
+          </w:tcPr>
+          <w:p>
+            <w:pPr>
+              <w:spacing w:after="0"/>
+            </w:pPr>
+            <w:r>
+              <w:rPr>
+                <w:rFonts w:ascii="Calibri" w:cs="Calibri" w:eastAsia="Calibri" w:hAnsi="Calibri"/>
+                <w:b w:val="false"/>
+                <w:bCs w:val="false"/>
+                <w:sz w:val="18"/>
+                <w:szCs w:val="18"/>
+              </w:rPr>
+              <w:t xml:space="preserve">Chaque module retire son propre verrou de défilement. Gym : gymSyncBodyLocks() pose et retire gym-home-locked et gym-view-fit selon la vue affichée, rappelée à chaque changement de vue et par un MutationObserver sur la classe active de #page-gym. Parcours gérait déjà no-scroll de la même façon. showPage() (app-shell.js) et Wedging (rendu + resize) ne retirent plus les verrous des autres modules.</w:t>
+            </w:r>
+          </w:p>
+        </w:tc>
+        <w:tc>
+          <w:tcPr>
+            <w:tcW w:type="dxa" w:w="1100"/>
+            <w:tcBorders>
+              <w:top w:val="single" w:color="BFBFBF" w:sz="4"/>
+              <w:left w:val="single" w:color="BFBFBF" w:sz="4"/>
+              <w:bottom w:val="single" w:color="BFBFBF" w:sz="4"/>
+              <w:right w:val="single" w:color="BFBFBF" w:sz="4"/>
+            </w:tcBorders>
+            <w:shd w:fill="C6EFCE" w:color="auto" w:val="clear"/>
+            <w:tcMar>
+              <w:top w:type="dxa" w:w="70"/>
+              <w:left w:type="dxa" w:w="100"/>
+              <w:bottom w:type="dxa" w:w="70"/>
+              <w:right w:type="dxa" w:w="100"/>
+            </w:tcMar>
+            <w:vAlign w:val="center"/>
+          </w:tcPr>
+          <w:p>
+            <w:pPr>
+              <w:spacing w:after="0"/>
+              <w:jc w:val="center"/>
+            </w:pPr>
+            <w:r>
+              <w:rPr>
+                <w:rFonts w:ascii="Calibri" w:cs="Calibri" w:eastAsia="Calibri" w:hAnsi="Calibri"/>
+                <w:b/>
+                <w:bCs/>
+                <w:color w:val="1E5E2A"/>
+                <w:sz w:val="18"/>
+                <w:szCs w:val="18"/>
+              </w:rPr>
+              <w:t xml:space="preserve">Terminé</w:t>
+            </w:r>
+          </w:p>
+        </w:tc>
+        <w:tc>
+          <w:tcPr>
+            <w:tcW w:type="dxa" w:w="2198"/>
+            <w:tcBorders>
+              <w:top w:val="single" w:color="BFBFBF" w:sz="4"/>
+              <w:left w:val="single" w:color="BFBFBF" w:sz="4"/>
+              <w:bottom w:val="single" w:color="BFBFBF" w:sz="4"/>
+              <w:right w:val="single" w:color="BFBFBF" w:sz="4"/>
+            </w:tcBorders>
+            <w:tcMar>
+              <w:top w:type="dxa" w:w="70"/>
+              <w:left w:type="dxa" w:w="100"/>
+              <w:bottom w:type="dxa" w:w="70"/>
+              <w:right w:type="dxa" w:w="100"/>
+            </w:tcMar>
+            <w:vAlign w:val="top"/>
+          </w:tcPr>
+          <w:p>
+            <w:pPr>
+              <w:spacing w:after="0"/>
+            </w:pPr>
+            <w:r>
+              <w:rPr>
+                <w:rFonts w:ascii="Calibri" w:cs="Calibri" w:eastAsia="Calibri" w:hAnsi="Calibri"/>
+                <w:b w:val="false"/>
+                <w:bCs w:val="false"/>
+                <w:sz w:val="18"/>
+                <w:szCs w:val="18"/>
+              </w:rPr>
+              <w:t xml:space="preserve">Chromium headless : le verrou apparaît à l'entrée dans Gym (accueil, Créer un programme), disparaît en le quittant, revient au retour ; no-scroll suit Parcours ; aucun verrou résiduel sur Wedging, Stats, Putting, Menu</w:t>
             </w:r>
           </w:p>
         </w:tc>

--- a/Suivi-des-bugs.docx
+++ b/Suivi-des-bugs.docx
@@ -844,7 +844,7 @@
                 <w:sz w:val="18"/>
                 <w:szCs w:val="18"/>
               </w:rPr>
-              <w:t xml:space="preserve">10</w:t>
+              <w:t xml:space="preserve">11</w:t>
             </w:r>
           </w:p>
         </w:tc>
@@ -1220,7 +1220,7 @@
                 <w:sz w:val="18"/>
                 <w:szCs w:val="18"/>
               </w:rPr>
-              <w:t xml:space="preserve">77</w:t>
+              <w:t xml:space="preserve">78</w:t>
             </w:r>
           </w:p>
         </w:tc>
@@ -10076,6 +10076,212 @@
           </w:p>
         </w:tc>
       </w:tr>
+      <w:tr>
+        <w:trPr>
+          <w:cantSplit/>
+        </w:trPr>
+        <w:tc>
+          <w:tcPr>
+            <w:tcW w:type="dxa" w:w="1500"/>
+            <w:tcBorders>
+              <w:top w:val="single" w:color="BFBFBF" w:sz="4"/>
+              <w:left w:val="single" w:color="BFBFBF" w:sz="4"/>
+              <w:bottom w:val="single" w:color="BFBFBF" w:sz="4"/>
+              <w:right w:val="single" w:color="BFBFBF" w:sz="4"/>
+            </w:tcBorders>
+            <w:tcMar>
+              <w:top w:type="dxa" w:w="70"/>
+              <w:left w:type="dxa" w:w="100"/>
+              <w:bottom w:type="dxa" w:w="70"/>
+              <w:right w:type="dxa" w:w="100"/>
+            </w:tcMar>
+            <w:vAlign w:val="top"/>
+          </w:tcPr>
+          <w:p>
+            <w:pPr>
+              <w:spacing w:after="0"/>
+            </w:pPr>
+            <w:r>
+              <w:rPr>
+                <w:rFonts w:ascii="Calibri" w:cs="Calibri" w:eastAsia="Calibri" w:hAnsi="Calibri"/>
+                <w:b/>
+                <w:bCs/>
+                <w:sz w:val="18"/>
+                <w:szCs w:val="18"/>
+              </w:rPr>
+              <w:t xml:space="preserve">Accueil : plein écran, rebond et thème clair</w:t>
+            </w:r>
+          </w:p>
+        </w:tc>
+        <w:tc>
+          <w:tcPr>
+            <w:tcW w:type="dxa" w:w="2100"/>
+            <w:tcBorders>
+              <w:top w:val="single" w:color="BFBFBF" w:sz="4"/>
+              <w:left w:val="single" w:color="BFBFBF" w:sz="4"/>
+              <w:bottom w:val="single" w:color="BFBFBF" w:sz="4"/>
+              <w:right w:val="single" w:color="BFBFBF" w:sz="4"/>
+            </w:tcBorders>
+            <w:tcMar>
+              <w:top w:type="dxa" w:w="70"/>
+              <w:left w:type="dxa" w:w="100"/>
+              <w:bottom w:type="dxa" w:w="70"/>
+              <w:right w:type="dxa" w:w="100"/>
+            </w:tcMar>
+            <w:vAlign w:val="top"/>
+          </w:tcPr>
+          <w:p>
+            <w:pPr>
+              <w:spacing w:after="0"/>
+            </w:pPr>
+            <w:r>
+              <w:rPr>
+                <w:rFonts w:ascii="Calibri" w:cs="Calibri" w:eastAsia="Calibri" w:hAnsi="Calibri"/>
+                <w:b w:val="false"/>
+                <w:bCs w:val="false"/>
+                <w:sz w:val="18"/>
+                <w:szCs w:val="18"/>
+              </w:rPr>
+              <w:t xml:space="preserve">HomePage.js, HomePage.css, commun.js, index.html</w:t>
+            </w:r>
+          </w:p>
+        </w:tc>
+        <w:tc>
+          <w:tcPr>
+            <w:tcW w:type="dxa" w:w="5600"/>
+            <w:tcBorders>
+              <w:top w:val="single" w:color="BFBFBF" w:sz="4"/>
+              <w:left w:val="single" w:color="BFBFBF" w:sz="4"/>
+              <w:bottom w:val="single" w:color="BFBFBF" w:sz="4"/>
+              <w:right w:val="single" w:color="BFBFBF" w:sz="4"/>
+            </w:tcBorders>
+            <w:tcMar>
+              <w:top w:type="dxa" w:w="70"/>
+              <w:left w:type="dxa" w:w="100"/>
+              <w:bottom w:type="dxa" w:w="70"/>
+              <w:right w:type="dxa" w:w="100"/>
+            </w:tcMar>
+            <w:vAlign w:val="top"/>
+          </w:tcPr>
+          <w:p>
+            <w:pPr>
+              <w:spacing w:after="0"/>
+            </w:pPr>
+            <w:r>
+              <w:rPr>
+                <w:rFonts w:ascii="Calibri" w:cs="Calibri" w:eastAsia="Calibri" w:hAnsi="Calibri"/>
+                <w:b w:val="false"/>
+                <w:bCs w:val="false"/>
+                <w:sz w:val="18"/>
+                <w:szCs w:val="18"/>
+              </w:rPr>
+              <w:t xml:space="preserve">L'accueil n'avait aucun verrou propre : rebond vertical possible et vide en bas sur iPhone. Il pose maintenant html.home-locked (sans défilement ni rebond, wrapper en position fixed plein écran sur téléphone). En thème clair, la bande noire sous la barre d'état (theme-light.css, ajoutée le 15/10) recouvrait le haut de la photo : elle est masquée sur l'accueil, et theme-color reste sombre sur l'accueil.</w:t>
+            </w:r>
+          </w:p>
+        </w:tc>
+        <w:tc>
+          <w:tcPr>
+            <w:tcW w:type="dxa" w:w="1100"/>
+            <w:tcBorders>
+              <w:top w:val="single" w:color="BFBFBF" w:sz="4"/>
+              <w:left w:val="single" w:color="BFBFBF" w:sz="4"/>
+              <w:bottom w:val="single" w:color="BFBFBF" w:sz="4"/>
+              <w:right w:val="single" w:color="BFBFBF" w:sz="4"/>
+            </w:tcBorders>
+            <w:shd w:fill="FFEB9C" w:color="auto" w:val="clear"/>
+            <w:tcMar>
+              <w:top w:type="dxa" w:w="70"/>
+              <w:left w:type="dxa" w:w="100"/>
+              <w:bottom w:type="dxa" w:w="70"/>
+              <w:right w:type="dxa" w:w="100"/>
+            </w:tcMar>
+            <w:vAlign w:val="center"/>
+          </w:tcPr>
+          <w:p>
+            <w:pPr>
+              <w:spacing w:after="0"/>
+              <w:jc w:val="center"/>
+            </w:pPr>
+            <w:r>
+              <w:rPr>
+                <w:rFonts w:ascii="Calibri" w:cs="Calibri" w:eastAsia="Calibri" w:hAnsi="Calibri"/>
+                <w:b/>
+                <w:bCs/>
+                <w:color w:val="7A4A00"/>
+                <w:sz w:val="18"/>
+                <w:szCs w:val="18"/>
+              </w:rPr>
+              <w:t xml:space="preserve">En cours</w:t>
+            </w:r>
+          </w:p>
+        </w:tc>
+        <w:tc>
+          <w:tcPr>
+            <w:tcW w:type="dxa" w:w="1700"/>
+            <w:tcBorders>
+              <w:top w:val="single" w:color="BFBFBF" w:sz="4"/>
+              <w:left w:val="single" w:color="BFBFBF" w:sz="4"/>
+              <w:bottom w:val="single" w:color="BFBFBF" w:sz="4"/>
+              <w:right w:val="single" w:color="BFBFBF" w:sz="4"/>
+            </w:tcBorders>
+            <w:tcMar>
+              <w:top w:type="dxa" w:w="70"/>
+              <w:left w:type="dxa" w:w="100"/>
+              <w:bottom w:type="dxa" w:w="70"/>
+              <w:right w:type="dxa" w:w="100"/>
+            </w:tcMar>
+            <w:vAlign w:val="top"/>
+          </w:tcPr>
+          <w:p>
+            <w:pPr>
+              <w:spacing w:after="0"/>
+            </w:pPr>
+            <w:r>
+              <w:rPr>
+                <w:rFonts w:ascii="Calibri" w:cs="Calibri" w:eastAsia="Calibri" w:hAnsi="Calibri"/>
+                <w:b w:val="false"/>
+                <w:bCs w:val="false"/>
+                <w:sz w:val="18"/>
+                <w:szCs w:val="18"/>
+              </w:rPr>
+              <w:t xml:space="preserve">Propriétaire</w:t>
+            </w:r>
+          </w:p>
+        </w:tc>
+        <w:tc>
+          <w:tcPr>
+            <w:tcW w:type="dxa" w:w="3398"/>
+            <w:tcBorders>
+              <w:top w:val="single" w:color="BFBFBF" w:sz="4"/>
+              <w:left w:val="single" w:color="BFBFBF" w:sz="4"/>
+              <w:bottom w:val="single" w:color="BFBFBF" w:sz="4"/>
+              <w:right w:val="single" w:color="BFBFBF" w:sz="4"/>
+            </w:tcBorders>
+            <w:tcMar>
+              <w:top w:type="dxa" w:w="70"/>
+              <w:left w:type="dxa" w:w="100"/>
+              <w:bottom w:type="dxa" w:w="70"/>
+              <w:right w:type="dxa" w:w="100"/>
+            </w:tcMar>
+            <w:vAlign w:val="top"/>
+          </w:tcPr>
+          <w:p>
+            <w:pPr>
+              <w:spacing w:after="0"/>
+            </w:pPr>
+            <w:r>
+              <w:rPr>
+                <w:rFonts w:ascii="Calibri" w:cs="Calibri" w:eastAsia="Calibri" w:hAnsi="Calibri"/>
+                <w:b w:val="false"/>
+                <w:bCs w:val="false"/>
+                <w:sz w:val="18"/>
+                <w:szCs w:val="18"/>
+              </w:rPr>
+              <w:t xml:space="preserve">Toi : sur iPhone, appli installée, ouvrir l'accueil en thème sombre puis clair : plus de rebond vertical, plus de vide en bas, photo jusqu'en haut dans les deux thèmes. Si le vide ou le rebond persiste, dire dans quel mode (appli installée ou onglet Safari).</w:t>
+            </w:r>
+          </w:p>
+        </w:tc>
+      </w:tr>
     </w:tbl>
     <w:p>
       <w:pPr>
@@ -25202,6 +25408,179 @@
                 <w:szCs w:val="18"/>
               </w:rPr>
               <w:t xml:space="preserve">Chromium headless : le verrou apparaît à l'entrée dans Gym (accueil, Créer un programme), disparaît en le quittant, revient au retour ; no-scroll suit Parcours ; aucun verrou résiduel sur Wedging, Stats, Putting, Menu</w:t>
+            </w:r>
+          </w:p>
+        </w:tc>
+      </w:tr>
+      <w:tr>
+        <w:trPr>
+          <w:cantSplit/>
+        </w:trPr>
+        <w:tc>
+          <w:tcPr>
+            <w:tcW w:type="dxa" w:w="1700"/>
+            <w:tcBorders>
+              <w:top w:val="single" w:color="BFBFBF" w:sz="4"/>
+              <w:left w:val="single" w:color="BFBFBF" w:sz="4"/>
+              <w:bottom w:val="single" w:color="BFBFBF" w:sz="4"/>
+              <w:right w:val="single" w:color="BFBFBF" w:sz="4"/>
+            </w:tcBorders>
+            <w:tcMar>
+              <w:top w:type="dxa" w:w="70"/>
+              <w:left w:type="dxa" w:w="100"/>
+              <w:bottom w:type="dxa" w:w="70"/>
+              <w:right w:type="dxa" w:w="100"/>
+            </w:tcMar>
+            <w:vAlign w:val="top"/>
+          </w:tcPr>
+          <w:p>
+            <w:pPr>
+              <w:spacing w:after="0"/>
+            </w:pPr>
+            <w:r>
+              <w:rPr>
+                <w:rFonts w:ascii="Calibri" w:cs="Calibri" w:eastAsia="Calibri" w:hAnsi="Calibri"/>
+                <w:b/>
+                <w:bCs/>
+                <w:sz w:val="18"/>
+                <w:szCs w:val="18"/>
+              </w:rPr>
+              <w:t xml:space="preserve">—</w:t>
+            </w:r>
+          </w:p>
+        </w:tc>
+        <w:tc>
+          <w:tcPr>
+            <w:tcW w:type="dxa" w:w="2400"/>
+            <w:tcBorders>
+              <w:top w:val="single" w:color="BFBFBF" w:sz="4"/>
+              <w:left w:val="single" w:color="BFBFBF" w:sz="4"/>
+              <w:bottom w:val="single" w:color="BFBFBF" w:sz="4"/>
+              <w:right w:val="single" w:color="BFBFBF" w:sz="4"/>
+            </w:tcBorders>
+            <w:tcMar>
+              <w:top w:type="dxa" w:w="70"/>
+              <w:left w:type="dxa" w:w="100"/>
+              <w:bottom w:type="dxa" w:w="70"/>
+              <w:right w:type="dxa" w:w="100"/>
+            </w:tcMar>
+            <w:vAlign w:val="top"/>
+          </w:tcPr>
+          <w:p>
+            <w:pPr>
+              <w:spacing w:after="0"/>
+            </w:pPr>
+            <w:r>
+              <w:rPr>
+                <w:rFonts w:ascii="Calibri" w:cs="Calibri" w:eastAsia="Calibri" w:hAnsi="Calibri"/>
+                <w:b w:val="false"/>
+                <w:bCs w:val="false"/>
+                <w:sz w:val="18"/>
+                <w:szCs w:val="18"/>
+              </w:rPr>
+              <w:t xml:space="preserve">HomePage.js, HomePage.css, commun.js, README.md, index.html</w:t>
+            </w:r>
+          </w:p>
+        </w:tc>
+        <w:tc>
+          <w:tcPr>
+            <w:tcW w:type="dxa" w:w="8000"/>
+            <w:tcBorders>
+              <w:top w:val="single" w:color="BFBFBF" w:sz="4"/>
+              <w:left w:val="single" w:color="BFBFBF" w:sz="4"/>
+              <w:bottom w:val="single" w:color="BFBFBF" w:sz="4"/>
+              <w:right w:val="single" w:color="BFBFBF" w:sz="4"/>
+            </w:tcBorders>
+            <w:tcMar>
+              <w:top w:type="dxa" w:w="70"/>
+              <w:left w:type="dxa" w:w="100"/>
+              <w:bottom w:type="dxa" w:w="70"/>
+              <w:right w:type="dxa" w:w="100"/>
+            </w:tcMar>
+            <w:vAlign w:val="top"/>
+          </w:tcPr>
+          <w:p>
+            <w:pPr>
+              <w:spacing w:after="0"/>
+            </w:pPr>
+            <w:r>
+              <w:rPr>
+                <w:rFonts w:ascii="Calibri" w:cs="Calibri" w:eastAsia="Calibri" w:hAnsi="Calibri"/>
+                <w:b w:val="false"/>
+                <w:bCs w:val="false"/>
+                <w:sz w:val="18"/>
+                <w:szCs w:val="18"/>
+              </w:rPr>
+              <w:t xml:space="preserve">Accueil : html.home-locked posée et retirée par un MutationObserver sur #page-home (overflow hidden, overscroll-behavior-y none, .page-wrapper en position fixed inset 0 sous 430 px). theme-light.css : la bande noire sous la barre d'état est masquée sur l'accueil (html[data-theme=light].home-locked::before). applyAppTheme() garde theme-color #050505 tant que l'accueil est affiché. Toutes les ressources passent en ?v=48 pour éviter un mélange de versions en cache.</w:t>
+            </w:r>
+          </w:p>
+        </w:tc>
+        <w:tc>
+          <w:tcPr>
+            <w:tcW w:type="dxa" w:w="1100"/>
+            <w:tcBorders>
+              <w:top w:val="single" w:color="BFBFBF" w:sz="4"/>
+              <w:left w:val="single" w:color="BFBFBF" w:sz="4"/>
+              <w:bottom w:val="single" w:color="BFBFBF" w:sz="4"/>
+              <w:right w:val="single" w:color="BFBFBF" w:sz="4"/>
+            </w:tcBorders>
+            <w:shd w:fill="C6EFCE" w:color="auto" w:val="clear"/>
+            <w:tcMar>
+              <w:top w:type="dxa" w:w="70"/>
+              <w:left w:type="dxa" w:w="100"/>
+              <w:bottom w:type="dxa" w:w="70"/>
+              <w:right w:type="dxa" w:w="100"/>
+            </w:tcMar>
+            <w:vAlign w:val="center"/>
+          </w:tcPr>
+          <w:p>
+            <w:pPr>
+              <w:spacing w:after="0"/>
+              <w:jc w:val="center"/>
+            </w:pPr>
+            <w:r>
+              <w:rPr>
+                <w:rFonts w:ascii="Calibri" w:cs="Calibri" w:eastAsia="Calibri" w:hAnsi="Calibri"/>
+                <w:b/>
+                <w:bCs/>
+                <w:color w:val="1E5E2A"/>
+                <w:sz w:val="18"/>
+                <w:szCs w:val="18"/>
+              </w:rPr>
+              <w:t xml:space="preserve">Terminé</w:t>
+            </w:r>
+          </w:p>
+        </w:tc>
+        <w:tc>
+          <w:tcPr>
+            <w:tcW w:type="dxa" w:w="2198"/>
+            <w:tcBorders>
+              <w:top w:val="single" w:color="BFBFBF" w:sz="4"/>
+              <w:left w:val="single" w:color="BFBFBF" w:sz="4"/>
+              <w:bottom w:val="single" w:color="BFBFBF" w:sz="4"/>
+              <w:right w:val="single" w:color="BFBFBF" w:sz="4"/>
+            </w:tcBorders>
+            <w:tcMar>
+              <w:top w:type="dxa" w:w="70"/>
+              <w:left w:type="dxa" w:w="100"/>
+              <w:bottom w:type="dxa" w:w="70"/>
+              <w:right w:type="dxa" w:w="100"/>
+            </w:tcMar>
+            <w:vAlign w:val="top"/>
+          </w:tcPr>
+          <w:p>
+            <w:pPr>
+              <w:spacing w:after="0"/>
+            </w:pPr>
+            <w:r>
+              <w:rPr>
+                <w:rFonts w:ascii="Calibri" w:cs="Calibri" w:eastAsia="Calibri" w:hAnsi="Calibri"/>
+                <w:b w:val="false"/>
+                <w:bCs w:val="false"/>
+                <w:sz w:val="18"/>
+                <w:szCs w:val="18"/>
+              </w:rPr>
+              <w:t xml:space="preserve">Chromium headless 390x844 : accueil identique pixel pour pixel avant/après en sombre ; verrou posé à l'entrée et retiré en quittant (Menu) ; bande masquée sur l'accueil seulement en clair ; theme-color correct ; WebKit indisponible ici, donc test iPhone à faire</w:t>
             </w:r>
           </w:p>
         </w:tc>

--- a/Suivi-des-bugs.docx
+++ b/Suivi-des-bugs.docx
@@ -10109,7 +10109,7 @@
                 <w:sz w:val="18"/>
                 <w:szCs w:val="18"/>
               </w:rPr>
-              <w:t xml:space="preserve">Accueil : plein écran, rebond et thème clair</w:t>
+              <w:t xml:space="preserve">Accueil : vide en haut et en bas, bande du thème clair</w:t>
             </w:r>
           </w:p>
         </w:tc>
@@ -10142,7 +10142,7 @@
                 <w:sz w:val="18"/>
                 <w:szCs w:val="18"/>
               </w:rPr>
-              <w:t xml:space="preserve">HomePage.js, HomePage.css, commun.js, index.html</w:t>
+              <w:t xml:space="preserve">HomePage.js, HomePage.css, theme-light.css, index.html</w:t>
             </w:r>
           </w:p>
         </w:tc>
@@ -10175,7 +10175,7 @@
                 <w:sz w:val="18"/>
                 <w:szCs w:val="18"/>
               </w:rPr>
-              <w:t xml:space="preserve">L'accueil n'avait aucun verrou propre : rebond vertical possible et vide en bas sur iPhone. Il pose maintenant html.home-locked (sans défilement ni rebond, wrapper en position fixed plein écran sur téléphone). En thème clair, la bande noire sous la barre d'état (theme-light.css, ajoutée le 15/10) recouvrait le haut de la photo : elle est masquée sur l'accueil, et theme-color reste sombre sur l'accueil.</w:t>
+              <w:t xml:space="preserve">Cause du vide : sous 430 px de large l'accueil était plein écran, au-dessus il redevenait une carte de 430 × 852 px centrée. Les iPhone les plus larges (440 px) tombaient dans ce second cas : 52 px de vide en haut et en bas, 5 px sur les côtés. Le seuil passe à 600 px. L'accueil reçoit aussi html.home-locked (sans défilement ni rebond). La bande noire fixe sous la barre d'état du thème clair (theme-light.css) est supprimée partout : sombre et clair ne diffèrent plus que par les couleurs.</w:t>
             </w:r>
           </w:p>
         </w:tc>
@@ -10277,7 +10277,7 @@
                 <w:sz w:val="18"/>
                 <w:szCs w:val="18"/>
               </w:rPr>
-              <w:t xml:space="preserve">Toi : sur iPhone, appli installée, ouvrir l'accueil en thème sombre puis clair : plus de rebond vertical, plus de vide en bas, photo jusqu'en haut dans les deux thèmes. Si le vide ou le rebond persiste, dire dans quel mode (appli installée ou onglet Safari).</w:t>
+              <w:t xml:space="preserve">Toi : sur iPhone, appli installée, ouvrir l'accueil en sombre puis en clair : la photo doit aller jusqu'en haut et jusqu'en bas, sans rebond, et aucune bande noire ne doit rester en haut des pages en thème clair. Si le vide persiste, dire le modèle d'iPhone.</w:t>
             </w:r>
           </w:p>
         </w:tc>
@@ -25478,7 +25478,7 @@
                 <w:sz w:val="18"/>
                 <w:szCs w:val="18"/>
               </w:rPr>
-              <w:t xml:space="preserve">HomePage.js, HomePage.css, commun.js, README.md, index.html</w:t>
+              <w:t xml:space="preserve">HomePage.js, HomePage.css, theme-light.css, README.md, index.html</w:t>
             </w:r>
           </w:p>
         </w:tc>
@@ -25511,7 +25511,7 @@
                 <w:sz w:val="18"/>
                 <w:szCs w:val="18"/>
               </w:rPr>
-              <w:t xml:space="preserve">Accueil : html.home-locked posée et retirée par un MutationObserver sur #page-home (overflow hidden, overscroll-behavior-y none, .page-wrapper en position fixed inset 0 sous 430 px). theme-light.css : la bande noire sous la barre d'état est masquée sur l'accueil (html[data-theme=light].home-locked::before). applyAppTheme() garde theme-color #050505 tant que l'accueil est affiché. Toutes les ressources passent en ?v=48 pour éviter un mélange de versions en cache.</w:t>
+              <w:t xml:space="preserve">Accueil : seuil du mode plein écran de 430 à 600 px (iPhone de 440 px), .page-wrapper en position fixed inset 0, html.home-locked posée et retirée par un MutationObserver sur #page-home (overflow hidden, overscroll-behavior-y none). theme-light.css : bloc html[data-theme=light]::before (bande noire sous la barre d'état en mode installé) supprimé ; theme-color suit le thème sans exception. Ressources en ?v=48.</w:t>
             </w:r>
           </w:p>
         </w:tc>
@@ -25580,7 +25580,7 @@
                 <w:sz w:val="18"/>
                 <w:szCs w:val="18"/>
               </w:rPr>
-              <w:t xml:space="preserve">Chromium headless 390x844 : accueil identique pixel pour pixel avant/après en sombre ; verrou posé à l'entrée et retiré en quittant (Menu) ; bande masquée sur l'accueil seulement en clair ; theme-color correct ; WebKit indisponible ici, donc test iPhone à faire</w:t>
+              <w:t xml:space="preserve">Chromium headless : à 440 × 956 le vide passe de 52 px (haut et bas) et 5 px (côtés) à 0, en sombre et en clair ; 390, 402 et 430 px inchangés ; accueil identique pixel pour pixel en sombre ; aucun html::before ; test iPhone à faire</w:t>
             </w:r>
           </w:p>
         </w:tc>

--- a/Suivi-des-bugs.docx
+++ b/Suivi-des-bugs.docx
@@ -10109,7 +10109,7 @@
                 <w:sz w:val="18"/>
                 <w:szCs w:val="18"/>
               </w:rPr>
-              <w:t xml:space="preserve">Accueil : vide en haut et en bas, bande du thème clair</w:t>
+              <w:t xml:space="preserve">Accueil : vide de 50 pt en bas (iPhone mini)</w:t>
             </w:r>
           </w:p>
         </w:tc>
@@ -10175,7 +10175,7 @@
                 <w:sz w:val="18"/>
                 <w:szCs w:val="18"/>
               </w:rPr>
-              <w:t xml:space="preserve">Cause du vide : sous 430 px de large l'accueil était plein écran, au-dessus il redevenait une carte de 430 × 852 px centrée. Les iPhone les plus larges (440 px) tombaient dans ce second cas : 52 px de vide en haut et en bas, 5 px sur les côtés. Le seuil passe à 600 px. L'accueil reçoit aussi html.home-locked (sans défilement ni rebond). La bande noire fixe sous la barre d'état du thème clair (theme-light.css) est supprimée partout : sombre et clair ne diffèrent plus que par les couleurs.</w:t>
+              <w:t xml:space="preserve">Capture du 17/10 (iPhone 375 × 812) : vide noir de 50 pt sous la photo, soit la zone de sécurité haute. En appli installée, le viewport de mise en page est plus court que l'écran de cette valeur : 100dvh et le bas d'un élément fixed s'arrêtent trop tôt. HomePage.js mesure l'écart (screen.height - innerHeight) et l'ajoute à la hauteur de l'accueil ; le panneau du bas garde sa position. Déjà livré : seuil plein écran à 600 px, verrou html.home-locked, bande noire du thème clair supprimée partout.</w:t>
             </w:r>
           </w:p>
         </w:tc>
@@ -10277,7 +10277,7 @@
                 <w:sz w:val="18"/>
                 <w:szCs w:val="18"/>
               </w:rPr>
-              <w:t xml:space="preserve">Toi : sur iPhone, appli installée, ouvrir l'accueil en sombre puis en clair : la photo doit aller jusqu'en haut et jusqu'en bas, sans rebond, et aucune bande noire ne doit rester en haut des pages en thème clair. Si le vide persiste, dire le modèle d'iPhone.</w:t>
+              <w:t xml:space="preserve">Toi : relancer l'appli installée (la fermer complètement avant) : la photo doit aller jusqu'en bas. Si le vide reste, envoyer une capture : il faudra alors afficher les valeurs mesurées (innerHeight, screen.height) pour trancher.</w:t>
             </w:r>
           </w:p>
         </w:tc>
@@ -25511,7 +25511,7 @@
                 <w:sz w:val="18"/>
                 <w:szCs w:val="18"/>
               </w:rPr>
-              <w:t xml:space="preserve">Accueil : seuil du mode plein écran de 430 à 600 px (iPhone de 440 px), .page-wrapper en position fixed inset 0, html.home-locked posée et retirée par un MutationObserver sur #page-home (overflow hidden, overscroll-behavior-y none). theme-light.css : bloc html[data-theme=light]::before (bande noire sous la barre d'état en mode installé) supprimé ; theme-color suit le thème sans exception. Ressources en ?v=48.</w:t>
+              <w:t xml:space="preserve">Accueil : seuil plein écran de 430 à 600 px, .page-wrapper en position fixed, html.home-locked (MutationObserver sur #page-home, overflow hidden, overscroll-behavior-y none), bande noire de theme-light.css supprimée, --home-viewport-gap (écart écran / viewport en appli installée, 120 px maximum) ajouté à la hauteur de .page-wrapper et au bas du panneau. Ressources en ?v=49.</w:t>
             </w:r>
           </w:p>
         </w:tc>
@@ -25580,7 +25580,7 @@
                 <w:sz w:val="18"/>
                 <w:szCs w:val="18"/>
               </w:rPr>
-              <w:t xml:space="preserve">Chromium headless : à 440 × 956 le vide passe de 52 px (haut et bas) et 5 px (côtés) à 0, en sombre et en clair ; 390, 402 et 430 px inchangés ; accueil identique pixel pour pixel en sombre ; aucun html::before ; test iPhone à faire</w:t>
+              <w:t xml:space="preserve">Chromium headless : à 440 × 956 le vide passe de 52 px à 0 ; viewport 375 × 762 sur écran 375 × 812 en mode installé simulé : accueil jusqu'à 812, panneau resté à 738 ; écran correct et onglet Safari inchangés ; aucun html::before ; test iPhone à faire</w:t>
             </w:r>
           </w:p>
         </w:tc>

--- a/Suivi-des-bugs.docx
+++ b/Suivi-des-bugs.docx
@@ -844,7 +844,7 @@
                 <w:sz w:val="18"/>
                 <w:szCs w:val="18"/>
               </w:rPr>
-              <w:t xml:space="preserve">11</w:t>
+              <w:t xml:space="preserve">12</w:t>
             </w:r>
           </w:p>
         </w:tc>
@@ -1220,7 +1220,7 @@
                 <w:sz w:val="18"/>
                 <w:szCs w:val="18"/>
               </w:rPr>
-              <w:t xml:space="preserve">78</w:t>
+              <w:t xml:space="preserve">79</w:t>
             </w:r>
           </w:p>
         </w:tc>
@@ -10282,6 +10282,212 @@
           </w:p>
         </w:tc>
       </w:tr>
+      <w:tr>
+        <w:trPr>
+          <w:cantSplit/>
+        </w:trPr>
+        <w:tc>
+          <w:tcPr>
+            <w:tcW w:type="dxa" w:w="1500"/>
+            <w:tcBorders>
+              <w:top w:val="single" w:color="BFBFBF" w:sz="4"/>
+              <w:left w:val="single" w:color="BFBFBF" w:sz="4"/>
+              <w:bottom w:val="single" w:color="BFBFBF" w:sz="4"/>
+              <w:right w:val="single" w:color="BFBFBF" w:sz="4"/>
+            </w:tcBorders>
+            <w:tcMar>
+              <w:top w:type="dxa" w:w="70"/>
+              <w:left w:type="dxa" w:w="100"/>
+              <w:bottom w:type="dxa" w:w="70"/>
+              <w:right w:type="dxa" w:w="100"/>
+            </w:tcMar>
+            <w:vAlign w:val="top"/>
+          </w:tcPr>
+          <w:p>
+            <w:pPr>
+              <w:spacing w:after="0"/>
+            </w:pPr>
+            <w:r>
+              <w:rPr>
+                <w:rFonts w:ascii="Calibri" w:cs="Calibri" w:eastAsia="Calibri" w:hAnsi="Calibri"/>
+                <w:b/>
+                <w:bCs/>
+                <w:sz w:val="18"/>
+                <w:szCs w:val="18"/>
+              </w:rPr>
+              <w:t xml:space="preserve">Accueil : vide en bas, diagnostic du viewport</w:t>
+            </w:r>
+          </w:p>
+        </w:tc>
+        <w:tc>
+          <w:tcPr>
+            <w:tcW w:type="dxa" w:w="2100"/>
+            <w:tcBorders>
+              <w:top w:val="single" w:color="BFBFBF" w:sz="4"/>
+              <w:left w:val="single" w:color="BFBFBF" w:sz="4"/>
+              <w:bottom w:val="single" w:color="BFBFBF" w:sz="4"/>
+              <w:right w:val="single" w:color="BFBFBF" w:sz="4"/>
+            </w:tcBorders>
+            <w:tcMar>
+              <w:top w:type="dxa" w:w="70"/>
+              <w:left w:type="dxa" w:w="100"/>
+              <w:bottom w:type="dxa" w:w="70"/>
+              <w:right w:type="dxa" w:w="100"/>
+            </w:tcMar>
+            <w:vAlign w:val="top"/>
+          </w:tcPr>
+          <w:p>
+            <w:pPr>
+              <w:spacing w:after="0"/>
+            </w:pPr>
+            <w:r>
+              <w:rPr>
+                <w:rFonts w:ascii="Calibri" w:cs="Calibri" w:eastAsia="Calibri" w:hAnsi="Calibri"/>
+                <w:b w:val="false"/>
+                <w:bCs w:val="false"/>
+                <w:sz w:val="18"/>
+                <w:szCs w:val="18"/>
+              </w:rPr>
+              <w:t xml:space="preserve">core/diag.js, index.html</w:t>
+            </w:r>
+          </w:p>
+        </w:tc>
+        <w:tc>
+          <w:tcPr>
+            <w:tcW w:type="dxa" w:w="5600"/>
+            <w:tcBorders>
+              <w:top w:val="single" w:color="BFBFBF" w:sz="4"/>
+              <w:left w:val="single" w:color="BFBFBF" w:sz="4"/>
+              <w:bottom w:val="single" w:color="BFBFBF" w:sz="4"/>
+              <w:right w:val="single" w:color="BFBFBF" w:sz="4"/>
+            </w:tcBorders>
+            <w:tcMar>
+              <w:top w:type="dxa" w:w="70"/>
+              <w:left w:type="dxa" w:w="100"/>
+              <w:bottom w:type="dxa" w:w="70"/>
+              <w:right w:type="dxa" w:w="100"/>
+            </w:tcMar>
+            <w:vAlign w:val="top"/>
+          </w:tcPr>
+          <w:p>
+            <w:pPr>
+              <w:spacing w:after="0"/>
+            </w:pPr>
+            <w:r>
+              <w:rPr>
+                <w:rFonts w:ascii="Calibri" w:cs="Calibri" w:eastAsia="Calibri" w:hAnsi="Calibri"/>
+                <w:b w:val="false"/>
+                <w:bCs w:val="false"/>
+                <w:sz w:val="18"/>
+                <w:szCs w:val="18"/>
+              </w:rPr>
+              <w:t xml:space="preserve">Le vide de 50 pt sous la photo de l'accueil persiste malgré trois correctifs (seuil plein écran, position fixed, compensation écran / viewport). Les autres pages le masquent probablement parce que leur fond a la même couleur que body. Ajout d'un diagnostic temporaire (core/diag.js) : appui long de 1,2 s dans le coin haut gauche affiche innerHeight, screen.height, visualViewport, les unités vh / svh / lvh / dvh, les zones de sécurité, les versions CSS et JS chargées, et quatre repères colorés fixés en bas de l'écran.</w:t>
+            </w:r>
+          </w:p>
+        </w:tc>
+        <w:tc>
+          <w:tcPr>
+            <w:tcW w:type="dxa" w:w="1100"/>
+            <w:tcBorders>
+              <w:top w:val="single" w:color="BFBFBF" w:sz="4"/>
+              <w:left w:val="single" w:color="BFBFBF" w:sz="4"/>
+              <w:bottom w:val="single" w:color="BFBFBF" w:sz="4"/>
+              <w:right w:val="single" w:color="BFBFBF" w:sz="4"/>
+            </w:tcBorders>
+            <w:shd w:fill="FFEB9C" w:color="auto" w:val="clear"/>
+            <w:tcMar>
+              <w:top w:type="dxa" w:w="70"/>
+              <w:left w:type="dxa" w:w="100"/>
+              <w:bottom w:type="dxa" w:w="70"/>
+              <w:right w:type="dxa" w:w="100"/>
+            </w:tcMar>
+            <w:vAlign w:val="center"/>
+          </w:tcPr>
+          <w:p>
+            <w:pPr>
+              <w:spacing w:after="0"/>
+              <w:jc w:val="center"/>
+            </w:pPr>
+            <w:r>
+              <w:rPr>
+                <w:rFonts w:ascii="Calibri" w:cs="Calibri" w:eastAsia="Calibri" w:hAnsi="Calibri"/>
+                <w:b/>
+                <w:bCs/>
+                <w:color w:val="7A4A00"/>
+                <w:sz w:val="18"/>
+                <w:szCs w:val="18"/>
+              </w:rPr>
+              <w:t xml:space="preserve">En cours</w:t>
+            </w:r>
+          </w:p>
+        </w:tc>
+        <w:tc>
+          <w:tcPr>
+            <w:tcW w:type="dxa" w:w="1700"/>
+            <w:tcBorders>
+              <w:top w:val="single" w:color="BFBFBF" w:sz="4"/>
+              <w:left w:val="single" w:color="BFBFBF" w:sz="4"/>
+              <w:bottom w:val="single" w:color="BFBFBF" w:sz="4"/>
+              <w:right w:val="single" w:color="BFBFBF" w:sz="4"/>
+            </w:tcBorders>
+            <w:tcMar>
+              <w:top w:type="dxa" w:w="70"/>
+              <w:left w:type="dxa" w:w="100"/>
+              <w:bottom w:type="dxa" w:w="70"/>
+              <w:right w:type="dxa" w:w="100"/>
+            </w:tcMar>
+            <w:vAlign w:val="top"/>
+          </w:tcPr>
+          <w:p>
+            <w:pPr>
+              <w:spacing w:after="0"/>
+            </w:pPr>
+            <w:r>
+              <w:rPr>
+                <w:rFonts w:ascii="Calibri" w:cs="Calibri" w:eastAsia="Calibri" w:hAnsi="Calibri"/>
+                <w:b w:val="false"/>
+                <w:bCs w:val="false"/>
+                <w:sz w:val="18"/>
+                <w:szCs w:val="18"/>
+              </w:rPr>
+              <w:t xml:space="preserve">Propriétaire</w:t>
+            </w:r>
+          </w:p>
+        </w:tc>
+        <w:tc>
+          <w:tcPr>
+            <w:tcW w:type="dxa" w:w="3398"/>
+            <w:tcBorders>
+              <w:top w:val="single" w:color="BFBFBF" w:sz="4"/>
+              <w:left w:val="single" w:color="BFBFBF" w:sz="4"/>
+              <w:bottom w:val="single" w:color="BFBFBF" w:sz="4"/>
+              <w:right w:val="single" w:color="BFBFBF" w:sz="4"/>
+            </w:tcBorders>
+            <w:tcMar>
+              <w:top w:type="dxa" w:w="70"/>
+              <w:left w:type="dxa" w:w="100"/>
+              <w:bottom w:type="dxa" w:w="70"/>
+              <w:right w:type="dxa" w:w="100"/>
+            </w:tcMar>
+            <w:vAlign w:val="top"/>
+          </w:tcPr>
+          <w:p>
+            <w:pPr>
+              <w:spacing w:after="0"/>
+            </w:pPr>
+            <w:r>
+              <w:rPr>
+                <w:rFonts w:ascii="Calibri" w:cs="Calibri" w:eastAsia="Calibri" w:hAnsi="Calibri"/>
+                <w:b w:val="false"/>
+                <w:bCs w:val="false"/>
+                <w:sz w:val="18"/>
+                <w:szCs w:val="18"/>
+              </w:rPr>
+              <w:t xml:space="preserve">Toi : fermer complètement l'appli, la relancer, faire un appui long de 1,2 s dans le coin haut gauche de l'accueil, puis envoyer la capture. Refaire la même chose sur une autre page (Menu). Le fichier core/diag.js et sa balise script seront retirés ensuite.</w:t>
+            </w:r>
+          </w:p>
+        </w:tc>
+      </w:tr>
     </w:tbl>
     <w:p>
       <w:pPr>
@@ -25581,6 +25787,179 @@
                 <w:szCs w:val="18"/>
               </w:rPr>
               <w:t xml:space="preserve">Chromium headless : à 440 × 956 le vide passe de 52 px à 0 ; viewport 375 × 762 sur écran 375 × 812 en mode installé simulé : accueil jusqu'à 812, panneau resté à 738 ; écran correct et onglet Safari inchangés ; aucun html::before ; test iPhone à faire</w:t>
+            </w:r>
+          </w:p>
+        </w:tc>
+      </w:tr>
+      <w:tr>
+        <w:trPr>
+          <w:cantSplit/>
+        </w:trPr>
+        <w:tc>
+          <w:tcPr>
+            <w:tcW w:type="dxa" w:w="1700"/>
+            <w:tcBorders>
+              <w:top w:val="single" w:color="BFBFBF" w:sz="4"/>
+              <w:left w:val="single" w:color="BFBFBF" w:sz="4"/>
+              <w:bottom w:val="single" w:color="BFBFBF" w:sz="4"/>
+              <w:right w:val="single" w:color="BFBFBF" w:sz="4"/>
+            </w:tcBorders>
+            <w:tcMar>
+              <w:top w:type="dxa" w:w="70"/>
+              <w:left w:type="dxa" w:w="100"/>
+              <w:bottom w:type="dxa" w:w="70"/>
+              <w:right w:type="dxa" w:w="100"/>
+            </w:tcMar>
+            <w:vAlign w:val="top"/>
+          </w:tcPr>
+          <w:p>
+            <w:pPr>
+              <w:spacing w:after="0"/>
+            </w:pPr>
+            <w:r>
+              <w:rPr>
+                <w:rFonts w:ascii="Calibri" w:cs="Calibri" w:eastAsia="Calibri" w:hAnsi="Calibri"/>
+                <w:b/>
+                <w:bCs/>
+                <w:sz w:val="18"/>
+                <w:szCs w:val="18"/>
+              </w:rPr>
+              <w:t xml:space="preserve">—</w:t>
+            </w:r>
+          </w:p>
+        </w:tc>
+        <w:tc>
+          <w:tcPr>
+            <w:tcW w:type="dxa" w:w="2400"/>
+            <w:tcBorders>
+              <w:top w:val="single" w:color="BFBFBF" w:sz="4"/>
+              <w:left w:val="single" w:color="BFBFBF" w:sz="4"/>
+              <w:bottom w:val="single" w:color="BFBFBF" w:sz="4"/>
+              <w:right w:val="single" w:color="BFBFBF" w:sz="4"/>
+            </w:tcBorders>
+            <w:tcMar>
+              <w:top w:type="dxa" w:w="70"/>
+              <w:left w:type="dxa" w:w="100"/>
+              <w:bottom w:type="dxa" w:w="70"/>
+              <w:right w:type="dxa" w:w="100"/>
+            </w:tcMar>
+            <w:vAlign w:val="top"/>
+          </w:tcPr>
+          <w:p>
+            <w:pPr>
+              <w:spacing w:after="0"/>
+            </w:pPr>
+            <w:r>
+              <w:rPr>
+                <w:rFonts w:ascii="Calibri" w:cs="Calibri" w:eastAsia="Calibri" w:hAnsi="Calibri"/>
+                <w:b w:val="false"/>
+                <w:bCs w:val="false"/>
+                <w:sz w:val="18"/>
+                <w:szCs w:val="18"/>
+              </w:rPr>
+              <w:t xml:space="preserve">core/diag.js, index.html, README.md</w:t>
+            </w:r>
+          </w:p>
+        </w:tc>
+        <w:tc>
+          <w:tcPr>
+            <w:tcW w:type="dxa" w:w="8000"/>
+            <w:tcBorders>
+              <w:top w:val="single" w:color="BFBFBF" w:sz="4"/>
+              <w:left w:val="single" w:color="BFBFBF" w:sz="4"/>
+              <w:bottom w:val="single" w:color="BFBFBF" w:sz="4"/>
+              <w:right w:val="single" w:color="BFBFBF" w:sz="4"/>
+            </w:tcBorders>
+            <w:tcMar>
+              <w:top w:type="dxa" w:w="70"/>
+              <w:left w:type="dxa" w:w="100"/>
+              <w:bottom w:type="dxa" w:w="70"/>
+              <w:right w:type="dxa" w:w="100"/>
+            </w:tcMar>
+            <w:vAlign w:val="top"/>
+          </w:tcPr>
+          <w:p>
+            <w:pPr>
+              <w:spacing w:after="0"/>
+            </w:pPr>
+            <w:r>
+              <w:rPr>
+                <w:rFonts w:ascii="Calibri" w:cs="Calibri" w:eastAsia="Calibri" w:hAnsi="Calibri"/>
+                <w:b w:val="false"/>
+                <w:bCs w:val="false"/>
+                <w:sz w:val="18"/>
+                <w:szCs w:val="18"/>
+              </w:rPr>
+              <w:t xml:space="preserve">Diagnostic temporaire de viewport (core/diag.js) : panneau de mesures et repères colorés, déclenché par appui long dans le coin haut gauche, présent sur toutes les pages. À supprimer une fois le vide résolu.</w:t>
+            </w:r>
+          </w:p>
+        </w:tc>
+        <w:tc>
+          <w:tcPr>
+            <w:tcW w:type="dxa" w:w="1100"/>
+            <w:tcBorders>
+              <w:top w:val="single" w:color="BFBFBF" w:sz="4"/>
+              <w:left w:val="single" w:color="BFBFBF" w:sz="4"/>
+              <w:bottom w:val="single" w:color="BFBFBF" w:sz="4"/>
+              <w:right w:val="single" w:color="BFBFBF" w:sz="4"/>
+            </w:tcBorders>
+            <w:shd w:fill="C6EFCE" w:color="auto" w:val="clear"/>
+            <w:tcMar>
+              <w:top w:type="dxa" w:w="70"/>
+              <w:left w:type="dxa" w:w="100"/>
+              <w:bottom w:type="dxa" w:w="70"/>
+              <w:right w:type="dxa" w:w="100"/>
+            </w:tcMar>
+            <w:vAlign w:val="center"/>
+          </w:tcPr>
+          <w:p>
+            <w:pPr>
+              <w:spacing w:after="0"/>
+              <w:jc w:val="center"/>
+            </w:pPr>
+            <w:r>
+              <w:rPr>
+                <w:rFonts w:ascii="Calibri" w:cs="Calibri" w:eastAsia="Calibri" w:hAnsi="Calibri"/>
+                <w:b/>
+                <w:bCs/>
+                <w:color w:val="1E5E2A"/>
+                <w:sz w:val="18"/>
+                <w:szCs w:val="18"/>
+              </w:rPr>
+              <w:t xml:space="preserve">Terminé</w:t>
+            </w:r>
+          </w:p>
+        </w:tc>
+        <w:tc>
+          <w:tcPr>
+            <w:tcW w:type="dxa" w:w="2198"/>
+            <w:tcBorders>
+              <w:top w:val="single" w:color="BFBFBF" w:sz="4"/>
+              <w:left w:val="single" w:color="BFBFBF" w:sz="4"/>
+              <w:bottom w:val="single" w:color="BFBFBF" w:sz="4"/>
+              <w:right w:val="single" w:color="BFBFBF" w:sz="4"/>
+            </w:tcBorders>
+            <w:tcMar>
+              <w:top w:type="dxa" w:w="70"/>
+              <w:left w:type="dxa" w:w="100"/>
+              <w:bottom w:type="dxa" w:w="70"/>
+              <w:right w:type="dxa" w:w="100"/>
+            </w:tcMar>
+            <w:vAlign w:val="top"/>
+          </w:tcPr>
+          <w:p>
+            <w:pPr>
+              <w:spacing w:after="0"/>
+            </w:pPr>
+            <w:r>
+              <w:rPr>
+                <w:rFonts w:ascii="Calibri" w:cs="Calibri" w:eastAsia="Calibri" w:hAnsi="Calibri"/>
+                <w:b w:val="false"/>
+                <w:bCs w:val="false"/>
+                <w:sz w:val="18"/>
+                <w:szCs w:val="18"/>
+              </w:rPr>
+              <w:t xml:space="preserve">Chromium headless : panneau affiché avec les bonnes valeurs (simulation viewport 375 × 762 sur écran 375 × 812), aucune erreur JS</w:t>
             </w:r>
           </w:p>
         </w:tc>

--- a/Suivi-des-bugs.docx
+++ b/Suivi-des-bugs.docx
@@ -10315,7 +10315,7 @@
                 <w:sz w:val="18"/>
                 <w:szCs w:val="18"/>
               </w:rPr>
-              <w:t xml:space="preserve">Accueil : vide en bas, diagnostic du viewport</w:t>
+              <w:t xml:space="preserve">Accueil : vide de 50 pt en bas, cause iOS</w:t>
             </w:r>
           </w:p>
         </w:tc>
@@ -10348,7 +10348,7 @@
                 <w:sz w:val="18"/>
                 <w:szCs w:val="18"/>
               </w:rPr>
-              <w:t xml:space="preserve">core/diag.js, index.html</w:t>
+              <w:t xml:space="preserve">core/diag.js, index.html, HomePage.css</w:t>
             </w:r>
           </w:p>
         </w:tc>
@@ -10381,7 +10381,7 @@
                 <w:sz w:val="18"/>
                 <w:szCs w:val="18"/>
               </w:rPr>
-              <w:t xml:space="preserve">Le vide de 50 pt sous la photo de l'accueil persiste malgré trois correctifs (seuil plein écran, position fixed, compensation écran / viewport). Les autres pages le masquent probablement parce que leur fond a la même couleur que body. Ajout d'un diagnostic temporaire (core/diag.js) : appui long de 1,2 s dans le coin haut gauche affiche innerHeight, screen.height, visualViewport, les unités vh / svh / lvh / dvh, les zones de sécurité, les versions CSS et JS chargées, et quatre repères colorés fixés en bas de l'écran.</w:t>
+              <w:t xml:space="preserve">Mesures du 17/10 (iPhone 375 × 812, appli installée) : innerHeight 762, 100svh et 100dvh 762, mais 100vh et 100lvh 812 ; le repère bottom:0 est à 762 pt et les repères placés à 806 pt sont invisibles : iOS ne peint que 762 pt de page, le CSS ne peut pas combler ce vide. Le partage de connexion n'est pas en cause. --home-viewport-gap vaut 50 px au lancement puis 0 px après un aller-retour dans un module : la hauteur annoncée varie entre 762 et 812 selon le moment, alors que la photo s'arrête toujours à 762 pt. Le diagnostic a un journal horodaté de innerHeight depuis le chargement (script dans le head d'index.html) et des boutons d'essai en direct.</w:t>
             </w:r>
           </w:p>
         </w:tc>
@@ -10483,7 +10483,7 @@
                 <w:sz w:val="18"/>
                 <w:szCs w:val="18"/>
               </w:rPr>
-              <w:t xml:space="preserve">Toi : fermer complètement l'appli, la relancer, faire un appui long de 1,2 s dans le coin haut gauche de l'accueil, puis envoyer la capture. Refaire la même chose sur une autre page (Menu). Le fichier core/diag.js et sa balise script seront retirés ensuite.</w:t>
+              <w:t xml:space="preserve">Toi : déposer core/diag.js, index.html, modules/home/HomePage.css, README.md (les captures montrent que les derniers fichiers n'étaient pas encore déposés), fermer complètement l'appli, la relancer, attendre 10 secondes sans rien toucher, faire l'appui long dans le coin haut gauche et envoyer la capture (journal). Refaire la même capture après un aller-retour dans un module. Puis essayer chaque bouton d'essai et relever si innerHeight passe à 812. En dernier recours, réinstaller l'appli.</w:t>
             </w:r>
           </w:p>
         </w:tc>
@@ -25857,7 +25857,7 @@
                 <w:sz w:val="18"/>
                 <w:szCs w:val="18"/>
               </w:rPr>
-              <w:t xml:space="preserve">core/diag.js, index.html, README.md</w:t>
+              <w:t xml:space="preserve">core/diag.js, index.html, HomePage.css, README.md</w:t>
             </w:r>
           </w:p>
         </w:tc>
@@ -25890,7 +25890,7 @@
                 <w:sz w:val="18"/>
                 <w:szCs w:val="18"/>
               </w:rPr>
-              <w:t xml:space="preserve">Diagnostic temporaire de viewport (core/diag.js) : panneau de mesures et repères colorés, déclenché par appui long dans le coin haut gauche, présent sur toutes les pages. À supprimer une fois le vide résolu.</w:t>
+              <w:t xml:space="preserve">Diagnostic temporaire (core/diag.js + petit script dans le head d'index.html) : panneau de mesures défilant, repères colorés, boutons d'essai en direct, journal horodaté de la hauteur du viewport ; appui long dans le coin haut gauche ; la fermeture remet l'état d'origine. Appui long : plus de sélection de texte (Copier / Chercher / Traduire) ; l'accueil passe en user-select none et touch-callout none. À supprimer (diag) une fois le vide résolu.</w:t>
             </w:r>
           </w:p>
         </w:tc>
@@ -25959,7 +25959,7 @@
                 <w:sz w:val="18"/>
                 <w:szCs w:val="18"/>
               </w:rPr>
-              <w:t xml:space="preserve">Chromium headless : panneau affiché avec les bonnes valeurs (simulation viewport 375 × 762 sur écran 375 × 812), aucune erreur JS</w:t>
+              <w:t xml:space="preserve">Chromium headless : panneau, essais, remise en état, rétrécissement simulé de 812 à 762 visible dans le journal, aucune erreur JS ; sélection de texte à vérifier sur iPhone</w:t>
             </w:r>
           </w:p>
         </w:tc>

--- a/Suivi-des-bugs.docx
+++ b/Suivi-des-bugs.docx
@@ -10348,7 +10348,7 @@
                 <w:sz w:val="18"/>
                 <w:szCs w:val="18"/>
               </w:rPr>
-              <w:t xml:space="preserve">core/diag.js, index.html, HomePage.css</w:t>
+              <w:t xml:space="preserve">core/diag.js, index.html</w:t>
             </w:r>
           </w:p>
         </w:tc>
@@ -10381,7 +10381,7 @@
                 <w:sz w:val="18"/>
                 <w:szCs w:val="18"/>
               </w:rPr>
-              <w:t xml:space="preserve">Mesures du 17/10 (iPhone 375 × 812, appli installée) : innerHeight 762, 100svh et 100dvh 762, mais 100vh et 100lvh 812 ; le repère bottom:0 est à 762 pt et les repères placés à 806 pt sont invisibles : iOS ne peint que 762 pt de page, le CSS ne peut pas combler ce vide. Le partage de connexion n'est pas en cause. --home-viewport-gap vaut 50 px au lancement puis 0 px après un aller-retour dans un module : la hauteur annoncée varie entre 762 et 812 selon le moment, alors que la photo s'arrête toujours à 762 pt. Le diagnostic a un journal horodaté de innerHeight depuis le chargement (script dans le head d'index.html) et des boutons d'essai en direct.</w:t>
+              <w:t xml:space="preserve">Mesures du 17/10 (iPhone 375 × 812, appli installée) : sur l'accueil innerHeight 762 (100svh et 100dvh 762, 100vh et 100lvh 812) et rien n'est peint sous 762 pt. Le journal montre que la hauteur passe à 812 quand un module est affiché puis retombe à 762 environ 140 ms après le retour sur l'accueil : la Home est la seule page verrouillée (overflow hidden sur html) et non défilable. Avec « Viewport sans cover » la photo descend bien jusqu'en bas de l'écran (bande noire de 50 pt en haut, dessinée par iOS) : le défaut vient de viewport-fit=cover combiné à la hauteur de 762. Les essais en direct sont sans effet : iOS ne recalcule la hauteur qu'au chargement. Le diagnostic propose donc des variantes qui rechargent la page : A (accueil sans verrou html), B (A + page défilable de 2 px), C (B + photo non fixe).</w:t>
             </w:r>
           </w:p>
         </w:tc>
@@ -10483,7 +10483,7 @@
                 <w:sz w:val="18"/>
                 <w:szCs w:val="18"/>
               </w:rPr>
-              <w:t xml:space="preserve">Toi : déposer core/diag.js, index.html, modules/home/HomePage.css, README.md (les captures montrent que les derniers fichiers n'étaient pas encore déposés), fermer complètement l'appli, la relancer, attendre 10 secondes sans rien toucher, faire l'appui long dans le coin haut gauche et envoyer la capture (journal). Refaire la même capture après un aller-retour dans un module. Puis essayer chaque bouton d'essai et relever si innerHeight passe à 812. En dernier recours, réinstaller l'appli.</w:t>
+              <w:t xml:space="preserve">Toi : déposer core/diag.js, index.html, README.md. Pour chaque variante A, B puis C : appui long dans le coin haut gauche, toucher le bouton de la variante (la page se recharge), attendre 5 secondes, refaire l'appui long et envoyer la capture (ligne VARIANTE ACTIVE, innerHeight, repères du bas, journal). Puis « Aucune variante » pour revenir à l'état normal. Noter si la photo atteint le bas de l'écran. Les variantes B et C peuvent faire rebondir la page : c'est normal, ce sont des essais. Solution de repli si aucune ne marche : retirer viewport-fit=cover (photo jusqu'en bas, bande noire de 50 pt en haut sur toutes les pages).</w:t>
             </w:r>
           </w:p>
         </w:tc>
@@ -25890,7 +25890,7 @@
                 <w:sz w:val="18"/>
                 <w:szCs w:val="18"/>
               </w:rPr>
-              <w:t xml:space="preserve">Diagnostic temporaire (core/diag.js + petit script dans le head d'index.html) : panneau de mesures défilant, repères colorés, boutons d'essai en direct, journal horodaté de la hauteur du viewport ; appui long dans le coin haut gauche ; la fermeture remet l'état d'origine. Appui long : plus de sélection de texte (Copier / Chercher / Traduire) ; l'accueil passe en user-select none et touch-callout none. À supprimer (diag) une fois le vide résolu.</w:t>
+              <w:t xml:space="preserve">Diagnostic temporaire (core/diag.js + script dans le head d'index.html) : panneau de mesures défilant, repères colorés, journal horodaté (dont les changements de classe de html), variantes d'essai A, B, C choisies par bouton avec rechargement (localStorage.diagVariant), essais en direct. Appui long : plus de sélection de texte ; l'accueil passe en user-select none et touch-callout none. À supprimer (diag) une fois le vide résolu.</w:t>
             </w:r>
           </w:p>
         </w:tc>
@@ -25959,7 +25959,7 @@
                 <w:sz w:val="18"/>
                 <w:szCs w:val="18"/>
               </w:rPr>
-              <w:t xml:space="preserve">Chromium headless : panneau, essais, remise en état, rétrécissement simulé de 812 à 762 visible dans le journal, aucune erreur JS ; sélection de texte à vérifier sur iPhone</w:t>
+              <w:t xml:space="preserve">Chromium headless : variantes A, B, C appliquées au rechargement (overflow, min-height, position), bouton de variante, remise à zéro, aucune erreur JS ; effet sur iPhone à vérifier</w:t>
             </w:r>
           </w:p>
         </w:tc>

--- a/Suivi-des-bugs.docx
+++ b/Suivi-des-bugs.docx
@@ -10348,7 +10348,7 @@
                 <w:sz w:val="18"/>
                 <w:szCs w:val="18"/>
               </w:rPr>
-              <w:t xml:space="preserve">core/diag.js, index.html</w:t>
+              <w:t xml:space="preserve">HomePage.css, HomePage.js, index.html, diag.js</w:t>
             </w:r>
           </w:p>
         </w:tc>
@@ -10381,7 +10381,7 @@
                 <w:sz w:val="18"/>
                 <w:szCs w:val="18"/>
               </w:rPr>
-              <w:t xml:space="preserve">Mesures du 17/10 (iPhone 375 × 812, appli installée) : sur l'accueil innerHeight 762 (100svh et 100dvh 762, 100vh et 100lvh 812) et rien n'est peint sous 762 pt. Le journal montre que la hauteur passe à 812 quand un module est affiché puis retombe à 762 environ 140 ms après le retour sur l'accueil : la Home est la seule page verrouillée (overflow hidden sur html) et non défilable. Avec « Viewport sans cover » la photo descend bien jusqu'en bas de l'écran (bande noire de 50 pt en haut, dessinée par iOS) : le défaut vient de viewport-fit=cover combiné à la hauteur de 762. Les essais en direct sont sans effet : iOS ne recalcule la hauteur qu'au chargement. Le diagnostic propose donc des variantes qui rechargent la page : A (accueil sans verrou html), B (A + page défilable de 2 px), C (B + photo non fixe).</w:t>
+              <w:t xml:space="preserve">Cause trouvée avec le diagnostic (17/10, iPhone 375 × 812, appli installée) : un document qui ne défile pas n'obtient que 762 pt sur 812 (innerHeight, 100dvh, bas d'un élément fixed) et rien n'est peint dessous ; dès que le document peut défiler un peu, iOS donne les 812 pt. Variante A (non défilable) : 762 ; variante B (document de 2 px plus haut que l'écran) : 812 et photo jusqu'au bas. Correctif définitif : sous 600 px, html et body en overflow visible, body en min-height 100lvh + 2 px, photo en position fixed inset 0, overscroll-behavior-y none. Compensation écran / viewport (--home-viewport-gap) et variantes d'essai supprimées.</w:t>
             </w:r>
           </w:p>
         </w:tc>
@@ -10483,7 +10483,7 @@
                 <w:sz w:val="18"/>
                 <w:szCs w:val="18"/>
               </w:rPr>
-              <w:t xml:space="preserve">Toi : déposer core/diag.js, index.html, README.md. Pour chaque variante A, B puis C : appui long dans le coin haut gauche, toucher le bouton de la variante (la page se recharge), attendre 5 secondes, refaire l'appui long et envoyer la capture (ligne VARIANTE ACTIVE, innerHeight, repères du bas, journal). Puis « Aucune variante » pour revenir à l'état normal. Noter si la photo atteint le bas de l'écran. Les variantes B et C peuvent faire rebondir la page : c'est normal, ce sont des essais. Solution de repli si aucune ne marche : retirer viewport-fit=cover (photo jusqu'en bas, bande noire de 50 pt en haut sur toutes les pages).</w:t>
+              <w:t xml:space="preserve">Toi : déposer HomePage.css, HomePage.js, index.html, core/diag.js, README.md, fermer complètement l'appli et la relancer : la photo doit aller jusqu'en bas dès le lancement ET après un aller-retour dans un module, sans rebond vertical en tirant sur l'écran (en haut et en bas), les boutons des modules et le panneau du bas doivent rester cliquables. Si le rebond revient ou si le vide réapparaît, faire l'appui long dans le coin haut gauche et envoyer la capture. Le diagnostic sera ensuite supprimé.</w:t>
             </w:r>
           </w:p>
         </w:tc>
@@ -25717,7 +25717,7 @@
                 <w:sz w:val="18"/>
                 <w:szCs w:val="18"/>
               </w:rPr>
-              <w:t xml:space="preserve">Accueil : seuil plein écran de 430 à 600 px, .page-wrapper en position fixed, html.home-locked (MutationObserver sur #page-home, overflow hidden, overscroll-behavior-y none), bande noire de theme-light.css supprimée, --home-viewport-gap (écart écran / viewport en appli installée, 120 px maximum) ajouté à la hauteur de .page-wrapper et au bas du panneau. Ressources en ?v=49.</w:t>
+              <w:t xml:space="preserve">Accueil : seuil plein écran de 430 à 600 px, .page-wrapper en position fixed, html.home-locked (MutationObserver sur #page-home, overflow hidden, overscroll-behavior-y none), bande noire de theme-light.css supprimée, compensation --home-viewport-gap, remplacée ensuite par un document défilable de 2 px (voir la ligne suivante). Ressources en ?v=49.</w:t>
             </w:r>
           </w:p>
         </w:tc>
@@ -25857,7 +25857,7 @@
                 <w:sz w:val="18"/>
                 <w:szCs w:val="18"/>
               </w:rPr>
-              <w:t xml:space="preserve">core/diag.js, index.html, HomePage.css, README.md</w:t>
+              <w:t xml:space="preserve">HomePage.css, HomePage.js, index.html, core/diag.js, README.md</w:t>
             </w:r>
           </w:p>
         </w:tc>
@@ -25890,7 +25890,7 @@
                 <w:sz w:val="18"/>
                 <w:szCs w:val="18"/>
               </w:rPr>
-              <w:t xml:space="preserve">Diagnostic temporaire (core/diag.js + script dans le head d'index.html) : panneau de mesures défilant, repères colorés, journal horodaté (dont les changements de classe de html), variantes d'essai A, B, C choisies par bouton avec rechargement (localStorage.diagVariant), essais en direct. Appui long : plus de sélection de texte ; l'accueil passe en user-select none et touch-callout none. À supprimer (diag) une fois le vide résolu.</w:t>
+              <w:t xml:space="preserve">Correctif du vide de l'accueil : variante B retenue après essais sur iPhone (A : 762 pt, B : 812 pt, C : 812 pt mais boutons des modules non affichés). Sous 600 px : html et body en overflow visible et height auto, body en min-height calc(100lvh + 2px), .page-wrapper en position fixed inset 0, overscroll-behavior-y none. Code de test supprimé : --home-viewport-gap, variantes A, B, C, réglage localStorage.diagVariant (nettoyé au chargement). Le diagnostic (core/diag.js et le script du head) reste temporairement pour valider, à supprimer ensuite. Ressources en ?v=54.</w:t>
             </w:r>
           </w:p>
         </w:tc>
@@ -25959,7 +25959,7 @@
                 <w:sz w:val="18"/>
                 <w:szCs w:val="18"/>
               </w:rPr>
-              <w:t xml:space="preserve">Chromium headless : variantes A, B, C appliquées au rechargement (overflow, min-height, position), bouton de variante, remise à zéro, aucune erreur JS ; effet sur iPhone à vérifier</w:t>
+              <w:t xml:space="preserve">Chromium headless : iPhone mini (375 × 812) et Pro Max (440 × 956) : document défilable de 2 px, photo 0 à 812 et 0 à 956, panneau à 24 pt du bas ; bureau (1280 × 800) inchangé, non défilable ; verrou retiré en quittant l'accueil ; aucune erreur JS ; effet sur iPhone confirmé par les essais A, B, C</w:t>
             </w:r>
           </w:p>
         </w:tc>

--- a/Suivi-des-bugs.docx
+++ b/Suivi-des-bugs.docx
@@ -844,7 +844,7 @@
                 <w:sz w:val="18"/>
                 <w:szCs w:val="18"/>
               </w:rPr>
-              <w:t xml:space="preserve">12</w:t>
+              <w:t xml:space="preserve">5</w:t>
             </w:r>
           </w:p>
         </w:tc>
@@ -1220,7 +1220,7 @@
                 <w:sz w:val="18"/>
                 <w:szCs w:val="18"/>
               </w:rPr>
-              <w:t xml:space="preserve">79</w:t>
+              <w:t xml:space="preserve">80</w:t>
             </w:r>
           </w:p>
         </w:tc>
@@ -8461,7 +8461,7 @@
                 <w:sz w:val="18"/>
                 <w:szCs w:val="18"/>
               </w:rPr>
-              <w:t>Affichage sur Cloudflare</w:t>
+              <w:t>Photo Gym &gt; Exercices</w:t>
             </w:r>
           </w:p>
         </w:tc>
@@ -8494,7 +8494,7 @@
                 <w:sz w:val="18"/>
                 <w:szCs w:val="18"/>
               </w:rPr>
-              <w:t>commun.css, HomePage.css, parcours-ui.css, menu.css, index.html</w:t>
+              <w:t>(à diagnostiquer)</w:t>
             </w:r>
           </w:p>
         </w:tc>
@@ -8527,7 +8527,7 @@
                 <w:sz w:val="18"/>
                 <w:szCs w:val="18"/>
               </w:rPr>
-              <w:t>En-tête qui se superpose à l'heure, au réseau et à la batterie (iPhone 12 mini, appli installée). Cause trouvée : le header fixe commun avait height: 56px avec un padding-top égal à la zone de sécurité iOS (50 px sur iPhone 12 mini) ; avec box-sizing: border-box, il ne restait que 6 px pour le contenu (retour, titre, bouton menu), qui remontait sous la barre d'état. Les contenus des pages étaient déjà décalés de 56 px + zone de sécurité : seul le header était trop court. Le CSS n'a pas changé lors du rangement des fichiers : le défaut apparaît dès que l'appli s'ouvre en plein écran (icône installée, zone de sécurité non nulle). Parcours avait une cause distincte : son accueil écrasait le header avec un padding sans zone de sécurité. Le Menu avait un header plus haut et un fond qui ne couvrait pas toute la largeur. Corrections livrées (section 4). Le rebond vertical non verrouillé et les pages qui remontent trop haut restent à vérifier.</w:t>
+              <w:t>La carte Exercices utilise images/FondBoutonExercices.webp : le fichier est présent, identique à l'original, et la photo s'affiche depuis le dépôt en simulation.</w:t>
             </w:r>
           </w:p>
         </w:tc>
@@ -8629,7 +8629,7 @@
                 <w:sz w:val="18"/>
                 <w:szCs w:val="18"/>
               </w:rPr>
-              <w:t>Tester sur iPhone 12 mini après redéploiement (si l'ancien affichage persiste : supprimer puis réinstaller l'icône) : headers de Putting, Vitesse, Stats, Wedging, Gym, Parcours, Menu (et ses sous-écrans FAQ, Mes données, À propos) et accueil sous l'heure et la batterie, avec la même hauteur partout. Dire si le rebond vertical ou une page qui remonte trop haut persistent, avec une capture.</w:t>
+              <w:t>Tester : ouvrir /images/FondBoutonExercices.webp sur le site déployé ; vider le cache du navigateur.</w:t>
             </w:r>
           </w:p>
         </w:tc>
@@ -8667,7 +8667,7 @@
                 <w:sz w:val="18"/>
                 <w:szCs w:val="18"/>
               </w:rPr>
-              <w:t>Photo Gym &gt; Exercices</w:t>
+              <w:t xml:space="preserve">41, 42</w:t>
             </w:r>
           </w:p>
         </w:tc>
@@ -8700,7 +8700,7 @@
                 <w:sz w:val="18"/>
                 <w:szCs w:val="18"/>
               </w:rPr>
-              <w:t>(à diagnostiquer)</w:t>
+              <w:t xml:space="preserve">commun.js, putting.js, wedging.js, parcours-ui.js, gym.js</w:t>
             </w:r>
           </w:p>
         </w:tc>
@@ -8733,7 +8733,7 @@
                 <w:sz w:val="18"/>
                 <w:szCs w:val="18"/>
               </w:rPr>
-              <w:t>La carte Exercices utilise images/FondBoutonExercices.webp : le fichier est présent, identique à l'original, et la photo s'affiche depuis le dépôt en simulation.</w:t>
+              <w:t xml:space="preserve">Menus ⋯ des headers (Putting, Wedging, Parcours, Gym), réglages d'affichage dans une feuille qui monte du bas, enregistrés sur l'appareil. Gym : unité kg / lb, repos par défaut, programme en cours. Parcours : ordre des outils, unité m / yd, texte plus grand, contraste renforcé.</w:t>
             </w:r>
           </w:p>
         </w:tc>
@@ -8835,7 +8835,7 @@
                 <w:sz w:val="18"/>
                 <w:szCs w:val="18"/>
               </w:rPr>
-              <w:t>Tester : ouvrir /images/FondBoutonExercices.webp sur le site déployé ; vider le cache du navigateur.</w:t>
+              <w:t xml:space="preserve">Tester sur téléphone, en sombre et en clair : ouvrir chaque ⋯, changer chaque réglage, fermer et rouvrir. Gym : passer en lb, saisir une série, vérifier le récap, la progression et les objectifs. Parcours : texte plus grand et contraste, surtout les marques du Fairway et du Green. Wedging : « Voir mes analyses » et le pas de 10 m.</w:t>
             </w:r>
           </w:p>
         </w:tc>
@@ -8873,7 +8873,7 @@
                 <w:sz w:val="18"/>
                 <w:szCs w:val="18"/>
               </w:rPr>
-              <w:t xml:space="preserve">41, 42</w:t>
+              <w:t xml:space="preserve">Wedging : reprise et Journal</w:t>
             </w:r>
           </w:p>
         </w:tc>
@@ -8906,7 +8906,7 @@
                 <w:sz w:val="18"/>
                 <w:szCs w:val="18"/>
               </w:rPr>
-              <w:t xml:space="preserve">commun.js, putting.js, wedging.js, parcours-ui.js, gym.js</w:t>
+              <w:t xml:space="preserve">wedging.js, wedging.css</w:t>
             </w:r>
           </w:p>
         </w:tc>
@@ -8939,7 +8939,7 @@
                 <w:sz w:val="18"/>
                 <w:szCs w:val="18"/>
               </w:rPr>
-              <w:t xml:space="preserve">Menus ⋯ des headers (Putting, Wedging, Parcours, Gym), réglages d'affichage dans une feuille qui monte du bas, enregistrés sur l'appareil. Gym : unité kg / lb, repos par défaut, programme en cours. Parcours : ordre des outils, unité m / yd, texte plus grand, contraste renforcé.</w:t>
+              <w:t xml:space="preserve">Carte « À reprendre » en tête de Wedging &gt; Exercices ; historique du Journal regroupé par jour (Aujourd'hui, Hier, date, nombre de coups).</w:t>
             </w:r>
           </w:p>
         </w:tc>
@@ -9041,1449 +9041,7 @@
                 <w:sz w:val="18"/>
                 <w:szCs w:val="18"/>
               </w:rPr>
-              <w:t xml:space="preserve">Tester sur téléphone, en sombre et en clair : ouvrir chaque ⋯, changer chaque réglage, fermer et rouvrir. Gym : passer en lb, saisir une série, vérifier le récap, la progression et les objectifs. Parcours : texte plus grand et contraste, surtout les marques du Fairway et du Green. Wedging : « Voir mes analyses » et le pas de 10 m.</w:t>
-            </w:r>
-          </w:p>
-        </w:tc>
-      </w:tr>
-      <w:tr>
-        <w:trPr>
-          <w:cantSplit/>
-        </w:trPr>
-        <w:tc>
-          <w:tcPr>
-            <w:tcW w:type="dxa" w:w="1500"/>
-            <w:tcBorders>
-              <w:top w:val="single" w:color="BFBFBF" w:sz="4"/>
-              <w:left w:val="single" w:color="BFBFBF" w:sz="4"/>
-              <w:bottom w:val="single" w:color="BFBFBF" w:sz="4"/>
-              <w:right w:val="single" w:color="BFBFBF" w:sz="4"/>
-            </w:tcBorders>
-            <w:tcMar>
-              <w:top w:type="dxa" w:w="70"/>
-              <w:left w:type="dxa" w:w="100"/>
-              <w:bottom w:type="dxa" w:w="70"/>
-              <w:right w:type="dxa" w:w="100"/>
-            </w:tcMar>
-            <w:vAlign w:val="top"/>
-          </w:tcPr>
-          <w:p>
-            <w:pPr>
-              <w:spacing w:after="0"/>
-            </w:pPr>
-            <w:r>
-              <w:rPr>
-                <w:rFonts w:ascii="Calibri" w:cs="Calibri" w:eastAsia="Calibri" w:hAnsi="Calibri"/>
-                <w:b/>
-                <w:bCs/>
-                <w:sz w:val="18"/>
-                <w:szCs w:val="18"/>
-              </w:rPr>
-              <w:t xml:space="preserve">Reprises Putting</w:t>
-            </w:r>
-          </w:p>
-        </w:tc>
-        <w:tc>
-          <w:tcPr>
-            <w:tcW w:type="dxa" w:w="2100"/>
-            <w:tcBorders>
-              <w:top w:val="single" w:color="BFBFBF" w:sz="4"/>
-              <w:left w:val="single" w:color="BFBFBF" w:sz="4"/>
-              <w:bottom w:val="single" w:color="BFBFBF" w:sz="4"/>
-              <w:right w:val="single" w:color="BFBFBF" w:sz="4"/>
-            </w:tcBorders>
-            <w:tcMar>
-              <w:top w:type="dxa" w:w="70"/>
-              <w:left w:type="dxa" w:w="100"/>
-              <w:bottom w:type="dxa" w:w="70"/>
-              <w:right w:type="dxa" w:w="100"/>
-            </w:tcMar>
-            <w:vAlign w:val="top"/>
-          </w:tcPr>
-          <w:p>
-            <w:pPr>
-              <w:spacing w:after="0"/>
-            </w:pPr>
-            <w:r>
-              <w:rPr>
-                <w:rFonts w:ascii="Calibri" w:cs="Calibri" w:eastAsia="Calibri" w:hAnsi="Calibri"/>
-                <w:b w:val="false"/>
-                <w:bCs w:val="false"/>
-                <w:sz w:val="18"/>
-                <w:szCs w:val="18"/>
-              </w:rPr>
-              <w:t xml:space="preserve">putting.js</w:t>
-            </w:r>
-          </w:p>
-        </w:tc>
-        <w:tc>
-          <w:tcPr>
-            <w:tcW w:type="dxa" w:w="5600"/>
-            <w:tcBorders>
-              <w:top w:val="single" w:color="BFBFBF" w:sz="4"/>
-              <w:left w:val="single" w:color="BFBFBF" w:sz="4"/>
-              <w:bottom w:val="single" w:color="BFBFBF" w:sz="4"/>
-              <w:right w:val="single" w:color="BFBFBF" w:sz="4"/>
-            </w:tcBorders>
-            <w:tcMar>
-              <w:top w:type="dxa" w:w="70"/>
-              <w:left w:type="dxa" w:w="100"/>
-              <w:bottom w:type="dxa" w:w="70"/>
-              <w:right w:type="dxa" w:w="100"/>
-            </w:tcMar>
-            <w:vAlign w:val="top"/>
-          </w:tcPr>
-          <w:p>
-            <w:pPr>
-              <w:spacing w:after="0"/>
-            </w:pPr>
-            <w:r>
-              <w:rPr>
-                <w:rFonts w:ascii="Calibri" w:cs="Calibri" w:eastAsia="Calibri" w:hAnsi="Calibri"/>
-                <w:b w:val="false"/>
-                <w:bCs w:val="false"/>
-                <w:sz w:val="18"/>
-                <w:szCs w:val="18"/>
-              </w:rPr>
-              <w:t xml:space="preserve">Exercice créé (onglet Exercices) et exercice rapide (onglet Parcours) ont chacun leur carte « À reprendre » : les deux peuvent exister en même temps.</w:t>
-            </w:r>
-          </w:p>
-        </w:tc>
-        <w:tc>
-          <w:tcPr>
-            <w:tcW w:type="dxa" w:w="1100"/>
-            <w:tcBorders>
-              <w:top w:val="single" w:color="BFBFBF" w:sz="4"/>
-              <w:left w:val="single" w:color="BFBFBF" w:sz="4"/>
-              <w:bottom w:val="single" w:color="BFBFBF" w:sz="4"/>
-              <w:right w:val="single" w:color="BFBFBF" w:sz="4"/>
-            </w:tcBorders>
-            <w:shd w:fill="FFEB9C" w:color="auto" w:val="clear"/>
-            <w:tcMar>
-              <w:top w:type="dxa" w:w="70"/>
-              <w:left w:type="dxa" w:w="100"/>
-              <w:bottom w:type="dxa" w:w="70"/>
-              <w:right w:type="dxa" w:w="100"/>
-            </w:tcMar>
-            <w:vAlign w:val="center"/>
-          </w:tcPr>
-          <w:p>
-            <w:pPr>
-              <w:spacing w:after="0"/>
-              <w:jc w:val="center"/>
-            </w:pPr>
-            <w:r>
-              <w:rPr>
-                <w:rFonts w:ascii="Calibri" w:cs="Calibri" w:eastAsia="Calibri" w:hAnsi="Calibri"/>
-                <w:b/>
-                <w:bCs/>
-                <w:color w:val="7A4A00"/>
-                <w:sz w:val="18"/>
-                <w:szCs w:val="18"/>
-              </w:rPr>
-              <w:t xml:space="preserve">En cours</w:t>
-            </w:r>
-          </w:p>
-        </w:tc>
-        <w:tc>
-          <w:tcPr>
-            <w:tcW w:type="dxa" w:w="1700"/>
-            <w:tcBorders>
-              <w:top w:val="single" w:color="BFBFBF" w:sz="4"/>
-              <w:left w:val="single" w:color="BFBFBF" w:sz="4"/>
-              <w:bottom w:val="single" w:color="BFBFBF" w:sz="4"/>
-              <w:right w:val="single" w:color="BFBFBF" w:sz="4"/>
-            </w:tcBorders>
-            <w:tcMar>
-              <w:top w:type="dxa" w:w="70"/>
-              <w:left w:type="dxa" w:w="100"/>
-              <w:bottom w:type="dxa" w:w="70"/>
-              <w:right w:type="dxa" w:w="100"/>
-            </w:tcMar>
-            <w:vAlign w:val="top"/>
-          </w:tcPr>
-          <w:p>
-            <w:pPr>
-              <w:spacing w:after="0"/>
-            </w:pPr>
-            <w:r>
-              <w:rPr>
-                <w:rFonts w:ascii="Calibri" w:cs="Calibri" w:eastAsia="Calibri" w:hAnsi="Calibri"/>
-                <w:b w:val="false"/>
-                <w:bCs w:val="false"/>
-                <w:sz w:val="18"/>
-                <w:szCs w:val="18"/>
-              </w:rPr>
-              <w:t xml:space="preserve">Propriétaire</w:t>
-            </w:r>
-          </w:p>
-        </w:tc>
-        <w:tc>
-          <w:tcPr>
-            <w:tcW w:type="dxa" w:w="3398"/>
-            <w:tcBorders>
-              <w:top w:val="single" w:color="BFBFBF" w:sz="4"/>
-              <w:left w:val="single" w:color="BFBFBF" w:sz="4"/>
-              <w:bottom w:val="single" w:color="BFBFBF" w:sz="4"/>
-              <w:right w:val="single" w:color="BFBFBF" w:sz="4"/>
-            </w:tcBorders>
-            <w:tcMar>
-              <w:top w:type="dxa" w:w="70"/>
-              <w:left w:type="dxa" w:w="100"/>
-              <w:bottom w:type="dxa" w:w="70"/>
-              <w:right w:type="dxa" w:w="100"/>
-            </w:tcMar>
-            <w:vAlign w:val="top"/>
-          </w:tcPr>
-          <w:p>
-            <w:pPr>
-              <w:spacing w:after="0"/>
-            </w:pPr>
-            <w:r>
-              <w:rPr>
-                <w:rFonts w:ascii="Calibri" w:cs="Calibri" w:eastAsia="Calibri" w:hAnsi="Calibri"/>
-                <w:b w:val="false"/>
-                <w:bCs w:val="false"/>
-                <w:sz w:val="18"/>
-                <w:szCs w:val="18"/>
-              </w:rPr>
-              <w:t xml:space="preserve">Tester : quitter un exercice créé à moitié, puis un exercice rapide à moitié ; vérifier que chaque carte apparaît dans son onglet, que Reprendre rouvre la bonne séance et que terminer l'un n'efface pas l'autre.</w:t>
-            </w:r>
-          </w:p>
-        </w:tc>
-      </w:tr>
-      <w:tr>
-        <w:trPr>
-          <w:cantSplit/>
-        </w:trPr>
-        <w:tc>
-          <w:tcPr>
-            <w:tcW w:type="dxa" w:w="1500"/>
-            <w:tcBorders>
-              <w:top w:val="single" w:color="BFBFBF" w:sz="4"/>
-              <w:left w:val="single" w:color="BFBFBF" w:sz="4"/>
-              <w:bottom w:val="single" w:color="BFBFBF" w:sz="4"/>
-              <w:right w:val="single" w:color="BFBFBF" w:sz="4"/>
-            </w:tcBorders>
-            <w:tcMar>
-              <w:top w:type="dxa" w:w="70"/>
-              <w:left w:type="dxa" w:w="100"/>
-              <w:bottom w:type="dxa" w:w="70"/>
-              <w:right w:type="dxa" w:w="100"/>
-            </w:tcMar>
-            <w:vAlign w:val="top"/>
-          </w:tcPr>
-          <w:p>
-            <w:pPr>
-              <w:spacing w:after="0"/>
-            </w:pPr>
-            <w:r>
-              <w:rPr>
-                <w:rFonts w:ascii="Calibri" w:cs="Calibri" w:eastAsia="Calibri" w:hAnsi="Calibri"/>
-                <w:b/>
-                <w:bCs/>
-                <w:sz w:val="18"/>
-                <w:szCs w:val="18"/>
-              </w:rPr>
-              <w:t xml:space="preserve">Wedging : reprise et Journal</w:t>
-            </w:r>
-          </w:p>
-        </w:tc>
-        <w:tc>
-          <w:tcPr>
-            <w:tcW w:type="dxa" w:w="2100"/>
-            <w:tcBorders>
-              <w:top w:val="single" w:color="BFBFBF" w:sz="4"/>
-              <w:left w:val="single" w:color="BFBFBF" w:sz="4"/>
-              <w:bottom w:val="single" w:color="BFBFBF" w:sz="4"/>
-              <w:right w:val="single" w:color="BFBFBF" w:sz="4"/>
-            </w:tcBorders>
-            <w:tcMar>
-              <w:top w:type="dxa" w:w="70"/>
-              <w:left w:type="dxa" w:w="100"/>
-              <w:bottom w:type="dxa" w:w="70"/>
-              <w:right w:type="dxa" w:w="100"/>
-            </w:tcMar>
-            <w:vAlign w:val="top"/>
-          </w:tcPr>
-          <w:p>
-            <w:pPr>
-              <w:spacing w:after="0"/>
-            </w:pPr>
-            <w:r>
-              <w:rPr>
-                <w:rFonts w:ascii="Calibri" w:cs="Calibri" w:eastAsia="Calibri" w:hAnsi="Calibri"/>
-                <w:b w:val="false"/>
-                <w:bCs w:val="false"/>
-                <w:sz w:val="18"/>
-                <w:szCs w:val="18"/>
-              </w:rPr>
-              <w:t xml:space="preserve">wedging.js, wedging.css</w:t>
-            </w:r>
-          </w:p>
-        </w:tc>
-        <w:tc>
-          <w:tcPr>
-            <w:tcW w:type="dxa" w:w="5600"/>
-            <w:tcBorders>
-              <w:top w:val="single" w:color="BFBFBF" w:sz="4"/>
-              <w:left w:val="single" w:color="BFBFBF" w:sz="4"/>
-              <w:bottom w:val="single" w:color="BFBFBF" w:sz="4"/>
-              <w:right w:val="single" w:color="BFBFBF" w:sz="4"/>
-            </w:tcBorders>
-            <w:tcMar>
-              <w:top w:type="dxa" w:w="70"/>
-              <w:left w:type="dxa" w:w="100"/>
-              <w:bottom w:type="dxa" w:w="70"/>
-              <w:right w:type="dxa" w:w="100"/>
-            </w:tcMar>
-            <w:vAlign w:val="top"/>
-          </w:tcPr>
-          <w:p>
-            <w:pPr>
-              <w:spacing w:after="0"/>
-            </w:pPr>
-            <w:r>
-              <w:rPr>
-                <w:rFonts w:ascii="Calibri" w:cs="Calibri" w:eastAsia="Calibri" w:hAnsi="Calibri"/>
-                <w:b w:val="false"/>
-                <w:bCs w:val="false"/>
-                <w:sz w:val="18"/>
-                <w:szCs w:val="18"/>
-              </w:rPr>
-              <w:t xml:space="preserve">Carte « À reprendre » en tête de Wedging &gt; Exercices ; historique du Journal regroupé par jour (Aujourd'hui, Hier, date, nombre de coups).</w:t>
-            </w:r>
-          </w:p>
-        </w:tc>
-        <w:tc>
-          <w:tcPr>
-            <w:tcW w:type="dxa" w:w="1100"/>
-            <w:tcBorders>
-              <w:top w:val="single" w:color="BFBFBF" w:sz="4"/>
-              <w:left w:val="single" w:color="BFBFBF" w:sz="4"/>
-              <w:bottom w:val="single" w:color="BFBFBF" w:sz="4"/>
-              <w:right w:val="single" w:color="BFBFBF" w:sz="4"/>
-            </w:tcBorders>
-            <w:shd w:fill="FFEB9C" w:color="auto" w:val="clear"/>
-            <w:tcMar>
-              <w:top w:type="dxa" w:w="70"/>
-              <w:left w:type="dxa" w:w="100"/>
-              <w:bottom w:type="dxa" w:w="70"/>
-              <w:right w:type="dxa" w:w="100"/>
-            </w:tcMar>
-            <w:vAlign w:val="center"/>
-          </w:tcPr>
-          <w:p>
-            <w:pPr>
-              <w:spacing w:after="0"/>
-              <w:jc w:val="center"/>
-            </w:pPr>
-            <w:r>
-              <w:rPr>
-                <w:rFonts w:ascii="Calibri" w:cs="Calibri" w:eastAsia="Calibri" w:hAnsi="Calibri"/>
-                <w:b/>
-                <w:bCs/>
-                <w:color w:val="7A4A00"/>
-                <w:sz w:val="18"/>
-                <w:szCs w:val="18"/>
-              </w:rPr>
-              <w:t xml:space="preserve">En cours</w:t>
-            </w:r>
-          </w:p>
-        </w:tc>
-        <w:tc>
-          <w:tcPr>
-            <w:tcW w:type="dxa" w:w="1700"/>
-            <w:tcBorders>
-              <w:top w:val="single" w:color="BFBFBF" w:sz="4"/>
-              <w:left w:val="single" w:color="BFBFBF" w:sz="4"/>
-              <w:bottom w:val="single" w:color="BFBFBF" w:sz="4"/>
-              <w:right w:val="single" w:color="BFBFBF" w:sz="4"/>
-            </w:tcBorders>
-            <w:tcMar>
-              <w:top w:type="dxa" w:w="70"/>
-              <w:left w:type="dxa" w:w="100"/>
-              <w:bottom w:type="dxa" w:w="70"/>
-              <w:right w:type="dxa" w:w="100"/>
-            </w:tcMar>
-            <w:vAlign w:val="top"/>
-          </w:tcPr>
-          <w:p>
-            <w:pPr>
-              <w:spacing w:after="0"/>
-            </w:pPr>
-            <w:r>
-              <w:rPr>
-                <w:rFonts w:ascii="Calibri" w:cs="Calibri" w:eastAsia="Calibri" w:hAnsi="Calibri"/>
-                <w:b w:val="false"/>
-                <w:bCs w:val="false"/>
-                <w:sz w:val="18"/>
-                <w:szCs w:val="18"/>
-              </w:rPr>
-              <w:t xml:space="preserve">Propriétaire</w:t>
-            </w:r>
-          </w:p>
-        </w:tc>
-        <w:tc>
-          <w:tcPr>
-            <w:tcW w:type="dxa" w:w="3398"/>
-            <w:tcBorders>
-              <w:top w:val="single" w:color="BFBFBF" w:sz="4"/>
-              <w:left w:val="single" w:color="BFBFBF" w:sz="4"/>
-              <w:bottom w:val="single" w:color="BFBFBF" w:sz="4"/>
-              <w:right w:val="single" w:color="BFBFBF" w:sz="4"/>
-            </w:tcBorders>
-            <w:tcMar>
-              <w:top w:type="dxa" w:w="70"/>
-              <w:left w:type="dxa" w:w="100"/>
-              <w:bottom w:type="dxa" w:w="70"/>
-              <w:right w:type="dxa" w:w="100"/>
-            </w:tcMar>
-            <w:vAlign w:val="top"/>
-          </w:tcPr>
-          <w:p>
-            <w:pPr>
-              <w:spacing w:after="0"/>
-            </w:pPr>
-            <w:r>
-              <w:rPr>
-                <w:rFonts w:ascii="Calibri" w:cs="Calibri" w:eastAsia="Calibri" w:hAnsi="Calibri"/>
-                <w:b w:val="false"/>
-                <w:bCs w:val="false"/>
-                <w:sz w:val="18"/>
-                <w:szCs w:val="18"/>
-              </w:rPr>
               <w:t xml:space="preserve">Tester : quitter un exercice à moitié, vérifier la carte et Reprendre ; ajouter des coups et contrôler les groupes par date, la suppression d'un coup et les filtres.</w:t>
-            </w:r>
-          </w:p>
-        </w:tc>
-      </w:tr>
-      <w:tr>
-        <w:trPr>
-          <w:cantSplit/>
-        </w:trPr>
-        <w:tc>
-          <w:tcPr>
-            <w:tcW w:type="dxa" w:w="1500"/>
-            <w:tcBorders>
-              <w:top w:val="single" w:color="BFBFBF" w:sz="4"/>
-              <w:left w:val="single" w:color="BFBFBF" w:sz="4"/>
-              <w:bottom w:val="single" w:color="BFBFBF" w:sz="4"/>
-              <w:right w:val="single" w:color="BFBFBF" w:sz="4"/>
-            </w:tcBorders>
-            <w:tcMar>
-              <w:top w:type="dxa" w:w="70"/>
-              <w:left w:type="dxa" w:w="100"/>
-              <w:bottom w:type="dxa" w:w="70"/>
-              <w:right w:type="dxa" w:w="100"/>
-            </w:tcMar>
-            <w:vAlign w:val="top"/>
-          </w:tcPr>
-          <w:p>
-            <w:pPr>
-              <w:spacing w:after="0"/>
-            </w:pPr>
-            <w:r>
-              <w:rPr>
-                <w:rFonts w:ascii="Calibri" w:cs="Calibri" w:eastAsia="Calibri" w:hAnsi="Calibri"/>
-                <w:b/>
-                <w:bCs/>
-                <w:sz w:val="18"/>
-                <w:szCs w:val="18"/>
-              </w:rPr>
-              <w:t xml:space="preserve">Stats : fond du green</w:t>
-            </w:r>
-          </w:p>
-        </w:tc>
-        <w:tc>
-          <w:tcPr>
-            <w:tcW w:type="dxa" w:w="2100"/>
-            <w:tcBorders>
-              <w:top w:val="single" w:color="BFBFBF" w:sz="4"/>
-              <w:left w:val="single" w:color="BFBFBF" w:sz="4"/>
-              <w:bottom w:val="single" w:color="BFBFBF" w:sz="4"/>
-              <w:right w:val="single" w:color="BFBFBF" w:sz="4"/>
-            </w:tcBorders>
-            <w:tcMar>
-              <w:top w:type="dxa" w:w="70"/>
-              <w:left w:type="dxa" w:w="100"/>
-              <w:bottom w:type="dxa" w:w="70"/>
-              <w:right w:type="dxa" w:w="100"/>
-            </w:tcMar>
-            <w:vAlign w:val="top"/>
-          </w:tcPr>
-          <w:p>
-            <w:pPr>
-              <w:spacing w:after="0"/>
-            </w:pPr>
-            <w:r>
-              <w:rPr>
-                <w:rFonts w:ascii="Calibri" w:cs="Calibri" w:eastAsia="Calibri" w:hAnsi="Calibri"/>
-                <w:b w:val="false"/>
-                <w:bCs w:val="false"/>
-                <w:sz w:val="18"/>
-                <w:szCs w:val="18"/>
-              </w:rPr>
-              <w:t xml:space="preserve">stats.js</w:t>
-            </w:r>
-          </w:p>
-        </w:tc>
-        <w:tc>
-          <w:tcPr>
-            <w:tcW w:type="dxa" w:w="5600"/>
-            <w:tcBorders>
-              <w:top w:val="single" w:color="BFBFBF" w:sz="4"/>
-              <w:left w:val="single" w:color="BFBFBF" w:sz="4"/>
-              <w:bottom w:val="single" w:color="BFBFBF" w:sz="4"/>
-              <w:right w:val="single" w:color="BFBFBF" w:sz="4"/>
-            </w:tcBorders>
-            <w:tcMar>
-              <w:top w:type="dxa" w:w="70"/>
-              <w:left w:type="dxa" w:w="100"/>
-              <w:bottom w:type="dxa" w:w="70"/>
-              <w:right w:type="dxa" w:w="100"/>
-            </w:tcMar>
-            <w:vAlign w:val="top"/>
-          </w:tcPr>
-          <w:p>
-            <w:pPr>
-              <w:spacing w:after="0"/>
-            </w:pPr>
-            <w:r>
-              <w:rPr>
-                <w:rFonts w:ascii="Calibri" w:cs="Calibri" w:eastAsia="Calibri" w:hAnsi="Calibri"/>
-                <w:b w:val="false"/>
-                <w:bCs w:val="false"/>
-                <w:sz w:val="18"/>
-                <w:szCs w:val="18"/>
-              </w:rPr>
-              <w:t xml:space="preserve">Image FondGreenRond.webp désormais posée avec une URL absolue (findImage). Écrans concernés : saisie rapide « Green en régulation », saisie détaillée « Green », aperçu Multi « Attaque de green ».</w:t>
-            </w:r>
-          </w:p>
-        </w:tc>
-        <w:tc>
-          <w:tcPr>
-            <w:tcW w:type="dxa" w:w="1100"/>
-            <w:tcBorders>
-              <w:top w:val="single" w:color="BFBFBF" w:sz="4"/>
-              <w:left w:val="single" w:color="BFBFBF" w:sz="4"/>
-              <w:bottom w:val="single" w:color="BFBFBF" w:sz="4"/>
-              <w:right w:val="single" w:color="BFBFBF" w:sz="4"/>
-            </w:tcBorders>
-            <w:shd w:fill="FFEB9C" w:color="auto" w:val="clear"/>
-            <w:tcMar>
-              <w:top w:type="dxa" w:w="70"/>
-              <w:left w:type="dxa" w:w="100"/>
-              <w:bottom w:type="dxa" w:w="70"/>
-              <w:right w:type="dxa" w:w="100"/>
-            </w:tcMar>
-            <w:vAlign w:val="center"/>
-          </w:tcPr>
-          <w:p>
-            <w:pPr>
-              <w:spacing w:after="0"/>
-              <w:jc w:val="center"/>
-            </w:pPr>
-            <w:r>
-              <w:rPr>
-                <w:rFonts w:ascii="Calibri" w:cs="Calibri" w:eastAsia="Calibri" w:hAnsi="Calibri"/>
-                <w:b/>
-                <w:bCs/>
-                <w:color w:val="7A4A00"/>
-                <w:sz w:val="18"/>
-                <w:szCs w:val="18"/>
-              </w:rPr>
-              <w:t xml:space="preserve">En cours</w:t>
-            </w:r>
-          </w:p>
-        </w:tc>
-        <w:tc>
-          <w:tcPr>
-            <w:tcW w:type="dxa" w:w="1700"/>
-            <w:tcBorders>
-              <w:top w:val="single" w:color="BFBFBF" w:sz="4"/>
-              <w:left w:val="single" w:color="BFBFBF" w:sz="4"/>
-              <w:bottom w:val="single" w:color="BFBFBF" w:sz="4"/>
-              <w:right w:val="single" w:color="BFBFBF" w:sz="4"/>
-            </w:tcBorders>
-            <w:tcMar>
-              <w:top w:type="dxa" w:w="70"/>
-              <w:left w:type="dxa" w:w="100"/>
-              <w:bottom w:type="dxa" w:w="70"/>
-              <w:right w:type="dxa" w:w="100"/>
-            </w:tcMar>
-            <w:vAlign w:val="top"/>
-          </w:tcPr>
-          <w:p>
-            <w:pPr>
-              <w:spacing w:after="0"/>
-            </w:pPr>
-            <w:r>
-              <w:rPr>
-                <w:rFonts w:ascii="Calibri" w:cs="Calibri" w:eastAsia="Calibri" w:hAnsi="Calibri"/>
-                <w:b w:val="false"/>
-                <w:bCs w:val="false"/>
-                <w:sz w:val="18"/>
-                <w:szCs w:val="18"/>
-              </w:rPr>
-              <w:t xml:space="preserve">Propriétaire</w:t>
-            </w:r>
-          </w:p>
-        </w:tc>
-        <w:tc>
-          <w:tcPr>
-            <w:tcW w:type="dxa" w:w="3398"/>
-            <w:tcBorders>
-              <w:top w:val="single" w:color="BFBFBF" w:sz="4"/>
-              <w:left w:val="single" w:color="BFBFBF" w:sz="4"/>
-              <w:bottom w:val="single" w:color="BFBFBF" w:sz="4"/>
-              <w:right w:val="single" w:color="BFBFBF" w:sz="4"/>
-            </w:tcBorders>
-            <w:tcMar>
-              <w:top w:type="dxa" w:w="70"/>
-              <w:left w:type="dxa" w:w="100"/>
-              <w:bottom w:type="dxa" w:w="70"/>
-              <w:right w:type="dxa" w:w="100"/>
-            </w:tcMar>
-            <w:vAlign w:val="top"/>
-          </w:tcPr>
-          <w:p>
-            <w:pPr>
-              <w:spacing w:after="0"/>
-            </w:pPr>
-            <w:r>
-              <w:rPr>
-                <w:rFonts w:ascii="Calibri" w:cs="Calibri" w:eastAsia="Calibri" w:hAnsi="Calibri"/>
-                <w:b w:val="false"/>
-                <w:bCs w:val="false"/>
-                <w:sz w:val="18"/>
-                <w:szCs w:val="18"/>
-              </w:rPr>
-              <w:t xml:space="preserve">Toi : ouvrir ces trois écrans et dire si l'image du green s'affiche (si l'ancienne version persiste, vider le cache : stats.js passe en ?v=47).</w:t>
-            </w:r>
-          </w:p>
-        </w:tc>
-      </w:tr>
-      <w:tr>
-        <w:trPr>
-          <w:cantSplit/>
-        </w:trPr>
-        <w:tc>
-          <w:tcPr>
-            <w:tcW w:type="dxa" w:w="1500"/>
-            <w:tcBorders>
-              <w:top w:val="single" w:color="BFBFBF" w:sz="4"/>
-              <w:left w:val="single" w:color="BFBFBF" w:sz="4"/>
-              <w:bottom w:val="single" w:color="BFBFBF" w:sz="4"/>
-              <w:right w:val="single" w:color="BFBFBF" w:sz="4"/>
-            </w:tcBorders>
-            <w:tcMar>
-              <w:top w:type="dxa" w:w="70"/>
-              <w:left w:type="dxa" w:w="100"/>
-              <w:bottom w:type="dxa" w:w="70"/>
-              <w:right w:type="dxa" w:w="100"/>
-            </w:tcMar>
-            <w:vAlign w:val="top"/>
-          </w:tcPr>
-          <w:p>
-            <w:pPr>
-              <w:spacing w:after="0"/>
-            </w:pPr>
-            <w:r>
-              <w:rPr>
-                <w:rFonts w:ascii="Calibri" w:cs="Calibri" w:eastAsia="Calibri" w:hAnsi="Calibri"/>
-                <w:b/>
-                <w:bCs/>
-                <w:sz w:val="18"/>
-                <w:szCs w:val="18"/>
-              </w:rPr>
-              <w:t xml:space="preserve">Wedging : header des séances</w:t>
-            </w:r>
-          </w:p>
-        </w:tc>
-        <w:tc>
-          <w:tcPr>
-            <w:tcW w:type="dxa" w:w="2100"/>
-            <w:tcBorders>
-              <w:top w:val="single" w:color="BFBFBF" w:sz="4"/>
-              <w:left w:val="single" w:color="BFBFBF" w:sz="4"/>
-              <w:bottom w:val="single" w:color="BFBFBF" w:sz="4"/>
-              <w:right w:val="single" w:color="BFBFBF" w:sz="4"/>
-            </w:tcBorders>
-            <w:tcMar>
-              <w:top w:type="dxa" w:w="70"/>
-              <w:left w:type="dxa" w:w="100"/>
-              <w:bottom w:type="dxa" w:w="70"/>
-              <w:right w:type="dxa" w:w="100"/>
-            </w:tcMar>
-            <w:vAlign w:val="top"/>
-          </w:tcPr>
-          <w:p>
-            <w:pPr>
-              <w:spacing w:after="0"/>
-            </w:pPr>
-            <w:r>
-              <w:rPr>
-                <w:rFonts w:ascii="Calibri" w:cs="Calibri" w:eastAsia="Calibri" w:hAnsi="Calibri"/>
-                <w:b w:val="false"/>
-                <w:bCs w:val="false"/>
-                <w:sz w:val="18"/>
-                <w:szCs w:val="18"/>
-              </w:rPr>
-              <w:t xml:space="preserve">wedging.css, wedging.js</w:t>
-            </w:r>
-          </w:p>
-        </w:tc>
-        <w:tc>
-          <w:tcPr>
-            <w:tcW w:type="dxa" w:w="5600"/>
-            <w:tcBorders>
-              <w:top w:val="single" w:color="BFBFBF" w:sz="4"/>
-              <w:left w:val="single" w:color="BFBFBF" w:sz="4"/>
-              <w:bottom w:val="single" w:color="BFBFBF" w:sz="4"/>
-              <w:right w:val="single" w:color="BFBFBF" w:sz="4"/>
-            </w:tcBorders>
-            <w:tcMar>
-              <w:top w:type="dxa" w:w="70"/>
-              <w:left w:type="dxa" w:w="100"/>
-              <w:bottom w:type="dxa" w:w="70"/>
-              <w:right w:type="dxa" w:w="100"/>
-            </w:tcMar>
-            <w:vAlign w:val="top"/>
-          </w:tcPr>
-          <w:p>
-            <w:pPr>
-              <w:spacing w:after="0"/>
-            </w:pPr>
-            <w:r>
-              <w:rPr>
-                <w:rFonts w:ascii="Calibri" w:cs="Calibri" w:eastAsia="Calibri" w:hAnsi="Calibri"/>
-                <w:b w:val="false"/>
-                <w:bCs w:val="false"/>
-                <w:sz w:val="18"/>
-                <w:szCs w:val="18"/>
-              </w:rPr>
-              <w:t xml:space="preserve">Le header des exercices en cours (Quitter / Annuler) avait un décalage de 20 px sans zone de sécurité iOS : il se plaçait trop haut. Il utilise maintenant la même zone que les headers fixes (zone de sécurité + 10 px).</w:t>
-            </w:r>
-          </w:p>
-        </w:tc>
-        <w:tc>
-          <w:tcPr>
-            <w:tcW w:type="dxa" w:w="1100"/>
-            <w:tcBorders>
-              <w:top w:val="single" w:color="BFBFBF" w:sz="4"/>
-              <w:left w:val="single" w:color="BFBFBF" w:sz="4"/>
-              <w:bottom w:val="single" w:color="BFBFBF" w:sz="4"/>
-              <w:right w:val="single" w:color="BFBFBF" w:sz="4"/>
-            </w:tcBorders>
-            <w:shd w:fill="FFEB9C" w:color="auto" w:val="clear"/>
-            <w:tcMar>
-              <w:top w:type="dxa" w:w="70"/>
-              <w:left w:type="dxa" w:w="100"/>
-              <w:bottom w:type="dxa" w:w="70"/>
-              <w:right w:type="dxa" w:w="100"/>
-            </w:tcMar>
-            <w:vAlign w:val="center"/>
-          </w:tcPr>
-          <w:p>
-            <w:pPr>
-              <w:spacing w:after="0"/>
-              <w:jc w:val="center"/>
-            </w:pPr>
-            <w:r>
-              <w:rPr>
-                <w:rFonts w:ascii="Calibri" w:cs="Calibri" w:eastAsia="Calibri" w:hAnsi="Calibri"/>
-                <w:b/>
-                <w:bCs/>
-                <w:color w:val="7A4A00"/>
-                <w:sz w:val="18"/>
-                <w:szCs w:val="18"/>
-              </w:rPr>
-              <w:t xml:space="preserve">En cours</w:t>
-            </w:r>
-          </w:p>
-        </w:tc>
-        <w:tc>
-          <w:tcPr>
-            <w:tcW w:type="dxa" w:w="1700"/>
-            <w:tcBorders>
-              <w:top w:val="single" w:color="BFBFBF" w:sz="4"/>
-              <w:left w:val="single" w:color="BFBFBF" w:sz="4"/>
-              <w:bottom w:val="single" w:color="BFBFBF" w:sz="4"/>
-              <w:right w:val="single" w:color="BFBFBF" w:sz="4"/>
-            </w:tcBorders>
-            <w:tcMar>
-              <w:top w:type="dxa" w:w="70"/>
-              <w:left w:type="dxa" w:w="100"/>
-              <w:bottom w:type="dxa" w:w="70"/>
-              <w:right w:type="dxa" w:w="100"/>
-            </w:tcMar>
-            <w:vAlign w:val="top"/>
-          </w:tcPr>
-          <w:p>
-            <w:pPr>
-              <w:spacing w:after="0"/>
-            </w:pPr>
-            <w:r>
-              <w:rPr>
-                <w:rFonts w:ascii="Calibri" w:cs="Calibri" w:eastAsia="Calibri" w:hAnsi="Calibri"/>
-                <w:b w:val="false"/>
-                <w:bCs w:val="false"/>
-                <w:sz w:val="18"/>
-                <w:szCs w:val="18"/>
-              </w:rPr>
-              <w:t xml:space="preserve">Propriétaire</w:t>
-            </w:r>
-          </w:p>
-        </w:tc>
-        <w:tc>
-          <w:tcPr>
-            <w:tcW w:type="dxa" w:w="3398"/>
-            <w:tcBorders>
-              <w:top w:val="single" w:color="BFBFBF" w:sz="4"/>
-              <w:left w:val="single" w:color="BFBFBF" w:sz="4"/>
-              <w:bottom w:val="single" w:color="BFBFBF" w:sz="4"/>
-              <w:right w:val="single" w:color="BFBFBF" w:sz="4"/>
-            </w:tcBorders>
-            <w:tcMar>
-              <w:top w:type="dxa" w:w="70"/>
-              <w:left w:type="dxa" w:w="100"/>
-              <w:bottom w:type="dxa" w:w="70"/>
-              <w:right w:type="dxa" w:w="100"/>
-            </w:tcMar>
-            <w:vAlign w:val="top"/>
-          </w:tcPr>
-          <w:p>
-            <w:pPr>
-              <w:spacing w:after="0"/>
-            </w:pPr>
-            <w:r>
-              <w:rPr>
-                <w:rFonts w:ascii="Calibri" w:cs="Calibri" w:eastAsia="Calibri" w:hAnsi="Calibri"/>
-                <w:b w:val="false"/>
-                <w:bCs w:val="false"/>
-                <w:sz w:val="18"/>
-                <w:szCs w:val="18"/>
-              </w:rPr>
-              <w:t xml:space="preserve">Toi : sur iPhone, lancer un exercice (séance, ascenseur) puis ouvrir le récapitulatif : le bouton retour doit être à la même hauteur que dans les autres pages. Dire si c'est encore trop haut ou trop bas.</w:t>
-            </w:r>
-          </w:p>
-        </w:tc>
-      </w:tr>
-      <w:tr>
-        <w:trPr>
-          <w:cantSplit/>
-        </w:trPr>
-        <w:tc>
-          <w:tcPr>
-            <w:tcW w:type="dxa" w:w="1500"/>
-            <w:tcBorders>
-              <w:top w:val="single" w:color="BFBFBF" w:sz="4"/>
-              <w:left w:val="single" w:color="BFBFBF" w:sz="4"/>
-              <w:bottom w:val="single" w:color="BFBFBF" w:sz="4"/>
-              <w:right w:val="single" w:color="BFBFBF" w:sz="4"/>
-            </w:tcBorders>
-            <w:tcMar>
-              <w:top w:type="dxa" w:w="70"/>
-              <w:left w:type="dxa" w:w="100"/>
-              <w:bottom w:type="dxa" w:w="70"/>
-              <w:right w:type="dxa" w:w="100"/>
-            </w:tcMar>
-            <w:vAlign w:val="top"/>
-          </w:tcPr>
-          <w:p>
-            <w:pPr>
-              <w:spacing w:after="0"/>
-            </w:pPr>
-            <w:r>
-              <w:rPr>
-                <w:rFonts w:ascii="Calibri" w:cs="Calibri" w:eastAsia="Calibri" w:hAnsi="Calibri"/>
-                <w:b/>
-                <w:bCs/>
-                <w:sz w:val="18"/>
-                <w:szCs w:val="18"/>
-              </w:rPr>
-              <w:t xml:space="preserve">Wedging : pile de coups par date</w:t>
-            </w:r>
-          </w:p>
-        </w:tc>
-        <w:tc>
-          <w:tcPr>
-            <w:tcW w:type="dxa" w:w="2100"/>
-            <w:tcBorders>
-              <w:top w:val="single" w:color="BFBFBF" w:sz="4"/>
-              <w:left w:val="single" w:color="BFBFBF" w:sz="4"/>
-              <w:bottom w:val="single" w:color="BFBFBF" w:sz="4"/>
-              <w:right w:val="single" w:color="BFBFBF" w:sz="4"/>
-            </w:tcBorders>
-            <w:tcMar>
-              <w:top w:type="dxa" w:w="70"/>
-              <w:left w:type="dxa" w:w="100"/>
-              <w:bottom w:type="dxa" w:w="70"/>
-              <w:right w:type="dxa" w:w="100"/>
-            </w:tcMar>
-            <w:vAlign w:val="top"/>
-          </w:tcPr>
-          <w:p>
-            <w:pPr>
-              <w:spacing w:after="0"/>
-            </w:pPr>
-            <w:r>
-              <w:rPr>
-                <w:rFonts w:ascii="Calibri" w:cs="Calibri" w:eastAsia="Calibri" w:hAnsi="Calibri"/>
-                <w:b w:val="false"/>
-                <w:bCs w:val="false"/>
-                <w:sz w:val="18"/>
-                <w:szCs w:val="18"/>
-              </w:rPr>
-              <w:t xml:space="preserve">wedging.js, wedging.css</w:t>
-            </w:r>
-          </w:p>
-        </w:tc>
-        <w:tc>
-          <w:tcPr>
-            <w:tcW w:type="dxa" w:w="5600"/>
-            <w:tcBorders>
-              <w:top w:val="single" w:color="BFBFBF" w:sz="4"/>
-              <w:left w:val="single" w:color="BFBFBF" w:sz="4"/>
-              <w:bottom w:val="single" w:color="BFBFBF" w:sz="4"/>
-              <w:right w:val="single" w:color="BFBFBF" w:sz="4"/>
-            </w:tcBorders>
-            <w:tcMar>
-              <w:top w:type="dxa" w:w="70"/>
-              <w:left w:type="dxa" w:w="100"/>
-              <w:bottom w:type="dxa" w:w="70"/>
-              <w:right w:type="dxa" w:w="100"/>
-            </w:tcMar>
-            <w:vAlign w:val="top"/>
-          </w:tcPr>
-          <w:p>
-            <w:pPr>
-              <w:spacing w:after="0"/>
-            </w:pPr>
-            <w:r>
-              <w:rPr>
-                <w:rFonts w:ascii="Calibri" w:cs="Calibri" w:eastAsia="Calibri" w:hAnsi="Calibri"/>
-                <w:b w:val="false"/>
-                <w:bCs w:val="false"/>
-                <w:sz w:val="18"/>
-                <w:szCs w:val="18"/>
-              </w:rPr>
-              <w:t xml:space="preserve">Parcours &gt; Historique : les coups d'un même jour sont empilés façon notifications iPhone (le plus récent devant, 3 cartes visibles). Un appui sur la pile ou sur l'en-tête du jour la déplie, un nouvel appui sur l'en-tête la replie. Un jour à un seul coup reste une carte simple.</w:t>
-            </w:r>
-          </w:p>
-        </w:tc>
-        <w:tc>
-          <w:tcPr>
-            <w:tcW w:type="dxa" w:w="1100"/>
-            <w:tcBorders>
-              <w:top w:val="single" w:color="BFBFBF" w:sz="4"/>
-              <w:left w:val="single" w:color="BFBFBF" w:sz="4"/>
-              <w:bottom w:val="single" w:color="BFBFBF" w:sz="4"/>
-              <w:right w:val="single" w:color="BFBFBF" w:sz="4"/>
-            </w:tcBorders>
-            <w:shd w:fill="FFEB9C" w:color="auto" w:val="clear"/>
-            <w:tcMar>
-              <w:top w:type="dxa" w:w="70"/>
-              <w:left w:type="dxa" w:w="100"/>
-              <w:bottom w:type="dxa" w:w="70"/>
-              <w:right w:type="dxa" w:w="100"/>
-            </w:tcMar>
-            <w:vAlign w:val="center"/>
-          </w:tcPr>
-          <w:p>
-            <w:pPr>
-              <w:spacing w:after="0"/>
-              <w:jc w:val="center"/>
-            </w:pPr>
-            <w:r>
-              <w:rPr>
-                <w:rFonts w:ascii="Calibri" w:cs="Calibri" w:eastAsia="Calibri" w:hAnsi="Calibri"/>
-                <w:b/>
-                <w:bCs/>
-                <w:color w:val="7A4A00"/>
-                <w:sz w:val="18"/>
-                <w:szCs w:val="18"/>
-              </w:rPr>
-              <w:t xml:space="preserve">En cours</w:t>
-            </w:r>
-          </w:p>
-        </w:tc>
-        <w:tc>
-          <w:tcPr>
-            <w:tcW w:type="dxa" w:w="1700"/>
-            <w:tcBorders>
-              <w:top w:val="single" w:color="BFBFBF" w:sz="4"/>
-              <w:left w:val="single" w:color="BFBFBF" w:sz="4"/>
-              <w:bottom w:val="single" w:color="BFBFBF" w:sz="4"/>
-              <w:right w:val="single" w:color="BFBFBF" w:sz="4"/>
-            </w:tcBorders>
-            <w:tcMar>
-              <w:top w:type="dxa" w:w="70"/>
-              <w:left w:type="dxa" w:w="100"/>
-              <w:bottom w:type="dxa" w:w="70"/>
-              <w:right w:type="dxa" w:w="100"/>
-            </w:tcMar>
-            <w:vAlign w:val="top"/>
-          </w:tcPr>
-          <w:p>
-            <w:pPr>
-              <w:spacing w:after="0"/>
-            </w:pPr>
-            <w:r>
-              <w:rPr>
-                <w:rFonts w:ascii="Calibri" w:cs="Calibri" w:eastAsia="Calibri" w:hAnsi="Calibri"/>
-                <w:b w:val="false"/>
-                <w:bCs w:val="false"/>
-                <w:sz w:val="18"/>
-                <w:szCs w:val="18"/>
-              </w:rPr>
-              <w:t xml:space="preserve">Propriétaire</w:t>
-            </w:r>
-          </w:p>
-        </w:tc>
-        <w:tc>
-          <w:tcPr>
-            <w:tcW w:type="dxa" w:w="3398"/>
-            <w:tcBorders>
-              <w:top w:val="single" w:color="BFBFBF" w:sz="4"/>
-              <w:left w:val="single" w:color="BFBFBF" w:sz="4"/>
-              <w:bottom w:val="single" w:color="BFBFBF" w:sz="4"/>
-              <w:right w:val="single" w:color="BFBFBF" w:sz="4"/>
-            </w:tcBorders>
-            <w:tcMar>
-              <w:top w:type="dxa" w:w="70"/>
-              <w:left w:type="dxa" w:w="100"/>
-              <w:bottom w:type="dxa" w:w="70"/>
-              <w:right w:type="dxa" w:w="100"/>
-            </w:tcMar>
-            <w:vAlign w:val="top"/>
-          </w:tcPr>
-          <w:p>
-            <w:pPr>
-              <w:spacing w:after="0"/>
-            </w:pPr>
-            <w:r>
-              <w:rPr>
-                <w:rFonts w:ascii="Calibri" w:cs="Calibri" w:eastAsia="Calibri" w:hAnsi="Calibri"/>
-                <w:b w:val="false"/>
-                <w:bCs w:val="false"/>
-                <w:sz w:val="18"/>
-                <w:szCs w:val="18"/>
-              </w:rPr>
-              <w:t xml:space="preserve">Toi : tester sur téléphone avec plusieurs coups le même jour : fluidité de l'animation, lisibilité des cartes en arrière, suppression d'un coup une fois la pile dépliée (le bouton est inactif pile repliée).</w:t>
-            </w:r>
-          </w:p>
-        </w:tc>
-      </w:tr>
-      <w:tr>
-        <w:trPr>
-          <w:cantSplit/>
-        </w:trPr>
-        <w:tc>
-          <w:tcPr>
-            <w:tcW w:type="dxa" w:w="1500"/>
-            <w:tcBorders>
-              <w:top w:val="single" w:color="BFBFBF" w:sz="4"/>
-              <w:left w:val="single" w:color="BFBFBF" w:sz="4"/>
-              <w:bottom w:val="single" w:color="BFBFBF" w:sz="4"/>
-              <w:right w:val="single" w:color="BFBFBF" w:sz="4"/>
-            </w:tcBorders>
-            <w:tcMar>
-              <w:top w:type="dxa" w:w="70"/>
-              <w:left w:type="dxa" w:w="100"/>
-              <w:bottom w:type="dxa" w:w="70"/>
-              <w:right w:type="dxa" w:w="100"/>
-            </w:tcMar>
-            <w:vAlign w:val="top"/>
-          </w:tcPr>
-          <w:p>
-            <w:pPr>
-              <w:spacing w:after="0"/>
-            </w:pPr>
-            <w:r>
-              <w:rPr>
-                <w:rFonts w:ascii="Calibri" w:cs="Calibri" w:eastAsia="Calibri" w:hAnsi="Calibri"/>
-                <w:b/>
-                <w:bCs/>
-                <w:sz w:val="18"/>
-                <w:szCs w:val="18"/>
-              </w:rPr>
-              <w:t xml:space="preserve">Accueil : vide de 50 pt en bas (iPhone mini)</w:t>
-            </w:r>
-          </w:p>
-        </w:tc>
-        <w:tc>
-          <w:tcPr>
-            <w:tcW w:type="dxa" w:w="2100"/>
-            <w:tcBorders>
-              <w:top w:val="single" w:color="BFBFBF" w:sz="4"/>
-              <w:left w:val="single" w:color="BFBFBF" w:sz="4"/>
-              <w:bottom w:val="single" w:color="BFBFBF" w:sz="4"/>
-              <w:right w:val="single" w:color="BFBFBF" w:sz="4"/>
-            </w:tcBorders>
-            <w:tcMar>
-              <w:top w:type="dxa" w:w="70"/>
-              <w:left w:type="dxa" w:w="100"/>
-              <w:bottom w:type="dxa" w:w="70"/>
-              <w:right w:type="dxa" w:w="100"/>
-            </w:tcMar>
-            <w:vAlign w:val="top"/>
-          </w:tcPr>
-          <w:p>
-            <w:pPr>
-              <w:spacing w:after="0"/>
-            </w:pPr>
-            <w:r>
-              <w:rPr>
-                <w:rFonts w:ascii="Calibri" w:cs="Calibri" w:eastAsia="Calibri" w:hAnsi="Calibri"/>
-                <w:b w:val="false"/>
-                <w:bCs w:val="false"/>
-                <w:sz w:val="18"/>
-                <w:szCs w:val="18"/>
-              </w:rPr>
-              <w:t xml:space="preserve">HomePage.js, HomePage.css, theme-light.css, index.html</w:t>
-            </w:r>
-          </w:p>
-        </w:tc>
-        <w:tc>
-          <w:tcPr>
-            <w:tcW w:type="dxa" w:w="5600"/>
-            <w:tcBorders>
-              <w:top w:val="single" w:color="BFBFBF" w:sz="4"/>
-              <w:left w:val="single" w:color="BFBFBF" w:sz="4"/>
-              <w:bottom w:val="single" w:color="BFBFBF" w:sz="4"/>
-              <w:right w:val="single" w:color="BFBFBF" w:sz="4"/>
-            </w:tcBorders>
-            <w:tcMar>
-              <w:top w:type="dxa" w:w="70"/>
-              <w:left w:type="dxa" w:w="100"/>
-              <w:bottom w:type="dxa" w:w="70"/>
-              <w:right w:type="dxa" w:w="100"/>
-            </w:tcMar>
-            <w:vAlign w:val="top"/>
-          </w:tcPr>
-          <w:p>
-            <w:pPr>
-              <w:spacing w:after="0"/>
-            </w:pPr>
-            <w:r>
-              <w:rPr>
-                <w:rFonts w:ascii="Calibri" w:cs="Calibri" w:eastAsia="Calibri" w:hAnsi="Calibri"/>
-                <w:b w:val="false"/>
-                <w:bCs w:val="false"/>
-                <w:sz w:val="18"/>
-                <w:szCs w:val="18"/>
-              </w:rPr>
-              <w:t xml:space="preserve">Capture du 17/10 (iPhone 375 × 812) : vide noir de 50 pt sous la photo, soit la zone de sécurité haute. En appli installée, le viewport de mise en page est plus court que l'écran de cette valeur : 100dvh et le bas d'un élément fixed s'arrêtent trop tôt. HomePage.js mesure l'écart (screen.height - innerHeight) et l'ajoute à la hauteur de l'accueil ; le panneau du bas garde sa position. Déjà livré : seuil plein écran à 600 px, verrou html.home-locked, bande noire du thème clair supprimée partout.</w:t>
-            </w:r>
-          </w:p>
-        </w:tc>
-        <w:tc>
-          <w:tcPr>
-            <w:tcW w:type="dxa" w:w="1100"/>
-            <w:tcBorders>
-              <w:top w:val="single" w:color="BFBFBF" w:sz="4"/>
-              <w:left w:val="single" w:color="BFBFBF" w:sz="4"/>
-              <w:bottom w:val="single" w:color="BFBFBF" w:sz="4"/>
-              <w:right w:val="single" w:color="BFBFBF" w:sz="4"/>
-            </w:tcBorders>
-            <w:shd w:fill="FFEB9C" w:color="auto" w:val="clear"/>
-            <w:tcMar>
-              <w:top w:type="dxa" w:w="70"/>
-              <w:left w:type="dxa" w:w="100"/>
-              <w:bottom w:type="dxa" w:w="70"/>
-              <w:right w:type="dxa" w:w="100"/>
-            </w:tcMar>
-            <w:vAlign w:val="center"/>
-          </w:tcPr>
-          <w:p>
-            <w:pPr>
-              <w:spacing w:after="0"/>
-              <w:jc w:val="center"/>
-            </w:pPr>
-            <w:r>
-              <w:rPr>
-                <w:rFonts w:ascii="Calibri" w:cs="Calibri" w:eastAsia="Calibri" w:hAnsi="Calibri"/>
-                <w:b/>
-                <w:bCs/>
-                <w:color w:val="7A4A00"/>
-                <w:sz w:val="18"/>
-                <w:szCs w:val="18"/>
-              </w:rPr>
-              <w:t xml:space="preserve">En cours</w:t>
-            </w:r>
-          </w:p>
-        </w:tc>
-        <w:tc>
-          <w:tcPr>
-            <w:tcW w:type="dxa" w:w="1700"/>
-            <w:tcBorders>
-              <w:top w:val="single" w:color="BFBFBF" w:sz="4"/>
-              <w:left w:val="single" w:color="BFBFBF" w:sz="4"/>
-              <w:bottom w:val="single" w:color="BFBFBF" w:sz="4"/>
-              <w:right w:val="single" w:color="BFBFBF" w:sz="4"/>
-            </w:tcBorders>
-            <w:tcMar>
-              <w:top w:type="dxa" w:w="70"/>
-              <w:left w:type="dxa" w:w="100"/>
-              <w:bottom w:type="dxa" w:w="70"/>
-              <w:right w:type="dxa" w:w="100"/>
-            </w:tcMar>
-            <w:vAlign w:val="top"/>
-          </w:tcPr>
-          <w:p>
-            <w:pPr>
-              <w:spacing w:after="0"/>
-            </w:pPr>
-            <w:r>
-              <w:rPr>
-                <w:rFonts w:ascii="Calibri" w:cs="Calibri" w:eastAsia="Calibri" w:hAnsi="Calibri"/>
-                <w:b w:val="false"/>
-                <w:bCs w:val="false"/>
-                <w:sz w:val="18"/>
-                <w:szCs w:val="18"/>
-              </w:rPr>
-              <w:t xml:space="preserve">Propriétaire</w:t>
-            </w:r>
-          </w:p>
-        </w:tc>
-        <w:tc>
-          <w:tcPr>
-            <w:tcW w:type="dxa" w:w="3398"/>
-            <w:tcBorders>
-              <w:top w:val="single" w:color="BFBFBF" w:sz="4"/>
-              <w:left w:val="single" w:color="BFBFBF" w:sz="4"/>
-              <w:bottom w:val="single" w:color="BFBFBF" w:sz="4"/>
-              <w:right w:val="single" w:color="BFBFBF" w:sz="4"/>
-            </w:tcBorders>
-            <w:tcMar>
-              <w:top w:type="dxa" w:w="70"/>
-              <w:left w:type="dxa" w:w="100"/>
-              <w:bottom w:type="dxa" w:w="70"/>
-              <w:right w:type="dxa" w:w="100"/>
-            </w:tcMar>
-            <w:vAlign w:val="top"/>
-          </w:tcPr>
-          <w:p>
-            <w:pPr>
-              <w:spacing w:after="0"/>
-            </w:pPr>
-            <w:r>
-              <w:rPr>
-                <w:rFonts w:ascii="Calibri" w:cs="Calibri" w:eastAsia="Calibri" w:hAnsi="Calibri"/>
-                <w:b w:val="false"/>
-                <w:bCs w:val="false"/>
-                <w:sz w:val="18"/>
-                <w:szCs w:val="18"/>
-              </w:rPr>
-              <w:t xml:space="preserve">Toi : relancer l'appli installée (la fermer complètement avant) : la photo doit aller jusqu'en bas. Si le vide reste, envoyer une capture : il faudra alors afficher les valeurs mesurées (innerHeight, screen.height) pour trancher.</w:t>
-            </w:r>
-          </w:p>
-        </w:tc>
-      </w:tr>
-      <w:tr>
-        <w:trPr>
-          <w:cantSplit/>
-        </w:trPr>
-        <w:tc>
-          <w:tcPr>
-            <w:tcW w:type="dxa" w:w="1500"/>
-            <w:tcBorders>
-              <w:top w:val="single" w:color="BFBFBF" w:sz="4"/>
-              <w:left w:val="single" w:color="BFBFBF" w:sz="4"/>
-              <w:bottom w:val="single" w:color="BFBFBF" w:sz="4"/>
-              <w:right w:val="single" w:color="BFBFBF" w:sz="4"/>
-            </w:tcBorders>
-            <w:tcMar>
-              <w:top w:type="dxa" w:w="70"/>
-              <w:left w:type="dxa" w:w="100"/>
-              <w:bottom w:type="dxa" w:w="70"/>
-              <w:right w:type="dxa" w:w="100"/>
-            </w:tcMar>
-            <w:vAlign w:val="top"/>
-          </w:tcPr>
-          <w:p>
-            <w:pPr>
-              <w:spacing w:after="0"/>
-            </w:pPr>
-            <w:r>
-              <w:rPr>
-                <w:rFonts w:ascii="Calibri" w:cs="Calibri" w:eastAsia="Calibri" w:hAnsi="Calibri"/>
-                <w:b/>
-                <w:bCs/>
-                <w:sz w:val="18"/>
-                <w:szCs w:val="18"/>
-              </w:rPr>
-              <w:t xml:space="preserve">Accueil : vide de 50 pt en bas, cause iOS</w:t>
-            </w:r>
-          </w:p>
-        </w:tc>
-        <w:tc>
-          <w:tcPr>
-            <w:tcW w:type="dxa" w:w="2100"/>
-            <w:tcBorders>
-              <w:top w:val="single" w:color="BFBFBF" w:sz="4"/>
-              <w:left w:val="single" w:color="BFBFBF" w:sz="4"/>
-              <w:bottom w:val="single" w:color="BFBFBF" w:sz="4"/>
-              <w:right w:val="single" w:color="BFBFBF" w:sz="4"/>
-            </w:tcBorders>
-            <w:tcMar>
-              <w:top w:type="dxa" w:w="70"/>
-              <w:left w:type="dxa" w:w="100"/>
-              <w:bottom w:type="dxa" w:w="70"/>
-              <w:right w:type="dxa" w:w="100"/>
-            </w:tcMar>
-            <w:vAlign w:val="top"/>
-          </w:tcPr>
-          <w:p>
-            <w:pPr>
-              <w:spacing w:after="0"/>
-            </w:pPr>
-            <w:r>
-              <w:rPr>
-                <w:rFonts w:ascii="Calibri" w:cs="Calibri" w:eastAsia="Calibri" w:hAnsi="Calibri"/>
-                <w:b w:val="false"/>
-                <w:bCs w:val="false"/>
-                <w:sz w:val="18"/>
-                <w:szCs w:val="18"/>
-              </w:rPr>
-              <w:t xml:space="preserve">HomePage.css, HomePage.js, index.html, diag.js</w:t>
-            </w:r>
-          </w:p>
-        </w:tc>
-        <w:tc>
-          <w:tcPr>
-            <w:tcW w:type="dxa" w:w="5600"/>
-            <w:tcBorders>
-              <w:top w:val="single" w:color="BFBFBF" w:sz="4"/>
-              <w:left w:val="single" w:color="BFBFBF" w:sz="4"/>
-              <w:bottom w:val="single" w:color="BFBFBF" w:sz="4"/>
-              <w:right w:val="single" w:color="BFBFBF" w:sz="4"/>
-            </w:tcBorders>
-            <w:tcMar>
-              <w:top w:type="dxa" w:w="70"/>
-              <w:left w:type="dxa" w:w="100"/>
-              <w:bottom w:type="dxa" w:w="70"/>
-              <w:right w:type="dxa" w:w="100"/>
-            </w:tcMar>
-            <w:vAlign w:val="top"/>
-          </w:tcPr>
-          <w:p>
-            <w:pPr>
-              <w:spacing w:after="0"/>
-            </w:pPr>
-            <w:r>
-              <w:rPr>
-                <w:rFonts w:ascii="Calibri" w:cs="Calibri" w:eastAsia="Calibri" w:hAnsi="Calibri"/>
-                <w:b w:val="false"/>
-                <w:bCs w:val="false"/>
-                <w:sz w:val="18"/>
-                <w:szCs w:val="18"/>
-              </w:rPr>
-              <w:t xml:space="preserve">Cause trouvée avec le diagnostic (17/10, iPhone 375 × 812, appli installée) : un document qui ne défile pas n'obtient que 762 pt sur 812 (innerHeight, 100dvh, bas d'un élément fixed) et rien n'est peint dessous ; dès que le document peut défiler un peu, iOS donne les 812 pt. Variante A (non défilable) : 762 ; variante B (document de 2 px plus haut que l'écran) : 812 et photo jusqu'au bas. Correctif définitif : sous 600 px, html et body en overflow visible, body en min-height 100lvh + 2 px, photo en position fixed inset 0, overscroll-behavior-y none. Compensation écran / viewport (--home-viewport-gap) et variantes d'essai supprimées.</w:t>
-            </w:r>
-          </w:p>
-        </w:tc>
-        <w:tc>
-          <w:tcPr>
-            <w:tcW w:type="dxa" w:w="1100"/>
-            <w:tcBorders>
-              <w:top w:val="single" w:color="BFBFBF" w:sz="4"/>
-              <w:left w:val="single" w:color="BFBFBF" w:sz="4"/>
-              <w:bottom w:val="single" w:color="BFBFBF" w:sz="4"/>
-              <w:right w:val="single" w:color="BFBFBF" w:sz="4"/>
-            </w:tcBorders>
-            <w:shd w:fill="FFEB9C" w:color="auto" w:val="clear"/>
-            <w:tcMar>
-              <w:top w:type="dxa" w:w="70"/>
-              <w:left w:type="dxa" w:w="100"/>
-              <w:bottom w:type="dxa" w:w="70"/>
-              <w:right w:type="dxa" w:w="100"/>
-            </w:tcMar>
-            <w:vAlign w:val="center"/>
-          </w:tcPr>
-          <w:p>
-            <w:pPr>
-              <w:spacing w:after="0"/>
-              <w:jc w:val="center"/>
-            </w:pPr>
-            <w:r>
-              <w:rPr>
-                <w:rFonts w:ascii="Calibri" w:cs="Calibri" w:eastAsia="Calibri" w:hAnsi="Calibri"/>
-                <w:b/>
-                <w:bCs/>
-                <w:color w:val="7A4A00"/>
-                <w:sz w:val="18"/>
-                <w:szCs w:val="18"/>
-              </w:rPr>
-              <w:t xml:space="preserve">En cours</w:t>
-            </w:r>
-          </w:p>
-        </w:tc>
-        <w:tc>
-          <w:tcPr>
-            <w:tcW w:type="dxa" w:w="1700"/>
-            <w:tcBorders>
-              <w:top w:val="single" w:color="BFBFBF" w:sz="4"/>
-              <w:left w:val="single" w:color="BFBFBF" w:sz="4"/>
-              <w:bottom w:val="single" w:color="BFBFBF" w:sz="4"/>
-              <w:right w:val="single" w:color="BFBFBF" w:sz="4"/>
-            </w:tcBorders>
-            <w:tcMar>
-              <w:top w:type="dxa" w:w="70"/>
-              <w:left w:type="dxa" w:w="100"/>
-              <w:bottom w:type="dxa" w:w="70"/>
-              <w:right w:type="dxa" w:w="100"/>
-            </w:tcMar>
-            <w:vAlign w:val="top"/>
-          </w:tcPr>
-          <w:p>
-            <w:pPr>
-              <w:spacing w:after="0"/>
-            </w:pPr>
-            <w:r>
-              <w:rPr>
-                <w:rFonts w:ascii="Calibri" w:cs="Calibri" w:eastAsia="Calibri" w:hAnsi="Calibri"/>
-                <w:b w:val="false"/>
-                <w:bCs w:val="false"/>
-                <w:sz w:val="18"/>
-                <w:szCs w:val="18"/>
-              </w:rPr>
-              <w:t xml:space="preserve">Propriétaire</w:t>
-            </w:r>
-          </w:p>
-        </w:tc>
-        <w:tc>
-          <w:tcPr>
-            <w:tcW w:type="dxa" w:w="3398"/>
-            <w:tcBorders>
-              <w:top w:val="single" w:color="BFBFBF" w:sz="4"/>
-              <w:left w:val="single" w:color="BFBFBF" w:sz="4"/>
-              <w:bottom w:val="single" w:color="BFBFBF" w:sz="4"/>
-              <w:right w:val="single" w:color="BFBFBF" w:sz="4"/>
-            </w:tcBorders>
-            <w:tcMar>
-              <w:top w:type="dxa" w:w="70"/>
-              <w:left w:type="dxa" w:w="100"/>
-              <w:bottom w:type="dxa" w:w="70"/>
-              <w:right w:type="dxa" w:w="100"/>
-            </w:tcMar>
-            <w:vAlign w:val="top"/>
-          </w:tcPr>
-          <w:p>
-            <w:pPr>
-              <w:spacing w:after="0"/>
-            </w:pPr>
-            <w:r>
-              <w:rPr>
-                <w:rFonts w:ascii="Calibri" w:cs="Calibri" w:eastAsia="Calibri" w:hAnsi="Calibri"/>
-                <w:b w:val="false"/>
-                <w:bCs w:val="false"/>
-                <w:sz w:val="18"/>
-                <w:szCs w:val="18"/>
-              </w:rPr>
-              <w:t xml:space="preserve">Toi : déposer HomePage.css, HomePage.js, index.html, core/diag.js, README.md, fermer complètement l'appli et la relancer : la photo doit aller jusqu'en bas dès le lancement ET après un aller-retour dans un module, sans rebond vertical en tirant sur l'écran (en haut et en bas), les boutons des modules et le panneau du bas doivent rester cliquables. Si le rebond revient ou si le vide réapparaît, faire l'appui long dans le coin haut gauche et envoyer la capture. Le diagnostic sera ensuite supprimé.</w:t>
             </w:r>
           </w:p>
         </w:tc>
@@ -25960,6 +24518,179 @@
                 <w:szCs w:val="18"/>
               </w:rPr>
               <w:t xml:space="preserve">Chromium headless : iPhone mini (375 × 812) et Pro Max (440 × 956) : document défilable de 2 px, photo 0 à 812 et 0 à 956, panneau à 24 pt du bas ; bureau (1280 × 800) inchangé, non défilable ; verrou retiré en quittant l'accueil ; aucune erreur JS ; effet sur iPhone confirmé par les essais A, B, C</w:t>
+            </w:r>
+          </w:p>
+        </w:tc>
+      </w:tr>
+      <w:tr>
+        <w:trPr>
+          <w:cantSplit/>
+        </w:trPr>
+        <w:tc>
+          <w:tcPr>
+            <w:tcW w:type="dxa" w:w="1700"/>
+            <w:tcBorders>
+              <w:top w:val="single" w:color="BFBFBF" w:sz="4"/>
+              <w:left w:val="single" w:color="BFBFBF" w:sz="4"/>
+              <w:bottom w:val="single" w:color="BFBFBF" w:sz="4"/>
+              <w:right w:val="single" w:color="BFBFBF" w:sz="4"/>
+            </w:tcBorders>
+            <w:tcMar>
+              <w:top w:type="dxa" w:w="70"/>
+              <w:left w:type="dxa" w:w="100"/>
+              <w:bottom w:type="dxa" w:w="70"/>
+              <w:right w:type="dxa" w:w="100"/>
+            </w:tcMar>
+            <w:vAlign w:val="top"/>
+          </w:tcPr>
+          <w:p>
+            <w:pPr>
+              <w:spacing w:after="0"/>
+            </w:pPr>
+            <w:r>
+              <w:rPr>
+                <w:rFonts w:ascii="Calibri" w:cs="Calibri" w:eastAsia="Calibri" w:hAnsi="Calibri"/>
+                <w:b/>
+                <w:bCs/>
+                <w:sz w:val="18"/>
+                <w:szCs w:val="18"/>
+              </w:rPr>
+              <w:t xml:space="preserve">—</w:t>
+            </w:r>
+          </w:p>
+        </w:tc>
+        <w:tc>
+          <w:tcPr>
+            <w:tcW w:type="dxa" w:w="2400"/>
+            <w:tcBorders>
+              <w:top w:val="single" w:color="BFBFBF" w:sz="4"/>
+              <w:left w:val="single" w:color="BFBFBF" w:sz="4"/>
+              <w:bottom w:val="single" w:color="BFBFBF" w:sz="4"/>
+              <w:right w:val="single" w:color="BFBFBF" w:sz="4"/>
+            </w:tcBorders>
+            <w:tcMar>
+              <w:top w:type="dxa" w:w="70"/>
+              <w:left w:type="dxa" w:w="100"/>
+              <w:bottom w:type="dxa" w:w="70"/>
+              <w:right w:type="dxa" w:w="100"/>
+            </w:tcMar>
+            <w:vAlign w:val="top"/>
+          </w:tcPr>
+          <w:p>
+            <w:pPr>
+              <w:spacing w:after="0"/>
+            </w:pPr>
+            <w:r>
+              <w:rPr>
+                <w:rFonts w:ascii="Calibri" w:cs="Calibri" w:eastAsia="Calibri" w:hAnsi="Calibri"/>
+                <w:b w:val="false"/>
+                <w:bCs w:val="false"/>
+                <w:sz w:val="18"/>
+                <w:szCs w:val="18"/>
+              </w:rPr>
+              <w:t xml:space="preserve">auth.js, auth.css, index.html</w:t>
+            </w:r>
+          </w:p>
+        </w:tc>
+        <w:tc>
+          <w:tcPr>
+            <w:tcW w:type="dxa" w:w="8000"/>
+            <w:tcBorders>
+              <w:top w:val="single" w:color="BFBFBF" w:sz="4"/>
+              <w:left w:val="single" w:color="BFBFBF" w:sz="4"/>
+              <w:bottom w:val="single" w:color="BFBFBF" w:sz="4"/>
+              <w:right w:val="single" w:color="BFBFBF" w:sz="4"/>
+            </w:tcBorders>
+            <w:tcMar>
+              <w:top w:type="dxa" w:w="70"/>
+              <w:left w:type="dxa" w:w="100"/>
+              <w:bottom w:type="dxa" w:w="70"/>
+              <w:right w:type="dxa" w:w="100"/>
+            </w:tcMar>
+            <w:vAlign w:val="top"/>
+          </w:tcPr>
+          <w:p>
+            <w:pPr>
+              <w:spacing w:after="0"/>
+            </w:pPr>
+            <w:r>
+              <w:rPr>
+                <w:rFonts w:ascii="Calibri" w:cs="Calibri" w:eastAsia="Calibri" w:hAnsi="Calibri"/>
+                <w:b w:val="false"/>
+                <w:bCs w:val="false"/>
+                <w:sz w:val="18"/>
+                <w:szCs w:val="18"/>
+              </w:rPr>
+              <w:t xml:space="preserve">Page de connexion : même vide noir de 50 pt en bas que l'accueil sur iPhone en appli installée (un document qui ne défile pas n'obtient que 762 pt sur 812). Même correctif que l'accueil, sous 600 px : html.login-locked posée et retirée par auth.js tant que la page est affichée (MutationObserver sur #page-login), html et body en overflow visible et height auto, body en min-height calc(100lvh + 2px), overscroll-behavior-y none. auth.css et auth.js passent en ?v=55.</w:t>
+            </w:r>
+          </w:p>
+        </w:tc>
+        <w:tc>
+          <w:tcPr>
+            <w:tcW w:type="dxa" w:w="1100"/>
+            <w:tcBorders>
+              <w:top w:val="single" w:color="BFBFBF" w:sz="4"/>
+              <w:left w:val="single" w:color="BFBFBF" w:sz="4"/>
+              <w:bottom w:val="single" w:color="BFBFBF" w:sz="4"/>
+              <w:right w:val="single" w:color="BFBFBF" w:sz="4"/>
+            </w:tcBorders>
+            <w:shd w:fill="C6EFCE" w:color="auto" w:val="clear"/>
+            <w:tcMar>
+              <w:top w:type="dxa" w:w="70"/>
+              <w:left w:type="dxa" w:w="100"/>
+              <w:bottom w:type="dxa" w:w="70"/>
+              <w:right w:type="dxa" w:w="100"/>
+            </w:tcMar>
+            <w:vAlign w:val="center"/>
+          </w:tcPr>
+          <w:p>
+            <w:pPr>
+              <w:spacing w:after="0"/>
+              <w:jc w:val="center"/>
+            </w:pPr>
+            <w:r>
+              <w:rPr>
+                <w:rFonts w:ascii="Calibri" w:cs="Calibri" w:eastAsia="Calibri" w:hAnsi="Calibri"/>
+                <w:b/>
+                <w:bCs/>
+                <w:color w:val="1E5E2A"/>
+                <w:sz w:val="18"/>
+                <w:szCs w:val="18"/>
+              </w:rPr>
+              <w:t xml:space="preserve">Terminé</w:t>
+            </w:r>
+          </w:p>
+        </w:tc>
+        <w:tc>
+          <w:tcPr>
+            <w:tcW w:type="dxa" w:w="2198"/>
+            <w:tcBorders>
+              <w:top w:val="single" w:color="BFBFBF" w:sz="4"/>
+              <w:left w:val="single" w:color="BFBFBF" w:sz="4"/>
+              <w:bottom w:val="single" w:color="BFBFBF" w:sz="4"/>
+              <w:right w:val="single" w:color="BFBFBF" w:sz="4"/>
+            </w:tcBorders>
+            <w:tcMar>
+              <w:top w:type="dxa" w:w="70"/>
+              <w:left w:type="dxa" w:w="100"/>
+              <w:bottom w:type="dxa" w:w="70"/>
+              <w:right w:type="dxa" w:w="100"/>
+            </w:tcMar>
+            <w:vAlign w:val="top"/>
+          </w:tcPr>
+          <w:p>
+            <w:pPr>
+              <w:spacing w:after="0"/>
+            </w:pPr>
+            <w:r>
+              <w:rPr>
+                <w:rFonts w:ascii="Calibri" w:cs="Calibri" w:eastAsia="Calibri" w:hAnsi="Calibri"/>
+                <w:b w:val="false"/>
+                <w:bCs w:val="false"/>
+                <w:sz w:val="18"/>
+                <w:szCs w:val="18"/>
+              </w:rPr>
+              <w:t xml:space="preserve">Chromium headless : iPhone mini (375 × 812) et Pro Max (440 × 956) : document défilable de 2 px, page de connexion jusqu'à 812 et 956 ; bureau inchangé ; passage connexion / accueil sans verrou résiduel ; avec session, seul l'accueil est verrouillé ; aucune erreur JS ; effet sur iPhone non testé</w:t>
             </w:r>
           </w:p>
         </w:tc>

--- a/Suivi-des-bugs.docx
+++ b/Suivi-des-bugs.docx
@@ -844,7 +844,7 @@
                 <w:sz w:val="18"/>
                 <w:szCs w:val="18"/>
               </w:rPr>
-              <w:t xml:space="preserve">5</w:t>
+              <w:t xml:space="preserve">6</w:t>
             </w:r>
           </w:p>
         </w:tc>
@@ -981,7 +981,7 @@
                 <w:sz w:val="18"/>
                 <w:szCs w:val="18"/>
               </w:rPr>
-              <w:t xml:space="preserve">20</w:t>
+              <w:t xml:space="preserve">19</w:t>
             </w:r>
           </w:p>
         </w:tc>
@@ -1955,7 +1955,7 @@
           <w:sz w:val="21"/>
           <w:szCs w:val="21"/>
         </w:rPr>
-        <w:t xml:space="preserve">Décisions, comptes à créer, fichiers à fournir, textes à valider. Pour la colonne "Suite à donner" : « Toi » = ton action, « Claude » = ce qu'il fait ensuite. Les lignes en haut de la liste bloquent le plus de travail (Supabase : points 1, 9, 10, 17).</w:t>
+        <w:t xml:space="preserve">Décisions, comptes à créer, fichiers à fournir, textes à valider. Pour la colonne "Suite à donner" : « Toi » = ton action, « Claude » = ce qu'il fait ensuite. Les lignes en haut de la liste bloquent le plus de travail (Supabase : points 1, 9, 17).</w:t>
       </w:r>
     </w:p>
     <w:tbl>
@@ -2678,7 +2678,7 @@
                 <w:sz w:val="18"/>
                 <w:szCs w:val="18"/>
               </w:rPr>
-              <w:t xml:space="preserve">10</w:t>
+              <w:t xml:space="preserve">17</w:t>
             </w:r>
           </w:p>
         </w:tc>
@@ -2711,7 +2711,7 @@
                 <w:sz w:val="18"/>
                 <w:szCs w:val="18"/>
               </w:rPr>
-              <w:t xml:space="preserve">transverse</w:t>
+              <w:t xml:space="preserve">auth.js, index.html</w:t>
             </w:r>
           </w:p>
         </w:tc>
@@ -2744,67 +2744,7 @@
                 <w:sz w:val="18"/>
                 <w:szCs w:val="18"/>
               </w:rPr>
-              <w:t xml:space="preserve">Données uniquement locales : vider le cache, changer de téléphone ou désinstaller efface tout. Limite d'environ 5 Mo par domaine (</w:t>
-            </w:r>
-            <w:r>
-              <w:rPr>
-                <w:rFonts w:ascii="Consolas" w:cs="Consolas" w:eastAsia="Consolas" w:hAnsi="Consolas"/>
-                <w:b w:val="false"/>
-                <w:bCs w:val="false"/>
-                <w:sz w:val="17"/>
-                <w:szCs w:val="17"/>
-              </w:rPr>
-              <w:t xml:space="preserve">gym-history</w:t>
-            </w:r>
-            <w:r>
-              <w:rPr>
-                <w:rFonts w:ascii="Calibri" w:cs="Calibri" w:eastAsia="Calibri" w:hAnsi="Calibri"/>
-                <w:b w:val="false"/>
-                <w:bCs w:val="false"/>
-                <w:sz w:val="18"/>
-                <w:szCs w:val="18"/>
-              </w:rPr>
-              <w:t xml:space="preserve">, </w:t>
-            </w:r>
-            <w:r>
-              <w:rPr>
-                <w:rFonts w:ascii="Consolas" w:cs="Consolas" w:eastAsia="Consolas" w:hAnsi="Consolas"/>
-                <w:b w:val="false"/>
-                <w:bCs w:val="false"/>
-                <w:sz w:val="17"/>
-                <w:szCs w:val="17"/>
-              </w:rPr>
-              <w:t xml:space="preserve">putting_sessions</w:t>
-            </w:r>
-            <w:r>
-              <w:rPr>
-                <w:rFonts w:ascii="Calibri" w:cs="Calibri" w:eastAsia="Calibri" w:hAnsi="Calibri"/>
-                <w:b w:val="false"/>
-                <w:bCs w:val="false"/>
-                <w:sz w:val="18"/>
-                <w:szCs w:val="18"/>
-              </w:rPr>
-              <w:t xml:space="preserve">, </w:t>
-            </w:r>
-            <w:r>
-              <w:rPr>
-                <w:rFonts w:ascii="Consolas" w:cs="Consolas" w:eastAsia="Consolas" w:hAnsi="Consolas"/>
-                <w:b w:val="false"/>
-                <w:bCs w:val="false"/>
-                <w:sz w:val="17"/>
-                <w:szCs w:val="17"/>
-              </w:rPr>
-              <w:t xml:space="preserve">golfStatsRounds</w:t>
-            </w:r>
-            <w:r>
-              <w:rPr>
-                <w:rFonts w:ascii="Calibri" w:cs="Calibri" w:eastAsia="Calibri" w:hAnsi="Calibri"/>
-                <w:b w:val="false"/>
-                <w:bCs w:val="false"/>
-                <w:sz w:val="18"/>
-                <w:szCs w:val="18"/>
-              </w:rPr>
-              <w:t xml:space="preserve"> grossissent à chaque séance).</w:t>
+              <w:t xml:space="preserve">Boutons sans action : 4 boutons Apple / Google (connexion et inscription) sans gestionnaire ; "Mot de passe oublié" vise une page qui n'existe pas. Rien ne s'affiche au clic.</w:t>
             </w:r>
           </w:p>
         </w:tc>
@@ -2906,7 +2846,7 @@
                 <w:sz w:val="18"/>
                 <w:szCs w:val="18"/>
               </w:rPr>
-              <w:t xml:space="preserve">Toi : décider d'une sauvegarde dans Supabase. Claude : écrire la synchronisation.</w:t>
+              <w:t xml:space="preserve">Toi : brancher (suppose Supabase + comptes développeur Apple / Google) ou retirer. Claude : exécuter ton choix.</w:t>
             </w:r>
           </w:p>
         </w:tc>
@@ -2944,7 +2884,7 @@
                 <w:sz w:val="18"/>
                 <w:szCs w:val="18"/>
               </w:rPr>
-              <w:t xml:space="preserve">17</w:t>
+              <w:t xml:space="preserve">2 et 3</w:t>
             </w:r>
           </w:p>
         </w:tc>
@@ -2977,7 +2917,7 @@
                 <w:sz w:val="18"/>
                 <w:szCs w:val="18"/>
               </w:rPr>
-              <w:t xml:space="preserve">auth.js, index.html</w:t>
+              <w:t xml:space="preserve">stats.js, putting.js, wedging.js</w:t>
             </w:r>
           </w:p>
         </w:tc>
@@ -3010,7 +2950,27 @@
                 <w:sz w:val="18"/>
                 <w:szCs w:val="18"/>
               </w:rPr>
-              <w:t xml:space="preserve">Boutons sans action : 4 boutons Apple / Google (connexion et inscription) sans gestionnaire ; "Mot de passe oublié" vise une page qui n'existe pas. Rien ne s'affiche au clic.</w:t>
+              <w:t xml:space="preserve">Architecture des parties : Stats ne lit que </w:t>
+            </w:r>
+            <w:r>
+              <w:rPr>
+                <w:rFonts w:ascii="Consolas" w:cs="Consolas" w:eastAsia="Consolas" w:hAnsi="Consolas"/>
+                <w:b w:val="false"/>
+                <w:bCs w:val="false"/>
+                <w:sz w:val="17"/>
+                <w:szCs w:val="17"/>
+              </w:rPr>
+              <w:t xml:space="preserve">golfStatsRounds</w:t>
+            </w:r>
+            <w:r>
+              <w:rPr>
+                <w:rFonts w:ascii="Calibri" w:cs="Calibri" w:eastAsia="Calibri" w:hAnsi="Calibri"/>
+                <w:b w:val="false"/>
+                <w:bCs w:val="false"/>
+                <w:sz w:val="18"/>
+                <w:szCs w:val="18"/>
+              </w:rPr>
+              <w:t xml:space="preserve"> et le sac de Menu ; un coup supprimé dans Wedging ou Putting reste dans Stats ; les parties saisies avant la passerelle ne sont pas rétro-importées ; deux saisies "Nouveau parcours" distinctes (Putting et Stats).</w:t>
             </w:r>
           </w:p>
         </w:tc>
@@ -3112,7 +3072,7 @@
                 <w:sz w:val="18"/>
                 <w:szCs w:val="18"/>
               </w:rPr>
-              <w:t xml:space="preserve">Toi : brancher (suppose Supabase + comptes développeur Apple / Google) ou retirer. Claude : exécuter ton choix.</w:t>
+              <w:t xml:space="preserve">Toi : décider d'une seule saisie de parties et d'un seul stockage. Claude : fusionner et migrer les données existantes.</w:t>
             </w:r>
           </w:p>
         </w:tc>
@@ -3150,7 +3110,7 @@
                 <w:sz w:val="18"/>
                 <w:szCs w:val="18"/>
               </w:rPr>
-              <w:t xml:space="preserve">2 et 3</w:t>
+              <w:t xml:space="preserve">31 (reste)</w:t>
             </w:r>
           </w:p>
         </w:tc>
@@ -3183,7 +3143,7 @@
                 <w:sz w:val="18"/>
                 <w:szCs w:val="18"/>
               </w:rPr>
-              <w:t xml:space="preserve">stats.js, putting.js, wedging.js</w:t>
+              <w:t xml:space="preserve">stats.js</w:t>
             </w:r>
           </w:p>
         </w:tc>
@@ -3216,27 +3176,7 @@
                 <w:sz w:val="18"/>
                 <w:szCs w:val="18"/>
               </w:rPr>
-              <w:t xml:space="preserve">Architecture des parties : Stats ne lit que </w:t>
-            </w:r>
-            <w:r>
-              <w:rPr>
-                <w:rFonts w:ascii="Consolas" w:cs="Consolas" w:eastAsia="Consolas" w:hAnsi="Consolas"/>
-                <w:b w:val="false"/>
-                <w:bCs w:val="false"/>
-                <w:sz w:val="17"/>
-                <w:szCs w:val="17"/>
-              </w:rPr>
-              <w:t xml:space="preserve">golfStatsRounds</w:t>
-            </w:r>
-            <w:r>
-              <w:rPr>
-                <w:rFonts w:ascii="Calibri" w:cs="Calibri" w:eastAsia="Calibri" w:hAnsi="Calibri"/>
-                <w:b w:val="false"/>
-                <w:bCs w:val="false"/>
-                <w:sz w:val="18"/>
-                <w:szCs w:val="18"/>
-              </w:rPr>
-              <w:t xml:space="preserve"> et le sac de Menu ; un coup supprimé dans Wedging ou Putting reste dans Stats ; les parties saisies avant la passerelle ne sont pas rétro-importées ; deux saisies "Nouveau parcours" distinctes (Putting et Stats).</w:t>
+              <w:t xml:space="preserve">Pas de modification d'une partie enregistrée : corriger un score ou un trou mal saisi oblige à supprimer puis ressaisir la partie.</w:t>
             </w:r>
           </w:p>
         </w:tc>
@@ -3338,7 +3278,7 @@
                 <w:sz w:val="18"/>
                 <w:szCs w:val="18"/>
               </w:rPr>
-              <w:t xml:space="preserve">Toi : décider d'une seule saisie de parties et d'un seul stockage. Claude : fusionner et migrer les données existantes.</w:t>
+              <w:t xml:space="preserve">Toi : veux-tu un écran de modification ? Claude : le construire si oui.</w:t>
             </w:r>
           </w:p>
         </w:tc>
@@ -3376,7 +3316,7 @@
                 <w:sz w:val="18"/>
                 <w:szCs w:val="18"/>
               </w:rPr>
-              <w:t xml:space="preserve">31 (reste)</w:t>
+              <w:t xml:space="preserve">68</w:t>
             </w:r>
           </w:p>
         </w:tc>
@@ -3409,7 +3349,7 @@
                 <w:sz w:val="18"/>
                 <w:szCs w:val="18"/>
               </w:rPr>
-              <w:t xml:space="preserve">stats.js</w:t>
+              <w:t xml:space="preserve">putting.js, HomePage</w:t>
             </w:r>
           </w:p>
         </w:tc>
@@ -3442,7 +3382,7 @@
                 <w:sz w:val="18"/>
                 <w:szCs w:val="18"/>
               </w:rPr>
-              <w:t xml:space="preserve">Pas de modification d'une partie enregistrée : corriger un score ou un trou mal saisi oblige à supprimer puis ressaisir la partie.</w:t>
+              <w:t xml:space="preserve">Encadrés de l'accueil ("Objectif semaine", "Dernière séance") alimentés par le Putting seul : les séances Gym et Wedging ne comptent pas, et une partie Stats en saisie rapide (sans distance de premier putt) non plus. Constaté en simulation.</w:t>
             </w:r>
           </w:p>
         </w:tc>
@@ -3544,7 +3484,7 @@
                 <w:sz w:val="18"/>
                 <w:szCs w:val="18"/>
               </w:rPr>
-              <w:t xml:space="preserve">Toi : veux-tu un écran de modification ? Claude : le construire si oui.</w:t>
+              <w:t xml:space="preserve">Toi : compter toute l'activité (Gym, Wedging, parties Stats) ou renommer les encadrés "Putting". Claude : exécuter.</w:t>
             </w:r>
           </w:p>
         </w:tc>
@@ -3582,7 +3522,7 @@
                 <w:sz w:val="18"/>
                 <w:szCs w:val="18"/>
               </w:rPr>
-              <w:t xml:space="preserve">68</w:t>
+              <w:t xml:space="preserve">7</w:t>
             </w:r>
           </w:p>
         </w:tc>
@@ -3615,7 +3555,7 @@
                 <w:sz w:val="18"/>
                 <w:szCs w:val="18"/>
               </w:rPr>
-              <w:t xml:space="preserve">putting.js, HomePage</w:t>
+              <w:t xml:space="preserve">gym.js, stats.js, *.css</w:t>
             </w:r>
           </w:p>
         </w:tc>
@@ -3648,7 +3588,107 @@
                 <w:sz w:val="18"/>
                 <w:szCs w:val="18"/>
               </w:rPr>
-              <w:t xml:space="preserve">Encadrés de l'accueil ("Objectif semaine", "Dernière séance") alimentés par le Putting seul : les séances Gym et Wedging ne comptent pas, et une partie Stats en saisie rapide (sans distance de premier putt) non plus. Constaté en simulation.</w:t>
+              <w:t xml:space="preserve">Poids chargé au démarrage : </w:t>
+            </w:r>
+            <w:r>
+              <w:rPr>
+                <w:rFonts w:ascii="Consolas" w:cs="Consolas" w:eastAsia="Consolas" w:hAnsi="Consolas"/>
+                <w:b w:val="false"/>
+                <w:bCs w:val="false"/>
+                <w:sz w:val="17"/>
+                <w:szCs w:val="17"/>
+              </w:rPr>
+              <w:t xml:space="preserve">gym.js</w:t>
+            </w:r>
+            <w:r>
+              <w:rPr>
+                <w:rFonts w:ascii="Calibri" w:cs="Calibri" w:eastAsia="Calibri" w:hAnsi="Calibri"/>
+                <w:b w:val="false"/>
+                <w:bCs w:val="false"/>
+                <w:sz w:val="18"/>
+                <w:szCs w:val="18"/>
+              </w:rPr>
+              <w:t xml:space="preserve"> 413 Ko, </w:t>
+            </w:r>
+            <w:r>
+              <w:rPr>
+                <w:rFonts w:ascii="Consolas" w:cs="Consolas" w:eastAsia="Consolas" w:hAnsi="Consolas"/>
+                <w:b w:val="false"/>
+                <w:bCs w:val="false"/>
+                <w:sz w:val="17"/>
+                <w:szCs w:val="17"/>
+              </w:rPr>
+              <w:t xml:space="preserve">stats.js</w:t>
+            </w:r>
+            <w:r>
+              <w:rPr>
+                <w:rFonts w:ascii="Calibri" w:cs="Calibri" w:eastAsia="Calibri" w:hAnsi="Calibri"/>
+                <w:b w:val="false"/>
+                <w:bCs w:val="false"/>
+                <w:sz w:val="18"/>
+                <w:szCs w:val="18"/>
+              </w:rPr>
+              <w:t xml:space="preserve"> 210 Ko, </w:t>
+            </w:r>
+            <w:r>
+              <w:rPr>
+                <w:rFonts w:ascii="Consolas" w:cs="Consolas" w:eastAsia="Consolas" w:hAnsi="Consolas"/>
+                <w:b w:val="false"/>
+                <w:bCs w:val="false"/>
+                <w:sz w:val="17"/>
+                <w:szCs w:val="17"/>
+              </w:rPr>
+              <w:t xml:space="preserve">putting.js</w:t>
+            </w:r>
+            <w:r>
+              <w:rPr>
+                <w:rFonts w:ascii="Calibri" w:cs="Calibri" w:eastAsia="Calibri" w:hAnsi="Calibri"/>
+                <w:b w:val="false"/>
+                <w:bCs w:val="false"/>
+                <w:sz w:val="18"/>
+                <w:szCs w:val="18"/>
+              </w:rPr>
+              <w:t xml:space="preserve"> 175 Ko, </w:t>
+            </w:r>
+            <w:r>
+              <w:rPr>
+                <w:rFonts w:ascii="Consolas" w:cs="Consolas" w:eastAsia="Consolas" w:hAnsi="Consolas"/>
+                <w:b w:val="false"/>
+                <w:bCs w:val="false"/>
+                <w:sz w:val="17"/>
+                <w:szCs w:val="17"/>
+              </w:rPr>
+              <w:t xml:space="preserve">stats.css</w:t>
+            </w:r>
+            <w:r>
+              <w:rPr>
+                <w:rFonts w:ascii="Calibri" w:cs="Calibri" w:eastAsia="Calibri" w:hAnsi="Calibri"/>
+                <w:b w:val="false"/>
+                <w:bCs w:val="false"/>
+                <w:sz w:val="18"/>
+                <w:szCs w:val="18"/>
+              </w:rPr>
+              <w:t xml:space="preserve"> 89 Ko, </w:t>
+            </w:r>
+            <w:r>
+              <w:rPr>
+                <w:rFonts w:ascii="Consolas" w:cs="Consolas" w:eastAsia="Consolas" w:hAnsi="Consolas"/>
+                <w:b w:val="false"/>
+                <w:bCs w:val="false"/>
+                <w:sz w:val="17"/>
+                <w:szCs w:val="17"/>
+              </w:rPr>
+              <w:t xml:space="preserve">gym.css</w:t>
+            </w:r>
+            <w:r>
+              <w:rPr>
+                <w:rFonts w:ascii="Calibri" w:cs="Calibri" w:eastAsia="Calibri" w:hAnsi="Calibri"/>
+                <w:b w:val="false"/>
+                <w:bCs w:val="false"/>
+                <w:sz w:val="18"/>
+                <w:szCs w:val="18"/>
+              </w:rPr>
+              <w:t xml:space="preserve"> 68 Ko, y compris pour les parties jamais ouvertes.</w:t>
             </w:r>
           </w:p>
         </w:tc>
@@ -3750,7 +3790,7 @@
                 <w:sz w:val="18"/>
                 <w:szCs w:val="18"/>
               </w:rPr>
-              <w:t xml:space="preserve">Toi : compter toute l'activité (Gym, Wedging, parties Stats) ou renommer les encadrés "Putting". Claude : exécuter.</w:t>
+              <w:t xml:space="preserve">Toi : décider du chargement à la demande. Claude : le mettre en place.</w:t>
             </w:r>
           </w:p>
         </w:tc>
@@ -3788,7 +3828,7 @@
                 <w:sz w:val="18"/>
                 <w:szCs w:val="18"/>
               </w:rPr>
-              <w:t xml:space="preserve">7</w:t>
+              <w:t xml:space="preserve">26</w:t>
             </w:r>
           </w:p>
         </w:tc>
@@ -3821,7 +3861,7 @@
                 <w:sz w:val="18"/>
                 <w:szCs w:val="18"/>
               </w:rPr>
-              <w:t xml:space="preserve">gym.js, stats.js, *.css</w:t>
+              <w:t xml:space="preserve">images/</w:t>
             </w:r>
           </w:p>
         </w:tc>
@@ -3854,7 +3894,7 @@
                 <w:sz w:val="18"/>
                 <w:szCs w:val="18"/>
               </w:rPr>
-              <w:t xml:space="preserve">Poids chargé au démarrage : </w:t>
+              <w:t xml:space="preserve">Poids du dépôt : 28 PNG inutilisés, plus les orphelines </w:t>
             </w:r>
             <w:r>
               <w:rPr>
@@ -3864,17 +3904,17 @@
                 <w:sz w:val="17"/>
                 <w:szCs w:val="17"/>
               </w:rPr>
-              <w:t xml:space="preserve">gym.js</w:t>
-            </w:r>
-            <w:r>
-              <w:rPr>
-                <w:rFonts w:ascii="Calibri" w:cs="Calibri" w:eastAsia="Calibri" w:hAnsi="Calibri"/>
-                <w:b w:val="false"/>
-                <w:bCs w:val="false"/>
-                <w:sz w:val="18"/>
-                <w:szCs w:val="18"/>
-              </w:rPr>
-              <w:t xml:space="preserve"> 413 Ko, </w:t>
+              <w:t xml:space="preserve">FondEcranBoutonDenivele</w:t>
+            </w:r>
+            <w:r>
+              <w:rPr>
+                <w:rFonts w:ascii="Calibri" w:cs="Calibri" w:eastAsia="Calibri" w:hAnsi="Calibri"/>
+                <w:b w:val="false"/>
+                <w:bCs w:val="false"/>
+                <w:sz w:val="18"/>
+                <w:szCs w:val="18"/>
+              </w:rPr>
+              <w:t xml:space="preserve">, </w:t>
             </w:r>
             <w:r>
               <w:rPr>
@@ -3884,17 +3924,17 @@
                 <w:sz w:val="17"/>
                 <w:szCs w:val="17"/>
               </w:rPr>
-              <w:t xml:space="preserve">stats.js</w:t>
-            </w:r>
-            <w:r>
-              <w:rPr>
-                <w:rFonts w:ascii="Calibri" w:cs="Calibri" w:eastAsia="Calibri" w:hAnsi="Calibri"/>
-                <w:b w:val="false"/>
-                <w:bCs w:val="false"/>
-                <w:sz w:val="18"/>
-                <w:szCs w:val="18"/>
-              </w:rPr>
-              <w:t xml:space="preserve"> 210 Ko, </w:t>
+              <w:t xml:space="preserve">FondEcranBoutonDistance</w:t>
+            </w:r>
+            <w:r>
+              <w:rPr>
+                <w:rFonts w:ascii="Calibri" w:cs="Calibri" w:eastAsia="Calibri" w:hAnsi="Calibri"/>
+                <w:b w:val="false"/>
+                <w:bCs w:val="false"/>
+                <w:sz w:val="18"/>
+                <w:szCs w:val="18"/>
+              </w:rPr>
+              <w:t xml:space="preserve">, </w:t>
             </w:r>
             <w:r>
               <w:rPr>
@@ -3904,17 +3944,17 @@
                 <w:sz w:val="17"/>
                 <w:szCs w:val="17"/>
               </w:rPr>
-              <w:t xml:space="preserve">putting.js</w:t>
-            </w:r>
-            <w:r>
-              <w:rPr>
-                <w:rFonts w:ascii="Calibri" w:cs="Calibri" w:eastAsia="Calibri" w:hAnsi="Calibri"/>
-                <w:b w:val="false"/>
-                <w:bCs w:val="false"/>
-                <w:sz w:val="18"/>
-                <w:szCs w:val="18"/>
-              </w:rPr>
-              <w:t xml:space="preserve"> 175 Ko, </w:t>
+              <w:t xml:space="preserve">FondEcranBoutonVent</w:t>
+            </w:r>
+            <w:r>
+              <w:rPr>
+                <w:rFonts w:ascii="Calibri" w:cs="Calibri" w:eastAsia="Calibri" w:hAnsi="Calibri"/>
+                <w:b w:val="false"/>
+                <w:bCs w:val="false"/>
+                <w:sz w:val="18"/>
+                <w:szCs w:val="18"/>
+              </w:rPr>
+              <w:t xml:space="preserve">, </w:t>
             </w:r>
             <w:r>
               <w:rPr>
@@ -3924,17 +3964,17 @@
                 <w:sz w:val="17"/>
                 <w:szCs w:val="17"/>
               </w:rPr>
-              <w:t xml:space="preserve">stats.css</w:t>
-            </w:r>
-            <w:r>
-              <w:rPr>
-                <w:rFonts w:ascii="Calibri" w:cs="Calibri" w:eastAsia="Calibri" w:hAnsi="Calibri"/>
-                <w:b w:val="false"/>
-                <w:bCs w:val="false"/>
-                <w:sz w:val="18"/>
-                <w:szCs w:val="18"/>
-              </w:rPr>
-              <w:t xml:space="preserve"> 89 Ko, </w:t>
+              <w:t xml:space="preserve">popupareprendre</w:t>
+            </w:r>
+            <w:r>
+              <w:rPr>
+                <w:rFonts w:ascii="Calibri" w:cs="Calibri" w:eastAsia="Calibri" w:hAnsi="Calibri"/>
+                <w:b w:val="false"/>
+                <w:bCs w:val="false"/>
+                <w:sz w:val="18"/>
+                <w:szCs w:val="18"/>
+              </w:rPr>
+              <w:t xml:space="preserve"> (.png et .webp) et </w:t>
             </w:r>
             <w:r>
               <w:rPr>
@@ -3944,17 +3984,17 @@
                 <w:sz w:val="17"/>
                 <w:szCs w:val="17"/>
               </w:rPr>
-              <w:t xml:space="preserve">gym.css</w:t>
-            </w:r>
-            <w:r>
-              <w:rPr>
-                <w:rFonts w:ascii="Calibri" w:cs="Calibri" w:eastAsia="Calibri" w:hAnsi="Calibri"/>
-                <w:b w:val="false"/>
-                <w:bCs w:val="false"/>
-                <w:sz w:val="18"/>
-                <w:szCs w:val="18"/>
-              </w:rPr>
-              <w:t xml:space="preserve"> 68 Ko, y compris pour les parties jamais ouvertes.</w:t>
+              <w:t xml:space="preserve">ProgrammeForce.png</w:t>
+            </w:r>
+            <w:r>
+              <w:rPr>
+                <w:rFonts w:ascii="Calibri" w:cs="Calibri" w:eastAsia="Calibri" w:hAnsi="Calibri"/>
+                <w:b w:val="false"/>
+                <w:bCs w:val="false"/>
+                <w:sz w:val="18"/>
+                <w:szCs w:val="18"/>
+              </w:rPr>
+              <w:t xml:space="preserve">.</w:t>
             </w:r>
           </w:p>
         </w:tc>
@@ -4023,7 +4063,7 @@
                 <w:sz w:val="18"/>
                 <w:szCs w:val="18"/>
               </w:rPr>
-              <w:t xml:space="preserve">Propriétaire → Claude</w:t>
+              <w:t xml:space="preserve">Propriétaire</w:t>
             </w:r>
           </w:p>
         </w:tc>
@@ -4056,7 +4096,7 @@
                 <w:sz w:val="18"/>
                 <w:szCs w:val="18"/>
               </w:rPr>
-              <w:t xml:space="preserve">Toi : décider du chargement à la demande. Claude : le mettre en place.</w:t>
+              <w:t xml:space="preserve">Toi : confirmer qu'aucune branche ne les utilise, puis les supprimer dans GitHub.</w:t>
             </w:r>
           </w:p>
         </w:tc>
@@ -4094,7 +4134,7 @@
                 <w:sz w:val="18"/>
                 <w:szCs w:val="18"/>
               </w:rPr>
-              <w:t xml:space="preserve">26</w:t>
+              <w:t xml:space="preserve">8</w:t>
             </w:r>
           </w:p>
         </w:tc>
@@ -4127,7 +4167,7 @@
                 <w:sz w:val="18"/>
                 <w:szCs w:val="18"/>
               </w:rPr>
-              <w:t xml:space="preserve">images/</w:t>
+              <w:t xml:space="preserve">menu.js</w:t>
             </w:r>
           </w:p>
         </w:tc>
@@ -4160,7 +4200,7 @@
                 <w:sz w:val="18"/>
                 <w:szCs w:val="18"/>
               </w:rPr>
-              <w:t xml:space="preserve">Poids du dépôt : 28 PNG inutilisés, plus les orphelines </w:t>
+              <w:t xml:space="preserve">Textes légaux non publiables en l'état : champs </w:t>
             </w:r>
             <w:r>
               <w:rPr>
@@ -4170,17 +4210,17 @@
                 <w:sz w:val="17"/>
                 <w:szCs w:val="17"/>
               </w:rPr>
-              <w:t xml:space="preserve">FondEcranBoutonDenivele</w:t>
-            </w:r>
-            <w:r>
-              <w:rPr>
-                <w:rFonts w:ascii="Calibri" w:cs="Calibri" w:eastAsia="Calibri" w:hAnsi="Calibri"/>
-                <w:b w:val="false"/>
-                <w:bCs w:val="false"/>
-                <w:sz w:val="18"/>
-                <w:szCs w:val="18"/>
-              </w:rPr>
-              <w:t xml:space="preserve">, </w:t>
+              <w:t xml:space="preserve">[À COMPLÉTER : ...]</w:t>
+            </w:r>
+            <w:r>
+              <w:rPr>
+                <w:rFonts w:ascii="Calibri" w:cs="Calibri" w:eastAsia="Calibri" w:hAnsi="Calibri"/>
+                <w:b w:val="false"/>
+                <w:bCs w:val="false"/>
+                <w:sz w:val="18"/>
+                <w:szCs w:val="18"/>
+              </w:rPr>
+              <w:t xml:space="preserve"> de </w:t>
             </w:r>
             <w:r>
               <w:rPr>
@@ -4190,17 +4230,17 @@
                 <w:sz w:val="17"/>
                 <w:szCs w:val="17"/>
               </w:rPr>
-              <w:t xml:space="preserve">FondEcranBoutonDistance</w:t>
-            </w:r>
-            <w:r>
-              <w:rPr>
-                <w:rFonts w:ascii="Calibri" w:cs="Calibri" w:eastAsia="Calibri" w:hAnsi="Calibri"/>
-                <w:b w:val="false"/>
-                <w:bCs w:val="false"/>
-                <w:sz w:val="18"/>
-                <w:szCs w:val="18"/>
-              </w:rPr>
-              <w:t xml:space="preserve">, </w:t>
+              <w:t xml:space="preserve">MENU_LEGAL</w:t>
+            </w:r>
+            <w:r>
+              <w:rPr>
+                <w:rFonts w:ascii="Calibri" w:cs="Calibri" w:eastAsia="Calibri" w:hAnsi="Calibri"/>
+                <w:b w:val="false"/>
+                <w:bCs w:val="false"/>
+                <w:sz w:val="18"/>
+                <w:szCs w:val="18"/>
+              </w:rPr>
+              <w:t xml:space="preserve"> ; </w:t>
             </w:r>
             <w:r>
               <w:rPr>
@@ -4210,312 +4250,6 @@
                 <w:sz w:val="17"/>
                 <w:szCs w:val="17"/>
               </w:rPr>
-              <w:t xml:space="preserve">FondEcranBoutonVent</w:t>
-            </w:r>
-            <w:r>
-              <w:rPr>
-                <w:rFonts w:ascii="Calibri" w:cs="Calibri" w:eastAsia="Calibri" w:hAnsi="Calibri"/>
-                <w:b w:val="false"/>
-                <w:bCs w:val="false"/>
-                <w:sz w:val="18"/>
-                <w:szCs w:val="18"/>
-              </w:rPr>
-              <w:t xml:space="preserve">, </w:t>
-            </w:r>
-            <w:r>
-              <w:rPr>
-                <w:rFonts w:ascii="Consolas" w:cs="Consolas" w:eastAsia="Consolas" w:hAnsi="Consolas"/>
-                <w:b w:val="false"/>
-                <w:bCs w:val="false"/>
-                <w:sz w:val="17"/>
-                <w:szCs w:val="17"/>
-              </w:rPr>
-              <w:t xml:space="preserve">popupareprendre</w:t>
-            </w:r>
-            <w:r>
-              <w:rPr>
-                <w:rFonts w:ascii="Calibri" w:cs="Calibri" w:eastAsia="Calibri" w:hAnsi="Calibri"/>
-                <w:b w:val="false"/>
-                <w:bCs w:val="false"/>
-                <w:sz w:val="18"/>
-                <w:szCs w:val="18"/>
-              </w:rPr>
-              <w:t xml:space="preserve"> (.png et .webp) et </w:t>
-            </w:r>
-            <w:r>
-              <w:rPr>
-                <w:rFonts w:ascii="Consolas" w:cs="Consolas" w:eastAsia="Consolas" w:hAnsi="Consolas"/>
-                <w:b w:val="false"/>
-                <w:bCs w:val="false"/>
-                <w:sz w:val="17"/>
-                <w:szCs w:val="17"/>
-              </w:rPr>
-              <w:t xml:space="preserve">ProgrammeForce.png</w:t>
-            </w:r>
-            <w:r>
-              <w:rPr>
-                <w:rFonts w:ascii="Calibri" w:cs="Calibri" w:eastAsia="Calibri" w:hAnsi="Calibri"/>
-                <w:b w:val="false"/>
-                <w:bCs w:val="false"/>
-                <w:sz w:val="18"/>
-                <w:szCs w:val="18"/>
-              </w:rPr>
-              <w:t xml:space="preserve">.</w:t>
-            </w:r>
-          </w:p>
-        </w:tc>
-        <w:tc>
-          <w:tcPr>
-            <w:tcW w:type="dxa" w:w="1100"/>
-            <w:tcBorders>
-              <w:top w:val="single" w:color="BFBFBF" w:sz="4"/>
-              <w:left w:val="single" w:color="BFBFBF" w:sz="4"/>
-              <w:bottom w:val="single" w:color="BFBFBF" w:sz="4"/>
-              <w:right w:val="single" w:color="BFBFBF" w:sz="4"/>
-            </w:tcBorders>
-            <w:shd w:fill="FFC7CE" w:color="auto" w:val="clear"/>
-            <w:tcMar>
-              <w:top w:type="dxa" w:w="70"/>
-              <w:left w:type="dxa" w:w="100"/>
-              <w:bottom w:type="dxa" w:w="70"/>
-              <w:right w:type="dxa" w:w="100"/>
-            </w:tcMar>
-            <w:vAlign w:val="center"/>
-          </w:tcPr>
-          <w:p>
-            <w:pPr>
-              <w:spacing w:after="0"/>
-              <w:jc w:val="center"/>
-            </w:pPr>
-            <w:r>
-              <w:rPr>
-                <w:rFonts w:ascii="Calibri" w:cs="Calibri" w:eastAsia="Calibri" w:hAnsi="Calibri"/>
-                <w:b/>
-                <w:bCs/>
-                <w:color w:val="9C0006"/>
-                <w:sz w:val="18"/>
-                <w:szCs w:val="18"/>
-              </w:rPr>
-              <w:t xml:space="preserve">À faire</w:t>
-            </w:r>
-          </w:p>
-        </w:tc>
-        <w:tc>
-          <w:tcPr>
-            <w:tcW w:type="dxa" w:w="1700"/>
-            <w:tcBorders>
-              <w:top w:val="single" w:color="BFBFBF" w:sz="4"/>
-              <w:left w:val="single" w:color="BFBFBF" w:sz="4"/>
-              <w:bottom w:val="single" w:color="BFBFBF" w:sz="4"/>
-              <w:right w:val="single" w:color="BFBFBF" w:sz="4"/>
-            </w:tcBorders>
-            <w:tcMar>
-              <w:top w:type="dxa" w:w="70"/>
-              <w:left w:type="dxa" w:w="100"/>
-              <w:bottom w:type="dxa" w:w="70"/>
-              <w:right w:type="dxa" w:w="100"/>
-            </w:tcMar>
-            <w:vAlign w:val="top"/>
-          </w:tcPr>
-          <w:p>
-            <w:pPr>
-              <w:spacing w:after="0"/>
-            </w:pPr>
-            <w:r>
-              <w:rPr>
-                <w:rFonts w:ascii="Calibri" w:cs="Calibri" w:eastAsia="Calibri" w:hAnsi="Calibri"/>
-                <w:b w:val="false"/>
-                <w:bCs w:val="false"/>
-                <w:sz w:val="18"/>
-                <w:szCs w:val="18"/>
-              </w:rPr>
-              <w:t xml:space="preserve">Propriétaire</w:t>
-            </w:r>
-          </w:p>
-        </w:tc>
-        <w:tc>
-          <w:tcPr>
-            <w:tcW w:type="dxa" w:w="3398"/>
-            <w:tcBorders>
-              <w:top w:val="single" w:color="BFBFBF" w:sz="4"/>
-              <w:left w:val="single" w:color="BFBFBF" w:sz="4"/>
-              <w:bottom w:val="single" w:color="BFBFBF" w:sz="4"/>
-              <w:right w:val="single" w:color="BFBFBF" w:sz="4"/>
-            </w:tcBorders>
-            <w:tcMar>
-              <w:top w:type="dxa" w:w="70"/>
-              <w:left w:type="dxa" w:w="100"/>
-              <w:bottom w:type="dxa" w:w="70"/>
-              <w:right w:type="dxa" w:w="100"/>
-            </w:tcMar>
-            <w:vAlign w:val="top"/>
-          </w:tcPr>
-          <w:p>
-            <w:pPr>
-              <w:spacing w:after="0"/>
-            </w:pPr>
-            <w:r>
-              <w:rPr>
-                <w:rFonts w:ascii="Calibri" w:cs="Calibri" w:eastAsia="Calibri" w:hAnsi="Calibri"/>
-                <w:b w:val="false"/>
-                <w:bCs w:val="false"/>
-                <w:sz w:val="18"/>
-                <w:szCs w:val="18"/>
-              </w:rPr>
-              <w:t xml:space="preserve">Toi : confirmer qu'aucune branche ne les utilise, puis les supprimer dans GitHub.</w:t>
-            </w:r>
-          </w:p>
-        </w:tc>
-      </w:tr>
-      <w:tr>
-        <w:trPr>
-          <w:cantSplit/>
-        </w:trPr>
-        <w:tc>
-          <w:tcPr>
-            <w:tcW w:type="dxa" w:w="1500"/>
-            <w:tcBorders>
-              <w:top w:val="single" w:color="BFBFBF" w:sz="4"/>
-              <w:left w:val="single" w:color="BFBFBF" w:sz="4"/>
-              <w:bottom w:val="single" w:color="BFBFBF" w:sz="4"/>
-              <w:right w:val="single" w:color="BFBFBF" w:sz="4"/>
-            </w:tcBorders>
-            <w:tcMar>
-              <w:top w:type="dxa" w:w="70"/>
-              <w:left w:type="dxa" w:w="100"/>
-              <w:bottom w:type="dxa" w:w="70"/>
-              <w:right w:type="dxa" w:w="100"/>
-            </w:tcMar>
-            <w:vAlign w:val="top"/>
-          </w:tcPr>
-          <w:p>
-            <w:pPr>
-              <w:spacing w:after="0"/>
-            </w:pPr>
-            <w:r>
-              <w:rPr>
-                <w:rFonts w:ascii="Calibri" w:cs="Calibri" w:eastAsia="Calibri" w:hAnsi="Calibri"/>
-                <w:b/>
-                <w:bCs/>
-                <w:sz w:val="18"/>
-                <w:szCs w:val="18"/>
-              </w:rPr>
-              <w:t xml:space="preserve">8</w:t>
-            </w:r>
-          </w:p>
-        </w:tc>
-        <w:tc>
-          <w:tcPr>
-            <w:tcW w:type="dxa" w:w="2100"/>
-            <w:tcBorders>
-              <w:top w:val="single" w:color="BFBFBF" w:sz="4"/>
-              <w:left w:val="single" w:color="BFBFBF" w:sz="4"/>
-              <w:bottom w:val="single" w:color="BFBFBF" w:sz="4"/>
-              <w:right w:val="single" w:color="BFBFBF" w:sz="4"/>
-            </w:tcBorders>
-            <w:tcMar>
-              <w:top w:type="dxa" w:w="70"/>
-              <w:left w:type="dxa" w:w="100"/>
-              <w:bottom w:type="dxa" w:w="70"/>
-              <w:right w:type="dxa" w:w="100"/>
-            </w:tcMar>
-            <w:vAlign w:val="top"/>
-          </w:tcPr>
-          <w:p>
-            <w:pPr>
-              <w:spacing w:after="0"/>
-            </w:pPr>
-            <w:r>
-              <w:rPr>
-                <w:rFonts w:ascii="Calibri" w:cs="Calibri" w:eastAsia="Calibri" w:hAnsi="Calibri"/>
-                <w:b w:val="false"/>
-                <w:bCs w:val="false"/>
-                <w:sz w:val="18"/>
-                <w:szCs w:val="18"/>
-              </w:rPr>
-              <w:t xml:space="preserve">menu.js</w:t>
-            </w:r>
-          </w:p>
-        </w:tc>
-        <w:tc>
-          <w:tcPr>
-            <w:tcW w:type="dxa" w:w="5600"/>
-            <w:tcBorders>
-              <w:top w:val="single" w:color="BFBFBF" w:sz="4"/>
-              <w:left w:val="single" w:color="BFBFBF" w:sz="4"/>
-              <w:bottom w:val="single" w:color="BFBFBF" w:sz="4"/>
-              <w:right w:val="single" w:color="BFBFBF" w:sz="4"/>
-            </w:tcBorders>
-            <w:tcMar>
-              <w:top w:type="dxa" w:w="70"/>
-              <w:left w:type="dxa" w:w="100"/>
-              <w:bottom w:type="dxa" w:w="70"/>
-              <w:right w:type="dxa" w:w="100"/>
-            </w:tcMar>
-            <w:vAlign w:val="top"/>
-          </w:tcPr>
-          <w:p>
-            <w:pPr>
-              <w:spacing w:after="0"/>
-            </w:pPr>
-            <w:r>
-              <w:rPr>
-                <w:rFonts w:ascii="Calibri" w:cs="Calibri" w:eastAsia="Calibri" w:hAnsi="Calibri"/>
-                <w:b w:val="false"/>
-                <w:bCs w:val="false"/>
-                <w:sz w:val="18"/>
-                <w:szCs w:val="18"/>
-              </w:rPr>
-              <w:t xml:space="preserve">Textes légaux non publiables en l'état : ils décrivent la cible (Supabase) alors que le code est local ; champs </w:t>
-            </w:r>
-            <w:r>
-              <w:rPr>
-                <w:rFonts w:ascii="Consolas" w:cs="Consolas" w:eastAsia="Consolas" w:hAnsi="Consolas"/>
-                <w:b w:val="false"/>
-                <w:bCs w:val="false"/>
-                <w:sz w:val="17"/>
-                <w:szCs w:val="17"/>
-              </w:rPr>
-              <w:t xml:space="preserve">[À COMPLÉTER : ...]</w:t>
-            </w:r>
-            <w:r>
-              <w:rPr>
-                <w:rFonts w:ascii="Calibri" w:cs="Calibri" w:eastAsia="Calibri" w:hAnsi="Calibri"/>
-                <w:b w:val="false"/>
-                <w:bCs w:val="false"/>
-                <w:sz w:val="18"/>
-                <w:szCs w:val="18"/>
-              </w:rPr>
-              <w:t xml:space="preserve"> de </w:t>
-            </w:r>
-            <w:r>
-              <w:rPr>
-                <w:rFonts w:ascii="Consolas" w:cs="Consolas" w:eastAsia="Consolas" w:hAnsi="Consolas"/>
-                <w:b w:val="false"/>
-                <w:bCs w:val="false"/>
-                <w:sz w:val="17"/>
-                <w:szCs w:val="17"/>
-              </w:rPr>
-              <w:t xml:space="preserve">MENU_LEGAL</w:t>
-            </w:r>
-            <w:r>
-              <w:rPr>
-                <w:rFonts w:ascii="Calibri" w:cs="Calibri" w:eastAsia="Calibri" w:hAnsi="Calibri"/>
-                <w:b w:val="false"/>
-                <w:bCs w:val="false"/>
-                <w:sz w:val="18"/>
-                <w:szCs w:val="18"/>
-              </w:rPr>
-              <w:t xml:space="preserve"> ; </w:t>
-            </w:r>
-            <w:r>
-              <w:rPr>
-                <w:rFonts w:ascii="Consolas" w:cs="Consolas" w:eastAsia="Consolas" w:hAnsi="Consolas"/>
-                <w:b w:val="false"/>
-                <w:bCs w:val="false"/>
-                <w:sz w:val="17"/>
-                <w:szCs w:val="17"/>
-              </w:rPr>
               <w:t xml:space="preserve">deleteMenuData()</w:t>
             </w:r>
             <w:r>
@@ -4526,7 +4260,7 @@
                 <w:sz w:val="18"/>
                 <w:szCs w:val="18"/>
               </w:rPr>
-              <w:t xml:space="preserve"> ne supprime rien côté serveur.</w:t>
+              <w:t xml:space="preserve"> efface les données du compte côté serveur mais pas le compte lui-même (Edge Function à écrire).</w:t>
             </w:r>
           </w:p>
         </w:tc>
@@ -9042,6 +8776,212 @@
                 <w:szCs w:val="18"/>
               </w:rPr>
               <w:t xml:space="preserve">Tester : quitter un exercice à moitié, vérifier la carte et Reprendre ; ajouter des coups et contrôler les groupes par date, la suppression d'un coup et les filtres.</w:t>
+            </w:r>
+          </w:p>
+        </w:tc>
+      </w:tr>
+      <w:tr>
+        <w:trPr>
+          <w:cantSplit/>
+        </w:trPr>
+        <w:tc>
+          <w:tcPr>
+            <w:tcW w:type="dxa" w:w="1500"/>
+            <w:tcBorders>
+              <w:top w:val="single" w:color="BFBFBF" w:sz="4"/>
+              <w:left w:val="single" w:color="BFBFBF" w:sz="4"/>
+              <w:bottom w:val="single" w:color="BFBFBF" w:sz="4"/>
+              <w:right w:val="single" w:color="BFBFBF" w:sz="4"/>
+            </w:tcBorders>
+            <w:tcMar>
+              <w:top w:type="dxa" w:w="70"/>
+              <w:left w:type="dxa" w:w="100"/>
+              <w:bottom w:type="dxa" w:w="70"/>
+              <w:right w:type="dxa" w:w="100"/>
+            </w:tcMar>
+            <w:vAlign w:val="top"/>
+          </w:tcPr>
+          <w:p>
+            <w:pPr>
+              <w:spacing w:after="0"/>
+            </w:pPr>
+            <w:r>
+              <w:rPr>
+                <w:rFonts w:ascii="Calibri" w:cs="Calibri" w:eastAsia="Calibri" w:hAnsi="Calibri"/>
+                <w:b/>
+                <w:bCs/>
+                <w:sz w:val="18"/>
+                <w:szCs w:val="18"/>
+              </w:rPr>
+              <w:t xml:space="preserve">10 (données)</w:t>
+            </w:r>
+          </w:p>
+        </w:tc>
+        <w:tc>
+          <w:tcPr>
+            <w:tcW w:type="dxa" w:w="2100"/>
+            <w:tcBorders>
+              <w:top w:val="single" w:color="BFBFBF" w:sz="4"/>
+              <w:left w:val="single" w:color="BFBFBF" w:sz="4"/>
+              <w:bottom w:val="single" w:color="BFBFBF" w:sz="4"/>
+              <w:right w:val="single" w:color="BFBFBF" w:sz="4"/>
+            </w:tcBorders>
+            <w:tcMar>
+              <w:top w:type="dxa" w:w="70"/>
+              <w:left w:type="dxa" w:w="100"/>
+              <w:bottom w:type="dxa" w:w="70"/>
+              <w:right w:type="dxa" w:w="100"/>
+            </w:tcMar>
+            <w:vAlign w:val="top"/>
+          </w:tcPr>
+          <w:p>
+            <w:pPr>
+              <w:spacing w:after="0"/>
+            </w:pPr>
+            <w:r>
+              <w:rPr>
+                <w:rFonts w:ascii="Calibri" w:cs="Calibri" w:eastAsia="Calibri" w:hAnsi="Calibri"/>
+                <w:b w:val="false"/>
+                <w:bCs w:val="false"/>
+                <w:sz w:val="18"/>
+                <w:szCs w:val="18"/>
+              </w:rPr>
+              <w:t xml:space="preserve">data.js (nouveau), commun.js, auth.js, menu.js, parcours-ui.js, index.html</w:t>
+            </w:r>
+          </w:p>
+        </w:tc>
+        <w:tc>
+          <w:tcPr>
+            <w:tcW w:type="dxa" w:w="5600"/>
+            <w:tcBorders>
+              <w:top w:val="single" w:color="BFBFBF" w:sz="4"/>
+              <w:left w:val="single" w:color="BFBFBF" w:sz="4"/>
+              <w:bottom w:val="single" w:color="BFBFBF" w:sz="4"/>
+              <w:right w:val="single" w:color="BFBFBF" w:sz="4"/>
+            </w:tcBorders>
+            <w:tcMar>
+              <w:top w:type="dxa" w:w="70"/>
+              <w:left w:type="dxa" w:w="100"/>
+              <w:bottom w:type="dxa" w:w="70"/>
+              <w:right w:type="dxa" w:w="100"/>
+            </w:tcMar>
+            <w:vAlign w:val="top"/>
+          </w:tcPr>
+          <w:p>
+            <w:pPr>
+              <w:spacing w:after="0"/>
+            </w:pPr>
+            <w:r>
+              <w:rPr>
+                <w:rFonts w:ascii="Calibri" w:cs="Calibri" w:eastAsia="Calibri" w:hAnsi="Calibri"/>
+                <w:b w:val="false"/>
+                <w:bCs w:val="false"/>
+                <w:sz w:val="18"/>
+                <w:szCs w:val="18"/>
+              </w:rPr>
+              <w:t xml:space="preserve">Données rattachées au compte, plus à l'appareil. core/data.js lit et écrit les 11 tables Supabase ; le localStorage n'est plus qu'une copie de travail, vidée à la déconnexion et au changement de compte (fin du mélange entre comptes sur un même appareil, plus de golfStash_*). Suppression douce (deleted_at). Les copies Stats dans Putting et Wedging suivent leur partie. Vérifié par simulation avec un faux Supabase : envoi des seuls éléments modifiés, suppression douce, relecture sur un nouvel appareil, isolation entre deux comptes, effacement du seul compte connecté. Jamais essayé contre la vraie base. Limite connue : pas de mode hors ligne, les saisies faites sans réseau sont perdues à la prochaine ouverture.</w:t>
+            </w:r>
+          </w:p>
+        </w:tc>
+        <w:tc>
+          <w:tcPr>
+            <w:tcW w:type="dxa" w:w="1100"/>
+            <w:tcBorders>
+              <w:top w:val="single" w:color="BFBFBF" w:sz="4"/>
+              <w:left w:val="single" w:color="BFBFBF" w:sz="4"/>
+              <w:bottom w:val="single" w:color="BFBFBF" w:sz="4"/>
+              <w:right w:val="single" w:color="BFBFBF" w:sz="4"/>
+            </w:tcBorders>
+            <w:shd w:fill="FFEB9C" w:color="auto" w:val="clear"/>
+            <w:tcMar>
+              <w:top w:type="dxa" w:w="70"/>
+              <w:left w:type="dxa" w:w="100"/>
+              <w:bottom w:type="dxa" w:w="70"/>
+              <w:right w:type="dxa" w:w="100"/>
+            </w:tcMar>
+            <w:vAlign w:val="center"/>
+          </w:tcPr>
+          <w:p>
+            <w:pPr>
+              <w:spacing w:after="0"/>
+              <w:jc w:val="center"/>
+            </w:pPr>
+            <w:r>
+              <w:rPr>
+                <w:rFonts w:ascii="Calibri" w:cs="Calibri" w:eastAsia="Calibri" w:hAnsi="Calibri"/>
+                <w:b/>
+                <w:bCs/>
+                <w:color w:val="7A4A00"/>
+                <w:sz w:val="18"/>
+                <w:szCs w:val="18"/>
+              </w:rPr>
+              <w:t xml:space="preserve">En cours</w:t>
+            </w:r>
+          </w:p>
+        </w:tc>
+        <w:tc>
+          <w:tcPr>
+            <w:tcW w:type="dxa" w:w="1700"/>
+            <w:tcBorders>
+              <w:top w:val="single" w:color="BFBFBF" w:sz="4"/>
+              <w:left w:val="single" w:color="BFBFBF" w:sz="4"/>
+              <w:bottom w:val="single" w:color="BFBFBF" w:sz="4"/>
+              <w:right w:val="single" w:color="BFBFBF" w:sz="4"/>
+            </w:tcBorders>
+            <w:tcMar>
+              <w:top w:type="dxa" w:w="70"/>
+              <w:left w:type="dxa" w:w="100"/>
+              <w:bottom w:type="dxa" w:w="70"/>
+              <w:right w:type="dxa" w:w="100"/>
+            </w:tcMar>
+            <w:vAlign w:val="top"/>
+          </w:tcPr>
+          <w:p>
+            <w:pPr>
+              <w:spacing w:after="0"/>
+            </w:pPr>
+            <w:r>
+              <w:rPr>
+                <w:rFonts w:ascii="Calibri" w:cs="Calibri" w:eastAsia="Calibri" w:hAnsi="Calibri"/>
+                <w:b w:val="false"/>
+                <w:bCs w:val="false"/>
+                <w:sz w:val="18"/>
+                <w:szCs w:val="18"/>
+              </w:rPr>
+              <w:t xml:space="preserve">Propriétaire</w:t>
+            </w:r>
+          </w:p>
+        </w:tc>
+        <w:tc>
+          <w:tcPr>
+            <w:tcW w:type="dxa" w:w="3398"/>
+            <w:tcBorders>
+              <w:top w:val="single" w:color="BFBFBF" w:sz="4"/>
+              <w:left w:val="single" w:color="BFBFBF" w:sz="4"/>
+              <w:bottom w:val="single" w:color="BFBFBF" w:sz="4"/>
+              <w:right w:val="single" w:color="BFBFBF" w:sz="4"/>
+            </w:tcBorders>
+            <w:tcMar>
+              <w:top w:type="dxa" w:w="70"/>
+              <w:left w:type="dxa" w:w="100"/>
+              <w:bottom w:type="dxa" w:w="70"/>
+              <w:right w:type="dxa" w:w="100"/>
+            </w:tcMar>
+            <w:vAlign w:val="top"/>
+          </w:tcPr>
+          <w:p>
+            <w:pPr>
+              <w:spacing w:after="0"/>
+            </w:pPr>
+            <w:r>
+              <w:rPr>
+                <w:rFonts w:ascii="Calibri" w:cs="Calibri" w:eastAsia="Calibri" w:hAnsi="Calibri"/>
+                <w:b w:val="false"/>
+                <w:bCs w:val="false"/>
+                <w:sz w:val="18"/>
+                <w:szCs w:val="18"/>
+              </w:rPr>
+              <w:t xml:space="preserve">Dans Supabase, vérifier que (user_id, id) est la clé primaire des 10 tables de listes, user_id celle de profiles, et que updated_at est mis à jour par un déclencheur. Puis tester avec deux comptes : (1) créer un exercice Putting, finir une partie Stats (vérifier ses copies Putting et Wedging), régler une distance perso dans le Menu ; (2) se déconnecter puis se connecter sur un autre navigateur : tout doit réapparaître ; (3) sur le même appareil, se connecter avec le second compte : aucune donnée du premier ; (4) supprimer la partie Stats : ses copies disparaissent aussi sur l'autre appareil à la prochaine ouverture ; (5) Menu &gt; Mes données &gt; Supprimer : les tables du compte sont vides (Table Editor). Signaler tout message "Synchronisation impossible".</w:t>
             </w:r>
           </w:p>
         </w:tc>

--- a/Suivi-des-bugs.docx
+++ b/Suivi-des-bugs.docx
@@ -638,7 +638,7 @@
                 <w:sz w:val="18"/>
                 <w:szCs w:val="18"/>
               </w:rPr>
-              <w:t xml:space="preserve">0</w:t>
+              <w:t xml:space="preserve">4</w:t>
             </w:r>
           </w:p>
         </w:tc>
@@ -844,7 +844,7 @@
                 <w:sz w:val="18"/>
                 <w:szCs w:val="18"/>
               </w:rPr>
-              <w:t xml:space="preserve">6</w:t>
+              <w:t xml:space="preserve">5</w:t>
             </w:r>
           </w:p>
         </w:tc>
@@ -981,7 +981,7 @@
                 <w:sz w:val="18"/>
                 <w:szCs w:val="18"/>
               </w:rPr>
-              <w:t xml:space="preserve">19</w:t>
+              <w:t xml:space="preserve">22</w:t>
             </w:r>
           </w:p>
         </w:tc>
@@ -1220,7 +1220,7 @@
                 <w:sz w:val="18"/>
                 <w:szCs w:val="18"/>
               </w:rPr>
-              <w:t xml:space="preserve">80</w:t>
+              <w:t xml:space="preserve">81</w:t>
             </w:r>
           </w:p>
         </w:tc>
@@ -1285,7 +1285,7 @@
           <w:sz w:val="21"/>
           <w:szCs w:val="21"/>
         </w:rPr>
-        <w:t xml:space="preserve">Aucune décision n'est nécessaire : ce sont des refactorisations internes sans changement visible. Chacune sera testée en simulation avant livraison.</w:t>
+        <w:t xml:space="preserve">Aucune décision n'est nécessaire pour commencer. Chaque point sera testé en simulation avant livraison ; ceux qui changent l'affichage passent ensuite en section 3 pour un test sur téléphone.</w:t>
       </w:r>
     </w:p>
     <w:tbl>
@@ -1556,7 +1556,7 @@
                 <w:sz w:val="18"/>
                 <w:szCs w:val="18"/>
               </w:rPr>
-              <w:t xml:space="preserve">—</w:t>
+              <w:t xml:space="preserve">Retour hiérarchique</w:t>
             </w:r>
           </w:p>
         </w:tc>
@@ -1589,7 +1589,7 @@
                 <w:sz w:val="18"/>
                 <w:szCs w:val="18"/>
               </w:rPr>
-              <w:t xml:space="preserve">—</w:t>
+              <w:t xml:space="preserve">app-shell.js, index.html, putting.js, wedging.js, gym.js, menu.js, vitesse.js</w:t>
             </w:r>
           </w:p>
         </w:tc>
@@ -1622,187 +1622,7 @@
                 <w:sz w:val="18"/>
                 <w:szCs w:val="18"/>
               </w:rPr>
-              <w:t xml:space="preserve">Aucun point en attente : les trois refactorisations (5, 38, 40) sont terminées, voir la section 4.</w:t>
-            </w:r>
-            <w:r>
-              <w:rPr>
-                <w:rFonts w:ascii="Consolas" w:cs="Consolas" w:eastAsia="Consolas" w:hAnsi="Consolas"/>
-                <w:b w:val="false"/>
-                <w:bCs w:val="false"/>
-                <w:sz w:val="17"/>
-                <w:szCs w:val="17"/>
-              </w:rPr>
-              <w:t/>
-            </w:r>
-            <w:r>
-              <w:rPr>
-                <w:rFonts w:ascii="Calibri" w:cs="Calibri" w:eastAsia="Calibri" w:hAnsi="Calibri"/>
-                <w:b w:val="false"/>
-                <w:bCs w:val="false"/>
-                <w:sz w:val="18"/>
-                <w:szCs w:val="18"/>
-              </w:rPr>
-              <w:t/>
-            </w:r>
-            <w:r>
-              <w:rPr>
-                <w:rFonts w:ascii="Consolas" w:cs="Consolas" w:eastAsia="Consolas" w:hAnsi="Consolas"/>
-                <w:b w:val="false"/>
-                <w:bCs w:val="false"/>
-                <w:sz w:val="17"/>
-                <w:szCs w:val="17"/>
-              </w:rPr>
-              <w:t/>
-            </w:r>
-            <w:r>
-              <w:rPr>
-                <w:rFonts w:ascii="Calibri" w:cs="Calibri" w:eastAsia="Calibri" w:hAnsi="Calibri"/>
-                <w:b w:val="false"/>
-                <w:bCs w:val="false"/>
-                <w:sz w:val="18"/>
-                <w:szCs w:val="18"/>
-              </w:rPr>
-              <w:t/>
-            </w:r>
-            <w:r>
-              <w:rPr>
-                <w:rFonts w:ascii="Consolas" w:cs="Consolas" w:eastAsia="Consolas" w:hAnsi="Consolas"/>
-                <w:b w:val="false"/>
-                <w:bCs w:val="false"/>
-                <w:sz w:val="17"/>
-                <w:szCs w:val="17"/>
-              </w:rPr>
-              <w:t/>
-            </w:r>
-            <w:r>
-              <w:rPr>
-                <w:rFonts w:ascii="Calibri" w:cs="Calibri" w:eastAsia="Calibri" w:hAnsi="Calibri"/>
-                <w:b w:val="false"/>
-                <w:bCs w:val="false"/>
-                <w:sz w:val="18"/>
-                <w:szCs w:val="18"/>
-              </w:rPr>
-              <w:t/>
-            </w:r>
-            <w:r>
-              <w:rPr>
-                <w:rFonts w:ascii="Consolas" w:cs="Consolas" w:eastAsia="Consolas" w:hAnsi="Consolas"/>
-                <w:b w:val="false"/>
-                <w:bCs w:val="false"/>
-                <w:sz w:val="17"/>
-                <w:szCs w:val="17"/>
-              </w:rPr>
-              <w:t/>
-            </w:r>
-            <w:r>
-              <w:rPr>
-                <w:rFonts w:ascii="Calibri" w:cs="Calibri" w:eastAsia="Calibri" w:hAnsi="Calibri"/>
-                <w:b w:val="false"/>
-                <w:bCs w:val="false"/>
-                <w:sz w:val="18"/>
-                <w:szCs w:val="18"/>
-              </w:rPr>
-              <w:t/>
-            </w:r>
-            <w:r>
-              <w:rPr>
-                <w:rFonts w:ascii="Consolas" w:cs="Consolas" w:eastAsia="Consolas" w:hAnsi="Consolas"/>
-                <w:b w:val="false"/>
-                <w:bCs w:val="false"/>
-                <w:sz w:val="17"/>
-                <w:szCs w:val="17"/>
-              </w:rPr>
-              <w:t/>
-            </w:r>
-            <w:r>
-              <w:rPr>
-                <w:rFonts w:ascii="Calibri" w:cs="Calibri" w:eastAsia="Calibri" w:hAnsi="Calibri"/>
-                <w:b w:val="false"/>
-                <w:bCs w:val="false"/>
-                <w:sz w:val="18"/>
-                <w:szCs w:val="18"/>
-              </w:rPr>
-              <w:t/>
-            </w:r>
-            <w:r>
-              <w:rPr>
-                <w:rFonts w:ascii="Consolas" w:cs="Consolas" w:eastAsia="Consolas" w:hAnsi="Consolas"/>
-                <w:b w:val="false"/>
-                <w:bCs w:val="false"/>
-                <w:sz w:val="17"/>
-                <w:szCs w:val="17"/>
-              </w:rPr>
-              <w:t/>
-            </w:r>
-            <w:r>
-              <w:rPr>
-                <w:rFonts w:ascii="Calibri" w:cs="Calibri" w:eastAsia="Calibri" w:hAnsi="Calibri"/>
-                <w:b w:val="false"/>
-                <w:bCs w:val="false"/>
-                <w:sz w:val="18"/>
-                <w:szCs w:val="18"/>
-              </w:rPr>
-              <w:t/>
-            </w:r>
-            <w:r>
-              <w:rPr>
-                <w:rFonts w:ascii="Consolas" w:cs="Consolas" w:eastAsia="Consolas" w:hAnsi="Consolas"/>
-                <w:b w:val="false"/>
-                <w:bCs w:val="false"/>
-                <w:sz w:val="17"/>
-                <w:szCs w:val="17"/>
-              </w:rPr>
-              <w:t/>
-            </w:r>
-            <w:r>
-              <w:rPr>
-                <w:rFonts w:ascii="Calibri" w:cs="Calibri" w:eastAsia="Calibri" w:hAnsi="Calibri"/>
-                <w:b w:val="false"/>
-                <w:bCs w:val="false"/>
-                <w:sz w:val="18"/>
-                <w:szCs w:val="18"/>
-              </w:rPr>
-              <w:t/>
-            </w:r>
-            <w:r>
-              <w:rPr>
-                <w:rFonts w:ascii="Consolas" w:cs="Consolas" w:eastAsia="Consolas" w:hAnsi="Consolas"/>
-                <w:b w:val="false"/>
-                <w:bCs w:val="false"/>
-                <w:sz w:val="17"/>
-                <w:szCs w:val="17"/>
-              </w:rPr>
-              <w:t/>
-            </w:r>
-            <w:r>
-              <w:rPr>
-                <w:rFonts w:ascii="Calibri" w:cs="Calibri" w:eastAsia="Calibri" w:hAnsi="Calibri"/>
-                <w:b w:val="false"/>
-                <w:bCs w:val="false"/>
-                <w:sz w:val="18"/>
-                <w:szCs w:val="18"/>
-              </w:rPr>
-              <w:t/>
-            </w:r>
-            <w:r>
-              <w:rPr>
-                <w:rFonts w:ascii="Consolas" w:cs="Consolas" w:eastAsia="Consolas" w:hAnsi="Consolas"/>
-                <w:b w:val="false"/>
-                <w:bCs w:val="false"/>
-                <w:sz w:val="17"/>
-                <w:szCs w:val="17"/>
-              </w:rPr>
-              <w:t/>
-            </w:r>
-            <w:r>
-              <w:rPr>
-                <w:rFonts w:ascii="Calibri" w:cs="Calibri" w:eastAsia="Calibri" w:hAnsi="Calibri"/>
-                <w:b w:val="false"/>
-                <w:bCs w:val="false"/>
-                <w:sz w:val="18"/>
-                <w:szCs w:val="18"/>
-              </w:rPr>
-              <w:t/>
+              <w:t xml:space="preserve">Bouton retour des en-têtes : chaque module a son propre bouton (page-header__back, gym-header__back, wg-back-btn, quick-entry_back, backToHelp). À faire : un seul comportement, qui ramène à la page parente selon la hiérarchie des pages (sous-écran, écran du module, accueil), quel que soit le chemin par lequel on est arrivé.</w:t>
             </w:r>
           </w:p>
         </w:tc>
@@ -1815,6 +1635,7 @@
               <w:bottom w:val="single" w:color="BFBFBF" w:sz="4"/>
               <w:right w:val="single" w:color="BFBFBF" w:sz="4"/>
             </w:tcBorders>
+            <w:shd w:fill="FFC7CE" w:color="auto" w:val="clear"/>
             <w:tcMar>
               <w:top w:type="dxa" w:w="70"/>
               <w:left w:type="dxa" w:w="100"/>
@@ -1837,7 +1658,7 @@
                 <w:sz w:val="18"/>
                 <w:szCs w:val="18"/>
               </w:rPr>
-              <w:t xml:space="preserve">—</w:t>
+              <w:t xml:space="preserve">À faire</w:t>
             </w:r>
           </w:p>
         </w:tc>
@@ -1870,7 +1691,7 @@
                 <w:sz w:val="18"/>
                 <w:szCs w:val="18"/>
               </w:rPr>
-              <w:t xml:space="preserve">—</w:t>
+              <w:t xml:space="preserve">Claude</w:t>
             </w:r>
           </w:p>
         </w:tc>
@@ -1903,27 +1724,625 @@
                 <w:sz w:val="18"/>
                 <w:szCs w:val="18"/>
               </w:rPr>
-              <w:t xml:space="preserve">—</w:t>
-            </w:r>
-            <w:r>
-              <w:rPr>
-                <w:rFonts w:ascii="Consolas" w:cs="Consolas" w:eastAsia="Consolas" w:hAnsi="Consolas"/>
-                <w:b w:val="false"/>
-                <w:bCs w:val="false"/>
-                <w:sz w:val="17"/>
-                <w:szCs w:val="17"/>
-              </w:rPr>
-              <w:t/>
-            </w:r>
-            <w:r>
-              <w:rPr>
-                <w:rFonts w:ascii="Calibri" w:cs="Calibri" w:eastAsia="Calibri" w:hAnsi="Calibri"/>
-                <w:b w:val="false"/>
-                <w:bCs w:val="false"/>
-                <w:sz w:val="18"/>
-                <w:szCs w:val="18"/>
-              </w:rPr>
-              <w:t/>
+              <w:t xml:space="preserve">Claude : dresser la carte des pages (parent de chaque écran), puis brancher tous les boutons retour dessus. Toi : vérifier la carte.</w:t>
+            </w:r>
+          </w:p>
+        </w:tc>
+      </w:tr>
+      <w:tr>
+        <w:trPr>
+          <w:cantSplit/>
+        </w:trPr>
+        <w:tc>
+          <w:tcPr>
+            <w:tcW w:type="dxa" w:w="1500"/>
+            <w:tcBorders>
+              <w:top w:val="single" w:color="BFBFBF" w:sz="4"/>
+              <w:left w:val="single" w:color="BFBFBF" w:sz="4"/>
+              <w:bottom w:val="single" w:color="BFBFBF" w:sz="4"/>
+              <w:right w:val="single" w:color="BFBFBF" w:sz="4"/>
+            </w:tcBorders>
+            <w:tcMar>
+              <w:top w:type="dxa" w:w="70"/>
+              <w:left w:type="dxa" w:w="100"/>
+              <w:bottom w:type="dxa" w:w="70"/>
+              <w:right w:type="dxa" w:w="100"/>
+            </w:tcMar>
+            <w:vAlign w:val="top"/>
+          </w:tcPr>
+          <w:p>
+            <w:pPr>
+              <w:spacing w:after="0"/>
+            </w:pPr>
+            <w:r>
+              <w:rPr>
+                <w:rFonts w:ascii="Calibri" w:cs="Calibri" w:eastAsia="Calibri" w:hAnsi="Calibri"/>
+                <w:b/>
+                <w:bCs/>
+                <w:sz w:val="18"/>
+                <w:szCs w:val="18"/>
+              </w:rPr>
+              <w:t xml:space="preserve">Nom GolfEvolution</w:t>
+            </w:r>
+          </w:p>
+        </w:tc>
+        <w:tc>
+          <w:tcPr>
+            <w:tcW w:type="dxa" w:w="2100"/>
+            <w:tcBorders>
+              <w:top w:val="single" w:color="BFBFBF" w:sz="4"/>
+              <w:left w:val="single" w:color="BFBFBF" w:sz="4"/>
+              <w:bottom w:val="single" w:color="BFBFBF" w:sz="4"/>
+              <w:right w:val="single" w:color="BFBFBF" w:sz="4"/>
+            </w:tcBorders>
+            <w:tcMar>
+              <w:top w:type="dxa" w:w="70"/>
+              <w:left w:type="dxa" w:w="100"/>
+              <w:bottom w:type="dxa" w:w="70"/>
+              <w:right w:type="dxa" w:w="100"/>
+            </w:tcMar>
+            <w:vAlign w:val="top"/>
+          </w:tcPr>
+          <w:p>
+            <w:pPr>
+              <w:spacing w:after="0"/>
+            </w:pPr>
+            <w:r>
+              <w:rPr>
+                <w:rFonts w:ascii="Calibri" w:cs="Calibri" w:eastAsia="Calibri" w:hAnsi="Calibri"/>
+                <w:b w:val="false"/>
+                <w:bCs w:val="false"/>
+                <w:sz w:val="18"/>
+                <w:szCs w:val="18"/>
+              </w:rPr>
+              <w:t xml:space="preserve">index.html, manifest.webmanifest, menu.js, README.md, Supabase</w:t>
+            </w:r>
+          </w:p>
+        </w:tc>
+        <w:tc>
+          <w:tcPr>
+            <w:tcW w:type="dxa" w:w="5600"/>
+            <w:tcBorders>
+              <w:top w:val="single" w:color="BFBFBF" w:sz="4"/>
+              <w:left w:val="single" w:color="BFBFBF" w:sz="4"/>
+              <w:bottom w:val="single" w:color="BFBFBF" w:sz="4"/>
+              <w:right w:val="single" w:color="BFBFBF" w:sz="4"/>
+            </w:tcBorders>
+            <w:tcMar>
+              <w:top w:type="dxa" w:w="70"/>
+              <w:left w:type="dxa" w:w="100"/>
+              <w:bottom w:type="dxa" w:w="70"/>
+              <w:right w:type="dxa" w:w="100"/>
+            </w:tcMar>
+            <w:vAlign w:val="top"/>
+          </w:tcPr>
+          <w:p>
+            <w:pPr>
+              <w:spacing w:after="0"/>
+            </w:pPr>
+            <w:r>
+              <w:rPr>
+                <w:rFonts w:ascii="Calibri" w:cs="Calibri" w:eastAsia="Calibri" w:hAnsi="Calibri"/>
+                <w:b w:val="false"/>
+                <w:bCs w:val="false"/>
+                <w:sz w:val="18"/>
+                <w:szCs w:val="18"/>
+              </w:rPr>
+              <w:t xml:space="preserve">Renommer l'appli en « GolfEvolution » partout : titre de la page, nom sous l'icône (manifest), textes de l'appli (À propos, mentions légales, CGU, confidentialité), README, pied de page de ce suivi de bugs. Hors code : modèles d'e-mails et nom d'expéditeur dans Supabase, nom de domaine.</w:t>
+            </w:r>
+          </w:p>
+        </w:tc>
+        <w:tc>
+          <w:tcPr>
+            <w:tcW w:type="dxa" w:w="1100"/>
+            <w:tcBorders>
+              <w:top w:val="single" w:color="BFBFBF" w:sz="4"/>
+              <w:left w:val="single" w:color="BFBFBF" w:sz="4"/>
+              <w:bottom w:val="single" w:color="BFBFBF" w:sz="4"/>
+              <w:right w:val="single" w:color="BFBFBF" w:sz="4"/>
+            </w:tcBorders>
+            <w:shd w:fill="FFC7CE" w:color="auto" w:val="clear"/>
+            <w:tcMar>
+              <w:top w:type="dxa" w:w="70"/>
+              <w:left w:type="dxa" w:w="100"/>
+              <w:bottom w:type="dxa" w:w="70"/>
+              <w:right w:type="dxa" w:w="100"/>
+            </w:tcMar>
+            <w:vAlign w:val="center"/>
+          </w:tcPr>
+          <w:p>
+            <w:pPr>
+              <w:spacing w:after="0"/>
+              <w:jc w:val="center"/>
+            </w:pPr>
+            <w:r>
+              <w:rPr>
+                <w:rFonts w:ascii="Calibri" w:cs="Calibri" w:eastAsia="Calibri" w:hAnsi="Calibri"/>
+                <w:b/>
+                <w:bCs/>
+                <w:color w:val="9C0006"/>
+                <w:sz w:val="18"/>
+                <w:szCs w:val="18"/>
+              </w:rPr>
+              <w:t xml:space="preserve">À faire</w:t>
+            </w:r>
+          </w:p>
+        </w:tc>
+        <w:tc>
+          <w:tcPr>
+            <w:tcW w:type="dxa" w:w="1700"/>
+            <w:tcBorders>
+              <w:top w:val="single" w:color="BFBFBF" w:sz="4"/>
+              <w:left w:val="single" w:color="BFBFBF" w:sz="4"/>
+              <w:bottom w:val="single" w:color="BFBFBF" w:sz="4"/>
+              <w:right w:val="single" w:color="BFBFBF" w:sz="4"/>
+            </w:tcBorders>
+            <w:tcMar>
+              <w:top w:type="dxa" w:w="70"/>
+              <w:left w:type="dxa" w:w="100"/>
+              <w:bottom w:type="dxa" w:w="70"/>
+              <w:right w:type="dxa" w:w="100"/>
+            </w:tcMar>
+            <w:vAlign w:val="top"/>
+          </w:tcPr>
+          <w:p>
+            <w:pPr>
+              <w:spacing w:after="0"/>
+            </w:pPr>
+            <w:r>
+              <w:rPr>
+                <w:rFonts w:ascii="Calibri" w:cs="Calibri" w:eastAsia="Calibri" w:hAnsi="Calibri"/>
+                <w:b w:val="false"/>
+                <w:bCs w:val="false"/>
+                <w:sz w:val="18"/>
+                <w:szCs w:val="18"/>
+              </w:rPr>
+              <w:t xml:space="preserve">Claude</w:t>
+            </w:r>
+          </w:p>
+        </w:tc>
+        <w:tc>
+          <w:tcPr>
+            <w:tcW w:type="dxa" w:w="3398"/>
+            <w:tcBorders>
+              <w:top w:val="single" w:color="BFBFBF" w:sz="4"/>
+              <w:left w:val="single" w:color="BFBFBF" w:sz="4"/>
+              <w:bottom w:val="single" w:color="BFBFBF" w:sz="4"/>
+              <w:right w:val="single" w:color="BFBFBF" w:sz="4"/>
+            </w:tcBorders>
+            <w:tcMar>
+              <w:top w:type="dxa" w:w="70"/>
+              <w:left w:type="dxa" w:w="100"/>
+              <w:bottom w:type="dxa" w:w="70"/>
+              <w:right w:type="dxa" w:w="100"/>
+            </w:tcMar>
+            <w:vAlign w:val="top"/>
+          </w:tcPr>
+          <w:p>
+            <w:pPr>
+              <w:spacing w:after="0"/>
+            </w:pPr>
+            <w:r>
+              <w:rPr>
+                <w:rFonts w:ascii="Calibri" w:cs="Calibri" w:eastAsia="Calibri" w:hAnsi="Calibri"/>
+                <w:b w:val="false"/>
+                <w:bCs w:val="false"/>
+                <w:sz w:val="18"/>
+                <w:szCs w:val="18"/>
+              </w:rPr>
+              <w:t xml:space="preserve">Claude : modifier le code et les textes. Toi : modifier les modèles d'e-mails Supabase (Authentication &gt; Emails) et, si le domaine change, Site URL et Redirect URLs.</w:t>
+            </w:r>
+          </w:p>
+        </w:tc>
+      </w:tr>
+      <w:tr>
+        <w:trPr>
+          <w:cantSplit/>
+        </w:trPr>
+        <w:tc>
+          <w:tcPr>
+            <w:tcW w:type="dxa" w:w="1500"/>
+            <w:tcBorders>
+              <w:top w:val="single" w:color="BFBFBF" w:sz="4"/>
+              <w:left w:val="single" w:color="BFBFBF" w:sz="4"/>
+              <w:bottom w:val="single" w:color="BFBFBF" w:sz="4"/>
+              <w:right w:val="single" w:color="BFBFBF" w:sz="4"/>
+            </w:tcBorders>
+            <w:tcMar>
+              <w:top w:type="dxa" w:w="70"/>
+              <w:left w:type="dxa" w:w="100"/>
+              <w:bottom w:type="dxa" w:w="70"/>
+              <w:right w:type="dxa" w:w="100"/>
+            </w:tcMar>
+            <w:vAlign w:val="top"/>
+          </w:tcPr>
+          <w:p>
+            <w:pPr>
+              <w:spacing w:after="0"/>
+            </w:pPr>
+            <w:r>
+              <w:rPr>
+                <w:rFonts w:ascii="Calibri" w:cs="Calibri" w:eastAsia="Calibri" w:hAnsi="Calibri"/>
+                <w:b/>
+                <w:bCs/>
+                <w:sz w:val="18"/>
+                <w:szCs w:val="18"/>
+              </w:rPr>
+              <w:t xml:space="preserve">Mode hors ligne</w:t>
+            </w:r>
+          </w:p>
+        </w:tc>
+        <w:tc>
+          <w:tcPr>
+            <w:tcW w:type="dxa" w:w="2100"/>
+            <w:tcBorders>
+              <w:top w:val="single" w:color="BFBFBF" w:sz="4"/>
+              <w:left w:val="single" w:color="BFBFBF" w:sz="4"/>
+              <w:bottom w:val="single" w:color="BFBFBF" w:sz="4"/>
+              <w:right w:val="single" w:color="BFBFBF" w:sz="4"/>
+            </w:tcBorders>
+            <w:tcMar>
+              <w:top w:type="dxa" w:w="70"/>
+              <w:left w:type="dxa" w:w="100"/>
+              <w:bottom w:type="dxa" w:w="70"/>
+              <w:right w:type="dxa" w:w="100"/>
+            </w:tcMar>
+            <w:vAlign w:val="top"/>
+          </w:tcPr>
+          <w:p>
+            <w:pPr>
+              <w:spacing w:after="0"/>
+            </w:pPr>
+            <w:r>
+              <w:rPr>
+                <w:rFonts w:ascii="Calibri" w:cs="Calibri" w:eastAsia="Calibri" w:hAnsi="Calibri"/>
+                <w:b w:val="false"/>
+                <w:bCs w:val="false"/>
+                <w:sz w:val="18"/>
+                <w:szCs w:val="18"/>
+              </w:rPr>
+              <w:t xml:space="preserve">data.js, service worker (à créer), manifest.webmanifest</w:t>
+            </w:r>
+          </w:p>
+        </w:tc>
+        <w:tc>
+          <w:tcPr>
+            <w:tcW w:type="dxa" w:w="5600"/>
+            <w:tcBorders>
+              <w:top w:val="single" w:color="BFBFBF" w:sz="4"/>
+              <w:left w:val="single" w:color="BFBFBF" w:sz="4"/>
+              <w:bottom w:val="single" w:color="BFBFBF" w:sz="4"/>
+              <w:right w:val="single" w:color="BFBFBF" w:sz="4"/>
+            </w:tcBorders>
+            <w:tcMar>
+              <w:top w:type="dxa" w:w="70"/>
+              <w:left w:type="dxa" w:w="100"/>
+              <w:bottom w:type="dxa" w:w="70"/>
+              <w:right w:type="dxa" w:w="100"/>
+            </w:tcMar>
+            <w:vAlign w:val="top"/>
+          </w:tcPr>
+          <w:p>
+            <w:pPr>
+              <w:spacing w:after="0"/>
+            </w:pPr>
+            <w:r>
+              <w:rPr>
+                <w:rFonts w:ascii="Calibri" w:cs="Calibri" w:eastAsia="Calibri" w:hAnsi="Calibri"/>
+                <w:b w:val="false"/>
+                <w:bCs w:val="false"/>
+                <w:sz w:val="18"/>
+                <w:szCs w:val="18"/>
+              </w:rPr>
+              <w:t xml:space="preserve">Sans réseau, les saisies ne sont pas envoyées au serveur et sont remplacées par sa version à la prochaine ouverture avec réseau ; l'appli ne se charge pas non plus sans réseau. Reprend le point 12.</w:t>
+            </w:r>
+          </w:p>
+        </w:tc>
+        <w:tc>
+          <w:tcPr>
+            <w:tcW w:type="dxa" w:w="1100"/>
+            <w:tcBorders>
+              <w:top w:val="single" w:color="BFBFBF" w:sz="4"/>
+              <w:left w:val="single" w:color="BFBFBF" w:sz="4"/>
+              <w:bottom w:val="single" w:color="BFBFBF" w:sz="4"/>
+              <w:right w:val="single" w:color="BFBFBF" w:sz="4"/>
+            </w:tcBorders>
+            <w:shd w:fill="FFC7CE" w:color="auto" w:val="clear"/>
+            <w:tcMar>
+              <w:top w:type="dxa" w:w="70"/>
+              <w:left w:type="dxa" w:w="100"/>
+              <w:bottom w:type="dxa" w:w="70"/>
+              <w:right w:type="dxa" w:w="100"/>
+            </w:tcMar>
+            <w:vAlign w:val="center"/>
+          </w:tcPr>
+          <w:p>
+            <w:pPr>
+              <w:spacing w:after="0"/>
+              <w:jc w:val="center"/>
+            </w:pPr>
+            <w:r>
+              <w:rPr>
+                <w:rFonts w:ascii="Calibri" w:cs="Calibri" w:eastAsia="Calibri" w:hAnsi="Calibri"/>
+                <w:b/>
+                <w:bCs/>
+                <w:color w:val="9C0006"/>
+                <w:sz w:val="18"/>
+                <w:szCs w:val="18"/>
+              </w:rPr>
+              <w:t xml:space="preserve">À faire</w:t>
+            </w:r>
+          </w:p>
+        </w:tc>
+        <w:tc>
+          <w:tcPr>
+            <w:tcW w:type="dxa" w:w="1700"/>
+            <w:tcBorders>
+              <w:top w:val="single" w:color="BFBFBF" w:sz="4"/>
+              <w:left w:val="single" w:color="BFBFBF" w:sz="4"/>
+              <w:bottom w:val="single" w:color="BFBFBF" w:sz="4"/>
+              <w:right w:val="single" w:color="BFBFBF" w:sz="4"/>
+            </w:tcBorders>
+            <w:tcMar>
+              <w:top w:type="dxa" w:w="70"/>
+              <w:left w:type="dxa" w:w="100"/>
+              <w:bottom w:type="dxa" w:w="70"/>
+              <w:right w:type="dxa" w:w="100"/>
+            </w:tcMar>
+            <w:vAlign w:val="top"/>
+          </w:tcPr>
+          <w:p>
+            <w:pPr>
+              <w:spacing w:after="0"/>
+            </w:pPr>
+            <w:r>
+              <w:rPr>
+                <w:rFonts w:ascii="Calibri" w:cs="Calibri" w:eastAsia="Calibri" w:hAnsi="Calibri"/>
+                <w:b w:val="false"/>
+                <w:bCs w:val="false"/>
+                <w:sz w:val="18"/>
+                <w:szCs w:val="18"/>
+              </w:rPr>
+              <w:t xml:space="preserve">Claude</w:t>
+            </w:r>
+          </w:p>
+        </w:tc>
+        <w:tc>
+          <w:tcPr>
+            <w:tcW w:type="dxa" w:w="3398"/>
+            <w:tcBorders>
+              <w:top w:val="single" w:color="BFBFBF" w:sz="4"/>
+              <w:left w:val="single" w:color="BFBFBF" w:sz="4"/>
+              <w:bottom w:val="single" w:color="BFBFBF" w:sz="4"/>
+              <w:right w:val="single" w:color="BFBFBF" w:sz="4"/>
+            </w:tcBorders>
+            <w:tcMar>
+              <w:top w:type="dxa" w:w="70"/>
+              <w:left w:type="dxa" w:w="100"/>
+              <w:bottom w:type="dxa" w:w="70"/>
+              <w:right w:type="dxa" w:w="100"/>
+            </w:tcMar>
+            <w:vAlign w:val="top"/>
+          </w:tcPr>
+          <w:p>
+            <w:pPr>
+              <w:spacing w:after="0"/>
+            </w:pPr>
+            <w:r>
+              <w:rPr>
+                <w:rFonts w:ascii="Calibri" w:cs="Calibri" w:eastAsia="Calibri" w:hAnsi="Calibri"/>
+                <w:b w:val="false"/>
+                <w:bCs w:val="false"/>
+                <w:sz w:val="18"/>
+                <w:szCs w:val="18"/>
+              </w:rPr>
+              <w:t xml:space="preserve">Claude : file d'attente des écritures gardée sur l'appareil, envoi au retour du réseau, conflits résolus par updated_at (la dernière modification gagne), service worker pour charger l'appli sans réseau. Toi : tester sur un parcours, en mode avion.</w:t>
+            </w:r>
+          </w:p>
+        </w:tc>
+      </w:tr>
+      <w:tr>
+        <w:trPr>
+          <w:cantSplit/>
+        </w:trPr>
+        <w:tc>
+          <w:tcPr>
+            <w:tcW w:type="dxa" w:w="1500"/>
+            <w:tcBorders>
+              <w:top w:val="single" w:color="BFBFBF" w:sz="4"/>
+              <w:left w:val="single" w:color="BFBFBF" w:sz="4"/>
+              <w:bottom w:val="single" w:color="BFBFBF" w:sz="4"/>
+              <w:right w:val="single" w:color="BFBFBF" w:sz="4"/>
+            </w:tcBorders>
+            <w:tcMar>
+              <w:top w:type="dxa" w:w="70"/>
+              <w:left w:type="dxa" w:w="100"/>
+              <w:bottom w:type="dxa" w:w="70"/>
+              <w:right w:type="dxa" w:w="100"/>
+            </w:tcMar>
+            <w:vAlign w:val="top"/>
+          </w:tcPr>
+          <w:p>
+            <w:pPr>
+              <w:spacing w:after="0"/>
+            </w:pPr>
+            <w:r>
+              <w:rPr>
+                <w:rFonts w:ascii="Calibri" w:cs="Calibri" w:eastAsia="Calibri" w:hAnsi="Calibri"/>
+                <w:b/>
+                <w:bCs/>
+                <w:sz w:val="18"/>
+                <w:szCs w:val="18"/>
+              </w:rPr>
+              <w:t xml:space="preserve">Sécurité</w:t>
+            </w:r>
+          </w:p>
+        </w:tc>
+        <w:tc>
+          <w:tcPr>
+            <w:tcW w:type="dxa" w:w="2100"/>
+            <w:tcBorders>
+              <w:top w:val="single" w:color="BFBFBF" w:sz="4"/>
+              <w:left w:val="single" w:color="BFBFBF" w:sz="4"/>
+              <w:bottom w:val="single" w:color="BFBFBF" w:sz="4"/>
+              <w:right w:val="single" w:color="BFBFBF" w:sz="4"/>
+            </w:tcBorders>
+            <w:tcMar>
+              <w:top w:type="dxa" w:w="70"/>
+              <w:left w:type="dxa" w:w="100"/>
+              <w:bottom w:type="dxa" w:w="70"/>
+              <w:right w:type="dxa" w:w="100"/>
+            </w:tcMar>
+            <w:vAlign w:val="top"/>
+          </w:tcPr>
+          <w:p>
+            <w:pPr>
+              <w:spacing w:after="0"/>
+            </w:pPr>
+            <w:r>
+              <w:rPr>
+                <w:rFonts w:ascii="Calibri" w:cs="Calibri" w:eastAsia="Calibri" w:hAnsi="Calibri"/>
+                <w:b w:val="false"/>
+                <w:bCs w:val="false"/>
+                <w:sz w:val="18"/>
+                <w:szCs w:val="18"/>
+              </w:rPr>
+              <w:t xml:space="preserve">transverse</w:t>
+            </w:r>
+          </w:p>
+        </w:tc>
+        <w:tc>
+          <w:tcPr>
+            <w:tcW w:type="dxa" w:w="5600"/>
+            <w:tcBorders>
+              <w:top w:val="single" w:color="BFBFBF" w:sz="4"/>
+              <w:left w:val="single" w:color="BFBFBF" w:sz="4"/>
+              <w:bottom w:val="single" w:color="BFBFBF" w:sz="4"/>
+              <w:right w:val="single" w:color="BFBFBF" w:sz="4"/>
+            </w:tcBorders>
+            <w:tcMar>
+              <w:top w:type="dxa" w:w="70"/>
+              <w:left w:type="dxa" w:w="100"/>
+              <w:bottom w:type="dxa" w:w="70"/>
+              <w:right w:type="dxa" w:w="100"/>
+            </w:tcMar>
+            <w:vAlign w:val="top"/>
+          </w:tcPr>
+          <w:p>
+            <w:pPr>
+              <w:spacing w:after="0"/>
+            </w:pPr>
+            <w:r>
+              <w:rPr>
+                <w:rFonts w:ascii="Calibri" w:cs="Calibri" w:eastAsia="Calibri" w:hAnsi="Calibri"/>
+                <w:b w:val="false"/>
+                <w:bCs w:val="false"/>
+                <w:sz w:val="18"/>
+                <w:szCs w:val="18"/>
+              </w:rPr>
+              <w:t xml:space="preserve">Vérifier la sécurité de l'appli et des données : règles RLS (11 règles *_own relevées le 23/10/2026), réglages Supabase Auth (confirmation d'e-mail, mots de passe, limites de tentatives), injection de contenu dans le HTML généré par les modules, contenu des exports, clés et secrets dans le dépôt.</w:t>
+            </w:r>
+          </w:p>
+        </w:tc>
+        <w:tc>
+          <w:tcPr>
+            <w:tcW w:type="dxa" w:w="1100"/>
+            <w:tcBorders>
+              <w:top w:val="single" w:color="BFBFBF" w:sz="4"/>
+              <w:left w:val="single" w:color="BFBFBF" w:sz="4"/>
+              <w:bottom w:val="single" w:color="BFBFBF" w:sz="4"/>
+              <w:right w:val="single" w:color="BFBFBF" w:sz="4"/>
+            </w:tcBorders>
+            <w:shd w:fill="FFC7CE" w:color="auto" w:val="clear"/>
+            <w:tcMar>
+              <w:top w:type="dxa" w:w="70"/>
+              <w:left w:type="dxa" w:w="100"/>
+              <w:bottom w:type="dxa" w:w="70"/>
+              <w:right w:type="dxa" w:w="100"/>
+            </w:tcMar>
+            <w:vAlign w:val="center"/>
+          </w:tcPr>
+          <w:p>
+            <w:pPr>
+              <w:spacing w:after="0"/>
+              <w:jc w:val="center"/>
+            </w:pPr>
+            <w:r>
+              <w:rPr>
+                <w:rFonts w:ascii="Calibri" w:cs="Calibri" w:eastAsia="Calibri" w:hAnsi="Calibri"/>
+                <w:b/>
+                <w:bCs/>
+                <w:color w:val="9C0006"/>
+                <w:sz w:val="18"/>
+                <w:szCs w:val="18"/>
+              </w:rPr>
+              <w:t xml:space="preserve">À faire</w:t>
+            </w:r>
+          </w:p>
+        </w:tc>
+        <w:tc>
+          <w:tcPr>
+            <w:tcW w:type="dxa" w:w="1700"/>
+            <w:tcBorders>
+              <w:top w:val="single" w:color="BFBFBF" w:sz="4"/>
+              <w:left w:val="single" w:color="BFBFBF" w:sz="4"/>
+              <w:bottom w:val="single" w:color="BFBFBF" w:sz="4"/>
+              <w:right w:val="single" w:color="BFBFBF" w:sz="4"/>
+            </w:tcBorders>
+            <w:tcMar>
+              <w:top w:type="dxa" w:w="70"/>
+              <w:left w:type="dxa" w:w="100"/>
+              <w:bottom w:type="dxa" w:w="70"/>
+              <w:right w:type="dxa" w:w="100"/>
+            </w:tcMar>
+            <w:vAlign w:val="top"/>
+          </w:tcPr>
+          <w:p>
+            <w:pPr>
+              <w:spacing w:after="0"/>
+            </w:pPr>
+            <w:r>
+              <w:rPr>
+                <w:rFonts w:ascii="Calibri" w:cs="Calibri" w:eastAsia="Calibri" w:hAnsi="Calibri"/>
+                <w:b w:val="false"/>
+                <w:bCs w:val="false"/>
+                <w:sz w:val="18"/>
+                <w:szCs w:val="18"/>
+              </w:rPr>
+              <w:t xml:space="preserve">Claude</w:t>
+            </w:r>
+          </w:p>
+        </w:tc>
+        <w:tc>
+          <w:tcPr>
+            <w:tcW w:type="dxa" w:w="3398"/>
+            <w:tcBorders>
+              <w:top w:val="single" w:color="BFBFBF" w:sz="4"/>
+              <w:left w:val="single" w:color="BFBFBF" w:sz="4"/>
+              <w:bottom w:val="single" w:color="BFBFBF" w:sz="4"/>
+              <w:right w:val="single" w:color="BFBFBF" w:sz="4"/>
+            </w:tcBorders>
+            <w:tcMar>
+              <w:top w:type="dxa" w:w="70"/>
+              <w:left w:type="dxa" w:w="100"/>
+              <w:bottom w:type="dxa" w:w="70"/>
+              <w:right w:type="dxa" w:w="100"/>
+            </w:tcMar>
+            <w:vAlign w:val="top"/>
+          </w:tcPr>
+          <w:p>
+            <w:pPr>
+              <w:spacing w:after="0"/>
+            </w:pPr>
+            <w:r>
+              <w:rPr>
+                <w:rFonts w:ascii="Calibri" w:cs="Calibri" w:eastAsia="Calibri" w:hAnsi="Calibri"/>
+                <w:b w:val="false"/>
+                <w:bCs w:val="false"/>
+                <w:sz w:val="18"/>
+                <w:szCs w:val="18"/>
+              </w:rPr>
+              <w:t xml:space="preserve">Claude : audit du code et de la configuration, constats classés par gravité. Toi : me donner des captures des réglages Supabase (Authentication) si je ne peux pas les voir.</w:t>
             </w:r>
           </w:p>
         </w:tc>
@@ -5000,7 +5419,7 @@
                 <w:sz w:val="18"/>
                 <w:szCs w:val="18"/>
               </w:rPr>
-              <w:t xml:space="preserve">Toi : décider si le mode hors-ligne est voulu. Claude : écrire le service worker.</w:t>
+              <w:t xml:space="preserve">Décision prise le 23/10/2026 : le mode hors ligne est voulu. Repris par la ligne « Mode hors ligne » (section 1).</w:t>
             </w:r>
           </w:p>
         </w:tc>
@@ -7481,6 +7900,624 @@
                 <w:szCs w:val="18"/>
               </w:rPr>
               <w:t xml:space="preserve">Toi : dire lesquelles tu veux garder et ce qu'elles doivent faire. Claude : exécuter.</w:t>
+            </w:r>
+          </w:p>
+        </w:tc>
+      </w:tr>
+      <w:tr>
+        <w:trPr>
+          <w:cantSplit/>
+        </w:trPr>
+        <w:tc>
+          <w:tcPr>
+            <w:tcW w:type="dxa" w:w="1500"/>
+            <w:tcBorders>
+              <w:top w:val="single" w:color="BFBFBF" w:sz="4"/>
+              <w:left w:val="single" w:color="BFBFBF" w:sz="4"/>
+              <w:bottom w:val="single" w:color="BFBFBF" w:sz="4"/>
+              <w:right w:val="single" w:color="BFBFBF" w:sz="4"/>
+            </w:tcBorders>
+            <w:tcMar>
+              <w:top w:type="dxa" w:w="70"/>
+              <w:left w:type="dxa" w:w="100"/>
+              <w:bottom w:type="dxa" w:w="70"/>
+              <w:right w:type="dxa" w:w="100"/>
+            </w:tcMar>
+            <w:vAlign w:val="top"/>
+          </w:tcPr>
+          <w:p>
+            <w:pPr>
+              <w:spacing w:after="0"/>
+            </w:pPr>
+            <w:r>
+              <w:rPr>
+                <w:rFonts w:ascii="Calibri" w:cs="Calibri" w:eastAsia="Calibri" w:hAnsi="Calibri"/>
+                <w:b/>
+                <w:bCs/>
+                <w:sz w:val="18"/>
+                <w:szCs w:val="18"/>
+              </w:rPr>
+              <w:t xml:space="preserve">Palette thème clair</w:t>
+            </w:r>
+          </w:p>
+        </w:tc>
+        <w:tc>
+          <w:tcPr>
+            <w:tcW w:type="dxa" w:w="2100"/>
+            <w:tcBorders>
+              <w:top w:val="single" w:color="BFBFBF" w:sz="4"/>
+              <w:left w:val="single" w:color="BFBFBF" w:sz="4"/>
+              <w:bottom w:val="single" w:color="BFBFBF" w:sz="4"/>
+              <w:right w:val="single" w:color="BFBFBF" w:sz="4"/>
+            </w:tcBorders>
+            <w:tcMar>
+              <w:top w:type="dxa" w:w="70"/>
+              <w:left w:type="dxa" w:w="100"/>
+              <w:bottom w:type="dxa" w:w="70"/>
+              <w:right w:type="dxa" w:w="100"/>
+            </w:tcMar>
+            <w:vAlign w:val="top"/>
+          </w:tcPr>
+          <w:p>
+            <w:pPr>
+              <w:spacing w:after="0"/>
+            </w:pPr>
+            <w:r>
+              <w:rPr>
+                <w:rFonts w:ascii="Calibri" w:cs="Calibri" w:eastAsia="Calibri" w:hAnsi="Calibri"/>
+                <w:b w:val="false"/>
+                <w:bCs w:val="false"/>
+                <w:sz w:val="18"/>
+                <w:szCs w:val="18"/>
+              </w:rPr>
+              <w:t xml:space="preserve">theme-light.css</w:t>
+            </w:r>
+          </w:p>
+        </w:tc>
+        <w:tc>
+          <w:tcPr>
+            <w:tcW w:type="dxa" w:w="5600"/>
+            <w:tcBorders>
+              <w:top w:val="single" w:color="BFBFBF" w:sz="4"/>
+              <w:left w:val="single" w:color="BFBFBF" w:sz="4"/>
+              <w:bottom w:val="single" w:color="BFBFBF" w:sz="4"/>
+              <w:right w:val="single" w:color="BFBFBF" w:sz="4"/>
+            </w:tcBorders>
+            <w:tcMar>
+              <w:top w:type="dxa" w:w="70"/>
+              <w:left w:type="dxa" w:w="100"/>
+              <w:bottom w:type="dxa" w:w="70"/>
+              <w:right w:type="dxa" w:w="100"/>
+            </w:tcMar>
+            <w:vAlign w:val="top"/>
+          </w:tcPr>
+          <w:p>
+            <w:pPr>
+              <w:spacing w:after="0"/>
+            </w:pPr>
+            <w:r>
+              <w:rPr>
+                <w:rFonts w:ascii="Calibri" w:cs="Calibri" w:eastAsia="Calibri" w:hAnsi="Calibri"/>
+                <w:b w:val="false"/>
+                <w:bCs w:val="false"/>
+                <w:sz w:val="18"/>
+                <w:szCs w:val="18"/>
+              </w:rPr>
+              <w:t xml:space="preserve">Le thème clair (Menu &gt; Apparence &gt; Thème) redéfinit les couleurs de chaque module dans theme-light.css : sa palette est à modifier.</w:t>
+            </w:r>
+          </w:p>
+        </w:tc>
+        <w:tc>
+          <w:tcPr>
+            <w:tcW w:type="dxa" w:w="1100"/>
+            <w:tcBorders>
+              <w:top w:val="single" w:color="BFBFBF" w:sz="4"/>
+              <w:left w:val="single" w:color="BFBFBF" w:sz="4"/>
+              <w:bottom w:val="single" w:color="BFBFBF" w:sz="4"/>
+              <w:right w:val="single" w:color="BFBFBF" w:sz="4"/>
+            </w:tcBorders>
+            <w:shd w:fill="FFC7CE" w:color="auto" w:val="clear"/>
+            <w:tcMar>
+              <w:top w:type="dxa" w:w="70"/>
+              <w:left w:type="dxa" w:w="100"/>
+              <w:bottom w:type="dxa" w:w="70"/>
+              <w:right w:type="dxa" w:w="100"/>
+            </w:tcMar>
+            <w:vAlign w:val="center"/>
+          </w:tcPr>
+          <w:p>
+            <w:pPr>
+              <w:spacing w:after="0"/>
+              <w:jc w:val="center"/>
+            </w:pPr>
+            <w:r>
+              <w:rPr>
+                <w:rFonts w:ascii="Calibri" w:cs="Calibri" w:eastAsia="Calibri" w:hAnsi="Calibri"/>
+                <w:b/>
+                <w:bCs/>
+                <w:color w:val="9C0006"/>
+                <w:sz w:val="18"/>
+                <w:szCs w:val="18"/>
+              </w:rPr>
+              <w:t xml:space="preserve">À faire</w:t>
+            </w:r>
+          </w:p>
+        </w:tc>
+        <w:tc>
+          <w:tcPr>
+            <w:tcW w:type="dxa" w:w="1700"/>
+            <w:tcBorders>
+              <w:top w:val="single" w:color="BFBFBF" w:sz="4"/>
+              <w:left w:val="single" w:color="BFBFBF" w:sz="4"/>
+              <w:bottom w:val="single" w:color="BFBFBF" w:sz="4"/>
+              <w:right w:val="single" w:color="BFBFBF" w:sz="4"/>
+            </w:tcBorders>
+            <w:tcMar>
+              <w:top w:type="dxa" w:w="70"/>
+              <w:left w:type="dxa" w:w="100"/>
+              <w:bottom w:type="dxa" w:w="70"/>
+              <w:right w:type="dxa" w:w="100"/>
+            </w:tcMar>
+            <w:vAlign w:val="top"/>
+          </w:tcPr>
+          <w:p>
+            <w:pPr>
+              <w:spacing w:after="0"/>
+            </w:pPr>
+            <w:r>
+              <w:rPr>
+                <w:rFonts w:ascii="Calibri" w:cs="Calibri" w:eastAsia="Calibri" w:hAnsi="Calibri"/>
+                <w:b w:val="false"/>
+                <w:bCs w:val="false"/>
+                <w:sz w:val="18"/>
+                <w:szCs w:val="18"/>
+              </w:rPr>
+              <w:t xml:space="preserve">Propriétaire → Claude</w:t>
+            </w:r>
+          </w:p>
+        </w:tc>
+        <w:tc>
+          <w:tcPr>
+            <w:tcW w:type="dxa" w:w="3398"/>
+            <w:tcBorders>
+              <w:top w:val="single" w:color="BFBFBF" w:sz="4"/>
+              <w:left w:val="single" w:color="BFBFBF" w:sz="4"/>
+              <w:bottom w:val="single" w:color="BFBFBF" w:sz="4"/>
+              <w:right w:val="single" w:color="BFBFBF" w:sz="4"/>
+            </w:tcBorders>
+            <w:tcMar>
+              <w:top w:type="dxa" w:w="70"/>
+              <w:left w:type="dxa" w:w="100"/>
+              <w:bottom w:type="dxa" w:w="70"/>
+              <w:right w:type="dxa" w:w="100"/>
+            </w:tcMar>
+            <w:vAlign w:val="top"/>
+          </w:tcPr>
+          <w:p>
+            <w:pPr>
+              <w:spacing w:after="0"/>
+            </w:pPr>
+            <w:r>
+              <w:rPr>
+                <w:rFonts w:ascii="Calibri" w:cs="Calibri" w:eastAsia="Calibri" w:hAnsi="Calibri"/>
+                <w:b w:val="false"/>
+                <w:bCs w:val="false"/>
+                <w:sz w:val="18"/>
+                <w:szCs w:val="18"/>
+              </w:rPr>
+              <w:t xml:space="preserve">Toi : donner les couleurs voulues (valeurs, ou une référence : appli, capture). Claude : les appliquer dans theme-light.css et contrôler tous les écrans en mode clair.</w:t>
+            </w:r>
+          </w:p>
+        </w:tc>
+      </w:tr>
+      <w:tr>
+        <w:trPr>
+          <w:cantSplit/>
+        </w:trPr>
+        <w:tc>
+          <w:tcPr>
+            <w:tcW w:type="dxa" w:w="1500"/>
+            <w:tcBorders>
+              <w:top w:val="single" w:color="BFBFBF" w:sz="4"/>
+              <w:left w:val="single" w:color="BFBFBF" w:sz="4"/>
+              <w:bottom w:val="single" w:color="BFBFBF" w:sz="4"/>
+              <w:right w:val="single" w:color="BFBFBF" w:sz="4"/>
+            </w:tcBorders>
+            <w:tcMar>
+              <w:top w:type="dxa" w:w="70"/>
+              <w:left w:type="dxa" w:w="100"/>
+              <w:bottom w:type="dxa" w:w="70"/>
+              <w:right w:type="dxa" w:w="100"/>
+            </w:tcMar>
+            <w:vAlign w:val="top"/>
+          </w:tcPr>
+          <w:p>
+            <w:pPr>
+              <w:spacing w:after="0"/>
+            </w:pPr>
+            <w:r>
+              <w:rPr>
+                <w:rFonts w:ascii="Calibri" w:cs="Calibri" w:eastAsia="Calibri" w:hAnsi="Calibri"/>
+                <w:b/>
+                <w:bCs/>
+                <w:sz w:val="18"/>
+                <w:szCs w:val="18"/>
+              </w:rPr>
+              <w:t xml:space="preserve">Images « à reprendre »</w:t>
+            </w:r>
+          </w:p>
+        </w:tc>
+        <w:tc>
+          <w:tcPr>
+            <w:tcW w:type="dxa" w:w="2100"/>
+            <w:tcBorders>
+              <w:top w:val="single" w:color="BFBFBF" w:sz="4"/>
+              <w:left w:val="single" w:color="BFBFBF" w:sz="4"/>
+              <w:bottom w:val="single" w:color="BFBFBF" w:sz="4"/>
+              <w:right w:val="single" w:color="BFBFBF" w:sz="4"/>
+            </w:tcBorders>
+            <w:tcMar>
+              <w:top w:type="dxa" w:w="70"/>
+              <w:left w:type="dxa" w:w="100"/>
+              <w:bottom w:type="dxa" w:w="70"/>
+              <w:right w:type="dxa" w:w="100"/>
+            </w:tcMar>
+            <w:vAlign w:val="top"/>
+          </w:tcPr>
+          <w:p>
+            <w:pPr>
+              <w:spacing w:after="0"/>
+            </w:pPr>
+            <w:r>
+              <w:rPr>
+                <w:rFonts w:ascii="Calibri" w:cs="Calibri" w:eastAsia="Calibri" w:hAnsi="Calibri"/>
+                <w:b w:val="false"/>
+                <w:bCs w:val="false"/>
+                <w:sz w:val="18"/>
+                <w:szCs w:val="18"/>
+              </w:rPr>
+              <w:t xml:space="preserve">putting.js, stats.js, wedging.js, images/</w:t>
+            </w:r>
+          </w:p>
+        </w:tc>
+        <w:tc>
+          <w:tcPr>
+            <w:tcW w:type="dxa" w:w="5600"/>
+            <w:tcBorders>
+              <w:top w:val="single" w:color="BFBFBF" w:sz="4"/>
+              <w:left w:val="single" w:color="BFBFBF" w:sz="4"/>
+              <w:bottom w:val="single" w:color="BFBFBF" w:sz="4"/>
+              <w:right w:val="single" w:color="BFBFBF" w:sz="4"/>
+            </w:tcBorders>
+            <w:tcMar>
+              <w:top w:type="dxa" w:w="70"/>
+              <w:left w:type="dxa" w:w="100"/>
+              <w:bottom w:type="dxa" w:w="70"/>
+              <w:right w:type="dxa" w:w="100"/>
+            </w:tcMar>
+            <w:vAlign w:val="top"/>
+          </w:tcPr>
+          <w:p>
+            <w:pPr>
+              <w:spacing w:after="0"/>
+            </w:pPr>
+            <w:r>
+              <w:rPr>
+                <w:rFonts w:ascii="Calibri" w:cs="Calibri" w:eastAsia="Calibri" w:hAnsi="Calibri"/>
+                <w:b w:val="false"/>
+                <w:bCs w:val="false"/>
+                <w:sz w:val="18"/>
+                <w:szCs w:val="18"/>
+              </w:rPr>
+              <w:t xml:space="preserve">Ajouter des images de fond aux popups de reprise (exercice, partie ou saisie à reprendre). Les fichiers images/popupareprendre.* existent mais ne sont pas utilisés par le code, et le point 26 les classe comme inutilisés.</w:t>
+            </w:r>
+          </w:p>
+        </w:tc>
+        <w:tc>
+          <w:tcPr>
+            <w:tcW w:type="dxa" w:w="1100"/>
+            <w:tcBorders>
+              <w:top w:val="single" w:color="BFBFBF" w:sz="4"/>
+              <w:left w:val="single" w:color="BFBFBF" w:sz="4"/>
+              <w:bottom w:val="single" w:color="BFBFBF" w:sz="4"/>
+              <w:right w:val="single" w:color="BFBFBF" w:sz="4"/>
+            </w:tcBorders>
+            <w:shd w:fill="FFC7CE" w:color="auto" w:val="clear"/>
+            <w:tcMar>
+              <w:top w:type="dxa" w:w="70"/>
+              <w:left w:type="dxa" w:w="100"/>
+              <w:bottom w:type="dxa" w:w="70"/>
+              <w:right w:type="dxa" w:w="100"/>
+            </w:tcMar>
+            <w:vAlign w:val="center"/>
+          </w:tcPr>
+          <w:p>
+            <w:pPr>
+              <w:spacing w:after="0"/>
+              <w:jc w:val="center"/>
+            </w:pPr>
+            <w:r>
+              <w:rPr>
+                <w:rFonts w:ascii="Calibri" w:cs="Calibri" w:eastAsia="Calibri" w:hAnsi="Calibri"/>
+                <w:b/>
+                <w:bCs/>
+                <w:color w:val="9C0006"/>
+                <w:sz w:val="18"/>
+                <w:szCs w:val="18"/>
+              </w:rPr>
+              <w:t xml:space="preserve">À faire</w:t>
+            </w:r>
+          </w:p>
+        </w:tc>
+        <w:tc>
+          <w:tcPr>
+            <w:tcW w:type="dxa" w:w="1700"/>
+            <w:tcBorders>
+              <w:top w:val="single" w:color="BFBFBF" w:sz="4"/>
+              <w:left w:val="single" w:color="BFBFBF" w:sz="4"/>
+              <w:bottom w:val="single" w:color="BFBFBF" w:sz="4"/>
+              <w:right w:val="single" w:color="BFBFBF" w:sz="4"/>
+            </w:tcBorders>
+            <w:tcMar>
+              <w:top w:type="dxa" w:w="70"/>
+              <w:left w:type="dxa" w:w="100"/>
+              <w:bottom w:type="dxa" w:w="70"/>
+              <w:right w:type="dxa" w:w="100"/>
+            </w:tcMar>
+            <w:vAlign w:val="top"/>
+          </w:tcPr>
+          <w:p>
+            <w:pPr>
+              <w:spacing w:after="0"/>
+            </w:pPr>
+            <w:r>
+              <w:rPr>
+                <w:rFonts w:ascii="Calibri" w:cs="Calibri" w:eastAsia="Calibri" w:hAnsi="Calibri"/>
+                <w:b w:val="false"/>
+                <w:bCs w:val="false"/>
+                <w:sz w:val="18"/>
+                <w:szCs w:val="18"/>
+              </w:rPr>
+              <w:t xml:space="preserve">Propriétaire → Claude</w:t>
+            </w:r>
+          </w:p>
+        </w:tc>
+        <w:tc>
+          <w:tcPr>
+            <w:tcW w:type="dxa" w:w="3398"/>
+            <w:tcBorders>
+              <w:top w:val="single" w:color="BFBFBF" w:sz="4"/>
+              <w:left w:val="single" w:color="BFBFBF" w:sz="4"/>
+              <w:bottom w:val="single" w:color="BFBFBF" w:sz="4"/>
+              <w:right w:val="single" w:color="BFBFBF" w:sz="4"/>
+            </w:tcBorders>
+            <w:tcMar>
+              <w:top w:type="dxa" w:w="70"/>
+              <w:left w:type="dxa" w:w="100"/>
+              <w:bottom w:type="dxa" w:w="70"/>
+              <w:right w:type="dxa" w:w="100"/>
+            </w:tcMar>
+            <w:vAlign w:val="top"/>
+          </w:tcPr>
+          <w:p>
+            <w:pPr>
+              <w:spacing w:after="0"/>
+            </w:pPr>
+            <w:r>
+              <w:rPr>
+                <w:rFonts w:ascii="Calibri" w:cs="Calibri" w:eastAsia="Calibri" w:hAnsi="Calibri"/>
+                <w:b w:val="false"/>
+                <w:bCs w:val="false"/>
+                <w:sz w:val="18"/>
+                <w:szCs w:val="18"/>
+              </w:rPr>
+              <w:t xml:space="preserve">Toi : fournir les images (une par popup ou une commune) ou confirmer l'usage de popupareprendre, ce qui annule sa suppression au point 26. Claude : les brancher et vérifier la lisibilité du texte par-dessus.</w:t>
+            </w:r>
+          </w:p>
+        </w:tc>
+      </w:tr>
+      <w:tr>
+        <w:trPr>
+          <w:cantSplit/>
+        </w:trPr>
+        <w:tc>
+          <w:tcPr>
+            <w:tcW w:type="dxa" w:w="1500"/>
+            <w:tcBorders>
+              <w:top w:val="single" w:color="BFBFBF" w:sz="4"/>
+              <w:left w:val="single" w:color="BFBFBF" w:sz="4"/>
+              <w:bottom w:val="single" w:color="BFBFBF" w:sz="4"/>
+              <w:right w:val="single" w:color="BFBFBF" w:sz="4"/>
+            </w:tcBorders>
+            <w:tcMar>
+              <w:top w:type="dxa" w:w="70"/>
+              <w:left w:type="dxa" w:w="100"/>
+              <w:bottom w:type="dxa" w:w="70"/>
+              <w:right w:type="dxa" w:w="100"/>
+            </w:tcMar>
+            <w:vAlign w:val="top"/>
+          </w:tcPr>
+          <w:p>
+            <w:pPr>
+              <w:spacing w:after="0"/>
+            </w:pPr>
+            <w:r>
+              <w:rPr>
+                <w:rFonts w:ascii="Calibri" w:cs="Calibri" w:eastAsia="Calibri" w:hAnsi="Calibri"/>
+                <w:b/>
+                <w:bCs/>
+                <w:sz w:val="18"/>
+                <w:szCs w:val="18"/>
+              </w:rPr>
+              <w:t xml:space="preserve">Langues</w:t>
+            </w:r>
+          </w:p>
+        </w:tc>
+        <w:tc>
+          <w:tcPr>
+            <w:tcW w:type="dxa" w:w="2100"/>
+            <w:tcBorders>
+              <w:top w:val="single" w:color="BFBFBF" w:sz="4"/>
+              <w:left w:val="single" w:color="BFBFBF" w:sz="4"/>
+              <w:bottom w:val="single" w:color="BFBFBF" w:sz="4"/>
+              <w:right w:val="single" w:color="BFBFBF" w:sz="4"/>
+            </w:tcBorders>
+            <w:tcMar>
+              <w:top w:type="dxa" w:w="70"/>
+              <w:left w:type="dxa" w:w="100"/>
+              <w:bottom w:type="dxa" w:w="70"/>
+              <w:right w:type="dxa" w:w="100"/>
+            </w:tcMar>
+            <w:vAlign w:val="top"/>
+          </w:tcPr>
+          <w:p>
+            <w:pPr>
+              <w:spacing w:after="0"/>
+            </w:pPr>
+            <w:r>
+              <w:rPr>
+                <w:rFonts w:ascii="Calibri" w:cs="Calibri" w:eastAsia="Calibri" w:hAnsi="Calibri"/>
+                <w:b w:val="false"/>
+                <w:bCs w:val="false"/>
+                <w:sz w:val="18"/>
+                <w:szCs w:val="18"/>
+              </w:rPr>
+              <w:t xml:space="preserve">transverse (index.html, tous les modules)</w:t>
+            </w:r>
+          </w:p>
+        </w:tc>
+        <w:tc>
+          <w:tcPr>
+            <w:tcW w:type="dxa" w:w="5600"/>
+            <w:tcBorders>
+              <w:top w:val="single" w:color="BFBFBF" w:sz="4"/>
+              <w:left w:val="single" w:color="BFBFBF" w:sz="4"/>
+              <w:bottom w:val="single" w:color="BFBFBF" w:sz="4"/>
+              <w:right w:val="single" w:color="BFBFBF" w:sz="4"/>
+            </w:tcBorders>
+            <w:tcMar>
+              <w:top w:type="dxa" w:w="70"/>
+              <w:left w:type="dxa" w:w="100"/>
+              <w:bottom w:type="dxa" w:w="70"/>
+              <w:right w:type="dxa" w:w="100"/>
+            </w:tcMar>
+            <w:vAlign w:val="top"/>
+          </w:tcPr>
+          <w:p>
+            <w:pPr>
+              <w:spacing w:after="0"/>
+            </w:pPr>
+            <w:r>
+              <w:rPr>
+                <w:rFonts w:ascii="Calibri" w:cs="Calibri" w:eastAsia="Calibri" w:hAnsi="Calibri"/>
+                <w:b w:val="false"/>
+                <w:bCs w:val="false"/>
+                <w:sz w:val="18"/>
+                <w:szCs w:val="18"/>
+              </w:rPr>
+              <w:t xml:space="preserve">Ajouter l'anglais, l'espagnol et le chinois au français : textes de tous les écrans, textes légaux, messages d'erreur de connexion (friendlyError), formats de dates, nombres et unités.</w:t>
+            </w:r>
+          </w:p>
+        </w:tc>
+        <w:tc>
+          <w:tcPr>
+            <w:tcW w:type="dxa" w:w="1100"/>
+            <w:tcBorders>
+              <w:top w:val="single" w:color="BFBFBF" w:sz="4"/>
+              <w:left w:val="single" w:color="BFBFBF" w:sz="4"/>
+              <w:bottom w:val="single" w:color="BFBFBF" w:sz="4"/>
+              <w:right w:val="single" w:color="BFBFBF" w:sz="4"/>
+            </w:tcBorders>
+            <w:shd w:fill="FFC7CE" w:color="auto" w:val="clear"/>
+            <w:tcMar>
+              <w:top w:type="dxa" w:w="70"/>
+              <w:left w:type="dxa" w:w="100"/>
+              <w:bottom w:type="dxa" w:w="70"/>
+              <w:right w:type="dxa" w:w="100"/>
+            </w:tcMar>
+            <w:vAlign w:val="center"/>
+          </w:tcPr>
+          <w:p>
+            <w:pPr>
+              <w:spacing w:after="0"/>
+              <w:jc w:val="center"/>
+            </w:pPr>
+            <w:r>
+              <w:rPr>
+                <w:rFonts w:ascii="Calibri" w:cs="Calibri" w:eastAsia="Calibri" w:hAnsi="Calibri"/>
+                <w:b/>
+                <w:bCs/>
+                <w:color w:val="9C0006"/>
+                <w:sz w:val="18"/>
+                <w:szCs w:val="18"/>
+              </w:rPr>
+              <w:t xml:space="preserve">À faire</w:t>
+            </w:r>
+          </w:p>
+        </w:tc>
+        <w:tc>
+          <w:tcPr>
+            <w:tcW w:type="dxa" w:w="1700"/>
+            <w:tcBorders>
+              <w:top w:val="single" w:color="BFBFBF" w:sz="4"/>
+              <w:left w:val="single" w:color="BFBFBF" w:sz="4"/>
+              <w:bottom w:val="single" w:color="BFBFBF" w:sz="4"/>
+              <w:right w:val="single" w:color="BFBFBF" w:sz="4"/>
+            </w:tcBorders>
+            <w:tcMar>
+              <w:top w:type="dxa" w:w="70"/>
+              <w:left w:type="dxa" w:w="100"/>
+              <w:bottom w:type="dxa" w:w="70"/>
+              <w:right w:type="dxa" w:w="100"/>
+            </w:tcMar>
+            <w:vAlign w:val="top"/>
+          </w:tcPr>
+          <w:p>
+            <w:pPr>
+              <w:spacing w:after="0"/>
+            </w:pPr>
+            <w:r>
+              <w:rPr>
+                <w:rFonts w:ascii="Calibri" w:cs="Calibri" w:eastAsia="Calibri" w:hAnsi="Calibri"/>
+                <w:b w:val="false"/>
+                <w:bCs w:val="false"/>
+                <w:sz w:val="18"/>
+                <w:szCs w:val="18"/>
+              </w:rPr>
+              <w:t xml:space="preserve">Propriétaire → Claude</w:t>
+            </w:r>
+          </w:p>
+        </w:tc>
+        <w:tc>
+          <w:tcPr>
+            <w:tcW w:type="dxa" w:w="3398"/>
+            <w:tcBorders>
+              <w:top w:val="single" w:color="BFBFBF" w:sz="4"/>
+              <w:left w:val="single" w:color="BFBFBF" w:sz="4"/>
+              <w:bottom w:val="single" w:color="BFBFBF" w:sz="4"/>
+              <w:right w:val="single" w:color="BFBFBF" w:sz="4"/>
+            </w:tcBorders>
+            <w:tcMar>
+              <w:top w:type="dxa" w:w="70"/>
+              <w:left w:type="dxa" w:w="100"/>
+              <w:bottom w:type="dxa" w:w="70"/>
+              <w:right w:type="dxa" w:w="100"/>
+            </w:tcMar>
+            <w:vAlign w:val="top"/>
+          </w:tcPr>
+          <w:p>
+            <w:pPr>
+              <w:spacing w:after="0"/>
+            </w:pPr>
+            <w:r>
+              <w:rPr>
+                <w:rFonts w:ascii="Calibri" w:cs="Calibri" w:eastAsia="Calibri" w:hAnsi="Calibri"/>
+                <w:b w:val="false"/>
+                <w:bCs w:val="false"/>
+                <w:sz w:val="18"/>
+                <w:szCs w:val="18"/>
+              </w:rPr>
+              <w:t xml:space="preserve">Toi : décider d'abord le point 50 (tutoiement ou vouvoiement), car les traductions en dépendent ; choisir chinois simplifié ou traditionnel et la langue par défaut (langue du téléphone ou français) ; faire relire les textes légaux traduits. Claude : fichier de traductions par langue et réglage de langue dans le Menu.</w:t>
             </w:r>
           </w:p>
         </w:tc>
@@ -8780,212 +9817,6 @@
           </w:p>
         </w:tc>
       </w:tr>
-      <w:tr>
-        <w:trPr>
-          <w:cantSplit/>
-        </w:trPr>
-        <w:tc>
-          <w:tcPr>
-            <w:tcW w:type="dxa" w:w="1500"/>
-            <w:tcBorders>
-              <w:top w:val="single" w:color="BFBFBF" w:sz="4"/>
-              <w:left w:val="single" w:color="BFBFBF" w:sz="4"/>
-              <w:bottom w:val="single" w:color="BFBFBF" w:sz="4"/>
-              <w:right w:val="single" w:color="BFBFBF" w:sz="4"/>
-            </w:tcBorders>
-            <w:tcMar>
-              <w:top w:type="dxa" w:w="70"/>
-              <w:left w:type="dxa" w:w="100"/>
-              <w:bottom w:type="dxa" w:w="70"/>
-              <w:right w:type="dxa" w:w="100"/>
-            </w:tcMar>
-            <w:vAlign w:val="top"/>
-          </w:tcPr>
-          <w:p>
-            <w:pPr>
-              <w:spacing w:after="0"/>
-            </w:pPr>
-            <w:r>
-              <w:rPr>
-                <w:rFonts w:ascii="Calibri" w:cs="Calibri" w:eastAsia="Calibri" w:hAnsi="Calibri"/>
-                <w:b/>
-                <w:bCs/>
-                <w:sz w:val="18"/>
-                <w:szCs w:val="18"/>
-              </w:rPr>
-              <w:t xml:space="preserve">10 (données)</w:t>
-            </w:r>
-          </w:p>
-        </w:tc>
-        <w:tc>
-          <w:tcPr>
-            <w:tcW w:type="dxa" w:w="2100"/>
-            <w:tcBorders>
-              <w:top w:val="single" w:color="BFBFBF" w:sz="4"/>
-              <w:left w:val="single" w:color="BFBFBF" w:sz="4"/>
-              <w:bottom w:val="single" w:color="BFBFBF" w:sz="4"/>
-              <w:right w:val="single" w:color="BFBFBF" w:sz="4"/>
-            </w:tcBorders>
-            <w:tcMar>
-              <w:top w:type="dxa" w:w="70"/>
-              <w:left w:type="dxa" w:w="100"/>
-              <w:bottom w:type="dxa" w:w="70"/>
-              <w:right w:type="dxa" w:w="100"/>
-            </w:tcMar>
-            <w:vAlign w:val="top"/>
-          </w:tcPr>
-          <w:p>
-            <w:pPr>
-              <w:spacing w:after="0"/>
-            </w:pPr>
-            <w:r>
-              <w:rPr>
-                <w:rFonts w:ascii="Calibri" w:cs="Calibri" w:eastAsia="Calibri" w:hAnsi="Calibri"/>
-                <w:b w:val="false"/>
-                <w:bCs w:val="false"/>
-                <w:sz w:val="18"/>
-                <w:szCs w:val="18"/>
-              </w:rPr>
-              <w:t xml:space="preserve">data.js (nouveau), commun.js, auth.js, menu.js, parcours-ui.js, index.html</w:t>
-            </w:r>
-          </w:p>
-        </w:tc>
-        <w:tc>
-          <w:tcPr>
-            <w:tcW w:type="dxa" w:w="5600"/>
-            <w:tcBorders>
-              <w:top w:val="single" w:color="BFBFBF" w:sz="4"/>
-              <w:left w:val="single" w:color="BFBFBF" w:sz="4"/>
-              <w:bottom w:val="single" w:color="BFBFBF" w:sz="4"/>
-              <w:right w:val="single" w:color="BFBFBF" w:sz="4"/>
-            </w:tcBorders>
-            <w:tcMar>
-              <w:top w:type="dxa" w:w="70"/>
-              <w:left w:type="dxa" w:w="100"/>
-              <w:bottom w:type="dxa" w:w="70"/>
-              <w:right w:type="dxa" w:w="100"/>
-            </w:tcMar>
-            <w:vAlign w:val="top"/>
-          </w:tcPr>
-          <w:p>
-            <w:pPr>
-              <w:spacing w:after="0"/>
-            </w:pPr>
-            <w:r>
-              <w:rPr>
-                <w:rFonts w:ascii="Calibri" w:cs="Calibri" w:eastAsia="Calibri" w:hAnsi="Calibri"/>
-                <w:b w:val="false"/>
-                <w:bCs w:val="false"/>
-                <w:sz w:val="18"/>
-                <w:szCs w:val="18"/>
-              </w:rPr>
-              <w:t xml:space="preserve">Données rattachées au compte, plus à l'appareil. core/data.js lit et écrit les 11 tables Supabase ; le localStorage n'est plus qu'une copie de travail, vidée à la déconnexion et au changement de compte (fin du mélange entre comptes sur un même appareil, plus de golfStash_*). Suppression douce (deleted_at). Les copies Stats dans Putting et Wedging suivent leur partie. Vérifié par simulation avec un faux Supabase : envoi des seuls éléments modifiés, suppression douce, relecture sur un nouvel appareil, isolation entre deux comptes, effacement du seul compte connecté. Jamais essayé contre la vraie base. Limite connue : pas de mode hors ligne, les saisies faites sans réseau sont perdues à la prochaine ouverture.</w:t>
-            </w:r>
-          </w:p>
-        </w:tc>
-        <w:tc>
-          <w:tcPr>
-            <w:tcW w:type="dxa" w:w="1100"/>
-            <w:tcBorders>
-              <w:top w:val="single" w:color="BFBFBF" w:sz="4"/>
-              <w:left w:val="single" w:color="BFBFBF" w:sz="4"/>
-              <w:bottom w:val="single" w:color="BFBFBF" w:sz="4"/>
-              <w:right w:val="single" w:color="BFBFBF" w:sz="4"/>
-            </w:tcBorders>
-            <w:shd w:fill="FFEB9C" w:color="auto" w:val="clear"/>
-            <w:tcMar>
-              <w:top w:type="dxa" w:w="70"/>
-              <w:left w:type="dxa" w:w="100"/>
-              <w:bottom w:type="dxa" w:w="70"/>
-              <w:right w:type="dxa" w:w="100"/>
-            </w:tcMar>
-            <w:vAlign w:val="center"/>
-          </w:tcPr>
-          <w:p>
-            <w:pPr>
-              <w:spacing w:after="0"/>
-              <w:jc w:val="center"/>
-            </w:pPr>
-            <w:r>
-              <w:rPr>
-                <w:rFonts w:ascii="Calibri" w:cs="Calibri" w:eastAsia="Calibri" w:hAnsi="Calibri"/>
-                <w:b/>
-                <w:bCs/>
-                <w:color w:val="7A4A00"/>
-                <w:sz w:val="18"/>
-                <w:szCs w:val="18"/>
-              </w:rPr>
-              <w:t xml:space="preserve">En cours</w:t>
-            </w:r>
-          </w:p>
-        </w:tc>
-        <w:tc>
-          <w:tcPr>
-            <w:tcW w:type="dxa" w:w="1700"/>
-            <w:tcBorders>
-              <w:top w:val="single" w:color="BFBFBF" w:sz="4"/>
-              <w:left w:val="single" w:color="BFBFBF" w:sz="4"/>
-              <w:bottom w:val="single" w:color="BFBFBF" w:sz="4"/>
-              <w:right w:val="single" w:color="BFBFBF" w:sz="4"/>
-            </w:tcBorders>
-            <w:tcMar>
-              <w:top w:type="dxa" w:w="70"/>
-              <w:left w:type="dxa" w:w="100"/>
-              <w:bottom w:type="dxa" w:w="70"/>
-              <w:right w:type="dxa" w:w="100"/>
-            </w:tcMar>
-            <w:vAlign w:val="top"/>
-          </w:tcPr>
-          <w:p>
-            <w:pPr>
-              <w:spacing w:after="0"/>
-            </w:pPr>
-            <w:r>
-              <w:rPr>
-                <w:rFonts w:ascii="Calibri" w:cs="Calibri" w:eastAsia="Calibri" w:hAnsi="Calibri"/>
-                <w:b w:val="false"/>
-                <w:bCs w:val="false"/>
-                <w:sz w:val="18"/>
-                <w:szCs w:val="18"/>
-              </w:rPr>
-              <w:t xml:space="preserve">Propriétaire</w:t>
-            </w:r>
-          </w:p>
-        </w:tc>
-        <w:tc>
-          <w:tcPr>
-            <w:tcW w:type="dxa" w:w="3398"/>
-            <w:tcBorders>
-              <w:top w:val="single" w:color="BFBFBF" w:sz="4"/>
-              <w:left w:val="single" w:color="BFBFBF" w:sz="4"/>
-              <w:bottom w:val="single" w:color="BFBFBF" w:sz="4"/>
-              <w:right w:val="single" w:color="BFBFBF" w:sz="4"/>
-            </w:tcBorders>
-            <w:tcMar>
-              <w:top w:type="dxa" w:w="70"/>
-              <w:left w:type="dxa" w:w="100"/>
-              <w:bottom w:type="dxa" w:w="70"/>
-              <w:right w:type="dxa" w:w="100"/>
-            </w:tcMar>
-            <w:vAlign w:val="top"/>
-          </w:tcPr>
-          <w:p>
-            <w:pPr>
-              <w:spacing w:after="0"/>
-            </w:pPr>
-            <w:r>
-              <w:rPr>
-                <w:rFonts w:ascii="Calibri" w:cs="Calibri" w:eastAsia="Calibri" w:hAnsi="Calibri"/>
-                <w:b w:val="false"/>
-                <w:bCs w:val="false"/>
-                <w:sz w:val="18"/>
-                <w:szCs w:val="18"/>
-              </w:rPr>
-              <w:t xml:space="preserve">Dans Supabase, vérifier que (user_id, id) est la clé primaire des 10 tables de listes, user_id celle de profiles, et que updated_at est mis à jour par un déclencheur. Puis tester avec deux comptes : (1) créer un exercice Putting, finir une partie Stats (vérifier ses copies Putting et Wedging), régler une distance perso dans le Menu ; (2) se déconnecter puis se connecter sur un autre navigateur : tout doit réapparaître ; (3) sur le même appareil, se connecter avec le second compte : aucune donnée du premier ; (4) supprimer la partie Stats : ses copies disparaissent aussi sur l'autre appareil à la prochaine ouverture ; (5) Menu &gt; Mes données &gt; Supprimer : les tables du compte sont vides (Table Editor). Signaler tout message "Synchronisation impossible".</w:t>
-            </w:r>
-          </w:p>
-        </w:tc>
-      </w:tr>
     </w:tbl>
     <w:p>
       <w:pPr>
@@ -24631,6 +25462,179 @@
                 <w:szCs w:val="18"/>
               </w:rPr>
               <w:t xml:space="preserve">Chromium headless : iPhone mini (375 × 812) et Pro Max (440 × 956) : document défilable de 2 px, page de connexion jusqu'à 812 et 956 ; bureau inchangé ; passage connexion / accueil sans verrou résiduel ; avec session, seul l'accueil est verrouillé ; aucune erreur JS ; effet sur iPhone non testé</w:t>
+            </w:r>
+          </w:p>
+        </w:tc>
+      </w:tr>
+      <w:tr>
+        <w:trPr>
+          <w:cantSplit/>
+        </w:trPr>
+        <w:tc>
+          <w:tcPr>
+            <w:tcW w:type="dxa" w:w="1700"/>
+            <w:tcBorders>
+              <w:top w:val="single" w:color="BFBFBF" w:sz="4"/>
+              <w:left w:val="single" w:color="BFBFBF" w:sz="4"/>
+              <w:bottom w:val="single" w:color="BFBFBF" w:sz="4"/>
+              <w:right w:val="single" w:color="BFBFBF" w:sz="4"/>
+            </w:tcBorders>
+            <w:tcMar>
+              <w:top w:type="dxa" w:w="70"/>
+              <w:left w:type="dxa" w:w="100"/>
+              <w:bottom w:type="dxa" w:w="70"/>
+              <w:right w:type="dxa" w:w="100"/>
+            </w:tcMar>
+            <w:vAlign w:val="top"/>
+          </w:tcPr>
+          <w:p>
+            <w:pPr>
+              <w:spacing w:after="0"/>
+            </w:pPr>
+            <w:r>
+              <w:rPr>
+                <w:rFonts w:ascii="Calibri" w:cs="Calibri" w:eastAsia="Calibri" w:hAnsi="Calibri"/>
+                <w:b/>
+                <w:bCs/>
+                <w:sz w:val="18"/>
+                <w:szCs w:val="18"/>
+              </w:rPr>
+              <w:t xml:space="preserve">10 (données)</w:t>
+            </w:r>
+          </w:p>
+        </w:tc>
+        <w:tc>
+          <w:tcPr>
+            <w:tcW w:type="dxa" w:w="2400"/>
+            <w:tcBorders>
+              <w:top w:val="single" w:color="BFBFBF" w:sz="4"/>
+              <w:left w:val="single" w:color="BFBFBF" w:sz="4"/>
+              <w:bottom w:val="single" w:color="BFBFBF" w:sz="4"/>
+              <w:right w:val="single" w:color="BFBFBF" w:sz="4"/>
+            </w:tcBorders>
+            <w:tcMar>
+              <w:top w:type="dxa" w:w="70"/>
+              <w:left w:type="dxa" w:w="100"/>
+              <w:bottom w:type="dxa" w:w="70"/>
+              <w:right w:type="dxa" w:w="100"/>
+            </w:tcMar>
+            <w:vAlign w:val="top"/>
+          </w:tcPr>
+          <w:p>
+            <w:pPr>
+              <w:spacing w:after="0"/>
+            </w:pPr>
+            <w:r>
+              <w:rPr>
+                <w:rFonts w:ascii="Calibri" w:cs="Calibri" w:eastAsia="Calibri" w:hAnsi="Calibri"/>
+                <w:b w:val="false"/>
+                <w:bCs w:val="false"/>
+                <w:sz w:val="18"/>
+                <w:szCs w:val="18"/>
+              </w:rPr>
+              <w:t xml:space="preserve">data.js (nouveau), commun.js, auth.js, menu.js, parcours-ui.js, index.html</w:t>
+            </w:r>
+          </w:p>
+        </w:tc>
+        <w:tc>
+          <w:tcPr>
+            <w:tcW w:type="dxa" w:w="8000"/>
+            <w:tcBorders>
+              <w:top w:val="single" w:color="BFBFBF" w:sz="4"/>
+              <w:left w:val="single" w:color="BFBFBF" w:sz="4"/>
+              <w:bottom w:val="single" w:color="BFBFBF" w:sz="4"/>
+              <w:right w:val="single" w:color="BFBFBF" w:sz="4"/>
+            </w:tcBorders>
+            <w:tcMar>
+              <w:top w:type="dxa" w:w="70"/>
+              <w:left w:type="dxa" w:w="100"/>
+              <w:bottom w:type="dxa" w:w="70"/>
+              <w:right w:type="dxa" w:w="100"/>
+            </w:tcMar>
+            <w:vAlign w:val="top"/>
+          </w:tcPr>
+          <w:p>
+            <w:pPr>
+              <w:spacing w:after="0"/>
+            </w:pPr>
+            <w:r>
+              <w:rPr>
+                <w:rFonts w:ascii="Calibri" w:cs="Calibri" w:eastAsia="Calibri" w:hAnsi="Calibri"/>
+                <w:b w:val="false"/>
+                <w:bCs w:val="false"/>
+                <w:sz w:val="18"/>
+                <w:szCs w:val="18"/>
+              </w:rPr>
+              <w:t xml:space="preserve">Données rattachées au compte, plus à l'appareil : core/data.js lit et écrit les 11 tables Supabase, le localStorage n'est plus qu'une copie de travail, vidée à la déconnexion et au changement de compte. Fin du mélange entre comptes sur un même appareil. Suppression douce (deleted_at) ; les copies Stats dans Putting et Wedging suivent leur partie. Reste sans mode hors ligne (ligne « Mode hors ligne », section 1).</w:t>
+            </w:r>
+          </w:p>
+        </w:tc>
+        <w:tc>
+          <w:tcPr>
+            <w:tcW w:type="dxa" w:w="1100"/>
+            <w:tcBorders>
+              <w:top w:val="single" w:color="BFBFBF" w:sz="4"/>
+              <w:left w:val="single" w:color="BFBFBF" w:sz="4"/>
+              <w:bottom w:val="single" w:color="BFBFBF" w:sz="4"/>
+              <w:right w:val="single" w:color="BFBFBF" w:sz="4"/>
+            </w:tcBorders>
+            <w:shd w:fill="C6EFCE" w:color="auto" w:val="clear"/>
+            <w:tcMar>
+              <w:top w:type="dxa" w:w="70"/>
+              <w:left w:type="dxa" w:w="100"/>
+              <w:bottom w:type="dxa" w:w="70"/>
+              <w:right w:type="dxa" w:w="100"/>
+            </w:tcMar>
+            <w:vAlign w:val="center"/>
+          </w:tcPr>
+          <w:p>
+            <w:pPr>
+              <w:spacing w:after="0"/>
+              <w:jc w:val="center"/>
+            </w:pPr>
+            <w:r>
+              <w:rPr>
+                <w:rFonts w:ascii="Calibri" w:cs="Calibri" w:eastAsia="Calibri" w:hAnsi="Calibri"/>
+                <w:b/>
+                <w:bCs/>
+                <w:color w:val="1E5E2A"/>
+                <w:sz w:val="18"/>
+                <w:szCs w:val="18"/>
+              </w:rPr>
+              <w:t xml:space="preserve">Terminé</w:t>
+            </w:r>
+          </w:p>
+        </w:tc>
+        <w:tc>
+          <w:tcPr>
+            <w:tcW w:type="dxa" w:w="2198"/>
+            <w:tcBorders>
+              <w:top w:val="single" w:color="BFBFBF" w:sz="4"/>
+              <w:left w:val="single" w:color="BFBFBF" w:sz="4"/>
+              <w:bottom w:val="single" w:color="BFBFBF" w:sz="4"/>
+              <w:right w:val="single" w:color="BFBFBF" w:sz="4"/>
+            </w:tcBorders>
+            <w:tcMar>
+              <w:top w:type="dxa" w:w="70"/>
+              <w:left w:type="dxa" w:w="100"/>
+              <w:bottom w:type="dxa" w:w="70"/>
+              <w:right w:type="dxa" w:w="100"/>
+            </w:tcMar>
+            <w:vAlign w:val="top"/>
+          </w:tcPr>
+          <w:p>
+            <w:pPr>
+              <w:spacing w:after="0"/>
+            </w:pPr>
+            <w:r>
+              <w:rPr>
+                <w:rFonts w:ascii="Calibri" w:cs="Calibri" w:eastAsia="Calibri" w:hAnsi="Calibri"/>
+                <w:b w:val="false"/>
+                <w:bCs w:val="false"/>
+                <w:sz w:val="18"/>
+                <w:szCs w:val="18"/>
+              </w:rPr>
+              <w:t xml:space="preserve">Simulation avec un faux Supabase (envoi des seuls éléments modifiés, suppression douce, relecture sur un nouvel appareil, isolation entre deux comptes, effacement du seul compte connecté), puis tests du propriétaire sur la vraie base le 23/10/2026 : fonctionnement conforme.</w:t>
             </w:r>
           </w:p>
         </w:tc>

--- a/Suivi-des-bugs.docx
+++ b/Suivi-des-bugs.docx
@@ -809,7 +809,7 @@
                 <w:sz w:val="18"/>
                 <w:szCs w:val="18"/>
               </w:rPr>
-              <w:t xml:space="preserve">3</w:t>
+              <w:t>4</w:t>
             </w:r>
           </w:p>
         </w:tc>
@@ -981,7 +981,7 @@
                 <w:sz w:val="18"/>
                 <w:szCs w:val="18"/>
               </w:rPr>
-              <w:t xml:space="preserve">22</w:t>
+              <w:t>23</w:t>
             </w:r>
           </w:p>
         </w:tc>
@@ -1220,7 +1220,7 @@
                 <w:sz w:val="18"/>
                 <w:szCs w:val="18"/>
               </w:rPr>
-              <w:t xml:space="preserve">81</w:t>
+              <w:t>82</w:t>
             </w:r>
           </w:p>
         </w:tc>
@@ -1968,7 +1968,7 @@
                 <w:sz w:val="18"/>
                 <w:szCs w:val="18"/>
               </w:rPr>
-              <w:t xml:space="preserve">Mode hors ligne</w:t>
+              <w:t>Hors ligne : conflits par élément</w:t>
             </w:r>
           </w:p>
         </w:tc>
@@ -2001,7 +2001,7 @@
                 <w:sz w:val="18"/>
                 <w:szCs w:val="18"/>
               </w:rPr>
-              <w:t xml:space="preserve">data.js, service worker (à créer), manifest.webmanifest</w:t>
+              <w:t>data.js</w:t>
             </w:r>
           </w:p>
         </w:tc>
@@ -2034,7 +2034,7 @@
                 <w:sz w:val="18"/>
                 <w:szCs w:val="18"/>
               </w:rPr>
-              <w:t xml:space="preserve">Sans réseau, les saisies ne sont pas envoyées au serveur et sont remplacées par sa version à la prochaine ouverture avec réseau ; l'appli ne se charge pas non plus sans réseau. Reprend le point 12.</w:t>
+              <w:t>Hors ligne, quand le même élément est modifié sur deux appareils, la dernière modification gagne mais la date comparée est celle de la clé entière (date de la dernière écriture locale), pas celle de l'élément : un changement plus ancien peut l'emporter sur un plus récent. De même, les données d'un autre appareil arrivées pendant l'utilisation ne s'affichent qu'après « Actualiser » ou au redémarrage. Cas rare avec un seul téléphone.</w:t>
             </w:r>
           </w:p>
         </w:tc>
@@ -2070,7 +2070,7 @@
                 <w:sz w:val="18"/>
                 <w:szCs w:val="18"/>
               </w:rPr>
-              <w:t xml:space="preserve">À faire</w:t>
+              <w:t>À faire</w:t>
             </w:r>
           </w:p>
         </w:tc>
@@ -2103,7 +2103,7 @@
                 <w:sz w:val="18"/>
                 <w:szCs w:val="18"/>
               </w:rPr>
-              <w:t xml:space="preserve">Claude</w:t>
+              <w:t>Claude</w:t>
             </w:r>
           </w:p>
         </w:tc>
@@ -2136,7 +2136,7 @@
                 <w:sz w:val="18"/>
                 <w:szCs w:val="18"/>
               </w:rPr>
-              <w:t xml:space="preserve">Claude : file d'attente des écritures gardée sur l'appareil, envoi au retour du réseau, conflits résolus par updated_at (la dernière modification gagne), service worker pour charger l'appli sans réseau. Toi : tester sur un parcours, en mode avion.</w:t>
+              <w:t>Claude : garder une date de modification par élément pour départager deux appareils, puis tests en simulation ; appliquer les données d'un autre appareil sans recharger la page (chaque module relit ses données). Facultatif tant qu'un seul appareil sert.</w:t>
             </w:r>
           </w:p>
         </w:tc>
@@ -5231,7 +5231,7 @@
                 <w:sz w:val="18"/>
                 <w:szCs w:val="18"/>
               </w:rPr>
-              <w:t xml:space="preserve">12</w:t>
+              <w:t xml:space="preserve">13</w:t>
             </w:r>
           </w:p>
         </w:tc>
@@ -5264,7 +5264,7 @@
                 <w:sz w:val="18"/>
                 <w:szCs w:val="18"/>
               </w:rPr>
-              <w:t xml:space="preserve">manifest.webmanifest</w:t>
+              <w:t xml:space="preserve">transverse</w:t>
             </w:r>
           </w:p>
         </w:tc>
@@ -5297,7 +5297,7 @@
                 <w:sz w:val="18"/>
                 <w:szCs w:val="18"/>
               </w:rPr>
-              <w:t xml:space="preserve">Pas de service worker : </w:t>
+              <w:t xml:space="preserve">Aucun outillage : pas de </w:t>
             </w:r>
             <w:r>
               <w:rPr>
@@ -5307,17 +5307,37 @@
                 <w:sz w:val="17"/>
                 <w:szCs w:val="17"/>
               </w:rPr>
-              <w:t xml:space="preserve">manifest.webmanifest</w:t>
-            </w:r>
-            <w:r>
-              <w:rPr>
-                <w:rFonts w:ascii="Calibri" w:cs="Calibri" w:eastAsia="Calibri" w:hAnsi="Calibri"/>
-                <w:b w:val="false"/>
-                <w:bCs w:val="false"/>
-                <w:sz w:val="18"/>
-                <w:szCs w:val="18"/>
-              </w:rPr>
-              <w:t xml:space="preserve"> existe mais l'appli ne se charge pas sans réseau.</w:t>
+              <w:t xml:space="preserve">package.json</w:t>
+            </w:r>
+            <w:r>
+              <w:rPr>
+                <w:rFonts w:ascii="Calibri" w:cs="Calibri" w:eastAsia="Calibri" w:hAnsi="Calibri"/>
+                <w:b w:val="false"/>
+                <w:bCs w:val="false"/>
+                <w:sz w:val="18"/>
+                <w:szCs w:val="18"/>
+              </w:rPr>
+              <w:t xml:space="preserve">, de lint, de tests ni de build ; le paramètre </w:t>
+            </w:r>
+            <w:r>
+              <w:rPr>
+                <w:rFonts w:ascii="Consolas" w:cs="Consolas" w:eastAsia="Consolas" w:hAnsi="Consolas"/>
+                <w:b w:val="false"/>
+                <w:bCs w:val="false"/>
+                <w:sz w:val="17"/>
+                <w:szCs w:val="17"/>
+              </w:rPr>
+              <w:t xml:space="preserve">?v=37</w:t>
+            </w:r>
+            <w:r>
+              <w:rPr>
+                <w:rFonts w:ascii="Calibri" w:cs="Calibri" w:eastAsia="Calibri" w:hAnsi="Calibri"/>
+                <w:b w:val="false"/>
+                <w:bCs w:val="false"/>
+                <w:sz w:val="18"/>
+                <w:szCs w:val="18"/>
+              </w:rPr>
+              <w:t xml:space="preserve"> se change à la main dans 25 balises.</w:t>
             </w:r>
           </w:p>
         </w:tc>
@@ -5419,7 +5439,7 @@
                 <w:sz w:val="18"/>
                 <w:szCs w:val="18"/>
               </w:rPr>
-              <w:t xml:space="preserve">Décision prise le 23/10/2026 : le mode hors ligne est voulu. Repris par la ligne « Mode hors ligne » (section 1).</w:t>
+              <w:t xml:space="preserve">Toi : décider (ESLint puis Vite recommandés). Claude : mettre en place.</w:t>
             </w:r>
           </w:p>
         </w:tc>
@@ -5457,7 +5477,7 @@
                 <w:sz w:val="18"/>
                 <w:szCs w:val="18"/>
               </w:rPr>
-              <w:t xml:space="preserve">13</w:t>
+              <w:t xml:space="preserve">25</w:t>
             </w:r>
           </w:p>
         </w:tc>
@@ -5490,7 +5510,7 @@
                 <w:sz w:val="18"/>
                 <w:szCs w:val="18"/>
               </w:rPr>
-              <w:t xml:space="preserve">transverse</w:t>
+              <w:t xml:space="preserve">index.html</w:t>
             </w:r>
           </w:p>
         </w:tc>
@@ -5523,7 +5543,7 @@
                 <w:sz w:val="18"/>
                 <w:szCs w:val="18"/>
               </w:rPr>
-              <w:t xml:space="preserve">Aucun outillage : pas de </w:t>
+              <w:t xml:space="preserve">Zoom bloqué (</w:t>
             </w:r>
             <w:r>
               <w:rPr>
@@ -5533,17 +5553,17 @@
                 <w:sz w:val="17"/>
                 <w:szCs w:val="17"/>
               </w:rPr>
-              <w:t xml:space="preserve">package.json</w:t>
-            </w:r>
-            <w:r>
-              <w:rPr>
-                <w:rFonts w:ascii="Calibri" w:cs="Calibri" w:eastAsia="Calibri" w:hAnsi="Calibri"/>
-                <w:b w:val="false"/>
-                <w:bCs w:val="false"/>
-                <w:sz w:val="18"/>
-                <w:szCs w:val="18"/>
-              </w:rPr>
-              <w:t xml:space="preserve">, de lint, de tests ni de build ; le paramètre </w:t>
+              <w:t xml:space="preserve">maximum-scale=1, user-scalable=no</w:t>
+            </w:r>
+            <w:r>
+              <w:rPr>
+                <w:rFonts w:ascii="Calibri" w:cs="Calibri" w:eastAsia="Calibri" w:hAnsi="Calibri"/>
+                <w:b w:val="false"/>
+                <w:bCs w:val="false"/>
+                <w:sz w:val="18"/>
+                <w:szCs w:val="18"/>
+              </w:rPr>
+              <w:t xml:space="preserve"> et </w:t>
             </w:r>
             <w:r>
               <w:rPr>
@@ -5553,17 +5573,17 @@
                 <w:sz w:val="17"/>
                 <w:szCs w:val="17"/>
               </w:rPr>
-              <w:t xml:space="preserve">?v=37</w:t>
-            </w:r>
-            <w:r>
-              <w:rPr>
-                <w:rFonts w:ascii="Calibri" w:cs="Calibri" w:eastAsia="Calibri" w:hAnsi="Calibri"/>
-                <w:b w:val="false"/>
-                <w:bCs w:val="false"/>
-                <w:sz w:val="18"/>
-                <w:szCs w:val="18"/>
-              </w:rPr>
-              <w:t xml:space="preserve"> se change à la main dans 25 balises.</w:t>
+              <w:t xml:space="preserve">gesturestart</w:t>
+            </w:r>
+            <w:r>
+              <w:rPr>
+                <w:rFonts w:ascii="Calibri" w:cs="Calibri" w:eastAsia="Calibri" w:hAnsi="Calibri"/>
+                <w:b w:val="false"/>
+                <w:bCs w:val="false"/>
+                <w:sz w:val="18"/>
+                <w:szCs w:val="18"/>
+              </w:rPr>
+              <w:t xml:space="preserve"> bloqué) : problème d'accessibilité.</w:t>
             </w:r>
           </w:p>
         </w:tc>
@@ -5665,7 +5685,7 @@
                 <w:sz w:val="18"/>
                 <w:szCs w:val="18"/>
               </w:rPr>
-              <w:t xml:space="preserve">Toi : décider (ESLint puis Vite recommandés). Claude : mettre en place.</w:t>
+              <w:t xml:space="preserve">Toi : valider de ne garder le blocage du pincement que sur le Fairway. Claude : modifier.</w:t>
             </w:r>
           </w:p>
         </w:tc>
@@ -5703,7 +5723,7 @@
                 <w:sz w:val="18"/>
                 <w:szCs w:val="18"/>
               </w:rPr>
-              <w:t xml:space="preserve">25</w:t>
+              <w:t xml:space="preserve">50</w:t>
             </w:r>
           </w:p>
         </w:tc>
@@ -5736,7 +5756,7 @@
                 <w:sz w:val="18"/>
                 <w:szCs w:val="18"/>
               </w:rPr>
-              <w:t xml:space="preserve">index.html</w:t>
+              <w:t xml:space="preserve">transverse</w:t>
             </w:r>
           </w:p>
         </w:tc>
@@ -5769,47 +5789,7 @@
                 <w:sz w:val="18"/>
                 <w:szCs w:val="18"/>
               </w:rPr>
-              <w:t xml:space="preserve">Zoom bloqué (</w:t>
-            </w:r>
-            <w:r>
-              <w:rPr>
-                <w:rFonts w:ascii="Consolas" w:cs="Consolas" w:eastAsia="Consolas" w:hAnsi="Consolas"/>
-                <w:b w:val="false"/>
-                <w:bCs w:val="false"/>
-                <w:sz w:val="17"/>
-                <w:szCs w:val="17"/>
-              </w:rPr>
-              <w:t xml:space="preserve">maximum-scale=1, user-scalable=no</w:t>
-            </w:r>
-            <w:r>
-              <w:rPr>
-                <w:rFonts w:ascii="Calibri" w:cs="Calibri" w:eastAsia="Calibri" w:hAnsi="Calibri"/>
-                <w:b w:val="false"/>
-                <w:bCs w:val="false"/>
-                <w:sz w:val="18"/>
-                <w:szCs w:val="18"/>
-              </w:rPr>
-              <w:t xml:space="preserve"> et </w:t>
-            </w:r>
-            <w:r>
-              <w:rPr>
-                <w:rFonts w:ascii="Consolas" w:cs="Consolas" w:eastAsia="Consolas" w:hAnsi="Consolas"/>
-                <w:b w:val="false"/>
-                <w:bCs w:val="false"/>
-                <w:sz w:val="17"/>
-                <w:szCs w:val="17"/>
-              </w:rPr>
-              <w:t xml:space="preserve">gesturestart</w:t>
-            </w:r>
-            <w:r>
-              <w:rPr>
-                <w:rFonts w:ascii="Calibri" w:cs="Calibri" w:eastAsia="Calibri" w:hAnsi="Calibri"/>
-                <w:b w:val="false"/>
-                <w:bCs w:val="false"/>
-                <w:sz w:val="18"/>
-                <w:szCs w:val="18"/>
-              </w:rPr>
-              <w:t xml:space="preserve"> bloqué) : problème d'accessibilité.</w:t>
+              <w:t xml:space="preserve">Registre mélangé : vouvoiement ("Vos objectifs") et tutoiement ("Configure ta séance") dans la même appli, parfois le même écran.</w:t>
             </w:r>
           </w:p>
         </w:tc>
@@ -5911,7 +5891,7 @@
                 <w:sz w:val="18"/>
                 <w:szCs w:val="18"/>
               </w:rPr>
-              <w:t xml:space="preserve">Toi : valider de ne garder le blocage du pincement que sur le Fairway. Claude : modifier.</w:t>
+              <w:t xml:space="preserve">Toi : choisir tutoiement ou vouvoiement. Claude : harmoniser tous les textes.</w:t>
             </w:r>
           </w:p>
         </w:tc>
@@ -5949,7 +5929,7 @@
                 <w:sz w:val="18"/>
                 <w:szCs w:val="18"/>
               </w:rPr>
-              <w:t xml:space="preserve">50</w:t>
+              <w:t xml:space="preserve">60</w:t>
             </w:r>
           </w:p>
         </w:tc>
@@ -5982,7 +5962,7 @@
                 <w:sz w:val="18"/>
                 <w:szCs w:val="18"/>
               </w:rPr>
-              <w:t xml:space="preserve">transverse</w:t>
+              <w:t xml:space="preserve">stats.css, parcours-ui.css</w:t>
             </w:r>
           </w:p>
         </w:tc>
@@ -6015,7 +5995,107 @@
                 <w:sz w:val="18"/>
                 <w:szCs w:val="18"/>
               </w:rPr>
-              <w:t xml:space="preserve">Registre mélangé : vouvoiement ("Vos objectifs") et tutoiement ("Configure ta séance") dans la même appli, parfois le même écran.</w:t>
+              <w:t xml:space="preserve">Zones d'appui sous 44 px : saisie détaillée de Stats (</w:t>
+            </w:r>
+            <w:r>
+              <w:rPr>
+                <w:rFonts w:ascii="Consolas" w:cs="Consolas" w:eastAsia="Consolas" w:hAnsi="Consolas"/>
+                <w:b w:val="false"/>
+                <w:bCs w:val="false"/>
+                <w:sz w:val="17"/>
+                <w:szCs w:val="17"/>
+              </w:rPr>
+              <w:t xml:space="preserve">.saisie-detaillee_field</w:t>
+            </w:r>
+            <w:r>
+              <w:rPr>
+                <w:rFonts w:ascii="Calibri" w:cs="Calibri" w:eastAsia="Calibri" w:hAnsi="Calibri"/>
+                <w:b w:val="false"/>
+                <w:bCs w:val="false"/>
+                <w:sz w:val="18"/>
+                <w:szCs w:val="18"/>
+              </w:rPr>
+              <w:t xml:space="preserve">, </w:t>
+            </w:r>
+            <w:r>
+              <w:rPr>
+                <w:rFonts w:ascii="Consolas" w:cs="Consolas" w:eastAsia="Consolas" w:hAnsi="Consolas"/>
+                <w:b w:val="false"/>
+                <w:bCs w:val="false"/>
+                <w:sz w:val="17"/>
+                <w:szCs w:val="17"/>
+              </w:rPr>
+              <w:t xml:space="preserve">_lie</w:t>
+            </w:r>
+            <w:r>
+              <w:rPr>
+                <w:rFonts w:ascii="Calibri" w:cs="Calibri" w:eastAsia="Calibri" w:hAnsi="Calibri"/>
+                <w:b w:val="false"/>
+                <w:bCs w:val="false"/>
+                <w:sz w:val="18"/>
+                <w:szCs w:val="18"/>
+              </w:rPr>
+              <w:t xml:space="preserve">, </w:t>
+            </w:r>
+            <w:r>
+              <w:rPr>
+                <w:rFonts w:ascii="Consolas" w:cs="Consolas" w:eastAsia="Consolas" w:hAnsi="Consolas"/>
+                <w:b w:val="false"/>
+                <w:bCs w:val="false"/>
+                <w:sz w:val="17"/>
+                <w:szCs w:val="17"/>
+              </w:rPr>
+              <w:t xml:space="preserve">_group</w:t>
+            </w:r>
+            <w:r>
+              <w:rPr>
+                <w:rFonts w:ascii="Calibri" w:cs="Calibri" w:eastAsia="Calibri" w:hAnsi="Calibri"/>
+                <w:b w:val="false"/>
+                <w:bCs w:val="false"/>
+                <w:sz w:val="18"/>
+                <w:szCs w:val="18"/>
+              </w:rPr>
+              <w:t xml:space="preserve">, </w:t>
+            </w:r>
+            <w:r>
+              <w:rPr>
+                <w:rFonts w:ascii="Consolas" w:cs="Consolas" w:eastAsia="Consolas" w:hAnsi="Consolas"/>
+                <w:b w:val="false"/>
+                <w:bCs w:val="false"/>
+                <w:sz w:val="17"/>
+                <w:szCs w:val="17"/>
+              </w:rPr>
+              <w:t xml:space="preserve">_shot-button</w:t>
+            </w:r>
+            <w:r>
+              <w:rPr>
+                <w:rFonts w:ascii="Calibri" w:cs="Calibri" w:eastAsia="Calibri" w:hAnsi="Calibri"/>
+                <w:b w:val="false"/>
+                <w:bCs w:val="false"/>
+                <w:sz w:val="18"/>
+                <w:szCs w:val="18"/>
+              </w:rPr>
+              <w:t xml:space="preserve">, 30 px, mise en page verrouillée sans défilement) et </w:t>
+            </w:r>
+            <w:r>
+              <w:rPr>
+                <w:rFonts w:ascii="Consolas" w:cs="Consolas" w:eastAsia="Consolas" w:hAnsi="Consolas"/>
+                <w:b w:val="false"/>
+                <w:bCs w:val="false"/>
+                <w:sz w:val="17"/>
+                <w:szCs w:val="17"/>
+              </w:rPr>
+              <w:t xml:space="preserve">.mode-btn</w:t>
+            </w:r>
+            <w:r>
+              <w:rPr>
+                <w:rFonts w:ascii="Calibri" w:cs="Calibri" w:eastAsia="Calibri" w:hAnsi="Calibri"/>
+                <w:b w:val="false"/>
+                <w:bCs w:val="false"/>
+                <w:sz w:val="18"/>
+                <w:szCs w:val="18"/>
+              </w:rPr>
+              <w:t xml:space="preserve"> de Parcours (boutons ronds côte à côte).</w:t>
             </w:r>
           </w:p>
         </w:tc>
@@ -6117,7 +6197,7 @@
                 <w:sz w:val="18"/>
                 <w:szCs w:val="18"/>
               </w:rPr>
-              <w:t xml:space="preserve">Toi : choisir tutoiement ou vouvoiement. Claude : harmoniser tous les textes.</w:t>
+              <w:t xml:space="preserve">Toi : choisir le compromis de design et tester sur téléphone. Claude : ajuster.</w:t>
             </w:r>
           </w:p>
         </w:tc>
@@ -6155,7 +6235,7 @@
                 <w:sz w:val="18"/>
                 <w:szCs w:val="18"/>
               </w:rPr>
-              <w:t xml:space="preserve">60</w:t>
+              <w:t xml:space="preserve">66</w:t>
             </w:r>
           </w:p>
         </w:tc>
@@ -6188,7 +6268,7 @@
                 <w:sz w:val="18"/>
                 <w:szCs w:val="18"/>
               </w:rPr>
-              <w:t xml:space="preserve">stats.css, parcours-ui.css</w:t>
+              <w:t xml:space="preserve">gym.js</w:t>
             </w:r>
           </w:p>
         </w:tc>
@@ -6221,107 +6301,7 @@
                 <w:sz w:val="18"/>
                 <w:szCs w:val="18"/>
               </w:rPr>
-              <w:t xml:space="preserve">Zones d'appui sous 44 px : saisie détaillée de Stats (</w:t>
-            </w:r>
-            <w:r>
-              <w:rPr>
-                <w:rFonts w:ascii="Consolas" w:cs="Consolas" w:eastAsia="Consolas" w:hAnsi="Consolas"/>
-                <w:b w:val="false"/>
-                <w:bCs w:val="false"/>
-                <w:sz w:val="17"/>
-                <w:szCs w:val="17"/>
-              </w:rPr>
-              <w:t xml:space="preserve">.saisie-detaillee_field</w:t>
-            </w:r>
-            <w:r>
-              <w:rPr>
-                <w:rFonts w:ascii="Calibri" w:cs="Calibri" w:eastAsia="Calibri" w:hAnsi="Calibri"/>
-                <w:b w:val="false"/>
-                <w:bCs w:val="false"/>
-                <w:sz w:val="18"/>
-                <w:szCs w:val="18"/>
-              </w:rPr>
-              <w:t xml:space="preserve">, </w:t>
-            </w:r>
-            <w:r>
-              <w:rPr>
-                <w:rFonts w:ascii="Consolas" w:cs="Consolas" w:eastAsia="Consolas" w:hAnsi="Consolas"/>
-                <w:b w:val="false"/>
-                <w:bCs w:val="false"/>
-                <w:sz w:val="17"/>
-                <w:szCs w:val="17"/>
-              </w:rPr>
-              <w:t xml:space="preserve">_lie</w:t>
-            </w:r>
-            <w:r>
-              <w:rPr>
-                <w:rFonts w:ascii="Calibri" w:cs="Calibri" w:eastAsia="Calibri" w:hAnsi="Calibri"/>
-                <w:b w:val="false"/>
-                <w:bCs w:val="false"/>
-                <w:sz w:val="18"/>
-                <w:szCs w:val="18"/>
-              </w:rPr>
-              <w:t xml:space="preserve">, </w:t>
-            </w:r>
-            <w:r>
-              <w:rPr>
-                <w:rFonts w:ascii="Consolas" w:cs="Consolas" w:eastAsia="Consolas" w:hAnsi="Consolas"/>
-                <w:b w:val="false"/>
-                <w:bCs w:val="false"/>
-                <w:sz w:val="17"/>
-                <w:szCs w:val="17"/>
-              </w:rPr>
-              <w:t xml:space="preserve">_group</w:t>
-            </w:r>
-            <w:r>
-              <w:rPr>
-                <w:rFonts w:ascii="Calibri" w:cs="Calibri" w:eastAsia="Calibri" w:hAnsi="Calibri"/>
-                <w:b w:val="false"/>
-                <w:bCs w:val="false"/>
-                <w:sz w:val="18"/>
-                <w:szCs w:val="18"/>
-              </w:rPr>
-              <w:t xml:space="preserve">, </w:t>
-            </w:r>
-            <w:r>
-              <w:rPr>
-                <w:rFonts w:ascii="Consolas" w:cs="Consolas" w:eastAsia="Consolas" w:hAnsi="Consolas"/>
-                <w:b w:val="false"/>
-                <w:bCs w:val="false"/>
-                <w:sz w:val="17"/>
-                <w:szCs w:val="17"/>
-              </w:rPr>
-              <w:t xml:space="preserve">_shot-button</w:t>
-            </w:r>
-            <w:r>
-              <w:rPr>
-                <w:rFonts w:ascii="Calibri" w:cs="Calibri" w:eastAsia="Calibri" w:hAnsi="Calibri"/>
-                <w:b w:val="false"/>
-                <w:bCs w:val="false"/>
-                <w:sz w:val="18"/>
-                <w:szCs w:val="18"/>
-              </w:rPr>
-              <w:t xml:space="preserve">, 30 px, mise en page verrouillée sans défilement) et </w:t>
-            </w:r>
-            <w:r>
-              <w:rPr>
-                <w:rFonts w:ascii="Consolas" w:cs="Consolas" w:eastAsia="Consolas" w:hAnsi="Consolas"/>
-                <w:b w:val="false"/>
-                <w:bCs w:val="false"/>
-                <w:sz w:val="17"/>
-                <w:szCs w:val="17"/>
-              </w:rPr>
-              <w:t xml:space="preserve">.mode-btn</w:t>
-            </w:r>
-            <w:r>
-              <w:rPr>
-                <w:rFonts w:ascii="Calibri" w:cs="Calibri" w:eastAsia="Calibri" w:hAnsi="Calibri"/>
-                <w:b w:val="false"/>
-                <w:bCs w:val="false"/>
-                <w:sz w:val="18"/>
-                <w:szCs w:val="18"/>
-              </w:rPr>
-              <w:t xml:space="preserve"> de Parcours (boutons ronds côte à côte).</w:t>
+              <w:t xml:space="preserve">Reprise de séance automatique sans confirmation : seul le délai de 12 h ou la fin de séance efface le brouillon.</w:t>
             </w:r>
           </w:p>
         </w:tc>
@@ -6423,7 +6403,7 @@
                 <w:sz w:val="18"/>
                 <w:szCs w:val="18"/>
               </w:rPr>
-              <w:t xml:space="preserve">Toi : choisir le compromis de design et tester sur téléphone. Claude : ajuster.</w:t>
+              <w:t xml:space="preserve">Toi : ajouter "Reprendre / Recommencer" ou garder tel quel. Claude : exécuter.</w:t>
             </w:r>
           </w:p>
         </w:tc>
@@ -6461,7 +6441,7 @@
                 <w:sz w:val="18"/>
                 <w:szCs w:val="18"/>
               </w:rPr>
-              <w:t xml:space="preserve">66</w:t>
+              <w:t xml:space="preserve">54 (SVG)</w:t>
             </w:r>
           </w:p>
         </w:tc>
@@ -6494,7 +6474,7 @@
                 <w:sz w:val="18"/>
                 <w:szCs w:val="18"/>
               </w:rPr>
-              <w:t xml:space="preserve">gym.js</w:t>
+              <w:t xml:space="preserve">wedging.css, parcours-ui.css</w:t>
             </w:r>
           </w:p>
         </w:tc>
@@ -6527,7 +6507,167 @@
                 <w:sz w:val="18"/>
                 <w:szCs w:val="18"/>
               </w:rPr>
-              <w:t xml:space="preserve">Reprise de séance automatique sans confirmation : seul le délai de 12 h ou la fin de séance efface le brouillon.</w:t>
+              <w:t xml:space="preserve">Textes sous 11 px : </w:t>
+            </w:r>
+            <w:r>
+              <w:rPr>
+                <w:rFonts w:ascii="Consolas" w:cs="Consolas" w:eastAsia="Consolas" w:hAnsi="Consolas"/>
+                <w:b w:val="false"/>
+                <w:bCs w:val="false"/>
+                <w:sz w:val="17"/>
+                <w:szCs w:val="17"/>
+              </w:rPr>
+              <w:t xml:space="preserve">.wg-radar-label-name</w:t>
+            </w:r>
+            <w:r>
+              <w:rPr>
+                <w:rFonts w:ascii="Calibri" w:cs="Calibri" w:eastAsia="Calibri" w:hAnsi="Calibri"/>
+                <w:b w:val="false"/>
+                <w:bCs w:val="false"/>
+                <w:sz w:val="18"/>
+                <w:szCs w:val="18"/>
+              </w:rPr>
+              <w:t xml:space="preserve"> (8,5), </w:t>
+            </w:r>
+            <w:r>
+              <w:rPr>
+                <w:rFonts w:ascii="Consolas" w:cs="Consolas" w:eastAsia="Consolas" w:hAnsi="Consolas"/>
+                <w:b w:val="false"/>
+                <w:bCs w:val="false"/>
+                <w:sz w:val="17"/>
+                <w:szCs w:val="17"/>
+              </w:rPr>
+              <w:t xml:space="preserve">.wg-radar-value</w:t>
+            </w:r>
+            <w:r>
+              <w:rPr>
+                <w:rFonts w:ascii="Calibri" w:cs="Calibri" w:eastAsia="Calibri" w:hAnsi="Calibri"/>
+                <w:b w:val="false"/>
+                <w:bCs w:val="false"/>
+                <w:sz w:val="18"/>
+                <w:szCs w:val="18"/>
+              </w:rPr>
+              <w:t xml:space="preserve"> (9,5), </w:t>
+            </w:r>
+            <w:r>
+              <w:rPr>
+                <w:rFonts w:ascii="Consolas" w:cs="Consolas" w:eastAsia="Consolas" w:hAnsi="Consolas"/>
+                <w:b w:val="false"/>
+                <w:bCs w:val="false"/>
+                <w:sz w:val="17"/>
+                <w:szCs w:val="17"/>
+              </w:rPr>
+              <w:t xml:space="preserve">.wg-chart-axis-text</w:t>
+            </w:r>
+            <w:r>
+              <w:rPr>
+                <w:rFonts w:ascii="Calibri" w:cs="Calibri" w:eastAsia="Calibri" w:hAnsi="Calibri"/>
+                <w:b w:val="false"/>
+                <w:bCs w:val="false"/>
+                <w:sz w:val="18"/>
+                <w:szCs w:val="18"/>
+              </w:rPr>
+              <w:t xml:space="preserve"> (9), </w:t>
+            </w:r>
+            <w:r>
+              <w:rPr>
+                <w:rFonts w:ascii="Consolas" w:cs="Consolas" w:eastAsia="Consolas" w:hAnsi="Consolas"/>
+                <w:b w:val="false"/>
+                <w:bCs w:val="false"/>
+                <w:sz w:val="17"/>
+                <w:szCs w:val="17"/>
+              </w:rPr>
+              <w:t xml:space="preserve">.fw-mark</w:t>
+            </w:r>
+            <w:r>
+              <w:rPr>
+                <w:rFonts w:ascii="Calibri" w:cs="Calibri" w:eastAsia="Calibri" w:hAnsi="Calibri"/>
+                <w:b w:val="false"/>
+                <w:bCs w:val="false"/>
+                <w:sz w:val="18"/>
+                <w:szCs w:val="18"/>
+              </w:rPr>
+              <w:t xml:space="preserve"> et </w:t>
+            </w:r>
+            <w:r>
+              <w:rPr>
+                <w:rFonts w:ascii="Consolas" w:cs="Consolas" w:eastAsia="Consolas" w:hAnsi="Consolas"/>
+                <w:b w:val="false"/>
+                <w:bCs w:val="false"/>
+                <w:sz w:val="17"/>
+                <w:szCs w:val="17"/>
+              </w:rPr>
+              <w:t xml:space="preserve">.gr-mark</w:t>
+            </w:r>
+            <w:r>
+              <w:rPr>
+                <w:rFonts w:ascii="Calibri" w:cs="Calibri" w:eastAsia="Calibri" w:hAnsi="Calibri"/>
+                <w:b w:val="false"/>
+                <w:bCs w:val="false"/>
+                <w:sz w:val="18"/>
+                <w:szCs w:val="18"/>
+              </w:rPr>
+              <w:t xml:space="preserve"> (10), </w:t>
+            </w:r>
+            <w:r>
+              <w:rPr>
+                <w:rFonts w:ascii="Consolas" w:cs="Consolas" w:eastAsia="Consolas" w:hAnsi="Consolas"/>
+                <w:b w:val="false"/>
+                <w:bCs w:val="false"/>
+                <w:sz w:val="17"/>
+                <w:szCs w:val="17"/>
+              </w:rPr>
+              <w:t xml:space="preserve">.fw-ruler-label</w:t>
+            </w:r>
+            <w:r>
+              <w:rPr>
+                <w:rFonts w:ascii="Calibri" w:cs="Calibri" w:eastAsia="Calibri" w:hAnsi="Calibri"/>
+                <w:b w:val="false"/>
+                <w:bCs w:val="false"/>
+                <w:sz w:val="18"/>
+                <w:szCs w:val="18"/>
+              </w:rPr>
+              <w:t xml:space="preserve"> et </w:t>
+            </w:r>
+            <w:r>
+              <w:rPr>
+                <w:rFonts w:ascii="Consolas" w:cs="Consolas" w:eastAsia="Consolas" w:hAnsi="Consolas"/>
+                <w:b w:val="false"/>
+                <w:bCs w:val="false"/>
+                <w:sz w:val="17"/>
+                <w:szCs w:val="17"/>
+              </w:rPr>
+              <w:t xml:space="preserve">.gr-ring-label</w:t>
+            </w:r>
+            <w:r>
+              <w:rPr>
+                <w:rFonts w:ascii="Calibri" w:cs="Calibri" w:eastAsia="Calibri" w:hAnsi="Calibri"/>
+                <w:b w:val="false"/>
+                <w:bCs w:val="false"/>
+                <w:sz w:val="18"/>
+                <w:szCs w:val="18"/>
+              </w:rPr>
+              <w:t xml:space="preserve"> (9). Leur taille réelle dépend du </w:t>
+            </w:r>
+            <w:r>
+              <w:rPr>
+                <w:rFonts w:ascii="Consolas" w:cs="Consolas" w:eastAsia="Consolas" w:hAnsi="Consolas"/>
+                <w:b w:val="false"/>
+                <w:bCs w:val="false"/>
+                <w:sz w:val="17"/>
+                <w:szCs w:val="17"/>
+              </w:rPr>
+              <w:t xml:space="preserve">viewBox</w:t>
+            </w:r>
+            <w:r>
+              <w:rPr>
+                <w:rFonts w:ascii="Calibri" w:cs="Calibri" w:eastAsia="Calibri" w:hAnsi="Calibri"/>
+                <w:b w:val="false"/>
+                <w:bCs w:val="false"/>
+                <w:sz w:val="18"/>
+                <w:szCs w:val="18"/>
+              </w:rPr>
+              <w:t xml:space="preserve"> ou de la géométrie de la carte.</w:t>
             </w:r>
           </w:p>
         </w:tc>
@@ -6629,7 +6769,7 @@
                 <w:sz w:val="18"/>
                 <w:szCs w:val="18"/>
               </w:rPr>
-              <w:t xml:space="preserve">Toi : ajouter "Reprendre / Recommencer" ou garder tel quel. Claude : exécuter.</w:t>
+              <w:t xml:space="preserve">Toi : m'envoyer des captures d'écran des graphiques et de la carte. Claude : régler les tailles.</w:t>
             </w:r>
           </w:p>
         </w:tc>
@@ -6667,7 +6807,7 @@
                 <w:sz w:val="18"/>
                 <w:szCs w:val="18"/>
               </w:rPr>
-              <w:t xml:space="preserve">54 (SVG)</w:t>
+              <w:t xml:space="preserve">23</w:t>
             </w:r>
           </w:p>
         </w:tc>
@@ -6700,7 +6840,7 @@
                 <w:sz w:val="18"/>
                 <w:szCs w:val="18"/>
               </w:rPr>
-              <w:t xml:space="preserve">wedging.css, parcours-ui.css</w:t>
+              <w:t xml:space="preserve">index.html</w:t>
             </w:r>
           </w:p>
         </w:tc>
@@ -6733,7 +6873,7 @@
                 <w:sz w:val="18"/>
                 <w:szCs w:val="18"/>
               </w:rPr>
-              <w:t xml:space="preserve">Textes sous 11 px : </w:t>
+              <w:t xml:space="preserve">Zones de bord inactives : le script inline fait </w:t>
             </w:r>
             <w:r>
               <w:rPr>
@@ -6743,17 +6883,17 @@
                 <w:sz w:val="17"/>
                 <w:szCs w:val="17"/>
               </w:rPr>
-              <w:t xml:space="preserve">.wg-radar-label-name</w:t>
-            </w:r>
-            <w:r>
-              <w:rPr>
-                <w:rFonts w:ascii="Calibri" w:cs="Calibri" w:eastAsia="Calibri" w:hAnsi="Calibri"/>
-                <w:b w:val="false"/>
-                <w:bCs w:val="false"/>
-                <w:sz w:val="18"/>
-                <w:szCs w:val="18"/>
-              </w:rPr>
-              <w:t xml:space="preserve"> (8,5), </w:t>
+              <w:t xml:space="preserve">preventDefault()</w:t>
+            </w:r>
+            <w:r>
+              <w:rPr>
+                <w:rFonts w:ascii="Calibri" w:cs="Calibri" w:eastAsia="Calibri" w:hAnsi="Calibri"/>
+                <w:b w:val="false"/>
+                <w:bCs w:val="false"/>
+                <w:sz w:val="18"/>
+                <w:szCs w:val="18"/>
+              </w:rPr>
+              <w:t xml:space="preserve"> sur tout </w:t>
             </w:r>
             <w:r>
               <w:rPr>
@@ -6763,137 +6903,17 @@
                 <w:sz w:val="17"/>
                 <w:szCs w:val="17"/>
               </w:rPr>
-              <w:t xml:space="preserve">.wg-radar-value</w:t>
-            </w:r>
-            <w:r>
-              <w:rPr>
-                <w:rFonts w:ascii="Calibri" w:cs="Calibri" w:eastAsia="Calibri" w:hAnsi="Calibri"/>
-                <w:b w:val="false"/>
-                <w:bCs w:val="false"/>
-                <w:sz w:val="18"/>
-                <w:szCs w:val="18"/>
-              </w:rPr>
-              <w:t xml:space="preserve"> (9,5), </w:t>
-            </w:r>
-            <w:r>
-              <w:rPr>
-                <w:rFonts w:ascii="Consolas" w:cs="Consolas" w:eastAsia="Consolas" w:hAnsi="Consolas"/>
-                <w:b w:val="false"/>
-                <w:bCs w:val="false"/>
-                <w:sz w:val="17"/>
-                <w:szCs w:val="17"/>
-              </w:rPr>
-              <w:t xml:space="preserve">.wg-chart-axis-text</w:t>
-            </w:r>
-            <w:r>
-              <w:rPr>
-                <w:rFonts w:ascii="Calibri" w:cs="Calibri" w:eastAsia="Calibri" w:hAnsi="Calibri"/>
-                <w:b w:val="false"/>
-                <w:bCs w:val="false"/>
-                <w:sz w:val="18"/>
-                <w:szCs w:val="18"/>
-              </w:rPr>
-              <w:t xml:space="preserve"> (9), </w:t>
-            </w:r>
-            <w:r>
-              <w:rPr>
-                <w:rFonts w:ascii="Consolas" w:cs="Consolas" w:eastAsia="Consolas" w:hAnsi="Consolas"/>
-                <w:b w:val="false"/>
-                <w:bCs w:val="false"/>
-                <w:sz w:val="17"/>
-                <w:szCs w:val="17"/>
-              </w:rPr>
-              <w:t xml:space="preserve">.fw-mark</w:t>
-            </w:r>
-            <w:r>
-              <w:rPr>
-                <w:rFonts w:ascii="Calibri" w:cs="Calibri" w:eastAsia="Calibri" w:hAnsi="Calibri"/>
-                <w:b w:val="false"/>
-                <w:bCs w:val="false"/>
-                <w:sz w:val="18"/>
-                <w:szCs w:val="18"/>
-              </w:rPr>
-              <w:t xml:space="preserve"> et </w:t>
-            </w:r>
-            <w:r>
-              <w:rPr>
-                <w:rFonts w:ascii="Consolas" w:cs="Consolas" w:eastAsia="Consolas" w:hAnsi="Consolas"/>
-                <w:b w:val="false"/>
-                <w:bCs w:val="false"/>
-                <w:sz w:val="17"/>
-                <w:szCs w:val="17"/>
-              </w:rPr>
-              <w:t xml:space="preserve">.gr-mark</w:t>
-            </w:r>
-            <w:r>
-              <w:rPr>
-                <w:rFonts w:ascii="Calibri" w:cs="Calibri" w:eastAsia="Calibri" w:hAnsi="Calibri"/>
-                <w:b w:val="false"/>
-                <w:bCs w:val="false"/>
-                <w:sz w:val="18"/>
-                <w:szCs w:val="18"/>
-              </w:rPr>
-              <w:t xml:space="preserve"> (10), </w:t>
-            </w:r>
-            <w:r>
-              <w:rPr>
-                <w:rFonts w:ascii="Consolas" w:cs="Consolas" w:eastAsia="Consolas" w:hAnsi="Consolas"/>
-                <w:b w:val="false"/>
-                <w:bCs w:val="false"/>
-                <w:sz w:val="17"/>
-                <w:szCs w:val="17"/>
-              </w:rPr>
-              <w:t xml:space="preserve">.fw-ruler-label</w:t>
-            </w:r>
-            <w:r>
-              <w:rPr>
-                <w:rFonts w:ascii="Calibri" w:cs="Calibri" w:eastAsia="Calibri" w:hAnsi="Calibri"/>
-                <w:b w:val="false"/>
-                <w:bCs w:val="false"/>
-                <w:sz w:val="18"/>
-                <w:szCs w:val="18"/>
-              </w:rPr>
-              <w:t xml:space="preserve"> et </w:t>
-            </w:r>
-            <w:r>
-              <w:rPr>
-                <w:rFonts w:ascii="Consolas" w:cs="Consolas" w:eastAsia="Consolas" w:hAnsi="Consolas"/>
-                <w:b w:val="false"/>
-                <w:bCs w:val="false"/>
-                <w:sz w:val="17"/>
-                <w:szCs w:val="17"/>
-              </w:rPr>
-              <w:t xml:space="preserve">.gr-ring-label</w:t>
-            </w:r>
-            <w:r>
-              <w:rPr>
-                <w:rFonts w:ascii="Calibri" w:cs="Calibri" w:eastAsia="Calibri" w:hAnsi="Calibri"/>
-                <w:b w:val="false"/>
-                <w:bCs w:val="false"/>
-                <w:sz w:val="18"/>
-                <w:szCs w:val="18"/>
-              </w:rPr>
-              <w:t xml:space="preserve"> (9). Leur taille réelle dépend du </w:t>
-            </w:r>
-            <w:r>
-              <w:rPr>
-                <w:rFonts w:ascii="Consolas" w:cs="Consolas" w:eastAsia="Consolas" w:hAnsi="Consolas"/>
-                <w:b w:val="false"/>
-                <w:bCs w:val="false"/>
-                <w:sz w:val="17"/>
-                <w:szCs w:val="17"/>
-              </w:rPr>
-              <w:t xml:space="preserve">viewBox</w:t>
-            </w:r>
-            <w:r>
-              <w:rPr>
-                <w:rFonts w:ascii="Calibri" w:cs="Calibri" w:eastAsia="Calibri" w:hAnsi="Calibri"/>
-                <w:b w:val="false"/>
-                <w:bCs w:val="false"/>
-                <w:sz w:val="18"/>
-                <w:szCs w:val="18"/>
-              </w:rPr>
-              <w:t xml:space="preserve"> ou de la géométrie de la carte.</w:t>
+              <w:t xml:space="preserve">touchstart</w:t>
+            </w:r>
+            <w:r>
+              <w:rPr>
+                <w:rFonts w:ascii="Calibri" w:cs="Calibri" w:eastAsia="Calibri" w:hAnsi="Calibri"/>
+                <w:b w:val="false"/>
+                <w:bCs w:val="false"/>
+                <w:sz w:val="18"/>
+                <w:szCs w:val="18"/>
+              </w:rPr>
+              <w:t xml:space="preserve"> à moins de 16 px des bords gauche et droit ; un slider, une touche du pavé ou un doigt de zoom du Fairway qui démarre là est ignoré.</w:t>
             </w:r>
           </w:p>
         </w:tc>
@@ -6995,7 +7015,7 @@
                 <w:sz w:val="18"/>
                 <w:szCs w:val="18"/>
               </w:rPr>
-              <w:t xml:space="preserve">Toi : m'envoyer des captures d'écran des graphiques et de la carte. Claude : régler les tailles.</w:t>
+              <w:t xml:space="preserve">Toi : tester slider de distance, pavé numérique, zoom du Fairway. Claude : corriger si l'un d'eux est gêné.</w:t>
             </w:r>
           </w:p>
         </w:tc>
@@ -7033,7 +7053,7 @@
                 <w:sz w:val="18"/>
                 <w:szCs w:val="18"/>
               </w:rPr>
-              <w:t xml:space="preserve">23</w:t>
+              <w:t xml:space="preserve">67 / dépôt</w:t>
             </w:r>
           </w:p>
         </w:tc>
@@ -7066,7 +7086,7 @@
                 <w:sz w:val="18"/>
                 <w:szCs w:val="18"/>
               </w:rPr>
-              <w:t xml:space="preserve">index.html</w:t>
+              <w:t xml:space="preserve">dépôt</w:t>
             </w:r>
           </w:p>
         </w:tc>
@@ -7099,7 +7119,7 @@
                 <w:sz w:val="18"/>
                 <w:szCs w:val="18"/>
               </w:rPr>
-              <w:t xml:space="preserve">Zones de bord inactives : le script inline fait </w:t>
+              <w:t xml:space="preserve">Un fichier mal placé ou déposé à la place d'un autre ne se voit qu'à l'écran de la page concernée (Chart.js hors de la racine, </w:t>
             </w:r>
             <w:r>
               <w:rPr>
@@ -7109,17 +7129,17 @@
                 <w:sz w:val="17"/>
                 <w:szCs w:val="17"/>
               </w:rPr>
-              <w:t xml:space="preserve">preventDefault()</w:t>
-            </w:r>
-            <w:r>
-              <w:rPr>
-                <w:rFonts w:ascii="Calibri" w:cs="Calibri" w:eastAsia="Calibri" w:hAnsi="Calibri"/>
-                <w:b w:val="false"/>
-                <w:bCs w:val="false"/>
-                <w:sz w:val="18"/>
-                <w:szCs w:val="18"/>
-              </w:rPr>
-              <w:t xml:space="preserve"> sur tout </w:t>
+              <w:t xml:space="preserve">commun.css</w:t>
+            </w:r>
+            <w:r>
+              <w:rPr>
+                <w:rFonts w:ascii="Calibri" w:cs="Calibri" w:eastAsia="Calibri" w:hAnsi="Calibri"/>
+                <w:b w:val="false"/>
+                <w:bCs w:val="false"/>
+                <w:sz w:val="18"/>
+                <w:szCs w:val="18"/>
+              </w:rPr>
+              <w:t xml:space="preserve"> écrasé par une copie de </w:t>
             </w:r>
             <w:r>
               <w:rPr>
@@ -7129,17 +7149,17 @@
                 <w:sz w:val="17"/>
                 <w:szCs w:val="17"/>
               </w:rPr>
-              <w:t xml:space="preserve">touchstart</w:t>
-            </w:r>
-            <w:r>
-              <w:rPr>
-                <w:rFonts w:ascii="Calibri" w:cs="Calibri" w:eastAsia="Calibri" w:hAnsi="Calibri"/>
-                <w:b w:val="false"/>
-                <w:bCs w:val="false"/>
-                <w:sz w:val="18"/>
-                <w:szCs w:val="18"/>
-              </w:rPr>
-              <w:t xml:space="preserve"> à moins de 16 px des bords gauche et droit ; un slider, une touche du pavé ou un doigt de zoom du Fairway qui démarre là est ignoré.</w:t>
+              <w:t xml:space="preserve">base.css</w:t>
+            </w:r>
+            <w:r>
+              <w:rPr>
+                <w:rFonts w:ascii="Calibri" w:cs="Calibri" w:eastAsia="Calibri" w:hAnsi="Calibri"/>
+                <w:b w:val="false"/>
+                <w:bCs w:val="false"/>
+                <w:sz w:val="18"/>
+                <w:szCs w:val="18"/>
+              </w:rPr>
+              <w:t xml:space="preserve">).</w:t>
             </w:r>
           </w:p>
         </w:tc>
@@ -7208,7 +7228,7 @@
                 <w:sz w:val="18"/>
                 <w:szCs w:val="18"/>
               </w:rPr>
-              <w:t xml:space="preserve">Propriétaire → Claude</w:t>
+              <w:t xml:space="preserve">Propriétaire</w:t>
             </w:r>
           </w:p>
         </w:tc>
@@ -7241,7 +7261,7 @@
                 <w:sz w:val="18"/>
                 <w:szCs w:val="18"/>
               </w:rPr>
-              <w:t xml:space="preserve">Toi : tester slider de distance, pavé numérique, zoom du Fairway. Claude : corriger si l'un d'eux est gêné.</w:t>
+              <w:t xml:space="preserve">Toi : avant chaque commit, comparer la taille des fichiers modifiés.</w:t>
             </w:r>
           </w:p>
         </w:tc>
@@ -7279,7 +7299,7 @@
                 <w:sz w:val="18"/>
                 <w:szCs w:val="18"/>
               </w:rPr>
-              <w:t xml:space="preserve">67 / dépôt</w:t>
+              <w:t xml:space="preserve">Menus ⋯ Stats et Accueil</w:t>
             </w:r>
           </w:p>
         </w:tc>
@@ -7312,7 +7332,7 @@
                 <w:sz w:val="18"/>
                 <w:szCs w:val="18"/>
               </w:rPr>
-              <w:t xml:space="preserve">dépôt</w:t>
+              <w:t xml:space="preserve">stats.js, HomePage.js</w:t>
             </w:r>
           </w:p>
         </w:tc>
@@ -7345,47 +7365,7 @@
                 <w:sz w:val="18"/>
                 <w:szCs w:val="18"/>
               </w:rPr>
-              <w:t xml:space="preserve">Un fichier mal placé ou déposé à la place d'un autre ne se voit qu'à l'écran de la page concernée (Chart.js hors de la racine, </w:t>
-            </w:r>
-            <w:r>
-              <w:rPr>
-                <w:rFonts w:ascii="Consolas" w:cs="Consolas" w:eastAsia="Consolas" w:hAnsi="Consolas"/>
-                <w:b w:val="false"/>
-                <w:bCs w:val="false"/>
-                <w:sz w:val="17"/>
-                <w:szCs w:val="17"/>
-              </w:rPr>
-              <w:t xml:space="preserve">commun.css</w:t>
-            </w:r>
-            <w:r>
-              <w:rPr>
-                <w:rFonts w:ascii="Calibri" w:cs="Calibri" w:eastAsia="Calibri" w:hAnsi="Calibri"/>
-                <w:b w:val="false"/>
-                <w:bCs w:val="false"/>
-                <w:sz w:val="18"/>
-                <w:szCs w:val="18"/>
-              </w:rPr>
-              <w:t xml:space="preserve"> écrasé par une copie de </w:t>
-            </w:r>
-            <w:r>
-              <w:rPr>
-                <w:rFonts w:ascii="Consolas" w:cs="Consolas" w:eastAsia="Consolas" w:hAnsi="Consolas"/>
-                <w:b w:val="false"/>
-                <w:bCs w:val="false"/>
-                <w:sz w:val="17"/>
-                <w:szCs w:val="17"/>
-              </w:rPr>
-              <w:t xml:space="preserve">base.css</w:t>
-            </w:r>
-            <w:r>
-              <w:rPr>
-                <w:rFonts w:ascii="Calibri" w:cs="Calibri" w:eastAsia="Calibri" w:hAnsi="Calibri"/>
-                <w:b w:val="false"/>
-                <w:bCs w:val="false"/>
-                <w:sz w:val="18"/>
-                <w:szCs w:val="18"/>
-              </w:rPr>
-              <w:t xml:space="preserve">).</w:t>
+              <w:t xml:space="preserve">Pas de bouton ⋯ dans l'en-tête de Stats ni dans l'Accueil : aucun menu de réglages d'affichage (blocs du dashboard, fenêtre de calcul, tuiles de l'Accueil).</w:t>
             </w:r>
           </w:p>
         </w:tc>
@@ -7454,7 +7434,7 @@
                 <w:sz w:val="18"/>
                 <w:szCs w:val="18"/>
               </w:rPr>
-              <w:t xml:space="preserve">Propriétaire</w:t>
+              <w:t xml:space="preserve">Propriétaire → Claude</w:t>
             </w:r>
           </w:p>
         </w:tc>
@@ -7487,7 +7467,7 @@
                 <w:sz w:val="18"/>
                 <w:szCs w:val="18"/>
               </w:rPr>
-              <w:t xml:space="preserve">Toi : avant chaque commit, comparer la taille des fichiers modifiés.</w:t>
+              <w:t xml:space="preserve">Toi : décider d'ajouter ces menus. Claude : les construire sur appSheet().</w:t>
             </w:r>
           </w:p>
         </w:tc>
@@ -7525,7 +7505,7 @@
                 <w:sz w:val="18"/>
                 <w:szCs w:val="18"/>
               </w:rPr>
-              <w:t xml:space="preserve">Menus ⋯ Stats et Accueil</w:t>
+              <w:t xml:space="preserve">Menus ⋯ options non faites</w:t>
             </w:r>
           </w:p>
         </w:tc>
@@ -7558,7 +7538,7 @@
                 <w:sz w:val="18"/>
                 <w:szCs w:val="18"/>
               </w:rPr>
-              <w:t xml:space="preserve">stats.js, HomePage.js</w:t>
+              <w:t xml:space="preserve">wedging.js, putting.js, gym.js, parcours-ui.js</w:t>
             </w:r>
           </w:p>
         </w:tc>
@@ -7591,7 +7571,7 @@
                 <w:sz w:val="18"/>
                 <w:szCs w:val="18"/>
               </w:rPr>
-              <w:t xml:space="preserve">Pas de bouton ⋯ dans l'en-tête de Stats ni dans l'Accueil : aucun menu de réglages d'affichage (blocs du dashboard, fenêtre de calcul, tuiles de l'Accueil).</w:t>
+              <w:t xml:space="preserve">Non faits : « wedge par défaut » (Wedging n'enregistre aucun club), indicateur Putting « réussite par distance » (pas de carte à ce nom), « programme épinglé » de Gym distinct du programme en cours, mélange des zones et des outils dans un même ordre (Parcours).</w:t>
             </w:r>
           </w:p>
         </w:tc>
@@ -7693,7 +7673,7 @@
                 <w:sz w:val="18"/>
                 <w:szCs w:val="18"/>
               </w:rPr>
-              <w:t xml:space="preserve">Toi : décider d'ajouter ces menus. Claude : les construire sur appSheet().</w:t>
+              <w:t xml:space="preserve">Toi : dire lesquelles tu veux garder et ce qu'elles doivent faire. Claude : exécuter.</w:t>
             </w:r>
           </w:p>
         </w:tc>
@@ -7731,7 +7711,7 @@
                 <w:sz w:val="18"/>
                 <w:szCs w:val="18"/>
               </w:rPr>
-              <w:t xml:space="preserve">Menus ⋯ options non faites</w:t>
+              <w:t xml:space="preserve">Palette thème clair</w:t>
             </w:r>
           </w:p>
         </w:tc>
@@ -7764,7 +7744,7 @@
                 <w:sz w:val="18"/>
                 <w:szCs w:val="18"/>
               </w:rPr>
-              <w:t xml:space="preserve">wedging.js, putting.js, gym.js, parcours-ui.js</w:t>
+              <w:t xml:space="preserve">theme-light.css</w:t>
             </w:r>
           </w:p>
         </w:tc>
@@ -7797,7 +7777,7 @@
                 <w:sz w:val="18"/>
                 <w:szCs w:val="18"/>
               </w:rPr>
-              <w:t xml:space="preserve">Non faits : « wedge par défaut » (Wedging n'enregistre aucun club), indicateur Putting « réussite par distance » (pas de carte à ce nom), « programme épinglé » de Gym distinct du programme en cours, mélange des zones et des outils dans un même ordre (Parcours).</w:t>
+              <w:t xml:space="preserve">Le thème clair (Menu &gt; Apparence &gt; Thème) redéfinit les couleurs de chaque module dans theme-light.css : sa palette est à modifier.</w:t>
             </w:r>
           </w:p>
         </w:tc>
@@ -7899,7 +7879,7 @@
                 <w:sz w:val="18"/>
                 <w:szCs w:val="18"/>
               </w:rPr>
-              <w:t xml:space="preserve">Toi : dire lesquelles tu veux garder et ce qu'elles doivent faire. Claude : exécuter.</w:t>
+              <w:t xml:space="preserve">Toi : donner les couleurs voulues (valeurs, ou une référence : appli, capture). Claude : les appliquer dans theme-light.css et contrôler tous les écrans en mode clair.</w:t>
             </w:r>
           </w:p>
         </w:tc>
@@ -7937,7 +7917,7 @@
                 <w:sz w:val="18"/>
                 <w:szCs w:val="18"/>
               </w:rPr>
-              <w:t xml:space="preserve">Palette thème clair</w:t>
+              <w:t xml:space="preserve">Images « à reprendre »</w:t>
             </w:r>
           </w:p>
         </w:tc>
@@ -7970,7 +7950,7 @@
                 <w:sz w:val="18"/>
                 <w:szCs w:val="18"/>
               </w:rPr>
-              <w:t xml:space="preserve">theme-light.css</w:t>
+              <w:t xml:space="preserve">putting.js, stats.js, wedging.js, images/</w:t>
             </w:r>
           </w:p>
         </w:tc>
@@ -8003,7 +7983,7 @@
                 <w:sz w:val="18"/>
                 <w:szCs w:val="18"/>
               </w:rPr>
-              <w:t xml:space="preserve">Le thème clair (Menu &gt; Apparence &gt; Thème) redéfinit les couleurs de chaque module dans theme-light.css : sa palette est à modifier.</w:t>
+              <w:t xml:space="preserve">Ajouter des images de fond aux popups de reprise (exercice, partie ou saisie à reprendre). Les fichiers images/popupareprendre.* existent mais ne sont pas utilisés par le code, et le point 26 les classe comme inutilisés.</w:t>
             </w:r>
           </w:p>
         </w:tc>
@@ -8105,7 +8085,7 @@
                 <w:sz w:val="18"/>
                 <w:szCs w:val="18"/>
               </w:rPr>
-              <w:t xml:space="preserve">Toi : donner les couleurs voulues (valeurs, ou une référence : appli, capture). Claude : les appliquer dans theme-light.css et contrôler tous les écrans en mode clair.</w:t>
+              <w:t xml:space="preserve">Toi : fournir les images (une par popup ou une commune) ou confirmer l'usage de popupareprendre, ce qui annule sa suppression au point 26. Claude : les brancher et vérifier la lisibilité du texte par-dessus.</w:t>
             </w:r>
           </w:p>
         </w:tc>
@@ -8143,7 +8123,7 @@
                 <w:sz w:val="18"/>
                 <w:szCs w:val="18"/>
               </w:rPr>
-              <w:t xml:space="preserve">Images « à reprendre »</w:t>
+              <w:t xml:space="preserve">Langues</w:t>
             </w:r>
           </w:p>
         </w:tc>
@@ -8176,7 +8156,7 @@
                 <w:sz w:val="18"/>
                 <w:szCs w:val="18"/>
               </w:rPr>
-              <w:t xml:space="preserve">putting.js, stats.js, wedging.js, images/</w:t>
+              <w:t xml:space="preserve">transverse (index.html, tous les modules)</w:t>
             </w:r>
           </w:p>
         </w:tc>
@@ -8209,7 +8189,7 @@
                 <w:sz w:val="18"/>
                 <w:szCs w:val="18"/>
               </w:rPr>
-              <w:t xml:space="preserve">Ajouter des images de fond aux popups de reprise (exercice, partie ou saisie à reprendre). Les fichiers images/popupareprendre.* existent mais ne sont pas utilisés par le code, et le point 26 les classe comme inutilisés.</w:t>
+              <w:t xml:space="preserve">Ajouter l'anglais, l'espagnol et le chinois au français : textes de tous les écrans, textes légaux, messages d'erreur de connexion (friendlyError), formats de dates, nombres et unités.</w:t>
             </w:r>
           </w:p>
         </w:tc>
@@ -8311,7 +8291,7 @@
                 <w:sz w:val="18"/>
                 <w:szCs w:val="18"/>
               </w:rPr>
-              <w:t xml:space="preserve">Toi : fournir les images (une par popup ou une commune) ou confirmer l'usage de popupareprendre, ce qui annule sa suppression au point 26. Claude : les brancher et vérifier la lisibilité du texte par-dessus.</w:t>
+              <w:t xml:space="preserve">Toi : décider d'abord le point 50 (tutoiement ou vouvoiement), car les traductions en dépendent ; choisir chinois simplifié ou traditionnel et la langue par défaut (langue du téléphone ou français) ; faire relire les textes légaux traduits. Claude : fichier de traductions par langue et réglage de langue dans le Menu.</w:t>
             </w:r>
           </w:p>
         </w:tc>
@@ -8349,7 +8329,7 @@
                 <w:sz w:val="18"/>
                 <w:szCs w:val="18"/>
               </w:rPr>
-              <w:t xml:space="preserve">Langues</w:t>
+              <w:t>Hors ligne : parties en cours</w:t>
             </w:r>
           </w:p>
         </w:tc>
@@ -8382,7 +8362,7 @@
                 <w:sz w:val="18"/>
                 <w:szCs w:val="18"/>
               </w:rPr>
-              <w:t xml:space="preserve">transverse (index.html, tous les modules)</w:t>
+              <w:t>data.js, gym.js, putting.js, wedging.js, parcours-ui.js, stats.js</w:t>
             </w:r>
           </w:p>
         </w:tc>
@@ -8415,7 +8395,7 @@
                 <w:sz w:val="18"/>
                 <w:szCs w:val="18"/>
               </w:rPr>
-              <w:t xml:space="preserve">Ajouter l'anglais, l'espagnol et le chinois au français : textes de tous les écrans, textes légaux, messages d'erreur de connexion (friendlyError), formats de dates, nombres et unités.</w:t>
+              <w:t>Les brouillons et parties en cours (golfStatsRoundDraft, gym-session-draft, putting_resume, putting_resume_quick, wedgingInProgressSessions, parcours-fairway-round, parcours-green-round) restent sur l'appareil : ils ne sont pas synchronisés. Une séance commencée sur un téléphone ne se retrouve pas sur un autre, et se perd avec l'appareil.</w:t>
             </w:r>
           </w:p>
         </w:tc>
@@ -8451,7 +8431,7 @@
                 <w:sz w:val="18"/>
                 <w:szCs w:val="18"/>
               </w:rPr>
-              <w:t xml:space="preserve">À faire</w:t>
+              <w:t>À faire</w:t>
             </w:r>
           </w:p>
         </w:tc>
@@ -8484,7 +8464,7 @@
                 <w:sz w:val="18"/>
                 <w:szCs w:val="18"/>
               </w:rPr>
-              <w:t xml:space="preserve">Propriétaire → Claude</w:t>
+              <w:t>Propriétaire → Claude</w:t>
             </w:r>
           </w:p>
         </w:tc>
@@ -8517,7 +8497,419 @@
                 <w:sz w:val="18"/>
                 <w:szCs w:val="18"/>
               </w:rPr>
-              <w:t xml:space="preserve">Toi : décider d'abord le point 50 (tutoiement ou vouvoiement), car les traductions en dépendent ; choisir chinois simplifié ou traditionnel et la langue par défaut (langue du téléphone ou français) ; faire relire les textes légaux traduits. Claude : fichier de traductions par langue et réglage de langue dans le Menu.</w:t>
+              <w:t>Toi : décider si les parties en cours doivent suivre le compte. Claude : les ajouter à la synchronisation (nouvelle table ou nouvelles clés), puis tests en simulation.</w:t>
+            </w:r>
+          </w:p>
+        </w:tc>
+      </w:tr>
+      <w:tr>
+        <w:trPr>
+          <w:cantSplit/>
+        </w:trPr>
+        <w:tc>
+          <w:tcPr>
+            <w:tcW w:type="dxa" w:w="1500"/>
+            <w:tcBorders>
+              <w:top w:val="single" w:color="BFBFBF" w:sz="4"/>
+              <w:left w:val="single" w:color="BFBFBF" w:sz="4"/>
+              <w:bottom w:val="single" w:color="BFBFBF" w:sz="4"/>
+              <w:right w:val="single" w:color="BFBFBF" w:sz="4"/>
+            </w:tcBorders>
+            <w:tcMar>
+              <w:top w:type="dxa" w:w="70"/>
+              <w:left w:type="dxa" w:w="100"/>
+              <w:bottom w:type="dxa" w:w="70"/>
+              <w:right w:type="dxa" w:w="100"/>
+            </w:tcMar>
+            <w:vAlign w:val="top"/>
+          </w:tcPr>
+          <w:p>
+            <w:pPr>
+              <w:spacing w:after="0"/>
+            </w:pPr>
+            <w:r>
+              <w:rPr>
+                <w:rFonts w:ascii="Calibri" w:cs="Calibri" w:eastAsia="Calibri" w:hAnsi="Calibri"/>
+                <w:b/>
+                <w:bCs/>
+                <w:sz w:val="18"/>
+                <w:szCs w:val="18"/>
+              </w:rPr>
+              <w:t>Mentions légales et hors ligne</w:t>
+            </w:r>
+          </w:p>
+        </w:tc>
+        <w:tc>
+          <w:tcPr>
+            <w:tcW w:type="dxa" w:w="2100"/>
+            <w:tcBorders>
+              <w:top w:val="single" w:color="BFBFBF" w:sz="4"/>
+              <w:left w:val="single" w:color="BFBFBF" w:sz="4"/>
+              <w:bottom w:val="single" w:color="BFBFBF" w:sz="4"/>
+              <w:right w:val="single" w:color="BFBFBF" w:sz="4"/>
+            </w:tcBorders>
+            <w:tcMar>
+              <w:top w:type="dxa" w:w="70"/>
+              <w:left w:type="dxa" w:w="100"/>
+              <w:bottom w:type="dxa" w:w="70"/>
+              <w:right w:type="dxa" w:w="100"/>
+            </w:tcMar>
+            <w:vAlign w:val="top"/>
+          </w:tcPr>
+          <w:p>
+            <w:pPr>
+              <w:spacing w:after="0"/>
+            </w:pPr>
+            <w:r>
+              <w:rPr>
+                <w:rFonts w:ascii="Calibri" w:cs="Calibri" w:eastAsia="Calibri" w:hAnsi="Calibri"/>
+                <w:b w:val="false"/>
+                <w:bCs w:val="false"/>
+                <w:sz w:val="18"/>
+                <w:szCs w:val="18"/>
+              </w:rPr>
+              <w:t>menu.js</w:t>
+            </w:r>
+          </w:p>
+        </w:tc>
+        <w:tc>
+          <w:tcPr>
+            <w:tcW w:type="dxa" w:w="5600"/>
+            <w:tcBorders>
+              <w:top w:val="single" w:color="BFBFBF" w:sz="4"/>
+              <w:left w:val="single" w:color="BFBFBF" w:sz="4"/>
+              <w:bottom w:val="single" w:color="BFBFBF" w:sz="4"/>
+              <w:right w:val="single" w:color="BFBFBF" w:sz="4"/>
+            </w:tcBorders>
+            <w:tcMar>
+              <w:top w:type="dxa" w:w="70"/>
+              <w:left w:type="dxa" w:w="100"/>
+              <w:bottom w:type="dxa" w:w="70"/>
+              <w:right w:type="dxa" w:w="100"/>
+            </w:tcMar>
+            <w:vAlign w:val="top"/>
+          </w:tcPr>
+          <w:p>
+            <w:pPr>
+              <w:spacing w:after="0"/>
+            </w:pPr>
+            <w:r>
+              <w:rPr>
+                <w:rFonts w:ascii="Calibri" w:cs="Calibri" w:eastAsia="Calibri" w:hAnsi="Calibri"/>
+                <w:b w:val="false"/>
+                <w:bCs w:val="false"/>
+                <w:sz w:val="18"/>
+                <w:szCs w:val="18"/>
+              </w:rPr>
+              <w:t>Les textes de mentions légales et de confidentialité ne parlent pas de la copie d'attente gardée sur l'appareil (saisies non envoyées) ni du service worker qui garde une copie de l'appli.</w:t>
+            </w:r>
+          </w:p>
+        </w:tc>
+        <w:tc>
+          <w:tcPr>
+            <w:tcW w:type="dxa" w:w="1100"/>
+            <w:tcBorders>
+              <w:top w:val="single" w:color="BFBFBF" w:sz="4"/>
+              <w:left w:val="single" w:color="BFBFBF" w:sz="4"/>
+              <w:bottom w:val="single" w:color="BFBFBF" w:sz="4"/>
+              <w:right w:val="single" w:color="BFBFBF" w:sz="4"/>
+            </w:tcBorders>
+            <w:shd w:fill="FFC7CE" w:color="auto" w:val="clear"/>
+            <w:tcMar>
+              <w:top w:type="dxa" w:w="70"/>
+              <w:left w:type="dxa" w:w="100"/>
+              <w:bottom w:type="dxa" w:w="70"/>
+              <w:right w:type="dxa" w:w="100"/>
+            </w:tcMar>
+            <w:vAlign w:val="center"/>
+          </w:tcPr>
+          <w:p>
+            <w:pPr>
+              <w:spacing w:after="0"/>
+              <w:jc w:val="center"/>
+            </w:pPr>
+            <w:r>
+              <w:rPr>
+                <w:rFonts w:ascii="Calibri" w:cs="Calibri" w:eastAsia="Calibri" w:hAnsi="Calibri"/>
+                <w:b/>
+                <w:bCs/>
+                <w:color w:val="9C0006"/>
+                <w:sz w:val="18"/>
+                <w:szCs w:val="18"/>
+              </w:rPr>
+              <w:t>À faire</w:t>
+            </w:r>
+          </w:p>
+        </w:tc>
+        <w:tc>
+          <w:tcPr>
+            <w:tcW w:type="dxa" w:w="1700"/>
+            <w:tcBorders>
+              <w:top w:val="single" w:color="BFBFBF" w:sz="4"/>
+              <w:left w:val="single" w:color="BFBFBF" w:sz="4"/>
+              <w:bottom w:val="single" w:color="BFBFBF" w:sz="4"/>
+              <w:right w:val="single" w:color="BFBFBF" w:sz="4"/>
+            </w:tcBorders>
+            <w:tcMar>
+              <w:top w:type="dxa" w:w="70"/>
+              <w:left w:type="dxa" w:w="100"/>
+              <w:bottom w:type="dxa" w:w="70"/>
+              <w:right w:type="dxa" w:w="100"/>
+            </w:tcMar>
+            <w:vAlign w:val="top"/>
+          </w:tcPr>
+          <w:p>
+            <w:pPr>
+              <w:spacing w:after="0"/>
+            </w:pPr>
+            <w:r>
+              <w:rPr>
+                <w:rFonts w:ascii="Calibri" w:cs="Calibri" w:eastAsia="Calibri" w:hAnsi="Calibri"/>
+                <w:b w:val="false"/>
+                <w:bCs w:val="false"/>
+                <w:sz w:val="18"/>
+                <w:szCs w:val="18"/>
+              </w:rPr>
+              <w:t>Propriétaire → Claude</w:t>
+            </w:r>
+          </w:p>
+        </w:tc>
+        <w:tc>
+          <w:tcPr>
+            <w:tcW w:type="dxa" w:w="3398"/>
+            <w:tcBorders>
+              <w:top w:val="single" w:color="BFBFBF" w:sz="4"/>
+              <w:left w:val="single" w:color="BFBFBF" w:sz="4"/>
+              <w:bottom w:val="single" w:color="BFBFBF" w:sz="4"/>
+              <w:right w:val="single" w:color="BFBFBF" w:sz="4"/>
+            </w:tcBorders>
+            <w:tcMar>
+              <w:top w:type="dxa" w:w="70"/>
+              <w:left w:type="dxa" w:w="100"/>
+              <w:bottom w:type="dxa" w:w="70"/>
+              <w:right w:type="dxa" w:w="100"/>
+            </w:tcMar>
+            <w:vAlign w:val="top"/>
+          </w:tcPr>
+          <w:p>
+            <w:pPr>
+              <w:spacing w:after="0"/>
+            </w:pPr>
+            <w:r>
+              <w:rPr>
+                <w:rFonts w:ascii="Calibri" w:cs="Calibri" w:eastAsia="Calibri" w:hAnsi="Calibri"/>
+                <w:b w:val="false"/>
+                <w:bCs w:val="false"/>
+                <w:sz w:val="18"/>
+                <w:szCs w:val="18"/>
+              </w:rPr>
+              <w:t>Toi : décider de la formulation (décision juridique). Claude : mettre à jour les textes dans menu.js.</w:t>
+            </w:r>
+          </w:p>
+        </w:tc>
+      </w:tr>
+      <w:tr>
+        <w:trPr>
+          <w:cantSplit/>
+        </w:trPr>
+        <w:tc>
+          <w:tcPr>
+            <w:tcW w:type="dxa" w:w="1500"/>
+            <w:tcBorders>
+              <w:top w:val="single" w:color="BFBFBF" w:sz="4"/>
+              <w:left w:val="single" w:color="BFBFBF" w:sz="4"/>
+              <w:bottom w:val="single" w:color="BFBFBF" w:sz="4"/>
+              <w:right w:val="single" w:color="BFBFBF" w:sz="4"/>
+            </w:tcBorders>
+            <w:tcMar>
+              <w:top w:type="dxa" w:w="70"/>
+              <w:left w:type="dxa" w:w="100"/>
+              <w:bottom w:type="dxa" w:w="70"/>
+              <w:right w:type="dxa" w:w="100"/>
+            </w:tcMar>
+            <w:vAlign w:val="top"/>
+          </w:tcPr>
+          <w:p>
+            <w:pPr>
+              <w:spacing w:after="0"/>
+            </w:pPr>
+            <w:r>
+              <w:rPr>
+                <w:rFonts w:ascii="Calibri" w:cs="Calibri" w:eastAsia="Calibri" w:hAnsi="Calibri"/>
+                <w:b/>
+                <w:bCs/>
+                <w:sz w:val="18"/>
+                <w:szCs w:val="18"/>
+              </w:rPr>
+              <w:t>Fichiers inutiles</w:t>
+            </w:r>
+          </w:p>
+        </w:tc>
+        <w:tc>
+          <w:tcPr>
+            <w:tcW w:type="dxa" w:w="2100"/>
+            <w:tcBorders>
+              <w:top w:val="single" w:color="BFBFBF" w:sz="4"/>
+              <w:left w:val="single" w:color="BFBFBF" w:sz="4"/>
+              <w:bottom w:val="single" w:color="BFBFBF" w:sz="4"/>
+              <w:right w:val="single" w:color="BFBFBF" w:sz="4"/>
+            </w:tcBorders>
+            <w:tcMar>
+              <w:top w:type="dxa" w:w="70"/>
+              <w:left w:type="dxa" w:w="100"/>
+              <w:bottom w:type="dxa" w:w="70"/>
+              <w:right w:type="dxa" w:w="100"/>
+            </w:tcMar>
+            <w:vAlign w:val="top"/>
+          </w:tcPr>
+          <w:p>
+            <w:pPr>
+              <w:spacing w:after="0"/>
+            </w:pPr>
+            <w:r>
+              <w:rPr>
+                <w:rFonts w:ascii="Calibri" w:cs="Calibri" w:eastAsia="Calibri" w:hAnsi="Calibri"/>
+                <w:b w:val="false"/>
+                <w:bCs w:val="false"/>
+                <w:sz w:val="18"/>
+                <w:szCs w:val="18"/>
+              </w:rPr>
+              <w:t>core/diag.js, Suivi-des-bugs.docx</w:t>
+            </w:r>
+          </w:p>
+        </w:tc>
+        <w:tc>
+          <w:tcPr>
+            <w:tcW w:type="dxa" w:w="5600"/>
+            <w:tcBorders>
+              <w:top w:val="single" w:color="BFBFBF" w:sz="4"/>
+              <w:left w:val="single" w:color="BFBFBF" w:sz="4"/>
+              <w:bottom w:val="single" w:color="BFBFBF" w:sz="4"/>
+              <w:right w:val="single" w:color="BFBFBF" w:sz="4"/>
+            </w:tcBorders>
+            <w:tcMar>
+              <w:top w:type="dxa" w:w="70"/>
+              <w:left w:type="dxa" w:w="100"/>
+              <w:bottom w:type="dxa" w:w="70"/>
+              <w:right w:type="dxa" w:w="100"/>
+            </w:tcMar>
+            <w:vAlign w:val="top"/>
+          </w:tcPr>
+          <w:p>
+            <w:pPr>
+              <w:spacing w:after="0"/>
+            </w:pPr>
+            <w:r>
+              <w:rPr>
+                <w:rFonts w:ascii="Calibri" w:cs="Calibri" w:eastAsia="Calibri" w:hAnsi="Calibri"/>
+                <w:b w:val="false"/>
+                <w:bCs w:val="false"/>
+                <w:sz w:val="18"/>
+                <w:szCs w:val="18"/>
+              </w:rPr>
+              <w:t>core/diag.js n'est plus référencé par index.html depuis le 19/10/2026 mais reste dans le dépôt. Suivi-des-bugs.docx existe en deux exemplaires (racine et docs/).</w:t>
+            </w:r>
+          </w:p>
+        </w:tc>
+        <w:tc>
+          <w:tcPr>
+            <w:tcW w:type="dxa" w:w="1100"/>
+            <w:tcBorders>
+              <w:top w:val="single" w:color="BFBFBF" w:sz="4"/>
+              <w:left w:val="single" w:color="BFBFBF" w:sz="4"/>
+              <w:bottom w:val="single" w:color="BFBFBF" w:sz="4"/>
+              <w:right w:val="single" w:color="BFBFBF" w:sz="4"/>
+            </w:tcBorders>
+            <w:shd w:fill="FFC7CE" w:color="auto" w:val="clear"/>
+            <w:tcMar>
+              <w:top w:type="dxa" w:w="70"/>
+              <w:left w:type="dxa" w:w="100"/>
+              <w:bottom w:type="dxa" w:w="70"/>
+              <w:right w:type="dxa" w:w="100"/>
+            </w:tcMar>
+            <w:vAlign w:val="center"/>
+          </w:tcPr>
+          <w:p>
+            <w:pPr>
+              <w:spacing w:after="0"/>
+              <w:jc w:val="center"/>
+            </w:pPr>
+            <w:r>
+              <w:rPr>
+                <w:rFonts w:ascii="Calibri" w:cs="Calibri" w:eastAsia="Calibri" w:hAnsi="Calibri"/>
+                <w:b/>
+                <w:bCs/>
+                <w:color w:val="9C0006"/>
+                <w:sz w:val="18"/>
+                <w:szCs w:val="18"/>
+              </w:rPr>
+              <w:t>À faire</w:t>
+            </w:r>
+          </w:p>
+        </w:tc>
+        <w:tc>
+          <w:tcPr>
+            <w:tcW w:type="dxa" w:w="1700"/>
+            <w:tcBorders>
+              <w:top w:val="single" w:color="BFBFBF" w:sz="4"/>
+              <w:left w:val="single" w:color="BFBFBF" w:sz="4"/>
+              <w:bottom w:val="single" w:color="BFBFBF" w:sz="4"/>
+              <w:right w:val="single" w:color="BFBFBF" w:sz="4"/>
+            </w:tcBorders>
+            <w:tcMar>
+              <w:top w:type="dxa" w:w="70"/>
+              <w:left w:type="dxa" w:w="100"/>
+              <w:bottom w:type="dxa" w:w="70"/>
+              <w:right w:type="dxa" w:w="100"/>
+            </w:tcMar>
+            <w:vAlign w:val="top"/>
+          </w:tcPr>
+          <w:p>
+            <w:pPr>
+              <w:spacing w:after="0"/>
+            </w:pPr>
+            <w:r>
+              <w:rPr>
+                <w:rFonts w:ascii="Calibri" w:cs="Calibri" w:eastAsia="Calibri" w:hAnsi="Calibri"/>
+                <w:b w:val="false"/>
+                <w:bCs w:val="false"/>
+                <w:sz w:val="18"/>
+                <w:szCs w:val="18"/>
+              </w:rPr>
+              <w:t>Propriétaire</w:t>
+            </w:r>
+          </w:p>
+        </w:tc>
+        <w:tc>
+          <w:tcPr>
+            <w:tcW w:type="dxa" w:w="3398"/>
+            <w:tcBorders>
+              <w:top w:val="single" w:color="BFBFBF" w:sz="4"/>
+              <w:left w:val="single" w:color="BFBFBF" w:sz="4"/>
+              <w:bottom w:val="single" w:color="BFBFBF" w:sz="4"/>
+              <w:right w:val="single" w:color="BFBFBF" w:sz="4"/>
+            </w:tcBorders>
+            <w:tcMar>
+              <w:top w:type="dxa" w:w="70"/>
+              <w:left w:type="dxa" w:w="100"/>
+              <w:bottom w:type="dxa" w:w="70"/>
+              <w:right w:type="dxa" w:w="100"/>
+            </w:tcMar>
+            <w:vAlign w:val="top"/>
+          </w:tcPr>
+          <w:p>
+            <w:pPr>
+              <w:spacing w:after="0"/>
+            </w:pPr>
+            <w:r>
+              <w:rPr>
+                <w:rFonts w:ascii="Calibri" w:cs="Calibri" w:eastAsia="Calibri" w:hAnsi="Calibri"/>
+                <w:b w:val="false"/>
+                <w:bCs w:val="false"/>
+                <w:sz w:val="18"/>
+                <w:szCs w:val="18"/>
+              </w:rPr>
+              <w:t>Toi : supprimer core/diag.js et l'un des deux exemplaires du suivi dans GitHub, après avoir vérifié qu'aucune branche ne les utilise.</w:t>
             </w:r>
           </w:p>
         </w:tc>
@@ -25565,7 +25957,7 @@
                 <w:sz w:val="18"/>
                 <w:szCs w:val="18"/>
               </w:rPr>
-              <w:t xml:space="preserve">Données rattachées au compte, plus à l'appareil : core/data.js lit et écrit les 11 tables Supabase, le localStorage n'est plus qu'une copie de travail, vidée à la déconnexion et au changement de compte. Fin du mélange entre comptes sur un même appareil. Suppression douce (deleted_at) ; les copies Stats dans Putting et Wedging suivent leur partie. Reste sans mode hors ligne (ligne « Mode hors ligne », section 1).</w:t>
+              <w:t>Données rattachées au compte, plus à l'appareil : core/data.js lit et écrit les 11 tables Supabase, le localStorage n'est plus qu'une copie de travail, vidée à la déconnexion et au changement de compte. Fin du mélange entre comptes sur un même appareil. Suppression douce (deleted_at) ; les copies Stats dans Putting et Wedging suivent leur partie. Le mode hors ligne est livré (point 12, ligne suivante).</w:t>
             </w:r>
           </w:p>
         </w:tc>
@@ -25635,6 +26027,179 @@
                 <w:szCs w:val="18"/>
               </w:rPr>
               <w:t xml:space="preserve">Simulation avec un faux Supabase (envoi des seuls éléments modifiés, suppression douce, relecture sur un nouvel appareil, isolation entre deux comptes, effacement du seul compte connecté), puis tests du propriétaire sur la vraie base le 23/10/2026 : fonctionnement conforme.</w:t>
+            </w:r>
+          </w:p>
+        </w:tc>
+      </w:tr>
+      <w:tr>
+        <w:trPr>
+          <w:cantSplit/>
+        </w:trPr>
+        <w:tc>
+          <w:tcPr>
+            <w:tcW w:type="dxa" w:w="1700"/>
+            <w:tcBorders>
+              <w:top w:val="single" w:color="BFBFBF" w:sz="4"/>
+              <w:left w:val="single" w:color="BFBFBF" w:sz="4"/>
+              <w:bottom w:val="single" w:color="BFBFBF" w:sz="4"/>
+              <w:right w:val="single" w:color="BFBFBF" w:sz="4"/>
+            </w:tcBorders>
+            <w:tcMar>
+              <w:top w:type="dxa" w:w="70"/>
+              <w:left w:type="dxa" w:w="100"/>
+              <w:bottom w:type="dxa" w:w="70"/>
+              <w:right w:type="dxa" w:w="100"/>
+            </w:tcMar>
+            <w:vAlign w:val="top"/>
+          </w:tcPr>
+          <w:p>
+            <w:pPr>
+              <w:spacing w:after="0"/>
+            </w:pPr>
+            <w:r>
+              <w:rPr>
+                <w:rFonts w:ascii="Calibri" w:cs="Calibri" w:eastAsia="Calibri" w:hAnsi="Calibri"/>
+                <w:b/>
+                <w:bCs/>
+                <w:sz w:val="18"/>
+                <w:szCs w:val="18"/>
+              </w:rPr>
+              <w:t>12 (hors ligne)</w:t>
+            </w:r>
+          </w:p>
+        </w:tc>
+        <w:tc>
+          <w:tcPr>
+            <w:tcW w:type="dxa" w:w="2400"/>
+            <w:tcBorders>
+              <w:top w:val="single" w:color="BFBFBF" w:sz="4"/>
+              <w:left w:val="single" w:color="BFBFBF" w:sz="4"/>
+              <w:bottom w:val="single" w:color="BFBFBF" w:sz="4"/>
+              <w:right w:val="single" w:color="BFBFBF" w:sz="4"/>
+            </w:tcBorders>
+            <w:tcMar>
+              <w:top w:type="dxa" w:w="70"/>
+              <w:left w:type="dxa" w:w="100"/>
+              <w:bottom w:type="dxa" w:w="70"/>
+              <w:right w:type="dxa" w:w="100"/>
+            </w:tcMar>
+            <w:vAlign w:val="top"/>
+          </w:tcPr>
+          <w:p>
+            <w:pPr>
+              <w:spacing w:after="0"/>
+            </w:pPr>
+            <w:r>
+              <w:rPr>
+                <w:rFonts w:ascii="Calibri" w:cs="Calibri" w:eastAsia="Calibri" w:hAnsi="Calibri"/>
+                <w:b w:val="false"/>
+                <w:bCs w:val="false"/>
+                <w:sz w:val="18"/>
+                <w:szCs w:val="18"/>
+              </w:rPr>
+              <w:t>sw.js (nouveau), offline.js (nouveau), data.js, auth.js, index.html, README.md</w:t>
+            </w:r>
+          </w:p>
+        </w:tc>
+        <w:tc>
+          <w:tcPr>
+            <w:tcW w:type="dxa" w:w="8000"/>
+            <w:tcBorders>
+              <w:top w:val="single" w:color="BFBFBF" w:sz="4"/>
+              <w:left w:val="single" w:color="BFBFBF" w:sz="4"/>
+              <w:bottom w:val="single" w:color="BFBFBF" w:sz="4"/>
+              <w:right w:val="single" w:color="BFBFBF" w:sz="4"/>
+            </w:tcBorders>
+            <w:tcMar>
+              <w:top w:type="dxa" w:w="70"/>
+              <w:left w:type="dxa" w:w="100"/>
+              <w:bottom w:type="dxa" w:w="70"/>
+              <w:right w:type="dxa" w:w="100"/>
+            </w:tcMar>
+            <w:vAlign w:val="top"/>
+          </w:tcPr>
+          <w:p>
+            <w:pPr>
+              <w:spacing w:after="0"/>
+            </w:pPr>
+            <w:r>
+              <w:rPr>
+                <w:rFonts w:ascii="Calibri" w:cs="Calibri" w:eastAsia="Calibri" w:hAnsi="Calibri"/>
+                <w:b w:val="false"/>
+                <w:bCs w:val="false"/>
+                <w:sz w:val="18"/>
+                <w:szCs w:val="18"/>
+              </w:rPr>
+              <w:t>Mode hors ligne. sw.js (service worker, à la racine) garde la page, les CSS, les JS, vendor/, le manifeste et les 28 images : l'appli s'ouvre sans réseau (page : réseau d'abord, 4 s ; CSS et JS : copie puis rafraîchissement ; images : copie d'abord). Supabase et FlyAway ne passent jamais par lui. data.js : les écritures sont notées dans golfSyncPending (gardé si l'appli est fermée), envoyées au retour du réseau avec nouvel essai à 5, 10, 20, 40 puis 60 s ; fusion élément par élément avec le serveur (base golfSyncBase) : modifié ici seulement, le local part ; sur le serveur seulement, le serveur est repris ; des deux côtés, la dernière modification gagne (updated_at). Si les données du serveur arrivent en cours d'utilisation, la copie locale n'est pas remplacée (aucune suppression par erreur) et un bouton « Actualiser » est proposé, jamais de rechargement forcé. offline.js : message temporaire à la perte et au retour de la connexion, pastille « Hors ligne » fixe seulement sur l'accueil. auth.js : confirmation à la déconnexion s'il reste des saisies non envoyées. Limites connues : première ouverture avec réseau obligatoire (environ 8 Mo) ; connexion, inscription, mot de passe oublié, suppression des données et recherche de parcours exigent le réseau ; après une longue coupure, les premiers envois peuvent être refusés environ une minute (supabase-js) puis reprennent seuls ; une image ajoutée dans images/ demande d'être ajoutée à IMAGES dans sw.js et un changement de VERSION. Reprend l'ancien point 12 (pas de service worker).</w:t>
+            </w:r>
+          </w:p>
+        </w:tc>
+        <w:tc>
+          <w:tcPr>
+            <w:tcW w:type="dxa" w:w="1100"/>
+            <w:tcBorders>
+              <w:top w:val="single" w:color="BFBFBF" w:sz="4"/>
+              <w:left w:val="single" w:color="BFBFBF" w:sz="4"/>
+              <w:bottom w:val="single" w:color="BFBFBF" w:sz="4"/>
+              <w:right w:val="single" w:color="BFBFBF" w:sz="4"/>
+            </w:tcBorders>
+            <w:shd w:fill="C6EFCE" w:color="auto" w:val="clear"/>
+            <w:tcMar>
+              <w:top w:type="dxa" w:w="70"/>
+              <w:left w:type="dxa" w:w="100"/>
+              <w:bottom w:type="dxa" w:w="70"/>
+              <w:right w:type="dxa" w:w="100"/>
+            </w:tcMar>
+            <w:vAlign w:val="center"/>
+          </w:tcPr>
+          <w:p>
+            <w:pPr>
+              <w:spacing w:after="0"/>
+              <w:jc w:val="center"/>
+            </w:pPr>
+            <w:r>
+              <w:rPr>
+                <w:rFonts w:ascii="Calibri" w:cs="Calibri" w:eastAsia="Calibri" w:hAnsi="Calibri"/>
+                <w:b/>
+                <w:bCs/>
+                <w:color w:val="1E5E2A"/>
+                <w:sz w:val="18"/>
+                <w:szCs w:val="18"/>
+              </w:rPr>
+              <w:t>Terminé</w:t>
+            </w:r>
+          </w:p>
+        </w:tc>
+        <w:tc>
+          <w:tcPr>
+            <w:tcW w:type="dxa" w:w="2198"/>
+            <w:tcBorders>
+              <w:top w:val="single" w:color="BFBFBF" w:sz="4"/>
+              <w:left w:val="single" w:color="BFBFBF" w:sz="4"/>
+              <w:bottom w:val="single" w:color="BFBFBF" w:sz="4"/>
+              <w:right w:val="single" w:color="BFBFBF" w:sz="4"/>
+            </w:tcBorders>
+            <w:tcMar>
+              <w:top w:type="dxa" w:w="70"/>
+              <w:left w:type="dxa" w:w="100"/>
+              <w:bottom w:type="dxa" w:w="70"/>
+              <w:right w:type="dxa" w:w="100"/>
+            </w:tcMar>
+            <w:vAlign w:val="top"/>
+          </w:tcPr>
+          <w:p>
+            <w:pPr>
+              <w:spacing w:after="0"/>
+            </w:pPr>
+            <w:r>
+              <w:rPr>
+                <w:rFonts w:ascii="Calibri" w:cs="Calibri" w:eastAsia="Calibri" w:hAnsi="Calibri"/>
+                <w:b w:val="false"/>
+                <w:bCs w:val="false"/>
+                <w:sz w:val="18"/>
+                <w:szCs w:val="18"/>
+              </w:rPr>
+              <w:t>Simulation : 16 scénarios pour data.js avec un faux Supabase (envoi en ligne, écriture avant la fin de la lecture, démarrage hors ligne puis retour du réseau, fermeture entre-temps, suppression hors ligne, données plus récentes sur le serveur, conflits dans les deux sens, profil et compte neuf, échec d'envoi puis reprise, lecture refusée puis relancée seule, coupures répétées, autre compte), 16 vérifications pour sw.js (fausses caches), test d'affichage d'offline.js (jsdom), puis tests du propriétaire sur téléphone le 23/10/2026 : fonctionnement conforme.</w:t>
             </w:r>
           </w:p>
         </w:tc>

--- a/Suivi-des-bugs.docx
+++ b/Suivi-des-bugs.docx
@@ -844,7 +844,7 @@
                 <w:sz w:val="18"/>
                 <w:szCs w:val="18"/>
               </w:rPr>
-              <w:t xml:space="preserve">5</w:t>
+              <w:t>6</w:t>
             </w:r>
           </w:p>
         </w:tc>
@@ -981,7 +981,7 @@
                 <w:sz w:val="18"/>
                 <w:szCs w:val="18"/>
               </w:rPr>
-              <w:t>23</w:t>
+              <w:t>20</w:t>
             </w:r>
           </w:p>
         </w:tc>
@@ -1220,7 +1220,7 @@
                 <w:sz w:val="18"/>
                 <w:szCs w:val="18"/>
               </w:rPr>
-              <w:t>82</w:t>
+              <w:t>84</w:t>
             </w:r>
           </w:p>
         </w:tc>
@@ -2374,7 +2374,7 @@
           <w:sz w:val="21"/>
           <w:szCs w:val="21"/>
         </w:rPr>
-        <w:t xml:space="preserve">Décisions, comptes à créer, fichiers à fournir, textes à valider. Pour la colonne "Suite à donner" : « Toi » = ton action, « Claude » = ce qu'il fait ensuite. Les lignes en haut de la liste bloquent le plus de travail (Supabase : points 1, 9, 17).</w:t>
+        <w:t>Décisions, comptes à créer, fichiers à fournir, textes à valider. Pour la colonne "Suite à donner" : « Toi » = ton action, « Claude » = ce qu'il fait ensuite. Les lignes en haut de la liste bloquent le plus de travail.</w:t>
       </w:r>
     </w:p>
     <w:tbl>
@@ -2645,7 +2645,7 @@
                 <w:sz w:val="18"/>
                 <w:szCs w:val="18"/>
               </w:rPr>
-              <w:t xml:space="preserve">1</w:t>
+              <w:t xml:space="preserve">2 et 3</w:t>
             </w:r>
           </w:p>
         </w:tc>
@@ -2678,7 +2678,7 @@
                 <w:sz w:val="18"/>
                 <w:szCs w:val="18"/>
               </w:rPr>
-              <w:t xml:space="preserve">auth.js</w:t>
+              <w:t xml:space="preserve">stats.js, putting.js, wedging.js</w:t>
             </w:r>
           </w:p>
         </w:tc>
@@ -2711,7 +2711,27 @@
                 <w:sz w:val="18"/>
                 <w:szCs w:val="18"/>
               </w:rPr>
-              <w:t xml:space="preserve">Authentification factice : tout e-mail valide et tout mot de passe de 8 caractères ou plus ouvre une session. Aucune donnée n'est liée à un compte : deux utilisateurs du même navigateur partagent tout.</w:t>
+              <w:t xml:space="preserve">Architecture des parties : Stats ne lit que </w:t>
+            </w:r>
+            <w:r>
+              <w:rPr>
+                <w:rFonts w:ascii="Consolas" w:cs="Consolas" w:eastAsia="Consolas" w:hAnsi="Consolas"/>
+                <w:b w:val="false"/>
+                <w:bCs w:val="false"/>
+                <w:sz w:val="17"/>
+                <w:szCs w:val="17"/>
+              </w:rPr>
+              <w:t xml:space="preserve">golfStatsRounds</w:t>
+            </w:r>
+            <w:r>
+              <w:rPr>
+                <w:rFonts w:ascii="Calibri" w:cs="Calibri" w:eastAsia="Calibri" w:hAnsi="Calibri"/>
+                <w:b w:val="false"/>
+                <w:bCs w:val="false"/>
+                <w:sz w:val="18"/>
+                <w:szCs w:val="18"/>
+              </w:rPr>
+              <w:t xml:space="preserve"> et le sac de Menu ; un coup supprimé dans Wedging ou Putting reste dans Stats ; les parties saisies avant la passerelle ne sont pas rétro-importées ; deux saisies "Nouveau parcours" distinctes (Putting et Stats).</w:t>
             </w:r>
           </w:p>
         </w:tc>
@@ -2813,7 +2833,7 @@
                 <w:sz w:val="18"/>
                 <w:szCs w:val="18"/>
               </w:rPr>
-              <w:t xml:space="preserve">Toi : créer le projet Supabase et me donner l'URL et la clé publique (anon). Claude : brancher Supabase Auth.</w:t>
+              <w:t xml:space="preserve">Toi : décider d'une seule saisie de parties et d'un seul stockage. Claude : fusionner et migrer les données existantes.</w:t>
             </w:r>
           </w:p>
         </w:tc>
@@ -2851,7 +2871,7 @@
                 <w:sz w:val="18"/>
                 <w:szCs w:val="18"/>
               </w:rPr>
-              <w:t xml:space="preserve">9</w:t>
+              <w:t xml:space="preserve">31 (reste)</w:t>
             </w:r>
           </w:p>
         </w:tc>
@@ -2884,7 +2904,7 @@
                 <w:sz w:val="18"/>
                 <w:szCs w:val="18"/>
               </w:rPr>
-              <w:t xml:space="preserve">auth.js</w:t>
+              <w:t xml:space="preserve">stats.js</w:t>
             </w:r>
           </w:p>
         </w:tc>
@@ -2917,47 +2937,7 @@
                 <w:sz w:val="18"/>
                 <w:szCs w:val="18"/>
               </w:rPr>
-              <w:t xml:space="preserve">Session forgeable : </w:t>
-            </w:r>
-            <w:r>
-              <w:rPr>
-                <w:rFonts w:ascii="Consolas" w:cs="Consolas" w:eastAsia="Consolas" w:hAnsi="Consolas"/>
-                <w:b w:val="false"/>
-                <w:bCs w:val="false"/>
-                <w:sz w:val="17"/>
-                <w:szCs w:val="17"/>
-              </w:rPr>
-              <w:t xml:space="preserve">golfSession</w:t>
-            </w:r>
-            <w:r>
-              <w:rPr>
-                <w:rFonts w:ascii="Calibri" w:cs="Calibri" w:eastAsia="Calibri" w:hAnsi="Calibri"/>
-                <w:b w:val="false"/>
-                <w:bCs w:val="false"/>
-                <w:sz w:val="18"/>
-                <w:szCs w:val="18"/>
-              </w:rPr>
-              <w:t xml:space="preserve"> n'est qu'un drapeau dans le </w:t>
-            </w:r>
-            <w:r>
-              <w:rPr>
-                <w:rFonts w:ascii="Consolas" w:cs="Consolas" w:eastAsia="Consolas" w:hAnsi="Consolas"/>
-                <w:b w:val="false"/>
-                <w:bCs w:val="false"/>
-                <w:sz w:val="17"/>
-                <w:szCs w:val="17"/>
-              </w:rPr>
-              <w:t xml:space="preserve">localStorage</w:t>
-            </w:r>
-            <w:r>
-              <w:rPr>
-                <w:rFonts w:ascii="Calibri" w:cs="Calibri" w:eastAsia="Calibri" w:hAnsi="Calibri"/>
-                <w:b w:val="false"/>
-                <w:bCs w:val="false"/>
-                <w:sz w:val="18"/>
-                <w:szCs w:val="18"/>
-              </w:rPr>
-              <w:t xml:space="preserve">, modifiable depuis la console.</w:t>
+              <w:t xml:space="preserve">Pas de modification d'une partie enregistrée : corriger un score ou un trou mal saisi oblige à supprimer puis ressaisir la partie.</w:t>
             </w:r>
           </w:p>
         </w:tc>
@@ -3059,7 +3039,7 @@
                 <w:sz w:val="18"/>
                 <w:szCs w:val="18"/>
               </w:rPr>
-              <w:t xml:space="preserve">Dépend du point 1 (Supabase Auth et règles RLS). Claude : appliquer une fois le projet Supabase créé.</w:t>
+              <w:t xml:space="preserve">Toi : veux-tu un écran de modification ? Claude : le construire si oui.</w:t>
             </w:r>
           </w:p>
         </w:tc>
@@ -3097,7 +3077,7 @@
                 <w:sz w:val="18"/>
                 <w:szCs w:val="18"/>
               </w:rPr>
-              <w:t xml:space="preserve">17</w:t>
+              <w:t xml:space="preserve">68</w:t>
             </w:r>
           </w:p>
         </w:tc>
@@ -3130,7 +3110,7 @@
                 <w:sz w:val="18"/>
                 <w:szCs w:val="18"/>
               </w:rPr>
-              <w:t xml:space="preserve">auth.js, index.html</w:t>
+              <w:t xml:space="preserve">putting.js, HomePage</w:t>
             </w:r>
           </w:p>
         </w:tc>
@@ -3163,7 +3143,7 @@
                 <w:sz w:val="18"/>
                 <w:szCs w:val="18"/>
               </w:rPr>
-              <w:t xml:space="preserve">Boutons sans action : 4 boutons Apple / Google (connexion et inscription) sans gestionnaire ; "Mot de passe oublié" vise une page qui n'existe pas. Rien ne s'affiche au clic.</w:t>
+              <w:t xml:space="preserve">Encadrés de l'accueil ("Objectif semaine", "Dernière séance") alimentés par le Putting seul : les séances Gym et Wedging ne comptent pas, et une partie Stats en saisie rapide (sans distance de premier putt) non plus. Constaté en simulation.</w:t>
             </w:r>
           </w:p>
         </w:tc>
@@ -3265,7 +3245,7 @@
                 <w:sz w:val="18"/>
                 <w:szCs w:val="18"/>
               </w:rPr>
-              <w:t xml:space="preserve">Toi : brancher (suppose Supabase + comptes développeur Apple / Google) ou retirer. Claude : exécuter ton choix.</w:t>
+              <w:t xml:space="preserve">Toi : compter toute l'activité (Gym, Wedging, parties Stats) ou renommer les encadrés "Putting". Claude : exécuter.</w:t>
             </w:r>
           </w:p>
         </w:tc>
@@ -3303,7 +3283,7 @@
                 <w:sz w:val="18"/>
                 <w:szCs w:val="18"/>
               </w:rPr>
-              <w:t xml:space="preserve">2 et 3</w:t>
+              <w:t xml:space="preserve">7</w:t>
             </w:r>
           </w:p>
         </w:tc>
@@ -3336,7 +3316,7 @@
                 <w:sz w:val="18"/>
                 <w:szCs w:val="18"/>
               </w:rPr>
-              <w:t xml:space="preserve">stats.js, putting.js, wedging.js</w:t>
+              <w:t xml:space="preserve">gym.js, stats.js, *.css</w:t>
             </w:r>
           </w:p>
         </w:tc>
@@ -3369,7 +3349,7 @@
                 <w:sz w:val="18"/>
                 <w:szCs w:val="18"/>
               </w:rPr>
-              <w:t xml:space="preserve">Architecture des parties : Stats ne lit que </w:t>
+              <w:t xml:space="preserve">Poids chargé au démarrage : </w:t>
             </w:r>
             <w:r>
               <w:rPr>
@@ -3379,17 +3359,97 @@
                 <w:sz w:val="17"/>
                 <w:szCs w:val="17"/>
               </w:rPr>
-              <w:t xml:space="preserve">golfStatsRounds</w:t>
-            </w:r>
-            <w:r>
-              <w:rPr>
-                <w:rFonts w:ascii="Calibri" w:cs="Calibri" w:eastAsia="Calibri" w:hAnsi="Calibri"/>
-                <w:b w:val="false"/>
-                <w:bCs w:val="false"/>
-                <w:sz w:val="18"/>
-                <w:szCs w:val="18"/>
-              </w:rPr>
-              <w:t xml:space="preserve"> et le sac de Menu ; un coup supprimé dans Wedging ou Putting reste dans Stats ; les parties saisies avant la passerelle ne sont pas rétro-importées ; deux saisies "Nouveau parcours" distinctes (Putting et Stats).</w:t>
+              <w:t xml:space="preserve">gym.js</w:t>
+            </w:r>
+            <w:r>
+              <w:rPr>
+                <w:rFonts w:ascii="Calibri" w:cs="Calibri" w:eastAsia="Calibri" w:hAnsi="Calibri"/>
+                <w:b w:val="false"/>
+                <w:bCs w:val="false"/>
+                <w:sz w:val="18"/>
+                <w:szCs w:val="18"/>
+              </w:rPr>
+              <w:t xml:space="preserve"> 413 Ko, </w:t>
+            </w:r>
+            <w:r>
+              <w:rPr>
+                <w:rFonts w:ascii="Consolas" w:cs="Consolas" w:eastAsia="Consolas" w:hAnsi="Consolas"/>
+                <w:b w:val="false"/>
+                <w:bCs w:val="false"/>
+                <w:sz w:val="17"/>
+                <w:szCs w:val="17"/>
+              </w:rPr>
+              <w:t xml:space="preserve">stats.js</w:t>
+            </w:r>
+            <w:r>
+              <w:rPr>
+                <w:rFonts w:ascii="Calibri" w:cs="Calibri" w:eastAsia="Calibri" w:hAnsi="Calibri"/>
+                <w:b w:val="false"/>
+                <w:bCs w:val="false"/>
+                <w:sz w:val="18"/>
+                <w:szCs w:val="18"/>
+              </w:rPr>
+              <w:t xml:space="preserve"> 210 Ko, </w:t>
+            </w:r>
+            <w:r>
+              <w:rPr>
+                <w:rFonts w:ascii="Consolas" w:cs="Consolas" w:eastAsia="Consolas" w:hAnsi="Consolas"/>
+                <w:b w:val="false"/>
+                <w:bCs w:val="false"/>
+                <w:sz w:val="17"/>
+                <w:szCs w:val="17"/>
+              </w:rPr>
+              <w:t xml:space="preserve">putting.js</w:t>
+            </w:r>
+            <w:r>
+              <w:rPr>
+                <w:rFonts w:ascii="Calibri" w:cs="Calibri" w:eastAsia="Calibri" w:hAnsi="Calibri"/>
+                <w:b w:val="false"/>
+                <w:bCs w:val="false"/>
+                <w:sz w:val="18"/>
+                <w:szCs w:val="18"/>
+              </w:rPr>
+              <w:t xml:space="preserve"> 175 Ko, </w:t>
+            </w:r>
+            <w:r>
+              <w:rPr>
+                <w:rFonts w:ascii="Consolas" w:cs="Consolas" w:eastAsia="Consolas" w:hAnsi="Consolas"/>
+                <w:b w:val="false"/>
+                <w:bCs w:val="false"/>
+                <w:sz w:val="17"/>
+                <w:szCs w:val="17"/>
+              </w:rPr>
+              <w:t xml:space="preserve">stats.css</w:t>
+            </w:r>
+            <w:r>
+              <w:rPr>
+                <w:rFonts w:ascii="Calibri" w:cs="Calibri" w:eastAsia="Calibri" w:hAnsi="Calibri"/>
+                <w:b w:val="false"/>
+                <w:bCs w:val="false"/>
+                <w:sz w:val="18"/>
+                <w:szCs w:val="18"/>
+              </w:rPr>
+              <w:t xml:space="preserve"> 89 Ko, </w:t>
+            </w:r>
+            <w:r>
+              <w:rPr>
+                <w:rFonts w:ascii="Consolas" w:cs="Consolas" w:eastAsia="Consolas" w:hAnsi="Consolas"/>
+                <w:b w:val="false"/>
+                <w:bCs w:val="false"/>
+                <w:sz w:val="17"/>
+                <w:szCs w:val="17"/>
+              </w:rPr>
+              <w:t xml:space="preserve">gym.css</w:t>
+            </w:r>
+            <w:r>
+              <w:rPr>
+                <w:rFonts w:ascii="Calibri" w:cs="Calibri" w:eastAsia="Calibri" w:hAnsi="Calibri"/>
+                <w:b w:val="false"/>
+                <w:bCs w:val="false"/>
+                <w:sz w:val="18"/>
+                <w:szCs w:val="18"/>
+              </w:rPr>
+              <w:t xml:space="preserve"> 68 Ko, y compris pour les parties jamais ouvertes.</w:t>
             </w:r>
           </w:p>
         </w:tc>
@@ -3491,7 +3551,7 @@
                 <w:sz w:val="18"/>
                 <w:szCs w:val="18"/>
               </w:rPr>
-              <w:t xml:space="preserve">Toi : décider d'une seule saisie de parties et d'un seul stockage. Claude : fusionner et migrer les données existantes.</w:t>
+              <w:t xml:space="preserve">Toi : décider du chargement à la demande. Claude : le mettre en place.</w:t>
             </w:r>
           </w:p>
         </w:tc>
@@ -3529,7 +3589,7 @@
                 <w:sz w:val="18"/>
                 <w:szCs w:val="18"/>
               </w:rPr>
-              <w:t xml:space="preserve">31 (reste)</w:t>
+              <w:t xml:space="preserve">26</w:t>
             </w:r>
           </w:p>
         </w:tc>
@@ -3562,7 +3622,7 @@
                 <w:sz w:val="18"/>
                 <w:szCs w:val="18"/>
               </w:rPr>
-              <w:t xml:space="preserve">stats.js</w:t>
+              <w:t xml:space="preserve">images/</w:t>
             </w:r>
           </w:p>
         </w:tc>
@@ -3595,7 +3655,107 @@
                 <w:sz w:val="18"/>
                 <w:szCs w:val="18"/>
               </w:rPr>
-              <w:t xml:space="preserve">Pas de modification d'une partie enregistrée : corriger un score ou un trou mal saisi oblige à supprimer puis ressaisir la partie.</w:t>
+              <w:t xml:space="preserve">Poids du dépôt : 28 PNG inutilisés, plus les orphelines </w:t>
+            </w:r>
+            <w:r>
+              <w:rPr>
+                <w:rFonts w:ascii="Consolas" w:cs="Consolas" w:eastAsia="Consolas" w:hAnsi="Consolas"/>
+                <w:b w:val="false"/>
+                <w:bCs w:val="false"/>
+                <w:sz w:val="17"/>
+                <w:szCs w:val="17"/>
+              </w:rPr>
+              <w:t xml:space="preserve">FondEcranBoutonDenivele</w:t>
+            </w:r>
+            <w:r>
+              <w:rPr>
+                <w:rFonts w:ascii="Calibri" w:cs="Calibri" w:eastAsia="Calibri" w:hAnsi="Calibri"/>
+                <w:b w:val="false"/>
+                <w:bCs w:val="false"/>
+                <w:sz w:val="18"/>
+                <w:szCs w:val="18"/>
+              </w:rPr>
+              <w:t xml:space="preserve">, </w:t>
+            </w:r>
+            <w:r>
+              <w:rPr>
+                <w:rFonts w:ascii="Consolas" w:cs="Consolas" w:eastAsia="Consolas" w:hAnsi="Consolas"/>
+                <w:b w:val="false"/>
+                <w:bCs w:val="false"/>
+                <w:sz w:val="17"/>
+                <w:szCs w:val="17"/>
+              </w:rPr>
+              <w:t xml:space="preserve">FondEcranBoutonDistance</w:t>
+            </w:r>
+            <w:r>
+              <w:rPr>
+                <w:rFonts w:ascii="Calibri" w:cs="Calibri" w:eastAsia="Calibri" w:hAnsi="Calibri"/>
+                <w:b w:val="false"/>
+                <w:bCs w:val="false"/>
+                <w:sz w:val="18"/>
+                <w:szCs w:val="18"/>
+              </w:rPr>
+              <w:t xml:space="preserve">, </w:t>
+            </w:r>
+            <w:r>
+              <w:rPr>
+                <w:rFonts w:ascii="Consolas" w:cs="Consolas" w:eastAsia="Consolas" w:hAnsi="Consolas"/>
+                <w:b w:val="false"/>
+                <w:bCs w:val="false"/>
+                <w:sz w:val="17"/>
+                <w:szCs w:val="17"/>
+              </w:rPr>
+              <w:t xml:space="preserve">FondEcranBoutonVent</w:t>
+            </w:r>
+            <w:r>
+              <w:rPr>
+                <w:rFonts w:ascii="Calibri" w:cs="Calibri" w:eastAsia="Calibri" w:hAnsi="Calibri"/>
+                <w:b w:val="false"/>
+                <w:bCs w:val="false"/>
+                <w:sz w:val="18"/>
+                <w:szCs w:val="18"/>
+              </w:rPr>
+              <w:t xml:space="preserve">, </w:t>
+            </w:r>
+            <w:r>
+              <w:rPr>
+                <w:rFonts w:ascii="Consolas" w:cs="Consolas" w:eastAsia="Consolas" w:hAnsi="Consolas"/>
+                <w:b w:val="false"/>
+                <w:bCs w:val="false"/>
+                <w:sz w:val="17"/>
+                <w:szCs w:val="17"/>
+              </w:rPr>
+              <w:t xml:space="preserve">popupareprendre</w:t>
+            </w:r>
+            <w:r>
+              <w:rPr>
+                <w:rFonts w:ascii="Calibri" w:cs="Calibri" w:eastAsia="Calibri" w:hAnsi="Calibri"/>
+                <w:b w:val="false"/>
+                <w:bCs w:val="false"/>
+                <w:sz w:val="18"/>
+                <w:szCs w:val="18"/>
+              </w:rPr>
+              <w:t xml:space="preserve"> (.png et .webp) et </w:t>
+            </w:r>
+            <w:r>
+              <w:rPr>
+                <w:rFonts w:ascii="Consolas" w:cs="Consolas" w:eastAsia="Consolas" w:hAnsi="Consolas"/>
+                <w:b w:val="false"/>
+                <w:bCs w:val="false"/>
+                <w:sz w:val="17"/>
+                <w:szCs w:val="17"/>
+              </w:rPr>
+              <w:t xml:space="preserve">ProgrammeForce.png</w:t>
+            </w:r>
+            <w:r>
+              <w:rPr>
+                <w:rFonts w:ascii="Calibri" w:cs="Calibri" w:eastAsia="Calibri" w:hAnsi="Calibri"/>
+                <w:b w:val="false"/>
+                <w:bCs w:val="false"/>
+                <w:sz w:val="18"/>
+                <w:szCs w:val="18"/>
+              </w:rPr>
+              <w:t xml:space="preserve">.</w:t>
             </w:r>
           </w:p>
         </w:tc>
@@ -3664,7 +3824,7 @@
                 <w:sz w:val="18"/>
                 <w:szCs w:val="18"/>
               </w:rPr>
-              <w:t xml:space="preserve">Propriétaire → Claude</w:t>
+              <w:t xml:space="preserve">Propriétaire</w:t>
             </w:r>
           </w:p>
         </w:tc>
@@ -3697,7 +3857,7 @@
                 <w:sz w:val="18"/>
                 <w:szCs w:val="18"/>
               </w:rPr>
-              <w:t xml:space="preserve">Toi : veux-tu un écran de modification ? Claude : le construire si oui.</w:t>
+              <w:t xml:space="preserve">Toi : confirmer qu'aucune branche ne les utilise, puis les supprimer dans GitHub.</w:t>
             </w:r>
           </w:p>
         </w:tc>
@@ -3735,7 +3895,7 @@
                 <w:sz w:val="18"/>
                 <w:szCs w:val="18"/>
               </w:rPr>
-              <w:t xml:space="preserve">68</w:t>
+              <w:t xml:space="preserve">8</w:t>
             </w:r>
           </w:p>
         </w:tc>
@@ -3768,7 +3928,7 @@
                 <w:sz w:val="18"/>
                 <w:szCs w:val="18"/>
               </w:rPr>
-              <w:t xml:space="preserve">putting.js, HomePage</w:t>
+              <w:t xml:space="preserve">menu.js</w:t>
             </w:r>
           </w:p>
         </w:tc>
@@ -3801,7 +3961,7 @@
                 <w:sz w:val="18"/>
                 <w:szCs w:val="18"/>
               </w:rPr>
-              <w:t xml:space="preserve">Encadrés de l'accueil ("Objectif semaine", "Dernière séance") alimentés par le Putting seul : les séances Gym et Wedging ne comptent pas, et une partie Stats en saisie rapide (sans distance de premier putt) non plus. Constaté en simulation.</w:t>
+              <w:t>Textes légaux non publiables en l'état : champs [À COMPLÉTER : ...] de MENU_LEGAL. La suppression du compte est traitée en section 3 (« Suppression du compte »).</w:t>
             </w:r>
           </w:p>
         </w:tc>
@@ -3870,7 +4030,7 @@
                 <w:sz w:val="18"/>
                 <w:szCs w:val="18"/>
               </w:rPr>
-              <w:t xml:space="preserve">Propriétaire → Claude</w:t>
+              <w:t xml:space="preserve">Propriétaire</w:t>
             </w:r>
           </w:p>
         </w:tc>
@@ -3903,7 +4063,7 @@
                 <w:sz w:val="18"/>
                 <w:szCs w:val="18"/>
               </w:rPr>
-              <w:t xml:space="preserve">Toi : compter toute l'activité (Gym, Wedging, parties Stats) ou renommer les encadrés "Putting". Claude : exécuter.</w:t>
+              <w:t xml:space="preserve">Toi : compléter les champs, faire relire par un juriste. Claude : intégrer les textes validés.</w:t>
             </w:r>
           </w:p>
         </w:tc>
@@ -3941,7 +4101,7 @@
                 <w:sz w:val="18"/>
                 <w:szCs w:val="18"/>
               </w:rPr>
-              <w:t xml:space="preserve">7</w:t>
+              <w:t xml:space="preserve">69</w:t>
             </w:r>
           </w:p>
         </w:tc>
@@ -3974,7 +4134,7 @@
                 <w:sz w:val="18"/>
                 <w:szCs w:val="18"/>
               </w:rPr>
-              <w:t xml:space="preserve">gym.js, stats.js, *.css</w:t>
+              <w:t xml:space="preserve">hébergement</w:t>
             </w:r>
           </w:p>
         </w:tc>
@@ -4007,107 +4167,7 @@
                 <w:sz w:val="18"/>
                 <w:szCs w:val="18"/>
               </w:rPr>
-              <w:t xml:space="preserve">Poids chargé au démarrage : </w:t>
-            </w:r>
-            <w:r>
-              <w:rPr>
-                <w:rFonts w:ascii="Consolas" w:cs="Consolas" w:eastAsia="Consolas" w:hAnsi="Consolas"/>
-                <w:b w:val="false"/>
-                <w:bCs w:val="false"/>
-                <w:sz w:val="17"/>
-                <w:szCs w:val="17"/>
-              </w:rPr>
-              <w:t xml:space="preserve">gym.js</w:t>
-            </w:r>
-            <w:r>
-              <w:rPr>
-                <w:rFonts w:ascii="Calibri" w:cs="Calibri" w:eastAsia="Calibri" w:hAnsi="Calibri"/>
-                <w:b w:val="false"/>
-                <w:bCs w:val="false"/>
-                <w:sz w:val="18"/>
-                <w:szCs w:val="18"/>
-              </w:rPr>
-              <w:t xml:space="preserve"> 413 Ko, </w:t>
-            </w:r>
-            <w:r>
-              <w:rPr>
-                <w:rFonts w:ascii="Consolas" w:cs="Consolas" w:eastAsia="Consolas" w:hAnsi="Consolas"/>
-                <w:b w:val="false"/>
-                <w:bCs w:val="false"/>
-                <w:sz w:val="17"/>
-                <w:szCs w:val="17"/>
-              </w:rPr>
-              <w:t xml:space="preserve">stats.js</w:t>
-            </w:r>
-            <w:r>
-              <w:rPr>
-                <w:rFonts w:ascii="Calibri" w:cs="Calibri" w:eastAsia="Calibri" w:hAnsi="Calibri"/>
-                <w:b w:val="false"/>
-                <w:bCs w:val="false"/>
-                <w:sz w:val="18"/>
-                <w:szCs w:val="18"/>
-              </w:rPr>
-              <w:t xml:space="preserve"> 210 Ko, </w:t>
-            </w:r>
-            <w:r>
-              <w:rPr>
-                <w:rFonts w:ascii="Consolas" w:cs="Consolas" w:eastAsia="Consolas" w:hAnsi="Consolas"/>
-                <w:b w:val="false"/>
-                <w:bCs w:val="false"/>
-                <w:sz w:val="17"/>
-                <w:szCs w:val="17"/>
-              </w:rPr>
-              <w:t xml:space="preserve">putting.js</w:t>
-            </w:r>
-            <w:r>
-              <w:rPr>
-                <w:rFonts w:ascii="Calibri" w:cs="Calibri" w:eastAsia="Calibri" w:hAnsi="Calibri"/>
-                <w:b w:val="false"/>
-                <w:bCs w:val="false"/>
-                <w:sz w:val="18"/>
-                <w:szCs w:val="18"/>
-              </w:rPr>
-              <w:t xml:space="preserve"> 175 Ko, </w:t>
-            </w:r>
-            <w:r>
-              <w:rPr>
-                <w:rFonts w:ascii="Consolas" w:cs="Consolas" w:eastAsia="Consolas" w:hAnsi="Consolas"/>
-                <w:b w:val="false"/>
-                <w:bCs w:val="false"/>
-                <w:sz w:val="17"/>
-                <w:szCs w:val="17"/>
-              </w:rPr>
-              <w:t xml:space="preserve">stats.css</w:t>
-            </w:r>
-            <w:r>
-              <w:rPr>
-                <w:rFonts w:ascii="Calibri" w:cs="Calibri" w:eastAsia="Calibri" w:hAnsi="Calibri"/>
-                <w:b w:val="false"/>
-                <w:bCs w:val="false"/>
-                <w:sz w:val="18"/>
-                <w:szCs w:val="18"/>
-              </w:rPr>
-              <w:t xml:space="preserve"> 89 Ko, </w:t>
-            </w:r>
-            <w:r>
-              <w:rPr>
-                <w:rFonts w:ascii="Consolas" w:cs="Consolas" w:eastAsia="Consolas" w:hAnsi="Consolas"/>
-                <w:b w:val="false"/>
-                <w:bCs w:val="false"/>
-                <w:sz w:val="17"/>
-                <w:szCs w:val="17"/>
-              </w:rPr>
-              <w:t xml:space="preserve">gym.css</w:t>
-            </w:r>
-            <w:r>
-              <w:rPr>
-                <w:rFonts w:ascii="Calibri" w:cs="Calibri" w:eastAsia="Calibri" w:hAnsi="Calibri"/>
-                <w:b w:val="false"/>
-                <w:bCs w:val="false"/>
-                <w:sz w:val="18"/>
-                <w:szCs w:val="18"/>
-              </w:rPr>
-              <w:t xml:space="preserve"> 68 Ko, y compris pour les parties jamais ouvertes.</w:t>
+              <w:t xml:space="preserve">Hébergeur : le plan gratuit de Vercel exclut l'usage commercial (voir "Mise en ligne et conformité" du README).</w:t>
             </w:r>
           </w:p>
         </w:tc>
@@ -4209,7 +4269,7 @@
                 <w:sz w:val="18"/>
                 <w:szCs w:val="18"/>
               </w:rPr>
-              <w:t xml:space="preserve">Toi : décider du chargement à la demande. Claude : le mettre en place.</w:t>
+              <w:t xml:space="preserve">Toi : choisir l'hébergeur avant la monétisation. Claude : adapter la configuration de déploiement.</w:t>
             </w:r>
           </w:p>
         </w:tc>
@@ -4247,7 +4307,7 @@
                 <w:sz w:val="18"/>
                 <w:szCs w:val="18"/>
               </w:rPr>
-              <w:t xml:space="preserve">26</w:t>
+              <w:t xml:space="preserve">11 (suivi d'erreurs)</w:t>
             </w:r>
           </w:p>
         </w:tc>
@@ -4280,7 +4340,7 @@
                 <w:sz w:val="18"/>
                 <w:szCs w:val="18"/>
               </w:rPr>
-              <w:t xml:space="preserve">images/</w:t>
+              <w:t xml:space="preserve">transverse</w:t>
             </w:r>
           </w:p>
         </w:tc>
@@ -4313,107 +4373,7 @@
                 <w:sz w:val="18"/>
                 <w:szCs w:val="18"/>
               </w:rPr>
-              <w:t xml:space="preserve">Poids du dépôt : 28 PNG inutilisés, plus les orphelines </w:t>
-            </w:r>
-            <w:r>
-              <w:rPr>
-                <w:rFonts w:ascii="Consolas" w:cs="Consolas" w:eastAsia="Consolas" w:hAnsi="Consolas"/>
-                <w:b w:val="false"/>
-                <w:bCs w:val="false"/>
-                <w:sz w:val="17"/>
-                <w:szCs w:val="17"/>
-              </w:rPr>
-              <w:t xml:space="preserve">FondEcranBoutonDenivele</w:t>
-            </w:r>
-            <w:r>
-              <w:rPr>
-                <w:rFonts w:ascii="Calibri" w:cs="Calibri" w:eastAsia="Calibri" w:hAnsi="Calibri"/>
-                <w:b w:val="false"/>
-                <w:bCs w:val="false"/>
-                <w:sz w:val="18"/>
-                <w:szCs w:val="18"/>
-              </w:rPr>
-              <w:t xml:space="preserve">, </w:t>
-            </w:r>
-            <w:r>
-              <w:rPr>
-                <w:rFonts w:ascii="Consolas" w:cs="Consolas" w:eastAsia="Consolas" w:hAnsi="Consolas"/>
-                <w:b w:val="false"/>
-                <w:bCs w:val="false"/>
-                <w:sz w:val="17"/>
-                <w:szCs w:val="17"/>
-              </w:rPr>
-              <w:t xml:space="preserve">FondEcranBoutonDistance</w:t>
-            </w:r>
-            <w:r>
-              <w:rPr>
-                <w:rFonts w:ascii="Calibri" w:cs="Calibri" w:eastAsia="Calibri" w:hAnsi="Calibri"/>
-                <w:b w:val="false"/>
-                <w:bCs w:val="false"/>
-                <w:sz w:val="18"/>
-                <w:szCs w:val="18"/>
-              </w:rPr>
-              <w:t xml:space="preserve">, </w:t>
-            </w:r>
-            <w:r>
-              <w:rPr>
-                <w:rFonts w:ascii="Consolas" w:cs="Consolas" w:eastAsia="Consolas" w:hAnsi="Consolas"/>
-                <w:b w:val="false"/>
-                <w:bCs w:val="false"/>
-                <w:sz w:val="17"/>
-                <w:szCs w:val="17"/>
-              </w:rPr>
-              <w:t xml:space="preserve">FondEcranBoutonVent</w:t>
-            </w:r>
-            <w:r>
-              <w:rPr>
-                <w:rFonts w:ascii="Calibri" w:cs="Calibri" w:eastAsia="Calibri" w:hAnsi="Calibri"/>
-                <w:b w:val="false"/>
-                <w:bCs w:val="false"/>
-                <w:sz w:val="18"/>
-                <w:szCs w:val="18"/>
-              </w:rPr>
-              <w:t xml:space="preserve">, </w:t>
-            </w:r>
-            <w:r>
-              <w:rPr>
-                <w:rFonts w:ascii="Consolas" w:cs="Consolas" w:eastAsia="Consolas" w:hAnsi="Consolas"/>
-                <w:b w:val="false"/>
-                <w:bCs w:val="false"/>
-                <w:sz w:val="17"/>
-                <w:szCs w:val="17"/>
-              </w:rPr>
-              <w:t xml:space="preserve">popupareprendre</w:t>
-            </w:r>
-            <w:r>
-              <w:rPr>
-                <w:rFonts w:ascii="Calibri" w:cs="Calibri" w:eastAsia="Calibri" w:hAnsi="Calibri"/>
-                <w:b w:val="false"/>
-                <w:bCs w:val="false"/>
-                <w:sz w:val="18"/>
-                <w:szCs w:val="18"/>
-              </w:rPr>
-              <w:t xml:space="preserve"> (.png et .webp) et </w:t>
-            </w:r>
-            <w:r>
-              <w:rPr>
-                <w:rFonts w:ascii="Consolas" w:cs="Consolas" w:eastAsia="Consolas" w:hAnsi="Consolas"/>
-                <w:b w:val="false"/>
-                <w:bCs w:val="false"/>
-                <w:sz w:val="17"/>
-                <w:szCs w:val="17"/>
-              </w:rPr>
-              <w:t xml:space="preserve">ProgrammeForce.png</w:t>
-            </w:r>
-            <w:r>
-              <w:rPr>
-                <w:rFonts w:ascii="Calibri" w:cs="Calibri" w:eastAsia="Calibri" w:hAnsi="Calibri"/>
-                <w:b w:val="false"/>
-                <w:bCs w:val="false"/>
-                <w:sz w:val="18"/>
-                <w:szCs w:val="18"/>
-              </w:rPr>
-              <w:t xml:space="preserve">.</w:t>
+              <w:t xml:space="preserve">Aucun suivi d'erreurs en production.</w:t>
             </w:r>
           </w:p>
         </w:tc>
@@ -4482,7 +4442,7 @@
                 <w:sz w:val="18"/>
                 <w:szCs w:val="18"/>
               </w:rPr>
-              <w:t xml:space="preserve">Propriétaire</w:t>
+              <w:t xml:space="preserve">Propriétaire → Claude</w:t>
             </w:r>
           </w:p>
         </w:tc>
@@ -4515,7 +4475,7 @@
                 <w:sz w:val="18"/>
                 <w:szCs w:val="18"/>
               </w:rPr>
-              <w:t xml:space="preserve">Toi : confirmer qu'aucune branche ne les utilise, puis les supprimer dans GitHub.</w:t>
+              <w:t xml:space="preserve">Toi : créer un compte (type Sentry). Claude : l'intégrer et déclarer l'outil dans la politique de confidentialité.</w:t>
             </w:r>
           </w:p>
         </w:tc>
@@ -4553,7 +4513,7 @@
                 <w:sz w:val="18"/>
                 <w:szCs w:val="18"/>
               </w:rPr>
-              <w:t xml:space="preserve">8</w:t>
+              <w:t xml:space="preserve">13</w:t>
             </w:r>
           </w:p>
         </w:tc>
@@ -4586,7 +4546,7 @@
                 <w:sz w:val="18"/>
                 <w:szCs w:val="18"/>
               </w:rPr>
-              <w:t xml:space="preserve">menu.js</w:t>
+              <w:t xml:space="preserve">transverse</w:t>
             </w:r>
           </w:p>
         </w:tc>
@@ -4619,7 +4579,7 @@
                 <w:sz w:val="18"/>
                 <w:szCs w:val="18"/>
               </w:rPr>
-              <w:t xml:space="preserve">Textes légaux non publiables en l'état : champs </w:t>
+              <w:t xml:space="preserve">Aucun outillage : pas de </w:t>
             </w:r>
             <w:r>
               <w:rPr>
@@ -4629,17 +4589,17 @@
                 <w:sz w:val="17"/>
                 <w:szCs w:val="17"/>
               </w:rPr>
-              <w:t xml:space="preserve">[À COMPLÉTER : ...]</w:t>
-            </w:r>
-            <w:r>
-              <w:rPr>
-                <w:rFonts w:ascii="Calibri" w:cs="Calibri" w:eastAsia="Calibri" w:hAnsi="Calibri"/>
-                <w:b w:val="false"/>
-                <w:bCs w:val="false"/>
-                <w:sz w:val="18"/>
-                <w:szCs w:val="18"/>
-              </w:rPr>
-              <w:t xml:space="preserve"> de </w:t>
+              <w:t xml:space="preserve">package.json</w:t>
+            </w:r>
+            <w:r>
+              <w:rPr>
+                <w:rFonts w:ascii="Calibri" w:cs="Calibri" w:eastAsia="Calibri" w:hAnsi="Calibri"/>
+                <w:b w:val="false"/>
+                <w:bCs w:val="false"/>
+                <w:sz w:val="18"/>
+                <w:szCs w:val="18"/>
+              </w:rPr>
+              <w:t xml:space="preserve">, de lint, de tests ni de build ; le paramètre </w:t>
             </w:r>
             <w:r>
               <w:rPr>
@@ -4649,37 +4609,17 @@
                 <w:sz w:val="17"/>
                 <w:szCs w:val="17"/>
               </w:rPr>
-              <w:t xml:space="preserve">MENU_LEGAL</w:t>
-            </w:r>
-            <w:r>
-              <w:rPr>
-                <w:rFonts w:ascii="Calibri" w:cs="Calibri" w:eastAsia="Calibri" w:hAnsi="Calibri"/>
-                <w:b w:val="false"/>
-                <w:bCs w:val="false"/>
-                <w:sz w:val="18"/>
-                <w:szCs w:val="18"/>
-              </w:rPr>
-              <w:t xml:space="preserve"> ; </w:t>
-            </w:r>
-            <w:r>
-              <w:rPr>
-                <w:rFonts w:ascii="Consolas" w:cs="Consolas" w:eastAsia="Consolas" w:hAnsi="Consolas"/>
-                <w:b w:val="false"/>
-                <w:bCs w:val="false"/>
-                <w:sz w:val="17"/>
-                <w:szCs w:val="17"/>
-              </w:rPr>
-              <w:t xml:space="preserve">deleteMenuData()</w:t>
-            </w:r>
-            <w:r>
-              <w:rPr>
-                <w:rFonts w:ascii="Calibri" w:cs="Calibri" w:eastAsia="Calibri" w:hAnsi="Calibri"/>
-                <w:b w:val="false"/>
-                <w:bCs w:val="false"/>
-                <w:sz w:val="18"/>
-                <w:szCs w:val="18"/>
-              </w:rPr>
-              <w:t xml:space="preserve"> efface les données du compte côté serveur mais pas le compte lui-même (Edge Function à écrire).</w:t>
+              <w:t xml:space="preserve">?v=37</w:t>
+            </w:r>
+            <w:r>
+              <w:rPr>
+                <w:rFonts w:ascii="Calibri" w:cs="Calibri" w:eastAsia="Calibri" w:hAnsi="Calibri"/>
+                <w:b w:val="false"/>
+                <w:bCs w:val="false"/>
+                <w:sz w:val="18"/>
+                <w:szCs w:val="18"/>
+              </w:rPr>
+              <w:t xml:space="preserve"> se change à la main dans 25 balises.</w:t>
             </w:r>
           </w:p>
         </w:tc>
@@ -4748,7 +4688,7 @@
                 <w:sz w:val="18"/>
                 <w:szCs w:val="18"/>
               </w:rPr>
-              <w:t xml:space="preserve">Propriétaire</w:t>
+              <w:t xml:space="preserve">Propriétaire → Claude</w:t>
             </w:r>
           </w:p>
         </w:tc>
@@ -4781,7 +4721,7 @@
                 <w:sz w:val="18"/>
                 <w:szCs w:val="18"/>
               </w:rPr>
-              <w:t xml:space="preserve">Toi : compléter les champs, faire relire par un juriste. Claude : intégrer les textes validés.</w:t>
+              <w:t xml:space="preserve">Toi : décider (ESLint puis Vite recommandés). Claude : mettre en place.</w:t>
             </w:r>
           </w:p>
         </w:tc>
@@ -4819,7 +4759,7 @@
                 <w:sz w:val="18"/>
                 <w:szCs w:val="18"/>
               </w:rPr>
-              <w:t xml:space="preserve">69</w:t>
+              <w:t xml:space="preserve">25</w:t>
             </w:r>
           </w:p>
         </w:tc>
@@ -4852,7 +4792,7 @@
                 <w:sz w:val="18"/>
                 <w:szCs w:val="18"/>
               </w:rPr>
-              <w:t xml:space="preserve">hébergement</w:t>
+              <w:t xml:space="preserve">index.html</w:t>
             </w:r>
           </w:p>
         </w:tc>
@@ -4885,7 +4825,47 @@
                 <w:sz w:val="18"/>
                 <w:szCs w:val="18"/>
               </w:rPr>
-              <w:t xml:space="preserve">Hébergeur : le plan gratuit de Vercel exclut l'usage commercial (voir "Mise en ligne et conformité" du README).</w:t>
+              <w:t xml:space="preserve">Zoom bloqué (</w:t>
+            </w:r>
+            <w:r>
+              <w:rPr>
+                <w:rFonts w:ascii="Consolas" w:cs="Consolas" w:eastAsia="Consolas" w:hAnsi="Consolas"/>
+                <w:b w:val="false"/>
+                <w:bCs w:val="false"/>
+                <w:sz w:val="17"/>
+                <w:szCs w:val="17"/>
+              </w:rPr>
+              <w:t xml:space="preserve">maximum-scale=1, user-scalable=no</w:t>
+            </w:r>
+            <w:r>
+              <w:rPr>
+                <w:rFonts w:ascii="Calibri" w:cs="Calibri" w:eastAsia="Calibri" w:hAnsi="Calibri"/>
+                <w:b w:val="false"/>
+                <w:bCs w:val="false"/>
+                <w:sz w:val="18"/>
+                <w:szCs w:val="18"/>
+              </w:rPr>
+              <w:t xml:space="preserve"> et </w:t>
+            </w:r>
+            <w:r>
+              <w:rPr>
+                <w:rFonts w:ascii="Consolas" w:cs="Consolas" w:eastAsia="Consolas" w:hAnsi="Consolas"/>
+                <w:b w:val="false"/>
+                <w:bCs w:val="false"/>
+                <w:sz w:val="17"/>
+                <w:szCs w:val="17"/>
+              </w:rPr>
+              <w:t xml:space="preserve">gesturestart</w:t>
+            </w:r>
+            <w:r>
+              <w:rPr>
+                <w:rFonts w:ascii="Calibri" w:cs="Calibri" w:eastAsia="Calibri" w:hAnsi="Calibri"/>
+                <w:b w:val="false"/>
+                <w:bCs w:val="false"/>
+                <w:sz w:val="18"/>
+                <w:szCs w:val="18"/>
+              </w:rPr>
+              <w:t xml:space="preserve"> bloqué) : problème d'accessibilité.</w:t>
             </w:r>
           </w:p>
         </w:tc>
@@ -4987,7 +4967,7 @@
                 <w:sz w:val="18"/>
                 <w:szCs w:val="18"/>
               </w:rPr>
-              <w:t xml:space="preserve">Toi : choisir l'hébergeur avant la monétisation. Claude : adapter la configuration de déploiement.</w:t>
+              <w:t xml:space="preserve">Toi : valider de ne garder le blocage du pincement que sur le Fairway. Claude : modifier.</w:t>
             </w:r>
           </w:p>
         </w:tc>
@@ -5025,7 +5005,7 @@
                 <w:sz w:val="18"/>
                 <w:szCs w:val="18"/>
               </w:rPr>
-              <w:t xml:space="preserve">11 (suivi d'erreurs)</w:t>
+              <w:t xml:space="preserve">50</w:t>
             </w:r>
           </w:p>
         </w:tc>
@@ -5091,7 +5071,7 @@
                 <w:sz w:val="18"/>
                 <w:szCs w:val="18"/>
               </w:rPr>
-              <w:t xml:space="preserve">Aucun suivi d'erreurs en production.</w:t>
+              <w:t xml:space="preserve">Registre mélangé : vouvoiement ("Vos objectifs") et tutoiement ("Configure ta séance") dans la même appli, parfois le même écran.</w:t>
             </w:r>
           </w:p>
         </w:tc>
@@ -5193,7 +5173,7 @@
                 <w:sz w:val="18"/>
                 <w:szCs w:val="18"/>
               </w:rPr>
-              <w:t xml:space="preserve">Toi : créer un compte (type Sentry). Claude : l'intégrer et déclarer l'outil dans la politique de confidentialité.</w:t>
+              <w:t xml:space="preserve">Toi : choisir tutoiement ou vouvoiement. Claude : harmoniser tous les textes.</w:t>
             </w:r>
           </w:p>
         </w:tc>
@@ -5231,7 +5211,7 @@
                 <w:sz w:val="18"/>
                 <w:szCs w:val="18"/>
               </w:rPr>
-              <w:t xml:space="preserve">13</w:t>
+              <w:t xml:space="preserve">60</w:t>
             </w:r>
           </w:p>
         </w:tc>
@@ -5264,7 +5244,7 @@
                 <w:sz w:val="18"/>
                 <w:szCs w:val="18"/>
               </w:rPr>
-              <w:t xml:space="preserve">transverse</w:t>
+              <w:t xml:space="preserve">stats.css, parcours-ui.css</w:t>
             </w:r>
           </w:p>
         </w:tc>
@@ -5297,7 +5277,7 @@
                 <w:sz w:val="18"/>
                 <w:szCs w:val="18"/>
               </w:rPr>
-              <w:t xml:space="preserve">Aucun outillage : pas de </w:t>
+              <w:t xml:space="preserve">Zones d'appui sous 44 px : saisie détaillée de Stats (</w:t>
             </w:r>
             <w:r>
               <w:rPr>
@@ -5307,17 +5287,17 @@
                 <w:sz w:val="17"/>
                 <w:szCs w:val="17"/>
               </w:rPr>
-              <w:t xml:space="preserve">package.json</w:t>
-            </w:r>
-            <w:r>
-              <w:rPr>
-                <w:rFonts w:ascii="Calibri" w:cs="Calibri" w:eastAsia="Calibri" w:hAnsi="Calibri"/>
-                <w:b w:val="false"/>
-                <w:bCs w:val="false"/>
-                <w:sz w:val="18"/>
-                <w:szCs w:val="18"/>
-              </w:rPr>
-              <w:t xml:space="preserve">, de lint, de tests ni de build ; le paramètre </w:t>
+              <w:t xml:space="preserve">.saisie-detaillee_field</w:t>
+            </w:r>
+            <w:r>
+              <w:rPr>
+                <w:rFonts w:ascii="Calibri" w:cs="Calibri" w:eastAsia="Calibri" w:hAnsi="Calibri"/>
+                <w:b w:val="false"/>
+                <w:bCs w:val="false"/>
+                <w:sz w:val="18"/>
+                <w:szCs w:val="18"/>
+              </w:rPr>
+              <w:t xml:space="preserve">, </w:t>
             </w:r>
             <w:r>
               <w:rPr>
@@ -5327,17 +5307,77 @@
                 <w:sz w:val="17"/>
                 <w:szCs w:val="17"/>
               </w:rPr>
-              <w:t xml:space="preserve">?v=37</w:t>
-            </w:r>
-            <w:r>
-              <w:rPr>
-                <w:rFonts w:ascii="Calibri" w:cs="Calibri" w:eastAsia="Calibri" w:hAnsi="Calibri"/>
-                <w:b w:val="false"/>
-                <w:bCs w:val="false"/>
-                <w:sz w:val="18"/>
-                <w:szCs w:val="18"/>
-              </w:rPr>
-              <w:t xml:space="preserve"> se change à la main dans 25 balises.</w:t>
+              <w:t xml:space="preserve">_lie</w:t>
+            </w:r>
+            <w:r>
+              <w:rPr>
+                <w:rFonts w:ascii="Calibri" w:cs="Calibri" w:eastAsia="Calibri" w:hAnsi="Calibri"/>
+                <w:b w:val="false"/>
+                <w:bCs w:val="false"/>
+                <w:sz w:val="18"/>
+                <w:szCs w:val="18"/>
+              </w:rPr>
+              <w:t xml:space="preserve">, </w:t>
+            </w:r>
+            <w:r>
+              <w:rPr>
+                <w:rFonts w:ascii="Consolas" w:cs="Consolas" w:eastAsia="Consolas" w:hAnsi="Consolas"/>
+                <w:b w:val="false"/>
+                <w:bCs w:val="false"/>
+                <w:sz w:val="17"/>
+                <w:szCs w:val="17"/>
+              </w:rPr>
+              <w:t xml:space="preserve">_group</w:t>
+            </w:r>
+            <w:r>
+              <w:rPr>
+                <w:rFonts w:ascii="Calibri" w:cs="Calibri" w:eastAsia="Calibri" w:hAnsi="Calibri"/>
+                <w:b w:val="false"/>
+                <w:bCs w:val="false"/>
+                <w:sz w:val="18"/>
+                <w:szCs w:val="18"/>
+              </w:rPr>
+              <w:t xml:space="preserve">, </w:t>
+            </w:r>
+            <w:r>
+              <w:rPr>
+                <w:rFonts w:ascii="Consolas" w:cs="Consolas" w:eastAsia="Consolas" w:hAnsi="Consolas"/>
+                <w:b w:val="false"/>
+                <w:bCs w:val="false"/>
+                <w:sz w:val="17"/>
+                <w:szCs w:val="17"/>
+              </w:rPr>
+              <w:t xml:space="preserve">_shot-button</w:t>
+            </w:r>
+            <w:r>
+              <w:rPr>
+                <w:rFonts w:ascii="Calibri" w:cs="Calibri" w:eastAsia="Calibri" w:hAnsi="Calibri"/>
+                <w:b w:val="false"/>
+                <w:bCs w:val="false"/>
+                <w:sz w:val="18"/>
+                <w:szCs w:val="18"/>
+              </w:rPr>
+              <w:t xml:space="preserve">, 30 px, mise en page verrouillée sans défilement) et </w:t>
+            </w:r>
+            <w:r>
+              <w:rPr>
+                <w:rFonts w:ascii="Consolas" w:cs="Consolas" w:eastAsia="Consolas" w:hAnsi="Consolas"/>
+                <w:b w:val="false"/>
+                <w:bCs w:val="false"/>
+                <w:sz w:val="17"/>
+                <w:szCs w:val="17"/>
+              </w:rPr>
+              <w:t xml:space="preserve">.mode-btn</w:t>
+            </w:r>
+            <w:r>
+              <w:rPr>
+                <w:rFonts w:ascii="Calibri" w:cs="Calibri" w:eastAsia="Calibri" w:hAnsi="Calibri"/>
+                <w:b w:val="false"/>
+                <w:bCs w:val="false"/>
+                <w:sz w:val="18"/>
+                <w:szCs w:val="18"/>
+              </w:rPr>
+              <w:t xml:space="preserve"> de Parcours (boutons ronds côte à côte).</w:t>
             </w:r>
           </w:p>
         </w:tc>
@@ -5439,7 +5479,7 @@
                 <w:sz w:val="18"/>
                 <w:szCs w:val="18"/>
               </w:rPr>
-              <w:t xml:space="preserve">Toi : décider (ESLint puis Vite recommandés). Claude : mettre en place.</w:t>
+              <w:t xml:space="preserve">Toi : choisir le compromis de design et tester sur téléphone. Claude : ajuster.</w:t>
             </w:r>
           </w:p>
         </w:tc>
@@ -5477,7 +5517,7 @@
                 <w:sz w:val="18"/>
                 <w:szCs w:val="18"/>
               </w:rPr>
-              <w:t xml:space="preserve">25</w:t>
+              <w:t xml:space="preserve">66</w:t>
             </w:r>
           </w:p>
         </w:tc>
@@ -5510,7 +5550,7 @@
                 <w:sz w:val="18"/>
                 <w:szCs w:val="18"/>
               </w:rPr>
-              <w:t xml:space="preserve">index.html</w:t>
+              <w:t xml:space="preserve">gym.js</w:t>
             </w:r>
           </w:p>
         </w:tc>
@@ -5543,47 +5583,7 @@
                 <w:sz w:val="18"/>
                 <w:szCs w:val="18"/>
               </w:rPr>
-              <w:t xml:space="preserve">Zoom bloqué (</w:t>
-            </w:r>
-            <w:r>
-              <w:rPr>
-                <w:rFonts w:ascii="Consolas" w:cs="Consolas" w:eastAsia="Consolas" w:hAnsi="Consolas"/>
-                <w:b w:val="false"/>
-                <w:bCs w:val="false"/>
-                <w:sz w:val="17"/>
-                <w:szCs w:val="17"/>
-              </w:rPr>
-              <w:t xml:space="preserve">maximum-scale=1, user-scalable=no</w:t>
-            </w:r>
-            <w:r>
-              <w:rPr>
-                <w:rFonts w:ascii="Calibri" w:cs="Calibri" w:eastAsia="Calibri" w:hAnsi="Calibri"/>
-                <w:b w:val="false"/>
-                <w:bCs w:val="false"/>
-                <w:sz w:val="18"/>
-                <w:szCs w:val="18"/>
-              </w:rPr>
-              <w:t xml:space="preserve"> et </w:t>
-            </w:r>
-            <w:r>
-              <w:rPr>
-                <w:rFonts w:ascii="Consolas" w:cs="Consolas" w:eastAsia="Consolas" w:hAnsi="Consolas"/>
-                <w:b w:val="false"/>
-                <w:bCs w:val="false"/>
-                <w:sz w:val="17"/>
-                <w:szCs w:val="17"/>
-              </w:rPr>
-              <w:t xml:space="preserve">gesturestart</w:t>
-            </w:r>
-            <w:r>
-              <w:rPr>
-                <w:rFonts w:ascii="Calibri" w:cs="Calibri" w:eastAsia="Calibri" w:hAnsi="Calibri"/>
-                <w:b w:val="false"/>
-                <w:bCs w:val="false"/>
-                <w:sz w:val="18"/>
-                <w:szCs w:val="18"/>
-              </w:rPr>
-              <w:t xml:space="preserve"> bloqué) : problème d'accessibilité.</w:t>
+              <w:t xml:space="preserve">Reprise de séance automatique sans confirmation : seul le délai de 12 h ou la fin de séance efface le brouillon.</w:t>
             </w:r>
           </w:p>
         </w:tc>
@@ -5685,7 +5685,7 @@
                 <w:sz w:val="18"/>
                 <w:szCs w:val="18"/>
               </w:rPr>
-              <w:t xml:space="preserve">Toi : valider de ne garder le blocage du pincement que sur le Fairway. Claude : modifier.</w:t>
+              <w:t xml:space="preserve">Toi : ajouter "Reprendre / Recommencer" ou garder tel quel. Claude : exécuter.</w:t>
             </w:r>
           </w:p>
         </w:tc>
@@ -5723,7 +5723,7 @@
                 <w:sz w:val="18"/>
                 <w:szCs w:val="18"/>
               </w:rPr>
-              <w:t xml:space="preserve">50</w:t>
+              <w:t xml:space="preserve">54 (SVG)</w:t>
             </w:r>
           </w:p>
         </w:tc>
@@ -5756,7 +5756,7 @@
                 <w:sz w:val="18"/>
                 <w:szCs w:val="18"/>
               </w:rPr>
-              <w:t xml:space="preserve">transverse</w:t>
+              <w:t xml:space="preserve">wedging.css, parcours-ui.css</w:t>
             </w:r>
           </w:p>
         </w:tc>
@@ -5789,7 +5789,167 @@
                 <w:sz w:val="18"/>
                 <w:szCs w:val="18"/>
               </w:rPr>
-              <w:t xml:space="preserve">Registre mélangé : vouvoiement ("Vos objectifs") et tutoiement ("Configure ta séance") dans la même appli, parfois le même écran.</w:t>
+              <w:t xml:space="preserve">Textes sous 11 px : </w:t>
+            </w:r>
+            <w:r>
+              <w:rPr>
+                <w:rFonts w:ascii="Consolas" w:cs="Consolas" w:eastAsia="Consolas" w:hAnsi="Consolas"/>
+                <w:b w:val="false"/>
+                <w:bCs w:val="false"/>
+                <w:sz w:val="17"/>
+                <w:szCs w:val="17"/>
+              </w:rPr>
+              <w:t xml:space="preserve">.wg-radar-label-name</w:t>
+            </w:r>
+            <w:r>
+              <w:rPr>
+                <w:rFonts w:ascii="Calibri" w:cs="Calibri" w:eastAsia="Calibri" w:hAnsi="Calibri"/>
+                <w:b w:val="false"/>
+                <w:bCs w:val="false"/>
+                <w:sz w:val="18"/>
+                <w:szCs w:val="18"/>
+              </w:rPr>
+              <w:t xml:space="preserve"> (8,5), </w:t>
+            </w:r>
+            <w:r>
+              <w:rPr>
+                <w:rFonts w:ascii="Consolas" w:cs="Consolas" w:eastAsia="Consolas" w:hAnsi="Consolas"/>
+                <w:b w:val="false"/>
+                <w:bCs w:val="false"/>
+                <w:sz w:val="17"/>
+                <w:szCs w:val="17"/>
+              </w:rPr>
+              <w:t xml:space="preserve">.wg-radar-value</w:t>
+            </w:r>
+            <w:r>
+              <w:rPr>
+                <w:rFonts w:ascii="Calibri" w:cs="Calibri" w:eastAsia="Calibri" w:hAnsi="Calibri"/>
+                <w:b w:val="false"/>
+                <w:bCs w:val="false"/>
+                <w:sz w:val="18"/>
+                <w:szCs w:val="18"/>
+              </w:rPr>
+              <w:t xml:space="preserve"> (9,5), </w:t>
+            </w:r>
+            <w:r>
+              <w:rPr>
+                <w:rFonts w:ascii="Consolas" w:cs="Consolas" w:eastAsia="Consolas" w:hAnsi="Consolas"/>
+                <w:b w:val="false"/>
+                <w:bCs w:val="false"/>
+                <w:sz w:val="17"/>
+                <w:szCs w:val="17"/>
+              </w:rPr>
+              <w:t xml:space="preserve">.wg-chart-axis-text</w:t>
+            </w:r>
+            <w:r>
+              <w:rPr>
+                <w:rFonts w:ascii="Calibri" w:cs="Calibri" w:eastAsia="Calibri" w:hAnsi="Calibri"/>
+                <w:b w:val="false"/>
+                <w:bCs w:val="false"/>
+                <w:sz w:val="18"/>
+                <w:szCs w:val="18"/>
+              </w:rPr>
+              <w:t xml:space="preserve"> (9), </w:t>
+            </w:r>
+            <w:r>
+              <w:rPr>
+                <w:rFonts w:ascii="Consolas" w:cs="Consolas" w:eastAsia="Consolas" w:hAnsi="Consolas"/>
+                <w:b w:val="false"/>
+                <w:bCs w:val="false"/>
+                <w:sz w:val="17"/>
+                <w:szCs w:val="17"/>
+              </w:rPr>
+              <w:t xml:space="preserve">.fw-mark</w:t>
+            </w:r>
+            <w:r>
+              <w:rPr>
+                <w:rFonts w:ascii="Calibri" w:cs="Calibri" w:eastAsia="Calibri" w:hAnsi="Calibri"/>
+                <w:b w:val="false"/>
+                <w:bCs w:val="false"/>
+                <w:sz w:val="18"/>
+                <w:szCs w:val="18"/>
+              </w:rPr>
+              <w:t xml:space="preserve"> et </w:t>
+            </w:r>
+            <w:r>
+              <w:rPr>
+                <w:rFonts w:ascii="Consolas" w:cs="Consolas" w:eastAsia="Consolas" w:hAnsi="Consolas"/>
+                <w:b w:val="false"/>
+                <w:bCs w:val="false"/>
+                <w:sz w:val="17"/>
+                <w:szCs w:val="17"/>
+              </w:rPr>
+              <w:t xml:space="preserve">.gr-mark</w:t>
+            </w:r>
+            <w:r>
+              <w:rPr>
+                <w:rFonts w:ascii="Calibri" w:cs="Calibri" w:eastAsia="Calibri" w:hAnsi="Calibri"/>
+                <w:b w:val="false"/>
+                <w:bCs w:val="false"/>
+                <w:sz w:val="18"/>
+                <w:szCs w:val="18"/>
+              </w:rPr>
+              <w:t xml:space="preserve"> (10), </w:t>
+            </w:r>
+            <w:r>
+              <w:rPr>
+                <w:rFonts w:ascii="Consolas" w:cs="Consolas" w:eastAsia="Consolas" w:hAnsi="Consolas"/>
+                <w:b w:val="false"/>
+                <w:bCs w:val="false"/>
+                <w:sz w:val="17"/>
+                <w:szCs w:val="17"/>
+              </w:rPr>
+              <w:t xml:space="preserve">.fw-ruler-label</w:t>
+            </w:r>
+            <w:r>
+              <w:rPr>
+                <w:rFonts w:ascii="Calibri" w:cs="Calibri" w:eastAsia="Calibri" w:hAnsi="Calibri"/>
+                <w:b w:val="false"/>
+                <w:bCs w:val="false"/>
+                <w:sz w:val="18"/>
+                <w:szCs w:val="18"/>
+              </w:rPr>
+              <w:t xml:space="preserve"> et </w:t>
+            </w:r>
+            <w:r>
+              <w:rPr>
+                <w:rFonts w:ascii="Consolas" w:cs="Consolas" w:eastAsia="Consolas" w:hAnsi="Consolas"/>
+                <w:b w:val="false"/>
+                <w:bCs w:val="false"/>
+                <w:sz w:val="17"/>
+                <w:szCs w:val="17"/>
+              </w:rPr>
+              <w:t xml:space="preserve">.gr-ring-label</w:t>
+            </w:r>
+            <w:r>
+              <w:rPr>
+                <w:rFonts w:ascii="Calibri" w:cs="Calibri" w:eastAsia="Calibri" w:hAnsi="Calibri"/>
+                <w:b w:val="false"/>
+                <w:bCs w:val="false"/>
+                <w:sz w:val="18"/>
+                <w:szCs w:val="18"/>
+              </w:rPr>
+              <w:t xml:space="preserve"> (9). Leur taille réelle dépend du </w:t>
+            </w:r>
+            <w:r>
+              <w:rPr>
+                <w:rFonts w:ascii="Consolas" w:cs="Consolas" w:eastAsia="Consolas" w:hAnsi="Consolas"/>
+                <w:b w:val="false"/>
+                <w:bCs w:val="false"/>
+                <w:sz w:val="17"/>
+                <w:szCs w:val="17"/>
+              </w:rPr>
+              <w:t xml:space="preserve">viewBox</w:t>
+            </w:r>
+            <w:r>
+              <w:rPr>
+                <w:rFonts w:ascii="Calibri" w:cs="Calibri" w:eastAsia="Calibri" w:hAnsi="Calibri"/>
+                <w:b w:val="false"/>
+                <w:bCs w:val="false"/>
+                <w:sz w:val="18"/>
+                <w:szCs w:val="18"/>
+              </w:rPr>
+              <w:t xml:space="preserve"> ou de la géométrie de la carte.</w:t>
             </w:r>
           </w:p>
         </w:tc>
@@ -5891,7 +6051,7 @@
                 <w:sz w:val="18"/>
                 <w:szCs w:val="18"/>
               </w:rPr>
-              <w:t xml:space="preserve">Toi : choisir tutoiement ou vouvoiement. Claude : harmoniser tous les textes.</w:t>
+              <w:t xml:space="preserve">Toi : m'envoyer des captures d'écran des graphiques et de la carte. Claude : régler les tailles.</w:t>
             </w:r>
           </w:p>
         </w:tc>
@@ -5929,7 +6089,7 @@
                 <w:sz w:val="18"/>
                 <w:szCs w:val="18"/>
               </w:rPr>
-              <w:t xml:space="preserve">60</w:t>
+              <w:t xml:space="preserve">23</w:t>
             </w:r>
           </w:p>
         </w:tc>
@@ -5962,7 +6122,7 @@
                 <w:sz w:val="18"/>
                 <w:szCs w:val="18"/>
               </w:rPr>
-              <w:t xml:space="preserve">stats.css, parcours-ui.css</w:t>
+              <w:t xml:space="preserve">index.html</w:t>
             </w:r>
           </w:p>
         </w:tc>
@@ -5995,7 +6155,7 @@
                 <w:sz w:val="18"/>
                 <w:szCs w:val="18"/>
               </w:rPr>
-              <w:t xml:space="preserve">Zones d'appui sous 44 px : saisie détaillée de Stats (</w:t>
+              <w:t xml:space="preserve">Zones de bord inactives : le script inline fait </w:t>
             </w:r>
             <w:r>
               <w:rPr>
@@ -6005,17 +6165,17 @@
                 <w:sz w:val="17"/>
                 <w:szCs w:val="17"/>
               </w:rPr>
-              <w:t xml:space="preserve">.saisie-detaillee_field</w:t>
-            </w:r>
-            <w:r>
-              <w:rPr>
-                <w:rFonts w:ascii="Calibri" w:cs="Calibri" w:eastAsia="Calibri" w:hAnsi="Calibri"/>
-                <w:b w:val="false"/>
-                <w:bCs w:val="false"/>
-                <w:sz w:val="18"/>
-                <w:szCs w:val="18"/>
-              </w:rPr>
-              <w:t xml:space="preserve">, </w:t>
+              <w:t xml:space="preserve">preventDefault()</w:t>
+            </w:r>
+            <w:r>
+              <w:rPr>
+                <w:rFonts w:ascii="Calibri" w:cs="Calibri" w:eastAsia="Calibri" w:hAnsi="Calibri"/>
+                <w:b w:val="false"/>
+                <w:bCs w:val="false"/>
+                <w:sz w:val="18"/>
+                <w:szCs w:val="18"/>
+              </w:rPr>
+              <w:t xml:space="preserve"> sur tout </w:t>
             </w:r>
             <w:r>
               <w:rPr>
@@ -6025,77 +6185,17 @@
                 <w:sz w:val="17"/>
                 <w:szCs w:val="17"/>
               </w:rPr>
-              <w:t xml:space="preserve">_lie</w:t>
-            </w:r>
-            <w:r>
-              <w:rPr>
-                <w:rFonts w:ascii="Calibri" w:cs="Calibri" w:eastAsia="Calibri" w:hAnsi="Calibri"/>
-                <w:b w:val="false"/>
-                <w:bCs w:val="false"/>
-                <w:sz w:val="18"/>
-                <w:szCs w:val="18"/>
-              </w:rPr>
-              <w:t xml:space="preserve">, </w:t>
-            </w:r>
-            <w:r>
-              <w:rPr>
-                <w:rFonts w:ascii="Consolas" w:cs="Consolas" w:eastAsia="Consolas" w:hAnsi="Consolas"/>
-                <w:b w:val="false"/>
-                <w:bCs w:val="false"/>
-                <w:sz w:val="17"/>
-                <w:szCs w:val="17"/>
-              </w:rPr>
-              <w:t xml:space="preserve">_group</w:t>
-            </w:r>
-            <w:r>
-              <w:rPr>
-                <w:rFonts w:ascii="Calibri" w:cs="Calibri" w:eastAsia="Calibri" w:hAnsi="Calibri"/>
-                <w:b w:val="false"/>
-                <w:bCs w:val="false"/>
-                <w:sz w:val="18"/>
-                <w:szCs w:val="18"/>
-              </w:rPr>
-              <w:t xml:space="preserve">, </w:t>
-            </w:r>
-            <w:r>
-              <w:rPr>
-                <w:rFonts w:ascii="Consolas" w:cs="Consolas" w:eastAsia="Consolas" w:hAnsi="Consolas"/>
-                <w:b w:val="false"/>
-                <w:bCs w:val="false"/>
-                <w:sz w:val="17"/>
-                <w:szCs w:val="17"/>
-              </w:rPr>
-              <w:t xml:space="preserve">_shot-button</w:t>
-            </w:r>
-            <w:r>
-              <w:rPr>
-                <w:rFonts w:ascii="Calibri" w:cs="Calibri" w:eastAsia="Calibri" w:hAnsi="Calibri"/>
-                <w:b w:val="false"/>
-                <w:bCs w:val="false"/>
-                <w:sz w:val="18"/>
-                <w:szCs w:val="18"/>
-              </w:rPr>
-              <w:t xml:space="preserve">, 30 px, mise en page verrouillée sans défilement) et </w:t>
-            </w:r>
-            <w:r>
-              <w:rPr>
-                <w:rFonts w:ascii="Consolas" w:cs="Consolas" w:eastAsia="Consolas" w:hAnsi="Consolas"/>
-                <w:b w:val="false"/>
-                <w:bCs w:val="false"/>
-                <w:sz w:val="17"/>
-                <w:szCs w:val="17"/>
-              </w:rPr>
-              <w:t xml:space="preserve">.mode-btn</w:t>
-            </w:r>
-            <w:r>
-              <w:rPr>
-                <w:rFonts w:ascii="Calibri" w:cs="Calibri" w:eastAsia="Calibri" w:hAnsi="Calibri"/>
-                <w:b w:val="false"/>
-                <w:bCs w:val="false"/>
-                <w:sz w:val="18"/>
-                <w:szCs w:val="18"/>
-              </w:rPr>
-              <w:t xml:space="preserve"> de Parcours (boutons ronds côte à côte).</w:t>
+              <w:t xml:space="preserve">touchstart</w:t>
+            </w:r>
+            <w:r>
+              <w:rPr>
+                <w:rFonts w:ascii="Calibri" w:cs="Calibri" w:eastAsia="Calibri" w:hAnsi="Calibri"/>
+                <w:b w:val="false"/>
+                <w:bCs w:val="false"/>
+                <w:sz w:val="18"/>
+                <w:szCs w:val="18"/>
+              </w:rPr>
+              <w:t xml:space="preserve"> à moins de 16 px des bords gauche et droit ; un slider, une touche du pavé ou un doigt de zoom du Fairway qui démarre là est ignoré.</w:t>
             </w:r>
           </w:p>
         </w:tc>
@@ -6197,7 +6297,7 @@
                 <w:sz w:val="18"/>
                 <w:szCs w:val="18"/>
               </w:rPr>
-              <w:t xml:space="preserve">Toi : choisir le compromis de design et tester sur téléphone. Claude : ajuster.</w:t>
+              <w:t xml:space="preserve">Toi : tester slider de distance, pavé numérique, zoom du Fairway. Claude : corriger si l'un d'eux est gêné.</w:t>
             </w:r>
           </w:p>
         </w:tc>
@@ -6235,7 +6335,7 @@
                 <w:sz w:val="18"/>
                 <w:szCs w:val="18"/>
               </w:rPr>
-              <w:t xml:space="preserve">66</w:t>
+              <w:t xml:space="preserve">67 / dépôt</w:t>
             </w:r>
           </w:p>
         </w:tc>
@@ -6268,7 +6368,7 @@
                 <w:sz w:val="18"/>
                 <w:szCs w:val="18"/>
               </w:rPr>
-              <w:t xml:space="preserve">gym.js</w:t>
+              <w:t xml:space="preserve">dépôt</w:t>
             </w:r>
           </w:p>
         </w:tc>
@@ -6301,7 +6401,47 @@
                 <w:sz w:val="18"/>
                 <w:szCs w:val="18"/>
               </w:rPr>
-              <w:t xml:space="preserve">Reprise de séance automatique sans confirmation : seul le délai de 12 h ou la fin de séance efface le brouillon.</w:t>
+              <w:t xml:space="preserve">Un fichier mal placé ou déposé à la place d'un autre ne se voit qu'à l'écran de la page concernée (Chart.js hors de la racine, </w:t>
+            </w:r>
+            <w:r>
+              <w:rPr>
+                <w:rFonts w:ascii="Consolas" w:cs="Consolas" w:eastAsia="Consolas" w:hAnsi="Consolas"/>
+                <w:b w:val="false"/>
+                <w:bCs w:val="false"/>
+                <w:sz w:val="17"/>
+                <w:szCs w:val="17"/>
+              </w:rPr>
+              <w:t xml:space="preserve">commun.css</w:t>
+            </w:r>
+            <w:r>
+              <w:rPr>
+                <w:rFonts w:ascii="Calibri" w:cs="Calibri" w:eastAsia="Calibri" w:hAnsi="Calibri"/>
+                <w:b w:val="false"/>
+                <w:bCs w:val="false"/>
+                <w:sz w:val="18"/>
+                <w:szCs w:val="18"/>
+              </w:rPr>
+              <w:t xml:space="preserve"> écrasé par une copie de </w:t>
+            </w:r>
+            <w:r>
+              <w:rPr>
+                <w:rFonts w:ascii="Consolas" w:cs="Consolas" w:eastAsia="Consolas" w:hAnsi="Consolas"/>
+                <w:b w:val="false"/>
+                <w:bCs w:val="false"/>
+                <w:sz w:val="17"/>
+                <w:szCs w:val="17"/>
+              </w:rPr>
+              <w:t xml:space="preserve">base.css</w:t>
+            </w:r>
+            <w:r>
+              <w:rPr>
+                <w:rFonts w:ascii="Calibri" w:cs="Calibri" w:eastAsia="Calibri" w:hAnsi="Calibri"/>
+                <w:b w:val="false"/>
+                <w:bCs w:val="false"/>
+                <w:sz w:val="18"/>
+                <w:szCs w:val="18"/>
+              </w:rPr>
+              <w:t xml:space="preserve">).</w:t>
             </w:r>
           </w:p>
         </w:tc>
@@ -6370,7 +6510,7 @@
                 <w:sz w:val="18"/>
                 <w:szCs w:val="18"/>
               </w:rPr>
-              <w:t xml:space="preserve">Propriétaire → Claude</w:t>
+              <w:t xml:space="preserve">Propriétaire</w:t>
             </w:r>
           </w:p>
         </w:tc>
@@ -6403,7 +6543,7 @@
                 <w:sz w:val="18"/>
                 <w:szCs w:val="18"/>
               </w:rPr>
-              <w:t xml:space="preserve">Toi : ajouter "Reprendre / Recommencer" ou garder tel quel. Claude : exécuter.</w:t>
+              <w:t xml:space="preserve">Toi : avant chaque commit, comparer la taille des fichiers modifiés.</w:t>
             </w:r>
           </w:p>
         </w:tc>
@@ -6441,7 +6581,7 @@
                 <w:sz w:val="18"/>
                 <w:szCs w:val="18"/>
               </w:rPr>
-              <w:t xml:space="preserve">54 (SVG)</w:t>
+              <w:t xml:space="preserve">Menus ⋯ Stats et Accueil</w:t>
             </w:r>
           </w:p>
         </w:tc>
@@ -6474,7 +6614,7 @@
                 <w:sz w:val="18"/>
                 <w:szCs w:val="18"/>
               </w:rPr>
-              <w:t xml:space="preserve">wedging.css, parcours-ui.css</w:t>
+              <w:t xml:space="preserve">stats.js, HomePage.js</w:t>
             </w:r>
           </w:p>
         </w:tc>
@@ -6507,167 +6647,7 @@
                 <w:sz w:val="18"/>
                 <w:szCs w:val="18"/>
               </w:rPr>
-              <w:t xml:space="preserve">Textes sous 11 px : </w:t>
-            </w:r>
-            <w:r>
-              <w:rPr>
-                <w:rFonts w:ascii="Consolas" w:cs="Consolas" w:eastAsia="Consolas" w:hAnsi="Consolas"/>
-                <w:b w:val="false"/>
-                <w:bCs w:val="false"/>
-                <w:sz w:val="17"/>
-                <w:szCs w:val="17"/>
-              </w:rPr>
-              <w:t xml:space="preserve">.wg-radar-label-name</w:t>
-            </w:r>
-            <w:r>
-              <w:rPr>
-                <w:rFonts w:ascii="Calibri" w:cs="Calibri" w:eastAsia="Calibri" w:hAnsi="Calibri"/>
-                <w:b w:val="false"/>
-                <w:bCs w:val="false"/>
-                <w:sz w:val="18"/>
-                <w:szCs w:val="18"/>
-              </w:rPr>
-              <w:t xml:space="preserve"> (8,5), </w:t>
-            </w:r>
-            <w:r>
-              <w:rPr>
-                <w:rFonts w:ascii="Consolas" w:cs="Consolas" w:eastAsia="Consolas" w:hAnsi="Consolas"/>
-                <w:b w:val="false"/>
-                <w:bCs w:val="false"/>
-                <w:sz w:val="17"/>
-                <w:szCs w:val="17"/>
-              </w:rPr>
-              <w:t xml:space="preserve">.wg-radar-value</w:t>
-            </w:r>
-            <w:r>
-              <w:rPr>
-                <w:rFonts w:ascii="Calibri" w:cs="Calibri" w:eastAsia="Calibri" w:hAnsi="Calibri"/>
-                <w:b w:val="false"/>
-                <w:bCs w:val="false"/>
-                <w:sz w:val="18"/>
-                <w:szCs w:val="18"/>
-              </w:rPr>
-              <w:t xml:space="preserve"> (9,5), </w:t>
-            </w:r>
-            <w:r>
-              <w:rPr>
-                <w:rFonts w:ascii="Consolas" w:cs="Consolas" w:eastAsia="Consolas" w:hAnsi="Consolas"/>
-                <w:b w:val="false"/>
-                <w:bCs w:val="false"/>
-                <w:sz w:val="17"/>
-                <w:szCs w:val="17"/>
-              </w:rPr>
-              <w:t xml:space="preserve">.wg-chart-axis-text</w:t>
-            </w:r>
-            <w:r>
-              <w:rPr>
-                <w:rFonts w:ascii="Calibri" w:cs="Calibri" w:eastAsia="Calibri" w:hAnsi="Calibri"/>
-                <w:b w:val="false"/>
-                <w:bCs w:val="false"/>
-                <w:sz w:val="18"/>
-                <w:szCs w:val="18"/>
-              </w:rPr>
-              <w:t xml:space="preserve"> (9), </w:t>
-            </w:r>
-            <w:r>
-              <w:rPr>
-                <w:rFonts w:ascii="Consolas" w:cs="Consolas" w:eastAsia="Consolas" w:hAnsi="Consolas"/>
-                <w:b w:val="false"/>
-                <w:bCs w:val="false"/>
-                <w:sz w:val="17"/>
-                <w:szCs w:val="17"/>
-              </w:rPr>
-              <w:t xml:space="preserve">.fw-mark</w:t>
-            </w:r>
-            <w:r>
-              <w:rPr>
-                <w:rFonts w:ascii="Calibri" w:cs="Calibri" w:eastAsia="Calibri" w:hAnsi="Calibri"/>
-                <w:b w:val="false"/>
-                <w:bCs w:val="false"/>
-                <w:sz w:val="18"/>
-                <w:szCs w:val="18"/>
-              </w:rPr>
-              <w:t xml:space="preserve"> et </w:t>
-            </w:r>
-            <w:r>
-              <w:rPr>
-                <w:rFonts w:ascii="Consolas" w:cs="Consolas" w:eastAsia="Consolas" w:hAnsi="Consolas"/>
-                <w:b w:val="false"/>
-                <w:bCs w:val="false"/>
-                <w:sz w:val="17"/>
-                <w:szCs w:val="17"/>
-              </w:rPr>
-              <w:t xml:space="preserve">.gr-mark</w:t>
-            </w:r>
-            <w:r>
-              <w:rPr>
-                <w:rFonts w:ascii="Calibri" w:cs="Calibri" w:eastAsia="Calibri" w:hAnsi="Calibri"/>
-                <w:b w:val="false"/>
-                <w:bCs w:val="false"/>
-                <w:sz w:val="18"/>
-                <w:szCs w:val="18"/>
-              </w:rPr>
-              <w:t xml:space="preserve"> (10), </w:t>
-            </w:r>
-            <w:r>
-              <w:rPr>
-                <w:rFonts w:ascii="Consolas" w:cs="Consolas" w:eastAsia="Consolas" w:hAnsi="Consolas"/>
-                <w:b w:val="false"/>
-                <w:bCs w:val="false"/>
-                <w:sz w:val="17"/>
-                <w:szCs w:val="17"/>
-              </w:rPr>
-              <w:t xml:space="preserve">.fw-ruler-label</w:t>
-            </w:r>
-            <w:r>
-              <w:rPr>
-                <w:rFonts w:ascii="Calibri" w:cs="Calibri" w:eastAsia="Calibri" w:hAnsi="Calibri"/>
-                <w:b w:val="false"/>
-                <w:bCs w:val="false"/>
-                <w:sz w:val="18"/>
-                <w:szCs w:val="18"/>
-              </w:rPr>
-              <w:t xml:space="preserve"> et </w:t>
-            </w:r>
-            <w:r>
-              <w:rPr>
-                <w:rFonts w:ascii="Consolas" w:cs="Consolas" w:eastAsia="Consolas" w:hAnsi="Consolas"/>
-                <w:b w:val="false"/>
-                <w:bCs w:val="false"/>
-                <w:sz w:val="17"/>
-                <w:szCs w:val="17"/>
-              </w:rPr>
-              <w:t xml:space="preserve">.gr-ring-label</w:t>
-            </w:r>
-            <w:r>
-              <w:rPr>
-                <w:rFonts w:ascii="Calibri" w:cs="Calibri" w:eastAsia="Calibri" w:hAnsi="Calibri"/>
-                <w:b w:val="false"/>
-                <w:bCs w:val="false"/>
-                <w:sz w:val="18"/>
-                <w:szCs w:val="18"/>
-              </w:rPr>
-              <w:t xml:space="preserve"> (9). Leur taille réelle dépend du </w:t>
-            </w:r>
-            <w:r>
-              <w:rPr>
-                <w:rFonts w:ascii="Consolas" w:cs="Consolas" w:eastAsia="Consolas" w:hAnsi="Consolas"/>
-                <w:b w:val="false"/>
-                <w:bCs w:val="false"/>
-                <w:sz w:val="17"/>
-                <w:szCs w:val="17"/>
-              </w:rPr>
-              <w:t xml:space="preserve">viewBox</w:t>
-            </w:r>
-            <w:r>
-              <w:rPr>
-                <w:rFonts w:ascii="Calibri" w:cs="Calibri" w:eastAsia="Calibri" w:hAnsi="Calibri"/>
-                <w:b w:val="false"/>
-                <w:bCs w:val="false"/>
-                <w:sz w:val="18"/>
-                <w:szCs w:val="18"/>
-              </w:rPr>
-              <w:t xml:space="preserve"> ou de la géométrie de la carte.</w:t>
+              <w:t xml:space="preserve">Pas de bouton ⋯ dans l'en-tête de Stats ni dans l'Accueil : aucun menu de réglages d'affichage (blocs du dashboard, fenêtre de calcul, tuiles de l'Accueil).</w:t>
             </w:r>
           </w:p>
         </w:tc>
@@ -6769,7 +6749,7 @@
                 <w:sz w:val="18"/>
                 <w:szCs w:val="18"/>
               </w:rPr>
-              <w:t xml:space="preserve">Toi : m'envoyer des captures d'écran des graphiques et de la carte. Claude : régler les tailles.</w:t>
+              <w:t xml:space="preserve">Toi : décider d'ajouter ces menus. Claude : les construire sur appSheet().</w:t>
             </w:r>
           </w:p>
         </w:tc>
@@ -6807,7 +6787,7 @@
                 <w:sz w:val="18"/>
                 <w:szCs w:val="18"/>
               </w:rPr>
-              <w:t xml:space="preserve">23</w:t>
+              <w:t xml:space="preserve">Menus ⋯ options non faites</w:t>
             </w:r>
           </w:p>
         </w:tc>
@@ -6840,7 +6820,7 @@
                 <w:sz w:val="18"/>
                 <w:szCs w:val="18"/>
               </w:rPr>
-              <w:t xml:space="preserve">index.html</w:t>
+              <w:t xml:space="preserve">wedging.js, putting.js, gym.js, parcours-ui.js</w:t>
             </w:r>
           </w:p>
         </w:tc>
@@ -6873,47 +6853,7 @@
                 <w:sz w:val="18"/>
                 <w:szCs w:val="18"/>
               </w:rPr>
-              <w:t xml:space="preserve">Zones de bord inactives : le script inline fait </w:t>
-            </w:r>
-            <w:r>
-              <w:rPr>
-                <w:rFonts w:ascii="Consolas" w:cs="Consolas" w:eastAsia="Consolas" w:hAnsi="Consolas"/>
-                <w:b w:val="false"/>
-                <w:bCs w:val="false"/>
-                <w:sz w:val="17"/>
-                <w:szCs w:val="17"/>
-              </w:rPr>
-              <w:t xml:space="preserve">preventDefault()</w:t>
-            </w:r>
-            <w:r>
-              <w:rPr>
-                <w:rFonts w:ascii="Calibri" w:cs="Calibri" w:eastAsia="Calibri" w:hAnsi="Calibri"/>
-                <w:b w:val="false"/>
-                <w:bCs w:val="false"/>
-                <w:sz w:val="18"/>
-                <w:szCs w:val="18"/>
-              </w:rPr>
-              <w:t xml:space="preserve"> sur tout </w:t>
-            </w:r>
-            <w:r>
-              <w:rPr>
-                <w:rFonts w:ascii="Consolas" w:cs="Consolas" w:eastAsia="Consolas" w:hAnsi="Consolas"/>
-                <w:b w:val="false"/>
-                <w:bCs w:val="false"/>
-                <w:sz w:val="17"/>
-                <w:szCs w:val="17"/>
-              </w:rPr>
-              <w:t xml:space="preserve">touchstart</w:t>
-            </w:r>
-            <w:r>
-              <w:rPr>
-                <w:rFonts w:ascii="Calibri" w:cs="Calibri" w:eastAsia="Calibri" w:hAnsi="Calibri"/>
-                <w:b w:val="false"/>
-                <w:bCs w:val="false"/>
-                <w:sz w:val="18"/>
-                <w:szCs w:val="18"/>
-              </w:rPr>
-              <w:t xml:space="preserve"> à moins de 16 px des bords gauche et droit ; un slider, une touche du pavé ou un doigt de zoom du Fairway qui démarre là est ignoré.</w:t>
+              <w:t xml:space="preserve">Non faits : « wedge par défaut » (Wedging n'enregistre aucun club), indicateur Putting « réussite par distance » (pas de carte à ce nom), « programme épinglé » de Gym distinct du programme en cours, mélange des zones et des outils dans un même ordre (Parcours).</w:t>
             </w:r>
           </w:p>
         </w:tc>
@@ -7015,7 +6955,7 @@
                 <w:sz w:val="18"/>
                 <w:szCs w:val="18"/>
               </w:rPr>
-              <w:t xml:space="preserve">Toi : tester slider de distance, pavé numérique, zoom du Fairway. Claude : corriger si l'un d'eux est gêné.</w:t>
+              <w:t xml:space="preserve">Toi : dire lesquelles tu veux garder et ce qu'elles doivent faire. Claude : exécuter.</w:t>
             </w:r>
           </w:p>
         </w:tc>
@@ -7053,7 +6993,7 @@
                 <w:sz w:val="18"/>
                 <w:szCs w:val="18"/>
               </w:rPr>
-              <w:t xml:space="preserve">67 / dépôt</w:t>
+              <w:t xml:space="preserve">Palette thème clair</w:t>
             </w:r>
           </w:p>
         </w:tc>
@@ -7086,7 +7026,7 @@
                 <w:sz w:val="18"/>
                 <w:szCs w:val="18"/>
               </w:rPr>
-              <w:t xml:space="preserve">dépôt</w:t>
+              <w:t xml:space="preserve">theme-light.css</w:t>
             </w:r>
           </w:p>
         </w:tc>
@@ -7119,47 +7059,7 @@
                 <w:sz w:val="18"/>
                 <w:szCs w:val="18"/>
               </w:rPr>
-              <w:t xml:space="preserve">Un fichier mal placé ou déposé à la place d'un autre ne se voit qu'à l'écran de la page concernée (Chart.js hors de la racine, </w:t>
-            </w:r>
-            <w:r>
-              <w:rPr>
-                <w:rFonts w:ascii="Consolas" w:cs="Consolas" w:eastAsia="Consolas" w:hAnsi="Consolas"/>
-                <w:b w:val="false"/>
-                <w:bCs w:val="false"/>
-                <w:sz w:val="17"/>
-                <w:szCs w:val="17"/>
-              </w:rPr>
-              <w:t xml:space="preserve">commun.css</w:t>
-            </w:r>
-            <w:r>
-              <w:rPr>
-                <w:rFonts w:ascii="Calibri" w:cs="Calibri" w:eastAsia="Calibri" w:hAnsi="Calibri"/>
-                <w:b w:val="false"/>
-                <w:bCs w:val="false"/>
-                <w:sz w:val="18"/>
-                <w:szCs w:val="18"/>
-              </w:rPr>
-              <w:t xml:space="preserve"> écrasé par une copie de </w:t>
-            </w:r>
-            <w:r>
-              <w:rPr>
-                <w:rFonts w:ascii="Consolas" w:cs="Consolas" w:eastAsia="Consolas" w:hAnsi="Consolas"/>
-                <w:b w:val="false"/>
-                <w:bCs w:val="false"/>
-                <w:sz w:val="17"/>
-                <w:szCs w:val="17"/>
-              </w:rPr>
-              <w:t xml:space="preserve">base.css</w:t>
-            </w:r>
-            <w:r>
-              <w:rPr>
-                <w:rFonts w:ascii="Calibri" w:cs="Calibri" w:eastAsia="Calibri" w:hAnsi="Calibri"/>
-                <w:b w:val="false"/>
-                <w:bCs w:val="false"/>
-                <w:sz w:val="18"/>
-                <w:szCs w:val="18"/>
-              </w:rPr>
-              <w:t xml:space="preserve">).</w:t>
+              <w:t xml:space="preserve">Le thème clair (Menu &gt; Apparence &gt; Thème) redéfinit les couleurs de chaque module dans theme-light.css : sa palette est à modifier.</w:t>
             </w:r>
           </w:p>
         </w:tc>
@@ -7228,7 +7128,7 @@
                 <w:sz w:val="18"/>
                 <w:szCs w:val="18"/>
               </w:rPr>
-              <w:t xml:space="preserve">Propriétaire</w:t>
+              <w:t xml:space="preserve">Propriétaire → Claude</w:t>
             </w:r>
           </w:p>
         </w:tc>
@@ -7261,7 +7161,7 @@
                 <w:sz w:val="18"/>
                 <w:szCs w:val="18"/>
               </w:rPr>
-              <w:t xml:space="preserve">Toi : avant chaque commit, comparer la taille des fichiers modifiés.</w:t>
+              <w:t xml:space="preserve">Toi : donner les couleurs voulues (valeurs, ou une référence : appli, capture). Claude : les appliquer dans theme-light.css et contrôler tous les écrans en mode clair.</w:t>
             </w:r>
           </w:p>
         </w:tc>
@@ -7299,7 +7199,7 @@
                 <w:sz w:val="18"/>
                 <w:szCs w:val="18"/>
               </w:rPr>
-              <w:t xml:space="preserve">Menus ⋯ Stats et Accueil</w:t>
+              <w:t xml:space="preserve">Images « à reprendre »</w:t>
             </w:r>
           </w:p>
         </w:tc>
@@ -7332,7 +7232,7 @@
                 <w:sz w:val="18"/>
                 <w:szCs w:val="18"/>
               </w:rPr>
-              <w:t xml:space="preserve">stats.js, HomePage.js</w:t>
+              <w:t xml:space="preserve">putting.js, stats.js, wedging.js, images/</w:t>
             </w:r>
           </w:p>
         </w:tc>
@@ -7365,7 +7265,7 @@
                 <w:sz w:val="18"/>
                 <w:szCs w:val="18"/>
               </w:rPr>
-              <w:t xml:space="preserve">Pas de bouton ⋯ dans l'en-tête de Stats ni dans l'Accueil : aucun menu de réglages d'affichage (blocs du dashboard, fenêtre de calcul, tuiles de l'Accueil).</w:t>
+              <w:t xml:space="preserve">Ajouter des images de fond aux popups de reprise (exercice, partie ou saisie à reprendre). Les fichiers images/popupareprendre.* existent mais ne sont pas utilisés par le code, et le point 26 les classe comme inutilisés.</w:t>
             </w:r>
           </w:p>
         </w:tc>
@@ -7467,7 +7367,7 @@
                 <w:sz w:val="18"/>
                 <w:szCs w:val="18"/>
               </w:rPr>
-              <w:t xml:space="preserve">Toi : décider d'ajouter ces menus. Claude : les construire sur appSheet().</w:t>
+              <w:t xml:space="preserve">Toi : fournir les images (une par popup ou une commune) ou confirmer l'usage de popupareprendre, ce qui annule sa suppression au point 26. Claude : les brancher et vérifier la lisibilité du texte par-dessus.</w:t>
             </w:r>
           </w:p>
         </w:tc>
@@ -7505,7 +7405,7 @@
                 <w:sz w:val="18"/>
                 <w:szCs w:val="18"/>
               </w:rPr>
-              <w:t xml:space="preserve">Menus ⋯ options non faites</w:t>
+              <w:t xml:space="preserve">Langues</w:t>
             </w:r>
           </w:p>
         </w:tc>
@@ -7538,7 +7438,7 @@
                 <w:sz w:val="18"/>
                 <w:szCs w:val="18"/>
               </w:rPr>
-              <w:t xml:space="preserve">wedging.js, putting.js, gym.js, parcours-ui.js</w:t>
+              <w:t xml:space="preserve">transverse (index.html, tous les modules)</w:t>
             </w:r>
           </w:p>
         </w:tc>
@@ -7571,7 +7471,7 @@
                 <w:sz w:val="18"/>
                 <w:szCs w:val="18"/>
               </w:rPr>
-              <w:t xml:space="preserve">Non faits : « wedge par défaut » (Wedging n'enregistre aucun club), indicateur Putting « réussite par distance » (pas de carte à ce nom), « programme épinglé » de Gym distinct du programme en cours, mélange des zones et des outils dans un même ordre (Parcours).</w:t>
+              <w:t xml:space="preserve">Ajouter l'anglais, l'espagnol et le chinois au français : textes de tous les écrans, textes légaux, messages d'erreur de connexion (friendlyError), formats de dates, nombres et unités.</w:t>
             </w:r>
           </w:p>
         </w:tc>
@@ -7673,7 +7573,7 @@
                 <w:sz w:val="18"/>
                 <w:szCs w:val="18"/>
               </w:rPr>
-              <w:t xml:space="preserve">Toi : dire lesquelles tu veux garder et ce qu'elles doivent faire. Claude : exécuter.</w:t>
+              <w:t xml:space="preserve">Toi : décider d'abord le point 50 (tutoiement ou vouvoiement), car les traductions en dépendent ; choisir chinois simplifié ou traditionnel et la langue par défaut (langue du téléphone ou français) ; faire relire les textes légaux traduits. Claude : fichier de traductions par langue et réglage de langue dans le Menu.</w:t>
             </w:r>
           </w:p>
         </w:tc>
@@ -7711,7 +7611,7 @@
                 <w:sz w:val="18"/>
                 <w:szCs w:val="18"/>
               </w:rPr>
-              <w:t xml:space="preserve">Palette thème clair</w:t>
+              <w:t>Hors ligne : parties en cours</w:t>
             </w:r>
           </w:p>
         </w:tc>
@@ -7744,7 +7644,7 @@
                 <w:sz w:val="18"/>
                 <w:szCs w:val="18"/>
               </w:rPr>
-              <w:t xml:space="preserve">theme-light.css</w:t>
+              <w:t>data.js, gym.js, putting.js, wedging.js, parcours-ui.js, stats.js</w:t>
             </w:r>
           </w:p>
         </w:tc>
@@ -7777,7 +7677,7 @@
                 <w:sz w:val="18"/>
                 <w:szCs w:val="18"/>
               </w:rPr>
-              <w:t xml:space="preserve">Le thème clair (Menu &gt; Apparence &gt; Thème) redéfinit les couleurs de chaque module dans theme-light.css : sa palette est à modifier.</w:t>
+              <w:t>Les brouillons et parties en cours (golfStatsRoundDraft, gym-session-draft, putting_resume, putting_resume_quick, wedgingInProgressSessions, parcours-fairway-round, parcours-green-round) restent sur l'appareil : ils ne sont pas synchronisés. Une séance commencée sur un téléphone ne se retrouve pas sur un autre, et se perd avec l'appareil.</w:t>
             </w:r>
           </w:p>
         </w:tc>
@@ -7813,7 +7713,7 @@
                 <w:sz w:val="18"/>
                 <w:szCs w:val="18"/>
               </w:rPr>
-              <w:t xml:space="preserve">À faire</w:t>
+              <w:t>À faire</w:t>
             </w:r>
           </w:p>
         </w:tc>
@@ -7846,7 +7746,7 @@
                 <w:sz w:val="18"/>
                 <w:szCs w:val="18"/>
               </w:rPr>
-              <w:t xml:space="preserve">Propriétaire → Claude</w:t>
+              <w:t>Propriétaire → Claude</w:t>
             </w:r>
           </w:p>
         </w:tc>
@@ -7879,7 +7779,7 @@
                 <w:sz w:val="18"/>
                 <w:szCs w:val="18"/>
               </w:rPr>
-              <w:t xml:space="preserve">Toi : donner les couleurs voulues (valeurs, ou une référence : appli, capture). Claude : les appliquer dans theme-light.css et contrôler tous les écrans en mode clair.</w:t>
+              <w:t>Toi : décider si les parties en cours doivent suivre le compte. Claude : les ajouter à la synchronisation (nouvelle table ou nouvelles clés), puis tests en simulation.</w:t>
             </w:r>
           </w:p>
         </w:tc>
@@ -7917,7 +7817,7 @@
                 <w:sz w:val="18"/>
                 <w:szCs w:val="18"/>
               </w:rPr>
-              <w:t xml:space="preserve">Images « à reprendre »</w:t>
+              <w:t>Mentions légales et hors ligne</w:t>
             </w:r>
           </w:p>
         </w:tc>
@@ -7950,7 +7850,7 @@
                 <w:sz w:val="18"/>
                 <w:szCs w:val="18"/>
               </w:rPr>
-              <w:t xml:space="preserve">putting.js, stats.js, wedging.js, images/</w:t>
+              <w:t>menu.js</w:t>
             </w:r>
           </w:p>
         </w:tc>
@@ -7983,7 +7883,7 @@
                 <w:sz w:val="18"/>
                 <w:szCs w:val="18"/>
               </w:rPr>
-              <w:t xml:space="preserve">Ajouter des images de fond aux popups de reprise (exercice, partie ou saisie à reprendre). Les fichiers images/popupareprendre.* existent mais ne sont pas utilisés par le code, et le point 26 les classe comme inutilisés.</w:t>
+              <w:t>Les textes de mentions légales et de confidentialité ne parlent pas de la copie d'attente gardée sur l'appareil (saisies non envoyées) ni du service worker qui garde une copie de l'appli. Le 24/10/2026, la FAQ « Comment supprimer mon compte ? » et la durée de conservation (§ 7 de la politique de confidentialité) ont été alignées sur la suppression du compte à 30 jours, et la date de mise à jour est passée au 24 octobre 2026.</w:t>
             </w:r>
           </w:p>
         </w:tc>
@@ -8019,7 +7919,7 @@
                 <w:sz w:val="18"/>
                 <w:szCs w:val="18"/>
               </w:rPr>
-              <w:t xml:space="preserve">À faire</w:t>
+              <w:t>À faire</w:t>
             </w:r>
           </w:p>
         </w:tc>
@@ -8052,7 +7952,7 @@
                 <w:sz w:val="18"/>
                 <w:szCs w:val="18"/>
               </w:rPr>
-              <w:t xml:space="preserve">Propriétaire → Claude</w:t>
+              <w:t>Propriétaire → Claude</w:t>
             </w:r>
           </w:p>
         </w:tc>
@@ -8085,625 +7985,7 @@
                 <w:sz w:val="18"/>
                 <w:szCs w:val="18"/>
               </w:rPr>
-              <w:t xml:space="preserve">Toi : fournir les images (une par popup ou une commune) ou confirmer l'usage de popupareprendre, ce qui annule sa suppression au point 26. Claude : les brancher et vérifier la lisibilité du texte par-dessus.</w:t>
-            </w:r>
-          </w:p>
-        </w:tc>
-      </w:tr>
-      <w:tr>
-        <w:trPr>
-          <w:cantSplit/>
-        </w:trPr>
-        <w:tc>
-          <w:tcPr>
-            <w:tcW w:type="dxa" w:w="1500"/>
-            <w:tcBorders>
-              <w:top w:val="single" w:color="BFBFBF" w:sz="4"/>
-              <w:left w:val="single" w:color="BFBFBF" w:sz="4"/>
-              <w:bottom w:val="single" w:color="BFBFBF" w:sz="4"/>
-              <w:right w:val="single" w:color="BFBFBF" w:sz="4"/>
-            </w:tcBorders>
-            <w:tcMar>
-              <w:top w:type="dxa" w:w="70"/>
-              <w:left w:type="dxa" w:w="100"/>
-              <w:bottom w:type="dxa" w:w="70"/>
-              <w:right w:type="dxa" w:w="100"/>
-            </w:tcMar>
-            <w:vAlign w:val="top"/>
-          </w:tcPr>
-          <w:p>
-            <w:pPr>
-              <w:spacing w:after="0"/>
-            </w:pPr>
-            <w:r>
-              <w:rPr>
-                <w:rFonts w:ascii="Calibri" w:cs="Calibri" w:eastAsia="Calibri" w:hAnsi="Calibri"/>
-                <w:b/>
-                <w:bCs/>
-                <w:sz w:val="18"/>
-                <w:szCs w:val="18"/>
-              </w:rPr>
-              <w:t xml:space="preserve">Langues</w:t>
-            </w:r>
-          </w:p>
-        </w:tc>
-        <w:tc>
-          <w:tcPr>
-            <w:tcW w:type="dxa" w:w="2100"/>
-            <w:tcBorders>
-              <w:top w:val="single" w:color="BFBFBF" w:sz="4"/>
-              <w:left w:val="single" w:color="BFBFBF" w:sz="4"/>
-              <w:bottom w:val="single" w:color="BFBFBF" w:sz="4"/>
-              <w:right w:val="single" w:color="BFBFBF" w:sz="4"/>
-            </w:tcBorders>
-            <w:tcMar>
-              <w:top w:type="dxa" w:w="70"/>
-              <w:left w:type="dxa" w:w="100"/>
-              <w:bottom w:type="dxa" w:w="70"/>
-              <w:right w:type="dxa" w:w="100"/>
-            </w:tcMar>
-            <w:vAlign w:val="top"/>
-          </w:tcPr>
-          <w:p>
-            <w:pPr>
-              <w:spacing w:after="0"/>
-            </w:pPr>
-            <w:r>
-              <w:rPr>
-                <w:rFonts w:ascii="Calibri" w:cs="Calibri" w:eastAsia="Calibri" w:hAnsi="Calibri"/>
-                <w:b w:val="false"/>
-                <w:bCs w:val="false"/>
-                <w:sz w:val="18"/>
-                <w:szCs w:val="18"/>
-              </w:rPr>
-              <w:t xml:space="preserve">transverse (index.html, tous les modules)</w:t>
-            </w:r>
-          </w:p>
-        </w:tc>
-        <w:tc>
-          <w:tcPr>
-            <w:tcW w:type="dxa" w:w="5600"/>
-            <w:tcBorders>
-              <w:top w:val="single" w:color="BFBFBF" w:sz="4"/>
-              <w:left w:val="single" w:color="BFBFBF" w:sz="4"/>
-              <w:bottom w:val="single" w:color="BFBFBF" w:sz="4"/>
-              <w:right w:val="single" w:color="BFBFBF" w:sz="4"/>
-            </w:tcBorders>
-            <w:tcMar>
-              <w:top w:type="dxa" w:w="70"/>
-              <w:left w:type="dxa" w:w="100"/>
-              <w:bottom w:type="dxa" w:w="70"/>
-              <w:right w:type="dxa" w:w="100"/>
-            </w:tcMar>
-            <w:vAlign w:val="top"/>
-          </w:tcPr>
-          <w:p>
-            <w:pPr>
-              <w:spacing w:after="0"/>
-            </w:pPr>
-            <w:r>
-              <w:rPr>
-                <w:rFonts w:ascii="Calibri" w:cs="Calibri" w:eastAsia="Calibri" w:hAnsi="Calibri"/>
-                <w:b w:val="false"/>
-                <w:bCs w:val="false"/>
-                <w:sz w:val="18"/>
-                <w:szCs w:val="18"/>
-              </w:rPr>
-              <w:t xml:space="preserve">Ajouter l'anglais, l'espagnol et le chinois au français : textes de tous les écrans, textes légaux, messages d'erreur de connexion (friendlyError), formats de dates, nombres et unités.</w:t>
-            </w:r>
-          </w:p>
-        </w:tc>
-        <w:tc>
-          <w:tcPr>
-            <w:tcW w:type="dxa" w:w="1100"/>
-            <w:tcBorders>
-              <w:top w:val="single" w:color="BFBFBF" w:sz="4"/>
-              <w:left w:val="single" w:color="BFBFBF" w:sz="4"/>
-              <w:bottom w:val="single" w:color="BFBFBF" w:sz="4"/>
-              <w:right w:val="single" w:color="BFBFBF" w:sz="4"/>
-            </w:tcBorders>
-            <w:shd w:fill="FFC7CE" w:color="auto" w:val="clear"/>
-            <w:tcMar>
-              <w:top w:type="dxa" w:w="70"/>
-              <w:left w:type="dxa" w:w="100"/>
-              <w:bottom w:type="dxa" w:w="70"/>
-              <w:right w:type="dxa" w:w="100"/>
-            </w:tcMar>
-            <w:vAlign w:val="center"/>
-          </w:tcPr>
-          <w:p>
-            <w:pPr>
-              <w:spacing w:after="0"/>
-              <w:jc w:val="center"/>
-            </w:pPr>
-            <w:r>
-              <w:rPr>
-                <w:rFonts w:ascii="Calibri" w:cs="Calibri" w:eastAsia="Calibri" w:hAnsi="Calibri"/>
-                <w:b/>
-                <w:bCs/>
-                <w:color w:val="9C0006"/>
-                <w:sz w:val="18"/>
-                <w:szCs w:val="18"/>
-              </w:rPr>
-              <w:t xml:space="preserve">À faire</w:t>
-            </w:r>
-          </w:p>
-        </w:tc>
-        <w:tc>
-          <w:tcPr>
-            <w:tcW w:type="dxa" w:w="1700"/>
-            <w:tcBorders>
-              <w:top w:val="single" w:color="BFBFBF" w:sz="4"/>
-              <w:left w:val="single" w:color="BFBFBF" w:sz="4"/>
-              <w:bottom w:val="single" w:color="BFBFBF" w:sz="4"/>
-              <w:right w:val="single" w:color="BFBFBF" w:sz="4"/>
-            </w:tcBorders>
-            <w:tcMar>
-              <w:top w:type="dxa" w:w="70"/>
-              <w:left w:type="dxa" w:w="100"/>
-              <w:bottom w:type="dxa" w:w="70"/>
-              <w:right w:type="dxa" w:w="100"/>
-            </w:tcMar>
-            <w:vAlign w:val="top"/>
-          </w:tcPr>
-          <w:p>
-            <w:pPr>
-              <w:spacing w:after="0"/>
-            </w:pPr>
-            <w:r>
-              <w:rPr>
-                <w:rFonts w:ascii="Calibri" w:cs="Calibri" w:eastAsia="Calibri" w:hAnsi="Calibri"/>
-                <w:b w:val="false"/>
-                <w:bCs w:val="false"/>
-                <w:sz w:val="18"/>
-                <w:szCs w:val="18"/>
-              </w:rPr>
-              <w:t xml:space="preserve">Propriétaire → Claude</w:t>
-            </w:r>
-          </w:p>
-        </w:tc>
-        <w:tc>
-          <w:tcPr>
-            <w:tcW w:type="dxa" w:w="3398"/>
-            <w:tcBorders>
-              <w:top w:val="single" w:color="BFBFBF" w:sz="4"/>
-              <w:left w:val="single" w:color="BFBFBF" w:sz="4"/>
-              <w:bottom w:val="single" w:color="BFBFBF" w:sz="4"/>
-              <w:right w:val="single" w:color="BFBFBF" w:sz="4"/>
-            </w:tcBorders>
-            <w:tcMar>
-              <w:top w:type="dxa" w:w="70"/>
-              <w:left w:type="dxa" w:w="100"/>
-              <w:bottom w:type="dxa" w:w="70"/>
-              <w:right w:type="dxa" w:w="100"/>
-            </w:tcMar>
-            <w:vAlign w:val="top"/>
-          </w:tcPr>
-          <w:p>
-            <w:pPr>
-              <w:spacing w:after="0"/>
-            </w:pPr>
-            <w:r>
-              <w:rPr>
-                <w:rFonts w:ascii="Calibri" w:cs="Calibri" w:eastAsia="Calibri" w:hAnsi="Calibri"/>
-                <w:b w:val="false"/>
-                <w:bCs w:val="false"/>
-                <w:sz w:val="18"/>
-                <w:szCs w:val="18"/>
-              </w:rPr>
-              <w:t xml:space="preserve">Toi : décider d'abord le point 50 (tutoiement ou vouvoiement), car les traductions en dépendent ; choisir chinois simplifié ou traditionnel et la langue par défaut (langue du téléphone ou français) ; faire relire les textes légaux traduits. Claude : fichier de traductions par langue et réglage de langue dans le Menu.</w:t>
-            </w:r>
-          </w:p>
-        </w:tc>
-      </w:tr>
-      <w:tr>
-        <w:trPr>
-          <w:cantSplit/>
-        </w:trPr>
-        <w:tc>
-          <w:tcPr>
-            <w:tcW w:type="dxa" w:w="1500"/>
-            <w:tcBorders>
-              <w:top w:val="single" w:color="BFBFBF" w:sz="4"/>
-              <w:left w:val="single" w:color="BFBFBF" w:sz="4"/>
-              <w:bottom w:val="single" w:color="BFBFBF" w:sz="4"/>
-              <w:right w:val="single" w:color="BFBFBF" w:sz="4"/>
-            </w:tcBorders>
-            <w:tcMar>
-              <w:top w:type="dxa" w:w="70"/>
-              <w:left w:type="dxa" w:w="100"/>
-              <w:bottom w:type="dxa" w:w="70"/>
-              <w:right w:type="dxa" w:w="100"/>
-            </w:tcMar>
-            <w:vAlign w:val="top"/>
-          </w:tcPr>
-          <w:p>
-            <w:pPr>
-              <w:spacing w:after="0"/>
-            </w:pPr>
-            <w:r>
-              <w:rPr>
-                <w:rFonts w:ascii="Calibri" w:cs="Calibri" w:eastAsia="Calibri" w:hAnsi="Calibri"/>
-                <w:b/>
-                <w:bCs/>
-                <w:sz w:val="18"/>
-                <w:szCs w:val="18"/>
-              </w:rPr>
-              <w:t>Hors ligne : parties en cours</w:t>
-            </w:r>
-          </w:p>
-        </w:tc>
-        <w:tc>
-          <w:tcPr>
-            <w:tcW w:type="dxa" w:w="2100"/>
-            <w:tcBorders>
-              <w:top w:val="single" w:color="BFBFBF" w:sz="4"/>
-              <w:left w:val="single" w:color="BFBFBF" w:sz="4"/>
-              <w:bottom w:val="single" w:color="BFBFBF" w:sz="4"/>
-              <w:right w:val="single" w:color="BFBFBF" w:sz="4"/>
-            </w:tcBorders>
-            <w:tcMar>
-              <w:top w:type="dxa" w:w="70"/>
-              <w:left w:type="dxa" w:w="100"/>
-              <w:bottom w:type="dxa" w:w="70"/>
-              <w:right w:type="dxa" w:w="100"/>
-            </w:tcMar>
-            <w:vAlign w:val="top"/>
-          </w:tcPr>
-          <w:p>
-            <w:pPr>
-              <w:spacing w:after="0"/>
-            </w:pPr>
-            <w:r>
-              <w:rPr>
-                <w:rFonts w:ascii="Calibri" w:cs="Calibri" w:eastAsia="Calibri" w:hAnsi="Calibri"/>
-                <w:b w:val="false"/>
-                <w:bCs w:val="false"/>
-                <w:sz w:val="18"/>
-                <w:szCs w:val="18"/>
-              </w:rPr>
-              <w:t>data.js, gym.js, putting.js, wedging.js, parcours-ui.js, stats.js</w:t>
-            </w:r>
-          </w:p>
-        </w:tc>
-        <w:tc>
-          <w:tcPr>
-            <w:tcW w:type="dxa" w:w="5600"/>
-            <w:tcBorders>
-              <w:top w:val="single" w:color="BFBFBF" w:sz="4"/>
-              <w:left w:val="single" w:color="BFBFBF" w:sz="4"/>
-              <w:bottom w:val="single" w:color="BFBFBF" w:sz="4"/>
-              <w:right w:val="single" w:color="BFBFBF" w:sz="4"/>
-            </w:tcBorders>
-            <w:tcMar>
-              <w:top w:type="dxa" w:w="70"/>
-              <w:left w:type="dxa" w:w="100"/>
-              <w:bottom w:type="dxa" w:w="70"/>
-              <w:right w:type="dxa" w:w="100"/>
-            </w:tcMar>
-            <w:vAlign w:val="top"/>
-          </w:tcPr>
-          <w:p>
-            <w:pPr>
-              <w:spacing w:after="0"/>
-            </w:pPr>
-            <w:r>
-              <w:rPr>
-                <w:rFonts w:ascii="Calibri" w:cs="Calibri" w:eastAsia="Calibri" w:hAnsi="Calibri"/>
-                <w:b w:val="false"/>
-                <w:bCs w:val="false"/>
-                <w:sz w:val="18"/>
-                <w:szCs w:val="18"/>
-              </w:rPr>
-              <w:t>Les brouillons et parties en cours (golfStatsRoundDraft, gym-session-draft, putting_resume, putting_resume_quick, wedgingInProgressSessions, parcours-fairway-round, parcours-green-round) restent sur l'appareil : ils ne sont pas synchronisés. Une séance commencée sur un téléphone ne se retrouve pas sur un autre, et se perd avec l'appareil.</w:t>
-            </w:r>
-          </w:p>
-        </w:tc>
-        <w:tc>
-          <w:tcPr>
-            <w:tcW w:type="dxa" w:w="1100"/>
-            <w:tcBorders>
-              <w:top w:val="single" w:color="BFBFBF" w:sz="4"/>
-              <w:left w:val="single" w:color="BFBFBF" w:sz="4"/>
-              <w:bottom w:val="single" w:color="BFBFBF" w:sz="4"/>
-              <w:right w:val="single" w:color="BFBFBF" w:sz="4"/>
-            </w:tcBorders>
-            <w:shd w:fill="FFC7CE" w:color="auto" w:val="clear"/>
-            <w:tcMar>
-              <w:top w:type="dxa" w:w="70"/>
-              <w:left w:type="dxa" w:w="100"/>
-              <w:bottom w:type="dxa" w:w="70"/>
-              <w:right w:type="dxa" w:w="100"/>
-            </w:tcMar>
-            <w:vAlign w:val="center"/>
-          </w:tcPr>
-          <w:p>
-            <w:pPr>
-              <w:spacing w:after="0"/>
-              <w:jc w:val="center"/>
-            </w:pPr>
-            <w:r>
-              <w:rPr>
-                <w:rFonts w:ascii="Calibri" w:cs="Calibri" w:eastAsia="Calibri" w:hAnsi="Calibri"/>
-                <w:b/>
-                <w:bCs/>
-                <w:color w:val="9C0006"/>
-                <w:sz w:val="18"/>
-                <w:szCs w:val="18"/>
-              </w:rPr>
-              <w:t>À faire</w:t>
-            </w:r>
-          </w:p>
-        </w:tc>
-        <w:tc>
-          <w:tcPr>
-            <w:tcW w:type="dxa" w:w="1700"/>
-            <w:tcBorders>
-              <w:top w:val="single" w:color="BFBFBF" w:sz="4"/>
-              <w:left w:val="single" w:color="BFBFBF" w:sz="4"/>
-              <w:bottom w:val="single" w:color="BFBFBF" w:sz="4"/>
-              <w:right w:val="single" w:color="BFBFBF" w:sz="4"/>
-            </w:tcBorders>
-            <w:tcMar>
-              <w:top w:type="dxa" w:w="70"/>
-              <w:left w:type="dxa" w:w="100"/>
-              <w:bottom w:type="dxa" w:w="70"/>
-              <w:right w:type="dxa" w:w="100"/>
-            </w:tcMar>
-            <w:vAlign w:val="top"/>
-          </w:tcPr>
-          <w:p>
-            <w:pPr>
-              <w:spacing w:after="0"/>
-            </w:pPr>
-            <w:r>
-              <w:rPr>
-                <w:rFonts w:ascii="Calibri" w:cs="Calibri" w:eastAsia="Calibri" w:hAnsi="Calibri"/>
-                <w:b w:val="false"/>
-                <w:bCs w:val="false"/>
-                <w:sz w:val="18"/>
-                <w:szCs w:val="18"/>
-              </w:rPr>
-              <w:t>Propriétaire → Claude</w:t>
-            </w:r>
-          </w:p>
-        </w:tc>
-        <w:tc>
-          <w:tcPr>
-            <w:tcW w:type="dxa" w:w="3398"/>
-            <w:tcBorders>
-              <w:top w:val="single" w:color="BFBFBF" w:sz="4"/>
-              <w:left w:val="single" w:color="BFBFBF" w:sz="4"/>
-              <w:bottom w:val="single" w:color="BFBFBF" w:sz="4"/>
-              <w:right w:val="single" w:color="BFBFBF" w:sz="4"/>
-            </w:tcBorders>
-            <w:tcMar>
-              <w:top w:type="dxa" w:w="70"/>
-              <w:left w:type="dxa" w:w="100"/>
-              <w:bottom w:type="dxa" w:w="70"/>
-              <w:right w:type="dxa" w:w="100"/>
-            </w:tcMar>
-            <w:vAlign w:val="top"/>
-          </w:tcPr>
-          <w:p>
-            <w:pPr>
-              <w:spacing w:after="0"/>
-            </w:pPr>
-            <w:r>
-              <w:rPr>
-                <w:rFonts w:ascii="Calibri" w:cs="Calibri" w:eastAsia="Calibri" w:hAnsi="Calibri"/>
-                <w:b w:val="false"/>
-                <w:bCs w:val="false"/>
-                <w:sz w:val="18"/>
-                <w:szCs w:val="18"/>
-              </w:rPr>
-              <w:t>Toi : décider si les parties en cours doivent suivre le compte. Claude : les ajouter à la synchronisation (nouvelle table ou nouvelles clés), puis tests en simulation.</w:t>
-            </w:r>
-          </w:p>
-        </w:tc>
-      </w:tr>
-      <w:tr>
-        <w:trPr>
-          <w:cantSplit/>
-        </w:trPr>
-        <w:tc>
-          <w:tcPr>
-            <w:tcW w:type="dxa" w:w="1500"/>
-            <w:tcBorders>
-              <w:top w:val="single" w:color="BFBFBF" w:sz="4"/>
-              <w:left w:val="single" w:color="BFBFBF" w:sz="4"/>
-              <w:bottom w:val="single" w:color="BFBFBF" w:sz="4"/>
-              <w:right w:val="single" w:color="BFBFBF" w:sz="4"/>
-            </w:tcBorders>
-            <w:tcMar>
-              <w:top w:type="dxa" w:w="70"/>
-              <w:left w:type="dxa" w:w="100"/>
-              <w:bottom w:type="dxa" w:w="70"/>
-              <w:right w:type="dxa" w:w="100"/>
-            </w:tcMar>
-            <w:vAlign w:val="top"/>
-          </w:tcPr>
-          <w:p>
-            <w:pPr>
-              <w:spacing w:after="0"/>
-            </w:pPr>
-            <w:r>
-              <w:rPr>
-                <w:rFonts w:ascii="Calibri" w:cs="Calibri" w:eastAsia="Calibri" w:hAnsi="Calibri"/>
-                <w:b/>
-                <w:bCs/>
-                <w:sz w:val="18"/>
-                <w:szCs w:val="18"/>
-              </w:rPr>
-              <w:t>Mentions légales et hors ligne</w:t>
-            </w:r>
-          </w:p>
-        </w:tc>
-        <w:tc>
-          <w:tcPr>
-            <w:tcW w:type="dxa" w:w="2100"/>
-            <w:tcBorders>
-              <w:top w:val="single" w:color="BFBFBF" w:sz="4"/>
-              <w:left w:val="single" w:color="BFBFBF" w:sz="4"/>
-              <w:bottom w:val="single" w:color="BFBFBF" w:sz="4"/>
-              <w:right w:val="single" w:color="BFBFBF" w:sz="4"/>
-            </w:tcBorders>
-            <w:tcMar>
-              <w:top w:type="dxa" w:w="70"/>
-              <w:left w:type="dxa" w:w="100"/>
-              <w:bottom w:type="dxa" w:w="70"/>
-              <w:right w:type="dxa" w:w="100"/>
-            </w:tcMar>
-            <w:vAlign w:val="top"/>
-          </w:tcPr>
-          <w:p>
-            <w:pPr>
-              <w:spacing w:after="0"/>
-            </w:pPr>
-            <w:r>
-              <w:rPr>
-                <w:rFonts w:ascii="Calibri" w:cs="Calibri" w:eastAsia="Calibri" w:hAnsi="Calibri"/>
-                <w:b w:val="false"/>
-                <w:bCs w:val="false"/>
-                <w:sz w:val="18"/>
-                <w:szCs w:val="18"/>
-              </w:rPr>
-              <w:t>menu.js</w:t>
-            </w:r>
-          </w:p>
-        </w:tc>
-        <w:tc>
-          <w:tcPr>
-            <w:tcW w:type="dxa" w:w="5600"/>
-            <w:tcBorders>
-              <w:top w:val="single" w:color="BFBFBF" w:sz="4"/>
-              <w:left w:val="single" w:color="BFBFBF" w:sz="4"/>
-              <w:bottom w:val="single" w:color="BFBFBF" w:sz="4"/>
-              <w:right w:val="single" w:color="BFBFBF" w:sz="4"/>
-            </w:tcBorders>
-            <w:tcMar>
-              <w:top w:type="dxa" w:w="70"/>
-              <w:left w:type="dxa" w:w="100"/>
-              <w:bottom w:type="dxa" w:w="70"/>
-              <w:right w:type="dxa" w:w="100"/>
-            </w:tcMar>
-            <w:vAlign w:val="top"/>
-          </w:tcPr>
-          <w:p>
-            <w:pPr>
-              <w:spacing w:after="0"/>
-            </w:pPr>
-            <w:r>
-              <w:rPr>
-                <w:rFonts w:ascii="Calibri" w:cs="Calibri" w:eastAsia="Calibri" w:hAnsi="Calibri"/>
-                <w:b w:val="false"/>
-                <w:bCs w:val="false"/>
-                <w:sz w:val="18"/>
-                <w:szCs w:val="18"/>
-              </w:rPr>
-              <w:t>Les textes de mentions légales et de confidentialité ne parlent pas de la copie d'attente gardée sur l'appareil (saisies non envoyées) ni du service worker qui garde une copie de l'appli.</w:t>
-            </w:r>
-          </w:p>
-        </w:tc>
-        <w:tc>
-          <w:tcPr>
-            <w:tcW w:type="dxa" w:w="1100"/>
-            <w:tcBorders>
-              <w:top w:val="single" w:color="BFBFBF" w:sz="4"/>
-              <w:left w:val="single" w:color="BFBFBF" w:sz="4"/>
-              <w:bottom w:val="single" w:color="BFBFBF" w:sz="4"/>
-              <w:right w:val="single" w:color="BFBFBF" w:sz="4"/>
-            </w:tcBorders>
-            <w:shd w:fill="FFC7CE" w:color="auto" w:val="clear"/>
-            <w:tcMar>
-              <w:top w:type="dxa" w:w="70"/>
-              <w:left w:type="dxa" w:w="100"/>
-              <w:bottom w:type="dxa" w:w="70"/>
-              <w:right w:type="dxa" w:w="100"/>
-            </w:tcMar>
-            <w:vAlign w:val="center"/>
-          </w:tcPr>
-          <w:p>
-            <w:pPr>
-              <w:spacing w:after="0"/>
-              <w:jc w:val="center"/>
-            </w:pPr>
-            <w:r>
-              <w:rPr>
-                <w:rFonts w:ascii="Calibri" w:cs="Calibri" w:eastAsia="Calibri" w:hAnsi="Calibri"/>
-                <w:b/>
-                <w:bCs/>
-                <w:color w:val="9C0006"/>
-                <w:sz w:val="18"/>
-                <w:szCs w:val="18"/>
-              </w:rPr>
-              <w:t>À faire</w:t>
-            </w:r>
-          </w:p>
-        </w:tc>
-        <w:tc>
-          <w:tcPr>
-            <w:tcW w:type="dxa" w:w="1700"/>
-            <w:tcBorders>
-              <w:top w:val="single" w:color="BFBFBF" w:sz="4"/>
-              <w:left w:val="single" w:color="BFBFBF" w:sz="4"/>
-              <w:bottom w:val="single" w:color="BFBFBF" w:sz="4"/>
-              <w:right w:val="single" w:color="BFBFBF" w:sz="4"/>
-            </w:tcBorders>
-            <w:tcMar>
-              <w:top w:type="dxa" w:w="70"/>
-              <w:left w:type="dxa" w:w="100"/>
-              <w:bottom w:type="dxa" w:w="70"/>
-              <w:right w:type="dxa" w:w="100"/>
-            </w:tcMar>
-            <w:vAlign w:val="top"/>
-          </w:tcPr>
-          <w:p>
-            <w:pPr>
-              <w:spacing w:after="0"/>
-            </w:pPr>
-            <w:r>
-              <w:rPr>
-                <w:rFonts w:ascii="Calibri" w:cs="Calibri" w:eastAsia="Calibri" w:hAnsi="Calibri"/>
-                <w:b w:val="false"/>
-                <w:bCs w:val="false"/>
-                <w:sz w:val="18"/>
-                <w:szCs w:val="18"/>
-              </w:rPr>
-              <w:t>Propriétaire → Claude</w:t>
-            </w:r>
-          </w:p>
-        </w:tc>
-        <w:tc>
-          <w:tcPr>
-            <w:tcW w:type="dxa" w:w="3398"/>
-            <w:tcBorders>
-              <w:top w:val="single" w:color="BFBFBF" w:sz="4"/>
-              <w:left w:val="single" w:color="BFBFBF" w:sz="4"/>
-              <w:bottom w:val="single" w:color="BFBFBF" w:sz="4"/>
-              <w:right w:val="single" w:color="BFBFBF" w:sz="4"/>
-            </w:tcBorders>
-            <w:tcMar>
-              <w:top w:type="dxa" w:w="70"/>
-              <w:left w:type="dxa" w:w="100"/>
-              <w:bottom w:type="dxa" w:w="70"/>
-              <w:right w:type="dxa" w:w="100"/>
-            </w:tcMar>
-            <w:vAlign w:val="top"/>
-          </w:tcPr>
-          <w:p>
-            <w:pPr>
-              <w:spacing w:after="0"/>
-            </w:pPr>
-            <w:r>
-              <w:rPr>
-                <w:rFonts w:ascii="Calibri" w:cs="Calibri" w:eastAsia="Calibri" w:hAnsi="Calibri"/>
-                <w:b w:val="false"/>
-                <w:bCs w:val="false"/>
-                <w:sz w:val="18"/>
-                <w:szCs w:val="18"/>
-              </w:rPr>
-              <w:t>Toi : décider de la formulation (décision juridique). Claude : mettre à jour les textes dans menu.js.</w:t>
+              <w:t>Toi : valider la formulation (décision juridique), y compris les 30 jours. Claude : ajouter la copie d'attente et le service worker dans menu.js.</w:t>
             </w:r>
           </w:p>
         </w:tc>
@@ -10209,6 +9491,212 @@
           </w:p>
         </w:tc>
       </w:tr>
+      <w:tr>
+        <w:trPr>
+          <w:cantSplit/>
+        </w:trPr>
+        <w:tc>
+          <w:tcPr>
+            <w:tcW w:type="dxa" w:w="1500"/>
+            <w:tcBorders>
+              <w:top w:val="single" w:color="BFBFBF" w:sz="4"/>
+              <w:left w:val="single" w:color="BFBFBF" w:sz="4"/>
+              <w:bottom w:val="single" w:color="BFBFBF" w:sz="4"/>
+              <w:right w:val="single" w:color="BFBFBF" w:sz="4"/>
+            </w:tcBorders>
+            <w:tcMar>
+              <w:top w:type="dxa" w:w="70"/>
+              <w:left w:type="dxa" w:w="100"/>
+              <w:bottom w:type="dxa" w:w="70"/>
+              <w:right w:type="dxa" w:w="100"/>
+            </w:tcMar>
+            <w:vAlign w:val="top"/>
+          </w:tcPr>
+          <w:p>
+            <w:pPr>
+              <w:spacing w:after="0"/>
+            </w:pPr>
+            <w:r>
+              <w:rPr>
+                <w:rFonts w:ascii="Calibri" w:cs="Calibri" w:eastAsia="Calibri" w:hAnsi="Calibri"/>
+                <w:b/>
+                <w:bCs/>
+                <w:sz w:val="18"/>
+                <w:szCs w:val="18"/>
+              </w:rPr>
+              <w:t>Suppression du compte (30 jours)</w:t>
+            </w:r>
+          </w:p>
+        </w:tc>
+        <w:tc>
+          <w:tcPr>
+            <w:tcW w:type="dxa" w:w="2100"/>
+            <w:tcBorders>
+              <w:top w:val="single" w:color="BFBFBF" w:sz="4"/>
+              <w:left w:val="single" w:color="BFBFBF" w:sz="4"/>
+              <w:bottom w:val="single" w:color="BFBFBF" w:sz="4"/>
+              <w:right w:val="single" w:color="BFBFBF" w:sz="4"/>
+            </w:tcBorders>
+            <w:tcMar>
+              <w:top w:type="dxa" w:w="70"/>
+              <w:left w:type="dxa" w:w="100"/>
+              <w:bottom w:type="dxa" w:w="70"/>
+              <w:right w:type="dxa" w:w="100"/>
+            </w:tcMar>
+            <w:vAlign w:val="top"/>
+          </w:tcPr>
+          <w:p>
+            <w:pPr>
+              <w:spacing w:after="0"/>
+            </w:pPr>
+            <w:r>
+              <w:rPr>
+                <w:rFonts w:ascii="Calibri" w:cs="Calibri" w:eastAsia="Calibri" w:hAnsi="Calibri"/>
+                <w:b w:val="false"/>
+                <w:bCs w:val="false"/>
+                <w:sz w:val="18"/>
+                <w:szCs w:val="18"/>
+              </w:rPr>
+              <w:t>data.js, auth.js, menu.js, index.html, supabase/suppression-compte.sql (nouveau), README.md</w:t>
+            </w:r>
+          </w:p>
+        </w:tc>
+        <w:tc>
+          <w:tcPr>
+            <w:tcW w:type="dxa" w:w="5600"/>
+            <w:tcBorders>
+              <w:top w:val="single" w:color="BFBFBF" w:sz="4"/>
+              <w:left w:val="single" w:color="BFBFBF" w:sz="4"/>
+              <w:bottom w:val="single" w:color="BFBFBF" w:sz="4"/>
+              <w:right w:val="single" w:color="BFBFBF" w:sz="4"/>
+            </w:tcBorders>
+            <w:tcMar>
+              <w:top w:type="dxa" w:w="70"/>
+              <w:left w:type="dxa" w:w="100"/>
+              <w:bottom w:type="dxa" w:w="70"/>
+              <w:right w:type="dxa" w:w="100"/>
+            </w:tcMar>
+            <w:vAlign w:val="top"/>
+          </w:tcPr>
+          <w:p>
+            <w:pPr>
+              <w:spacing w:after="0"/>
+            </w:pPr>
+            <w:r>
+              <w:rPr>
+                <w:rFonts w:ascii="Calibri" w:cs="Calibri" w:eastAsia="Calibri" w:hAnsi="Calibri"/>
+                <w:b w:val="false"/>
+                <w:bCs w:val="false"/>
+                <w:sz w:val="18"/>
+                <w:szCs w:val="18"/>
+              </w:rPr>
+              <w:t>Suppression d'un élément (un coup de wedge, une séance...) : la ligne est maintenant effacée du serveur, plus de suppression douce. Suppression du compte : « Supprimer mon compte et mes données » programme la suppression sur le serveur (profiles.deletion_requested_at), déconnecte l'appareil et efface sa copie. Le serveur garde le compte 30 jours ; en se reconnectant, une fenêtre propose « Annuler la suppression » ou « Se déconnecter ». Ensuite une tâche pg_cron nocturne (03h17 UTC) supprime les lignes et le compte (fonction purge_deleted_accounts, non appelable depuis l'appli). Aucune Edge Function. Textes de menu.js alignés (écran Mes données, FAQ, § 7 de la politique de confidentialité). L'export n'inclut plus l'état interne de synchronisation. Limites : l'adresse e-mail reste prise pendant 30 jours ; sans réseau la demande est refusée ; les sauvegardes Supabase dépendent de l'offre.</w:t>
+            </w:r>
+          </w:p>
+        </w:tc>
+        <w:tc>
+          <w:tcPr>
+            <w:tcW w:type="dxa" w:w="1100"/>
+            <w:tcBorders>
+              <w:top w:val="single" w:color="BFBFBF" w:sz="4"/>
+              <w:left w:val="single" w:color="BFBFBF" w:sz="4"/>
+              <w:bottom w:val="single" w:color="BFBFBF" w:sz="4"/>
+              <w:right w:val="single" w:color="BFBFBF" w:sz="4"/>
+            </w:tcBorders>
+            <w:shd w:fill="FFEB9C" w:color="auto" w:val="clear"/>
+            <w:tcMar>
+              <w:top w:type="dxa" w:w="70"/>
+              <w:left w:type="dxa" w:w="100"/>
+              <w:bottom w:type="dxa" w:w="70"/>
+              <w:right w:type="dxa" w:w="100"/>
+            </w:tcMar>
+            <w:vAlign w:val="center"/>
+          </w:tcPr>
+          <w:p>
+            <w:pPr>
+              <w:spacing w:after="0"/>
+              <w:jc w:val="center"/>
+            </w:pPr>
+            <w:r>
+              <w:rPr>
+                <w:rFonts w:ascii="Calibri" w:cs="Calibri" w:eastAsia="Calibri" w:hAnsi="Calibri"/>
+                <w:b/>
+                <w:bCs/>
+                <w:color w:val="7A4A00"/>
+                <w:sz w:val="18"/>
+                <w:szCs w:val="18"/>
+              </w:rPr>
+              <w:t>En cours</w:t>
+            </w:r>
+          </w:p>
+        </w:tc>
+        <w:tc>
+          <w:tcPr>
+            <w:tcW w:type="dxa" w:w="1700"/>
+            <w:tcBorders>
+              <w:top w:val="single" w:color="BFBFBF" w:sz="4"/>
+              <w:left w:val="single" w:color="BFBFBF" w:sz="4"/>
+              <w:bottom w:val="single" w:color="BFBFBF" w:sz="4"/>
+              <w:right w:val="single" w:color="BFBFBF" w:sz="4"/>
+            </w:tcBorders>
+            <w:tcMar>
+              <w:top w:type="dxa" w:w="70"/>
+              <w:left w:type="dxa" w:w="100"/>
+              <w:bottom w:type="dxa" w:w="70"/>
+              <w:right w:type="dxa" w:w="100"/>
+            </w:tcMar>
+            <w:vAlign w:val="top"/>
+          </w:tcPr>
+          <w:p>
+            <w:pPr>
+              <w:spacing w:after="0"/>
+            </w:pPr>
+            <w:r>
+              <w:rPr>
+                <w:rFonts w:ascii="Calibri" w:cs="Calibri" w:eastAsia="Calibri" w:hAnsi="Calibri"/>
+                <w:b w:val="false"/>
+                <w:bCs w:val="false"/>
+                <w:sz w:val="18"/>
+                <w:szCs w:val="18"/>
+              </w:rPr>
+              <w:t>Propriétaire</w:t>
+            </w:r>
+          </w:p>
+        </w:tc>
+        <w:tc>
+          <w:tcPr>
+            <w:tcW w:type="dxa" w:w="3398"/>
+            <w:tcBorders>
+              <w:top w:val="single" w:color="BFBFBF" w:sz="4"/>
+              <w:left w:val="single" w:color="BFBFBF" w:sz="4"/>
+              <w:bottom w:val="single" w:color="BFBFBF" w:sz="4"/>
+              <w:right w:val="single" w:color="BFBFBF" w:sz="4"/>
+            </w:tcBorders>
+            <w:tcMar>
+              <w:top w:type="dxa" w:w="70"/>
+              <w:left w:type="dxa" w:w="100"/>
+              <w:bottom w:type="dxa" w:w="70"/>
+              <w:right w:type="dxa" w:w="100"/>
+            </w:tcMar>
+            <w:vAlign w:val="top"/>
+          </w:tcPr>
+          <w:p>
+            <w:pPr>
+              <w:spacing w:after="0"/>
+            </w:pPr>
+            <w:r>
+              <w:rPr>
+                <w:rFonts w:ascii="Calibri" w:cs="Calibri" w:eastAsia="Calibri" w:hAnsi="Calibri"/>
+                <w:b w:val="false"/>
+                <w:bCs w:val="false"/>
+                <w:sz w:val="18"/>
+                <w:szCs w:val="18"/>
+              </w:rPr>
+              <w:t>Toi : coller supabase/suppression-compte.sql dans Supabase (SQL Editor &gt; New query &gt; Run) ; si create extension pg_cron échoue, activer pg_cron dans Database &gt; Extensions puis relancer. Faire l'essai avec un compte de test (étapes en bas du fichier SQL) : demande de suppression, fenêtre d'annulation à la reconnexion, annulation, puis demande à nouveau et purge forcée. Vérifier aussi qu'un coup de wedge supprimé dans l'appli disparaît de la table wedging_shots.</w:t>
+            </w:r>
+          </w:p>
+        </w:tc>
+      </w:tr>
     </w:tbl>
     <w:p>
       <w:pPr>
@@ -25957,7 +25445,7 @@
                 <w:sz w:val="18"/>
                 <w:szCs w:val="18"/>
               </w:rPr>
-              <w:t>Données rattachées au compte, plus à l'appareil : core/data.js lit et écrit les 11 tables Supabase, le localStorage n'est plus qu'une copie de travail, vidée à la déconnexion et au changement de compte. Fin du mélange entre comptes sur un même appareil. Suppression douce (deleted_at) ; les copies Stats dans Putting et Wedging suivent leur partie. Le mode hors ligne est livré (point 12, ligne suivante).</w:t>
+              <w:t>Données rattachées au compte, plus à l'appareil : core/data.js lit et écrit les 11 tables Supabase, le localStorage n'est plus qu'une copie de travail, vidée à la déconnexion et au changement de compte. Fin du mélange entre comptes sur un même appareil. Suppression douce (deleted_at), remplacée le 24/10/2026 par un effacement réel (voir section 3) ; les copies Stats dans Putting et Wedging suivent leur partie. Le mode hors ligne est livré (point 12, ligne suivante).</w:t>
             </w:r>
           </w:p>
         </w:tc>
@@ -26200,6 +25688,352 @@
                 <w:szCs w:val="18"/>
               </w:rPr>
               <w:t>Simulation : 16 scénarios pour data.js avec un faux Supabase (envoi en ligne, écriture avant la fin de la lecture, démarrage hors ligne puis retour du réseau, fermeture entre-temps, suppression hors ligne, données plus récentes sur le serveur, conflits dans les deux sens, profil et compte neuf, échec d'envoi puis reprise, lecture refusée puis relancée seule, coupures répétées, autre compte), 16 vérifications pour sw.js (fausses caches), test d'affichage d'offline.js (jsdom), puis tests du propriétaire sur téléphone le 23/10/2026 : fonctionnement conforme.</w:t>
+            </w:r>
+          </w:p>
+        </w:tc>
+      </w:tr>
+      <w:tr>
+        <w:trPr>
+          <w:cantSplit/>
+        </w:trPr>
+        <w:tc>
+          <w:tcPr>
+            <w:tcW w:type="dxa" w:w="1700"/>
+            <w:tcBorders>
+              <w:top w:val="single" w:color="BFBFBF" w:sz="4"/>
+              <w:left w:val="single" w:color="BFBFBF" w:sz="4"/>
+              <w:bottom w:val="single" w:color="BFBFBF" w:sz="4"/>
+              <w:right w:val="single" w:color="BFBFBF" w:sz="4"/>
+            </w:tcBorders>
+            <w:tcMar>
+              <w:top w:type="dxa" w:w="70"/>
+              <w:left w:type="dxa" w:w="100"/>
+              <w:bottom w:type="dxa" w:w="70"/>
+              <w:right w:type="dxa" w:w="100"/>
+            </w:tcMar>
+            <w:vAlign w:val="top"/>
+          </w:tcPr>
+          <w:p>
+            <w:pPr>
+              <w:spacing w:after="0"/>
+            </w:pPr>
+            <w:r>
+              <w:rPr>
+                <w:rFonts w:ascii="Calibri" w:cs="Calibri" w:eastAsia="Calibri" w:hAnsi="Calibri"/>
+                <w:b/>
+                <w:bCs/>
+                <w:sz w:val="18"/>
+                <w:szCs w:val="18"/>
+              </w:rPr>
+              <w:t>1, 9</w:t>
+            </w:r>
+          </w:p>
+        </w:tc>
+        <w:tc>
+          <w:tcPr>
+            <w:tcW w:type="dxa" w:w="2400"/>
+            <w:tcBorders>
+              <w:top w:val="single" w:color="BFBFBF" w:sz="4"/>
+              <w:left w:val="single" w:color="BFBFBF" w:sz="4"/>
+              <w:bottom w:val="single" w:color="BFBFBF" w:sz="4"/>
+              <w:right w:val="single" w:color="BFBFBF" w:sz="4"/>
+            </w:tcBorders>
+            <w:tcMar>
+              <w:top w:type="dxa" w:w="70"/>
+              <w:left w:type="dxa" w:w="100"/>
+              <w:bottom w:type="dxa" w:w="70"/>
+              <w:right w:type="dxa" w:w="100"/>
+            </w:tcMar>
+            <w:vAlign w:val="top"/>
+          </w:tcPr>
+          <w:p>
+            <w:pPr>
+              <w:spacing w:after="0"/>
+            </w:pPr>
+            <w:r>
+              <w:rPr>
+                <w:rFonts w:ascii="Calibri" w:cs="Calibri" w:eastAsia="Calibri" w:hAnsi="Calibri"/>
+                <w:b w:val="false"/>
+                <w:bCs w:val="false"/>
+                <w:sz w:val="18"/>
+                <w:szCs w:val="18"/>
+              </w:rPr>
+              <w:t>auth.js, supabase-client.js, vendor/supabase.umd.min.js, index.html</w:t>
+            </w:r>
+          </w:p>
+        </w:tc>
+        <w:tc>
+          <w:tcPr>
+            <w:tcW w:type="dxa" w:w="8000"/>
+            <w:tcBorders>
+              <w:top w:val="single" w:color="BFBFBF" w:sz="4"/>
+              <w:left w:val="single" w:color="BFBFBF" w:sz="4"/>
+              <w:bottom w:val="single" w:color="BFBFBF" w:sz="4"/>
+              <w:right w:val="single" w:color="BFBFBF" w:sz="4"/>
+            </w:tcBorders>
+            <w:tcMar>
+              <w:top w:type="dxa" w:w="70"/>
+              <w:left w:type="dxa" w:w="100"/>
+              <w:bottom w:type="dxa" w:w="70"/>
+              <w:right w:type="dxa" w:w="100"/>
+            </w:tcMar>
+            <w:vAlign w:val="top"/>
+          </w:tcPr>
+          <w:p>
+            <w:pPr>
+              <w:spacing w:after="0"/>
+            </w:pPr>
+            <w:r>
+              <w:rPr>
+                <w:rFonts w:ascii="Calibri" w:cs="Calibri" w:eastAsia="Calibri" w:hAnsi="Calibri"/>
+                <w:b w:val="false"/>
+                <w:bCs w:val="false"/>
+                <w:sz w:val="18"/>
+                <w:szCs w:val="18"/>
+              </w:rPr>
+              <w:t>Authentification réelle avec Supabase Auth, à la place de l'authentification factice : connexion (signInWithPassword), inscription (signUp) et mot de passe oublié (resetPasswordForEmail). La session est celle de supabase-js (clé golfSupabaseAuth) : l'ancien drapeau golfSession, modifiable depuis la console, est supprimé au chargement. La clé publique (sb_publishable_...) est dans core/supabase-client.js, faite pour être visible ; les données sont protégées par les règles RLS (11 règles *_own relevées le 23/10/2026). Les points 1 et 9 figuraient encore à tort en section 2.</w:t>
+            </w:r>
+          </w:p>
+        </w:tc>
+        <w:tc>
+          <w:tcPr>
+            <w:tcW w:type="dxa" w:w="1100"/>
+            <w:tcBorders>
+              <w:top w:val="single" w:color="BFBFBF" w:sz="4"/>
+              <w:left w:val="single" w:color="BFBFBF" w:sz="4"/>
+              <w:bottom w:val="single" w:color="BFBFBF" w:sz="4"/>
+              <w:right w:val="single" w:color="BFBFBF" w:sz="4"/>
+            </w:tcBorders>
+            <w:shd w:fill="C6EFCE" w:color="auto" w:val="clear"/>
+            <w:tcMar>
+              <w:top w:type="dxa" w:w="70"/>
+              <w:left w:type="dxa" w:w="100"/>
+              <w:bottom w:type="dxa" w:w="70"/>
+              <w:right w:type="dxa" w:w="100"/>
+            </w:tcMar>
+            <w:vAlign w:val="center"/>
+          </w:tcPr>
+          <w:p>
+            <w:pPr>
+              <w:spacing w:after="0"/>
+              <w:jc w:val="center"/>
+            </w:pPr>
+            <w:r>
+              <w:rPr>
+                <w:rFonts w:ascii="Calibri" w:cs="Calibri" w:eastAsia="Calibri" w:hAnsi="Calibri"/>
+                <w:b/>
+                <w:bCs/>
+                <w:color w:val="1E5E2A"/>
+                <w:sz w:val="18"/>
+                <w:szCs w:val="18"/>
+              </w:rPr>
+              <w:t>Terminé</w:t>
+            </w:r>
+          </w:p>
+        </w:tc>
+        <w:tc>
+          <w:tcPr>
+            <w:tcW w:type="dxa" w:w="2198"/>
+            <w:tcBorders>
+              <w:top w:val="single" w:color="BFBFBF" w:sz="4"/>
+              <w:left w:val="single" w:color="BFBFBF" w:sz="4"/>
+              <w:bottom w:val="single" w:color="BFBFBF" w:sz="4"/>
+              <w:right w:val="single" w:color="BFBFBF" w:sz="4"/>
+            </w:tcBorders>
+            <w:tcMar>
+              <w:top w:type="dxa" w:w="70"/>
+              <w:left w:type="dxa" w:w="100"/>
+              <w:bottom w:type="dxa" w:w="70"/>
+              <w:right w:type="dxa" w:w="100"/>
+            </w:tcMar>
+            <w:vAlign w:val="top"/>
+          </w:tcPr>
+          <w:p>
+            <w:pPr>
+              <w:spacing w:after="0"/>
+            </w:pPr>
+            <w:r>
+              <w:rPr>
+                <w:rFonts w:ascii="Calibri" w:cs="Calibri" w:eastAsia="Calibri" w:hAnsi="Calibri"/>
+                <w:b w:val="false"/>
+                <w:bCs w:val="false"/>
+                <w:sz w:val="18"/>
+                <w:szCs w:val="18"/>
+              </w:rPr>
+              <w:t>Lecture du code le 24/10/2026 (auth.js, supabase-client.js, index.html) ; un vrai compte a servi aux tests du propriétaire sur la vraie base le 23/10/2026 (point 10).</w:t>
+            </w:r>
+          </w:p>
+        </w:tc>
+      </w:tr>
+      <w:tr>
+        <w:trPr>
+          <w:cantSplit/>
+        </w:trPr>
+        <w:tc>
+          <w:tcPr>
+            <w:tcW w:type="dxa" w:w="1700"/>
+            <w:tcBorders>
+              <w:top w:val="single" w:color="BFBFBF" w:sz="4"/>
+              <w:left w:val="single" w:color="BFBFBF" w:sz="4"/>
+              <w:bottom w:val="single" w:color="BFBFBF" w:sz="4"/>
+              <w:right w:val="single" w:color="BFBFBF" w:sz="4"/>
+            </w:tcBorders>
+            <w:tcMar>
+              <w:top w:type="dxa" w:w="70"/>
+              <w:left w:type="dxa" w:w="100"/>
+              <w:bottom w:type="dxa" w:w="70"/>
+              <w:right w:type="dxa" w:w="100"/>
+            </w:tcMar>
+            <w:vAlign w:val="top"/>
+          </w:tcPr>
+          <w:p>
+            <w:pPr>
+              <w:spacing w:after="0"/>
+            </w:pPr>
+            <w:r>
+              <w:rPr>
+                <w:rFonts w:ascii="Calibri" w:cs="Calibri" w:eastAsia="Calibri" w:hAnsi="Calibri"/>
+                <w:b/>
+                <w:bCs/>
+                <w:sz w:val="18"/>
+                <w:szCs w:val="18"/>
+              </w:rPr>
+              <w:t>17</w:t>
+            </w:r>
+          </w:p>
+        </w:tc>
+        <w:tc>
+          <w:tcPr>
+            <w:tcW w:type="dxa" w:w="2400"/>
+            <w:tcBorders>
+              <w:top w:val="single" w:color="BFBFBF" w:sz="4"/>
+              <w:left w:val="single" w:color="BFBFBF" w:sz="4"/>
+              <w:bottom w:val="single" w:color="BFBFBF" w:sz="4"/>
+              <w:right w:val="single" w:color="BFBFBF" w:sz="4"/>
+            </w:tcBorders>
+            <w:tcMar>
+              <w:top w:type="dxa" w:w="70"/>
+              <w:left w:type="dxa" w:w="100"/>
+              <w:bottom w:type="dxa" w:w="70"/>
+              <w:right w:type="dxa" w:w="100"/>
+            </w:tcMar>
+            <w:vAlign w:val="top"/>
+          </w:tcPr>
+          <w:p>
+            <w:pPr>
+              <w:spacing w:after="0"/>
+            </w:pPr>
+            <w:r>
+              <w:rPr>
+                <w:rFonts w:ascii="Calibri" w:cs="Calibri" w:eastAsia="Calibri" w:hAnsi="Calibri"/>
+                <w:b w:val="false"/>
+                <w:bCs w:val="false"/>
+                <w:sz w:val="18"/>
+                <w:szCs w:val="18"/>
+              </w:rPr>
+              <w:t>auth.js, index.html</w:t>
+            </w:r>
+          </w:p>
+        </w:tc>
+        <w:tc>
+          <w:tcPr>
+            <w:tcW w:type="dxa" w:w="8000"/>
+            <w:tcBorders>
+              <w:top w:val="single" w:color="BFBFBF" w:sz="4"/>
+              <w:left w:val="single" w:color="BFBFBF" w:sz="4"/>
+              <w:bottom w:val="single" w:color="BFBFBF" w:sz="4"/>
+              <w:right w:val="single" w:color="BFBFBF" w:sz="4"/>
+            </w:tcBorders>
+            <w:tcMar>
+              <w:top w:type="dxa" w:w="70"/>
+              <w:left w:type="dxa" w:w="100"/>
+              <w:bottom w:type="dxa" w:w="70"/>
+              <w:right w:type="dxa" w:w="100"/>
+            </w:tcMar>
+            <w:vAlign w:val="top"/>
+          </w:tcPr>
+          <w:p>
+            <w:pPr>
+              <w:spacing w:after="0"/>
+            </w:pPr>
+            <w:r>
+              <w:rPr>
+                <w:rFonts w:ascii="Calibri" w:cs="Calibri" w:eastAsia="Calibri" w:hAnsi="Calibri"/>
+                <w:b w:val="false"/>
+                <w:bCs w:val="false"/>
+                <w:sz w:val="18"/>
+                <w:szCs w:val="18"/>
+              </w:rPr>
+              <w:t>Boutons de la connexion : les 4 boutons Apple / Google ne sont plus dans index.html (ils n'ont pas été branchés, ils ont été retirés). « Mot de passe oublié ? » mène à une vraie page (page-forgot-password) qui envoie le lien par e-mail (resetPasswordForEmail), avec la page de nouveau mot de passe.</w:t>
+            </w:r>
+          </w:p>
+        </w:tc>
+        <w:tc>
+          <w:tcPr>
+            <w:tcW w:type="dxa" w:w="1100"/>
+            <w:tcBorders>
+              <w:top w:val="single" w:color="BFBFBF" w:sz="4"/>
+              <w:left w:val="single" w:color="BFBFBF" w:sz="4"/>
+              <w:bottom w:val="single" w:color="BFBFBF" w:sz="4"/>
+              <w:right w:val="single" w:color="BFBFBF" w:sz="4"/>
+            </w:tcBorders>
+            <w:shd w:fill="C6EFCE" w:color="auto" w:val="clear"/>
+            <w:tcMar>
+              <w:top w:type="dxa" w:w="70"/>
+              <w:left w:type="dxa" w:w="100"/>
+              <w:bottom w:type="dxa" w:w="70"/>
+              <w:right w:type="dxa" w:w="100"/>
+            </w:tcMar>
+            <w:vAlign w:val="center"/>
+          </w:tcPr>
+          <w:p>
+            <w:pPr>
+              <w:spacing w:after="0"/>
+              <w:jc w:val="center"/>
+            </w:pPr>
+            <w:r>
+              <w:rPr>
+                <w:rFonts w:ascii="Calibri" w:cs="Calibri" w:eastAsia="Calibri" w:hAnsi="Calibri"/>
+                <w:b/>
+                <w:bCs/>
+                <w:color w:val="1E5E2A"/>
+                <w:sz w:val="18"/>
+                <w:szCs w:val="18"/>
+              </w:rPr>
+              <w:t>Terminé</w:t>
+            </w:r>
+          </w:p>
+        </w:tc>
+        <w:tc>
+          <w:tcPr>
+            <w:tcW w:type="dxa" w:w="2198"/>
+            <w:tcBorders>
+              <w:top w:val="single" w:color="BFBFBF" w:sz="4"/>
+              <w:left w:val="single" w:color="BFBFBF" w:sz="4"/>
+              <w:bottom w:val="single" w:color="BFBFBF" w:sz="4"/>
+              <w:right w:val="single" w:color="BFBFBF" w:sz="4"/>
+            </w:tcBorders>
+            <w:tcMar>
+              <w:top w:type="dxa" w:w="70"/>
+              <w:left w:type="dxa" w:w="100"/>
+              <w:bottom w:type="dxa" w:w="70"/>
+              <w:right w:type="dxa" w:w="100"/>
+            </w:tcMar>
+            <w:vAlign w:val="top"/>
+          </w:tcPr>
+          <w:p>
+            <w:pPr>
+              <w:spacing w:after="0"/>
+            </w:pPr>
+            <w:r>
+              <w:rPr>
+                <w:rFonts w:ascii="Calibri" w:cs="Calibri" w:eastAsia="Calibri" w:hAnsi="Calibri"/>
+                <w:b w:val="false"/>
+                <w:bCs w:val="false"/>
+                <w:sz w:val="18"/>
+                <w:szCs w:val="18"/>
+              </w:rPr>
+              <w:t>Lecture du code le 24/10/2026 (index.html, auth.js). Se connecter avec Apple ou Google reste possible plus tard : il faudrait un compte développeur Apple / Google.</w:t>
             </w:r>
           </w:p>
         </w:tc>

--- a/Suivi-des-bugs.docx
+++ b/Suivi-des-bugs.docx
@@ -29,7 +29,7 @@
           <w:sz w:val="22"/>
           <w:szCs w:val="22"/>
         </w:rPr>
-        <w:t>État au 15 octobre 2026, à partir du commit 0b80b56 du dépôt, plus les corrections de la session du jour (pas encore déposées). Les numéros de points sont stables : ils renvoient à l'ancien suivi du README.</w:t>
+        <w:t>État au 27 octobre 2026, à partir du commit 1184bbc du dépôt, plus les corrections de la session du jour (pas encore déposées). Les numéros de points sont stables : ils renvoient à l'ancien suivi du README.</w:t>
       </w:r>
     </w:p>
     <w:p>
@@ -844,7 +844,7 @@
                 <w:sz w:val="18"/>
                 <w:szCs w:val="18"/>
               </w:rPr>
-              <w:t>6</w:t>
+              <w:t>5</w:t>
             </w:r>
           </w:p>
         </w:tc>
@@ -981,7 +981,7 @@
                 <w:sz w:val="18"/>
                 <w:szCs w:val="18"/>
               </w:rPr>
-              <w:t>20</w:t>
+              <w:t>21</w:t>
             </w:r>
           </w:p>
         </w:tc>
@@ -1220,7 +1220,7 @@
                 <w:sz w:val="18"/>
                 <w:szCs w:val="18"/>
               </w:rPr>
-              <w:t>84</w:t>
+              <w:t>85</w:t>
             </w:r>
           </w:p>
         </w:tc>
@@ -8023,6 +8023,212 @@
                 <w:sz w:val="18"/>
                 <w:szCs w:val="18"/>
               </w:rPr>
+              <w:t>Vent : coefficient de travers</w:t>
+            </w:r>
+          </w:p>
+        </w:tc>
+        <w:tc>
+          <w:tcPr>
+            <w:tcW w:type="dxa" w:w="2100"/>
+            <w:tcBorders>
+              <w:top w:val="single" w:color="BFBFBF" w:sz="4"/>
+              <w:left w:val="single" w:color="BFBFBF" w:sz="4"/>
+              <w:bottom w:val="single" w:color="BFBFBF" w:sz="4"/>
+              <w:right w:val="single" w:color="BFBFBF" w:sz="4"/>
+            </w:tcBorders>
+            <w:tcMar>
+              <w:top w:type="dxa" w:w="70"/>
+              <w:left w:type="dxa" w:w="100"/>
+              <w:bottom w:type="dxa" w:w="70"/>
+              <w:right w:type="dxa" w:w="100"/>
+            </w:tcMar>
+            <w:vAlign w:val="top"/>
+          </w:tcPr>
+          <w:p>
+            <w:pPr>
+              <w:spacing w:after="0"/>
+            </w:pPr>
+            <w:r>
+              <w:rPr>
+                <w:rFonts w:ascii="Calibri" w:cs="Calibri" w:eastAsia="Calibri" w:hAnsi="Calibri"/>
+                <w:b w:val="false"/>
+                <w:bCs w:val="false"/>
+                <w:sz w:val="18"/>
+                <w:szCs w:val="18"/>
+              </w:rPr>
+              <w:t>parcours-ui.js</w:t>
+            </w:r>
+          </w:p>
+        </w:tc>
+        <w:tc>
+          <w:tcPr>
+            <w:tcW w:type="dxa" w:w="5600"/>
+            <w:tcBorders>
+              <w:top w:val="single" w:color="BFBFBF" w:sz="4"/>
+              <w:left w:val="single" w:color="BFBFBF" w:sz="4"/>
+              <w:bottom w:val="single" w:color="BFBFBF" w:sz="4"/>
+              <w:right w:val="single" w:color="BFBFBF" w:sz="4"/>
+            </w:tcBorders>
+            <w:tcMar>
+              <w:top w:type="dxa" w:w="70"/>
+              <w:left w:type="dxa" w:w="100"/>
+              <w:bottom w:type="dxa" w:w="70"/>
+              <w:right w:type="dxa" w:w="100"/>
+            </w:tcMar>
+            <w:vAlign w:val="top"/>
+          </w:tcPr>
+          <w:p>
+            <w:pPr>
+              <w:spacing w:after="0"/>
+            </w:pPr>
+            <w:r>
+              <w:rPr>
+                <w:rFonts w:ascii="Calibri" w:cs="Calibri" w:eastAsia="Calibri" w:hAnsi="Calibri"/>
+                <w:b w:val="false"/>
+                <w:bCs w:val="false"/>
+                <w:sz w:val="18"/>
+                <w:szCs w:val="18"/>
+              </w:rPr>
+              <w:t>Le coefficient de travers (WIND_CROSS_COEF = 0,003789) donne 1 yd par mph pour un coup de 150 m (164 yd) : à 150 yd, 1 mph dévie de 0,91 yd. Le commentaire du fichier cite « 1 yd/mph » sans préciser la distance de référence. Constaté en vérifiant le calcul du vent le 27/10/2026 ; non modifié, la conversion m / yd et km/h / mph est correcte.</w:t>
+            </w:r>
+          </w:p>
+        </w:tc>
+        <w:tc>
+          <w:tcPr>
+            <w:tcW w:type="dxa" w:w="1100"/>
+            <w:tcBorders>
+              <w:top w:val="single" w:color="BFBFBF" w:sz="4"/>
+              <w:left w:val="single" w:color="BFBFBF" w:sz="4"/>
+              <w:bottom w:val="single" w:color="BFBFBF" w:sz="4"/>
+              <w:right w:val="single" w:color="BFBFBF" w:sz="4"/>
+            </w:tcBorders>
+            <w:shd w:fill="FFC7CE" w:color="auto" w:val="clear"/>
+            <w:tcMar>
+              <w:top w:type="dxa" w:w="70"/>
+              <w:left w:type="dxa" w:w="100"/>
+              <w:bottom w:type="dxa" w:w="70"/>
+              <w:right w:type="dxa" w:w="100"/>
+            </w:tcMar>
+            <w:vAlign w:val="center"/>
+          </w:tcPr>
+          <w:p>
+            <w:pPr>
+              <w:spacing w:after="0"/>
+              <w:jc w:val="center"/>
+            </w:pPr>
+            <w:r>
+              <w:rPr>
+                <w:rFonts w:ascii="Calibri" w:cs="Calibri" w:eastAsia="Calibri" w:hAnsi="Calibri"/>
+                <w:b/>
+                <w:bCs/>
+                <w:color w:val="9C0006"/>
+                <w:sz w:val="18"/>
+                <w:szCs w:val="18"/>
+              </w:rPr>
+              <w:t>À faire</w:t>
+            </w:r>
+          </w:p>
+        </w:tc>
+        <w:tc>
+          <w:tcPr>
+            <w:tcW w:type="dxa" w:w="1700"/>
+            <w:tcBorders>
+              <w:top w:val="single" w:color="BFBFBF" w:sz="4"/>
+              <w:left w:val="single" w:color="BFBFBF" w:sz="4"/>
+              <w:bottom w:val="single" w:color="BFBFBF" w:sz="4"/>
+              <w:right w:val="single" w:color="BFBFBF" w:sz="4"/>
+            </w:tcBorders>
+            <w:tcMar>
+              <w:top w:type="dxa" w:w="70"/>
+              <w:left w:type="dxa" w:w="100"/>
+              <w:bottom w:type="dxa" w:w="70"/>
+              <w:right w:type="dxa" w:w="100"/>
+            </w:tcMar>
+            <w:vAlign w:val="top"/>
+          </w:tcPr>
+          <w:p>
+            <w:pPr>
+              <w:spacing w:after="0"/>
+            </w:pPr>
+            <w:r>
+              <w:rPr>
+                <w:rFonts w:ascii="Calibri" w:cs="Calibri" w:eastAsia="Calibri" w:hAnsi="Calibri"/>
+                <w:b w:val="false"/>
+                <w:bCs w:val="false"/>
+                <w:sz w:val="18"/>
+                <w:szCs w:val="18"/>
+              </w:rPr>
+              <w:t>Propriétaire → Claude</w:t>
+            </w:r>
+          </w:p>
+        </w:tc>
+        <w:tc>
+          <w:tcPr>
+            <w:tcW w:type="dxa" w:w="3398"/>
+            <w:tcBorders>
+              <w:top w:val="single" w:color="BFBFBF" w:sz="4"/>
+              <w:left w:val="single" w:color="BFBFBF" w:sz="4"/>
+              <w:bottom w:val="single" w:color="BFBFBF" w:sz="4"/>
+              <w:right w:val="single" w:color="BFBFBF" w:sz="4"/>
+            </w:tcBorders>
+            <w:tcMar>
+              <w:top w:type="dxa" w:w="70"/>
+              <w:left w:type="dxa" w:w="100"/>
+              <w:bottom w:type="dxa" w:w="70"/>
+              <w:right w:type="dxa" w:w="100"/>
+            </w:tcMar>
+            <w:vAlign w:val="top"/>
+          </w:tcPr>
+          <w:p>
+            <w:pPr>
+              <w:spacing w:after="0"/>
+            </w:pPr>
+            <w:r>
+              <w:rPr>
+                <w:rFonts w:ascii="Calibri" w:cs="Calibri" w:eastAsia="Calibri" w:hAnsi="Calibri"/>
+                <w:b w:val="false"/>
+                <w:bCs w:val="false"/>
+                <w:sz w:val="18"/>
+                <w:szCs w:val="18"/>
+              </w:rPr>
+              <w:t>Toi : choisir la référence (1 yd par mph à 150 yd, ou garder le calcul actuel). Claude : ajuster le coefficient et la charte de vent.</w:t>
+            </w:r>
+          </w:p>
+        </w:tc>
+      </w:tr>
+      <w:tr>
+        <w:trPr>
+          <w:cantSplit/>
+        </w:trPr>
+        <w:tc>
+          <w:tcPr>
+            <w:tcW w:type="dxa" w:w="1500"/>
+            <w:tcBorders>
+              <w:top w:val="single" w:color="BFBFBF" w:sz="4"/>
+              <w:left w:val="single" w:color="BFBFBF" w:sz="4"/>
+              <w:bottom w:val="single" w:color="BFBFBF" w:sz="4"/>
+              <w:right w:val="single" w:color="BFBFBF" w:sz="4"/>
+            </w:tcBorders>
+            <w:tcMar>
+              <w:top w:type="dxa" w:w="70"/>
+              <w:left w:type="dxa" w:w="100"/>
+              <w:bottom w:type="dxa" w:w="70"/>
+              <w:right w:type="dxa" w:w="100"/>
+            </w:tcMar>
+            <w:vAlign w:val="top"/>
+          </w:tcPr>
+          <w:p>
+            <w:pPr>
+              <w:spacing w:after="0"/>
+            </w:pPr>
+            <w:r>
+              <w:rPr>
+                <w:rFonts w:ascii="Calibri" w:cs="Calibri" w:eastAsia="Calibri" w:hAnsi="Calibri"/>
+                <w:b/>
+                <w:bCs/>
+                <w:sz w:val="18"/>
+                <w:szCs w:val="18"/>
+              </w:rPr>
               <w:t>Fichiers inutiles</w:t>
             </w:r>
           </w:p>
@@ -9145,7 +9351,7 @@
                 <w:sz w:val="18"/>
                 <w:szCs w:val="18"/>
               </w:rPr>
-              <w:t xml:space="preserve">commun.js, putting.js, wedging.js, parcours-ui.js, gym.js</w:t>
+              <w:t xml:space="preserve">putting.js, wedging.js, parcours-ui.js, i18n-dict.js, index.html</w:t>
             </w:r>
           </w:p>
         </w:tc>
@@ -9178,7 +9384,7 @@
                 <w:sz w:val="18"/>
                 <w:szCs w:val="18"/>
               </w:rPr>
-              <w:t xml:space="preserve">Menus ⋯ des headers (Putting, Wedging, Parcours, Gym), réglages d'affichage dans une feuille qui monte du bas, enregistrés sur l'appareil. Gym : unité kg / lb, repos par défaut, programme en cours. Parcours : ordre des outils, unité m / yd, texte plus grand, contraste renforcé.</w:t>
+              <w:t xml:space="preserve">Menus ⋯ des headers (Putting, Wedging, Parcours), réglages d'affichage dans une feuille qui monte du bas, enregistrés sur l'appareil. Parcours : ordre des zones et des outils, unité m / yd, texte plus grand, contraste renforcé. Gym : réglé (testé par le propriétaire le 27/10/2026, affichage en lb arrondi au dixième). Nouveau le 27/10/2026 : repères du Fairway et du Green en chiffres ronds par unité, sans conversion ; vitesse du vent liée à l'unité (yd et mph, m et km/h) ; barre d'outils ajoutée dans Affichage &gt; Terrain.</w:t>
             </w:r>
           </w:p>
         </w:tc>
@@ -9280,213 +9486,7 @@
                 <w:sz w:val="18"/>
                 <w:szCs w:val="18"/>
               </w:rPr>
-              <w:t xml:space="preserve">Tester sur téléphone, en sombre et en clair : ouvrir chaque ⋯, changer chaque réglage, fermer et rouvrir. Gym : passer en lb, saisir une série, vérifier le récap, la progression et les objectifs. Parcours : texte plus grand et contraste, surtout les marques du Fairway et du Green. Wedging : « Voir mes analyses » et le pas de 10 m.</w:t>
-            </w:r>
-          </w:p>
-        </w:tc>
-      </w:tr>
-      <w:tr>
-        <w:trPr>
-          <w:cantSplit/>
-        </w:trPr>
-        <w:tc>
-          <w:tcPr>
-            <w:tcW w:type="dxa" w:w="1500"/>
-            <w:tcBorders>
-              <w:top w:val="single" w:color="BFBFBF" w:sz="4"/>
-              <w:left w:val="single" w:color="BFBFBF" w:sz="4"/>
-              <w:bottom w:val="single" w:color="BFBFBF" w:sz="4"/>
-              <w:right w:val="single" w:color="BFBFBF" w:sz="4"/>
-            </w:tcBorders>
-            <w:tcMar>
-              <w:top w:type="dxa" w:w="70"/>
-              <w:left w:type="dxa" w:w="100"/>
-              <w:bottom w:type="dxa" w:w="70"/>
-              <w:right w:type="dxa" w:w="100"/>
-            </w:tcMar>
-            <w:vAlign w:val="top"/>
-          </w:tcPr>
-          <w:p>
-            <w:pPr>
-              <w:spacing w:after="0"/>
-            </w:pPr>
-            <w:r>
-              <w:rPr>
-                <w:rFonts w:ascii="Calibri" w:cs="Calibri" w:eastAsia="Calibri" w:hAnsi="Calibri"/>
-                <w:b/>
-                <w:bCs/>
-                <w:sz w:val="18"/>
-                <w:szCs w:val="18"/>
-              </w:rPr>
-              <w:t xml:space="preserve">Wedging : reprise et Journal</w:t>
-            </w:r>
-          </w:p>
-        </w:tc>
-        <w:tc>
-          <w:tcPr>
-            <w:tcW w:type="dxa" w:w="2100"/>
-            <w:tcBorders>
-              <w:top w:val="single" w:color="BFBFBF" w:sz="4"/>
-              <w:left w:val="single" w:color="BFBFBF" w:sz="4"/>
-              <w:bottom w:val="single" w:color="BFBFBF" w:sz="4"/>
-              <w:right w:val="single" w:color="BFBFBF" w:sz="4"/>
-            </w:tcBorders>
-            <w:tcMar>
-              <w:top w:type="dxa" w:w="70"/>
-              <w:left w:type="dxa" w:w="100"/>
-              <w:bottom w:type="dxa" w:w="70"/>
-              <w:right w:type="dxa" w:w="100"/>
-            </w:tcMar>
-            <w:vAlign w:val="top"/>
-          </w:tcPr>
-          <w:p>
-            <w:pPr>
-              <w:spacing w:after="0"/>
-            </w:pPr>
-            <w:r>
-              <w:rPr>
-                <w:rFonts w:ascii="Calibri" w:cs="Calibri" w:eastAsia="Calibri" w:hAnsi="Calibri"/>
-                <w:b w:val="false"/>
-                <w:bCs w:val="false"/>
-                <w:sz w:val="18"/>
-                <w:szCs w:val="18"/>
-              </w:rPr>
-              <w:t xml:space="preserve">wedging.js, wedging.css</w:t>
-            </w:r>
-          </w:p>
-        </w:tc>
-        <w:tc>
-          <w:tcPr>
-            <w:tcW w:type="dxa" w:w="5600"/>
-            <w:tcBorders>
-              <w:top w:val="single" w:color="BFBFBF" w:sz="4"/>
-              <w:left w:val="single" w:color="BFBFBF" w:sz="4"/>
-              <w:bottom w:val="single" w:color="BFBFBF" w:sz="4"/>
-              <w:right w:val="single" w:color="BFBFBF" w:sz="4"/>
-            </w:tcBorders>
-            <w:tcMar>
-              <w:top w:type="dxa" w:w="70"/>
-              <w:left w:type="dxa" w:w="100"/>
-              <w:bottom w:type="dxa" w:w="70"/>
-              <w:right w:type="dxa" w:w="100"/>
-            </w:tcMar>
-            <w:vAlign w:val="top"/>
-          </w:tcPr>
-          <w:p>
-            <w:pPr>
-              <w:spacing w:after="0"/>
-            </w:pPr>
-            <w:r>
-              <w:rPr>
-                <w:rFonts w:ascii="Calibri" w:cs="Calibri" w:eastAsia="Calibri" w:hAnsi="Calibri"/>
-                <w:b w:val="false"/>
-                <w:bCs w:val="false"/>
-                <w:sz w:val="18"/>
-                <w:szCs w:val="18"/>
-              </w:rPr>
-              <w:t xml:space="preserve">Carte « À reprendre » en tête de Wedging &gt; Exercices ; historique du Journal regroupé par jour (Aujourd'hui, Hier, date, nombre de coups).</w:t>
-            </w:r>
-          </w:p>
-        </w:tc>
-        <w:tc>
-          <w:tcPr>
-            <w:tcW w:type="dxa" w:w="1100"/>
-            <w:tcBorders>
-              <w:top w:val="single" w:color="BFBFBF" w:sz="4"/>
-              <w:left w:val="single" w:color="BFBFBF" w:sz="4"/>
-              <w:bottom w:val="single" w:color="BFBFBF" w:sz="4"/>
-              <w:right w:val="single" w:color="BFBFBF" w:sz="4"/>
-            </w:tcBorders>
-            <w:shd w:fill="FFEB9C" w:color="auto" w:val="clear"/>
-            <w:tcMar>
-              <w:top w:type="dxa" w:w="70"/>
-              <w:left w:type="dxa" w:w="100"/>
-              <w:bottom w:type="dxa" w:w="70"/>
-              <w:right w:type="dxa" w:w="100"/>
-            </w:tcMar>
-            <w:vAlign w:val="center"/>
-          </w:tcPr>
-          <w:p>
-            <w:pPr>
-              <w:spacing w:after="0"/>
-              <w:jc w:val="center"/>
-            </w:pPr>
-            <w:r>
-              <w:rPr>
-                <w:rFonts w:ascii="Calibri" w:cs="Calibri" w:eastAsia="Calibri" w:hAnsi="Calibri"/>
-                <w:b/>
-                <w:bCs/>
-                <w:color w:val="7A4A00"/>
-                <w:sz w:val="18"/>
-                <w:szCs w:val="18"/>
-              </w:rPr>
-              <w:t xml:space="preserve">En cours</w:t>
-            </w:r>
-          </w:p>
-        </w:tc>
-        <w:tc>
-          <w:tcPr>
-            <w:tcW w:type="dxa" w:w="1700"/>
-            <w:tcBorders>
-              <w:top w:val="single" w:color="BFBFBF" w:sz="4"/>
-              <w:left w:val="single" w:color="BFBFBF" w:sz="4"/>
-              <w:bottom w:val="single" w:color="BFBFBF" w:sz="4"/>
-              <w:right w:val="single" w:color="BFBFBF" w:sz="4"/>
-            </w:tcBorders>
-            <w:tcMar>
-              <w:top w:type="dxa" w:w="70"/>
-              <w:left w:type="dxa" w:w="100"/>
-              <w:bottom w:type="dxa" w:w="70"/>
-              <w:right w:type="dxa" w:w="100"/>
-            </w:tcMar>
-            <w:vAlign w:val="top"/>
-          </w:tcPr>
-          <w:p>
-            <w:pPr>
-              <w:spacing w:after="0"/>
-            </w:pPr>
-            <w:r>
-              <w:rPr>
-                <w:rFonts w:ascii="Calibri" w:cs="Calibri" w:eastAsia="Calibri" w:hAnsi="Calibri"/>
-                <w:b w:val="false"/>
-                <w:bCs w:val="false"/>
-                <w:sz w:val="18"/>
-                <w:szCs w:val="18"/>
-              </w:rPr>
-              <w:t xml:space="preserve">Propriétaire</w:t>
-            </w:r>
-          </w:p>
-        </w:tc>
-        <w:tc>
-          <w:tcPr>
-            <w:tcW w:type="dxa" w:w="3398"/>
-            <w:tcBorders>
-              <w:top w:val="single" w:color="BFBFBF" w:sz="4"/>
-              <w:left w:val="single" w:color="BFBFBF" w:sz="4"/>
-              <w:bottom w:val="single" w:color="BFBFBF" w:sz="4"/>
-              <w:right w:val="single" w:color="BFBFBF" w:sz="4"/>
-            </w:tcBorders>
-            <w:tcMar>
-              <w:top w:type="dxa" w:w="70"/>
-              <w:left w:type="dxa" w:w="100"/>
-              <w:bottom w:type="dxa" w:w="70"/>
-              <w:right w:type="dxa" w:w="100"/>
-            </w:tcMar>
-            <w:vAlign w:val="top"/>
-          </w:tcPr>
-          <w:p>
-            <w:pPr>
-              <w:spacing w:after="0"/>
-            </w:pPr>
-            <w:r>
-              <w:rPr>
-                <w:rFonts w:ascii="Calibri" w:cs="Calibri" w:eastAsia="Calibri" w:hAnsi="Calibri"/>
-                <w:b w:val="false"/>
-                <w:bCs w:val="false"/>
-                <w:sz w:val="18"/>
-                <w:szCs w:val="18"/>
-              </w:rPr>
-              <w:t xml:space="preserve">Tester : quitter un exercice à moitié, vérifier la carte et Reprendre ; ajouter des coups et contrôler les groupes par date, la suppression d'un coup et les filtres.</w:t>
+              <w:t xml:space="preserve">Tester sur téléphone, en sombre et en clair : ouvrir chaque ⋯, changer chaque réglage, fermer et rouvrir. Parcours : passer de m à yd (bouton du Fairway, menu ⋯ ou bascule du calculateur) et vérifier les repères (Fairway 100, 150, 250, 350 yd ; Green 5, 15, 30 yd), l'unité de vitesse du vent (mph / km/h) et un calcul de vent (100 yd, 10 mph de face = 110 yd) ; monter et descendre la barre d'outils dans Affichage &gt; Terrain ; texte plus grand et contraste, surtout les marques du Fairway et du Green. Wedging : « Voir mes analyses » et le pas de 10 m.</w:t>
             </w:r>
           </w:p>
         </w:tc>
@@ -23092,7 +23092,7 @@
                 <w:sz w:val="18"/>
                 <w:szCs w:val="18"/>
               </w:rPr>
-              <w:t xml:space="preserve">Simulation (feuille, préférences, conversions kg / lb, paliers, ordre des outils)</w:t>
+              <w:t xml:space="preserve">Simulation (feuille, préférences, conversions kg / lb, paliers, ordre des outils). Gym : testé sur téléphone par le propriétaire le 27/10/2026 (affichage en lb arrondi au dixième).</w:t>
             </w:r>
           </w:p>
         </w:tc>
@@ -23438,7 +23438,7 @@
                 <w:sz w:val="18"/>
                 <w:szCs w:val="18"/>
               </w:rPr>
-              <w:t xml:space="preserve">Simulation</w:t>
+              <w:t xml:space="preserve">Simulation. Testé sur téléphone par le propriétaire le 27/10/2026.</w:t>
             </w:r>
           </w:p>
         </w:tc>
@@ -23611,7 +23611,7 @@
                 <w:sz w:val="18"/>
                 <w:szCs w:val="18"/>
               </w:rPr>
-              <w:t xml:space="preserve">Simulation</w:t>
+              <w:t xml:space="preserve">Simulation. Testé sur téléphone par le propriétaire le 27/10/2026.</w:t>
             </w:r>
           </w:p>
         </w:tc>
@@ -26034,6 +26034,179 @@
                 <w:szCs w:val="18"/>
               </w:rPr>
               <w:t>Lecture du code le 24/10/2026 (index.html, auth.js). Se connecter avec Apple ou Google reste possible plus tard : il faudrait un compte développeur Apple / Google.</w:t>
+            </w:r>
+          </w:p>
+        </w:tc>
+      </w:tr>
+      <w:tr>
+        <w:trPr>
+          <w:cantSplit/>
+        </w:trPr>
+        <w:tc>
+          <w:tcPr>
+            <w:tcW w:type="dxa" w:w="1700"/>
+            <w:tcBorders>
+              <w:top w:val="single" w:color="BFBFBF" w:sz="4"/>
+              <w:left w:val="single" w:color="BFBFBF" w:sz="4"/>
+              <w:bottom w:val="single" w:color="BFBFBF" w:sz="4"/>
+              <w:right w:val="single" w:color="BFBFBF" w:sz="4"/>
+            </w:tcBorders>
+            <w:tcMar>
+              <w:top w:type="dxa" w:w="70"/>
+              <w:left w:type="dxa" w:w="100"/>
+              <w:bottom w:type="dxa" w:w="70"/>
+              <w:right w:type="dxa" w:w="100"/>
+            </w:tcMar>
+            <w:vAlign w:val="top"/>
+          </w:tcPr>
+          <w:p>
+            <w:pPr>
+              <w:spacing w:after="0"/>
+            </w:pPr>
+            <w:r>
+              <w:rPr>
+                <w:rFonts w:ascii="Calibri" w:cs="Calibri" w:eastAsia="Calibri" w:hAnsi="Calibri"/>
+                <w:b/>
+                <w:bCs/>
+                <w:sz w:val="18"/>
+                <w:szCs w:val="18"/>
+              </w:rPr>
+              <w:t>41, 42 (Parcours)</w:t>
+            </w:r>
+          </w:p>
+        </w:tc>
+        <w:tc>
+          <w:tcPr>
+            <w:tcW w:type="dxa" w:w="2400"/>
+            <w:tcBorders>
+              <w:top w:val="single" w:color="BFBFBF" w:sz="4"/>
+              <w:left w:val="single" w:color="BFBFBF" w:sz="4"/>
+              <w:bottom w:val="single" w:color="BFBFBF" w:sz="4"/>
+              <w:right w:val="single" w:color="BFBFBF" w:sz="4"/>
+            </w:tcBorders>
+            <w:tcMar>
+              <w:top w:type="dxa" w:w="70"/>
+              <w:left w:type="dxa" w:w="100"/>
+              <w:bottom w:type="dxa" w:w="70"/>
+              <w:right w:type="dxa" w:w="100"/>
+            </w:tcMar>
+            <w:vAlign w:val="top"/>
+          </w:tcPr>
+          <w:p>
+            <w:pPr>
+              <w:spacing w:after="0"/>
+            </w:pPr>
+            <w:r>
+              <w:rPr>
+                <w:rFonts w:ascii="Calibri" w:cs="Calibri" w:eastAsia="Calibri" w:hAnsi="Calibri"/>
+                <w:b w:val="false"/>
+                <w:bCs w:val="false"/>
+                <w:sz w:val="18"/>
+                <w:szCs w:val="18"/>
+              </w:rPr>
+              <w:t>parcours-ui.js, i18n-dict.js, index.html</w:t>
+            </w:r>
+          </w:p>
+        </w:tc>
+        <w:tc>
+          <w:tcPr>
+            <w:tcW w:type="dxa" w:w="8000"/>
+            <w:tcBorders>
+              <w:top w:val="single" w:color="BFBFBF" w:sz="4"/>
+              <w:left w:val="single" w:color="BFBFBF" w:sz="4"/>
+              <w:bottom w:val="single" w:color="BFBFBF" w:sz="4"/>
+              <w:right w:val="single" w:color="BFBFBF" w:sz="4"/>
+            </w:tcBorders>
+            <w:tcMar>
+              <w:top w:type="dxa" w:w="70"/>
+              <w:left w:type="dxa" w:w="100"/>
+              <w:bottom w:type="dxa" w:w="70"/>
+              <w:right w:type="dxa" w:w="100"/>
+            </w:tcMar>
+            <w:vAlign w:val="top"/>
+          </w:tcPr>
+          <w:p>
+            <w:pPr>
+              <w:spacing w:after="0"/>
+            </w:pPr>
+            <w:r>
+              <w:rPr>
+                <w:rFonts w:ascii="Calibri" w:cs="Calibri" w:eastAsia="Calibri" w:hAnsi="Calibri"/>
+                <w:b w:val="false"/>
+                <w:bCs w:val="false"/>
+                <w:sz w:val="18"/>
+                <w:szCs w:val="18"/>
+              </w:rPr>
+              <w:t>Parcours, unités. (1) Fairway et Green : chiffres ronds par unité, sans conversion. Repères du Fairway 100, 150, 225, 300 m ou 100, 150, 250, 350 yd ; anneaux du Green 5, 15, 30+ dans les deux unités (trackDistance supprimée). (2) Une seule unité pour tout Parcours : setParcoursUnit() est l'unique point d'entrée (menu ⋯, bouton m / yd du Fairway et du Green, bascule des calculateurs) ; avant, le bouton m / yd du Fairway ne changeait pas l'unité des calculateurs, et inversement. (3) Vent : la vitesse suit l'unité (yd et mph, m et km/h, via speedToKmh) ; avant, la vitesse restait toujours lue en km/h : 20 saisi avec les yards comptait pour 20 km/h au lieu de 20 mph (+12,4 % au lieu de +20 % de face). La charte de vent (distances rondes de 50 à 250) et l'écran Écarts par direction suivent la même unité. (4) Menu ⋯ &gt; Affichage &gt; Terrain : « Barre d'outils » ajoutée au Green et au Fairway (monter, descendre, masquer) ; sans réglage enregistré, elle reste en bas comme avant. Textes traduits ajoutés (i18n-dict.js en ?v=5, parcours-ui.js en ?v=59).</w:t>
+            </w:r>
+          </w:p>
+        </w:tc>
+        <w:tc>
+          <w:tcPr>
+            <w:tcW w:type="dxa" w:w="1100"/>
+            <w:tcBorders>
+              <w:top w:val="single" w:color="BFBFBF" w:sz="4"/>
+              <w:left w:val="single" w:color="BFBFBF" w:sz="4"/>
+              <w:bottom w:val="single" w:color="BFBFBF" w:sz="4"/>
+              <w:right w:val="single" w:color="BFBFBF" w:sz="4"/>
+            </w:tcBorders>
+            <w:shd w:fill="C6EFCE" w:color="auto" w:val="clear"/>
+            <w:tcMar>
+              <w:top w:type="dxa" w:w="70"/>
+              <w:left w:type="dxa" w:w="100"/>
+              <w:bottom w:type="dxa" w:w="70"/>
+              <w:right w:type="dxa" w:w="100"/>
+            </w:tcMar>
+            <w:vAlign w:val="center"/>
+          </w:tcPr>
+          <w:p>
+            <w:pPr>
+              <w:spacing w:after="0"/>
+              <w:jc w:val="center"/>
+            </w:pPr>
+            <w:r>
+              <w:rPr>
+                <w:rFonts w:ascii="Calibri" w:cs="Calibri" w:eastAsia="Calibri" w:hAnsi="Calibri"/>
+                <w:b/>
+                <w:bCs/>
+                <w:color w:val="1E5E2A"/>
+                <w:sz w:val="18"/>
+                <w:szCs w:val="18"/>
+              </w:rPr>
+              <w:t>Terminé</w:t>
+            </w:r>
+          </w:p>
+        </w:tc>
+        <w:tc>
+          <w:tcPr>
+            <w:tcW w:type="dxa" w:w="2198"/>
+            <w:tcBorders>
+              <w:top w:val="single" w:color="BFBFBF" w:sz="4"/>
+              <w:left w:val="single" w:color="BFBFBF" w:sz="4"/>
+              <w:bottom w:val="single" w:color="BFBFBF" w:sz="4"/>
+              <w:right w:val="single" w:color="BFBFBF" w:sz="4"/>
+            </w:tcBorders>
+            <w:tcMar>
+              <w:top w:type="dxa" w:w="70"/>
+              <w:left w:type="dxa" w:w="100"/>
+              <w:bottom w:type="dxa" w:w="70"/>
+              <w:right w:type="dxa" w:w="100"/>
+            </w:tcMar>
+            <w:vAlign w:val="top"/>
+          </w:tcPr>
+          <w:p>
+            <w:pPr>
+              <w:spacing w:after="0"/>
+            </w:pPr>
+            <w:r>
+              <w:rPr>
+                <w:rFonts w:ascii="Calibri" w:cs="Calibri" w:eastAsia="Calibri" w:hAnsi="Calibri"/>
+                <w:b w:val="false"/>
+                <w:bCs w:val="false"/>
+                <w:sz w:val="18"/>
+                <w:szCs w:val="18"/>
+              </w:rPr>
+              <w:t>Simulation (jsdom), 35 contrôles : repères en m et en yd, bascule depuis les trois boutons, même résultat physique en m / km/h et en yd / mph (5 angles), 100 yd à 10 mph de face = 110 yd, charte et détail du vent, ordre et masquage de la barre, ancienne préférence sans « barre », menu ⋯ ; node --check, 0 erreur JS. Test sur téléphone : section 3.</w:t>
             </w:r>
           </w:p>
         </w:tc>

--- a/Suivi-des-bugs.docx
+++ b/Suivi-des-bugs.docx
@@ -844,7 +844,7 @@
                 <w:sz w:val="18"/>
                 <w:szCs w:val="18"/>
               </w:rPr>
-              <w:t>5</w:t>
+              <w:t>6</w:t>
             </w:r>
           </w:p>
         </w:tc>
@@ -1220,7 +1220,7 @@
                 <w:sz w:val="18"/>
                 <w:szCs w:val="18"/>
               </w:rPr>
-              <w:t>85</w:t>
+              <w:t>86</w:t>
             </w:r>
           </w:p>
         </w:tc>
@@ -9384,7 +9384,7 @@
                 <w:sz w:val="18"/>
                 <w:szCs w:val="18"/>
               </w:rPr>
-              <w:t xml:space="preserve">Menus ⋯ des headers (Putting, Wedging, Parcours), réglages d'affichage dans une feuille qui monte du bas, enregistrés sur l'appareil. Parcours : ordre des zones et des outils, unité m / yd, texte plus grand, contraste renforcé. Gym : réglé (testé par le propriétaire le 27/10/2026, affichage en lb arrondi au dixième). Nouveau le 27/10/2026 : repères du Fairway et du Green en chiffres ronds par unité, sans conversion ; vitesse du vent liée à l'unité (yd et mph, m et km/h) ; barre d'outils ajoutée dans Affichage &gt; Terrain.</w:t>
+              <w:t>Menus ⋯ des headers (Putting, Wedging, Parcours), réglages d'affichage dans une feuille qui monte du bas, enregistrés sur l'appareil. Parcours : ordre des zones et des outils, unité m / yd, texte plus grand, contraste renforcé. Gym : réglé (testé par le propriétaire le 27/10/2026, affichage en lb arrondi au dixième). Nouveau le 27/10/2026 : repères du Fairway et du Green en chiffres ronds par unité, sans conversion ; vitesse du vent liée à l'unité (yd et mph, m et km/h), remplacée le 27/10/2026 par une unité de vitesse indépendante (ligne « Unités : Menu et Parcours ») ; barre d'outils ajoutée dans Affichage &gt; Terrain.</w:t>
             </w:r>
           </w:p>
         </w:tc>
@@ -9486,7 +9486,213 @@
                 <w:sz w:val="18"/>
                 <w:szCs w:val="18"/>
               </w:rPr>
-              <w:t xml:space="preserve">Tester sur téléphone, en sombre et en clair : ouvrir chaque ⋯, changer chaque réglage, fermer et rouvrir. Parcours : passer de m à yd (bouton du Fairway, menu ⋯ ou bascule du calculateur) et vérifier les repères (Fairway 100, 150, 250, 350 yd ; Green 5, 15, 30 yd), l'unité de vitesse du vent (mph / km/h) et un calcul de vent (100 yd, 10 mph de face = 110 yd) ; monter et descendre la barre d'outils dans Affichage &gt; Terrain ; texte plus grand et contraste, surtout les marques du Fairway et du Green. Wedging : « Voir mes analyses » et le pas de 10 m.</w:t>
+              <w:t>Tester sur téléphone, en sombre et en clair : ouvrir chaque ⋯, changer chaque réglage, fermer et rouvrir. Parcours : passer de m à yd (bouton du Fairway, menu ⋯ ou bascule du calculateur) et vérifier les repères (Fairway 100, 150, 250, 350 yd ; Green 5, 15, 30 yd), l'unité de vitesse du vent (voir la ligne « Unités : Menu et Parcours ») et un calcul de vent (yd et mph : 100 yd, 10 mph de face = 110 yd) ; monter et descendre la barre d'outils dans Affichage &gt; Terrain ; texte plus grand et contraste, surtout les marques du Fairway et du Green. Wedging : « Voir mes analyses » et le pas de 10 m.</w:t>
+            </w:r>
+          </w:p>
+        </w:tc>
+      </w:tr>
+      <w:tr>
+        <w:trPr>
+          <w:cantSplit/>
+        </w:trPr>
+        <w:tc>
+          <w:tcPr>
+            <w:tcW w:type="dxa" w:w="1500"/>
+            <w:tcBorders>
+              <w:top w:val="single" w:color="BFBFBF" w:sz="4"/>
+              <w:left w:val="single" w:color="BFBFBF" w:sz="4"/>
+              <w:bottom w:val="single" w:color="BFBFBF" w:sz="4"/>
+              <w:right w:val="single" w:color="BFBFBF" w:sz="4"/>
+            </w:tcBorders>
+            <w:tcMar>
+              <w:top w:type="dxa" w:w="70"/>
+              <w:left w:type="dxa" w:w="100"/>
+              <w:bottom w:type="dxa" w:w="70"/>
+              <w:right w:type="dxa" w:w="100"/>
+            </w:tcMar>
+            <w:vAlign w:val="top"/>
+          </w:tcPr>
+          <w:p>
+            <w:pPr>
+              <w:spacing w:after="0"/>
+            </w:pPr>
+            <w:r>
+              <w:rPr>
+                <w:rFonts w:ascii="Calibri" w:cs="Calibri" w:eastAsia="Calibri" w:hAnsi="Calibri"/>
+                <w:b/>
+                <w:bCs/>
+                <w:sz w:val="18"/>
+                <w:szCs w:val="18"/>
+              </w:rPr>
+              <w:t>Unités : Menu et Parcours</w:t>
+            </w:r>
+          </w:p>
+        </w:tc>
+        <w:tc>
+          <w:tcPr>
+            <w:tcW w:type="dxa" w:w="2100"/>
+            <w:tcBorders>
+              <w:top w:val="single" w:color="BFBFBF" w:sz="4"/>
+              <w:left w:val="single" w:color="BFBFBF" w:sz="4"/>
+              <w:bottom w:val="single" w:color="BFBFBF" w:sz="4"/>
+              <w:right w:val="single" w:color="BFBFBF" w:sz="4"/>
+            </w:tcBorders>
+            <w:tcMar>
+              <w:top w:type="dxa" w:w="70"/>
+              <w:left w:type="dxa" w:w="100"/>
+              <w:bottom w:type="dxa" w:w="70"/>
+              <w:right w:type="dxa" w:w="100"/>
+            </w:tcMar>
+            <w:vAlign w:val="top"/>
+          </w:tcPr>
+          <w:p>
+            <w:pPr>
+              <w:spacing w:after="0"/>
+            </w:pPr>
+            <w:r>
+              <w:rPr>
+                <w:rFonts w:ascii="Calibri" w:cs="Calibri" w:eastAsia="Calibri" w:hAnsi="Calibri"/>
+                <w:b w:val="false"/>
+                <w:bCs w:val="false"/>
+                <w:sz w:val="18"/>
+                <w:szCs w:val="18"/>
+              </w:rPr>
+              <w:t>menu.js, parcours-ui.js, parcours-ui.css, i18n-dict.js, index.html</w:t>
+            </w:r>
+          </w:p>
+        </w:tc>
+        <w:tc>
+          <w:tcPr>
+            <w:tcW w:type="dxa" w:w="5600"/>
+            <w:tcBorders>
+              <w:top w:val="single" w:color="BFBFBF" w:sz="4"/>
+              <w:left w:val="single" w:color="BFBFBF" w:sz="4"/>
+              <w:bottom w:val="single" w:color="BFBFBF" w:sz="4"/>
+              <w:right w:val="single" w:color="BFBFBF" w:sz="4"/>
+            </w:tcBorders>
+            <w:tcMar>
+              <w:top w:type="dxa" w:w="70"/>
+              <w:left w:type="dxa" w:w="100"/>
+              <w:bottom w:type="dxa" w:w="70"/>
+              <w:right w:type="dxa" w:w="100"/>
+            </w:tcMar>
+            <w:vAlign w:val="top"/>
+          </w:tcPr>
+          <w:p>
+            <w:pPr>
+              <w:spacing w:after="0"/>
+            </w:pPr>
+            <w:r>
+              <w:rPr>
+                <w:rFonts w:ascii="Calibri" w:cs="Calibri" w:eastAsia="Calibri" w:hAnsi="Calibri"/>
+                <w:b w:val="false"/>
+                <w:bCs w:val="false"/>
+                <w:sz w:val="18"/>
+                <w:szCs w:val="18"/>
+              </w:rPr>
+              <w:t>Menu &gt; Unité utilisée : un seul encadré pour la distance (m / yd), la vitesse du vent (km/h / mph), l'unité du radar et la température (°C / °F). Parcours lit ces unités dans Menu : la vitesse du vent est indépendante de la distance (km/h avec des yards, mph avec des mètres) et se change aussi dans le menu ⋯ de Parcours, le calculateur de vent et la charte de vent. La température de référence est enregistrée en °C et saisie / affichée dans l'unité choisie. Les anciens encadrés « Unité de distance » et « Unités de vitesse » (dont « Unité affichée », qui ne servait à rien) sont supprimés. Attention : l'unité de distance de Parcours n'a plus de réglage propre, elle est celle de Menu ; un appareil qui avait des yards dans Parcours mais des mètres dans Menu repasse en mètres. Changer d'unité (depuis Menu, le Fairway ou un calculateur) convertit aussi les distances des clubs de Menu &gt; Mes distances. Le poids de Gym (kg / lb) reste dans le menu de Gym : il n'est modifiable que hors séance, ce que Menu ne pourrait pas garantir.</w:t>
+            </w:r>
+          </w:p>
+        </w:tc>
+        <w:tc>
+          <w:tcPr>
+            <w:tcW w:type="dxa" w:w="1100"/>
+            <w:tcBorders>
+              <w:top w:val="single" w:color="BFBFBF" w:sz="4"/>
+              <w:left w:val="single" w:color="BFBFBF" w:sz="4"/>
+              <w:bottom w:val="single" w:color="BFBFBF" w:sz="4"/>
+              <w:right w:val="single" w:color="BFBFBF" w:sz="4"/>
+            </w:tcBorders>
+            <w:shd w:fill="FFEB9C" w:color="auto" w:val="clear"/>
+            <w:tcMar>
+              <w:top w:type="dxa" w:w="70"/>
+              <w:left w:type="dxa" w:w="100"/>
+              <w:bottom w:type="dxa" w:w="70"/>
+              <w:right w:type="dxa" w:w="100"/>
+            </w:tcMar>
+            <w:vAlign w:val="center"/>
+          </w:tcPr>
+          <w:p>
+            <w:pPr>
+              <w:spacing w:after="0"/>
+              <w:jc w:val="center"/>
+            </w:pPr>
+            <w:r>
+              <w:rPr>
+                <w:rFonts w:ascii="Calibri" w:cs="Calibri" w:eastAsia="Calibri" w:hAnsi="Calibri"/>
+                <w:b/>
+                <w:bCs/>
+                <w:color w:val="7A4A00"/>
+                <w:sz w:val="18"/>
+                <w:szCs w:val="18"/>
+              </w:rPr>
+              <w:t>En cours</w:t>
+            </w:r>
+          </w:p>
+        </w:tc>
+        <w:tc>
+          <w:tcPr>
+            <w:tcW w:type="dxa" w:w="1700"/>
+            <w:tcBorders>
+              <w:top w:val="single" w:color="BFBFBF" w:sz="4"/>
+              <w:left w:val="single" w:color="BFBFBF" w:sz="4"/>
+              <w:bottom w:val="single" w:color="BFBFBF" w:sz="4"/>
+              <w:right w:val="single" w:color="BFBFBF" w:sz="4"/>
+            </w:tcBorders>
+            <w:tcMar>
+              <w:top w:type="dxa" w:w="70"/>
+              <w:left w:type="dxa" w:w="100"/>
+              <w:bottom w:type="dxa" w:w="70"/>
+              <w:right w:type="dxa" w:w="100"/>
+            </w:tcMar>
+            <w:vAlign w:val="top"/>
+          </w:tcPr>
+          <w:p>
+            <w:pPr>
+              <w:spacing w:after="0"/>
+            </w:pPr>
+            <w:r>
+              <w:rPr>
+                <w:rFonts w:ascii="Calibri" w:cs="Calibri" w:eastAsia="Calibri" w:hAnsi="Calibri"/>
+                <w:b w:val="false"/>
+                <w:bCs w:val="false"/>
+                <w:sz w:val="18"/>
+                <w:szCs w:val="18"/>
+              </w:rPr>
+              <w:t>Propriétaire</w:t>
+            </w:r>
+          </w:p>
+        </w:tc>
+        <w:tc>
+          <w:tcPr>
+            <w:tcW w:type="dxa" w:w="3398"/>
+            <w:tcBorders>
+              <w:top w:val="single" w:color="BFBFBF" w:sz="4"/>
+              <w:left w:val="single" w:color="BFBFBF" w:sz="4"/>
+              <w:bottom w:val="single" w:color="BFBFBF" w:sz="4"/>
+              <w:right w:val="single" w:color="BFBFBF" w:sz="4"/>
+            </w:tcBorders>
+            <w:tcMar>
+              <w:top w:type="dxa" w:w="70"/>
+              <w:left w:type="dxa" w:w="100"/>
+              <w:bottom w:type="dxa" w:w="70"/>
+              <w:right w:type="dxa" w:w="100"/>
+            </w:tcMar>
+            <w:vAlign w:val="top"/>
+          </w:tcPr>
+          <w:p>
+            <w:pPr>
+              <w:spacing w:after="0"/>
+            </w:pPr>
+            <w:r>
+              <w:rPr>
+                <w:rFonts w:ascii="Calibri" w:cs="Calibri" w:eastAsia="Calibri" w:hAnsi="Calibri"/>
+                <w:b w:val="false"/>
+                <w:bCs w:val="false"/>
+                <w:sz w:val="18"/>
+                <w:szCs w:val="18"/>
+              </w:rPr>
+              <w:t>Tester sur téléphone : Menu &gt; Unité utilisée (4 lignes, plus aucun autre encadré d'unités). Parcours : choisir m + mph puis yd + km/h (menu ⋯, bascule du calculateur de vent) et contrôler le calcul (150 m, 20 mph de face = 180 m ; 150 yd, 20 km/h de face = 169 yd ; 100 yd, 10 mph de face = 110 yd), la charte et les écarts par direction ; vérifier que le bouton m / yd du Fairway change aussi l'unité dans Menu. Menu &gt; Conditions de référence : passer en Fahrenheit, 20 °C doit afficher 68 °F ; saisir 86 °F puis repasser en Celsius doit afficher 30 °C. Dire si la ligne de vitesse déborde dans le calculateur de vent sur un petit écran.</w:t>
             </w:r>
           </w:p>
         </w:tc>
@@ -26137,7 +26343,7 @@
                 <w:sz w:val="18"/>
                 <w:szCs w:val="18"/>
               </w:rPr>
-              <w:t>Parcours, unités. (1) Fairway et Green : chiffres ronds par unité, sans conversion. Repères du Fairway 100, 150, 225, 300 m ou 100, 150, 250, 350 yd ; anneaux du Green 5, 15, 30+ dans les deux unités (trackDistance supprimée). (2) Une seule unité pour tout Parcours : setParcoursUnit() est l'unique point d'entrée (menu ⋯, bouton m / yd du Fairway et du Green, bascule des calculateurs) ; avant, le bouton m / yd du Fairway ne changeait pas l'unité des calculateurs, et inversement. (3) Vent : la vitesse suit l'unité (yd et mph, m et km/h, via speedToKmh) ; avant, la vitesse restait toujours lue en km/h : 20 saisi avec les yards comptait pour 20 km/h au lieu de 20 mph (+12,4 % au lieu de +20 % de face). La charte de vent (distances rondes de 50 à 250) et l'écran Écarts par direction suivent la même unité. (4) Menu ⋯ &gt; Affichage &gt; Terrain : « Barre d'outils » ajoutée au Green et au Fairway (monter, descendre, masquer) ; sans réglage enregistré, elle reste en bas comme avant. Textes traduits ajoutés (i18n-dict.js en ?v=5, parcours-ui.js en ?v=59).</w:t>
+              <w:t>Parcours, unités. (1) Fairway et Green : chiffres ronds par unité, sans conversion. Repères du Fairway 100, 150, 225, 300 m ou 100, 150, 250, 350 yd ; anneaux du Green 5, 15, 30+ dans les deux unités (trackDistance supprimée). (2) Une seule unité pour tout Parcours : setParcoursUnit() est l'unique point d'entrée (menu ⋯, bouton m / yd du Fairway et du Green, bascule des calculateurs) ; avant, le bouton m / yd du Fairway ne changeait pas l'unité des calculateurs, et inversement. (3) Vent (remplacé le 27/10/2026 par des unités indépendantes, voir la ligne « Unités : Menu et Parcours ») : la vitesse suivait l'unité (yd et mph, m et km/h, via speedToKmh) ; avant, la vitesse restait toujours lue en km/h : 20 saisi avec les yards comptait pour 20 km/h au lieu de 20 mph (+12,4 % au lieu de +20 % de face). La charte de vent (distances rondes de 50 à 250) et l'écran Écarts par direction suivent la même unité. (4) Menu ⋯ &gt; Affichage &gt; Terrain : « Barre d'outils » ajoutée au Green et au Fairway (monter, descendre, masquer) ; sans réglage enregistré, elle reste en bas comme avant. Textes traduits ajoutés (i18n-dict.js en ?v=5, parcours-ui.js en ?v=59).</w:t>
             </w:r>
           </w:p>
         </w:tc>
@@ -26207,6 +26413,179 @@
                 <w:szCs w:val="18"/>
               </w:rPr>
               <w:t>Simulation (jsdom), 35 contrôles : repères en m et en yd, bascule depuis les trois boutons, même résultat physique en m / km/h et en yd / mph (5 angles), 100 yd à 10 mph de face = 110 yd, charte et détail du vent, ordre et masquage de la barre, ancienne préférence sans « barre », menu ⋯ ; node --check, 0 erreur JS. Test sur téléphone : section 3.</w:t>
+            </w:r>
+          </w:p>
+        </w:tc>
+      </w:tr>
+      <w:tr>
+        <w:trPr>
+          <w:cantSplit/>
+        </w:trPr>
+        <w:tc>
+          <w:tcPr>
+            <w:tcW w:type="dxa" w:w="1700"/>
+            <w:tcBorders>
+              <w:top w:val="single" w:color="BFBFBF" w:sz="4"/>
+              <w:left w:val="single" w:color="BFBFBF" w:sz="4"/>
+              <w:bottom w:val="single" w:color="BFBFBF" w:sz="4"/>
+              <w:right w:val="single" w:color="BFBFBF" w:sz="4"/>
+            </w:tcBorders>
+            <w:tcMar>
+              <w:top w:type="dxa" w:w="70"/>
+              <w:left w:type="dxa" w:w="100"/>
+              <w:bottom w:type="dxa" w:w="70"/>
+              <w:right w:type="dxa" w:w="100"/>
+            </w:tcMar>
+            <w:vAlign w:val="top"/>
+          </w:tcPr>
+          <w:p>
+            <w:pPr>
+              <w:spacing w:after="0"/>
+            </w:pPr>
+            <w:r>
+              <w:rPr>
+                <w:rFonts w:ascii="Calibri" w:cs="Calibri" w:eastAsia="Calibri" w:hAnsi="Calibri"/>
+                <w:b/>
+                <w:bCs/>
+                <w:sz w:val="18"/>
+                <w:szCs w:val="18"/>
+              </w:rPr>
+              <w:t>—</w:t>
+            </w:r>
+          </w:p>
+        </w:tc>
+        <w:tc>
+          <w:tcPr>
+            <w:tcW w:type="dxa" w:w="2400"/>
+            <w:tcBorders>
+              <w:top w:val="single" w:color="BFBFBF" w:sz="4"/>
+              <w:left w:val="single" w:color="BFBFBF" w:sz="4"/>
+              <w:bottom w:val="single" w:color="BFBFBF" w:sz="4"/>
+              <w:right w:val="single" w:color="BFBFBF" w:sz="4"/>
+            </w:tcBorders>
+            <w:tcMar>
+              <w:top w:type="dxa" w:w="70"/>
+              <w:left w:type="dxa" w:w="100"/>
+              <w:bottom w:type="dxa" w:w="70"/>
+              <w:right w:type="dxa" w:w="100"/>
+            </w:tcMar>
+            <w:vAlign w:val="top"/>
+          </w:tcPr>
+          <w:p>
+            <w:pPr>
+              <w:spacing w:after="0"/>
+            </w:pPr>
+            <w:r>
+              <w:rPr>
+                <w:rFonts w:ascii="Calibri" w:cs="Calibri" w:eastAsia="Calibri" w:hAnsi="Calibri"/>
+                <w:b w:val="false"/>
+                <w:bCs w:val="false"/>
+                <w:sz w:val="18"/>
+                <w:szCs w:val="18"/>
+              </w:rPr>
+              <w:t>menu.js, parcours-ui.js, parcours-ui.css, i18n-dict.js, index.html</w:t>
+            </w:r>
+          </w:p>
+        </w:tc>
+        <w:tc>
+          <w:tcPr>
+            <w:tcW w:type="dxa" w:w="8000"/>
+            <w:tcBorders>
+              <w:top w:val="single" w:color="BFBFBF" w:sz="4"/>
+              <w:left w:val="single" w:color="BFBFBF" w:sz="4"/>
+              <w:bottom w:val="single" w:color="BFBFBF" w:sz="4"/>
+              <w:right w:val="single" w:color="BFBFBF" w:sz="4"/>
+            </w:tcBorders>
+            <w:tcMar>
+              <w:top w:type="dxa" w:w="70"/>
+              <w:left w:type="dxa" w:w="100"/>
+              <w:bottom w:type="dxa" w:w="70"/>
+              <w:right w:type="dxa" w:w="100"/>
+            </w:tcMar>
+            <w:vAlign w:val="top"/>
+          </w:tcPr>
+          <w:p>
+            <w:pPr>
+              <w:spacing w:after="0"/>
+            </w:pPr>
+            <w:r>
+              <w:rPr>
+                <w:rFonts w:ascii="Calibri" w:cs="Calibri" w:eastAsia="Calibri" w:hAnsi="Calibri"/>
+                <w:b w:val="false"/>
+                <w:bCs w:val="false"/>
+                <w:sz w:val="18"/>
+                <w:szCs w:val="18"/>
+              </w:rPr>
+              <w:t>Unités. (1) Menu : un seul encadré « Unité utilisée » (distance, vitesse du vent, radar, température) à la place de « Unité de distance », « Unités de vitesse » et de la ligne de température de « Conditions de référence ». (2) Vitesse du vent liée au réglage de Menu (windSpeedUnit, km/h ou mph) et non plus à la distance : les quatre combinaisons m / yd et km/h / mph fonctionnent ; chaque valeur est convertie avec sa propre unité (distanceToMeters, speedToKmh) puis le résultat est reconverti en distance. Tant que la vitesse n'a jamais été choisie, elle suit la distance comme avant, puis se fige dès que la distance change. Bascule km/h / mph ajoutée dans le calculateur et la charte de vent, et section Unité du menu ⋯ de Parcours. (3) Une seule source pour la distance : Parcours lit et écrit settings.distanceUnit de Menu via window.MenuData (les copies golfevolution_parcours_settings et golfevolution_parcours_fairway_unit ne servent plus que de secours). (4) Température : réglage temperatureUnit (°C / °F) ; temperatureC reste stockée en °C, conversion à l'affichage et à la saisie (70 °F = 21,11 °C, affiché 70 °F). menu.js en ?v=65, parcours-ui.js en ?v=60, parcours-ui.css en ?v=55, i18n-dict.js en ?v=6.</w:t>
+            </w:r>
+          </w:p>
+        </w:tc>
+        <w:tc>
+          <w:tcPr>
+            <w:tcW w:type="dxa" w:w="1100"/>
+            <w:tcBorders>
+              <w:top w:val="single" w:color="BFBFBF" w:sz="4"/>
+              <w:left w:val="single" w:color="BFBFBF" w:sz="4"/>
+              <w:bottom w:val="single" w:color="BFBFBF" w:sz="4"/>
+              <w:right w:val="single" w:color="BFBFBF" w:sz="4"/>
+            </w:tcBorders>
+            <w:shd w:fill="C6EFCE" w:color="auto" w:val="clear"/>
+            <w:tcMar>
+              <w:top w:type="dxa" w:w="70"/>
+              <w:left w:type="dxa" w:w="100"/>
+              <w:bottom w:type="dxa" w:w="70"/>
+              <w:right w:type="dxa" w:w="100"/>
+            </w:tcMar>
+            <w:vAlign w:val="center"/>
+          </w:tcPr>
+          <w:p>
+            <w:pPr>
+              <w:spacing w:after="0"/>
+              <w:jc w:val="center"/>
+            </w:pPr>
+            <w:r>
+              <w:rPr>
+                <w:rFonts w:ascii="Calibri" w:cs="Calibri" w:eastAsia="Calibri" w:hAnsi="Calibri"/>
+                <w:b/>
+                <w:bCs/>
+                <w:color w:val="1E5E2A"/>
+                <w:sz w:val="18"/>
+                <w:szCs w:val="18"/>
+              </w:rPr>
+              <w:t>Terminé</w:t>
+            </w:r>
+          </w:p>
+        </w:tc>
+        <w:tc>
+          <w:tcPr>
+            <w:tcW w:type="dxa" w:w="2198"/>
+            <w:tcBorders>
+              <w:top w:val="single" w:color="BFBFBF" w:sz="4"/>
+              <w:left w:val="single" w:color="BFBFBF" w:sz="4"/>
+              <w:bottom w:val="single" w:color="BFBFBF" w:sz="4"/>
+              <w:right w:val="single" w:color="BFBFBF" w:sz="4"/>
+            </w:tcBorders>
+            <w:tcMar>
+              <w:top w:type="dxa" w:w="70"/>
+              <w:left w:type="dxa" w:w="100"/>
+              <w:bottom w:type="dxa" w:w="70"/>
+              <w:right w:type="dxa" w:w="100"/>
+            </w:tcMar>
+            <w:vAlign w:val="top"/>
+          </w:tcPr>
+          <w:p>
+            <w:pPr>
+              <w:spacing w:after="0"/>
+            </w:pPr>
+            <w:r>
+              <w:rPr>
+                <w:rFonts w:ascii="Calibri" w:cs="Calibri" w:eastAsia="Calibri" w:hAnsi="Calibri"/>
+                <w:b w:val="false"/>
+                <w:bCs w:val="false"/>
+                <w:sz w:val="18"/>
+                <w:szCs w:val="18"/>
+              </w:rPr>
+              <w:t>Simulation (jsdom) : calcul du vent dans les 4 combinaisons (150 m, 20 km/h = 169 m ; 150 m, 20 mph = 180 m ; 150 yd, 20 km/h = 169 yd ; 150 yd, 20 mph = 180 yd ; 100 yd, 10 mph = 110 yd), synchronisation Menu &lt;-&gt; Parcours, figeage de la vitesse au changement de distance, 20 °C = 68 °F, 86 °F = 30 °C, un seul encadré d'unités dans Menu, bascule présente dans les deux modales ; node --check. Test sur téléphone : section 3.</w:t>
             </w:r>
           </w:p>
         </w:tc>

--- a/Suivi-des-bugs.docx
+++ b/Suivi-des-bugs.docx
@@ -844,7 +844,7 @@
                 <w:sz w:val="18"/>
                 <w:szCs w:val="18"/>
               </w:rPr>
-              <w:t>6</w:t>
+              <w:t>7</w:t>
             </w:r>
           </w:p>
         </w:tc>
@@ -1220,7 +1220,7 @@
                 <w:sz w:val="18"/>
                 <w:szCs w:val="18"/>
               </w:rPr>
-              <w:t>86</w:t>
+              <w:t>87</w:t>
             </w:r>
           </w:p>
         </w:tc>
@@ -9590,7 +9590,7 @@
                 <w:sz w:val="18"/>
                 <w:szCs w:val="18"/>
               </w:rPr>
-              <w:t>Menu &gt; Unité utilisée : un seul encadré pour la distance (m / yd), la vitesse du vent (km/h / mph), l'unité du radar et la température (°C / °F). Parcours lit ces unités dans Menu : la vitesse du vent est indépendante de la distance (km/h avec des yards, mph avec des mètres) et se change aussi dans le menu ⋯ de Parcours, le calculateur de vent et la charte de vent. La température de référence est enregistrée en °C et saisie / affichée dans l'unité choisie. Les anciens encadrés « Unité de distance » et « Unités de vitesse » (dont « Unité affichée », qui ne servait à rien) sont supprimés. Attention : l'unité de distance de Parcours n'a plus de réglage propre, elle est celle de Menu ; un appareil qui avait des yards dans Parcours mais des mètres dans Menu repasse en mètres. Changer d'unité (depuis Menu, le Fairway ou un calculateur) convertit aussi les distances des clubs de Menu &gt; Mes distances. Le poids de Gym (kg / lb) reste dans le menu de Gym : il n'est modifiable que hors séance, ce que Menu ne pourrait pas garantir.</w:t>
+              <w:t>Menu &gt; Unité utilisée : un seul encadré pour la distance (m / yd), la vitesse du vent (km/h / mph), l'unité du radar et la température (°C / °F). Parcours lit ces unités dans Menu : la vitesse du vent est indépendante de la distance (km/h avec des yards, mph avec des mètres) et se change aussi dans le menu ⋯ de Parcours, le calculateur de vent et la charte de vent. La température de référence est enregistrée en °C et saisie / affichée dans l'unité choisie. Les anciens encadrés « Unité de distance » et « Unités de vitesse » (dont « Unité affichée », qui ne servait à rien) sont supprimés. Attention : l'unité de distance de Parcours n'a plus de réglage propre, elle est celle de Menu ; un appareil qui avait des yards dans Parcours mais des mètres dans Menu repasse en mètres. Changer d'unité (depuis Menu, le Fairway ou un calculateur) convertit aussi les distances des clubs de Menu &gt; Mes distances. Le poids de Gym (kg / lb) reste dans le menu de Gym : il n'est modifiable que hors séance, ce que Menu ne pourrait pas garantir. Mise à jour 2 : changer l'unité de distance dans Menu redessine aussi le Fairway et le Green (avant, seules les modales suivaient). Wedging suit maintenant l'unité de Menu partout : paliers de distance, distances finales saisies, distances et rayons des exercices, séances, récapitulatifs, graphes et analyses ; les données restent enregistrées en mètres et seules la saisie et l'affichage changent d'unité (40 yd saisis = 36,58 m enregistrés). En yards les paliers sont arrondis pour rester contigus (33-37, 38-43, ... 115-120 yd). Stats n'a pas été modifié.</w:t>
             </w:r>
           </w:p>
         </w:tc>
@@ -9692,7 +9692,213 @@
                 <w:sz w:val="18"/>
                 <w:szCs w:val="18"/>
               </w:rPr>
-              <w:t>Tester sur téléphone : Menu &gt; Unité utilisée (4 lignes, plus aucun autre encadré d'unités). Parcours : choisir m + mph puis yd + km/h (menu ⋯, bascule du calculateur de vent) et contrôler le calcul (150 m, 20 mph de face = 180 m ; 150 yd, 20 km/h de face = 169 yd ; 100 yd, 10 mph de face = 110 yd), la charte et les écarts par direction ; vérifier que le bouton m / yd du Fairway change aussi l'unité dans Menu. Menu &gt; Conditions de référence : passer en Fahrenheit, 20 °C doit afficher 68 °F ; saisir 86 °F puis repasser en Celsius doit afficher 30 °C. Dire si la ligne de vitesse déborde dans le calculateur de vent sur un petit écran.</w:t>
+              <w:t>Tester sur téléphone : Menu &gt; Unité utilisée (4 lignes, plus aucun autre encadré d'unités). Parcours : choisir m + mph puis yd + km/h (menu ⋯, bascule du calculateur de vent) et contrôler le calcul (150 m, 20 mph de face = 180 m ; 150 yd, 20 km/h de face = 169 yd ; 100 yd, 10 mph de face = 110 yd), la charte et les écarts par direction ; vérifier que le bouton m / yd du Fairway change aussi l'unité dans Menu. Menu &gt; Conditions de référence : passer en Fahrenheit, 20 °C doit afficher 68 °F ; saisir 86 °F puis repasser en Celsius doit afficher 30 °C. Dire si la ligne de vitesse déborde dans le calculateur de vent sur un petit écran. Wedging : passer en yards dans Menu, puis contrôler les paliers du Journal, la saisie d'une distance finale (40 yd), un exercice en distance libre (saisie et graphe), le rayon d'un exercice, les écarts de Distance et de Dispersion, le menu ⋯ (taille des paliers) ; repasser en mètres : les valeurs d'origine reviennent. Fairway et Green : changer l'unité depuis Menu puis ouvrir Parcours, les encadrés doivent déjà être dans la bonne unité.</w:t>
+            </w:r>
+          </w:p>
+        </w:tc>
+      </w:tr>
+      <w:tr>
+        <w:trPr>
+          <w:cantSplit/>
+        </w:trPr>
+        <w:tc>
+          <w:tcPr>
+            <w:tcW w:type="dxa" w:w="1500"/>
+            <w:tcBorders>
+              <w:top w:val="single" w:color="BFBFBF" w:sz="4"/>
+              <w:left w:val="single" w:color="BFBFBF" w:sz="4"/>
+              <w:bottom w:val="single" w:color="BFBFBF" w:sz="4"/>
+              <w:right w:val="single" w:color="BFBFBF" w:sz="4"/>
+            </w:tcBorders>
+            <w:tcMar>
+              <w:top w:type="dxa" w:w="70"/>
+              <w:left w:type="dxa" w:w="100"/>
+              <w:bottom w:type="dxa" w:w="70"/>
+              <w:right w:type="dxa" w:w="100"/>
+            </w:tcMar>
+            <w:vAlign w:val="top"/>
+          </w:tcPr>
+          <w:p>
+            <w:pPr>
+              <w:spacing w:after="0"/>
+            </w:pPr>
+            <w:r>
+              <w:rPr>
+                <w:rFonts w:ascii="Calibri" w:cs="Calibri" w:eastAsia="Calibri" w:hAnsi="Calibri"/>
+                <w:b/>
+                <w:bCs/>
+                <w:sz w:val="18"/>
+                <w:szCs w:val="18"/>
+              </w:rPr>
+              <w:t>Gym : unité en direct</w:t>
+            </w:r>
+          </w:p>
+        </w:tc>
+        <w:tc>
+          <w:tcPr>
+            <w:tcW w:type="dxa" w:w="2100"/>
+            <w:tcBorders>
+              <w:top w:val="single" w:color="BFBFBF" w:sz="4"/>
+              <w:left w:val="single" w:color="BFBFBF" w:sz="4"/>
+              <w:bottom w:val="single" w:color="BFBFBF" w:sz="4"/>
+              <w:right w:val="single" w:color="BFBFBF" w:sz="4"/>
+            </w:tcBorders>
+            <w:tcMar>
+              <w:top w:type="dxa" w:w="70"/>
+              <w:left w:type="dxa" w:w="100"/>
+              <w:bottom w:type="dxa" w:w="70"/>
+              <w:right w:type="dxa" w:w="100"/>
+            </w:tcMar>
+            <w:vAlign w:val="top"/>
+          </w:tcPr>
+          <w:p>
+            <w:pPr>
+              <w:spacing w:after="0"/>
+            </w:pPr>
+            <w:r>
+              <w:rPr>
+                <w:rFonts w:ascii="Calibri" w:cs="Calibri" w:eastAsia="Calibri" w:hAnsi="Calibri"/>
+                <w:b w:val="false"/>
+                <w:bCs w:val="false"/>
+                <w:sz w:val="18"/>
+                <w:szCs w:val="18"/>
+              </w:rPr>
+              <w:t>gym.js, index.html</w:t>
+            </w:r>
+          </w:p>
+        </w:tc>
+        <w:tc>
+          <w:tcPr>
+            <w:tcW w:type="dxa" w:w="5600"/>
+            <w:tcBorders>
+              <w:top w:val="single" w:color="BFBFBF" w:sz="4"/>
+              <w:left w:val="single" w:color="BFBFBF" w:sz="4"/>
+              <w:bottom w:val="single" w:color="BFBFBF" w:sz="4"/>
+              <w:right w:val="single" w:color="BFBFBF" w:sz="4"/>
+            </w:tcBorders>
+            <w:tcMar>
+              <w:top w:type="dxa" w:w="70"/>
+              <w:left w:type="dxa" w:w="100"/>
+              <w:bottom w:type="dxa" w:w="70"/>
+              <w:right w:type="dxa" w:w="100"/>
+            </w:tcMar>
+            <w:vAlign w:val="top"/>
+          </w:tcPr>
+          <w:p>
+            <w:pPr>
+              <w:spacing w:after="0"/>
+            </w:pPr>
+            <w:r>
+              <w:rPr>
+                <w:rFonts w:ascii="Calibri" w:cs="Calibri" w:eastAsia="Calibri" w:hAnsi="Calibri"/>
+                <w:b w:val="false"/>
+                <w:bCs w:val="false"/>
+                <w:sz w:val="18"/>
+                <w:szCs w:val="18"/>
+              </w:rPr>
+              <w:t>Changer l'unité de poids (kg / lb) depuis les 3 points de Gym ne mettait à jour les graphes de Progression qu'en quittant la page ou en changeant un filtre. Cause : gymVisibleViewId() cherchait des vues dont l'id commence par « view- » alors que les sections s'appellent « gym-view-... » ; aucune vue n'était reconnue, donc le rafraîchissement ne faisait rien. Corrigé : l'unité des axes, de la lecture sous le graphe et des autres écrans change aussitôt. La même erreur désactivait aussi la protection « pas de changement d'unité pendant une séance » : elle fonctionne maintenant.</w:t>
+            </w:r>
+          </w:p>
+        </w:tc>
+        <w:tc>
+          <w:tcPr>
+            <w:tcW w:type="dxa" w:w="1100"/>
+            <w:tcBorders>
+              <w:top w:val="single" w:color="BFBFBF" w:sz="4"/>
+              <w:left w:val="single" w:color="BFBFBF" w:sz="4"/>
+              <w:bottom w:val="single" w:color="BFBFBF" w:sz="4"/>
+              <w:right w:val="single" w:color="BFBFBF" w:sz="4"/>
+            </w:tcBorders>
+            <w:shd w:fill="FFEB9C" w:color="auto" w:val="clear"/>
+            <w:tcMar>
+              <w:top w:type="dxa" w:w="70"/>
+              <w:left w:type="dxa" w:w="100"/>
+              <w:bottom w:type="dxa" w:w="70"/>
+              <w:right w:type="dxa" w:w="100"/>
+            </w:tcMar>
+            <w:vAlign w:val="center"/>
+          </w:tcPr>
+          <w:p>
+            <w:pPr>
+              <w:spacing w:after="0"/>
+              <w:jc w:val="center"/>
+            </w:pPr>
+            <w:r>
+              <w:rPr>
+                <w:rFonts w:ascii="Calibri" w:cs="Calibri" w:eastAsia="Calibri" w:hAnsi="Calibri"/>
+                <w:b/>
+                <w:bCs/>
+                <w:color w:val="7A4A00"/>
+                <w:sz w:val="18"/>
+                <w:szCs w:val="18"/>
+              </w:rPr>
+              <w:t>En cours</w:t>
+            </w:r>
+          </w:p>
+        </w:tc>
+        <w:tc>
+          <w:tcPr>
+            <w:tcW w:type="dxa" w:w="1700"/>
+            <w:tcBorders>
+              <w:top w:val="single" w:color="BFBFBF" w:sz="4"/>
+              <w:left w:val="single" w:color="BFBFBF" w:sz="4"/>
+              <w:bottom w:val="single" w:color="BFBFBF" w:sz="4"/>
+              <w:right w:val="single" w:color="BFBFBF" w:sz="4"/>
+            </w:tcBorders>
+            <w:tcMar>
+              <w:top w:type="dxa" w:w="70"/>
+              <w:left w:type="dxa" w:w="100"/>
+              <w:bottom w:type="dxa" w:w="70"/>
+              <w:right w:type="dxa" w:w="100"/>
+            </w:tcMar>
+            <w:vAlign w:val="top"/>
+          </w:tcPr>
+          <w:p>
+            <w:pPr>
+              <w:spacing w:after="0"/>
+            </w:pPr>
+            <w:r>
+              <w:rPr>
+                <w:rFonts w:ascii="Calibri" w:cs="Calibri" w:eastAsia="Calibri" w:hAnsi="Calibri"/>
+                <w:b w:val="false"/>
+                <w:bCs w:val="false"/>
+                <w:sz w:val="18"/>
+                <w:szCs w:val="18"/>
+              </w:rPr>
+              <w:t>Propriétaire</w:t>
+            </w:r>
+          </w:p>
+        </w:tc>
+        <w:tc>
+          <w:tcPr>
+            <w:tcW w:type="dxa" w:w="3398"/>
+            <w:tcBorders>
+              <w:top w:val="single" w:color="BFBFBF" w:sz="4"/>
+              <w:left w:val="single" w:color="BFBFBF" w:sz="4"/>
+              <w:bottom w:val="single" w:color="BFBFBF" w:sz="4"/>
+              <w:right w:val="single" w:color="BFBFBF" w:sz="4"/>
+            </w:tcBorders>
+            <w:tcMar>
+              <w:top w:type="dxa" w:w="70"/>
+              <w:left w:type="dxa" w:w="100"/>
+              <w:bottom w:type="dxa" w:w="70"/>
+              <w:right w:type="dxa" w:w="100"/>
+            </w:tcMar>
+            <w:vAlign w:val="top"/>
+          </w:tcPr>
+          <w:p>
+            <w:pPr>
+              <w:spacing w:after="0"/>
+            </w:pPr>
+            <w:r>
+              <w:rPr>
+                <w:rFonts w:ascii="Calibri" w:cs="Calibri" w:eastAsia="Calibri" w:hAnsi="Calibri"/>
+                <w:b w:val="false"/>
+                <w:bCs w:val="false"/>
+                <w:sz w:val="18"/>
+                <w:szCs w:val="18"/>
+              </w:rPr>
+              <w:t>Gym &gt; Progression : ouvrir les 3 points, passer de kg à lb puis l'inverse sans quitter la page : l'axe, l'unité et la valeur sous le graphe doivent changer tout de suite. Pendant une séance en cours, les 3 points doivent afficher l'unité sans pouvoir la changer. Contrôler aussi Historique et Séance récap.</w:t>
             </w:r>
           </w:p>
         </w:tc>
@@ -26516,7 +26722,7 @@
                 <w:sz w:val="18"/>
                 <w:szCs w:val="18"/>
               </w:rPr>
-              <w:t>Unités. (1) Menu : un seul encadré « Unité utilisée » (distance, vitesse du vent, radar, température) à la place de « Unité de distance », « Unités de vitesse » et de la ligne de température de « Conditions de référence ». (2) Vitesse du vent liée au réglage de Menu (windSpeedUnit, km/h ou mph) et non plus à la distance : les quatre combinaisons m / yd et km/h / mph fonctionnent ; chaque valeur est convertie avec sa propre unité (distanceToMeters, speedToKmh) puis le résultat est reconverti en distance. Tant que la vitesse n'a jamais été choisie, elle suit la distance comme avant, puis se fige dès que la distance change. Bascule km/h / mph ajoutée dans le calculateur et la charte de vent, et section Unité du menu ⋯ de Parcours. (3) Une seule source pour la distance : Parcours lit et écrit settings.distanceUnit de Menu via window.MenuData (les copies golfevolution_parcours_settings et golfevolution_parcours_fairway_unit ne servent plus que de secours). (4) Température : réglage temperatureUnit (°C / °F) ; temperatureC reste stockée en °C, conversion à l'affichage et à la saisie (70 °F = 21,11 °C, affiché 70 °F). menu.js en ?v=65, parcours-ui.js en ?v=60, parcours-ui.css en ?v=55, i18n-dict.js en ?v=6.</w:t>
+              <w:t>Unités. (1) Menu : un seul encadré « Unité utilisée » (distance, vitesse du vent, radar, température) à la place de « Unité de distance », « Unités de vitesse » et de la ligne de température de « Conditions de référence ». (2) Vitesse du vent liée au réglage de Menu (windSpeedUnit, km/h ou mph) et non plus à la distance : les quatre combinaisons m / yd et km/h / mph fonctionnent ; chaque valeur est convertie avec sa propre unité (distanceToMeters, speedToKmh) puis le résultat est reconverti en distance. Tant que la vitesse n'a jamais été choisie, elle suit la distance comme avant, puis se fige dès que la distance change. Bascule km/h / mph ajoutée dans le calculateur et la charte de vent, et section Unité du menu ⋯ de Parcours. (3) Une seule source pour la distance : Parcours lit et écrit settings.distanceUnit de Menu via window.MenuData (les copies golfevolution_parcours_settings et golfevolution_parcours_fairway_unit ne servent plus que de secours). (4) Température : réglage temperatureUnit (°C / °F) ; temperatureC reste stockée en °C, conversion à l'affichage et à la saisie (70 °F = 21,11 °C, affiché 70 °F). menu.js en ?v=65, parcours-ui.js en ?v=60, parcours-ui.css en ?v=55, i18n-dict.js en ?v=6. (5) Menu prévient les modules par l'événement golf-units-changed quand la distance ou la vitesse du vent change ; Parcours (Fairway, Green, modales) et Wedging se redessinent même masqués. (6) Wedging : helpers wedgeUnit, wedgeToDisplay, wedgeToDisplayAvg, wedgeToDisplay1, wedgeFromInput, wedgeRangeLabel ; données en mètres, conversion à l'affichage et à la saisie dans une quarantaine d'endroits (paliers, popups clavier, exercices, rayon, récapitulatifs, graphes, jauges, dispersion, menu ⋯). wedging.js en ?v=60, parcours-ui.js en ?v=61, menu.js en ?v=66.</w:t>
             </w:r>
           </w:p>
         </w:tc>
@@ -26585,7 +26791,180 @@
                 <w:sz w:val="18"/>
                 <w:szCs w:val="18"/>
               </w:rPr>
-              <w:t>Simulation (jsdom) : calcul du vent dans les 4 combinaisons (150 m, 20 km/h = 169 m ; 150 m, 20 mph = 180 m ; 150 yd, 20 km/h = 169 yd ; 150 yd, 20 mph = 180 yd ; 100 yd, 10 mph = 110 yd), synchronisation Menu &lt;-&gt; Parcours, figeage de la vitesse au changement de distance, 20 °C = 68 °F, 86 °F = 30 °C, un seul encadré d'unités dans Menu, bascule présente dans les deux modales ; node --check. Test sur téléphone : section 3.</w:t>
+              <w:t>Simulation (jsdom) : calcul du vent dans les 4 combinaisons (150 m, 20 km/h = 169 m ; 150 m, 20 mph = 180 m ; 150 yd, 20 km/h = 169 yd ; 150 yd, 20 mph = 180 yd ; 100 yd, 10 mph = 110 yd), synchronisation Menu &lt;-&gt; Parcours, figeage de la vitesse au changement de distance, 20 °C = 68 °F, 86 °F = 30 °C, un seul encadré d'unités dans Menu, bascule présente dans les deux modales ; node --check. Test sur téléphone : section 3. Simulation : changement depuis Menu qui redessine Fairway et Green ; Wedging en yards (16 paliers contigus 33-37 à 115-120 yd, saisie 40 yd = 36,58 m, affichage 40 yd puis retour à 36.58 m en mètres, exercice distance libre, rayon 1 m = 1,1 yd, graphes avec suffixe yd).</w:t>
+            </w:r>
+          </w:p>
+        </w:tc>
+      </w:tr>
+      <w:tr>
+        <w:trPr>
+          <w:cantSplit/>
+        </w:trPr>
+        <w:tc>
+          <w:tcPr>
+            <w:tcW w:type="dxa" w:w="1700"/>
+            <w:tcBorders>
+              <w:top w:val="single" w:color="BFBFBF" w:sz="4"/>
+              <w:left w:val="single" w:color="BFBFBF" w:sz="4"/>
+              <w:bottom w:val="single" w:color="BFBFBF" w:sz="4"/>
+              <w:right w:val="single" w:color="BFBFBF" w:sz="4"/>
+            </w:tcBorders>
+            <w:tcMar>
+              <w:top w:type="dxa" w:w="70"/>
+              <w:left w:type="dxa" w:w="100"/>
+              <w:bottom w:type="dxa" w:w="70"/>
+              <w:right w:type="dxa" w:w="100"/>
+            </w:tcMar>
+            <w:vAlign w:val="top"/>
+          </w:tcPr>
+          <w:p>
+            <w:pPr>
+              <w:spacing w:after="0"/>
+            </w:pPr>
+            <w:r>
+              <w:rPr>
+                <w:rFonts w:ascii="Calibri" w:cs="Calibri" w:eastAsia="Calibri" w:hAnsi="Calibri"/>
+                <w:b/>
+                <w:bCs/>
+                <w:sz w:val="18"/>
+                <w:szCs w:val="18"/>
+              </w:rPr>
+              <w:t>—</w:t>
+            </w:r>
+          </w:p>
+        </w:tc>
+        <w:tc>
+          <w:tcPr>
+            <w:tcW w:type="dxa" w:w="2400"/>
+            <w:tcBorders>
+              <w:top w:val="single" w:color="BFBFBF" w:sz="4"/>
+              <w:left w:val="single" w:color="BFBFBF" w:sz="4"/>
+              <w:bottom w:val="single" w:color="BFBFBF" w:sz="4"/>
+              <w:right w:val="single" w:color="BFBFBF" w:sz="4"/>
+            </w:tcBorders>
+            <w:tcMar>
+              <w:top w:type="dxa" w:w="70"/>
+              <w:left w:type="dxa" w:w="100"/>
+              <w:bottom w:type="dxa" w:w="70"/>
+              <w:right w:type="dxa" w:w="100"/>
+            </w:tcMar>
+            <w:vAlign w:val="top"/>
+          </w:tcPr>
+          <w:p>
+            <w:pPr>
+              <w:spacing w:after="0"/>
+            </w:pPr>
+            <w:r>
+              <w:rPr>
+                <w:rFonts w:ascii="Calibri" w:cs="Calibri" w:eastAsia="Calibri" w:hAnsi="Calibri"/>
+                <w:b w:val="false"/>
+                <w:bCs w:val="false"/>
+                <w:sz w:val="18"/>
+                <w:szCs w:val="18"/>
+              </w:rPr>
+              <w:t>gym.js, index.html</w:t>
+            </w:r>
+          </w:p>
+        </w:tc>
+        <w:tc>
+          <w:tcPr>
+            <w:tcW w:type="dxa" w:w="8000"/>
+            <w:tcBorders>
+              <w:top w:val="single" w:color="BFBFBF" w:sz="4"/>
+              <w:left w:val="single" w:color="BFBFBF" w:sz="4"/>
+              <w:bottom w:val="single" w:color="BFBFBF" w:sz="4"/>
+              <w:right w:val="single" w:color="BFBFBF" w:sz="4"/>
+            </w:tcBorders>
+            <w:tcMar>
+              <w:top w:type="dxa" w:w="70"/>
+              <w:left w:type="dxa" w:w="100"/>
+              <w:bottom w:type="dxa" w:w="70"/>
+              <w:right w:type="dxa" w:w="100"/>
+            </w:tcMar>
+            <w:vAlign w:val="top"/>
+          </w:tcPr>
+          <w:p>
+            <w:pPr>
+              <w:spacing w:after="0"/>
+            </w:pPr>
+            <w:r>
+              <w:rPr>
+                <w:rFonts w:ascii="Calibri" w:cs="Calibri" w:eastAsia="Calibri" w:hAnsi="Calibri"/>
+                <w:b w:val="false"/>
+                <w:bCs w:val="false"/>
+                <w:sz w:val="18"/>
+                <w:szCs w:val="18"/>
+              </w:rPr>
+              <w:t>Gym : gymVisibleViewId() lit maintenant « #page-gym .gym-view » et retire le préfixe « gym-view- » (avant : « #app-root-gym » et « view- », donc jamais de vue reconnue). Effet : gymRefreshCurrentView() redessine la vue affichée dès le changement d'unité (graphes de Progression compris), et le blocage du changement d'unité pendant une séance (seance-active) se déclenche enfin. gym.js en ?v=59.</w:t>
+            </w:r>
+          </w:p>
+        </w:tc>
+        <w:tc>
+          <w:tcPr>
+            <w:tcW w:type="dxa" w:w="1100"/>
+            <w:tcBorders>
+              <w:top w:val="single" w:color="BFBFBF" w:sz="4"/>
+              <w:left w:val="single" w:color="BFBFBF" w:sz="4"/>
+              <w:bottom w:val="single" w:color="BFBFBF" w:sz="4"/>
+              <w:right w:val="single" w:color="BFBFBF" w:sz="4"/>
+            </w:tcBorders>
+            <w:shd w:fill="C6EFCE" w:color="auto" w:val="clear"/>
+            <w:tcMar>
+              <w:top w:type="dxa" w:w="70"/>
+              <w:left w:type="dxa" w:w="100"/>
+              <w:bottom w:type="dxa" w:w="70"/>
+              <w:right w:type="dxa" w:w="100"/>
+            </w:tcMar>
+            <w:vAlign w:val="center"/>
+          </w:tcPr>
+          <w:p>
+            <w:pPr>
+              <w:spacing w:after="0"/>
+              <w:jc w:val="center"/>
+            </w:pPr>
+            <w:r>
+              <w:rPr>
+                <w:rFonts w:ascii="Calibri" w:cs="Calibri" w:eastAsia="Calibri" w:hAnsi="Calibri"/>
+                <w:b/>
+                <w:bCs/>
+                <w:color w:val="1E5E2A"/>
+                <w:sz w:val="18"/>
+                <w:szCs w:val="18"/>
+              </w:rPr>
+              <w:t>Terminé</w:t>
+            </w:r>
+          </w:p>
+        </w:tc>
+        <w:tc>
+          <w:tcPr>
+            <w:tcW w:type="dxa" w:w="2198"/>
+            <w:tcBorders>
+              <w:top w:val="single" w:color="BFBFBF" w:sz="4"/>
+              <w:left w:val="single" w:color="BFBFBF" w:sz="4"/>
+              <w:bottom w:val="single" w:color="BFBFBF" w:sz="4"/>
+              <w:right w:val="single" w:color="BFBFBF" w:sz="4"/>
+            </w:tcBorders>
+            <w:tcMar>
+              <w:top w:type="dxa" w:w="70"/>
+              <w:left w:type="dxa" w:w="100"/>
+              <w:bottom w:type="dxa" w:w="70"/>
+              <w:right w:type="dxa" w:w="100"/>
+            </w:tcMar>
+            <w:vAlign w:val="top"/>
+          </w:tcPr>
+          <w:p>
+            <w:pPr>
+              <w:spacing w:after="0"/>
+            </w:pPr>
+            <w:r>
+              <w:rPr>
+                <w:rFonts w:ascii="Calibri" w:cs="Calibri" w:eastAsia="Calibri" w:hAnsi="Calibri"/>
+                <w:b w:val="false"/>
+                <w:bCs w:val="false"/>
+                <w:sz w:val="18"/>
+                <w:szCs w:val="18"/>
+              </w:rPr>
+              <w:t>Simulation (jsdom) : sur l'ancien code la vue n'était pas reconnue (échec), avec la correction l'axe passe de kg à lb puis revient à kg sans quitter la page, et la séance active est reconnue. Test sur téléphone : section 3.</w:t>
             </w:r>
           </w:p>
         </w:tc>

--- a/Suivi-des-bugs.docx
+++ b/Suivi-des-bugs.docx
@@ -844,7 +844,7 @@
                 <w:sz w:val="18"/>
                 <w:szCs w:val="18"/>
               </w:rPr>
-              <w:t>7</w:t>
+              <w:t>8</w:t>
             </w:r>
           </w:p>
         </w:tc>
@@ -1220,7 +1220,7 @@
                 <w:sz w:val="18"/>
                 <w:szCs w:val="18"/>
               </w:rPr>
-              <w:t>87</w:t>
+              <w:t>88</w:t>
             </w:r>
           </w:p>
         </w:tc>
@@ -9590,7 +9590,7 @@
                 <w:sz w:val="18"/>
                 <w:szCs w:val="18"/>
               </w:rPr>
-              <w:t>Menu &gt; Unité utilisée : un seul encadré pour la distance (m / yd), la vitesse du vent (km/h / mph), l'unité du radar et la température (°C / °F). Parcours lit ces unités dans Menu : la vitesse du vent est indépendante de la distance (km/h avec des yards, mph avec des mètres) et se change aussi dans le menu ⋯ de Parcours, le calculateur de vent et la charte de vent. La température de référence est enregistrée en °C et saisie / affichée dans l'unité choisie. Les anciens encadrés « Unité de distance » et « Unités de vitesse » (dont « Unité affichée », qui ne servait à rien) sont supprimés. Attention : l'unité de distance de Parcours n'a plus de réglage propre, elle est celle de Menu ; un appareil qui avait des yards dans Parcours mais des mètres dans Menu repasse en mètres. Changer d'unité (depuis Menu, le Fairway ou un calculateur) convertit aussi les distances des clubs de Menu &gt; Mes distances. Le poids de Gym (kg / lb) reste dans le menu de Gym : il n'est modifiable que hors séance, ce que Menu ne pourrait pas garantir. Mise à jour 2 : changer l'unité de distance dans Menu redessine aussi le Fairway et le Green (avant, seules les modales suivaient). Wedging suit maintenant l'unité de Menu partout : paliers de distance, distances finales saisies, distances et rayons des exercices, séances, récapitulatifs, graphes et analyses ; les données restent enregistrées en mètres et seules la saisie et l'affichage changent d'unité (40 yd saisis = 36,58 m enregistrés). En yards les paliers sont arrondis pour rester contigus (33-37, 38-43, ... 115-120 yd). Stats n'a pas été modifié.</w:t>
+              <w:t>Menu &gt; Unité utilisée : un seul encadré pour la distance (m / yd), la vitesse du vent (km/h / mph), l'unité du radar et la température (°C / °F). Parcours lit ces unités dans Menu : la vitesse du vent est indépendante de la distance (km/h avec des yards, mph avec des mètres) et se change aussi dans le menu ⋯ de Parcours, le calculateur de vent et la charte de vent. La température de référence est enregistrée en °C et saisie / affichée dans l'unité choisie. Les anciens encadrés « Unité de distance » et « Unités de vitesse » (dont « Unité affichée », qui ne servait à rien) sont supprimés. Attention : l'unité de distance de Parcours n'a plus de réglage propre, elle est celle de Menu ; un appareil qui avait des yards dans Parcours mais des mètres dans Menu repasse en mètres. Changer d'unité (depuis Menu, le Fairway ou un calculateur) convertit aussi les distances des clubs de Menu &gt; Mes distances. Le poids de Gym (kg / lb) reste dans le menu de Gym : il n'est modifiable que hors séance, ce que Menu ne pourrait pas garantir. Mise à jour 2 : changer l'unité de distance dans Menu redessine aussi le Fairway et le Green (avant, seules les modales suivaient). Wedging suit maintenant l'unité de Menu partout : paliers de distance, distances finales saisies, distances et rayons des exercices, séances, récapitulatifs, graphes et analyses ; les données restent enregistrées en mètres et seules la saisie et l'affichage changent d'unité (40 yd saisis = 36,58 m enregistrés). Les paliers en yards sont décrits dans la ligne « Wedging : paliers en yards et boutons de 10 ». Stats n'a pas été modifié.</w:t>
             </w:r>
           </w:p>
         </w:tc>
@@ -9693,6 +9693,212 @@
                 <w:szCs w:val="18"/>
               </w:rPr>
               <w:t>Tester sur téléphone : Menu &gt; Unité utilisée (4 lignes, plus aucun autre encadré d'unités). Parcours : choisir m + mph puis yd + km/h (menu ⋯, bascule du calculateur de vent) et contrôler le calcul (150 m, 20 mph de face = 180 m ; 150 yd, 20 km/h de face = 169 yd ; 100 yd, 10 mph de face = 110 yd), la charte et les écarts par direction ; vérifier que le bouton m / yd du Fairway change aussi l'unité dans Menu. Menu &gt; Conditions de référence : passer en Fahrenheit, 20 °C doit afficher 68 °F ; saisir 86 °F puis repasser en Celsius doit afficher 30 °C. Dire si la ligne de vitesse déborde dans le calculateur de vent sur un petit écran. Wedging : passer en yards dans Menu, puis contrôler les paliers du Journal, la saisie d'une distance finale (40 yd), un exercice en distance libre (saisie et graphe), le rayon d'un exercice, les écarts de Distance et de Dispersion, le menu ⋯ (taille des paliers) ; repasser en mètres : les valeurs d'origine reviennent. Fairway et Green : changer l'unité depuis Menu puis ouvrir Parcours, les encadrés doivent déjà être dans la bonne unité.</w:t>
+            </w:r>
+          </w:p>
+        </w:tc>
+      </w:tr>
+      <w:tr>
+        <w:trPr>
+          <w:cantSplit/>
+        </w:trPr>
+        <w:tc>
+          <w:tcPr>
+            <w:tcW w:type="dxa" w:w="1500"/>
+            <w:tcBorders>
+              <w:top w:val="single" w:color="BFBFBF" w:sz="4"/>
+              <w:left w:val="single" w:color="BFBFBF" w:sz="4"/>
+              <w:bottom w:val="single" w:color="BFBFBF" w:sz="4"/>
+              <w:right w:val="single" w:color="BFBFBF" w:sz="4"/>
+            </w:tcBorders>
+            <w:tcMar>
+              <w:top w:type="dxa" w:w="70"/>
+              <w:left w:type="dxa" w:w="100"/>
+              <w:bottom w:type="dxa" w:w="70"/>
+              <w:right w:type="dxa" w:w="100"/>
+            </w:tcMar>
+            <w:vAlign w:val="top"/>
+          </w:tcPr>
+          <w:p>
+            <w:pPr>
+              <w:spacing w:after="0"/>
+            </w:pPr>
+            <w:r>
+              <w:rPr>
+                <w:rFonts w:ascii="Calibri" w:cs="Calibri" w:eastAsia="Calibri" w:hAnsi="Calibri"/>
+                <w:b/>
+                <w:bCs/>
+                <w:sz w:val="18"/>
+                <w:szCs w:val="18"/>
+              </w:rPr>
+              <w:t>Wedging : paliers et limites en yards</w:t>
+            </w:r>
+          </w:p>
+        </w:tc>
+        <w:tc>
+          <w:tcPr>
+            <w:tcW w:type="dxa" w:w="2100"/>
+            <w:tcBorders>
+              <w:top w:val="single" w:color="BFBFBF" w:sz="4"/>
+              <w:left w:val="single" w:color="BFBFBF" w:sz="4"/>
+              <w:bottom w:val="single" w:color="BFBFBF" w:sz="4"/>
+              <w:right w:val="single" w:color="BFBFBF" w:sz="4"/>
+            </w:tcBorders>
+            <w:tcMar>
+              <w:top w:type="dxa" w:w="70"/>
+              <w:left w:type="dxa" w:w="100"/>
+              <w:bottom w:type="dxa" w:w="70"/>
+              <w:right w:type="dxa" w:w="100"/>
+            </w:tcMar>
+            <w:vAlign w:val="top"/>
+          </w:tcPr>
+          <w:p>
+            <w:pPr>
+              <w:spacing w:after="0"/>
+            </w:pPr>
+            <w:r>
+              <w:rPr>
+                <w:rFonts w:ascii="Calibri" w:cs="Calibri" w:eastAsia="Calibri" w:hAnsi="Calibri"/>
+                <w:b w:val="false"/>
+                <w:bCs w:val="false"/>
+                <w:sz w:val="18"/>
+                <w:szCs w:val="18"/>
+              </w:rPr>
+              <w:t>wedging.js, wedging.css, index.html</w:t>
+            </w:r>
+          </w:p>
+        </w:tc>
+        <w:tc>
+          <w:tcPr>
+            <w:tcW w:type="dxa" w:w="5600"/>
+            <w:tcBorders>
+              <w:top w:val="single" w:color="BFBFBF" w:sz="4"/>
+              <w:left w:val="single" w:color="BFBFBF" w:sz="4"/>
+              <w:bottom w:val="single" w:color="BFBFBF" w:sz="4"/>
+              <w:right w:val="single" w:color="BFBFBF" w:sz="4"/>
+            </w:tcBorders>
+            <w:tcMar>
+              <w:top w:type="dxa" w:w="70"/>
+              <w:left w:type="dxa" w:w="100"/>
+              <w:bottom w:type="dxa" w:w="70"/>
+              <w:right w:type="dxa" w:w="100"/>
+            </w:tcMar>
+            <w:vAlign w:val="top"/>
+          </w:tcPr>
+          <w:p>
+            <w:pPr>
+              <w:spacing w:after="0"/>
+            </w:pPr>
+            <w:r>
+              <w:rPr>
+                <w:rFonts w:ascii="Calibri" w:cs="Calibri" w:eastAsia="Calibri" w:hAnsi="Calibri"/>
+                <w:b w:val="false"/>
+                <w:bCs w:val="false"/>
+                <w:sz w:val="18"/>
+                <w:szCs w:val="18"/>
+              </w:rPr>
+              <w:t>Journal, nouveau coup : le libellé « Distance à faire » est retiré. 12 boutons de saisie en 3 colonnes sur 4 lignes, avec les mêmes limites dans les deux unités (55 m = 60 yd en bas, 110 m = 120 yd en haut) et un bouton « &lt; » qui regroupe tout ce qui est plus court (un coup à 30 m y entre). Mètres : &lt;55, 55-59 ... 100-104, 105-110. Yards : &lt;60, 60-69, 70-74 ... 115-120 ; 60-69 couvre 10 yd car 12 boutons de 5 ne tiennent pas entre 60 et 120. « Taille des paliers » (menu ⋯) ne change plus la saisie : elle regroupe seulement les analyses (Dispersion, Distance, SG) par 10 avec les mêmes limites : &lt;55, 55-64 ... 95-104, 105-110 m ; &lt;60, 60-69, 70-79 ... 110-120 yd. Enregistrement en mètres : chaque bouton enregistre le milieu de sa fourchette (« &lt; » : 50 m) ; les coups sont reclassés dans l'unité affichée à chaque affichage, donc un coup saisi en yards apparaît dans le bon bouton en mètres et inversement. Puces des exercices inchangées : 30 à 110 m ou 40 à 120 yd. Le bouton choisi et les filtres cochés sont réinitialisés quand l'unité ou la taille des paliers change.</w:t>
+            </w:r>
+          </w:p>
+        </w:tc>
+        <w:tc>
+          <w:tcPr>
+            <w:tcW w:type="dxa" w:w="1100"/>
+            <w:tcBorders>
+              <w:top w:val="single" w:color="BFBFBF" w:sz="4"/>
+              <w:left w:val="single" w:color="BFBFBF" w:sz="4"/>
+              <w:bottom w:val="single" w:color="BFBFBF" w:sz="4"/>
+              <w:right w:val="single" w:color="BFBFBF" w:sz="4"/>
+            </w:tcBorders>
+            <w:shd w:fill="FFEB9C" w:color="auto" w:val="clear"/>
+            <w:tcMar>
+              <w:top w:type="dxa" w:w="70"/>
+              <w:left w:type="dxa" w:w="100"/>
+              <w:bottom w:type="dxa" w:w="70"/>
+              <w:right w:type="dxa" w:w="100"/>
+            </w:tcMar>
+            <w:vAlign w:val="center"/>
+          </w:tcPr>
+          <w:p>
+            <w:pPr>
+              <w:spacing w:after="0"/>
+              <w:jc w:val="center"/>
+            </w:pPr>
+            <w:r>
+              <w:rPr>
+                <w:rFonts w:ascii="Calibri" w:cs="Calibri" w:eastAsia="Calibri" w:hAnsi="Calibri"/>
+                <w:b/>
+                <w:bCs/>
+                <w:color w:val="7A4A00"/>
+                <w:sz w:val="18"/>
+                <w:szCs w:val="18"/>
+              </w:rPr>
+              <w:t>En cours</w:t>
+            </w:r>
+          </w:p>
+        </w:tc>
+        <w:tc>
+          <w:tcPr>
+            <w:tcW w:type="dxa" w:w="1700"/>
+            <w:tcBorders>
+              <w:top w:val="single" w:color="BFBFBF" w:sz="4"/>
+              <w:left w:val="single" w:color="BFBFBF" w:sz="4"/>
+              <w:bottom w:val="single" w:color="BFBFBF" w:sz="4"/>
+              <w:right w:val="single" w:color="BFBFBF" w:sz="4"/>
+            </w:tcBorders>
+            <w:tcMar>
+              <w:top w:type="dxa" w:w="70"/>
+              <w:left w:type="dxa" w:w="100"/>
+              <w:bottom w:type="dxa" w:w="70"/>
+              <w:right w:type="dxa" w:w="100"/>
+            </w:tcMar>
+            <w:vAlign w:val="top"/>
+          </w:tcPr>
+          <w:p>
+            <w:pPr>
+              <w:spacing w:after="0"/>
+            </w:pPr>
+            <w:r>
+              <w:rPr>
+                <w:rFonts w:ascii="Calibri" w:cs="Calibri" w:eastAsia="Calibri" w:hAnsi="Calibri"/>
+                <w:b w:val="false"/>
+                <w:bCs w:val="false"/>
+                <w:sz w:val="18"/>
+                <w:szCs w:val="18"/>
+              </w:rPr>
+              <w:t>Propriétaire</w:t>
+            </w:r>
+          </w:p>
+        </w:tc>
+        <w:tc>
+          <w:tcPr>
+            <w:tcW w:type="dxa" w:w="3398"/>
+            <w:tcBorders>
+              <w:top w:val="single" w:color="BFBFBF" w:sz="4"/>
+              <w:left w:val="single" w:color="BFBFBF" w:sz="4"/>
+              <w:bottom w:val="single" w:color="BFBFBF" w:sz="4"/>
+              <w:right w:val="single" w:color="BFBFBF" w:sz="4"/>
+            </w:tcBorders>
+            <w:tcMar>
+              <w:top w:type="dxa" w:w="70"/>
+              <w:left w:type="dxa" w:w="100"/>
+              <w:bottom w:type="dxa" w:w="70"/>
+              <w:right w:type="dxa" w:w="100"/>
+            </w:tcMar>
+            <w:vAlign w:val="top"/>
+          </w:tcPr>
+          <w:p>
+            <w:pPr>
+              <w:spacing w:after="0"/>
+            </w:pPr>
+            <w:r>
+              <w:rPr>
+                <w:rFonts w:ascii="Calibri" w:cs="Calibri" w:eastAsia="Calibri" w:hAnsi="Calibri"/>
+                <w:b w:val="false"/>
+                <w:bCs w:val="false"/>
+                <w:sz w:val="18"/>
+                <w:szCs w:val="18"/>
+              </w:rPr>
+              <w:t>Wedging &gt; Parcours : en mètres puis en yards, contrôler les 12 boutons en 3 colonnes (&lt;55m ... 105-110m, puis &lt;60yd ... 115-120yd), l'absence du libellé « Distance à faire », et qu'aucune étiquette ne passe sur 2 lignes sur un petit écran. Ajouter un coup avec « &lt; » puis avec un autre bouton, changer d'unité dans Menu : l'historique reclasse les coups. Menu ⋯ &gt; Taille des paliers 10 : la saisie garde 12 boutons, Dispersion, Distance et SG regroupent par 10 avec les mêmes limites. Créer un exercice en yards : puces de 40 à 120 yd.</w:t>
             </w:r>
           </w:p>
         </w:tc>
@@ -26791,7 +26997,7 @@
                 <w:sz w:val="18"/>
                 <w:szCs w:val="18"/>
               </w:rPr>
-              <w:t>Simulation (jsdom) : calcul du vent dans les 4 combinaisons (150 m, 20 km/h = 169 m ; 150 m, 20 mph = 180 m ; 150 yd, 20 km/h = 169 yd ; 150 yd, 20 mph = 180 yd ; 100 yd, 10 mph = 110 yd), synchronisation Menu &lt;-&gt; Parcours, figeage de la vitesse au changement de distance, 20 °C = 68 °F, 86 °F = 30 °C, un seul encadré d'unités dans Menu, bascule présente dans les deux modales ; node --check. Test sur téléphone : section 3. Simulation : changement depuis Menu qui redessine Fairway et Green ; Wedging en yards (16 paliers contigus 33-37 à 115-120 yd, saisie 40 yd = 36,58 m, affichage 40 yd puis retour à 36.58 m en mètres, exercice distance libre, rayon 1 m = 1,1 yd, graphes avec suffixe yd).</w:t>
+              <w:t>Simulation (jsdom) : calcul du vent dans les 4 combinaisons (150 m, 20 km/h = 169 m ; 150 m, 20 mph = 180 m ; 150 yd, 20 km/h = 169 yd ; 150 yd, 20 mph = 180 yd ; 100 yd, 10 mph = 110 yd), synchronisation Menu &lt;-&gt; Parcours, figeage de la vitesse au changement de distance, 20 °C = 68 °F, 86 °F = 30 °C, un seul encadré d'unités dans Menu, bascule présente dans les deux modales ; node --check. Test sur téléphone : section 3. Simulation : changement depuis Menu qui redessine Fairway et Green ; Wedging en yards (saisie 40 yd = 36,58 m, affichage 40 yd puis retour à 36.58 m en mètres, exercice distance libre, rayon 1 m = 1,1 yd, graphes avec suffixe yd).</w:t>
             </w:r>
           </w:p>
         </w:tc>
@@ -26965,6 +27171,179 @@
                 <w:szCs w:val="18"/>
               </w:rPr>
               <w:t>Simulation (jsdom) : sur l'ancien code la vue n'était pas reconnue (échec), avec la correction l'axe passe de kg à lb puis revient à kg sans quitter la page, et la séance active est reconnue. Test sur téléphone : section 3.</w:t>
+            </w:r>
+          </w:p>
+        </w:tc>
+      </w:tr>
+      <w:tr>
+        <w:trPr>
+          <w:cantSplit/>
+        </w:trPr>
+        <w:tc>
+          <w:tcPr>
+            <w:tcW w:type="dxa" w:w="1700"/>
+            <w:tcBorders>
+              <w:top w:val="single" w:color="BFBFBF" w:sz="4"/>
+              <w:left w:val="single" w:color="BFBFBF" w:sz="4"/>
+              <w:bottom w:val="single" w:color="BFBFBF" w:sz="4"/>
+              <w:right w:val="single" w:color="BFBFBF" w:sz="4"/>
+            </w:tcBorders>
+            <w:tcMar>
+              <w:top w:type="dxa" w:w="70"/>
+              <w:left w:type="dxa" w:w="100"/>
+              <w:bottom w:type="dxa" w:w="70"/>
+              <w:right w:type="dxa" w:w="100"/>
+            </w:tcMar>
+            <w:vAlign w:val="top"/>
+          </w:tcPr>
+          <w:p>
+            <w:pPr>
+              <w:spacing w:after="0"/>
+            </w:pPr>
+            <w:r>
+              <w:rPr>
+                <w:rFonts w:ascii="Calibri" w:cs="Calibri" w:eastAsia="Calibri" w:hAnsi="Calibri"/>
+                <w:b/>
+                <w:bCs/>
+                <w:sz w:val="18"/>
+                <w:szCs w:val="18"/>
+              </w:rPr>
+              <w:t>—</w:t>
+            </w:r>
+          </w:p>
+        </w:tc>
+        <w:tc>
+          <w:tcPr>
+            <w:tcW w:type="dxa" w:w="2400"/>
+            <w:tcBorders>
+              <w:top w:val="single" w:color="BFBFBF" w:sz="4"/>
+              <w:left w:val="single" w:color="BFBFBF" w:sz="4"/>
+              <w:bottom w:val="single" w:color="BFBFBF" w:sz="4"/>
+              <w:right w:val="single" w:color="BFBFBF" w:sz="4"/>
+            </w:tcBorders>
+            <w:tcMar>
+              <w:top w:type="dxa" w:w="70"/>
+              <w:left w:type="dxa" w:w="100"/>
+              <w:bottom w:type="dxa" w:w="70"/>
+              <w:right w:type="dxa" w:w="100"/>
+            </w:tcMar>
+            <w:vAlign w:val="top"/>
+          </w:tcPr>
+          <w:p>
+            <w:pPr>
+              <w:spacing w:after="0"/>
+            </w:pPr>
+            <w:r>
+              <w:rPr>
+                <w:rFonts w:ascii="Calibri" w:cs="Calibri" w:eastAsia="Calibri" w:hAnsi="Calibri"/>
+                <w:b w:val="false"/>
+                <w:bCs w:val="false"/>
+                <w:sz w:val="18"/>
+                <w:szCs w:val="18"/>
+              </w:rPr>
+              <w:t>wedging.js, wedging.css, index.html</w:t>
+            </w:r>
+          </w:p>
+        </w:tc>
+        <w:tc>
+          <w:tcPr>
+            <w:tcW w:type="dxa" w:w="8000"/>
+            <w:tcBorders>
+              <w:top w:val="single" w:color="BFBFBF" w:sz="4"/>
+              <w:left w:val="single" w:color="BFBFBF" w:sz="4"/>
+              <w:bottom w:val="single" w:color="BFBFBF" w:sz="4"/>
+              <w:right w:val="single" w:color="BFBFBF" w:sz="4"/>
+            </w:tcBorders>
+            <w:tcMar>
+              <w:top w:type="dxa" w:w="70"/>
+              <w:left w:type="dxa" w:w="100"/>
+              <w:bottom w:type="dxa" w:w="70"/>
+              <w:right w:type="dxa" w:w="100"/>
+            </w:tcMar>
+            <w:vAlign w:val="top"/>
+          </w:tcPr>
+          <w:p>
+            <w:pPr>
+              <w:spacing w:after="0"/>
+            </w:pPr>
+            <w:r>
+              <w:rPr>
+                <w:rFonts w:ascii="Calibri" w:cs="Calibri" w:eastAsia="Calibri" w:hAnsi="Calibri"/>
+                <w:b w:val="false"/>
+                <w:bCs w:val="false"/>
+                <w:sz w:val="18"/>
+                <w:szCs w:val="18"/>
+              </w:rPr>
+              <w:t>Wedging : paliers définis par unité (WEDGE_BUCKET_EDGES : mètres 0, 55 ... 105 ; yards 0, 60, 70 ... 115 ; versions de 10 pour les analyses), limites WEDGE_LOW_LIMIT 55 m / 60 yd et WEDGE_HIGH_LIMIT 110 m / 120 yd, clé 0 = bouton « &lt; ». wedgeBucketFor() classe une distance en mètres dans le palier de l'unité affichée (clé = borne basse, tolérance 1e-6) ; wedgeBucketLabelStep() écrit les libellés. Nouveau coup : wedgeNewShotButtonsHtml() affiche toujours les 12 boutons de 5 (classe wg-range-grid--3, 3 colonnes ; 2 colonnes sous 330 px) ; libellé « Distance à faire » retiré. Enregistrement : wedgeButtonMeters() = milieu de la fourchette converti en mètres (« &lt; » : 50 m) ; plus de champ bucketStep. Analyses : wedgeAnalysisBucketFor() regroupe par 5 ou par 10 selon le réglage. L'ancien palier 110 seul reste ramené au dernier palier (test &gt;= 110). Puces d'exercice : wedgeExerciseDistanceChoices(), 30 à 110 m ou 40 à 120 yd. wedging.js en ?v=62, wedging.css en ?v=60.</w:t>
+            </w:r>
+          </w:p>
+        </w:tc>
+        <w:tc>
+          <w:tcPr>
+            <w:tcW w:type="dxa" w:w="1100"/>
+            <w:tcBorders>
+              <w:top w:val="single" w:color="BFBFBF" w:sz="4"/>
+              <w:left w:val="single" w:color="BFBFBF" w:sz="4"/>
+              <w:bottom w:val="single" w:color="BFBFBF" w:sz="4"/>
+              <w:right w:val="single" w:color="BFBFBF" w:sz="4"/>
+            </w:tcBorders>
+            <w:shd w:fill="C6EFCE" w:color="auto" w:val="clear"/>
+            <w:tcMar>
+              <w:top w:type="dxa" w:w="70"/>
+              <w:left w:type="dxa" w:w="100"/>
+              <w:bottom w:type="dxa" w:w="70"/>
+              <w:right w:type="dxa" w:w="100"/>
+            </w:tcMar>
+            <w:vAlign w:val="center"/>
+          </w:tcPr>
+          <w:p>
+            <w:pPr>
+              <w:spacing w:after="0"/>
+              <w:jc w:val="center"/>
+            </w:pPr>
+            <w:r>
+              <w:rPr>
+                <w:rFonts w:ascii="Calibri" w:cs="Calibri" w:eastAsia="Calibri" w:hAnsi="Calibri"/>
+                <w:b/>
+                <w:bCs/>
+                <w:color w:val="1E5E2A"/>
+                <w:sz w:val="18"/>
+                <w:szCs w:val="18"/>
+              </w:rPr>
+              <w:t>Terminé</w:t>
+            </w:r>
+          </w:p>
+        </w:tc>
+        <w:tc>
+          <w:tcPr>
+            <w:tcW w:type="dxa" w:w="2198"/>
+            <w:tcBorders>
+              <w:top w:val="single" w:color="BFBFBF" w:sz="4"/>
+              <w:left w:val="single" w:color="BFBFBF" w:sz="4"/>
+              <w:bottom w:val="single" w:color="BFBFBF" w:sz="4"/>
+              <w:right w:val="single" w:color="BFBFBF" w:sz="4"/>
+            </w:tcBorders>
+            <w:tcMar>
+              <w:top w:type="dxa" w:w="70"/>
+              <w:left w:type="dxa" w:w="100"/>
+              <w:bottom w:type="dxa" w:w="70"/>
+              <w:right w:type="dxa" w:w="100"/>
+            </w:tcMar>
+            <w:vAlign w:val="top"/>
+          </w:tcPr>
+          <w:p>
+            <w:pPr>
+              <w:spacing w:after="0"/>
+            </w:pPr>
+            <w:r>
+              <w:rPr>
+                <w:rFonts w:ascii="Calibri" w:cs="Calibri" w:eastAsia="Calibri" w:hAnsi="Calibri"/>
+                <w:b w:val="false"/>
+                <w:bCs w:val="false"/>
+                <w:sz w:val="18"/>
+                <w:szCs w:val="18"/>
+              </w:rPr>
+              <w:t>Simulation (jsdom, 18 contrôles) : 12 boutons en mètres et en yards, la saisie ne change pas avec le pas de 10, enregistrement (&lt;60yd = 50 m, 60-69yd = 59,44 m, 70-74yd = 66,29 m, 115-120yd = 107,44 m, &lt;55m = 50 m, 55-59m = 57,5 m, 105-110m = 107,5 m), historique reclassé dans les deux unités, 30 m dans « &lt; » en m et en yd, limites identiques aux pas de 5 et de 10 dans les 4 cas, analyses Dispersion, Distance et SG sans erreur, puces d'exercice 40 à 120 yd. Test sur téléphone : section 3.</w:t>
             </w:r>
           </w:p>
         </w:tc>

--- a/Suivi-des-bugs.docx
+++ b/Suivi-des-bugs.docx
@@ -844,7 +844,7 @@
                 <w:sz w:val="18"/>
                 <w:szCs w:val="18"/>
               </w:rPr>
-              <w:t>8</w:t>
+              <w:t>9</w:t>
             </w:r>
           </w:p>
         </w:tc>
@@ -1220,7 +1220,7 @@
                 <w:sz w:val="18"/>
                 <w:szCs w:val="18"/>
               </w:rPr>
-              <w:t>88</w:t>
+              <w:t>89</w:t>
             </w:r>
           </w:p>
         </w:tc>
@@ -9796,7 +9796,7 @@
                 <w:sz w:val="18"/>
                 <w:szCs w:val="18"/>
               </w:rPr>
-              <w:t>Journal, nouveau coup : le libellé « Distance à faire » est retiré. 12 boutons de saisie en 3 colonnes sur 4 lignes, avec les mêmes limites dans les deux unités (55 m = 60 yd en bas, 110 m = 120 yd en haut) et un bouton « &lt; » qui regroupe tout ce qui est plus court (un coup à 30 m y entre). Mètres : &lt;55, 55-59 ... 100-104, 105-110. Yards : &lt;60, 60-69, 70-74 ... 115-120 ; 60-69 couvre 10 yd car 12 boutons de 5 ne tiennent pas entre 60 et 120. « Taille des paliers » (menu ⋯) ne change plus la saisie : elle regroupe seulement les analyses (Dispersion, Distance, SG) par 10 avec les mêmes limites : &lt;55, 55-64 ... 95-104, 105-110 m ; &lt;60, 60-69, 70-79 ... 110-120 yd. Enregistrement en mètres : chaque bouton enregistre le milieu de sa fourchette (« &lt; » : 50 m) ; les coups sont reclassés dans l'unité affichée à chaque affichage, donc un coup saisi en yards apparaît dans le bon bouton en mètres et inversement. Puces des exercices inchangées : 30 à 110 m ou 40 à 120 yd. Le bouton choisi et les filtres cochés sont réinitialisés quand l'unité ou la taille des paliers change.</w:t>
+              <w:t>Journal, nouveau coup : le libellé « Distance à faire » est retiré. 12 boutons de saisie en 3 colonnes sur 4 lignes, avec les mêmes limites dans les deux unités (55 m = 60 yd en bas, 110 m = 120 yd en haut) et un bouton « &lt; » qui regroupe tout ce qui est plus court (un coup à 30 m y entre). Mètres : &lt;55, 55-59 ... 100-104, 105-110. Yards : &lt;60, 60-69, 70-74 ... 115-120 ; 60-69 couvre 10 yd car 12 boutons de 5 ne tiennent pas entre 60 et 120. Les analyses (Dispersion, Distance, SG) utilisent exactement les mêmes 12 paliers. L'option « Taille des paliers » (5 ou 10) est supprimée du menu ⋯ de Wedging et du code : il n'existe plus qu'un seul pas. Enregistrement en mètres : chaque bouton enregistre le milieu de sa fourchette (« &lt; » : 50 m) ; les coups sont reclassés dans l'unité affichée à chaque affichage, donc un coup saisi en yards apparaît dans le bon bouton en mètres et inversement. Puces des exercices inchangées : 30 à 110 m ou 40 à 120 yd. Le bouton choisi et les filtres cochés sont réinitialisés quand l'unité change.</w:t>
             </w:r>
           </w:p>
         </w:tc>
@@ -9898,7 +9898,213 @@
                 <w:sz w:val="18"/>
                 <w:szCs w:val="18"/>
               </w:rPr>
-              <w:t>Wedging &gt; Parcours : en mètres puis en yards, contrôler les 12 boutons en 3 colonnes (&lt;55m ... 105-110m, puis &lt;60yd ... 115-120yd), l'absence du libellé « Distance à faire », et qu'aucune étiquette ne passe sur 2 lignes sur un petit écran. Ajouter un coup avec « &lt; » puis avec un autre bouton, changer d'unité dans Menu : l'historique reclasse les coups. Menu ⋯ &gt; Taille des paliers 10 : la saisie garde 12 boutons, Dispersion, Distance et SG regroupent par 10 avec les mêmes limites. Créer un exercice en yards : puces de 40 à 120 yd.</w:t>
+              <w:t>Wedging &gt; Parcours : en mètres puis en yards, contrôler les 12 boutons en 3 colonnes (&lt;55m ... 105-110m, puis &lt;60yd ... 115-120yd), l'absence du libellé « Distance à faire », et qu'aucune étiquette ne passe sur 2 lignes sur un petit écran. Ajouter un coup avec « &lt; » puis avec un autre bouton, changer d'unité dans Menu : l'historique reclasse les coups. Menu ⋯ de Wedging : il ne doit plus y avoir de « Taille des paliers ». Contrôler Dispersion, Distance et SG dans les deux unités. Créer un exercice en yards : puces de 40 à 120 yd.</w:t>
+            </w:r>
+          </w:p>
+        </w:tc>
+      </w:tr>
+      <w:tr>
+        <w:trPr>
+          <w:cantSplit/>
+        </w:trPr>
+        <w:tc>
+          <w:tcPr>
+            <w:tcW w:type="dxa" w:w="1500"/>
+            <w:tcBorders>
+              <w:top w:val="single" w:color="BFBFBF" w:sz="4"/>
+              <w:left w:val="single" w:color="BFBFBF" w:sz="4"/>
+              <w:bottom w:val="single" w:color="BFBFBF" w:sz="4"/>
+              <w:right w:val="single" w:color="BFBFBF" w:sz="4"/>
+            </w:tcBorders>
+            <w:tcMar>
+              <w:top w:type="dxa" w:w="70"/>
+              <w:left w:type="dxa" w:w="100"/>
+              <w:bottom w:type="dxa" w:w="70"/>
+              <w:right w:type="dxa" w:w="100"/>
+            </w:tcMar>
+            <w:vAlign w:val="top"/>
+          </w:tcPr>
+          <w:p>
+            <w:pPr>
+              <w:spacing w:after="0"/>
+            </w:pPr>
+            <w:r>
+              <w:rPr>
+                <w:rFonts w:ascii="Calibri" w:cs="Calibri" w:eastAsia="Calibri" w:hAnsi="Calibri"/>
+                <w:b/>
+                <w:bCs/>
+                <w:sz w:val="18"/>
+                <w:szCs w:val="18"/>
+              </w:rPr>
+              <w:t>Wedging : boutons de tri de l'historique</w:t>
+            </w:r>
+          </w:p>
+        </w:tc>
+        <w:tc>
+          <w:tcPr>
+            <w:tcW w:type="dxa" w:w="2100"/>
+            <w:tcBorders>
+              <w:top w:val="single" w:color="BFBFBF" w:sz="4"/>
+              <w:left w:val="single" w:color="BFBFBF" w:sz="4"/>
+              <w:bottom w:val="single" w:color="BFBFBF" w:sz="4"/>
+              <w:right w:val="single" w:color="BFBFBF" w:sz="4"/>
+            </w:tcBorders>
+            <w:tcMar>
+              <w:top w:type="dxa" w:w="70"/>
+              <w:left w:type="dxa" w:w="100"/>
+              <w:bottom w:type="dxa" w:w="70"/>
+              <w:right w:type="dxa" w:w="100"/>
+            </w:tcMar>
+            <w:vAlign w:val="top"/>
+          </w:tcPr>
+          <w:p>
+            <w:pPr>
+              <w:spacing w:after="0"/>
+            </w:pPr>
+            <w:r>
+              <w:rPr>
+                <w:rFonts w:ascii="Calibri" w:cs="Calibri" w:eastAsia="Calibri" w:hAnsi="Calibri"/>
+                <w:b w:val="false"/>
+                <w:bCs w:val="false"/>
+                <w:sz w:val="18"/>
+                <w:szCs w:val="18"/>
+              </w:rPr>
+              <w:t>wedging.js, wedging.css, index.html</w:t>
+            </w:r>
+          </w:p>
+        </w:tc>
+        <w:tc>
+          <w:tcPr>
+            <w:tcW w:type="dxa" w:w="5600"/>
+            <w:tcBorders>
+              <w:top w:val="single" w:color="BFBFBF" w:sz="4"/>
+              <w:left w:val="single" w:color="BFBFBF" w:sz="4"/>
+              <w:bottom w:val="single" w:color="BFBFBF" w:sz="4"/>
+              <w:right w:val="single" w:color="BFBFBF" w:sz="4"/>
+            </w:tcBorders>
+            <w:tcMar>
+              <w:top w:type="dxa" w:w="70"/>
+              <w:left w:type="dxa" w:w="100"/>
+              <w:bottom w:type="dxa" w:w="70"/>
+              <w:right w:type="dxa" w:w="100"/>
+            </w:tcMar>
+            <w:vAlign w:val="top"/>
+          </w:tcPr>
+          <w:p>
+            <w:pPr>
+              <w:spacing w:after="0"/>
+            </w:pPr>
+            <w:r>
+              <w:rPr>
+                <w:rFonts w:ascii="Calibri" w:cs="Calibri" w:eastAsia="Calibri" w:hAnsi="Calibri"/>
+                <w:b w:val="false"/>
+                <w:bCs w:val="false"/>
+                <w:sz w:val="18"/>
+                <w:szCs w:val="18"/>
+              </w:rPr>
+              <w:t>Barre de tri du Journal (Nombre de coups, Distance, Type de raté) : la forme des boutons changeait dès qu'on sélectionnait quelque chose. Causes : un compteur « (2) » ajouté au libellé, « Nombre de coups (Tous) » qui changeait de texte, une graisse de police plus forte à l'état actif (la puce s'élargissait), et des puces de la fenêtre « Type de raté » stylées autrement que les autres (fond plein, gras 700). Corrigé : libellés fixes, aucune graisse ajoutée à l'état actif, même style actif partout (vert = une sélection est en cours). Le bouton « Réinitialiser » est supprimé : on décoche dans la fenêtre du bouton concerné. Le style actif sans graisse s'applique à toutes les puces de Wedging.</w:t>
+            </w:r>
+          </w:p>
+        </w:tc>
+        <w:tc>
+          <w:tcPr>
+            <w:tcW w:type="dxa" w:w="1100"/>
+            <w:tcBorders>
+              <w:top w:val="single" w:color="BFBFBF" w:sz="4"/>
+              <w:left w:val="single" w:color="BFBFBF" w:sz="4"/>
+              <w:bottom w:val="single" w:color="BFBFBF" w:sz="4"/>
+              <w:right w:val="single" w:color="BFBFBF" w:sz="4"/>
+            </w:tcBorders>
+            <w:shd w:fill="FFEB9C" w:color="auto" w:val="clear"/>
+            <w:tcMar>
+              <w:top w:type="dxa" w:w="70"/>
+              <w:left w:type="dxa" w:w="100"/>
+              <w:bottom w:type="dxa" w:w="70"/>
+              <w:right w:type="dxa" w:w="100"/>
+            </w:tcMar>
+            <w:vAlign w:val="center"/>
+          </w:tcPr>
+          <w:p>
+            <w:pPr>
+              <w:spacing w:after="0"/>
+              <w:jc w:val="center"/>
+            </w:pPr>
+            <w:r>
+              <w:rPr>
+                <w:rFonts w:ascii="Calibri" w:cs="Calibri" w:eastAsia="Calibri" w:hAnsi="Calibri"/>
+                <w:b/>
+                <w:bCs/>
+                <w:color w:val="7A4A00"/>
+                <w:sz w:val="18"/>
+                <w:szCs w:val="18"/>
+              </w:rPr>
+              <w:t>En cours</w:t>
+            </w:r>
+          </w:p>
+        </w:tc>
+        <w:tc>
+          <w:tcPr>
+            <w:tcW w:type="dxa" w:w="1700"/>
+            <w:tcBorders>
+              <w:top w:val="single" w:color="BFBFBF" w:sz="4"/>
+              <w:left w:val="single" w:color="BFBFBF" w:sz="4"/>
+              <w:bottom w:val="single" w:color="BFBFBF" w:sz="4"/>
+              <w:right w:val="single" w:color="BFBFBF" w:sz="4"/>
+            </w:tcBorders>
+            <w:tcMar>
+              <w:top w:type="dxa" w:w="70"/>
+              <w:left w:type="dxa" w:w="100"/>
+              <w:bottom w:type="dxa" w:w="70"/>
+              <w:right w:type="dxa" w:w="100"/>
+            </w:tcMar>
+            <w:vAlign w:val="top"/>
+          </w:tcPr>
+          <w:p>
+            <w:pPr>
+              <w:spacing w:after="0"/>
+            </w:pPr>
+            <w:r>
+              <w:rPr>
+                <w:rFonts w:ascii="Calibri" w:cs="Calibri" w:eastAsia="Calibri" w:hAnsi="Calibri"/>
+                <w:b w:val="false"/>
+                <w:bCs w:val="false"/>
+                <w:sz w:val="18"/>
+                <w:szCs w:val="18"/>
+              </w:rPr>
+              <w:t>Propriétaire</w:t>
+            </w:r>
+          </w:p>
+        </w:tc>
+        <w:tc>
+          <w:tcPr>
+            <w:tcW w:type="dxa" w:w="3398"/>
+            <w:tcBorders>
+              <w:top w:val="single" w:color="BFBFBF" w:sz="4"/>
+              <w:left w:val="single" w:color="BFBFBF" w:sz="4"/>
+              <w:bottom w:val="single" w:color="BFBFBF" w:sz="4"/>
+              <w:right w:val="single" w:color="BFBFBF" w:sz="4"/>
+            </w:tcBorders>
+            <w:tcMar>
+              <w:top w:type="dxa" w:w="70"/>
+              <w:left w:type="dxa" w:w="100"/>
+              <w:bottom w:type="dxa" w:w="70"/>
+              <w:right w:type="dxa" w:w="100"/>
+            </w:tcMar>
+            <w:vAlign w:val="top"/>
+          </w:tcPr>
+          <w:p>
+            <w:pPr>
+              <w:spacing w:after="0"/>
+            </w:pPr>
+            <w:r>
+              <w:rPr>
+                <w:rFonts w:ascii="Calibri" w:cs="Calibri" w:eastAsia="Calibri" w:hAnsi="Calibri"/>
+                <w:b w:val="false"/>
+                <w:bCs w:val="false"/>
+                <w:sz w:val="18"/>
+                <w:szCs w:val="18"/>
+              </w:rPr>
+              <w:t>Wedging &gt; Parcours, sous Historique : sélectionner des distances, un type de raté, un nombre de coups ; chaque bouton garde exactement la même largeur et la même hauteur, devient vert tant qu'une sélection existe et repasse à la couleur normale quand tout est décoché. Vérifier qu'il n'y a plus de « Réinitialiser » ni de nombre entre parenthèses. Contrôler aussi les puces des autres écrans de Wedging (Dispersion, exercices) : l'état actif y est maintenant sans gras.</w:t>
             </w:r>
           </w:p>
         </w:tc>
@@ -27274,7 +27480,7 @@
                 <w:sz w:val="18"/>
                 <w:szCs w:val="18"/>
               </w:rPr>
-              <w:t>Wedging : paliers définis par unité (WEDGE_BUCKET_EDGES : mètres 0, 55 ... 105 ; yards 0, 60, 70 ... 115 ; versions de 10 pour les analyses), limites WEDGE_LOW_LIMIT 55 m / 60 yd et WEDGE_HIGH_LIMIT 110 m / 120 yd, clé 0 = bouton « &lt; ». wedgeBucketFor() classe une distance en mètres dans le palier de l'unité affichée (clé = borne basse, tolérance 1e-6) ; wedgeBucketLabelStep() écrit les libellés. Nouveau coup : wedgeNewShotButtonsHtml() affiche toujours les 12 boutons de 5 (classe wg-range-grid--3, 3 colonnes ; 2 colonnes sous 330 px) ; libellé « Distance à faire » retiré. Enregistrement : wedgeButtonMeters() = milieu de la fourchette converti en mètres (« &lt; » : 50 m) ; plus de champ bucketStep. Analyses : wedgeAnalysisBucketFor() regroupe par 5 ou par 10 selon le réglage. L'ancien palier 110 seul reste ramené au dernier palier (test &gt;= 110). Puces d'exercice : wedgeExerciseDistanceChoices(), 30 à 110 m ou 40 à 120 yd. wedging.js en ?v=62, wedging.css en ?v=60.</w:t>
+              <w:t>Wedging : paliers définis par unité (WEDGE_BUCKET_EDGES : mètres 0, 55 ... 105 ; yards 0, 60, 70 ... 115), limites WEDGE_LOW_LIMIT 55 m / 60 yd et WEDGE_HIGH_LIMIT 110 m / 120 yd, clé 0 = bouton « &lt; ». wedgeBucketFor() classe une distance en mètres dans le palier de l'unité affichée (clé = borne basse, tolérance 1e-6) ; wedgeBucketLabel() écrit les libellés. Un seul pas : suppression de wedgeAnalysisStep(), des listes de paliers de 10, de wedgeBucketLabelStep(), du champ bucketStep et du segment « Taille des paliers » du menu ⋯ ; les analyses (wedgeAnalysisBuckets, wedgeAnalysisBucketFor) réutilisent les paliers de la saisie. Nouveau coup : wedgeNewShotButtonsHtml() affiche les 12 boutons (classe wg-range-grid--3, 3 colonnes ; 2 colonnes sous 330 px) ; libellé « Distance à faire » retiré, et aussi du titre de l'axe de l'écran Distance (« paliers de … »). Enregistrement : wedgeButtonMeters() = milieu de la fourchette converti en mètres (« &lt; » : 50 m). L'ancien palier 110 seul reste ramené au dernier palier (test &gt;= 110). Puces d'exercice : wedgeExerciseDistanceChoices(), 30 à 110 m ou 40 à 120 yd. wedging.js en ?v=63, wedging.css en ?v=61.</w:t>
             </w:r>
           </w:p>
         </w:tc>
@@ -27343,7 +27549,180 @@
                 <w:sz w:val="18"/>
                 <w:szCs w:val="18"/>
               </w:rPr>
-              <w:t>Simulation (jsdom, 18 contrôles) : 12 boutons en mètres et en yards, la saisie ne change pas avec le pas de 10, enregistrement (&lt;60yd = 50 m, 60-69yd = 59,44 m, 70-74yd = 66,29 m, 115-120yd = 107,44 m, &lt;55m = 50 m, 55-59m = 57,5 m, 105-110m = 107,5 m), historique reclassé dans les deux unités, 30 m dans « &lt; » en m et en yd, limites identiques aux pas de 5 et de 10 dans les 4 cas, analyses Dispersion, Distance et SG sans erreur, puces d'exercice 40 à 120 yd. Test sur téléphone : section 3.</w:t>
+              <w:t>Simulation (jsdom, 25 contrôles) : 12 boutons en mètres et en yards, une ancienne préférence de pas 10 est ignorée, enregistrement (&lt;60yd = 50 m, 60-69yd = 59,44 m, &lt;55m = 50 m, 55-59m = 57,5 m, 105-110m = 107,5 m), historique reclassé dans les deux unités, 30 m dans « &lt; », puces d'exercice 40 à 120 yd, et les trois écrans Dispersion, Distance et SG ouverts par leur vraie route dans les deux unités, sans erreur. Correction de test : mes vérifications précédentes ouvraient des routes inexistantes (#dispersion au lieu de #dispersion-analysis) et retombaient sur Parcours ; les analyses sont maintenant réellement testées. Test sur téléphone : section 3.</w:t>
+            </w:r>
+          </w:p>
+        </w:tc>
+      </w:tr>
+      <w:tr>
+        <w:trPr>
+          <w:cantSplit/>
+        </w:trPr>
+        <w:tc>
+          <w:tcPr>
+            <w:tcW w:type="dxa" w:w="1700"/>
+            <w:tcBorders>
+              <w:top w:val="single" w:color="BFBFBF" w:sz="4"/>
+              <w:left w:val="single" w:color="BFBFBF" w:sz="4"/>
+              <w:bottom w:val="single" w:color="BFBFBF" w:sz="4"/>
+              <w:right w:val="single" w:color="BFBFBF" w:sz="4"/>
+            </w:tcBorders>
+            <w:tcMar>
+              <w:top w:type="dxa" w:w="70"/>
+              <w:left w:type="dxa" w:w="100"/>
+              <w:bottom w:type="dxa" w:w="70"/>
+              <w:right w:type="dxa" w:w="100"/>
+            </w:tcMar>
+            <w:vAlign w:val="top"/>
+          </w:tcPr>
+          <w:p>
+            <w:pPr>
+              <w:spacing w:after="0"/>
+            </w:pPr>
+            <w:r>
+              <w:rPr>
+                <w:rFonts w:ascii="Calibri" w:cs="Calibri" w:eastAsia="Calibri" w:hAnsi="Calibri"/>
+                <w:b/>
+                <w:bCs/>
+                <w:sz w:val="18"/>
+                <w:szCs w:val="18"/>
+              </w:rPr>
+              <w:t>—</w:t>
+            </w:r>
+          </w:p>
+        </w:tc>
+        <w:tc>
+          <w:tcPr>
+            <w:tcW w:type="dxa" w:w="2400"/>
+            <w:tcBorders>
+              <w:top w:val="single" w:color="BFBFBF" w:sz="4"/>
+              <w:left w:val="single" w:color="BFBFBF" w:sz="4"/>
+              <w:bottom w:val="single" w:color="BFBFBF" w:sz="4"/>
+              <w:right w:val="single" w:color="BFBFBF" w:sz="4"/>
+            </w:tcBorders>
+            <w:tcMar>
+              <w:top w:type="dxa" w:w="70"/>
+              <w:left w:type="dxa" w:w="100"/>
+              <w:bottom w:type="dxa" w:w="70"/>
+              <w:right w:type="dxa" w:w="100"/>
+            </w:tcMar>
+            <w:vAlign w:val="top"/>
+          </w:tcPr>
+          <w:p>
+            <w:pPr>
+              <w:spacing w:after="0"/>
+            </w:pPr>
+            <w:r>
+              <w:rPr>
+                <w:rFonts w:ascii="Calibri" w:cs="Calibri" w:eastAsia="Calibri" w:hAnsi="Calibri"/>
+                <w:b w:val="false"/>
+                <w:bCs w:val="false"/>
+                <w:sz w:val="18"/>
+                <w:szCs w:val="18"/>
+              </w:rPr>
+              <w:t>wedging.js, wedging.css, index.html</w:t>
+            </w:r>
+          </w:p>
+        </w:tc>
+        <w:tc>
+          <w:tcPr>
+            <w:tcW w:type="dxa" w:w="8000"/>
+            <w:tcBorders>
+              <w:top w:val="single" w:color="BFBFBF" w:sz="4"/>
+              <w:left w:val="single" w:color="BFBFBF" w:sz="4"/>
+              <w:bottom w:val="single" w:color="BFBFBF" w:sz="4"/>
+              <w:right w:val="single" w:color="BFBFBF" w:sz="4"/>
+            </w:tcBorders>
+            <w:tcMar>
+              <w:top w:type="dxa" w:w="70"/>
+              <w:left w:type="dxa" w:w="100"/>
+              <w:bottom w:type="dxa" w:w="70"/>
+              <w:right w:type="dxa" w:w="100"/>
+            </w:tcMar>
+            <w:vAlign w:val="top"/>
+          </w:tcPr>
+          <w:p>
+            <w:pPr>
+              <w:spacing w:after="0"/>
+            </w:pPr>
+            <w:r>
+              <w:rPr>
+                <w:rFonts w:ascii="Calibri" w:cs="Calibri" w:eastAsia="Calibri" w:hAnsi="Calibri"/>
+                <w:b w:val="false"/>
+                <w:bCs w:val="false"/>
+                <w:sz w:val="18"/>
+                <w:szCs w:val="18"/>
+              </w:rPr>
+              <w:t>wedgeHistoryFiltersRowHtml() : libellés fixes (« Nombre de coups », « Distance », « Type de raté »), bouton vert (classe active) quand une sélection existe ; compteurs et bouton « Réinitialiser » (resetWedgeHistoryFilters) supprimés. wedgeShotsLimitButtonHtml() sans valeur dans le libellé. Fenêtre « Type de raté » : classe active à la place du style inline. CSS : .wg-chip.active sans font-weight. wedging.js en ?v=63, wedging.css en ?v=61.</w:t>
+            </w:r>
+          </w:p>
+        </w:tc>
+        <w:tc>
+          <w:tcPr>
+            <w:tcW w:type="dxa" w:w="1100"/>
+            <w:tcBorders>
+              <w:top w:val="single" w:color="BFBFBF" w:sz="4"/>
+              <w:left w:val="single" w:color="BFBFBF" w:sz="4"/>
+              <w:bottom w:val="single" w:color="BFBFBF" w:sz="4"/>
+              <w:right w:val="single" w:color="BFBFBF" w:sz="4"/>
+            </w:tcBorders>
+            <w:shd w:fill="C6EFCE" w:color="auto" w:val="clear"/>
+            <w:tcMar>
+              <w:top w:type="dxa" w:w="70"/>
+              <w:left w:type="dxa" w:w="100"/>
+              <w:bottom w:type="dxa" w:w="70"/>
+              <w:right w:type="dxa" w:w="100"/>
+            </w:tcMar>
+            <w:vAlign w:val="center"/>
+          </w:tcPr>
+          <w:p>
+            <w:pPr>
+              <w:spacing w:after="0"/>
+              <w:jc w:val="center"/>
+            </w:pPr>
+            <w:r>
+              <w:rPr>
+                <w:rFonts w:ascii="Calibri" w:cs="Calibri" w:eastAsia="Calibri" w:hAnsi="Calibri"/>
+                <w:b/>
+                <w:bCs/>
+                <w:color w:val="1E5E2A"/>
+                <w:sz w:val="18"/>
+                <w:szCs w:val="18"/>
+              </w:rPr>
+              <w:t>Terminé</w:t>
+            </w:r>
+          </w:p>
+        </w:tc>
+        <w:tc>
+          <w:tcPr>
+            <w:tcW w:type="dxa" w:w="2198"/>
+            <w:tcBorders>
+              <w:top w:val="single" w:color="BFBFBF" w:sz="4"/>
+              <w:left w:val="single" w:color="BFBFBF" w:sz="4"/>
+              <w:bottom w:val="single" w:color="BFBFBF" w:sz="4"/>
+              <w:right w:val="single" w:color="BFBFBF" w:sz="4"/>
+            </w:tcBorders>
+            <w:tcMar>
+              <w:top w:type="dxa" w:w="70"/>
+              <w:left w:type="dxa" w:w="100"/>
+              <w:bottom w:type="dxa" w:w="70"/>
+              <w:right w:type="dxa" w:w="100"/>
+            </w:tcMar>
+            <w:vAlign w:val="top"/>
+          </w:tcPr>
+          <w:p>
+            <w:pPr>
+              <w:spacing w:after="0"/>
+            </w:pPr>
+            <w:r>
+              <w:rPr>
+                <w:rFonts w:ascii="Calibri" w:cs="Calibri" w:eastAsia="Calibri" w:hAnsi="Calibri"/>
+                <w:b w:val="false"/>
+                <w:bCs w:val="false"/>
+                <w:sz w:val="18"/>
+                <w:szCs w:val="18"/>
+              </w:rPr>
+              <w:t>Simulation (jsdom) : barre au repos sans bouton vert ; avec une sélection de distances et de type de raté, mêmes libellés, boutons verts, aucun « Réinitialiser » ; filtre distance seule = 2 coups sur 4 ; limite de coups verte et libellé fixe ; puces de la fenêtre « Type de raté » sans style inline ; CSS actif sans font-weight. La largeur réelle des boutons se contrôle sur téléphone (section 3).</w:t>
             </w:r>
           </w:p>
         </w:tc>

--- a/Suivi-des-bugs.docx
+++ b/Suivi-des-bugs.docx
@@ -29,7 +29,7 @@
           <w:sz w:val="22"/>
           <w:szCs w:val="22"/>
         </w:rPr>
-        <w:t>État au 27 octobre 2026, à partir du commit 1184bbc du dépôt, plus les corrections de la session du jour (pas encore déposées). Les numéros de points sont stables : ils renvoient à l'ancien suivi du README.</w:t>
+        <w:t>État au 29 octobre 2026, à partir du commit f32ce9e du dépôt, plus les modifications de la session du jour (pas encore déposées). Les numéros de points sont stables : ils renvoient à l'ancien suivi du README.</w:t>
       </w:r>
     </w:p>
     <w:p>
@@ -844,7 +844,7 @@
                 <w:sz w:val="18"/>
                 <w:szCs w:val="18"/>
               </w:rPr>
-              <w:t>9</w:t>
+              <w:t>10</w:t>
             </w:r>
           </w:p>
         </w:tc>
@@ -6853,7 +6853,7 @@
                 <w:sz w:val="18"/>
                 <w:szCs w:val="18"/>
               </w:rPr>
-              <w:t xml:space="preserve">Non faits : « wedge par défaut » (Wedging n'enregistre aucun club), indicateur Putting « réussite par distance » (pas de carte à ce nom), « programme épinglé » de Gym distinct du programme en cours, mélange des zones et des outils dans un même ordre (Parcours).</w:t>
+              <w:t xml:space="preserve">Non faits : « wedge par défaut » (Wedging n'enregistre aucun club), « programme épinglé » de Gym distinct du programme en cours, mélange des zones et des outils dans un même ordre (Parcours).</w:t>
             </w:r>
           </w:p>
         </w:tc>
@@ -9112,7 +9112,7 @@
                 <w:sz w:val="18"/>
                 <w:szCs w:val="18"/>
               </w:rPr>
-              <w:t>Photo Gym &gt; Exercices</w:t>
+              <w:t>Putting &gt; Indicateurs</w:t>
             </w:r>
           </w:p>
         </w:tc>
@@ -9145,7 +9145,7 @@
                 <w:sz w:val="18"/>
                 <w:szCs w:val="18"/>
               </w:rPr>
-              <w:t>(à diagnostiquer)</w:t>
+              <w:t>putting.js, putting.css, index.html, README.md</w:t>
             </w:r>
           </w:p>
         </w:tc>
@@ -9178,7 +9178,7 @@
                 <w:sz w:val="18"/>
                 <w:szCs w:val="18"/>
               </w:rPr>
-              <w:t>La carte Exercices utilise images/FondBoutonExercices.webp : le fichier est présent, identique à l'original, et la photo s'affiche depuis le dépôt en simulation.</w:t>
+              <w:t>Menus ⋯ de Putting supprimés (en-têtes principal et Performance). Les cartes de l'accueil (onglet Parcours) sont maintenant au choix parmi 19 indicateurs (SG, 1 / 2 / 3 putts, mètres rentrés, putts par partie ou par trou, distance du 1er putt, réussite par tranche de distance, putts manqués courts / longs / à gauche / à droite), avec bouton « Modifier » (feuille du bas, comme « Mes indicateurs » de Stats) et choix de la période (5, 10, 15, 20 dernières parties ou toutes, défaut : toutes). Réglages enregistrés dans golfevolution_module_prefs.putting (homeKpis, homePeriod). Calculs vérifiés par simulation sur des parties fictives.</w:t>
             </w:r>
           </w:p>
         </w:tc>
@@ -9280,7 +9280,7 @@
                 <w:sz w:val="18"/>
                 <w:szCs w:val="18"/>
               </w:rPr>
-              <w:t>Tester : ouvrir /images/FondBoutonExercices.webp sur le site déployé ; vider le cache du navigateur.</w:t>
+              <w:t>Tester sur téléphone : accueil Putting &gt; Parcours, « Modifier » ; cocher et décocher des indicateurs (les cartes changent tout de suite), changer la période, fermer et rouvrir le module (réglages conservés) ; vérifier qu'il n'y a plus de ⋯ dans les en-têtes Putting et Performance et que le titre reste centré. Sans parties : « -- » partout.</w:t>
             </w:r>
           </w:p>
         </w:tc>
@@ -9318,6 +9318,212 @@
                 <w:sz w:val="18"/>
                 <w:szCs w:val="18"/>
               </w:rPr>
+              <w:t>Photo Gym &gt; Exercices</w:t>
+            </w:r>
+          </w:p>
+        </w:tc>
+        <w:tc>
+          <w:tcPr>
+            <w:tcW w:type="dxa" w:w="2100"/>
+            <w:tcBorders>
+              <w:top w:val="single" w:color="BFBFBF" w:sz="4"/>
+              <w:left w:val="single" w:color="BFBFBF" w:sz="4"/>
+              <w:bottom w:val="single" w:color="BFBFBF" w:sz="4"/>
+              <w:right w:val="single" w:color="BFBFBF" w:sz="4"/>
+            </w:tcBorders>
+            <w:tcMar>
+              <w:top w:type="dxa" w:w="70"/>
+              <w:left w:type="dxa" w:w="100"/>
+              <w:bottom w:type="dxa" w:w="70"/>
+              <w:right w:type="dxa" w:w="100"/>
+            </w:tcMar>
+            <w:vAlign w:val="top"/>
+          </w:tcPr>
+          <w:p>
+            <w:pPr>
+              <w:spacing w:after="0"/>
+            </w:pPr>
+            <w:r>
+              <w:rPr>
+                <w:rFonts w:ascii="Calibri" w:cs="Calibri" w:eastAsia="Calibri" w:hAnsi="Calibri"/>
+                <w:b w:val="false"/>
+                <w:bCs w:val="false"/>
+                <w:sz w:val="18"/>
+                <w:szCs w:val="18"/>
+              </w:rPr>
+              <w:t>(à diagnostiquer)</w:t>
+            </w:r>
+          </w:p>
+        </w:tc>
+        <w:tc>
+          <w:tcPr>
+            <w:tcW w:type="dxa" w:w="5600"/>
+            <w:tcBorders>
+              <w:top w:val="single" w:color="BFBFBF" w:sz="4"/>
+              <w:left w:val="single" w:color="BFBFBF" w:sz="4"/>
+              <w:bottom w:val="single" w:color="BFBFBF" w:sz="4"/>
+              <w:right w:val="single" w:color="BFBFBF" w:sz="4"/>
+            </w:tcBorders>
+            <w:tcMar>
+              <w:top w:type="dxa" w:w="70"/>
+              <w:left w:type="dxa" w:w="100"/>
+              <w:bottom w:type="dxa" w:w="70"/>
+              <w:right w:type="dxa" w:w="100"/>
+            </w:tcMar>
+            <w:vAlign w:val="top"/>
+          </w:tcPr>
+          <w:p>
+            <w:pPr>
+              <w:spacing w:after="0"/>
+            </w:pPr>
+            <w:r>
+              <w:rPr>
+                <w:rFonts w:ascii="Calibri" w:cs="Calibri" w:eastAsia="Calibri" w:hAnsi="Calibri"/>
+                <w:b w:val="false"/>
+                <w:bCs w:val="false"/>
+                <w:sz w:val="18"/>
+                <w:szCs w:val="18"/>
+              </w:rPr>
+              <w:t>La carte Exercices utilise images/FondBoutonExercices.webp : le fichier est présent, identique à l'original, et la photo s'affiche depuis le dépôt en simulation.</w:t>
+            </w:r>
+          </w:p>
+        </w:tc>
+        <w:tc>
+          <w:tcPr>
+            <w:tcW w:type="dxa" w:w="1100"/>
+            <w:tcBorders>
+              <w:top w:val="single" w:color="BFBFBF" w:sz="4"/>
+              <w:left w:val="single" w:color="BFBFBF" w:sz="4"/>
+              <w:bottom w:val="single" w:color="BFBFBF" w:sz="4"/>
+              <w:right w:val="single" w:color="BFBFBF" w:sz="4"/>
+            </w:tcBorders>
+            <w:shd w:fill="FFEB9C" w:color="auto" w:val="clear"/>
+            <w:tcMar>
+              <w:top w:type="dxa" w:w="70"/>
+              <w:left w:type="dxa" w:w="100"/>
+              <w:bottom w:type="dxa" w:w="70"/>
+              <w:right w:type="dxa" w:w="100"/>
+            </w:tcMar>
+            <w:vAlign w:val="center"/>
+          </w:tcPr>
+          <w:p>
+            <w:pPr>
+              <w:spacing w:after="0"/>
+              <w:jc w:val="center"/>
+            </w:pPr>
+            <w:r>
+              <w:rPr>
+                <w:rFonts w:ascii="Calibri" w:cs="Calibri" w:eastAsia="Calibri" w:hAnsi="Calibri"/>
+                <w:b/>
+                <w:bCs/>
+                <w:color w:val="7A4A00"/>
+                <w:sz w:val="18"/>
+                <w:szCs w:val="18"/>
+              </w:rPr>
+              <w:t xml:space="preserve">En cours</w:t>
+            </w:r>
+          </w:p>
+        </w:tc>
+        <w:tc>
+          <w:tcPr>
+            <w:tcW w:type="dxa" w:w="1700"/>
+            <w:tcBorders>
+              <w:top w:val="single" w:color="BFBFBF" w:sz="4"/>
+              <w:left w:val="single" w:color="BFBFBF" w:sz="4"/>
+              <w:bottom w:val="single" w:color="BFBFBF" w:sz="4"/>
+              <w:right w:val="single" w:color="BFBFBF" w:sz="4"/>
+            </w:tcBorders>
+            <w:tcMar>
+              <w:top w:type="dxa" w:w="70"/>
+              <w:left w:type="dxa" w:w="100"/>
+              <w:bottom w:type="dxa" w:w="70"/>
+              <w:right w:type="dxa" w:w="100"/>
+            </w:tcMar>
+            <w:vAlign w:val="top"/>
+          </w:tcPr>
+          <w:p>
+            <w:pPr>
+              <w:spacing w:after="0"/>
+            </w:pPr>
+            <w:r>
+              <w:rPr>
+                <w:rFonts w:ascii="Calibri" w:cs="Calibri" w:eastAsia="Calibri" w:hAnsi="Calibri"/>
+                <w:b w:val="false"/>
+                <w:bCs w:val="false"/>
+                <w:sz w:val="18"/>
+                <w:szCs w:val="18"/>
+              </w:rPr>
+              <w:t xml:space="preserve">Propriétaire</w:t>
+            </w:r>
+          </w:p>
+        </w:tc>
+        <w:tc>
+          <w:tcPr>
+            <w:tcW w:type="dxa" w:w="3398"/>
+            <w:tcBorders>
+              <w:top w:val="single" w:color="BFBFBF" w:sz="4"/>
+              <w:left w:val="single" w:color="BFBFBF" w:sz="4"/>
+              <w:bottom w:val="single" w:color="BFBFBF" w:sz="4"/>
+              <w:right w:val="single" w:color="BFBFBF" w:sz="4"/>
+            </w:tcBorders>
+            <w:tcMar>
+              <w:top w:type="dxa" w:w="70"/>
+              <w:left w:type="dxa" w:w="100"/>
+              <w:bottom w:type="dxa" w:w="70"/>
+              <w:right w:type="dxa" w:w="100"/>
+            </w:tcMar>
+            <w:vAlign w:val="top"/>
+          </w:tcPr>
+          <w:p>
+            <w:pPr>
+              <w:spacing w:after="0"/>
+            </w:pPr>
+            <w:r>
+              <w:rPr>
+                <w:rFonts w:ascii="Calibri" w:cs="Calibri" w:eastAsia="Calibri" w:hAnsi="Calibri"/>
+                <w:b w:val="false"/>
+                <w:bCs w:val="false"/>
+                <w:sz w:val="18"/>
+                <w:szCs w:val="18"/>
+              </w:rPr>
+              <w:t>Tester : ouvrir /images/FondBoutonExercices.webp sur le site déployé ; vider le cache du navigateur.</w:t>
+            </w:r>
+          </w:p>
+        </w:tc>
+      </w:tr>
+      <w:tr>
+        <w:trPr>
+          <w:cantSplit/>
+        </w:trPr>
+        <w:tc>
+          <w:tcPr>
+            <w:tcW w:type="dxa" w:w="1500"/>
+            <w:tcBorders>
+              <w:top w:val="single" w:color="BFBFBF" w:sz="4"/>
+              <w:left w:val="single" w:color="BFBFBF" w:sz="4"/>
+              <w:bottom w:val="single" w:color="BFBFBF" w:sz="4"/>
+              <w:right w:val="single" w:color="BFBFBF" w:sz="4"/>
+            </w:tcBorders>
+            <w:tcMar>
+              <w:top w:type="dxa" w:w="70"/>
+              <w:left w:type="dxa" w:w="100"/>
+              <w:bottom w:type="dxa" w:w="70"/>
+              <w:right w:type="dxa" w:w="100"/>
+            </w:tcMar>
+            <w:vAlign w:val="top"/>
+          </w:tcPr>
+          <w:p>
+            <w:pPr>
+              <w:spacing w:after="0"/>
+            </w:pPr>
+            <w:r>
+              <w:rPr>
+                <w:rFonts w:ascii="Calibri" w:cs="Calibri" w:eastAsia="Calibri" w:hAnsi="Calibri"/>
+                <w:b/>
+                <w:bCs/>
+                <w:sz w:val="18"/>
+                <w:szCs w:val="18"/>
+              </w:rPr>
               <w:t xml:space="preserve">41, 42</w:t>
             </w:r>
           </w:p>
@@ -9384,7 +9590,7 @@
                 <w:sz w:val="18"/>
                 <w:szCs w:val="18"/>
               </w:rPr>
-              <w:t>Menus ⋯ des headers (Putting, Wedging, Parcours), réglages d'affichage dans une feuille qui monte du bas, enregistrés sur l'appareil. Parcours : ordre des zones et des outils, unité m / yd, texte plus grand, contraste renforcé. Gym : réglé (testé par le propriétaire le 27/10/2026, affichage en lb arrondi au dixième). Nouveau le 27/10/2026 : repères du Fairway et du Green en chiffres ronds par unité, sans conversion ; vitesse du vent liée à l'unité (yd et mph, m et km/h), remplacée le 27/10/2026 par une unité de vitesse indépendante (ligne « Unités : Menu et Parcours ») ; barre d'outils ajoutée dans Affichage &gt; Terrain.</w:t>
+              <w:t>Menus ⋯ des headers (Wedging, Parcours ; Putting n'en a plus depuis le 29/10/2026), réglages d'affichage dans une feuille qui monte du bas, enregistrés sur l'appareil. Parcours : ordre des zones et des outils, unité m / yd, texte plus grand, contraste renforcé. Gym : réglé (testé par le propriétaire le 27/10/2026, affichage en lb arrondi au dixième). Nouveau le 27/10/2026 : repères du Fairway et du Green en chiffres ronds par unité, sans conversion ; vitesse du vent liée à l'unité (yd et mph, m et km/h), remplacée le 27/10/2026 par une unité de vitesse indépendante (ligne « Unités : Menu et Parcours ») ; barre d'outils ajoutée dans Affichage &gt; Terrain.</w:t>
             </w:r>
           </w:p>
         </w:tc>
@@ -9486,7 +9692,7 @@
                 <w:sz w:val="18"/>
                 <w:szCs w:val="18"/>
               </w:rPr>
-              <w:t>Tester sur téléphone, en sombre et en clair : ouvrir chaque ⋯, changer chaque réglage, fermer et rouvrir. Parcours : passer de m à yd (bouton du Fairway, menu ⋯ ou bascule du calculateur) et vérifier les repères (Fairway 100, 150, 250, 350 yd ; Green 5, 15, 30 yd), l'unité de vitesse du vent (voir la ligne « Unités : Menu et Parcours ») et un calcul de vent (yd et mph : 100 yd, 10 mph de face = 110 yd) ; monter et descendre la barre d'outils dans Affichage &gt; Terrain ; texte plus grand et contraste, surtout les marques du Fairway et du Green. Wedging : « Voir mes analyses » et le pas de 10 m.</w:t>
+              <w:t>Tester sur téléphone, en sombre et en clair : ouvrir chaque ⋯ (Wedging, Parcours, Gym), changer chaque réglage, fermer et rouvrir. Parcours : passer de m à yd (bouton du Fairway, menu ⋯ ou bascule du calculateur) et vérifier les repères (Fairway 100, 150, 250, 350 yd ; Green 5, 15, 30 yd), l'unité de vitesse du vent (voir la ligne « Unités : Menu et Parcours ») et un calcul de vent (yd et mph : 100 yd, 10 mph de face = 110 yd) ; monter et descendre la barre d'outils dans Affichage &gt; Terrain ; texte plus grand et contraste, surtout les marques du Fairway et du Green. Wedging : « Voir mes analyses » et le pas de 10 m.</w:t>
             </w:r>
           </w:p>
         </w:tc>

--- a/Suivi-des-bugs.docx
+++ b/Suivi-des-bugs.docx
@@ -844,7 +844,7 @@
                 <w:sz w:val="18"/>
                 <w:szCs w:val="18"/>
               </w:rPr>
-              <w:t>10</w:t>
+              <w:t>11</w:t>
             </w:r>
           </w:p>
         </w:tc>
@@ -9318,7 +9318,7 @@
                 <w:sz w:val="18"/>
                 <w:szCs w:val="18"/>
               </w:rPr>
-              <w:t>Photo Gym &gt; Exercices</w:t>
+              <w:t>Wedging &gt; Menu ⋯</w:t>
             </w:r>
           </w:p>
         </w:tc>
@@ -9351,7 +9351,7 @@
                 <w:sz w:val="18"/>
                 <w:szCs w:val="18"/>
               </w:rPr>
-              <w:t>(à diagnostiquer)</w:t>
+              <w:t>wedging.js, index.html, README.md</w:t>
             </w:r>
           </w:p>
         </w:tc>
@@ -9384,7 +9384,7 @@
                 <w:sz w:val="18"/>
                 <w:szCs w:val="18"/>
               </w:rPr>
-              <w:t>La carte Exercices utilise images/FondBoutonExercices.webp : le fichier est présent, identique à l'original, et la photo s'affiche depuis le dépôt en simulation.</w:t>
+              <w:t>Menu ⋯ de Wedging supprimé avec tout ce qui y était relié : bouton des headers et des barres du haut, fonction du menu, vue d'analyse par défaut (defaultAnalysis) et icône. Les écrans d'analyse (Dispersion, Distance, SG) et leur barre du bas sont conservés, mais plus aucun bouton ne les ouvre depuis le Journal ou les Exercices.</w:t>
             </w:r>
           </w:p>
         </w:tc>
@@ -9486,7 +9486,7 @@
                 <w:sz w:val="18"/>
                 <w:szCs w:val="18"/>
               </w:rPr>
-              <w:t>Tester : ouvrir /images/FondBoutonExercices.webp sur le site déployé ; vider le cache du navigateur.</w:t>
+              <w:t>Vérifier qu'il n'y a plus de ⋯ dans les en-têtes Wedging (accueil, Journal, Exercices, analyses) et que les titres restent centrés. À décider : comment rouvrir les analyses.</w:t>
             </w:r>
           </w:p>
         </w:tc>
@@ -9524,6 +9524,212 @@
                 <w:sz w:val="18"/>
                 <w:szCs w:val="18"/>
               </w:rPr>
+              <w:t>Photo Gym &gt; Exercices</w:t>
+            </w:r>
+          </w:p>
+        </w:tc>
+        <w:tc>
+          <w:tcPr>
+            <w:tcW w:type="dxa" w:w="2100"/>
+            <w:tcBorders>
+              <w:top w:val="single" w:color="BFBFBF" w:sz="4"/>
+              <w:left w:val="single" w:color="BFBFBF" w:sz="4"/>
+              <w:bottom w:val="single" w:color="BFBFBF" w:sz="4"/>
+              <w:right w:val="single" w:color="BFBFBF" w:sz="4"/>
+            </w:tcBorders>
+            <w:tcMar>
+              <w:top w:type="dxa" w:w="70"/>
+              <w:left w:type="dxa" w:w="100"/>
+              <w:bottom w:type="dxa" w:w="70"/>
+              <w:right w:type="dxa" w:w="100"/>
+            </w:tcMar>
+            <w:vAlign w:val="top"/>
+          </w:tcPr>
+          <w:p>
+            <w:pPr>
+              <w:spacing w:after="0"/>
+            </w:pPr>
+            <w:r>
+              <w:rPr>
+                <w:rFonts w:ascii="Calibri" w:cs="Calibri" w:eastAsia="Calibri" w:hAnsi="Calibri"/>
+                <w:b w:val="false"/>
+                <w:bCs w:val="false"/>
+                <w:sz w:val="18"/>
+                <w:szCs w:val="18"/>
+              </w:rPr>
+              <w:t>(à diagnostiquer)</w:t>
+            </w:r>
+          </w:p>
+        </w:tc>
+        <w:tc>
+          <w:tcPr>
+            <w:tcW w:type="dxa" w:w="5600"/>
+            <w:tcBorders>
+              <w:top w:val="single" w:color="BFBFBF" w:sz="4"/>
+              <w:left w:val="single" w:color="BFBFBF" w:sz="4"/>
+              <w:bottom w:val="single" w:color="BFBFBF" w:sz="4"/>
+              <w:right w:val="single" w:color="BFBFBF" w:sz="4"/>
+            </w:tcBorders>
+            <w:tcMar>
+              <w:top w:type="dxa" w:w="70"/>
+              <w:left w:type="dxa" w:w="100"/>
+              <w:bottom w:type="dxa" w:w="70"/>
+              <w:right w:type="dxa" w:w="100"/>
+            </w:tcMar>
+            <w:vAlign w:val="top"/>
+          </w:tcPr>
+          <w:p>
+            <w:pPr>
+              <w:spacing w:after="0"/>
+            </w:pPr>
+            <w:r>
+              <w:rPr>
+                <w:rFonts w:ascii="Calibri" w:cs="Calibri" w:eastAsia="Calibri" w:hAnsi="Calibri"/>
+                <w:b w:val="false"/>
+                <w:bCs w:val="false"/>
+                <w:sz w:val="18"/>
+                <w:szCs w:val="18"/>
+              </w:rPr>
+              <w:t>La carte Exercices utilise images/FondBoutonExercices.webp : le fichier est présent, identique à l'original, et la photo s'affiche depuis le dépôt en simulation.</w:t>
+            </w:r>
+          </w:p>
+        </w:tc>
+        <w:tc>
+          <w:tcPr>
+            <w:tcW w:type="dxa" w:w="1100"/>
+            <w:tcBorders>
+              <w:top w:val="single" w:color="BFBFBF" w:sz="4"/>
+              <w:left w:val="single" w:color="BFBFBF" w:sz="4"/>
+              <w:bottom w:val="single" w:color="BFBFBF" w:sz="4"/>
+              <w:right w:val="single" w:color="BFBFBF" w:sz="4"/>
+            </w:tcBorders>
+            <w:shd w:fill="FFEB9C" w:color="auto" w:val="clear"/>
+            <w:tcMar>
+              <w:top w:type="dxa" w:w="70"/>
+              <w:left w:type="dxa" w:w="100"/>
+              <w:bottom w:type="dxa" w:w="70"/>
+              <w:right w:type="dxa" w:w="100"/>
+            </w:tcMar>
+            <w:vAlign w:val="center"/>
+          </w:tcPr>
+          <w:p>
+            <w:pPr>
+              <w:spacing w:after="0"/>
+              <w:jc w:val="center"/>
+            </w:pPr>
+            <w:r>
+              <w:rPr>
+                <w:rFonts w:ascii="Calibri" w:cs="Calibri" w:eastAsia="Calibri" w:hAnsi="Calibri"/>
+                <w:b/>
+                <w:bCs/>
+                <w:color w:val="7A4A00"/>
+                <w:sz w:val="18"/>
+                <w:szCs w:val="18"/>
+              </w:rPr>
+              <w:t xml:space="preserve">En cours</w:t>
+            </w:r>
+          </w:p>
+        </w:tc>
+        <w:tc>
+          <w:tcPr>
+            <w:tcW w:type="dxa" w:w="1700"/>
+            <w:tcBorders>
+              <w:top w:val="single" w:color="BFBFBF" w:sz="4"/>
+              <w:left w:val="single" w:color="BFBFBF" w:sz="4"/>
+              <w:bottom w:val="single" w:color="BFBFBF" w:sz="4"/>
+              <w:right w:val="single" w:color="BFBFBF" w:sz="4"/>
+            </w:tcBorders>
+            <w:tcMar>
+              <w:top w:type="dxa" w:w="70"/>
+              <w:left w:type="dxa" w:w="100"/>
+              <w:bottom w:type="dxa" w:w="70"/>
+              <w:right w:type="dxa" w:w="100"/>
+            </w:tcMar>
+            <w:vAlign w:val="top"/>
+          </w:tcPr>
+          <w:p>
+            <w:pPr>
+              <w:spacing w:after="0"/>
+            </w:pPr>
+            <w:r>
+              <w:rPr>
+                <w:rFonts w:ascii="Calibri" w:cs="Calibri" w:eastAsia="Calibri" w:hAnsi="Calibri"/>
+                <w:b w:val="false"/>
+                <w:bCs w:val="false"/>
+                <w:sz w:val="18"/>
+                <w:szCs w:val="18"/>
+              </w:rPr>
+              <w:t xml:space="preserve">Propriétaire</w:t>
+            </w:r>
+          </w:p>
+        </w:tc>
+        <w:tc>
+          <w:tcPr>
+            <w:tcW w:type="dxa" w:w="3398"/>
+            <w:tcBorders>
+              <w:top w:val="single" w:color="BFBFBF" w:sz="4"/>
+              <w:left w:val="single" w:color="BFBFBF" w:sz="4"/>
+              <w:bottom w:val="single" w:color="BFBFBF" w:sz="4"/>
+              <w:right w:val="single" w:color="BFBFBF" w:sz="4"/>
+            </w:tcBorders>
+            <w:tcMar>
+              <w:top w:type="dxa" w:w="70"/>
+              <w:left w:type="dxa" w:w="100"/>
+              <w:bottom w:type="dxa" w:w="70"/>
+              <w:right w:type="dxa" w:w="100"/>
+            </w:tcMar>
+            <w:vAlign w:val="top"/>
+          </w:tcPr>
+          <w:p>
+            <w:pPr>
+              <w:spacing w:after="0"/>
+            </w:pPr>
+            <w:r>
+              <w:rPr>
+                <w:rFonts w:ascii="Calibri" w:cs="Calibri" w:eastAsia="Calibri" w:hAnsi="Calibri"/>
+                <w:b w:val="false"/>
+                <w:bCs w:val="false"/>
+                <w:sz w:val="18"/>
+                <w:szCs w:val="18"/>
+              </w:rPr>
+              <w:t>Tester : ouvrir /images/FondBoutonExercices.webp sur le site déployé ; vider le cache du navigateur.</w:t>
+            </w:r>
+          </w:p>
+        </w:tc>
+      </w:tr>
+      <w:tr>
+        <w:trPr>
+          <w:cantSplit/>
+        </w:trPr>
+        <w:tc>
+          <w:tcPr>
+            <w:tcW w:type="dxa" w:w="1500"/>
+            <w:tcBorders>
+              <w:top w:val="single" w:color="BFBFBF" w:sz="4"/>
+              <w:left w:val="single" w:color="BFBFBF" w:sz="4"/>
+              <w:bottom w:val="single" w:color="BFBFBF" w:sz="4"/>
+              <w:right w:val="single" w:color="BFBFBF" w:sz="4"/>
+            </w:tcBorders>
+            <w:tcMar>
+              <w:top w:type="dxa" w:w="70"/>
+              <w:left w:type="dxa" w:w="100"/>
+              <w:bottom w:type="dxa" w:w="70"/>
+              <w:right w:type="dxa" w:w="100"/>
+            </w:tcMar>
+            <w:vAlign w:val="top"/>
+          </w:tcPr>
+          <w:p>
+            <w:pPr>
+              <w:spacing w:after="0"/>
+            </w:pPr>
+            <w:r>
+              <w:rPr>
+                <w:rFonts w:ascii="Calibri" w:cs="Calibri" w:eastAsia="Calibri" w:hAnsi="Calibri"/>
+                <w:b/>
+                <w:bCs/>
+                <w:sz w:val="18"/>
+                <w:szCs w:val="18"/>
+              </w:rPr>
               <w:t xml:space="preserve">41, 42</w:t>
             </w:r>
           </w:p>
@@ -9590,7 +9796,7 @@
                 <w:sz w:val="18"/>
                 <w:szCs w:val="18"/>
               </w:rPr>
-              <w:t>Menus ⋯ des headers (Wedging, Parcours ; Putting n'en a plus depuis le 29/10/2026), réglages d'affichage dans une feuille qui monte du bas, enregistrés sur l'appareil. Parcours : ordre des zones et des outils, unité m / yd, texte plus grand, contraste renforcé. Gym : réglé (testé par le propriétaire le 27/10/2026, affichage en lb arrondi au dixième). Nouveau le 27/10/2026 : repères du Fairway et du Green en chiffres ronds par unité, sans conversion ; vitesse du vent liée à l'unité (yd et mph, m et km/h), remplacée le 27/10/2026 par une unité de vitesse indépendante (ligne « Unités : Menu et Parcours ») ; barre d'outils ajoutée dans Affichage &gt; Terrain.</w:t>
+              <w:t>Menus ⋯ des headers (Parcours, Gym ; Putting et Wedging n'en ont plus depuis le 29/10/2026), réglages d'affichage dans une feuille qui monte du bas, enregistrés sur l'appareil. Parcours : ordre des zones et des outils, unité m / yd, texte plus grand, contraste renforcé. Gym : réglé (testé par le propriétaire le 27/10/2026, affichage en lb arrondi au dixième). Nouveau le 27/10/2026 : repères du Fairway et du Green en chiffres ronds par unité, sans conversion ; vitesse du vent liée à l'unité (yd et mph, m et km/h), remplacée le 27/10/2026 par une unité de vitesse indépendante (ligne « Unités : Menu et Parcours ») ; barre d'outils ajoutée dans Affichage &gt; Terrain.</w:t>
             </w:r>
           </w:p>
         </w:tc>
@@ -9692,7 +9898,7 @@
                 <w:sz w:val="18"/>
                 <w:szCs w:val="18"/>
               </w:rPr>
-              <w:t>Tester sur téléphone, en sombre et en clair : ouvrir chaque ⋯ (Wedging, Parcours, Gym), changer chaque réglage, fermer et rouvrir. Parcours : passer de m à yd (bouton du Fairway, menu ⋯ ou bascule du calculateur) et vérifier les repères (Fairway 100, 150, 250, 350 yd ; Green 5, 15, 30 yd), l'unité de vitesse du vent (voir la ligne « Unités : Menu et Parcours ») et un calcul de vent (yd et mph : 100 yd, 10 mph de face = 110 yd) ; monter et descendre la barre d'outils dans Affichage &gt; Terrain ; texte plus grand et contraste, surtout les marques du Fairway et du Green. Wedging : « Voir mes analyses » et le pas de 10 m.</w:t>
+              <w:t>Tester sur téléphone, en sombre et en clair : ouvrir chaque ⋯ (Parcours, Gym), changer chaque réglage, fermer et rouvrir. Parcours : passer de m à yd (bouton du Fairway, menu ⋯ ou bascule du calculateur) et vérifier les repères (Fairway 100, 150, 250, 350 yd ; Green 5, 15, 30 yd), l'unité de vitesse du vent (voir la ligne « Unités : Menu et Parcours ») et un calcul de vent (yd et mph : 100 yd, 10 mph de face = 110 yd) ; monter et descendre la barre d'outils dans Affichage &gt; Terrain ; texte plus grand et contraste, surtout les marques du Fairway et du Green. Wedging : « Voir mes analyses » et le pas de 10 m.</w:t>
             </w:r>
           </w:p>
         </w:tc>
